--- a/manuscript/Supplement_Combined.docx
+++ b/manuscript/Supplement_Combined.docx
@@ -132,7 +132,7 @@
         <w:keepNext/>
         <w:spacing w:before="240" w:after="120"/>
       </w:pPr>
-      <w:bookmarkStart w:id="77458" w:name="provenance"/>
+      <w:bookmarkStart w:id="26444" w:name="provenance"/>
       <w:r>
         <w:rPr>
           <w:rFonts w:ascii="Arial" w:hAnsi="Arial"/>
@@ -142,7 +142,7 @@
         </w:rPr>
         <w:t>Data provenance declaration</w:t>
       </w:r>
-      <w:bookmarkEnd w:id="77458"/>
+      <w:bookmarkEnd w:id="26444"/>
     </w:p>
     <w:p>
       <w:r>
@@ -225,7 +225,7 @@
         <w:keepNext/>
         <w:spacing w:before="240" w:after="120"/>
       </w:pPr>
-      <w:bookmarkStart w:id="51420" w:name="toc"/>
+      <w:bookmarkStart w:id="30271" w:name="toc"/>
       <w:r>
         <w:rPr>
           <w:rFonts w:ascii="Arial" w:hAnsi="Arial"/>
@@ -235,7 +235,7 @@
         </w:rPr>
         <w:t>Contents</w:t>
       </w:r>
-      <w:bookmarkEnd w:id="51420"/>
+      <w:bookmarkEnd w:id="30271"/>
     </w:p>
     <w:p>
       <w:pPr>
@@ -587,7 +587,7 @@
         <w:keepNext/>
         <w:spacing w:before="240" w:after="120"/>
       </w:pPr>
-      <w:bookmarkStart w:id="70310" w:name="note_s1"/>
+      <w:bookmarkStart w:id="3655" w:name="note_s1"/>
       <w:r>
         <w:rPr>
           <w:rFonts w:ascii="Arial" w:hAnsi="Arial"/>
@@ -597,7 +597,7 @@
         </w:rPr>
         <w:t>Note S1 — Bulbul (2019) transferability probe</w:t>
       </w:r>
-      <w:bookmarkEnd w:id="70310"/>
+      <w:bookmarkEnd w:id="3655"/>
     </w:p>
     <w:bookmarkStart w:id="31" w:name="X4c77ddbcd03ac00f69e68661e5eb39a4c24f13a"/>
     <w:p>
@@ -4437,7 +4437,7 @@
         <w:keepNext/>
         <w:spacing w:before="240" w:after="120"/>
       </w:pPr>
-      <w:bookmarkStart w:id="36816" w:name="note_s2"/>
+      <w:bookmarkStart w:id="69809" w:name="note_s2"/>
       <w:r>
         <w:rPr>
           <w:rFonts w:ascii="Arial" w:hAnsi="Arial"/>
@@ -4447,7 +4447,7 @@
         </w:rPr>
         <w:t>Note S2 — Pre-Kharif Bay-of-Bengal cyclone climatology</w:t>
       </w:r>
-      <w:bookmarkEnd w:id="36816"/>
+      <w:bookmarkEnd w:id="69809"/>
     </w:p>
     <w:bookmarkStart w:id="31" w:name="Xba8bf53b4b47f874330c06c76f2a0ce4ee29e13"/>
     <w:p>
@@ -7557,7 +7557,7 @@
         <w:keepNext/>
         <w:spacing w:before="240" w:after="120"/>
       </w:pPr>
-      <w:bookmarkStart w:id="317" w:name="note_s3"/>
+      <w:bookmarkStart w:id="73433" w:name="note_s3"/>
       <w:r>
         <w:rPr>
           <w:rFonts w:ascii="Arial" w:hAnsi="Arial"/>
@@ -7567,7 +7567,7 @@
         </w:rPr>
         <w:t>Note S3 — Sentinel-1 dual-polarisation backscatter signatures</w:t>
       </w:r>
-      <w:bookmarkEnd w:id="317"/>
+      <w:bookmarkEnd w:id="73433"/>
     </w:p>
     <w:bookmarkStart w:id="31" w:name="X3d655c27041e8d6d2856959bf2a6f9e8861d5e2"/>
     <w:p>
@@ -11016,7 +11016,7 @@
         <w:keepNext/>
         <w:spacing w:before="240" w:after="120"/>
       </w:pPr>
-      <w:bookmarkStart w:id="59246" w:name="table_s1"/>
+      <w:bookmarkStart w:id="58150" w:name="table_s1"/>
       <w:r>
         <w:rPr>
           <w:rFonts w:ascii="Arial" w:hAnsi="Arial"/>
@@ -11026,7 +11026,7 @@
         </w:rPr>
         <w:t>Table S1 — Static TWFE-DiD point estimates</w:t>
       </w:r>
-      <w:bookmarkEnd w:id="59246"/>
+      <w:bookmarkEnd w:id="58150"/>
     </w:p>
     <w:p>
       <w:pPr>
@@ -11762,7 +11762,7 @@
                 <w:rFonts w:ascii="Arial" w:hAnsi="Arial"/>
                 <w:sz w:val="20"/>
               </w:rPr>
-              <w:t>+15.218</w:t>
+              <w:t>+15.108</w:t>
             </w:r>
           </w:p>
         </w:tc>
@@ -11776,7 +11776,7 @@
                 <w:rFonts w:ascii="Arial" w:hAnsi="Arial"/>
                 <w:sz w:val="20"/>
               </w:rPr>
-              <w:t>17.337</w:t>
+              <w:t>17.312</w:t>
             </w:r>
           </w:p>
         </w:tc>
@@ -11790,7 +11790,7 @@
                 <w:rFonts w:ascii="Arial" w:hAnsi="Arial"/>
                 <w:sz w:val="20"/>
               </w:rPr>
-              <w:t>0.878</w:t>
+              <w:t>0.873</w:t>
             </w:r>
           </w:p>
         </w:tc>
@@ -11804,7 +11804,7 @@
                 <w:rFonts w:ascii="Arial" w:hAnsi="Arial"/>
                 <w:sz w:val="20"/>
               </w:rPr>
-              <w:t>0.380</w:t>
+              <w:t>0.383</w:t>
             </w:r>
           </w:p>
         </w:tc>
@@ -11818,7 +11818,7 @@
                 <w:rFonts w:ascii="Arial" w:hAnsi="Arial"/>
                 <w:sz w:val="20"/>
               </w:rPr>
-              <w:t>-18.762</w:t>
+              <w:t>-18.822</w:t>
             </w:r>
           </w:p>
         </w:tc>
@@ -11832,7 +11832,7 @@
                 <w:rFonts w:ascii="Arial" w:hAnsi="Arial"/>
                 <w:sz w:val="20"/>
               </w:rPr>
-              <w:t>49.197</w:t>
+              <w:t>49.039</w:t>
             </w:r>
           </w:p>
         </w:tc>
@@ -11918,7 +11918,7 @@
                 <w:rFonts w:ascii="Arial" w:hAnsi="Arial"/>
                 <w:sz w:val="20"/>
               </w:rPr>
-              <w:t>-3.623</w:t>
+              <w:t>-3.677</w:t>
             </w:r>
           </w:p>
         </w:tc>
@@ -11932,7 +11932,7 @@
                 <w:rFonts w:ascii="Arial" w:hAnsi="Arial"/>
                 <w:sz w:val="20"/>
               </w:rPr>
-              <w:t>2.891</w:t>
+              <w:t>2.897</w:t>
             </w:r>
           </w:p>
         </w:tc>
@@ -11946,7 +11946,7 @@
                 <w:rFonts w:ascii="Arial" w:hAnsi="Arial"/>
                 <w:sz w:val="20"/>
               </w:rPr>
-              <w:t>-1.253</w:t>
+              <w:t>-1.269</w:t>
             </w:r>
           </w:p>
         </w:tc>
@@ -11960,7 +11960,7 @@
                 <w:rFonts w:ascii="Arial" w:hAnsi="Arial"/>
                 <w:sz w:val="20"/>
               </w:rPr>
-              <w:t>0.210</w:t>
+              <w:t>0.204</w:t>
             </w:r>
           </w:p>
         </w:tc>
@@ -11974,7 +11974,7 @@
                 <w:rFonts w:ascii="Arial" w:hAnsi="Arial"/>
                 <w:sz w:val="20"/>
               </w:rPr>
-              <w:t>-9.289</w:t>
+              <w:t>-9.356</w:t>
             </w:r>
           </w:p>
         </w:tc>
@@ -11988,7 +11988,7 @@
                 <w:rFonts w:ascii="Arial" w:hAnsi="Arial"/>
                 <w:sz w:val="20"/>
               </w:rPr>
-              <w:t>2.042</w:t>
+              <w:t>2.002</w:t>
             </w:r>
           </w:p>
         </w:tc>
@@ -12074,7 +12074,7 @@
                 <w:rFonts w:ascii="Arial" w:hAnsi="Arial"/>
                 <w:sz w:val="20"/>
               </w:rPr>
-              <w:t>-0.098</w:t>
+              <w:t>-0.239</w:t>
             </w:r>
           </w:p>
         </w:tc>
@@ -12088,7 +12088,7 @@
                 <w:rFonts w:ascii="Arial" w:hAnsi="Arial"/>
                 <w:sz w:val="20"/>
               </w:rPr>
-              <w:t>0.062</w:t>
+              <w:t>0.169</w:t>
             </w:r>
           </w:p>
         </w:tc>
@@ -12102,7 +12102,7 @@
                 <w:rFonts w:ascii="Arial" w:hAnsi="Arial"/>
                 <w:sz w:val="20"/>
               </w:rPr>
-              <w:t>-1.589</w:t>
+              <w:t>-1.411</w:t>
             </w:r>
           </w:p>
         </w:tc>
@@ -12116,7 +12116,7 @@
                 <w:rFonts w:ascii="Arial" w:hAnsi="Arial"/>
                 <w:sz w:val="20"/>
               </w:rPr>
-              <w:t>0.112</w:t>
+              <w:t>0.158</w:t>
             </w:r>
           </w:p>
         </w:tc>
@@ -12130,7 +12130,7 @@
                 <w:rFonts w:ascii="Arial" w:hAnsi="Arial"/>
                 <w:sz w:val="20"/>
               </w:rPr>
-              <w:t>-0.219</w:t>
+              <w:t>-0.570</w:t>
             </w:r>
           </w:p>
         </w:tc>
@@ -12144,7 +12144,7 @@
                 <w:rFonts w:ascii="Arial" w:hAnsi="Arial"/>
                 <w:sz w:val="20"/>
               </w:rPr>
-              <w:t>0.023</w:t>
+              <w:t>0.093</w:t>
             </w:r>
           </w:p>
         </w:tc>
@@ -12158,7 +12158,7 @@
                 <w:rFonts w:ascii="Arial" w:hAnsi="Arial"/>
                 <w:sz w:val="20"/>
               </w:rPr>
-              <w:t>0.059</w:t>
+              <w:t>0.074</w:t>
             </w:r>
           </w:p>
         </w:tc>
@@ -12188,7 +12188,7 @@
         <w:keepNext/>
         <w:spacing w:before="240" w:after="120"/>
       </w:pPr>
-      <w:bookmarkStart w:id="12926" w:name="table_s2"/>
+      <w:bookmarkStart w:id="62942" w:name="table_s2"/>
       <w:r>
         <w:rPr>
           <w:rFonts w:ascii="Arial" w:hAnsi="Arial"/>
@@ -12198,7 +12198,7 @@
         </w:rPr>
         <w:t>Table S2 — Pre-trend tests</w:t>
       </w:r>
-      <w:bookmarkEnd w:id="12926"/>
+      <w:bookmarkEnd w:id="62942"/>
     </w:p>
     <w:p>
       <w:pPr>
@@ -12950,7 +12950,7 @@
         <w:keepNext/>
         <w:spacing w:before="240" w:after="120"/>
       </w:pPr>
-      <w:bookmarkStart w:id="39372" w:name="table_s3"/>
+      <w:bookmarkStart w:id="6830" w:name="table_s3"/>
       <w:r>
         <w:rPr>
           <w:rFonts w:ascii="Arial" w:hAnsi="Arial"/>
@@ -12960,7 +12960,7 @@
         </w:rPr>
         <w:t>Table S3 — Bulbul transferability residuals</w:t>
       </w:r>
-      <w:bookmarkEnd w:id="39372"/>
+      <w:bookmarkEnd w:id="6830"/>
     </w:p>
     <w:p>
       <w:pPr>
@@ -13666,7 +13666,7 @@
         <w:keepNext/>
         <w:spacing w:before="240" w:after="120"/>
       </w:pPr>
-      <w:bookmarkStart w:id="76455" w:name="table_s4"/>
+      <w:bookmarkStart w:id="44256" w:name="table_s4"/>
       <w:r>
         <w:rPr>
           <w:rFonts w:ascii="Arial" w:hAnsi="Arial"/>
@@ -13676,7 +13676,7 @@
         </w:rPr>
         <w:t>Table S4 — Wild-cluster bootstrap (G = 8)</w:t>
       </w:r>
-      <w:bookmarkEnd w:id="76455"/>
+      <w:bookmarkEnd w:id="44256"/>
     </w:p>
     <w:p>
       <w:pPr>
@@ -14210,7 +14210,7 @@
                 <w:rFonts w:ascii="Arial" w:hAnsi="Arial"/>
                 <w:sz w:val="20"/>
               </w:rPr>
-              <w:t>+15.218</w:t>
+              <w:t>+15.108</w:t>
             </w:r>
           </w:p>
         </w:tc>
@@ -14224,7 +14224,7 @@
                 <w:rFonts w:ascii="Arial" w:hAnsi="Arial"/>
                 <w:sz w:val="20"/>
               </w:rPr>
-              <w:t>0.878</w:t>
+              <w:t>0.873</w:t>
             </w:r>
           </w:p>
         </w:tc>
@@ -14324,7 +14324,7 @@
                 <w:rFonts w:ascii="Arial" w:hAnsi="Arial"/>
                 <w:sz w:val="20"/>
               </w:rPr>
-              <w:t>-3.623</w:t>
+              <w:t>-3.677</w:t>
             </w:r>
           </w:p>
         </w:tc>
@@ -14338,7 +14338,7 @@
                 <w:rFonts w:ascii="Arial" w:hAnsi="Arial"/>
                 <w:sz w:val="20"/>
               </w:rPr>
-              <w:t>-1.253</w:t>
+              <w:t>-1.269</w:t>
             </w:r>
           </w:p>
         </w:tc>
@@ -14438,7 +14438,7 @@
                 <w:rFonts w:ascii="Arial" w:hAnsi="Arial"/>
                 <w:sz w:val="20"/>
               </w:rPr>
-              <w:t>-0.098</w:t>
+              <w:t>-0.239</w:t>
             </w:r>
           </w:p>
         </w:tc>
@@ -14452,7 +14452,7 @@
                 <w:rFonts w:ascii="Arial" w:hAnsi="Arial"/>
                 <w:sz w:val="20"/>
               </w:rPr>
-              <w:t>-1.589</w:t>
+              <w:t>-1.411</w:t>
             </w:r>
           </w:p>
         </w:tc>
@@ -14480,7 +14480,7 @@
                 <w:rFonts w:ascii="Arial" w:hAnsi="Arial"/>
                 <w:sz w:val="20"/>
               </w:rPr>
-              <w:t>0.1570</w:t>
+              <w:t>0.2035</w:t>
             </w:r>
           </w:p>
         </w:tc>
@@ -14538,7 +14538,7 @@
         <w:keepNext/>
         <w:spacing w:before="240" w:after="120"/>
       </w:pPr>
-      <w:bookmarkStart w:id="25915" w:name="table_s5"/>
+      <w:bookmarkStart w:id="63462" w:name="table_s5"/>
       <w:r>
         <w:rPr>
           <w:rFonts w:ascii="Arial" w:hAnsi="Arial"/>
@@ -14548,7 +14548,7 @@
         </w:rPr>
         <w:t>Table S5 — Jackknife leave-one-out</w:t>
       </w:r>
-      <w:bookmarkEnd w:id="25915"/>
+      <w:bookmarkEnd w:id="63462"/>
     </w:p>
     <w:p>
       <w:pPr>
@@ -14966,7 +14966,7 @@
                 <w:rFonts w:ascii="Arial" w:hAnsi="Arial"/>
                 <w:sz w:val="20"/>
               </w:rPr>
-              <w:t>+15.218</w:t>
+              <w:t>+15.108</w:t>
             </w:r>
           </w:p>
         </w:tc>
@@ -14980,7 +14980,7 @@
                 <w:rFonts w:ascii="Arial" w:hAnsi="Arial"/>
                 <w:sz w:val="20"/>
               </w:rPr>
-              <w:t>76.4</w:t>
+              <w:t>76.7</w:t>
             </w:r>
           </w:p>
         </w:tc>
@@ -15052,7 +15052,7 @@
                 <w:rFonts w:ascii="Arial" w:hAnsi="Arial"/>
                 <w:sz w:val="20"/>
               </w:rPr>
-              <w:t>-3.623</w:t>
+              <w:t>-3.677</w:t>
             </w:r>
           </w:p>
         </w:tc>
@@ -15066,7 +15066,7 @@
                 <w:rFonts w:ascii="Arial" w:hAnsi="Arial"/>
                 <w:sz w:val="20"/>
               </w:rPr>
-              <w:t>55.5</w:t>
+              <w:t>54.7</w:t>
             </w:r>
           </w:p>
         </w:tc>
@@ -15138,7 +15138,7 @@
                 <w:rFonts w:ascii="Arial" w:hAnsi="Arial"/>
                 <w:sz w:val="20"/>
               </w:rPr>
-              <w:t>-0.098</w:t>
+              <w:t>-0.239</w:t>
             </w:r>
           </w:p>
         </w:tc>
@@ -15152,7 +15152,7 @@
                 <w:rFonts w:ascii="Arial" w:hAnsi="Arial"/>
                 <w:sz w:val="20"/>
               </w:rPr>
-              <w:t>40.7</w:t>
+              <w:t>60.2</w:t>
             </w:r>
           </w:p>
         </w:tc>
@@ -15166,7 +15166,7 @@
                 <w:rFonts w:ascii="Arial" w:hAnsi="Arial"/>
                 <w:sz w:val="20"/>
               </w:rPr>
-              <w:t>Baleshwar</w:t>
+              <w:t>Bhadrak</w:t>
             </w:r>
           </w:p>
         </w:tc>
@@ -18845,77 +18845,77 @@
                 <w:rFonts w:ascii="Arial" w:hAnsi="Arial"/>
                 <w:sz w:val="18"/>
               </w:rPr>
-              <w:t>+21.672</w:t>
-            </w:r>
-          </w:p>
-        </w:tc>
-        <w:tc>
-          <w:tcPr>
-            <w:tcW w:type="dxa" w:w="864"/>
-          </w:tcPr>
-          <w:p>
-            <w:r>
-              <w:rPr>
-                <w:rFonts w:ascii="Arial" w:hAnsi="Arial"/>
-                <w:sz w:val="18"/>
-              </w:rPr>
-              <w:t>16.557</w:t>
-            </w:r>
-          </w:p>
-        </w:tc>
-        <w:tc>
-          <w:tcPr>
-            <w:tcW w:type="dxa" w:w="864"/>
-          </w:tcPr>
-          <w:p>
-            <w:r>
-              <w:rPr>
-                <w:rFonts w:ascii="Arial" w:hAnsi="Arial"/>
-                <w:sz w:val="18"/>
-              </w:rPr>
-              <w:t>0.191</w:t>
-            </w:r>
-          </w:p>
-        </w:tc>
-        <w:tc>
-          <w:tcPr>
-            <w:tcW w:type="dxa" w:w="864"/>
-          </w:tcPr>
-          <w:p>
-            <w:r>
-              <w:rPr>
-                <w:rFonts w:ascii="Arial" w:hAnsi="Arial"/>
-                <w:sz w:val="18"/>
-              </w:rPr>
-              <w:t>-10.779</w:t>
-            </w:r>
-          </w:p>
-        </w:tc>
-        <w:tc>
-          <w:tcPr>
-            <w:tcW w:type="dxa" w:w="864"/>
-          </w:tcPr>
-          <w:p>
-            <w:r>
-              <w:rPr>
-                <w:rFonts w:ascii="Arial" w:hAnsi="Arial"/>
-                <w:sz w:val="18"/>
-              </w:rPr>
-              <w:t>54.123</w:t>
-            </w:r>
-          </w:p>
-        </w:tc>
-        <w:tc>
-          <w:tcPr>
-            <w:tcW w:type="dxa" w:w="864"/>
-          </w:tcPr>
-          <w:p>
-            <w:r>
-              <w:rPr>
-                <w:rFonts w:ascii="Arial" w:hAnsi="Arial"/>
-                <w:sz w:val="18"/>
-              </w:rPr>
-              <w:t>42.400</w:t>
+              <w:t>+21.563</w:t>
+            </w:r>
+          </w:p>
+        </w:tc>
+        <w:tc>
+          <w:tcPr>
+            <w:tcW w:type="dxa" w:w="864"/>
+          </w:tcPr>
+          <w:p>
+            <w:r>
+              <w:rPr>
+                <w:rFonts w:ascii="Arial" w:hAnsi="Arial"/>
+                <w:sz w:val="18"/>
+              </w:rPr>
+              <w:t>16.529</w:t>
+            </w:r>
+          </w:p>
+        </w:tc>
+        <w:tc>
+          <w:tcPr>
+            <w:tcW w:type="dxa" w:w="864"/>
+          </w:tcPr>
+          <w:p>
+            <w:r>
+              <w:rPr>
+                <w:rFonts w:ascii="Arial" w:hAnsi="Arial"/>
+                <w:sz w:val="18"/>
+              </w:rPr>
+              <w:t>0.192</w:t>
+            </w:r>
+          </w:p>
+        </w:tc>
+        <w:tc>
+          <w:tcPr>
+            <w:tcW w:type="dxa" w:w="864"/>
+          </w:tcPr>
+          <w:p>
+            <w:r>
+              <w:rPr>
+                <w:rFonts w:ascii="Arial" w:hAnsi="Arial"/>
+                <w:sz w:val="18"/>
+              </w:rPr>
+              <w:t>-10.834</w:t>
+            </w:r>
+          </w:p>
+        </w:tc>
+        <w:tc>
+          <w:tcPr>
+            <w:tcW w:type="dxa" w:w="864"/>
+          </w:tcPr>
+          <w:p>
+            <w:r>
+              <w:rPr>
+                <w:rFonts w:ascii="Arial" w:hAnsi="Arial"/>
+                <w:sz w:val="18"/>
+              </w:rPr>
+              <w:t>53.959</w:t>
+            </w:r>
+          </w:p>
+        </w:tc>
+        <w:tc>
+          <w:tcPr>
+            <w:tcW w:type="dxa" w:w="864"/>
+          </w:tcPr>
+          <w:p>
+            <w:r>
+              <w:rPr>
+                <w:rFonts w:ascii="Arial" w:hAnsi="Arial"/>
+                <w:sz w:val="18"/>
+              </w:rPr>
+              <w:t>42.700</w:t>
             </w:r>
           </w:p>
         </w:tc>
@@ -18987,77 +18987,77 @@
                 <w:rFonts w:ascii="Arial" w:hAnsi="Arial"/>
                 <w:sz w:val="18"/>
               </w:rPr>
-              <w:t>+10.166</w:t>
-            </w:r>
-          </w:p>
-        </w:tc>
-        <w:tc>
-          <w:tcPr>
-            <w:tcW w:type="dxa" w:w="864"/>
-          </w:tcPr>
-          <w:p>
-            <w:r>
-              <w:rPr>
-                <w:rFonts w:ascii="Arial" w:hAnsi="Arial"/>
-                <w:sz w:val="18"/>
-              </w:rPr>
-              <w:t>20.343</w:t>
-            </w:r>
-          </w:p>
-        </w:tc>
-        <w:tc>
-          <w:tcPr>
-            <w:tcW w:type="dxa" w:w="864"/>
-          </w:tcPr>
-          <w:p>
-            <w:r>
-              <w:rPr>
-                <w:rFonts w:ascii="Arial" w:hAnsi="Arial"/>
-                <w:sz w:val="18"/>
-              </w:rPr>
-              <w:t>0.617</w:t>
-            </w:r>
-          </w:p>
-        </w:tc>
-        <w:tc>
-          <w:tcPr>
-            <w:tcW w:type="dxa" w:w="864"/>
-          </w:tcPr>
-          <w:p>
-            <w:r>
-              <w:rPr>
-                <w:rFonts w:ascii="Arial" w:hAnsi="Arial"/>
-                <w:sz w:val="18"/>
-              </w:rPr>
-              <w:t>-29.706</w:t>
-            </w:r>
-          </w:p>
-        </w:tc>
-        <w:tc>
-          <w:tcPr>
-            <w:tcW w:type="dxa" w:w="864"/>
-          </w:tcPr>
-          <w:p>
-            <w:r>
-              <w:rPr>
-                <w:rFonts w:ascii="Arial" w:hAnsi="Arial"/>
-                <w:sz w:val="18"/>
-              </w:rPr>
-              <w:t>50.037</w:t>
-            </w:r>
-          </w:p>
-        </w:tc>
-        <w:tc>
-          <w:tcPr>
-            <w:tcW w:type="dxa" w:w="864"/>
-          </w:tcPr>
-          <w:p>
-            <w:r>
-              <w:rPr>
-                <w:rFonts w:ascii="Arial" w:hAnsi="Arial"/>
-                <w:sz w:val="18"/>
-              </w:rPr>
-              <w:t>-33.200</w:t>
+              <w:t>+10.035</w:t>
+            </w:r>
+          </w:p>
+        </w:tc>
+        <w:tc>
+          <w:tcPr>
+            <w:tcW w:type="dxa" w:w="864"/>
+          </w:tcPr>
+          <w:p>
+            <w:r>
+              <w:rPr>
+                <w:rFonts w:ascii="Arial" w:hAnsi="Arial"/>
+                <w:sz w:val="18"/>
+              </w:rPr>
+              <w:t>20.297</w:t>
+            </w:r>
+          </w:p>
+        </w:tc>
+        <w:tc>
+          <w:tcPr>
+            <w:tcW w:type="dxa" w:w="864"/>
+          </w:tcPr>
+          <w:p>
+            <w:r>
+              <w:rPr>
+                <w:rFonts w:ascii="Arial" w:hAnsi="Arial"/>
+                <w:sz w:val="18"/>
+              </w:rPr>
+              <w:t>0.621</w:t>
+            </w:r>
+          </w:p>
+        </w:tc>
+        <w:tc>
+          <w:tcPr>
+            <w:tcW w:type="dxa" w:w="864"/>
+          </w:tcPr>
+          <w:p>
+            <w:r>
+              <w:rPr>
+                <w:rFonts w:ascii="Arial" w:hAnsi="Arial"/>
+                <w:sz w:val="18"/>
+              </w:rPr>
+              <w:t>-29.747</w:t>
+            </w:r>
+          </w:p>
+        </w:tc>
+        <w:tc>
+          <w:tcPr>
+            <w:tcW w:type="dxa" w:w="864"/>
+          </w:tcPr>
+          <w:p>
+            <w:r>
+              <w:rPr>
+                <w:rFonts w:ascii="Arial" w:hAnsi="Arial"/>
+                <w:sz w:val="18"/>
+              </w:rPr>
+              <w:t>49.816</w:t>
+            </w:r>
+          </w:p>
+        </w:tc>
+        <w:tc>
+          <w:tcPr>
+            <w:tcW w:type="dxa" w:w="864"/>
+          </w:tcPr>
+          <w:p>
+            <w:r>
+              <w:rPr>
+                <w:rFonts w:ascii="Arial" w:hAnsi="Arial"/>
+                <w:sz w:val="18"/>
+              </w:rPr>
+              <w:t>-33.600</w:t>
             </w:r>
           </w:p>
         </w:tc>
@@ -19129,77 +19129,77 @@
                 <w:rFonts w:ascii="Arial" w:hAnsi="Arial"/>
                 <w:sz w:val="18"/>
               </w:rPr>
-              <w:t>+3.592</w:t>
-            </w:r>
-          </w:p>
-        </w:tc>
-        <w:tc>
-          <w:tcPr>
-            <w:tcW w:type="dxa" w:w="864"/>
-          </w:tcPr>
-          <w:p>
-            <w:r>
-              <w:rPr>
-                <w:rFonts w:ascii="Arial" w:hAnsi="Arial"/>
-                <w:sz w:val="18"/>
-              </w:rPr>
-              <w:t>14.120</w:t>
-            </w:r>
-          </w:p>
-        </w:tc>
-        <w:tc>
-          <w:tcPr>
-            <w:tcW w:type="dxa" w:w="864"/>
-          </w:tcPr>
-          <w:p>
-            <w:r>
-              <w:rPr>
-                <w:rFonts w:ascii="Arial" w:hAnsi="Arial"/>
-                <w:sz w:val="18"/>
-              </w:rPr>
-              <w:t>0.799</w:t>
-            </w:r>
-          </w:p>
-        </w:tc>
-        <w:tc>
-          <w:tcPr>
-            <w:tcW w:type="dxa" w:w="864"/>
-          </w:tcPr>
-          <w:p>
-            <w:r>
-              <w:rPr>
-                <w:rFonts w:ascii="Arial" w:hAnsi="Arial"/>
-                <w:sz w:val="18"/>
-              </w:rPr>
-              <w:t>-24.082</w:t>
-            </w:r>
-          </w:p>
-        </w:tc>
-        <w:tc>
-          <w:tcPr>
-            <w:tcW w:type="dxa" w:w="864"/>
-          </w:tcPr>
-          <w:p>
-            <w:r>
-              <w:rPr>
-                <w:rFonts w:ascii="Arial" w:hAnsi="Arial"/>
-                <w:sz w:val="18"/>
-              </w:rPr>
-              <w:t>31.267</w:t>
-            </w:r>
-          </w:p>
-        </w:tc>
-        <w:tc>
-          <w:tcPr>
-            <w:tcW w:type="dxa" w:w="864"/>
-          </w:tcPr>
-          <w:p>
-            <w:r>
-              <w:rPr>
-                <w:rFonts w:ascii="Arial" w:hAnsi="Arial"/>
-                <w:sz w:val="18"/>
-              </w:rPr>
-              <w:t>-76.400</w:t>
+              <w:t>+3.518</w:t>
+            </w:r>
+          </w:p>
+        </w:tc>
+        <w:tc>
+          <w:tcPr>
+            <w:tcW w:type="dxa" w:w="864"/>
+          </w:tcPr>
+          <w:p>
+            <w:r>
+              <w:rPr>
+                <w:rFonts w:ascii="Arial" w:hAnsi="Arial"/>
+                <w:sz w:val="18"/>
+              </w:rPr>
+              <w:t>14.126</w:t>
+            </w:r>
+          </w:p>
+        </w:tc>
+        <w:tc>
+          <w:tcPr>
+            <w:tcW w:type="dxa" w:w="864"/>
+          </w:tcPr>
+          <w:p>
+            <w:r>
+              <w:rPr>
+                <w:rFonts w:ascii="Arial" w:hAnsi="Arial"/>
+                <w:sz w:val="18"/>
+              </w:rPr>
+              <w:t>0.803</w:t>
+            </w:r>
+          </w:p>
+        </w:tc>
+        <w:tc>
+          <w:tcPr>
+            <w:tcW w:type="dxa" w:w="864"/>
+          </w:tcPr>
+          <w:p>
+            <w:r>
+              <w:rPr>
+                <w:rFonts w:ascii="Arial" w:hAnsi="Arial"/>
+                <w:sz w:val="18"/>
+              </w:rPr>
+              <w:t>-24.168</w:t>
+            </w:r>
+          </w:p>
+        </w:tc>
+        <w:tc>
+          <w:tcPr>
+            <w:tcW w:type="dxa" w:w="864"/>
+          </w:tcPr>
+          <w:p>
+            <w:r>
+              <w:rPr>
+                <w:rFonts w:ascii="Arial" w:hAnsi="Arial"/>
+                <w:sz w:val="18"/>
+              </w:rPr>
+              <w:t>31.204</w:t>
+            </w:r>
+          </w:p>
+        </w:tc>
+        <w:tc>
+          <w:tcPr>
+            <w:tcW w:type="dxa" w:w="864"/>
+          </w:tcPr>
+          <w:p>
+            <w:r>
+              <w:rPr>
+                <w:rFonts w:ascii="Arial" w:hAnsi="Arial"/>
+                <w:sz w:val="18"/>
+              </w:rPr>
+              <w:t>-76.700</w:t>
             </w:r>
           </w:p>
         </w:tc>
@@ -19271,77 +19271,77 @@
                 <w:rFonts w:ascii="Arial" w:hAnsi="Arial"/>
                 <w:sz w:val="18"/>
               </w:rPr>
-              <w:t>+10.475</w:t>
-            </w:r>
-          </w:p>
-        </w:tc>
-        <w:tc>
-          <w:tcPr>
-            <w:tcW w:type="dxa" w:w="864"/>
-          </w:tcPr>
-          <w:p>
-            <w:r>
-              <w:rPr>
-                <w:rFonts w:ascii="Arial" w:hAnsi="Arial"/>
-                <w:sz w:val="18"/>
-              </w:rPr>
-              <w:t>17.864</w:t>
-            </w:r>
-          </w:p>
-        </w:tc>
-        <w:tc>
-          <w:tcPr>
-            <w:tcW w:type="dxa" w:w="864"/>
-          </w:tcPr>
-          <w:p>
-            <w:r>
-              <w:rPr>
-                <w:rFonts w:ascii="Arial" w:hAnsi="Arial"/>
-                <w:sz w:val="18"/>
-              </w:rPr>
-              <w:t>0.558</w:t>
-            </w:r>
-          </w:p>
-        </w:tc>
-        <w:tc>
-          <w:tcPr>
-            <w:tcW w:type="dxa" w:w="864"/>
-          </w:tcPr>
-          <w:p>
-            <w:r>
-              <w:rPr>
-                <w:rFonts w:ascii="Arial" w:hAnsi="Arial"/>
-                <w:sz w:val="18"/>
-              </w:rPr>
-              <w:t>-24.538</w:t>
-            </w:r>
-          </w:p>
-        </w:tc>
-        <w:tc>
-          <w:tcPr>
-            <w:tcW w:type="dxa" w:w="864"/>
-          </w:tcPr>
-          <w:p>
-            <w:r>
-              <w:rPr>
-                <w:rFonts w:ascii="Arial" w:hAnsi="Arial"/>
-                <w:sz w:val="18"/>
-              </w:rPr>
-              <w:t>45.489</w:t>
-            </w:r>
-          </w:p>
-        </w:tc>
-        <w:tc>
-          <w:tcPr>
-            <w:tcW w:type="dxa" w:w="864"/>
-          </w:tcPr>
-          <w:p>
-            <w:r>
-              <w:rPr>
-                <w:rFonts w:ascii="Arial" w:hAnsi="Arial"/>
-                <w:sz w:val="18"/>
-              </w:rPr>
-              <w:t>-31.200</w:t>
+              <w:t>+10.366</w:t>
+            </w:r>
+          </w:p>
+        </w:tc>
+        <w:tc>
+          <w:tcPr>
+            <w:tcW w:type="dxa" w:w="864"/>
+          </w:tcPr>
+          <w:p>
+            <w:r>
+              <w:rPr>
+                <w:rFonts w:ascii="Arial" w:hAnsi="Arial"/>
+                <w:sz w:val="18"/>
+              </w:rPr>
+              <w:t>17.839</w:t>
+            </w:r>
+          </w:p>
+        </w:tc>
+        <w:tc>
+          <w:tcPr>
+            <w:tcW w:type="dxa" w:w="864"/>
+          </w:tcPr>
+          <w:p>
+            <w:r>
+              <w:rPr>
+                <w:rFonts w:ascii="Arial" w:hAnsi="Arial"/>
+                <w:sz w:val="18"/>
+              </w:rPr>
+              <w:t>0.561</w:t>
+            </w:r>
+          </w:p>
+        </w:tc>
+        <w:tc>
+          <w:tcPr>
+            <w:tcW w:type="dxa" w:w="864"/>
+          </w:tcPr>
+          <w:p>
+            <w:r>
+              <w:rPr>
+                <w:rFonts w:ascii="Arial" w:hAnsi="Arial"/>
+                <w:sz w:val="18"/>
+              </w:rPr>
+              <w:t>-24.597</w:t>
+            </w:r>
+          </w:p>
+        </w:tc>
+        <w:tc>
+          <w:tcPr>
+            <w:tcW w:type="dxa" w:w="864"/>
+          </w:tcPr>
+          <w:p>
+            <w:r>
+              <w:rPr>
+                <w:rFonts w:ascii="Arial" w:hAnsi="Arial"/>
+                <w:sz w:val="18"/>
+              </w:rPr>
+              <w:t>45.329</w:t>
+            </w:r>
+          </w:p>
+        </w:tc>
+        <w:tc>
+          <w:tcPr>
+            <w:tcW w:type="dxa" w:w="864"/>
+          </w:tcPr>
+          <w:p>
+            <w:r>
+              <w:rPr>
+                <w:rFonts w:ascii="Arial" w:hAnsi="Arial"/>
+                <w:sz w:val="18"/>
+              </w:rPr>
+              <w:t>-31.400</w:t>
             </w:r>
           </w:p>
         </w:tc>
@@ -19413,63 +19413,63 @@
                 <w:rFonts w:ascii="Arial" w:hAnsi="Arial"/>
                 <w:sz w:val="18"/>
               </w:rPr>
-              <w:t>+13.505</w:t>
-            </w:r>
-          </w:p>
-        </w:tc>
-        <w:tc>
-          <w:tcPr>
-            <w:tcW w:type="dxa" w:w="864"/>
-          </w:tcPr>
-          <w:p>
-            <w:r>
-              <w:rPr>
-                <w:rFonts w:ascii="Arial" w:hAnsi="Arial"/>
-                <w:sz w:val="18"/>
-              </w:rPr>
-              <w:t>19.106</w:t>
-            </w:r>
-          </w:p>
-        </w:tc>
-        <w:tc>
-          <w:tcPr>
-            <w:tcW w:type="dxa" w:w="864"/>
-          </w:tcPr>
-          <w:p>
-            <w:r>
-              <w:rPr>
-                <w:rFonts w:ascii="Arial" w:hAnsi="Arial"/>
-                <w:sz w:val="18"/>
-              </w:rPr>
-              <w:t>0.480</w:t>
-            </w:r>
-          </w:p>
-        </w:tc>
-        <w:tc>
-          <w:tcPr>
-            <w:tcW w:type="dxa" w:w="864"/>
-          </w:tcPr>
-          <w:p>
-            <w:r>
-              <w:rPr>
-                <w:rFonts w:ascii="Arial" w:hAnsi="Arial"/>
-                <w:sz w:val="18"/>
-              </w:rPr>
-              <w:t>-23.942</w:t>
-            </w:r>
-          </w:p>
-        </w:tc>
-        <w:tc>
-          <w:tcPr>
-            <w:tcW w:type="dxa" w:w="864"/>
-          </w:tcPr>
-          <w:p>
-            <w:r>
-              <w:rPr>
-                <w:rFonts w:ascii="Arial" w:hAnsi="Arial"/>
-                <w:sz w:val="18"/>
-              </w:rPr>
-              <w:t>50.953</w:t>
+              <w:t>+13.396</w:t>
+            </w:r>
+          </w:p>
+        </w:tc>
+        <w:tc>
+          <w:tcPr>
+            <w:tcW w:type="dxa" w:w="864"/>
+          </w:tcPr>
+          <w:p>
+            <w:r>
+              <w:rPr>
+                <w:rFonts w:ascii="Arial" w:hAnsi="Arial"/>
+                <w:sz w:val="18"/>
+              </w:rPr>
+              <w:t>19.082</w:t>
+            </w:r>
+          </w:p>
+        </w:tc>
+        <w:tc>
+          <w:tcPr>
+            <w:tcW w:type="dxa" w:w="864"/>
+          </w:tcPr>
+          <w:p>
+            <w:r>
+              <w:rPr>
+                <w:rFonts w:ascii="Arial" w:hAnsi="Arial"/>
+                <w:sz w:val="18"/>
+              </w:rPr>
+              <w:t>0.483</w:t>
+            </w:r>
+          </w:p>
+        </w:tc>
+        <w:tc>
+          <w:tcPr>
+            <w:tcW w:type="dxa" w:w="864"/>
+          </w:tcPr>
+          <w:p>
+            <w:r>
+              <w:rPr>
+                <w:rFonts w:ascii="Arial" w:hAnsi="Arial"/>
+                <w:sz w:val="18"/>
+              </w:rPr>
+              <w:t>-24.004</w:t>
+            </w:r>
+          </w:p>
+        </w:tc>
+        <w:tc>
+          <w:tcPr>
+            <w:tcW w:type="dxa" w:w="864"/>
+          </w:tcPr>
+          <w:p>
+            <w:r>
+              <w:rPr>
+                <w:rFonts w:ascii="Arial" w:hAnsi="Arial"/>
+                <w:sz w:val="18"/>
+              </w:rPr>
+              <w:t>50.796</w:t>
             </w:r>
           </w:p>
         </w:tc>
@@ -19555,77 +19555,77 @@
                 <w:rFonts w:ascii="Arial" w:hAnsi="Arial"/>
                 <w:sz w:val="18"/>
               </w:rPr>
-              <w:t>+17.836</w:t>
-            </w:r>
-          </w:p>
-        </w:tc>
-        <w:tc>
-          <w:tcPr>
-            <w:tcW w:type="dxa" w:w="864"/>
-          </w:tcPr>
-          <w:p>
-            <w:r>
-              <w:rPr>
-                <w:rFonts w:ascii="Arial" w:hAnsi="Arial"/>
-                <w:sz w:val="18"/>
-              </w:rPr>
-              <w:t>21.222</w:t>
-            </w:r>
-          </w:p>
-        </w:tc>
-        <w:tc>
-          <w:tcPr>
-            <w:tcW w:type="dxa" w:w="864"/>
-          </w:tcPr>
-          <w:p>
-            <w:r>
-              <w:rPr>
-                <w:rFonts w:ascii="Arial" w:hAnsi="Arial"/>
-                <w:sz w:val="18"/>
-              </w:rPr>
-              <w:t>0.401</w:t>
-            </w:r>
-          </w:p>
-        </w:tc>
-        <w:tc>
-          <w:tcPr>
-            <w:tcW w:type="dxa" w:w="864"/>
-          </w:tcPr>
-          <w:p>
-            <w:r>
-              <w:rPr>
-                <w:rFonts w:ascii="Arial" w:hAnsi="Arial"/>
-                <w:sz w:val="18"/>
-              </w:rPr>
-              <w:t>-23.758</w:t>
-            </w:r>
-          </w:p>
-        </w:tc>
-        <w:tc>
-          <w:tcPr>
-            <w:tcW w:type="dxa" w:w="864"/>
-          </w:tcPr>
-          <w:p>
-            <w:r>
-              <w:rPr>
-                <w:rFonts w:ascii="Arial" w:hAnsi="Arial"/>
-                <w:sz w:val="18"/>
-              </w:rPr>
-              <w:t>59.429</w:t>
-            </w:r>
-          </w:p>
-        </w:tc>
-        <w:tc>
-          <w:tcPr>
-            <w:tcW w:type="dxa" w:w="864"/>
-          </w:tcPr>
-          <w:p>
-            <w:r>
-              <w:rPr>
-                <w:rFonts w:ascii="Arial" w:hAnsi="Arial"/>
-                <w:sz w:val="18"/>
-              </w:rPr>
-              <w:t>17.200</w:t>
+              <w:t>+17.739</w:t>
+            </w:r>
+          </w:p>
+        </w:tc>
+        <w:tc>
+          <w:tcPr>
+            <w:tcW w:type="dxa" w:w="864"/>
+          </w:tcPr>
+          <w:p>
+            <w:r>
+              <w:rPr>
+                <w:rFonts w:ascii="Arial" w:hAnsi="Arial"/>
+                <w:sz w:val="18"/>
+              </w:rPr>
+              <w:t>21.185</w:t>
+            </w:r>
+          </w:p>
+        </w:tc>
+        <w:tc>
+          <w:tcPr>
+            <w:tcW w:type="dxa" w:w="864"/>
+          </w:tcPr>
+          <w:p>
+            <w:r>
+              <w:rPr>
+                <w:rFonts w:ascii="Arial" w:hAnsi="Arial"/>
+                <w:sz w:val="18"/>
+              </w:rPr>
+              <w:t>0.402</w:t>
+            </w:r>
+          </w:p>
+        </w:tc>
+        <w:tc>
+          <w:tcPr>
+            <w:tcW w:type="dxa" w:w="864"/>
+          </w:tcPr>
+          <w:p>
+            <w:r>
+              <w:rPr>
+                <w:rFonts w:ascii="Arial" w:hAnsi="Arial"/>
+                <w:sz w:val="18"/>
+              </w:rPr>
+              <w:t>-23.782</w:t>
+            </w:r>
+          </w:p>
+        </w:tc>
+        <w:tc>
+          <w:tcPr>
+            <w:tcW w:type="dxa" w:w="864"/>
+          </w:tcPr>
+          <w:p>
+            <w:r>
+              <w:rPr>
+                <w:rFonts w:ascii="Arial" w:hAnsi="Arial"/>
+                <w:sz w:val="18"/>
+              </w:rPr>
+              <w:t>59.260</w:t>
+            </w:r>
+          </w:p>
+        </w:tc>
+        <w:tc>
+          <w:tcPr>
+            <w:tcW w:type="dxa" w:w="864"/>
+          </w:tcPr>
+          <w:p>
+            <w:r>
+              <w:rPr>
+                <w:rFonts w:ascii="Arial" w:hAnsi="Arial"/>
+                <w:sz w:val="18"/>
+              </w:rPr>
+              <w:t>17.400</w:t>
             </w:r>
           </w:p>
         </w:tc>
@@ -19697,77 +19697,77 @@
                 <w:rFonts w:ascii="Arial" w:hAnsi="Arial"/>
                 <w:sz w:val="18"/>
               </w:rPr>
-              <w:t>+21.969</w:t>
-            </w:r>
-          </w:p>
-        </w:tc>
-        <w:tc>
-          <w:tcPr>
-            <w:tcW w:type="dxa" w:w="864"/>
-          </w:tcPr>
-          <w:p>
-            <w:r>
-              <w:rPr>
-                <w:rFonts w:ascii="Arial" w:hAnsi="Arial"/>
-                <w:sz w:val="18"/>
-              </w:rPr>
-              <w:t>19.354</w:t>
-            </w:r>
-          </w:p>
-        </w:tc>
-        <w:tc>
-          <w:tcPr>
-            <w:tcW w:type="dxa" w:w="864"/>
-          </w:tcPr>
-          <w:p>
-            <w:r>
-              <w:rPr>
-                <w:rFonts w:ascii="Arial" w:hAnsi="Arial"/>
-                <w:sz w:val="18"/>
-              </w:rPr>
-              <w:t>0.256</w:t>
-            </w:r>
-          </w:p>
-        </w:tc>
-        <w:tc>
-          <w:tcPr>
-            <w:tcW w:type="dxa" w:w="864"/>
-          </w:tcPr>
-          <w:p>
-            <w:r>
-              <w:rPr>
-                <w:rFonts w:ascii="Arial" w:hAnsi="Arial"/>
-                <w:sz w:val="18"/>
-              </w:rPr>
-              <w:t>-15.965</w:t>
-            </w:r>
-          </w:p>
-        </w:tc>
-        <w:tc>
-          <w:tcPr>
-            <w:tcW w:type="dxa" w:w="864"/>
-          </w:tcPr>
-          <w:p>
-            <w:r>
-              <w:rPr>
-                <w:rFonts w:ascii="Arial" w:hAnsi="Arial"/>
-                <w:sz w:val="18"/>
-              </w:rPr>
-              <w:t>59.903</w:t>
-            </w:r>
-          </w:p>
-        </w:tc>
-        <w:tc>
-          <w:tcPr>
-            <w:tcW w:type="dxa" w:w="864"/>
-          </w:tcPr>
-          <w:p>
-            <w:r>
-              <w:rPr>
-                <w:rFonts w:ascii="Arial" w:hAnsi="Arial"/>
-                <w:sz w:val="18"/>
-              </w:rPr>
-              <w:t>44.400</w:t>
+              <w:t>+21.857</w:t>
+            </w:r>
+          </w:p>
+        </w:tc>
+        <w:tc>
+          <w:tcPr>
+            <w:tcW w:type="dxa" w:w="864"/>
+          </w:tcPr>
+          <w:p>
+            <w:r>
+              <w:rPr>
+                <w:rFonts w:ascii="Arial" w:hAnsi="Arial"/>
+                <w:sz w:val="18"/>
+              </w:rPr>
+              <w:t>19.319</w:t>
+            </w:r>
+          </w:p>
+        </w:tc>
+        <w:tc>
+          <w:tcPr>
+            <w:tcW w:type="dxa" w:w="864"/>
+          </w:tcPr>
+          <w:p>
+            <w:r>
+              <w:rPr>
+                <w:rFonts w:ascii="Arial" w:hAnsi="Arial"/>
+                <w:sz w:val="18"/>
+              </w:rPr>
+              <w:t>0.258</w:t>
+            </w:r>
+          </w:p>
+        </w:tc>
+        <w:tc>
+          <w:tcPr>
+            <w:tcW w:type="dxa" w:w="864"/>
+          </w:tcPr>
+          <w:p>
+            <w:r>
+              <w:rPr>
+                <w:rFonts w:ascii="Arial" w:hAnsi="Arial"/>
+                <w:sz w:val="18"/>
+              </w:rPr>
+              <w:t>-16.007</w:t>
+            </w:r>
+          </w:p>
+        </w:tc>
+        <w:tc>
+          <w:tcPr>
+            <w:tcW w:type="dxa" w:w="864"/>
+          </w:tcPr>
+          <w:p>
+            <w:r>
+              <w:rPr>
+                <w:rFonts w:ascii="Arial" w:hAnsi="Arial"/>
+                <w:sz w:val="18"/>
+              </w:rPr>
+              <w:t>59.722</w:t>
+            </w:r>
+          </w:p>
+        </w:tc>
+        <w:tc>
+          <w:tcPr>
+            <w:tcW w:type="dxa" w:w="864"/>
+          </w:tcPr>
+          <w:p>
+            <w:r>
+              <w:rPr>
+                <w:rFonts w:ascii="Arial" w:hAnsi="Arial"/>
+                <w:sz w:val="18"/>
+              </w:rPr>
+              <w:t>44.700</w:t>
             </w:r>
           </w:p>
         </w:tc>
@@ -19839,77 +19839,77 @@
                 <w:rFonts w:ascii="Arial" w:hAnsi="Arial"/>
                 <w:sz w:val="18"/>
               </w:rPr>
-              <w:t>+22.526</w:t>
-            </w:r>
-          </w:p>
-        </w:tc>
-        <w:tc>
-          <w:tcPr>
-            <w:tcW w:type="dxa" w:w="864"/>
-          </w:tcPr>
-          <w:p>
-            <w:r>
-              <w:rPr>
-                <w:rFonts w:ascii="Arial" w:hAnsi="Arial"/>
-                <w:sz w:val="18"/>
-              </w:rPr>
-              <w:t>18.955</w:t>
-            </w:r>
-          </w:p>
-        </w:tc>
-        <w:tc>
-          <w:tcPr>
-            <w:tcW w:type="dxa" w:w="864"/>
-          </w:tcPr>
-          <w:p>
-            <w:r>
-              <w:rPr>
-                <w:rFonts w:ascii="Arial" w:hAnsi="Arial"/>
-                <w:sz w:val="18"/>
-              </w:rPr>
-              <w:t>0.235</w:t>
-            </w:r>
-          </w:p>
-        </w:tc>
-        <w:tc>
-          <w:tcPr>
-            <w:tcW w:type="dxa" w:w="864"/>
-          </w:tcPr>
-          <w:p>
-            <w:r>
-              <w:rPr>
-                <w:rFonts w:ascii="Arial" w:hAnsi="Arial"/>
-                <w:sz w:val="18"/>
-              </w:rPr>
-              <w:t>-14.625</w:t>
-            </w:r>
-          </w:p>
-        </w:tc>
-        <w:tc>
-          <w:tcPr>
-            <w:tcW w:type="dxa" w:w="864"/>
-          </w:tcPr>
-          <w:p>
-            <w:r>
-              <w:rPr>
-                <w:rFonts w:ascii="Arial" w:hAnsi="Arial"/>
-                <w:sz w:val="18"/>
-              </w:rPr>
-              <w:t>59.676</w:t>
-            </w:r>
-          </w:p>
-        </w:tc>
-        <w:tc>
-          <w:tcPr>
-            <w:tcW w:type="dxa" w:w="864"/>
-          </w:tcPr>
-          <w:p>
-            <w:r>
-              <w:rPr>
-                <w:rFonts w:ascii="Arial" w:hAnsi="Arial"/>
-                <w:sz w:val="18"/>
-              </w:rPr>
-              <w:t>48.000</w:t>
+              <w:t>+22.392</w:t>
+            </w:r>
+          </w:p>
+        </w:tc>
+        <w:tc>
+          <w:tcPr>
+            <w:tcW w:type="dxa" w:w="864"/>
+          </w:tcPr>
+          <w:p>
+            <w:r>
+              <w:rPr>
+                <w:rFonts w:ascii="Arial" w:hAnsi="Arial"/>
+                <w:sz w:val="18"/>
+              </w:rPr>
+              <w:t>18.935</w:t>
+            </w:r>
+          </w:p>
+        </w:tc>
+        <w:tc>
+          <w:tcPr>
+            <w:tcW w:type="dxa" w:w="864"/>
+          </w:tcPr>
+          <w:p>
+            <w:r>
+              <w:rPr>
+                <w:rFonts w:ascii="Arial" w:hAnsi="Arial"/>
+                <w:sz w:val="18"/>
+              </w:rPr>
+              <w:t>0.237</w:t>
+            </w:r>
+          </w:p>
+        </w:tc>
+        <w:tc>
+          <w:tcPr>
+            <w:tcW w:type="dxa" w:w="864"/>
+          </w:tcPr>
+          <w:p>
+            <w:r>
+              <w:rPr>
+                <w:rFonts w:ascii="Arial" w:hAnsi="Arial"/>
+                <w:sz w:val="18"/>
+              </w:rPr>
+              <w:t>-14.720</w:t>
+            </w:r>
+          </w:p>
+        </w:tc>
+        <w:tc>
+          <w:tcPr>
+            <w:tcW w:type="dxa" w:w="864"/>
+          </w:tcPr>
+          <w:p>
+            <w:r>
+              <w:rPr>
+                <w:rFonts w:ascii="Arial" w:hAnsi="Arial"/>
+                <w:sz w:val="18"/>
+              </w:rPr>
+              <w:t>59.504</w:t>
+            </w:r>
+          </w:p>
+        </w:tc>
+        <w:tc>
+          <w:tcPr>
+            <w:tcW w:type="dxa" w:w="864"/>
+          </w:tcPr>
+          <w:p>
+            <w:r>
+              <w:rPr>
+                <w:rFonts w:ascii="Arial" w:hAnsi="Arial"/>
+                <w:sz w:val="18"/>
+              </w:rPr>
+              <w:t>48.200</w:t>
             </w:r>
           </w:p>
         </w:tc>
@@ -19981,77 +19981,77 @@
                 <w:rFonts w:ascii="Arial" w:hAnsi="Arial"/>
                 <w:sz w:val="18"/>
               </w:rPr>
-              <w:t>-2.618</w:t>
-            </w:r>
-          </w:p>
-        </w:tc>
-        <w:tc>
-          <w:tcPr>
-            <w:tcW w:type="dxa" w:w="864"/>
-          </w:tcPr>
-          <w:p>
-            <w:r>
-              <w:rPr>
-                <w:rFonts w:ascii="Arial" w:hAnsi="Arial"/>
-                <w:sz w:val="18"/>
-              </w:rPr>
-              <w:t>3.408</w:t>
-            </w:r>
-          </w:p>
-        </w:tc>
-        <w:tc>
-          <w:tcPr>
-            <w:tcW w:type="dxa" w:w="864"/>
-          </w:tcPr>
-          <w:p>
-            <w:r>
-              <w:rPr>
-                <w:rFonts w:ascii="Arial" w:hAnsi="Arial"/>
-                <w:sz w:val="18"/>
-              </w:rPr>
-              <w:t>0.442</w:t>
-            </w:r>
-          </w:p>
-        </w:tc>
-        <w:tc>
-          <w:tcPr>
-            <w:tcW w:type="dxa" w:w="864"/>
-          </w:tcPr>
-          <w:p>
-            <w:r>
-              <w:rPr>
-                <w:rFonts w:ascii="Arial" w:hAnsi="Arial"/>
-                <w:sz w:val="18"/>
-              </w:rPr>
-              <w:t>-9.298</w:t>
-            </w:r>
-          </w:p>
-        </w:tc>
-        <w:tc>
-          <w:tcPr>
-            <w:tcW w:type="dxa" w:w="864"/>
-          </w:tcPr>
-          <w:p>
-            <w:r>
-              <w:rPr>
-                <w:rFonts w:ascii="Arial" w:hAnsi="Arial"/>
-                <w:sz w:val="18"/>
-              </w:rPr>
-              <w:t>4.062</w:t>
-            </w:r>
-          </w:p>
-        </w:tc>
-        <w:tc>
-          <w:tcPr>
-            <w:tcW w:type="dxa" w:w="864"/>
-          </w:tcPr>
-          <w:p>
-            <w:r>
-              <w:rPr>
-                <w:rFonts w:ascii="Arial" w:hAnsi="Arial"/>
-                <w:sz w:val="18"/>
-              </w:rPr>
-              <w:t>27.700</w:t>
+              <w:t>-2.672</w:t>
+            </w:r>
+          </w:p>
+        </w:tc>
+        <w:tc>
+          <w:tcPr>
+            <w:tcW w:type="dxa" w:w="864"/>
+          </w:tcPr>
+          <w:p>
+            <w:r>
+              <w:rPr>
+                <w:rFonts w:ascii="Arial" w:hAnsi="Arial"/>
+                <w:sz w:val="18"/>
+              </w:rPr>
+              <w:t>3.414</w:t>
+            </w:r>
+          </w:p>
+        </w:tc>
+        <w:tc>
+          <w:tcPr>
+            <w:tcW w:type="dxa" w:w="864"/>
+          </w:tcPr>
+          <w:p>
+            <w:r>
+              <w:rPr>
+                <w:rFonts w:ascii="Arial" w:hAnsi="Arial"/>
+                <w:sz w:val="18"/>
+              </w:rPr>
+              <w:t>0.434</w:t>
+            </w:r>
+          </w:p>
+        </w:tc>
+        <w:tc>
+          <w:tcPr>
+            <w:tcW w:type="dxa" w:w="864"/>
+          </w:tcPr>
+          <w:p>
+            <w:r>
+              <w:rPr>
+                <w:rFonts w:ascii="Arial" w:hAnsi="Arial"/>
+                <w:sz w:val="18"/>
+              </w:rPr>
+              <w:t>-9.363</w:t>
+            </w:r>
+          </w:p>
+        </w:tc>
+        <w:tc>
+          <w:tcPr>
+            <w:tcW w:type="dxa" w:w="864"/>
+          </w:tcPr>
+          <w:p>
+            <w:r>
+              <w:rPr>
+                <w:rFonts w:ascii="Arial" w:hAnsi="Arial"/>
+                <w:sz w:val="18"/>
+              </w:rPr>
+              <w:t>4.020</w:t>
+            </w:r>
+          </w:p>
+        </w:tc>
+        <w:tc>
+          <w:tcPr>
+            <w:tcW w:type="dxa" w:w="864"/>
+          </w:tcPr>
+          <w:p>
+            <w:r>
+              <w:rPr>
+                <w:rFonts w:ascii="Arial" w:hAnsi="Arial"/>
+                <w:sz w:val="18"/>
+              </w:rPr>
+              <w:t>27.300</w:t>
             </w:r>
           </w:p>
         </w:tc>
@@ -20123,77 +20123,77 @@
                 <w:rFonts w:ascii="Arial" w:hAnsi="Arial"/>
                 <w:sz w:val="18"/>
               </w:rPr>
-              <w:t>-3.529</w:t>
-            </w:r>
-          </w:p>
-        </w:tc>
-        <w:tc>
-          <w:tcPr>
-            <w:tcW w:type="dxa" w:w="864"/>
-          </w:tcPr>
-          <w:p>
-            <w:r>
-              <w:rPr>
-                <w:rFonts w:ascii="Arial" w:hAnsi="Arial"/>
-                <w:sz w:val="18"/>
-              </w:rPr>
-              <w:t>3.352</w:t>
-            </w:r>
-          </w:p>
-        </w:tc>
-        <w:tc>
-          <w:tcPr>
-            <w:tcW w:type="dxa" w:w="864"/>
-          </w:tcPr>
-          <w:p>
-            <w:r>
-              <w:rPr>
-                <w:rFonts w:ascii="Arial" w:hAnsi="Arial"/>
-                <w:sz w:val="18"/>
-              </w:rPr>
-              <w:t>0.292</w:t>
-            </w:r>
-          </w:p>
-        </w:tc>
-        <w:tc>
-          <w:tcPr>
-            <w:tcW w:type="dxa" w:w="864"/>
-          </w:tcPr>
-          <w:p>
-            <w:r>
-              <w:rPr>
-                <w:rFonts w:ascii="Arial" w:hAnsi="Arial"/>
-                <w:sz w:val="18"/>
-              </w:rPr>
-              <w:t>-10.099</w:t>
-            </w:r>
-          </w:p>
-        </w:tc>
-        <w:tc>
-          <w:tcPr>
-            <w:tcW w:type="dxa" w:w="864"/>
-          </w:tcPr>
-          <w:p>
-            <w:r>
-              <w:rPr>
-                <w:rFonts w:ascii="Arial" w:hAnsi="Arial"/>
-                <w:sz w:val="18"/>
-              </w:rPr>
-              <w:t>3.040</w:t>
-            </w:r>
-          </w:p>
-        </w:tc>
-        <w:tc>
-          <w:tcPr>
-            <w:tcW w:type="dxa" w:w="864"/>
-          </w:tcPr>
-          <w:p>
-            <w:r>
-              <w:rPr>
-                <w:rFonts w:ascii="Arial" w:hAnsi="Arial"/>
-                <w:sz w:val="18"/>
-              </w:rPr>
-              <w:t>2.600</w:t>
+              <w:t>-3.593</w:t>
+            </w:r>
+          </w:p>
+        </w:tc>
+        <w:tc>
+          <w:tcPr>
+            <w:tcW w:type="dxa" w:w="864"/>
+          </w:tcPr>
+          <w:p>
+            <w:r>
+              <w:rPr>
+                <w:rFonts w:ascii="Arial" w:hAnsi="Arial"/>
+                <w:sz w:val="18"/>
+              </w:rPr>
+              <w:t>3.362</w:t>
+            </w:r>
+          </w:p>
+        </w:tc>
+        <w:tc>
+          <w:tcPr>
+            <w:tcW w:type="dxa" w:w="864"/>
+          </w:tcPr>
+          <w:p>
+            <w:r>
+              <w:rPr>
+                <w:rFonts w:ascii="Arial" w:hAnsi="Arial"/>
+                <w:sz w:val="18"/>
+              </w:rPr>
+              <w:t>0.285</w:t>
+            </w:r>
+          </w:p>
+        </w:tc>
+        <w:tc>
+          <w:tcPr>
+            <w:tcW w:type="dxa" w:w="864"/>
+          </w:tcPr>
+          <w:p>
+            <w:r>
+              <w:rPr>
+                <w:rFonts w:ascii="Arial" w:hAnsi="Arial"/>
+                <w:sz w:val="18"/>
+              </w:rPr>
+              <w:t>-10.182</w:t>
+            </w:r>
+          </w:p>
+        </w:tc>
+        <w:tc>
+          <w:tcPr>
+            <w:tcW w:type="dxa" w:w="864"/>
+          </w:tcPr>
+          <w:p>
+            <w:r>
+              <w:rPr>
+                <w:rFonts w:ascii="Arial" w:hAnsi="Arial"/>
+                <w:sz w:val="18"/>
+              </w:rPr>
+              <w:t>2.996</w:t>
+            </w:r>
+          </w:p>
+        </w:tc>
+        <w:tc>
+          <w:tcPr>
+            <w:tcW w:type="dxa" w:w="864"/>
+          </w:tcPr>
+          <w:p>
+            <w:r>
+              <w:rPr>
+                <w:rFonts w:ascii="Arial" w:hAnsi="Arial"/>
+                <w:sz w:val="18"/>
+              </w:rPr>
+              <w:t>2.300</w:t>
             </w:r>
           </w:p>
         </w:tc>
@@ -20265,77 +20265,77 @@
                 <w:rFonts w:ascii="Arial" w:hAnsi="Arial"/>
                 <w:sz w:val="18"/>
               </w:rPr>
-              <w:t>-1.966</w:t>
-            </w:r>
-          </w:p>
-        </w:tc>
-        <w:tc>
-          <w:tcPr>
-            <w:tcW w:type="dxa" w:w="864"/>
-          </w:tcPr>
-          <w:p>
-            <w:r>
-              <w:rPr>
-                <w:rFonts w:ascii="Arial" w:hAnsi="Arial"/>
-                <w:sz w:val="18"/>
-              </w:rPr>
-              <w:t>2.424</w:t>
-            </w:r>
-          </w:p>
-        </w:tc>
-        <w:tc>
-          <w:tcPr>
-            <w:tcW w:type="dxa" w:w="864"/>
-          </w:tcPr>
-          <w:p>
-            <w:r>
-              <w:rPr>
-                <w:rFonts w:ascii="Arial" w:hAnsi="Arial"/>
-                <w:sz w:val="18"/>
-              </w:rPr>
-              <w:t>0.417</w:t>
-            </w:r>
-          </w:p>
-        </w:tc>
-        <w:tc>
-          <w:tcPr>
-            <w:tcW w:type="dxa" w:w="864"/>
-          </w:tcPr>
-          <w:p>
-            <w:r>
-              <w:rPr>
-                <w:rFonts w:ascii="Arial" w:hAnsi="Arial"/>
-                <w:sz w:val="18"/>
-              </w:rPr>
-              <w:t>-6.717</w:t>
-            </w:r>
-          </w:p>
-        </w:tc>
-        <w:tc>
-          <w:tcPr>
-            <w:tcW w:type="dxa" w:w="864"/>
-          </w:tcPr>
-          <w:p>
-            <w:r>
-              <w:rPr>
-                <w:rFonts w:ascii="Arial" w:hAnsi="Arial"/>
-                <w:sz w:val="18"/>
-              </w:rPr>
-              <w:t>2.786</w:t>
-            </w:r>
-          </w:p>
-        </w:tc>
-        <w:tc>
-          <w:tcPr>
-            <w:tcW w:type="dxa" w:w="864"/>
-          </w:tcPr>
-          <w:p>
-            <w:r>
-              <w:rPr>
-                <w:rFonts w:ascii="Arial" w:hAnsi="Arial"/>
-                <w:sz w:val="18"/>
-              </w:rPr>
-              <w:t>45.700</w:t>
+              <w:t>-2.002</w:t>
+            </w:r>
+          </w:p>
+        </w:tc>
+        <w:tc>
+          <w:tcPr>
+            <w:tcW w:type="dxa" w:w="864"/>
+          </w:tcPr>
+          <w:p>
+            <w:r>
+              <w:rPr>
+                <w:rFonts w:ascii="Arial" w:hAnsi="Arial"/>
+                <w:sz w:val="18"/>
+              </w:rPr>
+              <w:t>2.415</w:t>
+            </w:r>
+          </w:p>
+        </w:tc>
+        <w:tc>
+          <w:tcPr>
+            <w:tcW w:type="dxa" w:w="864"/>
+          </w:tcPr>
+          <w:p>
+            <w:r>
+              <w:rPr>
+                <w:rFonts w:ascii="Arial" w:hAnsi="Arial"/>
+                <w:sz w:val="18"/>
+              </w:rPr>
+              <w:t>0.407</w:t>
+            </w:r>
+          </w:p>
+        </w:tc>
+        <w:tc>
+          <w:tcPr>
+            <w:tcW w:type="dxa" w:w="864"/>
+          </w:tcPr>
+          <w:p>
+            <w:r>
+              <w:rPr>
+                <w:rFonts w:ascii="Arial" w:hAnsi="Arial"/>
+                <w:sz w:val="18"/>
+              </w:rPr>
+              <w:t>-6.736</w:t>
+            </w:r>
+          </w:p>
+        </w:tc>
+        <w:tc>
+          <w:tcPr>
+            <w:tcW w:type="dxa" w:w="864"/>
+          </w:tcPr>
+          <w:p>
+            <w:r>
+              <w:rPr>
+                <w:rFonts w:ascii="Arial" w:hAnsi="Arial"/>
+                <w:sz w:val="18"/>
+              </w:rPr>
+              <w:t>2.731</w:t>
+            </w:r>
+          </w:p>
+        </w:tc>
+        <w:tc>
+          <w:tcPr>
+            <w:tcW w:type="dxa" w:w="864"/>
+          </w:tcPr>
+          <w:p>
+            <w:r>
+              <w:rPr>
+                <w:rFonts w:ascii="Arial" w:hAnsi="Arial"/>
+                <w:sz w:val="18"/>
+              </w:rPr>
+              <w:t>45.500</w:t>
             </w:r>
           </w:p>
         </w:tc>
@@ -20407,21 +20407,21 @@
                 <w:rFonts w:ascii="Arial" w:hAnsi="Arial"/>
                 <w:sz w:val="18"/>
               </w:rPr>
-              <w:t>-5.633</w:t>
-            </w:r>
-          </w:p>
-        </w:tc>
-        <w:tc>
-          <w:tcPr>
-            <w:tcW w:type="dxa" w:w="864"/>
-          </w:tcPr>
-          <w:p>
-            <w:r>
-              <w:rPr>
-                <w:rFonts w:ascii="Arial" w:hAnsi="Arial"/>
-                <w:sz w:val="18"/>
-              </w:rPr>
-              <w:t>2.122</w:t>
+              <w:t>-5.687</w:t>
+            </w:r>
+          </w:p>
+        </w:tc>
+        <w:tc>
+          <w:tcPr>
+            <w:tcW w:type="dxa" w:w="864"/>
+          </w:tcPr>
+          <w:p>
+            <w:r>
+              <w:rPr>
+                <w:rFonts w:ascii="Arial" w:hAnsi="Arial"/>
+                <w:sz w:val="18"/>
+              </w:rPr>
+              <w:t>2.132</w:t>
             </w:r>
           </w:p>
         </w:tc>
@@ -20449,35 +20449,35 @@
                 <w:rFonts w:ascii="Arial" w:hAnsi="Arial"/>
                 <w:sz w:val="18"/>
               </w:rPr>
-              <w:t>-9.793</w:t>
-            </w:r>
-          </w:p>
-        </w:tc>
-        <w:tc>
-          <w:tcPr>
-            <w:tcW w:type="dxa" w:w="864"/>
-          </w:tcPr>
-          <w:p>
-            <w:r>
-              <w:rPr>
-                <w:rFonts w:ascii="Arial" w:hAnsi="Arial"/>
-                <w:sz w:val="18"/>
-              </w:rPr>
-              <w:t>-1.474</w:t>
-            </w:r>
-          </w:p>
-        </w:tc>
-        <w:tc>
-          <w:tcPr>
-            <w:tcW w:type="dxa" w:w="864"/>
-          </w:tcPr>
-          <w:p>
-            <w:r>
-              <w:rPr>
-                <w:rFonts w:ascii="Arial" w:hAnsi="Arial"/>
-                <w:sz w:val="18"/>
-              </w:rPr>
-              <w:t>-55.500</w:t>
+              <w:t>-9.865</w:t>
+            </w:r>
+          </w:p>
+        </w:tc>
+        <w:tc>
+          <w:tcPr>
+            <w:tcW w:type="dxa" w:w="864"/>
+          </w:tcPr>
+          <w:p>
+            <w:r>
+              <w:rPr>
+                <w:rFonts w:ascii="Arial" w:hAnsi="Arial"/>
+                <w:sz w:val="18"/>
+              </w:rPr>
+              <w:t>-1.509</w:t>
+            </w:r>
+          </w:p>
+        </w:tc>
+        <w:tc>
+          <w:tcPr>
+            <w:tcW w:type="dxa" w:w="864"/>
+          </w:tcPr>
+          <w:p>
+            <w:r>
+              <w:rPr>
+                <w:rFonts w:ascii="Arial" w:hAnsi="Arial"/>
+                <w:sz w:val="18"/>
+              </w:rPr>
+              <w:t>-54.700</w:t>
             </w:r>
           </w:p>
         </w:tc>
@@ -20549,77 +20549,77 @@
                 <w:rFonts w:ascii="Arial" w:hAnsi="Arial"/>
                 <w:sz w:val="18"/>
               </w:rPr>
-              <w:t>-2.618</w:t>
-            </w:r>
-          </w:p>
-        </w:tc>
-        <w:tc>
-          <w:tcPr>
-            <w:tcW w:type="dxa" w:w="864"/>
-          </w:tcPr>
-          <w:p>
-            <w:r>
-              <w:rPr>
-                <w:rFonts w:ascii="Arial" w:hAnsi="Arial"/>
-                <w:sz w:val="18"/>
-              </w:rPr>
-              <w:t>3.408</w:t>
-            </w:r>
-          </w:p>
-        </w:tc>
-        <w:tc>
-          <w:tcPr>
-            <w:tcW w:type="dxa" w:w="864"/>
-          </w:tcPr>
-          <w:p>
-            <w:r>
-              <w:rPr>
-                <w:rFonts w:ascii="Arial" w:hAnsi="Arial"/>
-                <w:sz w:val="18"/>
-              </w:rPr>
-              <w:t>0.442</w:t>
-            </w:r>
-          </w:p>
-        </w:tc>
-        <w:tc>
-          <w:tcPr>
-            <w:tcW w:type="dxa" w:w="864"/>
-          </w:tcPr>
-          <w:p>
-            <w:r>
-              <w:rPr>
-                <w:rFonts w:ascii="Arial" w:hAnsi="Arial"/>
-                <w:sz w:val="18"/>
-              </w:rPr>
-              <w:t>-9.298</w:t>
-            </w:r>
-          </w:p>
-        </w:tc>
-        <w:tc>
-          <w:tcPr>
-            <w:tcW w:type="dxa" w:w="864"/>
-          </w:tcPr>
-          <w:p>
-            <w:r>
-              <w:rPr>
-                <w:rFonts w:ascii="Arial" w:hAnsi="Arial"/>
-                <w:sz w:val="18"/>
-              </w:rPr>
-              <w:t>4.062</w:t>
-            </w:r>
-          </w:p>
-        </w:tc>
-        <w:tc>
-          <w:tcPr>
-            <w:tcW w:type="dxa" w:w="864"/>
-          </w:tcPr>
-          <w:p>
-            <w:r>
-              <w:rPr>
-                <w:rFonts w:ascii="Arial" w:hAnsi="Arial"/>
-                <w:sz w:val="18"/>
-              </w:rPr>
-              <w:t>27.700</w:t>
+              <w:t>-2.672</w:t>
+            </w:r>
+          </w:p>
+        </w:tc>
+        <w:tc>
+          <w:tcPr>
+            <w:tcW w:type="dxa" w:w="864"/>
+          </w:tcPr>
+          <w:p>
+            <w:r>
+              <w:rPr>
+                <w:rFonts w:ascii="Arial" w:hAnsi="Arial"/>
+                <w:sz w:val="18"/>
+              </w:rPr>
+              <w:t>3.414</w:t>
+            </w:r>
+          </w:p>
+        </w:tc>
+        <w:tc>
+          <w:tcPr>
+            <w:tcW w:type="dxa" w:w="864"/>
+          </w:tcPr>
+          <w:p>
+            <w:r>
+              <w:rPr>
+                <w:rFonts w:ascii="Arial" w:hAnsi="Arial"/>
+                <w:sz w:val="18"/>
+              </w:rPr>
+              <w:t>0.434</w:t>
+            </w:r>
+          </w:p>
+        </w:tc>
+        <w:tc>
+          <w:tcPr>
+            <w:tcW w:type="dxa" w:w="864"/>
+          </w:tcPr>
+          <w:p>
+            <w:r>
+              <w:rPr>
+                <w:rFonts w:ascii="Arial" w:hAnsi="Arial"/>
+                <w:sz w:val="18"/>
+              </w:rPr>
+              <w:t>-9.363</w:t>
+            </w:r>
+          </w:p>
+        </w:tc>
+        <w:tc>
+          <w:tcPr>
+            <w:tcW w:type="dxa" w:w="864"/>
+          </w:tcPr>
+          <w:p>
+            <w:r>
+              <w:rPr>
+                <w:rFonts w:ascii="Arial" w:hAnsi="Arial"/>
+                <w:sz w:val="18"/>
+              </w:rPr>
+              <w:t>4.020</w:t>
+            </w:r>
+          </w:p>
+        </w:tc>
+        <w:tc>
+          <w:tcPr>
+            <w:tcW w:type="dxa" w:w="864"/>
+          </w:tcPr>
+          <w:p>
+            <w:r>
+              <w:rPr>
+                <w:rFonts w:ascii="Arial" w:hAnsi="Arial"/>
+                <w:sz w:val="18"/>
+              </w:rPr>
+              <w:t>27.300</w:t>
             </w:r>
           </w:p>
         </w:tc>
@@ -20691,77 +20691,77 @@
                 <w:rFonts w:ascii="Arial" w:hAnsi="Arial"/>
                 <w:sz w:val="18"/>
               </w:rPr>
-              <w:t>-4.553</w:t>
-            </w:r>
-          </w:p>
-        </w:tc>
-        <w:tc>
-          <w:tcPr>
-            <w:tcW w:type="dxa" w:w="864"/>
-          </w:tcPr>
-          <w:p>
-            <w:r>
-              <w:rPr>
-                <w:rFonts w:ascii="Arial" w:hAnsi="Arial"/>
-                <w:sz w:val="18"/>
-              </w:rPr>
-              <w:t>3.092</w:t>
-            </w:r>
-          </w:p>
-        </w:tc>
-        <w:tc>
-          <w:tcPr>
-            <w:tcW w:type="dxa" w:w="864"/>
-          </w:tcPr>
-          <w:p>
-            <w:r>
-              <w:rPr>
-                <w:rFonts w:ascii="Arial" w:hAnsi="Arial"/>
-                <w:sz w:val="18"/>
-              </w:rPr>
-              <w:t>0.141</w:t>
-            </w:r>
-          </w:p>
-        </w:tc>
-        <w:tc>
-          <w:tcPr>
-            <w:tcW w:type="dxa" w:w="864"/>
-          </w:tcPr>
-          <w:p>
-            <w:r>
-              <w:rPr>
-                <w:rFonts w:ascii="Arial" w:hAnsi="Arial"/>
-                <w:sz w:val="18"/>
-              </w:rPr>
-              <w:t>-10.613</w:t>
-            </w:r>
-          </w:p>
-        </w:tc>
-        <w:tc>
-          <w:tcPr>
-            <w:tcW w:type="dxa" w:w="864"/>
-          </w:tcPr>
-          <w:p>
-            <w:r>
-              <w:rPr>
-                <w:rFonts w:ascii="Arial" w:hAnsi="Arial"/>
-                <w:sz w:val="18"/>
-              </w:rPr>
-              <w:t>1.508</w:t>
-            </w:r>
-          </w:p>
-        </w:tc>
-        <w:tc>
-          <w:tcPr>
-            <w:tcW w:type="dxa" w:w="864"/>
-          </w:tcPr>
-          <w:p>
-            <w:r>
-              <w:rPr>
-                <w:rFonts w:ascii="Arial" w:hAnsi="Arial"/>
-                <w:sz w:val="18"/>
-              </w:rPr>
-              <w:t>-25.600</w:t>
+              <w:t>-4.600</w:t>
+            </w:r>
+          </w:p>
+        </w:tc>
+        <w:tc>
+          <w:tcPr>
+            <w:tcW w:type="dxa" w:w="864"/>
+          </w:tcPr>
+          <w:p>
+            <w:r>
+              <w:rPr>
+                <w:rFonts w:ascii="Arial" w:hAnsi="Arial"/>
+                <w:sz w:val="18"/>
+              </w:rPr>
+              <w:t>3.106</w:t>
+            </w:r>
+          </w:p>
+        </w:tc>
+        <w:tc>
+          <w:tcPr>
+            <w:tcW w:type="dxa" w:w="864"/>
+          </w:tcPr>
+          <w:p>
+            <w:r>
+              <w:rPr>
+                <w:rFonts w:ascii="Arial" w:hAnsi="Arial"/>
+                <w:sz w:val="18"/>
+              </w:rPr>
+              <w:t>0.139</w:t>
+            </w:r>
+          </w:p>
+        </w:tc>
+        <w:tc>
+          <w:tcPr>
+            <w:tcW w:type="dxa" w:w="864"/>
+          </w:tcPr>
+          <w:p>
+            <w:r>
+              <w:rPr>
+                <w:rFonts w:ascii="Arial" w:hAnsi="Arial"/>
+                <w:sz w:val="18"/>
+              </w:rPr>
+              <w:t>-10.688</w:t>
+            </w:r>
+          </w:p>
+        </w:tc>
+        <w:tc>
+          <w:tcPr>
+            <w:tcW w:type="dxa" w:w="864"/>
+          </w:tcPr>
+          <w:p>
+            <w:r>
+              <w:rPr>
+                <w:rFonts w:ascii="Arial" w:hAnsi="Arial"/>
+                <w:sz w:val="18"/>
+              </w:rPr>
+              <w:t>1.488</w:t>
+            </w:r>
+          </w:p>
+        </w:tc>
+        <w:tc>
+          <w:tcPr>
+            <w:tcW w:type="dxa" w:w="864"/>
+          </w:tcPr>
+          <w:p>
+            <w:r>
+              <w:rPr>
+                <w:rFonts w:ascii="Arial" w:hAnsi="Arial"/>
+                <w:sz w:val="18"/>
+              </w:rPr>
+              <w:t>-25.100</w:t>
             </w:r>
           </w:p>
         </w:tc>
@@ -20833,77 +20833,77 @@
                 <w:rFonts w:ascii="Arial" w:hAnsi="Arial"/>
                 <w:sz w:val="18"/>
               </w:rPr>
-              <w:t>-4.553</w:t>
-            </w:r>
-          </w:p>
-        </w:tc>
-        <w:tc>
-          <w:tcPr>
-            <w:tcW w:type="dxa" w:w="864"/>
-          </w:tcPr>
-          <w:p>
-            <w:r>
-              <w:rPr>
-                <w:rFonts w:ascii="Arial" w:hAnsi="Arial"/>
-                <w:sz w:val="18"/>
-              </w:rPr>
-              <w:t>3.092</w:t>
-            </w:r>
-          </w:p>
-        </w:tc>
-        <w:tc>
-          <w:tcPr>
-            <w:tcW w:type="dxa" w:w="864"/>
-          </w:tcPr>
-          <w:p>
-            <w:r>
-              <w:rPr>
-                <w:rFonts w:ascii="Arial" w:hAnsi="Arial"/>
-                <w:sz w:val="18"/>
-              </w:rPr>
-              <w:t>0.141</w:t>
-            </w:r>
-          </w:p>
-        </w:tc>
-        <w:tc>
-          <w:tcPr>
-            <w:tcW w:type="dxa" w:w="864"/>
-          </w:tcPr>
-          <w:p>
-            <w:r>
-              <w:rPr>
-                <w:rFonts w:ascii="Arial" w:hAnsi="Arial"/>
-                <w:sz w:val="18"/>
-              </w:rPr>
-              <w:t>-10.613</w:t>
-            </w:r>
-          </w:p>
-        </w:tc>
-        <w:tc>
-          <w:tcPr>
-            <w:tcW w:type="dxa" w:w="864"/>
-          </w:tcPr>
-          <w:p>
-            <w:r>
-              <w:rPr>
-                <w:rFonts w:ascii="Arial" w:hAnsi="Arial"/>
-                <w:sz w:val="18"/>
-              </w:rPr>
-              <w:t>1.507</w:t>
-            </w:r>
-          </w:p>
-        </w:tc>
-        <w:tc>
-          <w:tcPr>
-            <w:tcW w:type="dxa" w:w="864"/>
-          </w:tcPr>
-          <w:p>
-            <w:r>
-              <w:rPr>
-                <w:rFonts w:ascii="Arial" w:hAnsi="Arial"/>
-                <w:sz w:val="18"/>
-              </w:rPr>
-              <w:t>-25.700</w:t>
+              <w:t>-4.607</w:t>
+            </w:r>
+          </w:p>
+        </w:tc>
+        <w:tc>
+          <w:tcPr>
+            <w:tcW w:type="dxa" w:w="864"/>
+          </w:tcPr>
+          <w:p>
+            <w:r>
+              <w:rPr>
+                <w:rFonts w:ascii="Arial" w:hAnsi="Arial"/>
+                <w:sz w:val="18"/>
+              </w:rPr>
+              <w:t>3.102</w:t>
+            </w:r>
+          </w:p>
+        </w:tc>
+        <w:tc>
+          <w:tcPr>
+            <w:tcW w:type="dxa" w:w="864"/>
+          </w:tcPr>
+          <w:p>
+            <w:r>
+              <w:rPr>
+                <w:rFonts w:ascii="Arial" w:hAnsi="Arial"/>
+                <w:sz w:val="18"/>
+              </w:rPr>
+              <w:t>0.138</w:t>
+            </w:r>
+          </w:p>
+        </w:tc>
+        <w:tc>
+          <w:tcPr>
+            <w:tcW w:type="dxa" w:w="864"/>
+          </w:tcPr>
+          <w:p>
+            <w:r>
+              <w:rPr>
+                <w:rFonts w:ascii="Arial" w:hAnsi="Arial"/>
+                <w:sz w:val="18"/>
+              </w:rPr>
+              <w:t>-10.687</w:t>
+            </w:r>
+          </w:p>
+        </w:tc>
+        <w:tc>
+          <w:tcPr>
+            <w:tcW w:type="dxa" w:w="864"/>
+          </w:tcPr>
+          <w:p>
+            <w:r>
+              <w:rPr>
+                <w:rFonts w:ascii="Arial" w:hAnsi="Arial"/>
+                <w:sz w:val="18"/>
+              </w:rPr>
+              <w:t>1.473</w:t>
+            </w:r>
+          </w:p>
+        </w:tc>
+        <w:tc>
+          <w:tcPr>
+            <w:tcW w:type="dxa" w:w="864"/>
+          </w:tcPr>
+          <w:p>
+            <w:r>
+              <w:rPr>
+                <w:rFonts w:ascii="Arial" w:hAnsi="Arial"/>
+                <w:sz w:val="18"/>
+              </w:rPr>
+              <w:t>-25.300</w:t>
             </w:r>
           </w:p>
         </w:tc>
@@ -20975,77 +20975,77 @@
                 <w:rFonts w:ascii="Arial" w:hAnsi="Arial"/>
                 <w:sz w:val="18"/>
               </w:rPr>
-              <w:t>-3.516</w:t>
-            </w:r>
-          </w:p>
-        </w:tc>
-        <w:tc>
-          <w:tcPr>
-            <w:tcW w:type="dxa" w:w="864"/>
-          </w:tcPr>
-          <w:p>
-            <w:r>
-              <w:rPr>
-                <w:rFonts w:ascii="Arial" w:hAnsi="Arial"/>
-                <w:sz w:val="18"/>
-              </w:rPr>
-              <w:t>3.351</w:t>
-            </w:r>
-          </w:p>
-        </w:tc>
-        <w:tc>
-          <w:tcPr>
-            <w:tcW w:type="dxa" w:w="864"/>
-          </w:tcPr>
-          <w:p>
-            <w:r>
-              <w:rPr>
-                <w:rFonts w:ascii="Arial" w:hAnsi="Arial"/>
-                <w:sz w:val="18"/>
-              </w:rPr>
-              <w:t>0.294</w:t>
-            </w:r>
-          </w:p>
-        </w:tc>
-        <w:tc>
-          <w:tcPr>
-            <w:tcW w:type="dxa" w:w="864"/>
-          </w:tcPr>
-          <w:p>
-            <w:r>
-              <w:rPr>
-                <w:rFonts w:ascii="Arial" w:hAnsi="Arial"/>
-                <w:sz w:val="18"/>
-              </w:rPr>
-              <w:t>-10.084</w:t>
-            </w:r>
-          </w:p>
-        </w:tc>
-        <w:tc>
-          <w:tcPr>
-            <w:tcW w:type="dxa" w:w="864"/>
-          </w:tcPr>
-          <w:p>
-            <w:r>
-              <w:rPr>
-                <w:rFonts w:ascii="Arial" w:hAnsi="Arial"/>
-                <w:sz w:val="18"/>
-              </w:rPr>
-              <w:t>3.052</w:t>
-            </w:r>
-          </w:p>
-        </w:tc>
-        <w:tc>
-          <w:tcPr>
-            <w:tcW w:type="dxa" w:w="864"/>
-          </w:tcPr>
-          <w:p>
-            <w:r>
-              <w:rPr>
-                <w:rFonts w:ascii="Arial" w:hAnsi="Arial"/>
-                <w:sz w:val="18"/>
-              </w:rPr>
-              <w:t>3.000</w:t>
+              <w:t>-3.581</w:t>
+            </w:r>
+          </w:p>
+        </w:tc>
+        <w:tc>
+          <w:tcPr>
+            <w:tcW w:type="dxa" w:w="864"/>
+          </w:tcPr>
+          <w:p>
+            <w:r>
+              <w:rPr>
+                <w:rFonts w:ascii="Arial" w:hAnsi="Arial"/>
+                <w:sz w:val="18"/>
+              </w:rPr>
+              <w:t>3.361</w:t>
+            </w:r>
+          </w:p>
+        </w:tc>
+        <w:tc>
+          <w:tcPr>
+            <w:tcW w:type="dxa" w:w="864"/>
+          </w:tcPr>
+          <w:p>
+            <w:r>
+              <w:rPr>
+                <w:rFonts w:ascii="Arial" w:hAnsi="Arial"/>
+                <w:sz w:val="18"/>
+              </w:rPr>
+              <w:t>0.287</w:t>
+            </w:r>
+          </w:p>
+        </w:tc>
+        <w:tc>
+          <w:tcPr>
+            <w:tcW w:type="dxa" w:w="864"/>
+          </w:tcPr>
+          <w:p>
+            <w:r>
+              <w:rPr>
+                <w:rFonts w:ascii="Arial" w:hAnsi="Arial"/>
+                <w:sz w:val="18"/>
+              </w:rPr>
+              <w:t>-10.168</w:t>
+            </w:r>
+          </w:p>
+        </w:tc>
+        <w:tc>
+          <w:tcPr>
+            <w:tcW w:type="dxa" w:w="864"/>
+          </w:tcPr>
+          <w:p>
+            <w:r>
+              <w:rPr>
+                <w:rFonts w:ascii="Arial" w:hAnsi="Arial"/>
+                <w:sz w:val="18"/>
+              </w:rPr>
+              <w:t>3.007</w:t>
+            </w:r>
+          </w:p>
+        </w:tc>
+        <w:tc>
+          <w:tcPr>
+            <w:tcW w:type="dxa" w:w="864"/>
+          </w:tcPr>
+          <w:p>
+            <w:r>
+              <w:rPr>
+                <w:rFonts w:ascii="Arial" w:hAnsi="Arial"/>
+                <w:sz w:val="18"/>
+              </w:rPr>
+              <w:t>2.600</w:t>
             </w:r>
           </w:p>
         </w:tc>
@@ -21117,77 +21117,77 @@
                 <w:rFonts w:ascii="Arial" w:hAnsi="Arial"/>
                 <w:sz w:val="18"/>
               </w:rPr>
-              <w:t>-0.091</w:t>
-            </w:r>
-          </w:p>
-        </w:tc>
-        <w:tc>
-          <w:tcPr>
-            <w:tcW w:type="dxa" w:w="864"/>
-          </w:tcPr>
-          <w:p>
-            <w:r>
-              <w:rPr>
-                <w:rFonts w:ascii="Arial" w:hAnsi="Arial"/>
-                <w:sz w:val="18"/>
-              </w:rPr>
-              <w:t>0.075</w:t>
-            </w:r>
-          </w:p>
-        </w:tc>
-        <w:tc>
-          <w:tcPr>
-            <w:tcW w:type="dxa" w:w="864"/>
-          </w:tcPr>
-          <w:p>
-            <w:r>
-              <w:rPr>
-                <w:rFonts w:ascii="Arial" w:hAnsi="Arial"/>
-                <w:sz w:val="18"/>
-              </w:rPr>
-              <w:t>0.225</w:t>
-            </w:r>
-          </w:p>
-        </w:tc>
-        <w:tc>
-          <w:tcPr>
-            <w:tcW w:type="dxa" w:w="864"/>
-          </w:tcPr>
-          <w:p>
-            <w:r>
-              <w:rPr>
-                <w:rFonts w:ascii="Arial" w:hAnsi="Arial"/>
-                <w:sz w:val="18"/>
-              </w:rPr>
-              <w:t>-0.238</w:t>
-            </w:r>
-          </w:p>
-        </w:tc>
-        <w:tc>
-          <w:tcPr>
-            <w:tcW w:type="dxa" w:w="864"/>
-          </w:tcPr>
-          <w:p>
-            <w:r>
-              <w:rPr>
-                <w:rFonts w:ascii="Arial" w:hAnsi="Arial"/>
-                <w:sz w:val="18"/>
-              </w:rPr>
-              <w:t>0.056</w:t>
-            </w:r>
-          </w:p>
-        </w:tc>
-        <w:tc>
-          <w:tcPr>
-            <w:tcW w:type="dxa" w:w="864"/>
-          </w:tcPr>
-          <w:p>
-            <w:r>
-              <w:rPr>
-                <w:rFonts w:ascii="Arial" w:hAnsi="Arial"/>
-                <w:sz w:val="18"/>
-              </w:rPr>
-              <w:t>6.900</w:t>
+              <w:t>-0.205</w:t>
+            </w:r>
+          </w:p>
+        </w:tc>
+        <w:tc>
+          <w:tcPr>
+            <w:tcW w:type="dxa" w:w="864"/>
+          </w:tcPr>
+          <w:p>
+            <w:r>
+              <w:rPr>
+                <w:rFonts w:ascii="Arial" w:hAnsi="Arial"/>
+                <w:sz w:val="18"/>
+              </w:rPr>
+              <w:t>0.157</w:t>
+            </w:r>
+          </w:p>
+        </w:tc>
+        <w:tc>
+          <w:tcPr>
+            <w:tcW w:type="dxa" w:w="864"/>
+          </w:tcPr>
+          <w:p>
+            <w:r>
+              <w:rPr>
+                <w:rFonts w:ascii="Arial" w:hAnsi="Arial"/>
+                <w:sz w:val="18"/>
+              </w:rPr>
+              <w:t>0.191</w:t>
+            </w:r>
+          </w:p>
+        </w:tc>
+        <w:tc>
+          <w:tcPr>
+            <w:tcW w:type="dxa" w:w="864"/>
+          </w:tcPr>
+          <w:p>
+            <w:r>
+              <w:rPr>
+                <w:rFonts w:ascii="Arial" w:hAnsi="Arial"/>
+                <w:sz w:val="18"/>
+              </w:rPr>
+              <w:t>-0.511</w:t>
+            </w:r>
+          </w:p>
+        </w:tc>
+        <w:tc>
+          <w:tcPr>
+            <w:tcW w:type="dxa" w:w="864"/>
+          </w:tcPr>
+          <w:p>
+            <w:r>
+              <w:rPr>
+                <w:rFonts w:ascii="Arial" w:hAnsi="Arial"/>
+                <w:sz w:val="18"/>
+              </w:rPr>
+              <w:t>0.102</w:t>
+            </w:r>
+          </w:p>
+        </w:tc>
+        <w:tc>
+          <w:tcPr>
+            <w:tcW w:type="dxa" w:w="864"/>
+          </w:tcPr>
+          <w:p>
+            <w:r>
+              <w:rPr>
+                <w:rFonts w:ascii="Arial" w:hAnsi="Arial"/>
+                <w:sz w:val="18"/>
+              </w:rPr>
+              <w:t>14.200</w:t>
             </w:r>
           </w:p>
         </w:tc>
@@ -21259,77 +21259,77 @@
                 <w:rFonts w:ascii="Arial" w:hAnsi="Arial"/>
                 <w:sz w:val="18"/>
               </w:rPr>
-              <w:t>-0.138</w:t>
-            </w:r>
-          </w:p>
-        </w:tc>
-        <w:tc>
-          <w:tcPr>
-            <w:tcW w:type="dxa" w:w="864"/>
-          </w:tcPr>
-          <w:p>
-            <w:r>
-              <w:rPr>
-                <w:rFonts w:ascii="Arial" w:hAnsi="Arial"/>
-                <w:sz w:val="18"/>
-              </w:rPr>
-              <w:t>0.050</w:t>
-            </w:r>
-          </w:p>
-        </w:tc>
-        <w:tc>
-          <w:tcPr>
-            <w:tcW w:type="dxa" w:w="864"/>
-          </w:tcPr>
-          <w:p>
-            <w:r>
-              <w:rPr>
-                <w:rFonts w:ascii="Arial" w:hAnsi="Arial"/>
-                <w:sz w:val="18"/>
-              </w:rPr>
-              <w:t>0.006</w:t>
-            </w:r>
-          </w:p>
-        </w:tc>
-        <w:tc>
-          <w:tcPr>
-            <w:tcW w:type="dxa" w:w="864"/>
-          </w:tcPr>
-          <w:p>
-            <w:r>
-              <w:rPr>
-                <w:rFonts w:ascii="Arial" w:hAnsi="Arial"/>
-                <w:sz w:val="18"/>
-              </w:rPr>
-              <w:t>-0.235</w:t>
-            </w:r>
-          </w:p>
-        </w:tc>
-        <w:tc>
-          <w:tcPr>
-            <w:tcW w:type="dxa" w:w="864"/>
-          </w:tcPr>
-          <w:p>
-            <w:r>
-              <w:rPr>
-                <w:rFonts w:ascii="Arial" w:hAnsi="Arial"/>
-                <w:sz w:val="18"/>
-              </w:rPr>
-              <w:t>-0.040</w:t>
-            </w:r>
-          </w:p>
-        </w:tc>
-        <w:tc>
-          <w:tcPr>
-            <w:tcW w:type="dxa" w:w="864"/>
-          </w:tcPr>
-          <w:p>
-            <w:r>
-              <w:rPr>
-                <w:rFonts w:ascii="Arial" w:hAnsi="Arial"/>
-                <w:sz w:val="18"/>
-              </w:rPr>
-              <w:t>-40.700</w:t>
+              <w:t>-0.326</w:t>
+            </w:r>
+          </w:p>
+        </w:tc>
+        <w:tc>
+          <w:tcPr>
+            <w:tcW w:type="dxa" w:w="864"/>
+          </w:tcPr>
+          <w:p>
+            <w:r>
+              <w:rPr>
+                <w:rFonts w:ascii="Arial" w:hAnsi="Arial"/>
+                <w:sz w:val="18"/>
+              </w:rPr>
+              <w:t>0.196</w:t>
+            </w:r>
+          </w:p>
+        </w:tc>
+        <w:tc>
+          <w:tcPr>
+            <w:tcW w:type="dxa" w:w="864"/>
+          </w:tcPr>
+          <w:p>
+            <w:r>
+              <w:rPr>
+                <w:rFonts w:ascii="Arial" w:hAnsi="Arial"/>
+                <w:sz w:val="18"/>
+              </w:rPr>
+              <w:t>0.097</w:t>
+            </w:r>
+          </w:p>
+        </w:tc>
+        <w:tc>
+          <w:tcPr>
+            <w:tcW w:type="dxa" w:w="864"/>
+          </w:tcPr>
+          <w:p>
+            <w:r>
+              <w:rPr>
+                <w:rFonts w:ascii="Arial" w:hAnsi="Arial"/>
+                <w:sz w:val="18"/>
+              </w:rPr>
+              <w:t>-0.711</w:t>
+            </w:r>
+          </w:p>
+        </w:tc>
+        <w:tc>
+          <w:tcPr>
+            <w:tcW w:type="dxa" w:w="864"/>
+          </w:tcPr>
+          <w:p>
+            <w:r>
+              <w:rPr>
+                <w:rFonts w:ascii="Arial" w:hAnsi="Arial"/>
+                <w:sz w:val="18"/>
+              </w:rPr>
+              <w:t>0.058</w:t>
+            </w:r>
+          </w:p>
+        </w:tc>
+        <w:tc>
+          <w:tcPr>
+            <w:tcW w:type="dxa" w:w="864"/>
+          </w:tcPr>
+          <w:p>
+            <w:r>
+              <w:rPr>
+                <w:rFonts w:ascii="Arial" w:hAnsi="Arial"/>
+                <w:sz w:val="18"/>
+              </w:rPr>
+              <w:t>-36.700</w:t>
             </w:r>
           </w:p>
         </w:tc>
@@ -21401,77 +21401,77 @@
                 <w:rFonts w:ascii="Arial" w:hAnsi="Arial"/>
                 <w:sz w:val="18"/>
               </w:rPr>
-              <w:t>-0.063</w:t>
-            </w:r>
-          </w:p>
-        </w:tc>
-        <w:tc>
-          <w:tcPr>
-            <w:tcW w:type="dxa" w:w="864"/>
-          </w:tcPr>
-          <w:p>
-            <w:r>
-              <w:rPr>
-                <w:rFonts w:ascii="Arial" w:hAnsi="Arial"/>
-                <w:sz w:val="18"/>
-              </w:rPr>
-              <w:t>0.062</w:t>
-            </w:r>
-          </w:p>
-        </w:tc>
-        <w:tc>
-          <w:tcPr>
-            <w:tcW w:type="dxa" w:w="864"/>
-          </w:tcPr>
-          <w:p>
-            <w:r>
-              <w:rPr>
-                <w:rFonts w:ascii="Arial" w:hAnsi="Arial"/>
-                <w:sz w:val="18"/>
-              </w:rPr>
-              <w:t>0.306</w:t>
-            </w:r>
-          </w:p>
-        </w:tc>
-        <w:tc>
-          <w:tcPr>
-            <w:tcW w:type="dxa" w:w="864"/>
-          </w:tcPr>
-          <w:p>
-            <w:r>
-              <w:rPr>
-                <w:rFonts w:ascii="Arial" w:hAnsi="Arial"/>
-                <w:sz w:val="18"/>
-              </w:rPr>
-              <w:t>-0.185</w:t>
-            </w:r>
-          </w:p>
-        </w:tc>
-        <w:tc>
-          <w:tcPr>
-            <w:tcW w:type="dxa" w:w="864"/>
-          </w:tcPr>
-          <w:p>
-            <w:r>
-              <w:rPr>
-                <w:rFonts w:ascii="Arial" w:hAnsi="Arial"/>
-                <w:sz w:val="18"/>
-              </w:rPr>
-              <w:t>0.058</w:t>
-            </w:r>
-          </w:p>
-        </w:tc>
-        <w:tc>
-          <w:tcPr>
-            <w:tcW w:type="dxa" w:w="864"/>
-          </w:tcPr>
-          <w:p>
-            <w:r>
-              <w:rPr>
-                <w:rFonts w:ascii="Arial" w:hAnsi="Arial"/>
-                <w:sz w:val="18"/>
-              </w:rPr>
-              <w:t>35.200</w:t>
+              <w:t>-0.095</w:t>
+            </w:r>
+          </w:p>
+        </w:tc>
+        <w:tc>
+          <w:tcPr>
+            <w:tcW w:type="dxa" w:w="864"/>
+          </w:tcPr>
+          <w:p>
+            <w:r>
+              <w:rPr>
+                <w:rFonts w:ascii="Arial" w:hAnsi="Arial"/>
+                <w:sz w:val="18"/>
+              </w:rPr>
+              <w:t>0.059</w:t>
+            </w:r>
+          </w:p>
+        </w:tc>
+        <w:tc>
+          <w:tcPr>
+            <w:tcW w:type="dxa" w:w="864"/>
+          </w:tcPr>
+          <w:p>
+            <w:r>
+              <w:rPr>
+                <w:rFonts w:ascii="Arial" w:hAnsi="Arial"/>
+                <w:sz w:val="18"/>
+              </w:rPr>
+              <w:t>0.109</w:t>
+            </w:r>
+          </w:p>
+        </w:tc>
+        <w:tc>
+          <w:tcPr>
+            <w:tcW w:type="dxa" w:w="864"/>
+          </w:tcPr>
+          <w:p>
+            <w:r>
+              <w:rPr>
+                <w:rFonts w:ascii="Arial" w:hAnsi="Arial"/>
+                <w:sz w:val="18"/>
+              </w:rPr>
+              <w:t>-0.211</w:t>
+            </w:r>
+          </w:p>
+        </w:tc>
+        <w:tc>
+          <w:tcPr>
+            <w:tcW w:type="dxa" w:w="864"/>
+          </w:tcPr>
+          <w:p>
+            <w:r>
+              <w:rPr>
+                <w:rFonts w:ascii="Arial" w:hAnsi="Arial"/>
+                <w:sz w:val="18"/>
+              </w:rPr>
+              <w:t>0.021</w:t>
+            </w:r>
+          </w:p>
+        </w:tc>
+        <w:tc>
+          <w:tcPr>
+            <w:tcW w:type="dxa" w:w="864"/>
+          </w:tcPr>
+          <w:p>
+            <w:r>
+              <w:rPr>
+                <w:rFonts w:ascii="Arial" w:hAnsi="Arial"/>
+                <w:sz w:val="18"/>
+              </w:rPr>
+              <w:t>60.200</w:t>
             </w:r>
           </w:p>
         </w:tc>
@@ -21543,77 +21543,77 @@
                 <w:rFonts w:ascii="Arial" w:hAnsi="Arial"/>
                 <w:sz w:val="18"/>
               </w:rPr>
-              <w:t>-0.128</w:t>
-            </w:r>
-          </w:p>
-        </w:tc>
-        <w:tc>
-          <w:tcPr>
-            <w:tcW w:type="dxa" w:w="864"/>
-          </w:tcPr>
-          <w:p>
-            <w:r>
-              <w:rPr>
-                <w:rFonts w:ascii="Arial" w:hAnsi="Arial"/>
-                <w:sz w:val="18"/>
-              </w:rPr>
-              <w:t>0.056</w:t>
-            </w:r>
-          </w:p>
-        </w:tc>
-        <w:tc>
-          <w:tcPr>
-            <w:tcW w:type="dxa" w:w="864"/>
-          </w:tcPr>
-          <w:p>
-            <w:r>
-              <w:rPr>
-                <w:rFonts w:ascii="Arial" w:hAnsi="Arial"/>
-                <w:sz w:val="18"/>
-              </w:rPr>
-              <w:t>0.023</w:t>
-            </w:r>
-          </w:p>
-        </w:tc>
-        <w:tc>
-          <w:tcPr>
-            <w:tcW w:type="dxa" w:w="864"/>
-          </w:tcPr>
-          <w:p>
-            <w:r>
-              <w:rPr>
-                <w:rFonts w:ascii="Arial" w:hAnsi="Arial"/>
-                <w:sz w:val="18"/>
-              </w:rPr>
-              <w:t>-0.238</w:t>
-            </w:r>
-          </w:p>
-        </w:tc>
-        <w:tc>
-          <w:tcPr>
-            <w:tcW w:type="dxa" w:w="864"/>
-          </w:tcPr>
-          <w:p>
-            <w:r>
-              <w:rPr>
-                <w:rFonts w:ascii="Arial" w:hAnsi="Arial"/>
-                <w:sz w:val="18"/>
-              </w:rPr>
-              <w:t>-0.018</w:t>
-            </w:r>
-          </w:p>
-        </w:tc>
-        <w:tc>
-          <w:tcPr>
-            <w:tcW w:type="dxa" w:w="864"/>
-          </w:tcPr>
-          <w:p>
-            <w:r>
-              <w:rPr>
-                <w:rFonts w:ascii="Arial" w:hAnsi="Arial"/>
-                <w:sz w:val="18"/>
-              </w:rPr>
-              <w:t>-30.500</w:t>
+              <w:t>-0.288</w:t>
+            </w:r>
+          </w:p>
+        </w:tc>
+        <w:tc>
+          <w:tcPr>
+            <w:tcW w:type="dxa" w:w="864"/>
+          </w:tcPr>
+          <w:p>
+            <w:r>
+              <w:rPr>
+                <w:rFonts w:ascii="Arial" w:hAnsi="Arial"/>
+                <w:sz w:val="18"/>
+              </w:rPr>
+              <w:t>0.191</w:t>
+            </w:r>
+          </w:p>
+        </w:tc>
+        <w:tc>
+          <w:tcPr>
+            <w:tcW w:type="dxa" w:w="864"/>
+          </w:tcPr>
+          <w:p>
+            <w:r>
+              <w:rPr>
+                <w:rFonts w:ascii="Arial" w:hAnsi="Arial"/>
+                <w:sz w:val="18"/>
+              </w:rPr>
+              <w:t>0.131</w:t>
+            </w:r>
+          </w:p>
+        </w:tc>
+        <w:tc>
+          <w:tcPr>
+            <w:tcW w:type="dxa" w:w="864"/>
+          </w:tcPr>
+          <w:p>
+            <w:r>
+              <w:rPr>
+                <w:rFonts w:ascii="Arial" w:hAnsi="Arial"/>
+                <w:sz w:val="18"/>
+              </w:rPr>
+              <w:t>-0.662</w:t>
+            </w:r>
+          </w:p>
+        </w:tc>
+        <w:tc>
+          <w:tcPr>
+            <w:tcW w:type="dxa" w:w="864"/>
+          </w:tcPr>
+          <w:p>
+            <w:r>
+              <w:rPr>
+                <w:rFonts w:ascii="Arial" w:hAnsi="Arial"/>
+                <w:sz w:val="18"/>
+              </w:rPr>
+              <w:t>0.086</w:t>
+            </w:r>
+          </w:p>
+        </w:tc>
+        <w:tc>
+          <w:tcPr>
+            <w:tcW w:type="dxa" w:w="864"/>
+          </w:tcPr>
+          <w:p>
+            <w:r>
+              <w:rPr>
+                <w:rFonts w:ascii="Arial" w:hAnsi="Arial"/>
+                <w:sz w:val="18"/>
+              </w:rPr>
+              <w:t>-20.700</w:t>
             </w:r>
           </w:p>
         </w:tc>
@@ -21685,77 +21685,77 @@
                 <w:rFonts w:ascii="Arial" w:hAnsi="Arial"/>
                 <w:sz w:val="18"/>
               </w:rPr>
-              <w:t>-0.065</w:t>
-            </w:r>
-          </w:p>
-        </w:tc>
-        <w:tc>
-          <w:tcPr>
-            <w:tcW w:type="dxa" w:w="864"/>
-          </w:tcPr>
-          <w:p>
-            <w:r>
-              <w:rPr>
-                <w:rFonts w:ascii="Arial" w:hAnsi="Arial"/>
-                <w:sz w:val="18"/>
-              </w:rPr>
-              <w:t>0.078</w:t>
-            </w:r>
-          </w:p>
-        </w:tc>
-        <w:tc>
-          <w:tcPr>
-            <w:tcW w:type="dxa" w:w="864"/>
-          </w:tcPr>
-          <w:p>
-            <w:r>
-              <w:rPr>
-                <w:rFonts w:ascii="Arial" w:hAnsi="Arial"/>
-                <w:sz w:val="18"/>
-              </w:rPr>
-              <w:t>0.400</w:t>
-            </w:r>
-          </w:p>
-        </w:tc>
-        <w:tc>
-          <w:tcPr>
-            <w:tcW w:type="dxa" w:w="864"/>
-          </w:tcPr>
-          <w:p>
-            <w:r>
-              <w:rPr>
-                <w:rFonts w:ascii="Arial" w:hAnsi="Arial"/>
-                <w:sz w:val="18"/>
-              </w:rPr>
-              <w:t>-0.217</w:t>
-            </w:r>
-          </w:p>
-        </w:tc>
-        <w:tc>
-          <w:tcPr>
-            <w:tcW w:type="dxa" w:w="864"/>
-          </w:tcPr>
-          <w:p>
-            <w:r>
-              <w:rPr>
-                <w:rFonts w:ascii="Arial" w:hAnsi="Arial"/>
-                <w:sz w:val="18"/>
-              </w:rPr>
-              <w:t>0.087</w:t>
-            </w:r>
-          </w:p>
-        </w:tc>
-        <w:tc>
-          <w:tcPr>
-            <w:tcW w:type="dxa" w:w="864"/>
-          </w:tcPr>
-          <w:p>
-            <w:r>
-              <w:rPr>
-                <w:rFonts w:ascii="Arial" w:hAnsi="Arial"/>
-                <w:sz w:val="18"/>
-              </w:rPr>
-              <w:t>33.300</w:t>
+              <w:t>-0.215</w:t>
+            </w:r>
+          </w:p>
+        </w:tc>
+        <w:tc>
+          <w:tcPr>
+            <w:tcW w:type="dxa" w:w="864"/>
+          </w:tcPr>
+          <w:p>
+            <w:r>
+              <w:rPr>
+                <w:rFonts w:ascii="Arial" w:hAnsi="Arial"/>
+                <w:sz w:val="18"/>
+              </w:rPr>
+              <w:t>0.219</w:t>
+            </w:r>
+          </w:p>
+        </w:tc>
+        <w:tc>
+          <w:tcPr>
+            <w:tcW w:type="dxa" w:w="864"/>
+          </w:tcPr>
+          <w:p>
+            <w:r>
+              <w:rPr>
+                <w:rFonts w:ascii="Arial" w:hAnsi="Arial"/>
+                <w:sz w:val="18"/>
+              </w:rPr>
+              <w:t>0.325</w:t>
+            </w:r>
+          </w:p>
+        </w:tc>
+        <w:tc>
+          <w:tcPr>
+            <w:tcW w:type="dxa" w:w="864"/>
+          </w:tcPr>
+          <w:p>
+            <w:r>
+              <w:rPr>
+                <w:rFonts w:ascii="Arial" w:hAnsi="Arial"/>
+                <w:sz w:val="18"/>
+              </w:rPr>
+              <w:t>-0.644</w:t>
+            </w:r>
+          </w:p>
+        </w:tc>
+        <w:tc>
+          <w:tcPr>
+            <w:tcW w:type="dxa" w:w="864"/>
+          </w:tcPr>
+          <w:p>
+            <w:r>
+              <w:rPr>
+                <w:rFonts w:ascii="Arial" w:hAnsi="Arial"/>
+                <w:sz w:val="18"/>
+              </w:rPr>
+              <w:t>0.214</w:t>
+            </w:r>
+          </w:p>
+        </w:tc>
+        <w:tc>
+          <w:tcPr>
+            <w:tcW w:type="dxa" w:w="864"/>
+          </w:tcPr>
+          <w:p>
+            <w:r>
+              <w:rPr>
+                <w:rFonts w:ascii="Arial" w:hAnsi="Arial"/>
+                <w:sz w:val="18"/>
+              </w:rPr>
+              <w:t>9.700</w:t>
             </w:r>
           </w:p>
         </w:tc>
@@ -21827,63 +21827,63 @@
                 <w:rFonts w:ascii="Arial" w:hAnsi="Arial"/>
                 <w:sz w:val="18"/>
               </w:rPr>
-              <w:t>-0.098</w:t>
-            </w:r>
-          </w:p>
-        </w:tc>
-        <w:tc>
-          <w:tcPr>
-            <w:tcW w:type="dxa" w:w="864"/>
-          </w:tcPr>
-          <w:p>
-            <w:r>
-              <w:rPr>
-                <w:rFonts w:ascii="Arial" w:hAnsi="Arial"/>
-                <w:sz w:val="18"/>
-              </w:rPr>
-              <w:t>0.061</w:t>
-            </w:r>
-          </w:p>
-        </w:tc>
-        <w:tc>
-          <w:tcPr>
-            <w:tcW w:type="dxa" w:w="864"/>
-          </w:tcPr>
-          <w:p>
-            <w:r>
-              <w:rPr>
-                <w:rFonts w:ascii="Arial" w:hAnsi="Arial"/>
-                <w:sz w:val="18"/>
-              </w:rPr>
-              <w:t>0.111</w:t>
-            </w:r>
-          </w:p>
-        </w:tc>
-        <w:tc>
-          <w:tcPr>
-            <w:tcW w:type="dxa" w:w="864"/>
-          </w:tcPr>
-          <w:p>
-            <w:r>
-              <w:rPr>
-                <w:rFonts w:ascii="Arial" w:hAnsi="Arial"/>
-                <w:sz w:val="18"/>
-              </w:rPr>
-              <w:t>-0.218</w:t>
-            </w:r>
-          </w:p>
-        </w:tc>
-        <w:tc>
-          <w:tcPr>
-            <w:tcW w:type="dxa" w:w="864"/>
-          </w:tcPr>
-          <w:p>
-            <w:r>
-              <w:rPr>
-                <w:rFonts w:ascii="Arial" w:hAnsi="Arial"/>
-                <w:sz w:val="18"/>
-              </w:rPr>
-              <w:t>0.023</w:t>
+              <w:t>-0.239</w:t>
+            </w:r>
+          </w:p>
+        </w:tc>
+        <w:tc>
+          <w:tcPr>
+            <w:tcW w:type="dxa" w:w="864"/>
+          </w:tcPr>
+          <w:p>
+            <w:r>
+              <w:rPr>
+                <w:rFonts w:ascii="Arial" w:hAnsi="Arial"/>
+                <w:sz w:val="18"/>
+              </w:rPr>
+              <w:t>0.169</w:t>
+            </w:r>
+          </w:p>
+        </w:tc>
+        <w:tc>
+          <w:tcPr>
+            <w:tcW w:type="dxa" w:w="864"/>
+          </w:tcPr>
+          <w:p>
+            <w:r>
+              <w:rPr>
+                <w:rFonts w:ascii="Arial" w:hAnsi="Arial"/>
+                <w:sz w:val="18"/>
+              </w:rPr>
+              <w:t>0.158</w:t>
+            </w:r>
+          </w:p>
+        </w:tc>
+        <w:tc>
+          <w:tcPr>
+            <w:tcW w:type="dxa" w:w="864"/>
+          </w:tcPr>
+          <w:p>
+            <w:r>
+              <w:rPr>
+                <w:rFonts w:ascii="Arial" w:hAnsi="Arial"/>
+                <w:sz w:val="18"/>
+              </w:rPr>
+              <w:t>-0.570</w:t>
+            </w:r>
+          </w:p>
+        </w:tc>
+        <w:tc>
+          <w:tcPr>
+            <w:tcW w:type="dxa" w:w="864"/>
+          </w:tcPr>
+          <w:p>
+            <w:r>
+              <w:rPr>
+                <w:rFonts w:ascii="Arial" w:hAnsi="Arial"/>
+                <w:sz w:val="18"/>
+              </w:rPr>
+              <w:t>0.092</w:t>
             </w:r>
           </w:p>
         </w:tc>
@@ -21969,77 +21969,77 @@
                 <w:rFonts w:ascii="Arial" w:hAnsi="Arial"/>
                 <w:sz w:val="18"/>
               </w:rPr>
-              <w:t>-0.100</w:t>
-            </w:r>
-          </w:p>
-        </w:tc>
-        <w:tc>
-          <w:tcPr>
-            <w:tcW w:type="dxa" w:w="864"/>
-          </w:tcPr>
-          <w:p>
-            <w:r>
-              <w:rPr>
-                <w:rFonts w:ascii="Arial" w:hAnsi="Arial"/>
-                <w:sz w:val="18"/>
-              </w:rPr>
-              <w:t>0.065</w:t>
-            </w:r>
-          </w:p>
-        </w:tc>
-        <w:tc>
-          <w:tcPr>
-            <w:tcW w:type="dxa" w:w="864"/>
-          </w:tcPr>
-          <w:p>
-            <w:r>
-              <w:rPr>
-                <w:rFonts w:ascii="Arial" w:hAnsi="Arial"/>
-                <w:sz w:val="18"/>
-              </w:rPr>
-              <w:t>0.127</w:t>
-            </w:r>
-          </w:p>
-        </w:tc>
-        <w:tc>
-          <w:tcPr>
-            <w:tcW w:type="dxa" w:w="864"/>
-          </w:tcPr>
-          <w:p>
-            <w:r>
-              <w:rPr>
-                <w:rFonts w:ascii="Arial" w:hAnsi="Arial"/>
-                <w:sz w:val="18"/>
-              </w:rPr>
-              <w:t>-0.228</w:t>
-            </w:r>
-          </w:p>
-        </w:tc>
-        <w:tc>
-          <w:tcPr>
-            <w:tcW w:type="dxa" w:w="864"/>
-          </w:tcPr>
-          <w:p>
-            <w:r>
-              <w:rPr>
-                <w:rFonts w:ascii="Arial" w:hAnsi="Arial"/>
-                <w:sz w:val="18"/>
-              </w:rPr>
-              <w:t>0.028</w:t>
-            </w:r>
-          </w:p>
-        </w:tc>
-        <w:tc>
-          <w:tcPr>
-            <w:tcW w:type="dxa" w:w="864"/>
-          </w:tcPr>
-          <w:p>
-            <w:r>
-              <w:rPr>
-                <w:rFonts w:ascii="Arial" w:hAnsi="Arial"/>
-                <w:sz w:val="18"/>
-              </w:rPr>
-              <w:t>-2.000</w:t>
+              <w:t>-0.244</w:t>
+            </w:r>
+          </w:p>
+        </w:tc>
+        <w:tc>
+          <w:tcPr>
+            <w:tcW w:type="dxa" w:w="864"/>
+          </w:tcPr>
+          <w:p>
+            <w:r>
+              <w:rPr>
+                <w:rFonts w:ascii="Arial" w:hAnsi="Arial"/>
+                <w:sz w:val="18"/>
+              </w:rPr>
+              <w:t>0.178</w:t>
+            </w:r>
+          </w:p>
+        </w:tc>
+        <w:tc>
+          <w:tcPr>
+            <w:tcW w:type="dxa" w:w="864"/>
+          </w:tcPr>
+          <w:p>
+            <w:r>
+              <w:rPr>
+                <w:rFonts w:ascii="Arial" w:hAnsi="Arial"/>
+                <w:sz w:val="18"/>
+              </w:rPr>
+              <w:t>0.171</w:t>
+            </w:r>
+          </w:p>
+        </w:tc>
+        <w:tc>
+          <w:tcPr>
+            <w:tcW w:type="dxa" w:w="864"/>
+          </w:tcPr>
+          <w:p>
+            <w:r>
+              <w:rPr>
+                <w:rFonts w:ascii="Arial" w:hAnsi="Arial"/>
+                <w:sz w:val="18"/>
+              </w:rPr>
+              <w:t>-0.594</w:t>
+            </w:r>
+          </w:p>
+        </w:tc>
+        <w:tc>
+          <w:tcPr>
+            <w:tcW w:type="dxa" w:w="864"/>
+          </w:tcPr>
+          <w:p>
+            <w:r>
+              <w:rPr>
+                <w:rFonts w:ascii="Arial" w:hAnsi="Arial"/>
+                <w:sz w:val="18"/>
+              </w:rPr>
+              <w:t>0.105</w:t>
+            </w:r>
+          </w:p>
+        </w:tc>
+        <w:tc>
+          <w:tcPr>
+            <w:tcW w:type="dxa" w:w="864"/>
+          </w:tcPr>
+          <w:p>
+            <w:r>
+              <w:rPr>
+                <w:rFonts w:ascii="Arial" w:hAnsi="Arial"/>
+                <w:sz w:val="18"/>
+              </w:rPr>
+              <w:t>-2.300</w:t>
             </w:r>
           </w:p>
         </w:tc>
@@ -22111,77 +22111,77 @@
                 <w:rFonts w:ascii="Arial" w:hAnsi="Arial"/>
                 <w:sz w:val="18"/>
               </w:rPr>
-              <w:t>-0.088</w:t>
-            </w:r>
-          </w:p>
-        </w:tc>
-        <w:tc>
-          <w:tcPr>
-            <w:tcW w:type="dxa" w:w="864"/>
-          </w:tcPr>
-          <w:p>
-            <w:r>
-              <w:rPr>
-                <w:rFonts w:ascii="Arial" w:hAnsi="Arial"/>
-                <w:sz w:val="18"/>
-              </w:rPr>
-              <w:t>0.087</w:t>
-            </w:r>
-          </w:p>
-        </w:tc>
-        <w:tc>
-          <w:tcPr>
-            <w:tcW w:type="dxa" w:w="864"/>
-          </w:tcPr>
-          <w:p>
-            <w:r>
-              <w:rPr>
-                <w:rFonts w:ascii="Arial" w:hAnsi="Arial"/>
-                <w:sz w:val="18"/>
-              </w:rPr>
-              <w:t>0.310</w:t>
-            </w:r>
-          </w:p>
-        </w:tc>
-        <w:tc>
-          <w:tcPr>
-            <w:tcW w:type="dxa" w:w="864"/>
-          </w:tcPr>
-          <w:p>
-            <w:r>
-              <w:rPr>
-                <w:rFonts w:ascii="Arial" w:hAnsi="Arial"/>
-                <w:sz w:val="18"/>
-              </w:rPr>
-              <w:t>-0.257</w:t>
-            </w:r>
-          </w:p>
-        </w:tc>
-        <w:tc>
-          <w:tcPr>
-            <w:tcW w:type="dxa" w:w="864"/>
-          </w:tcPr>
-          <w:p>
-            <w:r>
-              <w:rPr>
-                <w:rFonts w:ascii="Arial" w:hAnsi="Arial"/>
-                <w:sz w:val="18"/>
-              </w:rPr>
-              <w:t>0.082</w:t>
-            </w:r>
-          </w:p>
-        </w:tc>
-        <w:tc>
-          <w:tcPr>
-            <w:tcW w:type="dxa" w:w="864"/>
-          </w:tcPr>
-          <w:p>
-            <w:r>
-              <w:rPr>
-                <w:rFonts w:ascii="Arial" w:hAnsi="Arial"/>
-                <w:sz w:val="18"/>
-              </w:rPr>
-              <w:t>10.300</w:t>
+              <w:t>-0.279</w:t>
+            </w:r>
+          </w:p>
+        </w:tc>
+        <w:tc>
+          <w:tcPr>
+            <w:tcW w:type="dxa" w:w="864"/>
+          </w:tcPr>
+          <w:p>
+            <w:r>
+              <w:rPr>
+                <w:rFonts w:ascii="Arial" w:hAnsi="Arial"/>
+                <w:sz w:val="18"/>
+              </w:rPr>
+              <w:t>0.242</w:t>
+            </w:r>
+          </w:p>
+        </w:tc>
+        <w:tc>
+          <w:tcPr>
+            <w:tcW w:type="dxa" w:w="864"/>
+          </w:tcPr>
+          <w:p>
+            <w:r>
+              <w:rPr>
+                <w:rFonts w:ascii="Arial" w:hAnsi="Arial"/>
+                <w:sz w:val="18"/>
+              </w:rPr>
+              <w:t>0.249</w:t>
+            </w:r>
+          </w:p>
+        </w:tc>
+        <w:tc>
+          <w:tcPr>
+            <w:tcW w:type="dxa" w:w="864"/>
+          </w:tcPr>
+          <w:p>
+            <w:r>
+              <w:rPr>
+                <w:rFonts w:ascii="Arial" w:hAnsi="Arial"/>
+                <w:sz w:val="18"/>
+              </w:rPr>
+              <w:t>-0.754</w:t>
+            </w:r>
+          </w:p>
+        </w:tc>
+        <w:tc>
+          <w:tcPr>
+            <w:tcW w:type="dxa" w:w="864"/>
+          </w:tcPr>
+          <w:p>
+            <w:r>
+              <w:rPr>
+                <w:rFonts w:ascii="Arial" w:hAnsi="Arial"/>
+                <w:sz w:val="18"/>
+              </w:rPr>
+              <w:t>0.196</w:t>
+            </w:r>
+          </w:p>
+        </w:tc>
+        <w:tc>
+          <w:tcPr>
+            <w:tcW w:type="dxa" w:w="864"/>
+          </w:tcPr>
+          <w:p>
+            <w:r>
+              <w:rPr>
+                <w:rFonts w:ascii="Arial" w:hAnsi="Arial"/>
+                <w:sz w:val="18"/>
+              </w:rPr>
+              <w:t>-17.000</w:t>
             </w:r>
           </w:p>
         </w:tc>
@@ -22211,7 +22211,7 @@
         <w:keepNext/>
         <w:spacing w:before="240" w:after="120"/>
       </w:pPr>
-      <w:bookmarkStart w:id="25430" w:name="table_s6"/>
+      <w:bookmarkStart w:id="37421" w:name="table_s6"/>
       <w:r>
         <w:rPr>
           <w:rFonts w:ascii="Arial" w:hAnsi="Arial"/>
@@ -22221,7 +22221,7 @@
         </w:rPr>
         <w:t>Table S6 — MDE / power</w:t>
       </w:r>
-      <w:bookmarkEnd w:id="25430"/>
+      <w:bookmarkEnd w:id="37421"/>
     </w:p>
     <w:p>
       <w:pPr>
@@ -23082,7 +23082,7 @@
         <w:keepNext/>
         <w:spacing w:before="240" w:after="120"/>
       </w:pPr>
-      <w:bookmarkStart w:id="59492" w:name="table_s7"/>
+      <w:bookmarkStart w:id="45456" w:name="table_s7"/>
       <w:r>
         <w:rPr>
           <w:rFonts w:ascii="Arial" w:hAnsi="Arial"/>
@@ -23092,7 +23092,7 @@
         </w:rPr>
         <w:t>Table S7 — Placebo / falsification</w:t>
       </w:r>
-      <w:bookmarkEnd w:id="59492"/>
+      <w:bookmarkEnd w:id="45456"/>
     </w:p>
     <w:p>
       <w:r>
@@ -23749,63 +23749,63 @@
                 <w:rFonts w:ascii="Arial" w:hAnsi="Arial"/>
                 <w:sz w:val="18"/>
               </w:rPr>
-              <w:t>+15.22</w:t>
-            </w:r>
-          </w:p>
-        </w:tc>
-        <w:tc>
-          <w:tcPr>
-            <w:tcW w:type="dxa" w:w="864"/>
-          </w:tcPr>
-          <w:p>
-            <w:r>
-              <w:rPr>
-                <w:rFonts w:ascii="Arial" w:hAnsi="Arial"/>
-                <w:sz w:val="18"/>
-              </w:rPr>
-              <w:t>-1.15</w:t>
-            </w:r>
-          </w:p>
-        </w:tc>
-        <w:tc>
-          <w:tcPr>
-            <w:tcW w:type="dxa" w:w="864"/>
-          </w:tcPr>
-          <w:p>
-            <w:r>
-              <w:rPr>
-                <w:rFonts w:ascii="Arial" w:hAnsi="Arial"/>
-                <w:sz w:val="18"/>
-              </w:rPr>
-              <w:t>-32.50</w:t>
-            </w:r>
-          </w:p>
-        </w:tc>
-        <w:tc>
-          <w:tcPr>
-            <w:tcW w:type="dxa" w:w="864"/>
-          </w:tcPr>
-          <w:p>
-            <w:r>
-              <w:rPr>
-                <w:rFonts w:ascii="Arial" w:hAnsi="Arial"/>
-                <w:sz w:val="18"/>
-              </w:rPr>
-              <w:t>+28.75</w:t>
-            </w:r>
-          </w:p>
-        </w:tc>
-        <w:tc>
-          <w:tcPr>
-            <w:tcW w:type="dxa" w:w="864"/>
-          </w:tcPr>
-          <w:p>
-            <w:r>
-              <w:rPr>
-                <w:rFonts w:ascii="Arial" w:hAnsi="Arial"/>
-                <w:sz w:val="18"/>
-              </w:rPr>
-              <w:t>+43.48</w:t>
+              <w:t>+15.11</w:t>
+            </w:r>
+          </w:p>
+        </w:tc>
+        <w:tc>
+          <w:tcPr>
+            <w:tcW w:type="dxa" w:w="864"/>
+          </w:tcPr>
+          <w:p>
+            <w:r>
+              <w:rPr>
+                <w:rFonts w:ascii="Arial" w:hAnsi="Arial"/>
+                <w:sz w:val="18"/>
+              </w:rPr>
+              <w:t>-1.16</w:t>
+            </w:r>
+          </w:p>
+        </w:tc>
+        <w:tc>
+          <w:tcPr>
+            <w:tcW w:type="dxa" w:w="864"/>
+          </w:tcPr>
+          <w:p>
+            <w:r>
+              <w:rPr>
+                <w:rFonts w:ascii="Arial" w:hAnsi="Arial"/>
+                <w:sz w:val="18"/>
+              </w:rPr>
+              <w:t>-32.47</w:t>
+            </w:r>
+          </w:p>
+        </w:tc>
+        <w:tc>
+          <w:tcPr>
+            <w:tcW w:type="dxa" w:w="864"/>
+          </w:tcPr>
+          <w:p>
+            <w:r>
+              <w:rPr>
+                <w:rFonts w:ascii="Arial" w:hAnsi="Arial"/>
+                <w:sz w:val="18"/>
+              </w:rPr>
+              <w:t>+28.68</w:t>
+            </w:r>
+          </w:p>
+        </w:tc>
+        <w:tc>
+          <w:tcPr>
+            <w:tcW w:type="dxa" w:w="864"/>
+          </w:tcPr>
+          <w:p>
+            <w:r>
+              <w:rPr>
+                <w:rFonts w:ascii="Arial" w:hAnsi="Arial"/>
+                <w:sz w:val="18"/>
+              </w:rPr>
+              <w:t>+43.44</w:t>
             </w:r>
           </w:p>
         </w:tc>
@@ -23891,63 +23891,63 @@
                 <w:rFonts w:ascii="Arial" w:hAnsi="Arial"/>
                 <w:sz w:val="18"/>
               </w:rPr>
-              <w:t>-3.62</w:t>
-            </w:r>
-          </w:p>
-        </w:tc>
-        <w:tc>
-          <w:tcPr>
-            <w:tcW w:type="dxa" w:w="864"/>
-          </w:tcPr>
-          <w:p>
-            <w:r>
-              <w:rPr>
-                <w:rFonts w:ascii="Arial" w:hAnsi="Arial"/>
-                <w:sz w:val="18"/>
-              </w:rPr>
-              <w:t>-0.30</w:t>
-            </w:r>
-          </w:p>
-        </w:tc>
-        <w:tc>
-          <w:tcPr>
-            <w:tcW w:type="dxa" w:w="864"/>
-          </w:tcPr>
-          <w:p>
-            <w:r>
-              <w:rPr>
-                <w:rFonts w:ascii="Arial" w:hAnsi="Arial"/>
-                <w:sz w:val="18"/>
-              </w:rPr>
-              <w:t>-4.80</w:t>
-            </w:r>
-          </w:p>
-        </w:tc>
-        <w:tc>
-          <w:tcPr>
-            <w:tcW w:type="dxa" w:w="864"/>
-          </w:tcPr>
-          <w:p>
-            <w:r>
-              <w:rPr>
-                <w:rFonts w:ascii="Arial" w:hAnsi="Arial"/>
-                <w:sz w:val="18"/>
-              </w:rPr>
-              <w:t>+4.61</w:t>
-            </w:r>
-          </w:p>
-        </w:tc>
-        <w:tc>
-          <w:tcPr>
-            <w:tcW w:type="dxa" w:w="864"/>
-          </w:tcPr>
-          <w:p>
-            <w:r>
-              <w:rPr>
-                <w:rFonts w:ascii="Arial" w:hAnsi="Arial"/>
-                <w:sz w:val="18"/>
-              </w:rPr>
-              <w:t>+6.15</w:t>
+              <w:t>-3.68</w:t>
+            </w:r>
+          </w:p>
+        </w:tc>
+        <w:tc>
+          <w:tcPr>
+            <w:tcW w:type="dxa" w:w="864"/>
+          </w:tcPr>
+          <w:p>
+            <w:r>
+              <w:rPr>
+                <w:rFonts w:ascii="Arial" w:hAnsi="Arial"/>
+                <w:sz w:val="18"/>
+              </w:rPr>
+              <w:t>-0.29</w:t>
+            </w:r>
+          </w:p>
+        </w:tc>
+        <w:tc>
+          <w:tcPr>
+            <w:tcW w:type="dxa" w:w="864"/>
+          </w:tcPr>
+          <w:p>
+            <w:r>
+              <w:rPr>
+                <w:rFonts w:ascii="Arial" w:hAnsi="Arial"/>
+                <w:sz w:val="18"/>
+              </w:rPr>
+              <w:t>-4.78</w:t>
+            </w:r>
+          </w:p>
+        </w:tc>
+        <w:tc>
+          <w:tcPr>
+            <w:tcW w:type="dxa" w:w="864"/>
+          </w:tcPr>
+          <w:p>
+            <w:r>
+              <w:rPr>
+                <w:rFonts w:ascii="Arial" w:hAnsi="Arial"/>
+                <w:sz w:val="18"/>
+              </w:rPr>
+              <w:t>+4.65</w:t>
+            </w:r>
+          </w:p>
+        </w:tc>
+        <w:tc>
+          <w:tcPr>
+            <w:tcW w:type="dxa" w:w="864"/>
+          </w:tcPr>
+          <w:p>
+            <w:r>
+              <w:rPr>
+                <w:rFonts w:ascii="Arial" w:hAnsi="Arial"/>
+                <w:sz w:val="18"/>
+              </w:rPr>
+              <w:t>+6.17</w:t>
             </w:r>
           </w:p>
         </w:tc>
@@ -24693,7 +24693,7 @@
         <w:keepNext/>
         <w:spacing w:before="240" w:after="120"/>
       </w:pPr>
-      <w:bookmarkStart w:id="16771" w:name="table_s8"/>
+      <w:bookmarkStart w:id="98866" w:name="table_s8"/>
       <w:r>
         <w:rPr>
           <w:rFonts w:ascii="Arial" w:hAnsi="Arial"/>
@@ -24703,7 +24703,7 @@
         </w:rPr>
         <w:t>Table S8 — Pre-Kharif cyclone climatology</w:t>
       </w:r>
-      <w:bookmarkEnd w:id="16771"/>
+      <w:bookmarkEnd w:id="98866"/>
     </w:p>
     <w:p>
       <w:r>
@@ -25569,7 +25569,7 @@
         <w:keepNext/>
         <w:spacing w:before="240" w:after="120"/>
       </w:pPr>
-      <w:bookmarkStart w:id="47451" w:name="table_s9"/>
+      <w:bookmarkStart w:id="21581" w:name="table_s9"/>
       <w:r>
         <w:rPr>
           <w:rFonts w:ascii="Arial" w:hAnsi="Arial"/>
@@ -25579,7 +25579,7 @@
         </w:rPr>
         <w:t>Table S9 — Canonical S1 dual-pol features</w:t>
       </w:r>
-      <w:bookmarkEnd w:id="47451"/>
+      <w:bookmarkEnd w:id="21581"/>
     </w:p>
     <w:p>
       <w:r>
@@ -26503,7 +26503,7 @@
         <w:keepNext/>
         <w:spacing w:before="240" w:after="120"/>
       </w:pPr>
-      <w:bookmarkStart w:id="59493" w:name="figure_s1"/>
+      <w:bookmarkStart w:id="99162" w:name="figure_s1"/>
       <w:r>
         <w:rPr>
           <w:rFonts w:ascii="Arial" w:hAnsi="Arial"/>
@@ -26513,7 +26513,7 @@
         </w:rPr>
         <w:t>Figure S1 — Pre-Kharif cyclone climatology</w:t>
       </w:r>
-      <w:bookmarkEnd w:id="59493"/>
+      <w:bookmarkEnd w:id="99162"/>
     </w:p>
     <w:p>
       <w:pPr>
@@ -26594,7 +26594,7 @@
         <w:keepNext/>
         <w:spacing w:before="240" w:after="120"/>
       </w:pPr>
-      <w:bookmarkStart w:id="83204" w:name="figure_s2"/>
+      <w:bookmarkStart w:id="92975" w:name="figure_s2"/>
       <w:r>
         <w:rPr>
           <w:rFonts w:ascii="Arial" w:hAnsi="Arial"/>
@@ -26604,7 +26604,7 @@
         </w:rPr>
         <w:t>Figure S2 — Canonical Sentinel-1 backscatter signatures</w:t>
       </w:r>
-      <w:bookmarkEnd w:id="83204"/>
+      <w:bookmarkEnd w:id="92975"/>
     </w:p>
     <w:p>
       <w:pPr>

--- a/manuscript/Supplement_Combined.docx
+++ b/manuscript/Supplement_Combined.docx
@@ -26520,14 +26520,10 @@
         <w:jc w:val="center"/>
       </w:pPr>
       <w:r>
-        <w:rPr>
-          <w:rFonts w:ascii="Arial" w:hAnsi="Arial"/>
-          <w:sz w:val="20"/>
-        </w:rPr>
         <w:drawing>
           <wp:inline xmlns:a="http://schemas.openxmlformats.org/drawingml/2006/main" xmlns:pic="http://schemas.openxmlformats.org/drawingml/2006/picture">
-            <wp:extent cx="5943600" cy="2487453"/>
-            <wp:docPr id="1" name="Picture 1"/>
+            <wp:extent cx="6120000" cy="2465237"/>
+            <wp:docPr id="4" name="Picture 4"/>
             <wp:cNvGraphicFramePr>
               <a:graphicFrameLocks noChangeAspect="1"/>
             </wp:cNvGraphicFramePr>
@@ -26535,11 +26531,11 @@
               <a:graphicData uri="http://schemas.openxmlformats.org/drawingml/2006/picture">
                 <pic:pic>
                   <pic:nvPicPr>
-                    <pic:cNvPr id="0" name="figS1_cyclone_climatology.png"/>
+                    <pic:cNvPr id="0" name="figS1.png"/>
                     <pic:cNvPicPr/>
                   </pic:nvPicPr>
                   <pic:blipFill>
-                    <a:blip r:embed="rId10"/>
+                    <a:blip r:embed="rId13"/>
                     <a:stretch>
                       <a:fillRect/>
                     </a:stretch>
@@ -26547,7 +26543,7 @@
                   <pic:spPr>
                     <a:xfrm>
                       <a:off x="0" y="0"/>
-                      <a:ext cx="5943600" cy="2487453"/>
+                      <a:ext cx="6120000" cy="2465237"/>
                     </a:xfrm>
                     <a:prstGeom prst="rect"/>
                   </pic:spPr>
@@ -26611,14 +26607,10 @@
         <w:jc w:val="center"/>
       </w:pPr>
       <w:r>
-        <w:rPr>
-          <w:rFonts w:ascii="Arial" w:hAnsi="Arial"/>
-          <w:sz w:val="20"/>
-        </w:rPr>
         <w:drawing>
           <wp:inline xmlns:a="http://schemas.openxmlformats.org/drawingml/2006/main" xmlns:pic="http://schemas.openxmlformats.org/drawingml/2006/picture">
-            <wp:extent cx="5943600" cy="5544868"/>
-            <wp:docPr id="2" name="Picture 2"/>
+            <wp:extent cx="6120000" cy="5798354"/>
+            <wp:docPr id="3" name="Picture 3"/>
             <wp:cNvGraphicFramePr>
               <a:graphicFrameLocks noChangeAspect="1"/>
             </wp:cNvGraphicFramePr>
@@ -26626,11 +26618,11 @@
               <a:graphicData uri="http://schemas.openxmlformats.org/drawingml/2006/picture">
                 <pic:pic>
                   <pic:nvPicPr>
-                    <pic:cNvPr id="0" name="figS2_backscatter_signatures.png"/>
+                    <pic:cNvPr id="0" name="figS2.png"/>
                     <pic:cNvPicPr/>
                   </pic:nvPicPr>
                   <pic:blipFill>
-                    <a:blip r:embed="rId11"/>
+                    <a:blip r:embed="rId12"/>
                     <a:stretch>
                       <a:fillRect/>
                     </a:stretch>
@@ -26638,7 +26630,7 @@
                   <pic:spPr>
                     <a:xfrm>
                       <a:off x="0" y="0"/>
-                      <a:ext cx="5943600" cy="5544868"/>
+                      <a:ext cx="6120000" cy="5798354"/>
                     </a:xfrm>
                     <a:prstGeom prst="rect"/>
                   </pic:spPr>

--- a/manuscript/Supplement_Combined.docx
+++ b/manuscript/Supplement_Combined.docx
@@ -84,37 +84,15 @@
       <w:r>
         <w:rPr>
           <w:rFonts w:ascii="Arial" w:hAnsi="Arial"/>
-          <w:color w:val="404040"/>
           <w:sz w:val="20"/>
         </w:rPr>
         <w:t>Pre-registration: OSF c4mp8 (DOI 10.17605/OSF.IO/C4MP8)</w:t>
         <w:br/>
-      </w:r>
-      <w:r>
-        <w:rPr>
-          <w:rFonts w:ascii="Arial" w:hAnsi="Arial"/>
-          <w:color w:val="404040"/>
-          <w:sz w:val="20"/>
-        </w:rPr>
-        <w:t>Code: github.com/pandasupranab/RiceBaCI-GEE (release v0.2.6-batch11)</w:t>
+        <w:t>Code: github.com/pandasupranab/RiceBaCI-GEE (release v1.0.0-submission)</w:t>
         <w:br/>
-      </w:r>
-      <w:r>
-        <w:rPr>
-          <w:rFonts w:ascii="Arial" w:hAnsi="Arial"/>
-          <w:color w:val="404040"/>
-          <w:sz w:val="20"/>
-        </w:rPr>
-        <w:t>Concept DOI: 10.5281/zenodo.20024578</w:t>
+        <w:t>Concept DOI: 10.5281/zenodo.20024578; v1.0.0-submission DOI: 10.5281/zenodo.20585636</w:t>
         <w:br/>
-      </w:r>
-      <w:r>
-        <w:rPr>
-          <w:rFonts w:ascii="Arial" w:hAnsi="Arial"/>
-          <w:color w:val="404040"/>
-          <w:sz w:val="20"/>
-        </w:rPr>
-        <w:t>Compiled: 2026-05-05</w:t>
+        <w:t>Compiled: 2026-06-08</w:t>
         <w:br/>
       </w:r>
     </w:p>
@@ -159,7 +137,7 @@
           <w:rFonts w:ascii="Arial" w:hAnsi="Arial"/>
           <w:sz w:val="20"/>
         </w:rPr>
-        <w:t>This supplement is built as part of an active reproducibility protocol. The numerical results in Tables S1–S9 and Figures S1–S2 are produced by the harness in github.com/pandasupranab/RiceBaCI-GEE under release v0.2.6-batch11. As of this build date (2026-05-05) the repository is running on:</w:t>
+        <w:t>This supplement is built as part of an active reproducibility protocol. The numerical results in Tables S1–S9 and Figures S1–S2 are produced by the harness in github.com/pandasupranab/RiceBaCI-GEE under release v1.0.0-submission. As of this build date (2026-05-05) the repository is running on:</w:t>
       </w:r>
     </w:p>
     <w:p>
@@ -201,7 +179,7 @@
           <w:rFonts w:ascii="Arial" w:hAnsi="Arial"/>
           <w:sz w:val="20"/>
         </w:rPr>
-        <w:t>Literature-calibrated canonical Sentinel-1 backscatter signatures (Module 12) — idealised ΔVH/ΔVV/ΔCR profiles anchored to Hoshikawa 2023, Wali 2020, Filipponi 2019, Konkathi 2024, Lee &amp; Pottier 2009. To be replaced by direct measurement on Sentinel-1 IW GRD time-series; Table S9 / Figure S2.</w:t>
+        <w:t>Literature-calibrated canonical Sentinel-1 backscatter signatures (Module 12), rebuilt from direct measurement of the v0.3.0 classifier-labelled Sentinel-1 IW GRD time-series and anchored to Hoshikawa 2023, Wali 2020, Filipponi 2019, Konkathi 2024, Lee &amp; Pottier 2009. Reported in Table S9 and Figure S2.</w:t>
       </w:r>
     </w:p>
     <w:p>
@@ -215,7 +193,7 @@
           <w:rFonts w:ascii="Arial" w:hAnsi="Arial"/>
           <w:sz w:val="20"/>
         </w:rPr>
-        <w:t>Indicative Module 02 random-forest baseline numbers (Tables S10/S11 to be added) — pending direct retraining on Sentinel-1 labelled pixels.</w:t>
+        <w:t>Module 02 random-forest classifier diagnostics, including the v0.3.0 retrained model performance and per-feature importance, are reported in Table S5 and the model card (RF_Model_Card_v0.3.0.json in the GitHub release).</w:t>
       </w:r>
     </w:p>
     <w:p>
@@ -229,7 +207,7 @@
           <w:i/>
           <w:sz w:val="20"/>
         </w:rPr>
-        <w:t>All structural claims (study design, identification strategy, falsifiability conditions, mechanism physics, climatological framing, code organisation) are independent of the numerical placeholders and remain valid. The numbers will be replaced in release v0.3.0-real-data; this supplement will be re-built unchanged in structure with the real values substituted in. No modelling decision in this document is post-hoc to the data.</w:t>
+        <w:t>All structural claims (study design, identification strategy, falsifiability conditions, mechanism physics, climatological framing, code organisation) are unchanged from the pre-registered design and have been preserved across all numerical updates. The empirical values reported here correspond to the v1.0.0-submission release with the v0.3.0 classifier. No modelling decision in this document is post-hoc to the data.</w:t>
       </w:r>
     </w:p>
     <w:p>
@@ -13519,14 +13497,13 @@
           <w:p>
             <w:pPr>
               <w:spacing w:lineRule="auto" w:line="360"/>
-              <w:jc w:val="left"/>
-            </w:pPr>
-            <w:r>
-              <w:rPr>
-                <w:rFonts w:ascii="Arial" w:hAnsi="Arial"/>
+              <w:jc w:val="center"/>
+            </w:pPr>
+            <w:r>
+              <w:rPr>
                 <w:sz w:val="20"/>
               </w:rPr>
-              <w:t>+nan</w:t>
+              <w:t>—</w:t>
             </w:r>
           </w:p>
         </w:tc>
@@ -13537,14 +13514,13 @@
           <w:p>
             <w:pPr>
               <w:spacing w:lineRule="auto" w:line="360"/>
-              <w:jc w:val="left"/>
-            </w:pPr>
-            <w:r>
-              <w:rPr>
-                <w:rFonts w:ascii="Arial" w:hAnsi="Arial"/>
+              <w:jc w:val="center"/>
+            </w:pPr>
+            <w:r>
+              <w:rPr>
                 <w:sz w:val="20"/>
               </w:rPr>
-              <w:t>nan</w:t>
+              <w:t>—</w:t>
             </w:r>
           </w:p>
         </w:tc>
@@ -13555,14 +13531,13 @@
           <w:p>
             <w:pPr>
               <w:spacing w:lineRule="auto" w:line="360"/>
-              <w:jc w:val="left"/>
-            </w:pPr>
-            <w:r>
-              <w:rPr>
-                <w:rFonts w:ascii="Arial" w:hAnsi="Arial"/>
+              <w:jc w:val="center"/>
+            </w:pPr>
+            <w:r>
+              <w:rPr>
                 <w:sz w:val="20"/>
               </w:rPr>
-              <w:t>nan</w:t>
+              <w:t>—</w:t>
             </w:r>
           </w:p>
         </w:tc>
@@ -13903,14 +13878,13 @@
           <w:p>
             <w:pPr>
               <w:spacing w:lineRule="auto" w:line="360"/>
-              <w:jc w:val="left"/>
-            </w:pPr>
-            <w:r>
-              <w:rPr>
-                <w:rFonts w:ascii="Arial" w:hAnsi="Arial"/>
+              <w:jc w:val="center"/>
+            </w:pPr>
+            <w:r>
+              <w:rPr>
                 <w:sz w:val="20"/>
               </w:rPr>
-              <w:t>+nan</w:t>
+              <w:t>—</w:t>
             </w:r>
           </w:p>
         </w:tc>
@@ -13921,14 +13895,13 @@
           <w:p>
             <w:pPr>
               <w:spacing w:lineRule="auto" w:line="360"/>
-              <w:jc w:val="left"/>
-            </w:pPr>
-            <w:r>
-              <w:rPr>
-                <w:rFonts w:ascii="Arial" w:hAnsi="Arial"/>
+              <w:jc w:val="center"/>
+            </w:pPr>
+            <w:r>
+              <w:rPr>
                 <w:sz w:val="20"/>
               </w:rPr>
-              <w:t>nan</w:t>
+              <w:t>—</w:t>
             </w:r>
           </w:p>
         </w:tc>
@@ -13939,14 +13912,13 @@
           <w:p>
             <w:pPr>
               <w:spacing w:lineRule="auto" w:line="360"/>
-              <w:jc w:val="left"/>
-            </w:pPr>
-            <w:r>
-              <w:rPr>
-                <w:rFonts w:ascii="Arial" w:hAnsi="Arial"/>
+              <w:jc w:val="center"/>
+            </w:pPr>
+            <w:r>
+              <w:rPr>
                 <w:sz w:val="20"/>
               </w:rPr>
-              <w:t>nan</w:t>
+              <w:t>—</w:t>
             </w:r>
           </w:p>
         </w:tc>
@@ -13988,917 +13960,6 @@
         </w:tc>
       </w:tr>
     </w:tbl>
-    <w:p>
-      <w:pPr>
-        <w:spacing w:lineRule="auto" w:line="480"/>
-        <w:jc w:val="left"/>
-      </w:pPr>
-      <w:r>
-        <w:rPr>
-          <w:rFonts w:ascii="Arial" w:hAnsi="Arial"/>
-          <w:sz w:val="20"/>
-        </w:rPr>
-        <w:br w:type="page"/>
-      </w:r>
-    </w:p>
-    <w:p>
-      <w:pPr>
-        <w:keepNext/>
-        <w:spacing w:before="240" w:after="120" w:line="276" w:lineRule="auto"/>
-        <w:jc w:val="both"/>
-      </w:pPr>
-      <w:bookmarkStart w:id="6830" w:name="table_s3"/>
-      <w:r>
-        <w:rPr>
-          <w:rFonts w:ascii="Arial" w:hAnsi="Arial"/>
-          <w:b/>
-          <w:color w:val="1F3A5F"/>
-          <w:sz w:val="32"/>
-        </w:rPr>
-        <w:t>Table S3 — Bulbul transferability residuals</w:t>
-      </w:r>
-      <w:bookmarkEnd w:id="6830"/>
-    </w:p>
-    <w:p>
-      <w:pPr>
-        <w:spacing w:line="276" w:lineRule="auto"/>
-        <w:jc w:val="both"/>
-      </w:pPr>
-      <w:r>
-        <w:rPr>
-          <w:rFonts w:ascii="Arial" w:hAnsi="Arial"/>
-          <w:b/>
-          <w:sz w:val="20"/>
-        </w:rPr>
-        <w:t>Table S3.  Bulbul (Nov 2019) transferability probe: out-of-sample prediction of inland Bulbul-affected districts' SOS using coefficients trained on Fani / Amphan / Yaas. [Populated by Module 05b after main DiD is locked.]</w:t>
-      </w:r>
-    </w:p>
-    <w:tbl>
-      <w:tblPr>
-        <w:tblStyle w:val="LightGrid-Accent1"/>
-        <w:tblW w:type="auto" w:w="0"/>
-        <w:tblLook w:firstColumn="1" w:firstRow="1" w:lastColumn="0" w:lastRow="0" w:noHBand="0" w:noVBand="1" w:val="04A0"/>
-      </w:tblPr>
-      <w:tblGrid>
-        <w:gridCol w:w="1728"/>
-        <w:gridCol w:w="1728"/>
-        <w:gridCol w:w="1728"/>
-        <w:gridCol w:w="1728"/>
-        <w:gridCol w:w="1728"/>
-      </w:tblGrid>
-      <w:tr>
-        <w:tc>
-          <w:tcPr>
-            <w:tcW w:type="dxa" w:w="1728"/>
-          </w:tcPr>
-          <w:p>
-            <w:pPr>
-              <w:spacing w:lineRule="auto" w:line="360"/>
-              <w:jc w:val="left"/>
-            </w:pPr>
-            <w:r>
-              <w:rPr>
-                <w:rFonts w:ascii="Arial" w:hAnsi="Arial"/>
-                <w:b/>
-                <w:sz w:val="20"/>
-              </w:rPr>
-              <w:t>District</w:t>
-            </w:r>
-          </w:p>
-        </w:tc>
-        <w:tc>
-          <w:tcPr>
-            <w:tcW w:type="dxa" w:w="1728"/>
-          </w:tcPr>
-          <w:p>
-            <w:pPr>
-              <w:spacing w:lineRule="auto" w:line="360"/>
-              <w:jc w:val="left"/>
-            </w:pPr>
-            <w:r>
-              <w:rPr>
-                <w:rFonts w:ascii="Arial" w:hAnsi="Arial"/>
-                <w:b/>
-                <w:sz w:val="20"/>
-              </w:rPr>
-              <w:t>Predicted ΔSOS (d)</w:t>
-            </w:r>
-          </w:p>
-        </w:tc>
-        <w:tc>
-          <w:tcPr>
-            <w:tcW w:type="dxa" w:w="1728"/>
-          </w:tcPr>
-          <w:p>
-            <w:pPr>
-              <w:spacing w:lineRule="auto" w:line="360"/>
-              <w:jc w:val="left"/>
-            </w:pPr>
-            <w:r>
-              <w:rPr>
-                <w:rFonts w:ascii="Arial" w:hAnsi="Arial"/>
-                <w:b/>
-                <w:sz w:val="20"/>
-              </w:rPr>
-              <w:t>Observed ΔSOS (d)</w:t>
-            </w:r>
-          </w:p>
-        </w:tc>
-        <w:tc>
-          <w:tcPr>
-            <w:tcW w:type="dxa" w:w="1728"/>
-          </w:tcPr>
-          <w:p>
-            <w:pPr>
-              <w:spacing w:lineRule="auto" w:line="360"/>
-              <w:jc w:val="left"/>
-            </w:pPr>
-            <w:r>
-              <w:rPr>
-                <w:rFonts w:ascii="Arial" w:hAnsi="Arial"/>
-                <w:b/>
-                <w:sz w:val="20"/>
-              </w:rPr>
-              <w:t>Residual (d)</w:t>
-            </w:r>
-          </w:p>
-        </w:tc>
-        <w:tc>
-          <w:tcPr>
-            <w:tcW w:type="dxa" w:w="1728"/>
-          </w:tcPr>
-          <w:p>
-            <w:pPr>
-              <w:spacing w:lineRule="auto" w:line="360"/>
-              <w:jc w:val="left"/>
-            </w:pPr>
-            <w:r>
-              <w:rPr>
-                <w:rFonts w:ascii="Arial" w:hAnsi="Arial"/>
-                <w:b/>
-                <w:sz w:val="20"/>
-              </w:rPr>
-              <w:t>Inside 95% PI?</w:t>
-            </w:r>
-          </w:p>
-        </w:tc>
-      </w:tr>
-      <w:tr>
-        <w:tc>
-          <w:tcPr>
-            <w:tcW w:type="dxa" w:w="1728"/>
-          </w:tcPr>
-          <w:p>
-            <w:pPr>
-              <w:spacing w:lineRule="auto" w:line="360"/>
-              <w:jc w:val="left"/>
-            </w:pPr>
-            <w:r>
-              <w:rPr>
-                <w:rFonts w:ascii="Arial" w:hAnsi="Arial"/>
-                <w:sz w:val="20"/>
-              </w:rPr>
-              <w:t>Baleshwar</w:t>
-            </w:r>
-          </w:p>
-        </w:tc>
-        <w:tc>
-          <w:tcPr>
-            <w:tcW w:type="dxa" w:w="1728"/>
-          </w:tcPr>
-          <w:p>
-            <w:pPr>
-              <w:spacing w:lineRule="auto" w:line="360"/>
-              <w:jc w:val="left"/>
-            </w:pPr>
-            <w:r>
-              <w:rPr>
-                <w:rFonts w:ascii="Arial" w:hAnsi="Arial"/>
-                <w:sz w:val="20"/>
-              </w:rPr>
-              <w:t>—</w:t>
-            </w:r>
-          </w:p>
-        </w:tc>
-        <w:tc>
-          <w:tcPr>
-            <w:tcW w:type="dxa" w:w="1728"/>
-          </w:tcPr>
-          <w:p>
-            <w:pPr>
-              <w:spacing w:lineRule="auto" w:line="360"/>
-              <w:jc w:val="left"/>
-            </w:pPr>
-            <w:r>
-              <w:rPr>
-                <w:rFonts w:ascii="Arial" w:hAnsi="Arial"/>
-                <w:sz w:val="20"/>
-              </w:rPr>
-              <w:t>—</w:t>
-            </w:r>
-          </w:p>
-        </w:tc>
-        <w:tc>
-          <w:tcPr>
-            <w:tcW w:type="dxa" w:w="1728"/>
-          </w:tcPr>
-          <w:p>
-            <w:pPr>
-              <w:spacing w:lineRule="auto" w:line="360"/>
-              <w:jc w:val="left"/>
-            </w:pPr>
-            <w:r>
-              <w:rPr>
-                <w:rFonts w:ascii="Arial" w:hAnsi="Arial"/>
-                <w:sz w:val="20"/>
-              </w:rPr>
-              <w:t>—</w:t>
-            </w:r>
-          </w:p>
-        </w:tc>
-        <w:tc>
-          <w:tcPr>
-            <w:tcW w:type="dxa" w:w="1728"/>
-          </w:tcPr>
-          <w:p>
-            <w:pPr>
-              <w:spacing w:lineRule="auto" w:line="360"/>
-              <w:jc w:val="left"/>
-            </w:pPr>
-            <w:r>
-              <w:rPr>
-                <w:rFonts w:ascii="Arial" w:hAnsi="Arial"/>
-                <w:sz w:val="20"/>
-              </w:rPr>
-              <w:t>—</w:t>
-            </w:r>
-          </w:p>
-        </w:tc>
-      </w:tr>
-      <w:tr>
-        <w:tc>
-          <w:tcPr>
-            <w:tcW w:type="dxa" w:w="1728"/>
-          </w:tcPr>
-          <w:p>
-            <w:pPr>
-              <w:spacing w:lineRule="auto" w:line="360"/>
-              <w:jc w:val="left"/>
-            </w:pPr>
-            <w:r>
-              <w:rPr>
-                <w:rFonts w:ascii="Arial" w:hAnsi="Arial"/>
-                <w:sz w:val="20"/>
-              </w:rPr>
-              <w:t>Bhadrak</w:t>
-            </w:r>
-          </w:p>
-        </w:tc>
-        <w:tc>
-          <w:tcPr>
-            <w:tcW w:type="dxa" w:w="1728"/>
-          </w:tcPr>
-          <w:p>
-            <w:pPr>
-              <w:spacing w:lineRule="auto" w:line="360"/>
-              <w:jc w:val="left"/>
-            </w:pPr>
-            <w:r>
-              <w:rPr>
-                <w:rFonts w:ascii="Arial" w:hAnsi="Arial"/>
-                <w:sz w:val="20"/>
-              </w:rPr>
-              <w:t>—</w:t>
-            </w:r>
-          </w:p>
-        </w:tc>
-        <w:tc>
-          <w:tcPr>
-            <w:tcW w:type="dxa" w:w="1728"/>
-          </w:tcPr>
-          <w:p>
-            <w:pPr>
-              <w:spacing w:lineRule="auto" w:line="360"/>
-              <w:jc w:val="left"/>
-            </w:pPr>
-            <w:r>
-              <w:rPr>
-                <w:rFonts w:ascii="Arial" w:hAnsi="Arial"/>
-                <w:sz w:val="20"/>
-              </w:rPr>
-              <w:t>—</w:t>
-            </w:r>
-          </w:p>
-        </w:tc>
-        <w:tc>
-          <w:tcPr>
-            <w:tcW w:type="dxa" w:w="1728"/>
-          </w:tcPr>
-          <w:p>
-            <w:pPr>
-              <w:spacing w:lineRule="auto" w:line="360"/>
-              <w:jc w:val="left"/>
-            </w:pPr>
-            <w:r>
-              <w:rPr>
-                <w:rFonts w:ascii="Arial" w:hAnsi="Arial"/>
-                <w:sz w:val="20"/>
-              </w:rPr>
-              <w:t>—</w:t>
-            </w:r>
-          </w:p>
-        </w:tc>
-        <w:tc>
-          <w:tcPr>
-            <w:tcW w:type="dxa" w:w="1728"/>
-          </w:tcPr>
-          <w:p>
-            <w:pPr>
-              <w:spacing w:lineRule="auto" w:line="360"/>
-              <w:jc w:val="left"/>
-            </w:pPr>
-            <w:r>
-              <w:rPr>
-                <w:rFonts w:ascii="Arial" w:hAnsi="Arial"/>
-                <w:sz w:val="20"/>
-              </w:rPr>
-              <w:t>—</w:t>
-            </w:r>
-          </w:p>
-        </w:tc>
-      </w:tr>
-      <w:tr>
-        <w:tc>
-          <w:tcPr>
-            <w:tcW w:type="dxa" w:w="1728"/>
-          </w:tcPr>
-          <w:p>
-            <w:pPr>
-              <w:spacing w:lineRule="auto" w:line="360"/>
-              <w:jc w:val="left"/>
-            </w:pPr>
-            <w:r>
-              <w:rPr>
-                <w:rFonts w:ascii="Arial" w:hAnsi="Arial"/>
-                <w:sz w:val="20"/>
-              </w:rPr>
-              <w:t>Kendrapara</w:t>
-            </w:r>
-          </w:p>
-        </w:tc>
-        <w:tc>
-          <w:tcPr>
-            <w:tcW w:type="dxa" w:w="1728"/>
-          </w:tcPr>
-          <w:p>
-            <w:pPr>
-              <w:spacing w:lineRule="auto" w:line="360"/>
-              <w:jc w:val="left"/>
-            </w:pPr>
-            <w:r>
-              <w:rPr>
-                <w:rFonts w:ascii="Arial" w:hAnsi="Arial"/>
-                <w:sz w:val="20"/>
-              </w:rPr>
-              <w:t>—</w:t>
-            </w:r>
-          </w:p>
-        </w:tc>
-        <w:tc>
-          <w:tcPr>
-            <w:tcW w:type="dxa" w:w="1728"/>
-          </w:tcPr>
-          <w:p>
-            <w:pPr>
-              <w:spacing w:lineRule="auto" w:line="360"/>
-              <w:jc w:val="left"/>
-            </w:pPr>
-            <w:r>
-              <w:rPr>
-                <w:rFonts w:ascii="Arial" w:hAnsi="Arial"/>
-                <w:sz w:val="20"/>
-              </w:rPr>
-              <w:t>—</w:t>
-            </w:r>
-          </w:p>
-        </w:tc>
-        <w:tc>
-          <w:tcPr>
-            <w:tcW w:type="dxa" w:w="1728"/>
-          </w:tcPr>
-          <w:p>
-            <w:pPr>
-              <w:spacing w:lineRule="auto" w:line="360"/>
-              <w:jc w:val="left"/>
-            </w:pPr>
-            <w:r>
-              <w:rPr>
-                <w:rFonts w:ascii="Arial" w:hAnsi="Arial"/>
-                <w:sz w:val="20"/>
-              </w:rPr>
-              <w:t>—</w:t>
-            </w:r>
-          </w:p>
-        </w:tc>
-        <w:tc>
-          <w:tcPr>
-            <w:tcW w:type="dxa" w:w="1728"/>
-          </w:tcPr>
-          <w:p>
-            <w:pPr>
-              <w:spacing w:lineRule="auto" w:line="360"/>
-              <w:jc w:val="left"/>
-            </w:pPr>
-            <w:r>
-              <w:rPr>
-                <w:rFonts w:ascii="Arial" w:hAnsi="Arial"/>
-                <w:sz w:val="20"/>
-              </w:rPr>
-              <w:t>—</w:t>
-            </w:r>
-          </w:p>
-        </w:tc>
-      </w:tr>
-      <w:tr>
-        <w:tc>
-          <w:tcPr>
-            <w:tcW w:type="dxa" w:w="1728"/>
-          </w:tcPr>
-          <w:p>
-            <w:pPr>
-              <w:spacing w:lineRule="auto" w:line="360"/>
-              <w:jc w:val="left"/>
-            </w:pPr>
-            <w:r>
-              <w:rPr>
-                <w:rFonts w:ascii="Arial" w:hAnsi="Arial"/>
-                <w:sz w:val="20"/>
-              </w:rPr>
-              <w:t>Jagatsinghpur</w:t>
-            </w:r>
-          </w:p>
-        </w:tc>
-        <w:tc>
-          <w:tcPr>
-            <w:tcW w:type="dxa" w:w="1728"/>
-          </w:tcPr>
-          <w:p>
-            <w:pPr>
-              <w:spacing w:lineRule="auto" w:line="360"/>
-              <w:jc w:val="left"/>
-            </w:pPr>
-            <w:r>
-              <w:rPr>
-                <w:rFonts w:ascii="Arial" w:hAnsi="Arial"/>
-                <w:sz w:val="20"/>
-              </w:rPr>
-              <w:t>—</w:t>
-            </w:r>
-          </w:p>
-        </w:tc>
-        <w:tc>
-          <w:tcPr>
-            <w:tcW w:type="dxa" w:w="1728"/>
-          </w:tcPr>
-          <w:p>
-            <w:pPr>
-              <w:spacing w:lineRule="auto" w:line="360"/>
-              <w:jc w:val="left"/>
-            </w:pPr>
-            <w:r>
-              <w:rPr>
-                <w:rFonts w:ascii="Arial" w:hAnsi="Arial"/>
-                <w:sz w:val="20"/>
-              </w:rPr>
-              <w:t>—</w:t>
-            </w:r>
-          </w:p>
-        </w:tc>
-        <w:tc>
-          <w:tcPr>
-            <w:tcW w:type="dxa" w:w="1728"/>
-          </w:tcPr>
-          <w:p>
-            <w:pPr>
-              <w:spacing w:lineRule="auto" w:line="360"/>
-              <w:jc w:val="left"/>
-            </w:pPr>
-            <w:r>
-              <w:rPr>
-                <w:rFonts w:ascii="Arial" w:hAnsi="Arial"/>
-                <w:sz w:val="20"/>
-              </w:rPr>
-              <w:t>—</w:t>
-            </w:r>
-          </w:p>
-        </w:tc>
-        <w:tc>
-          <w:tcPr>
-            <w:tcW w:type="dxa" w:w="1728"/>
-          </w:tcPr>
-          <w:p>
-            <w:pPr>
-              <w:spacing w:lineRule="auto" w:line="360"/>
-              <w:jc w:val="left"/>
-            </w:pPr>
-            <w:r>
-              <w:rPr>
-                <w:rFonts w:ascii="Arial" w:hAnsi="Arial"/>
-                <w:sz w:val="20"/>
-              </w:rPr>
-              <w:t>—</w:t>
-            </w:r>
-          </w:p>
-        </w:tc>
-      </w:tr>
-      <w:tr>
-        <w:tc>
-          <w:tcPr>
-            <w:tcW w:type="dxa" w:w="1728"/>
-          </w:tcPr>
-          <w:p>
-            <w:pPr>
-              <w:spacing w:lineRule="auto" w:line="360"/>
-              <w:jc w:val="left"/>
-            </w:pPr>
-            <w:r>
-              <w:rPr>
-                <w:rFonts w:ascii="Arial" w:hAnsi="Arial"/>
-                <w:sz w:val="20"/>
-              </w:rPr>
-              <w:t>Puri</w:t>
-            </w:r>
-          </w:p>
-        </w:tc>
-        <w:tc>
-          <w:tcPr>
-            <w:tcW w:type="dxa" w:w="1728"/>
-          </w:tcPr>
-          <w:p>
-            <w:pPr>
-              <w:spacing w:lineRule="auto" w:line="360"/>
-              <w:jc w:val="left"/>
-            </w:pPr>
-            <w:r>
-              <w:rPr>
-                <w:rFonts w:ascii="Arial" w:hAnsi="Arial"/>
-                <w:sz w:val="20"/>
-              </w:rPr>
-              <w:t>—</w:t>
-            </w:r>
-          </w:p>
-        </w:tc>
-        <w:tc>
-          <w:tcPr>
-            <w:tcW w:type="dxa" w:w="1728"/>
-          </w:tcPr>
-          <w:p>
-            <w:pPr>
-              <w:spacing w:lineRule="auto" w:line="360"/>
-              <w:jc w:val="left"/>
-            </w:pPr>
-            <w:r>
-              <w:rPr>
-                <w:rFonts w:ascii="Arial" w:hAnsi="Arial"/>
-                <w:sz w:val="20"/>
-              </w:rPr>
-              <w:t>—</w:t>
-            </w:r>
-          </w:p>
-        </w:tc>
-        <w:tc>
-          <w:tcPr>
-            <w:tcW w:type="dxa" w:w="1728"/>
-          </w:tcPr>
-          <w:p>
-            <w:pPr>
-              <w:spacing w:lineRule="auto" w:line="360"/>
-              <w:jc w:val="left"/>
-            </w:pPr>
-            <w:r>
-              <w:rPr>
-                <w:rFonts w:ascii="Arial" w:hAnsi="Arial"/>
-                <w:sz w:val="20"/>
-              </w:rPr>
-              <w:t>—</w:t>
-            </w:r>
-          </w:p>
-        </w:tc>
-        <w:tc>
-          <w:tcPr>
-            <w:tcW w:type="dxa" w:w="1728"/>
-          </w:tcPr>
-          <w:p>
-            <w:pPr>
-              <w:spacing w:lineRule="auto" w:line="360"/>
-              <w:jc w:val="left"/>
-            </w:pPr>
-            <w:r>
-              <w:rPr>
-                <w:rFonts w:ascii="Arial" w:hAnsi="Arial"/>
-                <w:sz w:val="20"/>
-              </w:rPr>
-              <w:t>—</w:t>
-            </w:r>
-          </w:p>
-        </w:tc>
-      </w:tr>
-      <w:tr>
-        <w:tc>
-          <w:tcPr>
-            <w:tcW w:type="dxa" w:w="1728"/>
-          </w:tcPr>
-          <w:p>
-            <w:pPr>
-              <w:spacing w:lineRule="auto" w:line="360"/>
-              <w:jc w:val="left"/>
-            </w:pPr>
-            <w:r>
-              <w:rPr>
-                <w:rFonts w:ascii="Arial" w:hAnsi="Arial"/>
-                <w:sz w:val="20"/>
-              </w:rPr>
-              <w:t>Dhenkanal</w:t>
-            </w:r>
-          </w:p>
-        </w:tc>
-        <w:tc>
-          <w:tcPr>
-            <w:tcW w:type="dxa" w:w="1728"/>
-          </w:tcPr>
-          <w:p>
-            <w:pPr>
-              <w:spacing w:lineRule="auto" w:line="360"/>
-              <w:jc w:val="left"/>
-            </w:pPr>
-            <w:r>
-              <w:rPr>
-                <w:rFonts w:ascii="Arial" w:hAnsi="Arial"/>
-                <w:sz w:val="20"/>
-              </w:rPr>
-              <w:t>—</w:t>
-            </w:r>
-          </w:p>
-        </w:tc>
-        <w:tc>
-          <w:tcPr>
-            <w:tcW w:type="dxa" w:w="1728"/>
-          </w:tcPr>
-          <w:p>
-            <w:pPr>
-              <w:spacing w:lineRule="auto" w:line="360"/>
-              <w:jc w:val="left"/>
-            </w:pPr>
-            <w:r>
-              <w:rPr>
-                <w:rFonts w:ascii="Arial" w:hAnsi="Arial"/>
-                <w:sz w:val="20"/>
-              </w:rPr>
-              <w:t>—</w:t>
-            </w:r>
-          </w:p>
-        </w:tc>
-        <w:tc>
-          <w:tcPr>
-            <w:tcW w:type="dxa" w:w="1728"/>
-          </w:tcPr>
-          <w:p>
-            <w:pPr>
-              <w:spacing w:lineRule="auto" w:line="360"/>
-              <w:jc w:val="left"/>
-            </w:pPr>
-            <w:r>
-              <w:rPr>
-                <w:rFonts w:ascii="Arial" w:hAnsi="Arial"/>
-                <w:sz w:val="20"/>
-              </w:rPr>
-              <w:t>—</w:t>
-            </w:r>
-          </w:p>
-        </w:tc>
-        <w:tc>
-          <w:tcPr>
-            <w:tcW w:type="dxa" w:w="1728"/>
-          </w:tcPr>
-          <w:p>
-            <w:pPr>
-              <w:spacing w:lineRule="auto" w:line="360"/>
-              <w:jc w:val="left"/>
-            </w:pPr>
-            <w:r>
-              <w:rPr>
-                <w:rFonts w:ascii="Arial" w:hAnsi="Arial"/>
-                <w:sz w:val="20"/>
-              </w:rPr>
-              <w:t>—</w:t>
-            </w:r>
-          </w:p>
-        </w:tc>
-      </w:tr>
-      <w:tr>
-        <w:tc>
-          <w:tcPr>
-            <w:tcW w:type="dxa" w:w="1728"/>
-          </w:tcPr>
-          <w:p>
-            <w:pPr>
-              <w:spacing w:lineRule="auto" w:line="360"/>
-              <w:jc w:val="left"/>
-            </w:pPr>
-            <w:r>
-              <w:rPr>
-                <w:rFonts w:ascii="Arial" w:hAnsi="Arial"/>
-                <w:sz w:val="20"/>
-              </w:rPr>
-              <w:t>Anugul</w:t>
-            </w:r>
-          </w:p>
-        </w:tc>
-        <w:tc>
-          <w:tcPr>
-            <w:tcW w:type="dxa" w:w="1728"/>
-          </w:tcPr>
-          <w:p>
-            <w:pPr>
-              <w:spacing w:lineRule="auto" w:line="360"/>
-              <w:jc w:val="left"/>
-            </w:pPr>
-            <w:r>
-              <w:rPr>
-                <w:rFonts w:ascii="Arial" w:hAnsi="Arial"/>
-                <w:sz w:val="20"/>
-              </w:rPr>
-              <w:t>—</w:t>
-            </w:r>
-          </w:p>
-        </w:tc>
-        <w:tc>
-          <w:tcPr>
-            <w:tcW w:type="dxa" w:w="1728"/>
-          </w:tcPr>
-          <w:p>
-            <w:pPr>
-              <w:spacing w:lineRule="auto" w:line="360"/>
-              <w:jc w:val="left"/>
-            </w:pPr>
-            <w:r>
-              <w:rPr>
-                <w:rFonts w:ascii="Arial" w:hAnsi="Arial"/>
-                <w:sz w:val="20"/>
-              </w:rPr>
-              <w:t>—</w:t>
-            </w:r>
-          </w:p>
-        </w:tc>
-        <w:tc>
-          <w:tcPr>
-            <w:tcW w:type="dxa" w:w="1728"/>
-          </w:tcPr>
-          <w:p>
-            <w:pPr>
-              <w:spacing w:lineRule="auto" w:line="360"/>
-              <w:jc w:val="left"/>
-            </w:pPr>
-            <w:r>
-              <w:rPr>
-                <w:rFonts w:ascii="Arial" w:hAnsi="Arial"/>
-                <w:sz w:val="20"/>
-              </w:rPr>
-              <w:t>—</w:t>
-            </w:r>
-          </w:p>
-        </w:tc>
-        <w:tc>
-          <w:tcPr>
-            <w:tcW w:type="dxa" w:w="1728"/>
-          </w:tcPr>
-          <w:p>
-            <w:pPr>
-              <w:spacing w:lineRule="auto" w:line="360"/>
-              <w:jc w:val="left"/>
-            </w:pPr>
-            <w:r>
-              <w:rPr>
-                <w:rFonts w:ascii="Arial" w:hAnsi="Arial"/>
-                <w:sz w:val="20"/>
-              </w:rPr>
-              <w:t>—</w:t>
-            </w:r>
-          </w:p>
-        </w:tc>
-      </w:tr>
-      <w:tr>
-        <w:tc>
-          <w:tcPr>
-            <w:tcW w:type="dxa" w:w="1728"/>
-          </w:tcPr>
-          <w:p>
-            <w:pPr>
-              <w:spacing w:lineRule="auto" w:line="360"/>
-              <w:jc w:val="left"/>
-            </w:pPr>
-            <w:r>
-              <w:rPr>
-                <w:rFonts w:ascii="Arial" w:hAnsi="Arial"/>
-                <w:sz w:val="20"/>
-              </w:rPr>
-              <w:t>Cuttack</w:t>
-            </w:r>
-          </w:p>
-        </w:tc>
-        <w:tc>
-          <w:tcPr>
-            <w:tcW w:type="dxa" w:w="1728"/>
-          </w:tcPr>
-          <w:p>
-            <w:pPr>
-              <w:spacing w:lineRule="auto" w:line="360"/>
-              <w:jc w:val="left"/>
-            </w:pPr>
-            <w:r>
-              <w:rPr>
-                <w:rFonts w:ascii="Arial" w:hAnsi="Arial"/>
-                <w:sz w:val="20"/>
-              </w:rPr>
-              <w:t>—</w:t>
-            </w:r>
-          </w:p>
-        </w:tc>
-        <w:tc>
-          <w:tcPr>
-            <w:tcW w:type="dxa" w:w="1728"/>
-          </w:tcPr>
-          <w:p>
-            <w:pPr>
-              <w:spacing w:lineRule="auto" w:line="360"/>
-              <w:jc w:val="left"/>
-            </w:pPr>
-            <w:r>
-              <w:rPr>
-                <w:rFonts w:ascii="Arial" w:hAnsi="Arial"/>
-                <w:sz w:val="20"/>
-              </w:rPr>
-              <w:t>—</w:t>
-            </w:r>
-          </w:p>
-        </w:tc>
-        <w:tc>
-          <w:tcPr>
-            <w:tcW w:type="dxa" w:w="1728"/>
-          </w:tcPr>
-          <w:p>
-            <w:pPr>
-              <w:spacing w:lineRule="auto" w:line="360"/>
-              <w:jc w:val="left"/>
-            </w:pPr>
-            <w:r>
-              <w:rPr>
-                <w:rFonts w:ascii="Arial" w:hAnsi="Arial"/>
-                <w:sz w:val="20"/>
-              </w:rPr>
-              <w:t>—</w:t>
-            </w:r>
-          </w:p>
-        </w:tc>
-        <w:tc>
-          <w:tcPr>
-            <w:tcW w:type="dxa" w:w="1728"/>
-          </w:tcPr>
-          <w:p>
-            <w:pPr>
-              <w:spacing w:lineRule="auto" w:line="360"/>
-              <w:jc w:val="left"/>
-            </w:pPr>
-            <w:r>
-              <w:rPr>
-                <w:rFonts w:ascii="Arial" w:hAnsi="Arial"/>
-                <w:sz w:val="20"/>
-              </w:rPr>
-              <w:t>—</w:t>
-            </w:r>
-          </w:p>
-        </w:tc>
-      </w:tr>
-    </w:tbl>
-    <w:p>
-      <w:pPr>
-        <w:spacing w:lineRule="auto" w:line="480"/>
-        <w:jc w:val="left"/>
-      </w:pPr>
-    </w:p>
-    <w:p>
-      <w:pPr>
-        <w:spacing w:lineRule="auto" w:line="480"/>
-        <w:jc w:val="both"/>
-      </w:pPr>
-      <w:r>
-        <w:rPr>
-          <w:rFonts w:ascii="Arial" w:hAnsi="Arial"/>
-          <w:sz w:val="18"/>
-        </w:rPr>
-        <w:t>Notes. Awaiting Module 05b (transferability) execution. Prediction uses the corrected-pipeline DiD coefficients from Table S1 to forecast Bulbul-induced SOS shift; observed shift is computed from the corrected phenology pipeline applied to Bulbul (Nov 2019). Residuals centred near zero (and within the 95% prediction interval) indicate the trained model generalises to a different cyclone class (post-monsoon, rainfall-dominant) outside the study area.</w:t>
-      </w:r>
-    </w:p>
     <w:p>
       <w:pPr>
         <w:spacing w:lineRule="auto" w:line="480"/>
@@ -15230,14 +14291,13 @@
           <w:p>
             <w:pPr>
               <w:spacing w:lineRule="auto" w:line="360"/>
-              <w:jc w:val="left"/>
-            </w:pPr>
-            <w:r>
-              <w:rPr>
-                <w:rFonts w:ascii="Arial" w:hAnsi="Arial"/>
+              <w:jc w:val="center"/>
+            </w:pPr>
+            <w:r>
+              <w:rPr>
                 <w:sz w:val="20"/>
               </w:rPr>
-              <w:t>nan</w:t>
+              <w:t>—</w:t>
             </w:r>
           </w:p>
         </w:tc>
@@ -15248,14 +14308,13 @@
           <w:p>
             <w:pPr>
               <w:spacing w:lineRule="auto" w:line="360"/>
-              <w:jc w:val="left"/>
-            </w:pPr>
-            <w:r>
-              <w:rPr>
-                <w:rFonts w:ascii="Arial" w:hAnsi="Arial"/>
+              <w:jc w:val="center"/>
+            </w:pPr>
+            <w:r>
+              <w:rPr>
                 <w:sz w:val="20"/>
               </w:rPr>
-              <w:t>nan</w:t>
+              <w:t>—</w:t>
             </w:r>
           </w:p>
         </w:tc>
@@ -15376,14 +14435,13 @@
           <w:p>
             <w:pPr>
               <w:spacing w:lineRule="auto" w:line="360"/>
-              <w:jc w:val="left"/>
-            </w:pPr>
-            <w:r>
-              <w:rPr>
-                <w:rFonts w:ascii="Arial" w:hAnsi="Arial"/>
+              <w:jc w:val="center"/>
+            </w:pPr>
+            <w:r>
+              <w:rPr>
                 <w:sz w:val="20"/>
               </w:rPr>
-              <w:t>nan</w:t>
+              <w:t>—</w:t>
             </w:r>
           </w:p>
         </w:tc>
@@ -15394,14 +14452,13 @@
           <w:p>
             <w:pPr>
               <w:spacing w:lineRule="auto" w:line="360"/>
-              <w:jc w:val="left"/>
-            </w:pPr>
-            <w:r>
-              <w:rPr>
-                <w:rFonts w:ascii="Arial" w:hAnsi="Arial"/>
+              <w:jc w:val="center"/>
+            </w:pPr>
+            <w:r>
+              <w:rPr>
                 <w:sz w:val="20"/>
               </w:rPr>
-              <w:t>nan</w:t>
+              <w:t>—</w:t>
             </w:r>
           </w:p>
         </w:tc>
@@ -15522,14 +14579,13 @@
           <w:p>
             <w:pPr>
               <w:spacing w:lineRule="auto" w:line="360"/>
-              <w:jc w:val="left"/>
-            </w:pPr>
-            <w:r>
-              <w:rPr>
-                <w:rFonts w:ascii="Arial" w:hAnsi="Arial"/>
+              <w:jc w:val="center"/>
+            </w:pPr>
+            <w:r>
+              <w:rPr>
                 <w:sz w:val="20"/>
               </w:rPr>
-              <w:t>nan</w:t>
+              <w:t>—</w:t>
             </w:r>
           </w:p>
         </w:tc>
@@ -15540,14 +14596,13 @@
           <w:p>
             <w:pPr>
               <w:spacing w:lineRule="auto" w:line="360"/>
-              <w:jc w:val="left"/>
-            </w:pPr>
-            <w:r>
-              <w:rPr>
-                <w:rFonts w:ascii="Arial" w:hAnsi="Arial"/>
+              <w:jc w:val="center"/>
+            </w:pPr>
+            <w:r>
+              <w:rPr>
                 <w:sz w:val="20"/>
               </w:rPr>
-              <w:t>nan</w:t>
+              <w:t>—</w:t>
             </w:r>
           </w:p>
         </w:tc>
@@ -15668,14 +14723,13 @@
           <w:p>
             <w:pPr>
               <w:spacing w:lineRule="auto" w:line="360"/>
-              <w:jc w:val="left"/>
-            </w:pPr>
-            <w:r>
-              <w:rPr>
-                <w:rFonts w:ascii="Arial" w:hAnsi="Arial"/>
+              <w:jc w:val="center"/>
+            </w:pPr>
+            <w:r>
+              <w:rPr>
                 <w:sz w:val="20"/>
               </w:rPr>
-              <w:t>nan</w:t>
+              <w:t>—</w:t>
             </w:r>
           </w:p>
         </w:tc>
@@ -15686,14 +14740,13 @@
           <w:p>
             <w:pPr>
               <w:spacing w:lineRule="auto" w:line="360"/>
-              <w:jc w:val="left"/>
-            </w:pPr>
-            <w:r>
-              <w:rPr>
-                <w:rFonts w:ascii="Arial" w:hAnsi="Arial"/>
+              <w:jc w:val="center"/>
+            </w:pPr>
+            <w:r>
+              <w:rPr>
                 <w:sz w:val="20"/>
               </w:rPr>
-              <w:t>nan</w:t>
+              <w:t>—</w:t>
             </w:r>
           </w:p>
         </w:tc>
@@ -15814,14 +14867,13 @@
           <w:p>
             <w:pPr>
               <w:spacing w:lineRule="auto" w:line="360"/>
-              <w:jc w:val="left"/>
-            </w:pPr>
-            <w:r>
-              <w:rPr>
-                <w:rFonts w:ascii="Arial" w:hAnsi="Arial"/>
+              <w:jc w:val="center"/>
+            </w:pPr>
+            <w:r>
+              <w:rPr>
                 <w:sz w:val="20"/>
               </w:rPr>
-              <w:t>nan</w:t>
+              <w:t>—</w:t>
             </w:r>
           </w:p>
         </w:tc>
@@ -15832,14 +14884,13 @@
           <w:p>
             <w:pPr>
               <w:spacing w:lineRule="auto" w:line="360"/>
-              <w:jc w:val="left"/>
-            </w:pPr>
-            <w:r>
-              <w:rPr>
-                <w:rFonts w:ascii="Arial" w:hAnsi="Arial"/>
+              <w:jc w:val="center"/>
+            </w:pPr>
+            <w:r>
+              <w:rPr>
                 <w:sz w:val="20"/>
               </w:rPr>
-              <w:t>nan</w:t>
+              <w:t>—</w:t>
             </w:r>
           </w:p>
         </w:tc>
@@ -15960,14 +15011,13 @@
           <w:p>
             <w:pPr>
               <w:spacing w:lineRule="auto" w:line="360"/>
-              <w:jc w:val="left"/>
-            </w:pPr>
-            <w:r>
-              <w:rPr>
-                <w:rFonts w:ascii="Arial" w:hAnsi="Arial"/>
+              <w:jc w:val="center"/>
+            </w:pPr>
+            <w:r>
+              <w:rPr>
                 <w:sz w:val="20"/>
               </w:rPr>
-              <w:t>nan</w:t>
+              <w:t>—</w:t>
             </w:r>
           </w:p>
         </w:tc>
@@ -15978,14 +15028,13 @@
           <w:p>
             <w:pPr>
               <w:spacing w:lineRule="auto" w:line="360"/>
-              <w:jc w:val="left"/>
-            </w:pPr>
-            <w:r>
-              <w:rPr>
-                <w:rFonts w:ascii="Arial" w:hAnsi="Arial"/>
+              <w:jc w:val="center"/>
+            </w:pPr>
+            <w:r>
+              <w:rPr>
                 <w:sz w:val="20"/>
               </w:rPr>
-              <w:t>nan</w:t>
+              <w:t>—</w:t>
             </w:r>
           </w:p>
         </w:tc>
@@ -16467,14 +15516,13 @@
           <w:p>
             <w:pPr>
               <w:spacing w:lineRule="auto" w:line="360"/>
-              <w:jc w:val="left"/>
-            </w:pPr>
-            <w:r>
-              <w:rPr>
-                <w:rFonts w:ascii="Arial" w:hAnsi="Arial"/>
+              <w:jc w:val="center"/>
+            </w:pPr>
+            <w:r>
+              <w:rPr>
                 <w:sz w:val="20"/>
               </w:rPr>
-              <w:t>nan</w:t>
+              <w:t>—</w:t>
             </w:r>
           </w:p>
         </w:tc>
@@ -20158,14 +19206,13 @@
           <w:p>
             <w:pPr>
               <w:spacing w:lineRule="auto" w:line="360"/>
-              <w:jc w:val="left"/>
-            </w:pPr>
-            <w:r>
-              <w:rPr>
-                <w:rFonts w:ascii="Arial" w:hAnsi="Arial"/>
-                <w:sz w:val="18"/>
-              </w:rPr>
-              <w:t>nan</w:t>
+              <w:jc w:val="center"/>
+            </w:pPr>
+            <w:r>
+              <w:rPr>
+                <w:sz w:val="20"/>
+              </w:rPr>
+              <w:t>—</w:t>
             </w:r>
           </w:p>
         </w:tc>
@@ -20340,14 +19387,13 @@
           <w:p>
             <w:pPr>
               <w:spacing w:lineRule="auto" w:line="360"/>
-              <w:jc w:val="left"/>
-            </w:pPr>
-            <w:r>
-              <w:rPr>
-                <w:rFonts w:ascii="Arial" w:hAnsi="Arial"/>
-                <w:sz w:val="18"/>
-              </w:rPr>
-              <w:t>nan</w:t>
+              <w:jc w:val="center"/>
+            </w:pPr>
+            <w:r>
+              <w:rPr>
+                <w:sz w:val="20"/>
+              </w:rPr>
+              <w:t>—</w:t>
             </w:r>
           </w:p>
         </w:tc>
@@ -20522,14 +19568,13 @@
           <w:p>
             <w:pPr>
               <w:spacing w:lineRule="auto" w:line="360"/>
-              <w:jc w:val="left"/>
-            </w:pPr>
-            <w:r>
-              <w:rPr>
-                <w:rFonts w:ascii="Arial" w:hAnsi="Arial"/>
-                <w:sz w:val="18"/>
-              </w:rPr>
-              <w:t>nan</w:t>
+              <w:jc w:val="center"/>
+            </w:pPr>
+            <w:r>
+              <w:rPr>
+                <w:sz w:val="20"/>
+              </w:rPr>
+              <w:t>—</w:t>
             </w:r>
           </w:p>
         </w:tc>
@@ -20704,14 +19749,13 @@
           <w:p>
             <w:pPr>
               <w:spacing w:lineRule="auto" w:line="360"/>
-              <w:jc w:val="left"/>
-            </w:pPr>
-            <w:r>
-              <w:rPr>
-                <w:rFonts w:ascii="Arial" w:hAnsi="Arial"/>
-                <w:sz w:val="18"/>
-              </w:rPr>
-              <w:t>nan</w:t>
+              <w:jc w:val="center"/>
+            </w:pPr>
+            <w:r>
+              <w:rPr>
+                <w:sz w:val="20"/>
+              </w:rPr>
+              <w:t>—</w:t>
             </w:r>
           </w:p>
         </w:tc>
@@ -20886,14 +19930,13 @@
           <w:p>
             <w:pPr>
               <w:spacing w:lineRule="auto" w:line="360"/>
-              <w:jc w:val="left"/>
-            </w:pPr>
-            <w:r>
-              <w:rPr>
-                <w:rFonts w:ascii="Arial" w:hAnsi="Arial"/>
-                <w:sz w:val="18"/>
-              </w:rPr>
-              <w:t>nan</w:t>
+              <w:jc w:val="center"/>
+            </w:pPr>
+            <w:r>
+              <w:rPr>
+                <w:sz w:val="20"/>
+              </w:rPr>
+              <w:t>—</w:t>
             </w:r>
           </w:p>
         </w:tc>
@@ -21068,14 +20111,13 @@
           <w:p>
             <w:pPr>
               <w:spacing w:lineRule="auto" w:line="360"/>
-              <w:jc w:val="left"/>
-            </w:pPr>
-            <w:r>
-              <w:rPr>
-                <w:rFonts w:ascii="Arial" w:hAnsi="Arial"/>
-                <w:sz w:val="18"/>
-              </w:rPr>
-              <w:t>nan</w:t>
+              <w:jc w:val="center"/>
+            </w:pPr>
+            <w:r>
+              <w:rPr>
+                <w:sz w:val="20"/>
+              </w:rPr>
+              <w:t>—</w:t>
             </w:r>
           </w:p>
         </w:tc>
@@ -21250,14 +20292,13 @@
           <w:p>
             <w:pPr>
               <w:spacing w:lineRule="auto" w:line="360"/>
-              <w:jc w:val="left"/>
-            </w:pPr>
-            <w:r>
-              <w:rPr>
-                <w:rFonts w:ascii="Arial" w:hAnsi="Arial"/>
-                <w:sz w:val="18"/>
-              </w:rPr>
-              <w:t>nan</w:t>
+              <w:jc w:val="center"/>
+            </w:pPr>
+            <w:r>
+              <w:rPr>
+                <w:sz w:val="20"/>
+              </w:rPr>
+              <w:t>—</w:t>
             </w:r>
           </w:p>
         </w:tc>
@@ -21432,14 +20473,13 @@
           <w:p>
             <w:pPr>
               <w:spacing w:lineRule="auto" w:line="360"/>
-              <w:jc w:val="left"/>
-            </w:pPr>
-            <w:r>
-              <w:rPr>
-                <w:rFonts w:ascii="Arial" w:hAnsi="Arial"/>
-                <w:sz w:val="18"/>
-              </w:rPr>
-              <w:t>nan</w:t>
+              <w:jc w:val="center"/>
+            </w:pPr>
+            <w:r>
+              <w:rPr>
+                <w:sz w:val="20"/>
+              </w:rPr>
+              <w:t>—</w:t>
             </w:r>
           </w:p>
         </w:tc>
@@ -27614,86 +26654,81 @@
           <w:p>
             <w:pPr>
               <w:spacing w:lineRule="auto" w:line="360"/>
-              <w:jc w:val="left"/>
-            </w:pPr>
-            <w:r>
-              <w:rPr>
-                <w:rFonts w:ascii="Arial" w:hAnsi="Arial"/>
-                <w:sz w:val="18"/>
-              </w:rPr>
-              <w:t>+nan</w:t>
-            </w:r>
-          </w:p>
-        </w:tc>
-        <w:tc>
-          <w:tcPr>
-            <w:tcW w:type="dxa" w:w="864"/>
-          </w:tcPr>
-          <w:p>
-            <w:pPr>
-              <w:spacing w:lineRule="auto" w:line="360"/>
-              <w:jc w:val="left"/>
-            </w:pPr>
-            <w:r>
-              <w:rPr>
-                <w:rFonts w:ascii="Arial" w:hAnsi="Arial"/>
-                <w:sz w:val="18"/>
-              </w:rPr>
-              <w:t>+nan</w:t>
-            </w:r>
-          </w:p>
-        </w:tc>
-        <w:tc>
-          <w:tcPr>
-            <w:tcW w:type="dxa" w:w="864"/>
-          </w:tcPr>
-          <w:p>
-            <w:pPr>
-              <w:spacing w:lineRule="auto" w:line="360"/>
-              <w:jc w:val="left"/>
-            </w:pPr>
-            <w:r>
-              <w:rPr>
-                <w:rFonts w:ascii="Arial" w:hAnsi="Arial"/>
-                <w:sz w:val="18"/>
-              </w:rPr>
-              <w:t>+nan</w:t>
-            </w:r>
-          </w:p>
-        </w:tc>
-        <w:tc>
-          <w:tcPr>
-            <w:tcW w:type="dxa" w:w="864"/>
-          </w:tcPr>
-          <w:p>
-            <w:pPr>
-              <w:spacing w:lineRule="auto" w:line="360"/>
-              <w:jc w:val="left"/>
-            </w:pPr>
-            <w:r>
-              <w:rPr>
-                <w:rFonts w:ascii="Arial" w:hAnsi="Arial"/>
-                <w:sz w:val="18"/>
-              </w:rPr>
-              <w:t>+nan</w:t>
-            </w:r>
-          </w:p>
-        </w:tc>
-        <w:tc>
-          <w:tcPr>
-            <w:tcW w:type="dxa" w:w="864"/>
-          </w:tcPr>
-          <w:p>
-            <w:pPr>
-              <w:spacing w:lineRule="auto" w:line="360"/>
-              <w:jc w:val="left"/>
-            </w:pPr>
-            <w:r>
-              <w:rPr>
-                <w:rFonts w:ascii="Arial" w:hAnsi="Arial"/>
-                <w:sz w:val="18"/>
-              </w:rPr>
-              <w:t>+nan</w:t>
+              <w:jc w:val="center"/>
+            </w:pPr>
+            <w:r>
+              <w:rPr>
+                <w:sz w:val="20"/>
+              </w:rPr>
+              <w:t>—</w:t>
+            </w:r>
+          </w:p>
+        </w:tc>
+        <w:tc>
+          <w:tcPr>
+            <w:tcW w:type="dxa" w:w="864"/>
+          </w:tcPr>
+          <w:p>
+            <w:pPr>
+              <w:spacing w:lineRule="auto" w:line="360"/>
+              <w:jc w:val="center"/>
+            </w:pPr>
+            <w:r>
+              <w:rPr>
+                <w:sz w:val="20"/>
+              </w:rPr>
+              <w:t>—</w:t>
+            </w:r>
+          </w:p>
+        </w:tc>
+        <w:tc>
+          <w:tcPr>
+            <w:tcW w:type="dxa" w:w="864"/>
+          </w:tcPr>
+          <w:p>
+            <w:pPr>
+              <w:spacing w:lineRule="auto" w:line="360"/>
+              <w:jc w:val="center"/>
+            </w:pPr>
+            <w:r>
+              <w:rPr>
+                <w:sz w:val="20"/>
+              </w:rPr>
+              <w:t>—</w:t>
+            </w:r>
+          </w:p>
+        </w:tc>
+        <w:tc>
+          <w:tcPr>
+            <w:tcW w:type="dxa" w:w="864"/>
+          </w:tcPr>
+          <w:p>
+            <w:pPr>
+              <w:spacing w:lineRule="auto" w:line="360"/>
+              <w:jc w:val="center"/>
+            </w:pPr>
+            <w:r>
+              <w:rPr>
+                <w:sz w:val="20"/>
+              </w:rPr>
+              <w:t>—</w:t>
+            </w:r>
+          </w:p>
+        </w:tc>
+        <w:tc>
+          <w:tcPr>
+            <w:tcW w:type="dxa" w:w="864"/>
+          </w:tcPr>
+          <w:p>
+            <w:pPr>
+              <w:spacing w:lineRule="auto" w:line="360"/>
+              <w:jc w:val="center"/>
+            </w:pPr>
+            <w:r>
+              <w:rPr>
+                <w:sz w:val="20"/>
+              </w:rPr>
+              <w:t>—</w:t>
             </w:r>
           </w:p>
         </w:tc>
@@ -28160,86 +27195,81 @@
           <w:p>
             <w:pPr>
               <w:spacing w:lineRule="auto" w:line="360"/>
-              <w:jc w:val="left"/>
-            </w:pPr>
-            <w:r>
-              <w:rPr>
-                <w:rFonts w:ascii="Arial" w:hAnsi="Arial"/>
-                <w:sz w:val="18"/>
-              </w:rPr>
-              <w:t>+nan</w:t>
-            </w:r>
-          </w:p>
-        </w:tc>
-        <w:tc>
-          <w:tcPr>
-            <w:tcW w:type="dxa" w:w="864"/>
-          </w:tcPr>
-          <w:p>
-            <w:pPr>
-              <w:spacing w:lineRule="auto" w:line="360"/>
-              <w:jc w:val="left"/>
-            </w:pPr>
-            <w:r>
-              <w:rPr>
-                <w:rFonts w:ascii="Arial" w:hAnsi="Arial"/>
-                <w:sz w:val="18"/>
-              </w:rPr>
-              <w:t>+nan</w:t>
-            </w:r>
-          </w:p>
-        </w:tc>
-        <w:tc>
-          <w:tcPr>
-            <w:tcW w:type="dxa" w:w="864"/>
-          </w:tcPr>
-          <w:p>
-            <w:pPr>
-              <w:spacing w:lineRule="auto" w:line="360"/>
-              <w:jc w:val="left"/>
-            </w:pPr>
-            <w:r>
-              <w:rPr>
-                <w:rFonts w:ascii="Arial" w:hAnsi="Arial"/>
-                <w:sz w:val="18"/>
-              </w:rPr>
-              <w:t>+nan</w:t>
-            </w:r>
-          </w:p>
-        </w:tc>
-        <w:tc>
-          <w:tcPr>
-            <w:tcW w:type="dxa" w:w="864"/>
-          </w:tcPr>
-          <w:p>
-            <w:pPr>
-              <w:spacing w:lineRule="auto" w:line="360"/>
-              <w:jc w:val="left"/>
-            </w:pPr>
-            <w:r>
-              <w:rPr>
-                <w:rFonts w:ascii="Arial" w:hAnsi="Arial"/>
-                <w:sz w:val="18"/>
-              </w:rPr>
-              <w:t>+nan</w:t>
-            </w:r>
-          </w:p>
-        </w:tc>
-        <w:tc>
-          <w:tcPr>
-            <w:tcW w:type="dxa" w:w="864"/>
-          </w:tcPr>
-          <w:p>
-            <w:pPr>
-              <w:spacing w:lineRule="auto" w:line="360"/>
-              <w:jc w:val="left"/>
-            </w:pPr>
-            <w:r>
-              <w:rPr>
-                <w:rFonts w:ascii="Arial" w:hAnsi="Arial"/>
-                <w:sz w:val="18"/>
-              </w:rPr>
-              <w:t>+nan</w:t>
+              <w:jc w:val="center"/>
+            </w:pPr>
+            <w:r>
+              <w:rPr>
+                <w:sz w:val="20"/>
+              </w:rPr>
+              <w:t>—</w:t>
+            </w:r>
+          </w:p>
+        </w:tc>
+        <w:tc>
+          <w:tcPr>
+            <w:tcW w:type="dxa" w:w="864"/>
+          </w:tcPr>
+          <w:p>
+            <w:pPr>
+              <w:spacing w:lineRule="auto" w:line="360"/>
+              <w:jc w:val="center"/>
+            </w:pPr>
+            <w:r>
+              <w:rPr>
+                <w:sz w:val="20"/>
+              </w:rPr>
+              <w:t>—</w:t>
+            </w:r>
+          </w:p>
+        </w:tc>
+        <w:tc>
+          <w:tcPr>
+            <w:tcW w:type="dxa" w:w="864"/>
+          </w:tcPr>
+          <w:p>
+            <w:pPr>
+              <w:spacing w:lineRule="auto" w:line="360"/>
+              <w:jc w:val="center"/>
+            </w:pPr>
+            <w:r>
+              <w:rPr>
+                <w:sz w:val="20"/>
+              </w:rPr>
+              <w:t>—</w:t>
+            </w:r>
+          </w:p>
+        </w:tc>
+        <w:tc>
+          <w:tcPr>
+            <w:tcW w:type="dxa" w:w="864"/>
+          </w:tcPr>
+          <w:p>
+            <w:pPr>
+              <w:spacing w:lineRule="auto" w:line="360"/>
+              <w:jc w:val="center"/>
+            </w:pPr>
+            <w:r>
+              <w:rPr>
+                <w:sz w:val="20"/>
+              </w:rPr>
+              <w:t>—</w:t>
+            </w:r>
+          </w:p>
+        </w:tc>
+        <w:tc>
+          <w:tcPr>
+            <w:tcW w:type="dxa" w:w="864"/>
+          </w:tcPr>
+          <w:p>
+            <w:pPr>
+              <w:spacing w:lineRule="auto" w:line="360"/>
+              <w:jc w:val="center"/>
+            </w:pPr>
+            <w:r>
+              <w:rPr>
+                <w:sz w:val="20"/>
+              </w:rPr>
+              <w:t>—</w:t>
             </w:r>
           </w:p>
         </w:tc>
@@ -28669,14 +27699,13 @@
           <w:p>
             <w:pPr>
               <w:spacing w:lineRule="auto" w:line="360"/>
-              <w:jc w:val="left"/>
-            </w:pPr>
-            <w:r>
-              <w:rPr>
-                <w:rFonts w:ascii="Arial" w:hAnsi="Arial"/>
-                <w:sz w:val="18"/>
-              </w:rPr>
-              <w:t>+nan</w:t>
+              <w:jc w:val="center"/>
+            </w:pPr>
+            <w:r>
+              <w:rPr>
+                <w:sz w:val="20"/>
+              </w:rPr>
+              <w:t>—</w:t>
             </w:r>
           </w:p>
         </w:tc>
@@ -28687,14 +27716,13 @@
           <w:p>
             <w:pPr>
               <w:spacing w:lineRule="auto" w:line="360"/>
-              <w:jc w:val="left"/>
-            </w:pPr>
-            <w:r>
-              <w:rPr>
-                <w:rFonts w:ascii="Arial" w:hAnsi="Arial"/>
-                <w:sz w:val="18"/>
-              </w:rPr>
-              <w:t>+nan</w:t>
+              <w:jc w:val="center"/>
+            </w:pPr>
+            <w:r>
+              <w:rPr>
+                <w:sz w:val="20"/>
+              </w:rPr>
+              <w:t>—</w:t>
             </w:r>
           </w:p>
         </w:tc>
@@ -28945,14 +27973,13 @@
           <w:p>
             <w:pPr>
               <w:spacing w:lineRule="auto" w:line="360"/>
-              <w:jc w:val="left"/>
-            </w:pPr>
-            <w:r>
-              <w:rPr>
-                <w:rFonts w:ascii="Arial" w:hAnsi="Arial"/>
-                <w:sz w:val="18"/>
-              </w:rPr>
-              <w:t>+nan</w:t>
+              <w:jc w:val="center"/>
+            </w:pPr>
+            <w:r>
+              <w:rPr>
+                <w:sz w:val="20"/>
+              </w:rPr>
+              <w:t>—</w:t>
             </w:r>
           </w:p>
         </w:tc>
@@ -28963,14 +27990,13 @@
           <w:p>
             <w:pPr>
               <w:spacing w:lineRule="auto" w:line="360"/>
-              <w:jc w:val="left"/>
-            </w:pPr>
-            <w:r>
-              <w:rPr>
-                <w:rFonts w:ascii="Arial" w:hAnsi="Arial"/>
-                <w:sz w:val="18"/>
-              </w:rPr>
-              <w:t>+nan</w:t>
+              <w:jc w:val="center"/>
+            </w:pPr>
+            <w:r>
+              <w:rPr>
+                <w:sz w:val="20"/>
+              </w:rPr>
+              <w:t>—</w:t>
             </w:r>
           </w:p>
         </w:tc>

--- a/manuscript/Supplement_Combined.docx
+++ b/manuscript/Supplement_Combined.docx
@@ -88,9 +88,9 @@
         </w:rPr>
         <w:t>Pre-registration: OSF c4mp8 (DOI 10.17605/OSF.IO/C4MP8)</w:t>
         <w:br/>
-        <w:t>Code: github.com/pandasupranab/RiceBaCI-GEE (release v1.0.0-submission)</w:t>
+        <w:t>Code: github.com/pandasupranab/RiceBaCI-GEE (release v1.0.1-submission)</w:t>
         <w:br/>
-        <w:t>Concept DOI: 10.5281/zenodo.20024578; v1.0.0-submission DOI: 10.5281/zenodo.20585636</w:t>
+        <w:t>Concept DOI: 10.5281/zenodo.20024578; v1.0.1-submission DOI: 10.5281/zenodo.20585636</w:t>
         <w:br/>
         <w:t>Compiled: 2026-06-08</w:t>
         <w:br/>
@@ -137,7 +137,7 @@
           <w:rFonts w:ascii="Arial" w:hAnsi="Arial"/>
           <w:sz w:val="20"/>
         </w:rPr>
-        <w:t>This supplement is built as part of an active reproducibility protocol. The numerical results in Tables S1–S9 and Figures S1–S2 are produced by the harness in github.com/pandasupranab/RiceBaCI-GEE under release v1.0.0-submission. As of this build date (2026-05-05) the repository is running on:</w:t>
+        <w:t>This supplement is built as part of an active reproducibility protocol. The numerical results in Tables S1–S9 and Figures S1–S2 are produced by the harness in github.com/pandasupranab/RiceBaCI-GEE under release v1.0.1-submission. As of this build date (2026-05-05) the repository is running on:</w:t>
       </w:r>
     </w:p>
     <w:p>
@@ -207,7 +207,7 @@
           <w:i/>
           <w:sz w:val="20"/>
         </w:rPr>
-        <w:t>All structural claims (study design, identification strategy, falsifiability conditions, mechanism physics, climatological framing, code organisation) are unchanged from the pre-registered design and have been preserved across all numerical updates. The empirical values reported here correspond to the v1.0.0-submission release with the v0.3.0 classifier. No modelling decision in this document is post-hoc to the data.</w:t>
+        <w:t>All structural claims (study design, identification strategy, falsifiability conditions, mechanism physics, climatological framing, code organisation) are unchanged from the pre-registered design and have been preserved across all numerical updates. The empirical values reported here correspond to the v1.0.1-submission release with the v0.3.0 classifier. No modelling decision in this document is post-hoc to the data.</w:t>
       </w:r>
     </w:p>
     <w:p>
@@ -539,6 +539,91 @@
         </w:rPr>
         <w:tab/>
         <w:t>Canonical Sentinel-1 dual-pol backscatter features</w:t>
+      </w:r>
+    </w:p>
+    <w:p>
+      <w:pPr>
+        <w:tabs>
+          <w:tab w:pos="2268" w:val="left"/>
+        </w:tabs>
+        <w:spacing w:after="40" w:line="276" w:lineRule="auto"/>
+        <w:jc w:val="both"/>
+      </w:pPr>
+      <w:r>
+        <w:rPr>
+          <w:rFonts w:ascii="Arial" w:hAnsi="Arial"/>
+          <w:b/>
+          <w:sz w:val="20"/>
+        </w:rPr>
+        <w:t>Table S10	MCD12Q2 per-district reconciliation</w:t>
+      </w:r>
+    </w:p>
+    <w:p>
+      <w:pPr>
+        <w:tabs>
+          <w:tab w:pos="2268" w:val="left"/>
+        </w:tabs>
+        <w:spacing w:after="40" w:line="276" w:lineRule="auto"/>
+        <w:jc w:val="both"/>
+      </w:pPr>
+      <w:r>
+        <w:rPr>
+          <w:rFonts w:ascii="Arial" w:hAnsi="Arial"/>
+          <w:b/>
+          <w:sz w:val="20"/>
+        </w:rPr>
+        <w:t>Table S11	ICRISAT VDSA Bhadrak reconciliation</w:t>
+      </w:r>
+    </w:p>
+    <w:p>
+      <w:pPr>
+        <w:tabs>
+          <w:tab w:pos="2268" w:val="left"/>
+        </w:tabs>
+        <w:spacing w:after="40" w:line="276" w:lineRule="auto"/>
+        <w:jc w:val="both"/>
+      </w:pPr>
+      <w:r>
+        <w:rPr>
+          <w:rFonts w:ascii="Arial" w:hAnsi="Arial"/>
+          <w:b/>
+          <w:sz w:val="20"/>
+        </w:rPr>
+        <w:t>Table S12	District yield-anomaly correlation cross-check</w:t>
+      </w:r>
+    </w:p>
+    <w:p>
+      <w:pPr>
+        <w:tabs>
+          <w:tab w:pos="2268" w:val="left"/>
+        </w:tabs>
+        <w:spacing w:after="40" w:line="276" w:lineRule="auto"/>
+        <w:jc w:val="both"/>
+      </w:pPr>
+      <w:r>
+        <w:rPr>
+          <w:rFonts w:ascii="Arial" w:hAnsi="Arial"/>
+          <w:b/>
+          <w:sz w:val="20"/>
+        </w:rPr>
+        <w:t>Table S13a	Odisha per-district cyclone-flood pixel share</w:t>
+      </w:r>
+    </w:p>
+    <w:p>
+      <w:pPr>
+        <w:tabs>
+          <w:tab w:pos="2268" w:val="left"/>
+        </w:tabs>
+        <w:spacing w:after="40" w:line="276" w:lineRule="auto"/>
+        <w:jc w:val="both"/>
+      </w:pPr>
+      <w:r>
+        <w:rPr>
+          <w:rFonts w:ascii="Arial" w:hAnsi="Arial"/>
+          <w:b/>
+          <w:sz w:val="20"/>
+        </w:rPr>
+        <w:t>Table S13b	Hudhud (Andhra Pradesh) transferability</w:t>
       </w:r>
     </w:p>
     <w:p>
@@ -30499,6 +30584,5427 @@
           <w:sz w:val="18"/>
         </w:rPr>
         <w:t>Three-panel stack (VH cross-pol, VV co-pol, CR cross-ratio vs day-of-year) for transplanting flood, saline storm-surge, and freshwater rainfall ponding mechanisms. Onset markers and ΔVH callouts annotate the discriminating feature space exploited by the Module 02 random-forest classifier.</w:t>
+      </w:r>
+    </w:p>
+    <w:p>
+      <w:r>
+        <w:br w:type="page"/>
+      </w:r>
+    </w:p>
+    <w:p>
+      <w:pPr>
+        <w:pStyle w:val="Heading2"/>
+      </w:pPr>
+      <w:r>
+        <w:rPr>
+          <w:rFonts w:ascii="Arial" w:hAnsi="Arial"/>
+        </w:rPr>
+        <w:t>Table S10 — MCD12Q2 per-district reconciliation</w:t>
+      </w:r>
+    </w:p>
+    <w:p>
+      <w:pPr>
+        <w:spacing w:line="276" w:lineRule="auto" w:after="120"/>
+      </w:pPr>
+      <w:r>
+        <w:rPr>
+          <w:rFonts w:ascii="Arial" w:hAnsi="Arial"/>
+          <w:i/>
+          <w:sz w:val="20"/>
+        </w:rPr>
+        <w:t>Table S10.  Per-district reconciliation of v2.1 bias-corrected SOS against MODIS MCD12Q2 native temporal resolution. Columns: number of years (n_years), raw and v2.1 SOS medians (DOY), mean and maximum |Δ| in days, ratio of max |Δ| to the MCD12Q2 8-day quantum, and a yes/no flag for being below the 4-day Nyquist threshold. All eight districts and the pooled summary fall well below the MCD12Q2 native temporal resolution, demonstrating that the v2.1 correction lies within the noise floor of the reference product.</w:t>
+      </w:r>
+    </w:p>
+    <w:tbl>
+      <w:tblPr>
+        <w:tblStyle w:val="LightGrid-Accent1"/>
+        <w:tblW w:type="auto" w:w="0"/>
+        <w:tblLook w:firstColumn="1" w:firstRow="1" w:lastColumn="0" w:lastRow="0" w:noHBand="0" w:noVBand="1" w:val="04A0"/>
+      </w:tblPr>
+      <w:tblGrid>
+        <w:gridCol w:w="1134"/>
+        <w:gridCol w:w="1134"/>
+        <w:gridCol w:w="1134"/>
+        <w:gridCol w:w="1134"/>
+        <w:gridCol w:w="1134"/>
+        <w:gridCol w:w="1134"/>
+        <w:gridCol w:w="1134"/>
+        <w:gridCol w:w="1134"/>
+      </w:tblGrid>
+      <w:tr>
+        <w:tc>
+          <w:tcPr>
+            <w:tcW w:type="dxa" w:w="1134"/>
+          </w:tcPr>
+          <w:p>
+            <w:pPr>
+              <w:spacing w:line="276" w:lineRule="auto"/>
+            </w:pPr>
+            <w:r>
+              <w:rPr>
+                <w:rFonts w:ascii="Arial" w:hAnsi="Arial"/>
+                <w:b/>
+                <w:sz w:val="18"/>
+              </w:rPr>
+              <w:t>district</w:t>
+            </w:r>
+          </w:p>
+        </w:tc>
+        <w:tc>
+          <w:tcPr>
+            <w:tcW w:type="dxa" w:w="1134"/>
+          </w:tcPr>
+          <w:p>
+            <w:pPr>
+              <w:spacing w:line="276" w:lineRule="auto"/>
+            </w:pPr>
+            <w:r>
+              <w:rPr>
+                <w:rFonts w:ascii="Arial" w:hAnsi="Arial"/>
+                <w:b/>
+                <w:sz w:val="18"/>
+              </w:rPr>
+              <w:t>n_years</w:t>
+            </w:r>
+          </w:p>
+        </w:tc>
+        <w:tc>
+          <w:tcPr>
+            <w:tcW w:type="dxa" w:w="1134"/>
+          </w:tcPr>
+          <w:p>
+            <w:pPr>
+              <w:spacing w:line="276" w:lineRule="auto"/>
+            </w:pPr>
+            <w:r>
+              <w:rPr>
+                <w:rFonts w:ascii="Arial" w:hAnsi="Arial"/>
+                <w:b/>
+                <w:sz w:val="18"/>
+              </w:rPr>
+              <w:t>raw_sos_median_d</w:t>
+            </w:r>
+          </w:p>
+        </w:tc>
+        <w:tc>
+          <w:tcPr>
+            <w:tcW w:type="dxa" w:w="1134"/>
+          </w:tcPr>
+          <w:p>
+            <w:pPr>
+              <w:spacing w:line="276" w:lineRule="auto"/>
+            </w:pPr>
+            <w:r>
+              <w:rPr>
+                <w:rFonts w:ascii="Arial" w:hAnsi="Arial"/>
+                <w:b/>
+                <w:sz w:val="18"/>
+              </w:rPr>
+              <w:t>v21_sos_median_d</w:t>
+            </w:r>
+          </w:p>
+        </w:tc>
+        <w:tc>
+          <w:tcPr>
+            <w:tcW w:type="dxa" w:w="1134"/>
+          </w:tcPr>
+          <w:p>
+            <w:pPr>
+              <w:spacing w:line="276" w:lineRule="auto"/>
+            </w:pPr>
+            <w:r>
+              <w:rPr>
+                <w:rFonts w:ascii="Arial" w:hAnsi="Arial"/>
+                <w:b/>
+                <w:sz w:val="18"/>
+              </w:rPr>
+              <w:t>mean_abs_delta_d</w:t>
+            </w:r>
+          </w:p>
+        </w:tc>
+        <w:tc>
+          <w:tcPr>
+            <w:tcW w:type="dxa" w:w="1134"/>
+          </w:tcPr>
+          <w:p>
+            <w:pPr>
+              <w:spacing w:line="276" w:lineRule="auto"/>
+            </w:pPr>
+            <w:r>
+              <w:rPr>
+                <w:rFonts w:ascii="Arial" w:hAnsi="Arial"/>
+                <w:b/>
+                <w:sz w:val="18"/>
+              </w:rPr>
+              <w:t>max_abs_delta_d</w:t>
+            </w:r>
+          </w:p>
+        </w:tc>
+        <w:tc>
+          <w:tcPr>
+            <w:tcW w:type="dxa" w:w="1134"/>
+          </w:tcPr>
+          <w:p>
+            <w:pPr>
+              <w:spacing w:line="276" w:lineRule="auto"/>
+            </w:pPr>
+            <w:r>
+              <w:rPr>
+                <w:rFonts w:ascii="Arial" w:hAnsi="Arial"/>
+                <w:b/>
+                <w:sz w:val="18"/>
+              </w:rPr>
+              <w:t>ratio_to_quantum</w:t>
+            </w:r>
+          </w:p>
+        </w:tc>
+        <w:tc>
+          <w:tcPr>
+            <w:tcW w:type="dxa" w:w="1134"/>
+          </w:tcPr>
+          <w:p>
+            <w:pPr>
+              <w:spacing w:line="276" w:lineRule="auto"/>
+            </w:pPr>
+            <w:r>
+              <w:rPr>
+                <w:rFonts w:ascii="Arial" w:hAnsi="Arial"/>
+                <w:b/>
+                <w:sz w:val="18"/>
+              </w:rPr>
+              <w:t>below_nyquist</w:t>
+            </w:r>
+          </w:p>
+        </w:tc>
+      </w:tr>
+      <w:tr>
+        <w:tc>
+          <w:tcPr>
+            <w:tcW w:type="dxa" w:w="1134"/>
+          </w:tcPr>
+          <w:p>
+            <w:pPr>
+              <w:spacing w:line="276" w:lineRule="auto"/>
+            </w:pPr>
+            <w:r>
+              <w:rPr>
+                <w:rFonts w:ascii="Arial" w:hAnsi="Arial"/>
+                <w:sz w:val="18"/>
+              </w:rPr>
+              <w:t>Angul</w:t>
+            </w:r>
+          </w:p>
+        </w:tc>
+        <w:tc>
+          <w:tcPr>
+            <w:tcW w:type="dxa" w:w="1134"/>
+          </w:tcPr>
+          <w:p>
+            <w:pPr>
+              <w:spacing w:line="276" w:lineRule="auto"/>
+            </w:pPr>
+            <w:r>
+              <w:rPr>
+                <w:rFonts w:ascii="Arial" w:hAnsi="Arial"/>
+                <w:sz w:val="18"/>
+              </w:rPr>
+              <w:t>8</w:t>
+            </w:r>
+          </w:p>
+        </w:tc>
+        <w:tc>
+          <w:tcPr>
+            <w:tcW w:type="dxa" w:w="1134"/>
+          </w:tcPr>
+          <w:p>
+            <w:pPr>
+              <w:spacing w:line="276" w:lineRule="auto"/>
+            </w:pPr>
+            <w:r>
+              <w:rPr>
+                <w:rFonts w:ascii="Arial" w:hAnsi="Arial"/>
+                <w:sz w:val="18"/>
+              </w:rPr>
+              <w:t>196.0000</w:t>
+            </w:r>
+          </w:p>
+        </w:tc>
+        <w:tc>
+          <w:tcPr>
+            <w:tcW w:type="dxa" w:w="1134"/>
+          </w:tcPr>
+          <w:p>
+            <w:pPr>
+              <w:spacing w:line="276" w:lineRule="auto"/>
+            </w:pPr>
+            <w:r>
+              <w:rPr>
+                <w:rFonts w:ascii="Arial" w:hAnsi="Arial"/>
+                <w:sz w:val="18"/>
+              </w:rPr>
+              <w:t>196.0000</w:t>
+            </w:r>
+          </w:p>
+        </w:tc>
+        <w:tc>
+          <w:tcPr>
+            <w:tcW w:type="dxa" w:w="1134"/>
+          </w:tcPr>
+          <w:p>
+            <w:pPr>
+              <w:spacing w:line="276" w:lineRule="auto"/>
+            </w:pPr>
+            <w:r>
+              <w:rPr>
+                <w:rFonts w:ascii="Arial" w:hAnsi="Arial"/>
+                <w:sz w:val="18"/>
+              </w:rPr>
+              <w:t>0</w:t>
+            </w:r>
+          </w:p>
+        </w:tc>
+        <w:tc>
+          <w:tcPr>
+            <w:tcW w:type="dxa" w:w="1134"/>
+          </w:tcPr>
+          <w:p>
+            <w:pPr>
+              <w:spacing w:line="276" w:lineRule="auto"/>
+            </w:pPr>
+            <w:r>
+              <w:rPr>
+                <w:rFonts w:ascii="Arial" w:hAnsi="Arial"/>
+                <w:sz w:val="18"/>
+              </w:rPr>
+              <w:t>0</w:t>
+            </w:r>
+          </w:p>
+        </w:tc>
+        <w:tc>
+          <w:tcPr>
+            <w:tcW w:type="dxa" w:w="1134"/>
+          </w:tcPr>
+          <w:p>
+            <w:pPr>
+              <w:spacing w:line="276" w:lineRule="auto"/>
+            </w:pPr>
+            <w:r>
+              <w:rPr>
+                <w:rFonts w:ascii="Arial" w:hAnsi="Arial"/>
+                <w:sz w:val="18"/>
+              </w:rPr>
+              <w:t>0</w:t>
+            </w:r>
+          </w:p>
+        </w:tc>
+        <w:tc>
+          <w:tcPr>
+            <w:tcW w:type="dxa" w:w="1134"/>
+          </w:tcPr>
+          <w:p>
+            <w:pPr>
+              <w:spacing w:line="276" w:lineRule="auto"/>
+            </w:pPr>
+            <w:r>
+              <w:rPr>
+                <w:rFonts w:ascii="Arial" w:hAnsi="Arial"/>
+                <w:sz w:val="18"/>
+              </w:rPr>
+              <w:t>Yes</w:t>
+            </w:r>
+          </w:p>
+        </w:tc>
+      </w:tr>
+      <w:tr>
+        <w:tc>
+          <w:tcPr>
+            <w:tcW w:type="dxa" w:w="1134"/>
+          </w:tcPr>
+          <w:p>
+            <w:pPr>
+              <w:spacing w:line="276" w:lineRule="auto"/>
+            </w:pPr>
+            <w:r>
+              <w:rPr>
+                <w:rFonts w:ascii="Arial" w:hAnsi="Arial"/>
+                <w:sz w:val="18"/>
+              </w:rPr>
+              <w:t>Baleshwar</w:t>
+            </w:r>
+          </w:p>
+        </w:tc>
+        <w:tc>
+          <w:tcPr>
+            <w:tcW w:type="dxa" w:w="1134"/>
+          </w:tcPr>
+          <w:p>
+            <w:pPr>
+              <w:spacing w:line="276" w:lineRule="auto"/>
+            </w:pPr>
+            <w:r>
+              <w:rPr>
+                <w:rFonts w:ascii="Arial" w:hAnsi="Arial"/>
+                <w:sz w:val="18"/>
+              </w:rPr>
+              <w:t>8</w:t>
+            </w:r>
+          </w:p>
+        </w:tc>
+        <w:tc>
+          <w:tcPr>
+            <w:tcW w:type="dxa" w:w="1134"/>
+          </w:tcPr>
+          <w:p>
+            <w:pPr>
+              <w:spacing w:line="276" w:lineRule="auto"/>
+            </w:pPr>
+            <w:r>
+              <w:rPr>
+                <w:rFonts w:ascii="Arial" w:hAnsi="Arial"/>
+                <w:sz w:val="18"/>
+              </w:rPr>
+              <w:t>181.5000</w:t>
+            </w:r>
+          </w:p>
+        </w:tc>
+        <w:tc>
+          <w:tcPr>
+            <w:tcW w:type="dxa" w:w="1134"/>
+          </w:tcPr>
+          <w:p>
+            <w:pPr>
+              <w:spacing w:line="276" w:lineRule="auto"/>
+            </w:pPr>
+            <w:r>
+              <w:rPr>
+                <w:rFonts w:ascii="Arial" w:hAnsi="Arial"/>
+                <w:sz w:val="18"/>
+              </w:rPr>
+              <w:t>181.5000</w:t>
+            </w:r>
+          </w:p>
+        </w:tc>
+        <w:tc>
+          <w:tcPr>
+            <w:tcW w:type="dxa" w:w="1134"/>
+          </w:tcPr>
+          <w:p>
+            <w:pPr>
+              <w:spacing w:line="276" w:lineRule="auto"/>
+            </w:pPr>
+            <w:r>
+              <w:rPr>
+                <w:rFonts w:ascii="Arial" w:hAnsi="Arial"/>
+                <w:sz w:val="18"/>
+              </w:rPr>
+              <w:t>0.0150</w:t>
+            </w:r>
+          </w:p>
+        </w:tc>
+        <w:tc>
+          <w:tcPr>
+            <w:tcW w:type="dxa" w:w="1134"/>
+          </w:tcPr>
+          <w:p>
+            <w:pPr>
+              <w:spacing w:line="276" w:lineRule="auto"/>
+            </w:pPr>
+            <w:r>
+              <w:rPr>
+                <w:rFonts w:ascii="Arial" w:hAnsi="Arial"/>
+                <w:sz w:val="18"/>
+              </w:rPr>
+              <w:t>0.0700</w:t>
+            </w:r>
+          </w:p>
+        </w:tc>
+        <w:tc>
+          <w:tcPr>
+            <w:tcW w:type="dxa" w:w="1134"/>
+          </w:tcPr>
+          <w:p>
+            <w:pPr>
+              <w:spacing w:line="276" w:lineRule="auto"/>
+            </w:pPr>
+            <w:r>
+              <w:rPr>
+                <w:rFonts w:ascii="Arial" w:hAnsi="Arial"/>
+                <w:sz w:val="18"/>
+              </w:rPr>
+              <w:t>0.0087</w:t>
+            </w:r>
+          </w:p>
+        </w:tc>
+        <w:tc>
+          <w:tcPr>
+            <w:tcW w:type="dxa" w:w="1134"/>
+          </w:tcPr>
+          <w:p>
+            <w:pPr>
+              <w:spacing w:line="276" w:lineRule="auto"/>
+            </w:pPr>
+            <w:r>
+              <w:rPr>
+                <w:rFonts w:ascii="Arial" w:hAnsi="Arial"/>
+                <w:sz w:val="18"/>
+              </w:rPr>
+              <w:t>Yes</w:t>
+            </w:r>
+          </w:p>
+        </w:tc>
+      </w:tr>
+      <w:tr>
+        <w:tc>
+          <w:tcPr>
+            <w:tcW w:type="dxa" w:w="1134"/>
+          </w:tcPr>
+          <w:p>
+            <w:pPr>
+              <w:spacing w:line="276" w:lineRule="auto"/>
+            </w:pPr>
+            <w:r>
+              <w:rPr>
+                <w:rFonts w:ascii="Arial" w:hAnsi="Arial"/>
+                <w:sz w:val="18"/>
+              </w:rPr>
+              <w:t>Bhadrak</w:t>
+            </w:r>
+          </w:p>
+        </w:tc>
+        <w:tc>
+          <w:tcPr>
+            <w:tcW w:type="dxa" w:w="1134"/>
+          </w:tcPr>
+          <w:p>
+            <w:pPr>
+              <w:spacing w:line="276" w:lineRule="auto"/>
+            </w:pPr>
+            <w:r>
+              <w:rPr>
+                <w:rFonts w:ascii="Arial" w:hAnsi="Arial"/>
+                <w:sz w:val="18"/>
+              </w:rPr>
+              <w:t>8</w:t>
+            </w:r>
+          </w:p>
+        </w:tc>
+        <w:tc>
+          <w:tcPr>
+            <w:tcW w:type="dxa" w:w="1134"/>
+          </w:tcPr>
+          <w:p>
+            <w:pPr>
+              <w:spacing w:line="276" w:lineRule="auto"/>
+            </w:pPr>
+            <w:r>
+              <w:rPr>
+                <w:rFonts w:ascii="Arial" w:hAnsi="Arial"/>
+                <w:sz w:val="18"/>
+              </w:rPr>
+              <w:t>258.0000</w:t>
+            </w:r>
+          </w:p>
+        </w:tc>
+        <w:tc>
+          <w:tcPr>
+            <w:tcW w:type="dxa" w:w="1134"/>
+          </w:tcPr>
+          <w:p>
+            <w:pPr>
+              <w:spacing w:line="276" w:lineRule="auto"/>
+            </w:pPr>
+            <w:r>
+              <w:rPr>
+                <w:rFonts w:ascii="Arial" w:hAnsi="Arial"/>
+                <w:sz w:val="18"/>
+              </w:rPr>
+              <w:t>258.0000</w:t>
+            </w:r>
+          </w:p>
+        </w:tc>
+        <w:tc>
+          <w:tcPr>
+            <w:tcW w:type="dxa" w:w="1134"/>
+          </w:tcPr>
+          <w:p>
+            <w:pPr>
+              <w:spacing w:line="276" w:lineRule="auto"/>
+            </w:pPr>
+            <w:r>
+              <w:rPr>
+                <w:rFonts w:ascii="Arial" w:hAnsi="Arial"/>
+                <w:sz w:val="18"/>
+              </w:rPr>
+              <w:t>0.1400</w:t>
+            </w:r>
+          </w:p>
+        </w:tc>
+        <w:tc>
+          <w:tcPr>
+            <w:tcW w:type="dxa" w:w="1134"/>
+          </w:tcPr>
+          <w:p>
+            <w:pPr>
+              <w:spacing w:line="276" w:lineRule="auto"/>
+            </w:pPr>
+            <w:r>
+              <w:rPr>
+                <w:rFonts w:ascii="Arial" w:hAnsi="Arial"/>
+                <w:sz w:val="18"/>
+              </w:rPr>
+              <w:t>1.0100</w:t>
+            </w:r>
+          </w:p>
+        </w:tc>
+        <w:tc>
+          <w:tcPr>
+            <w:tcW w:type="dxa" w:w="1134"/>
+          </w:tcPr>
+          <w:p>
+            <w:pPr>
+              <w:spacing w:line="276" w:lineRule="auto"/>
+            </w:pPr>
+            <w:r>
+              <w:rPr>
+                <w:rFonts w:ascii="Arial" w:hAnsi="Arial"/>
+                <w:sz w:val="18"/>
+              </w:rPr>
+              <w:t>0.1262</w:t>
+            </w:r>
+          </w:p>
+        </w:tc>
+        <w:tc>
+          <w:tcPr>
+            <w:tcW w:type="dxa" w:w="1134"/>
+          </w:tcPr>
+          <w:p>
+            <w:pPr>
+              <w:spacing w:line="276" w:lineRule="auto"/>
+            </w:pPr>
+            <w:r>
+              <w:rPr>
+                <w:rFonts w:ascii="Arial" w:hAnsi="Arial"/>
+                <w:sz w:val="18"/>
+              </w:rPr>
+              <w:t>Yes</w:t>
+            </w:r>
+          </w:p>
+        </w:tc>
+      </w:tr>
+      <w:tr>
+        <w:tc>
+          <w:tcPr>
+            <w:tcW w:type="dxa" w:w="1134"/>
+          </w:tcPr>
+          <w:p>
+            <w:pPr>
+              <w:spacing w:line="276" w:lineRule="auto"/>
+            </w:pPr>
+            <w:r>
+              <w:rPr>
+                <w:rFonts w:ascii="Arial" w:hAnsi="Arial"/>
+                <w:sz w:val="18"/>
+              </w:rPr>
+              <w:t>Cuttack</w:t>
+            </w:r>
+          </w:p>
+        </w:tc>
+        <w:tc>
+          <w:tcPr>
+            <w:tcW w:type="dxa" w:w="1134"/>
+          </w:tcPr>
+          <w:p>
+            <w:pPr>
+              <w:spacing w:line="276" w:lineRule="auto"/>
+            </w:pPr>
+            <w:r>
+              <w:rPr>
+                <w:rFonts w:ascii="Arial" w:hAnsi="Arial"/>
+                <w:sz w:val="18"/>
+              </w:rPr>
+              <w:t>8</w:t>
+            </w:r>
+          </w:p>
+        </w:tc>
+        <w:tc>
+          <w:tcPr>
+            <w:tcW w:type="dxa" w:w="1134"/>
+          </w:tcPr>
+          <w:p>
+            <w:pPr>
+              <w:spacing w:line="276" w:lineRule="auto"/>
+            </w:pPr>
+            <w:r>
+              <w:rPr>
+                <w:rFonts w:ascii="Arial" w:hAnsi="Arial"/>
+                <w:sz w:val="18"/>
+              </w:rPr>
+              <w:t>196.0000</w:t>
+            </w:r>
+          </w:p>
+        </w:tc>
+        <w:tc>
+          <w:tcPr>
+            <w:tcW w:type="dxa" w:w="1134"/>
+          </w:tcPr>
+          <w:p>
+            <w:pPr>
+              <w:spacing w:line="276" w:lineRule="auto"/>
+            </w:pPr>
+            <w:r>
+              <w:rPr>
+                <w:rFonts w:ascii="Arial" w:hAnsi="Arial"/>
+                <w:sz w:val="18"/>
+              </w:rPr>
+              <w:t>196.0000</w:t>
+            </w:r>
+          </w:p>
+        </w:tc>
+        <w:tc>
+          <w:tcPr>
+            <w:tcW w:type="dxa" w:w="1134"/>
+          </w:tcPr>
+          <w:p>
+            <w:pPr>
+              <w:spacing w:line="276" w:lineRule="auto"/>
+            </w:pPr>
+            <w:r>
+              <w:rPr>
+                <w:rFonts w:ascii="Arial" w:hAnsi="Arial"/>
+                <w:sz w:val="18"/>
+              </w:rPr>
+              <w:t>0.0225</w:t>
+            </w:r>
+          </w:p>
+        </w:tc>
+        <w:tc>
+          <w:tcPr>
+            <w:tcW w:type="dxa" w:w="1134"/>
+          </w:tcPr>
+          <w:p>
+            <w:pPr>
+              <w:spacing w:line="276" w:lineRule="auto"/>
+            </w:pPr>
+            <w:r>
+              <w:rPr>
+                <w:rFonts w:ascii="Arial" w:hAnsi="Arial"/>
+                <w:sz w:val="18"/>
+              </w:rPr>
+              <w:t>0.1800</w:t>
+            </w:r>
+          </w:p>
+        </w:tc>
+        <w:tc>
+          <w:tcPr>
+            <w:tcW w:type="dxa" w:w="1134"/>
+          </w:tcPr>
+          <w:p>
+            <w:pPr>
+              <w:spacing w:line="276" w:lineRule="auto"/>
+            </w:pPr>
+            <w:r>
+              <w:rPr>
+                <w:rFonts w:ascii="Arial" w:hAnsi="Arial"/>
+                <w:sz w:val="18"/>
+              </w:rPr>
+              <w:t>0.0225</w:t>
+            </w:r>
+          </w:p>
+        </w:tc>
+        <w:tc>
+          <w:tcPr>
+            <w:tcW w:type="dxa" w:w="1134"/>
+          </w:tcPr>
+          <w:p>
+            <w:pPr>
+              <w:spacing w:line="276" w:lineRule="auto"/>
+            </w:pPr>
+            <w:r>
+              <w:rPr>
+                <w:rFonts w:ascii="Arial" w:hAnsi="Arial"/>
+                <w:sz w:val="18"/>
+              </w:rPr>
+              <w:t>Yes</w:t>
+            </w:r>
+          </w:p>
+        </w:tc>
+      </w:tr>
+      <w:tr>
+        <w:tc>
+          <w:tcPr>
+            <w:tcW w:type="dxa" w:w="1134"/>
+          </w:tcPr>
+          <w:p>
+            <w:pPr>
+              <w:spacing w:line="276" w:lineRule="auto"/>
+            </w:pPr>
+            <w:r>
+              <w:rPr>
+                <w:rFonts w:ascii="Arial" w:hAnsi="Arial"/>
+                <w:sz w:val="18"/>
+              </w:rPr>
+              <w:t>Dhenkanal</w:t>
+            </w:r>
+          </w:p>
+        </w:tc>
+        <w:tc>
+          <w:tcPr>
+            <w:tcW w:type="dxa" w:w="1134"/>
+          </w:tcPr>
+          <w:p>
+            <w:pPr>
+              <w:spacing w:line="276" w:lineRule="auto"/>
+            </w:pPr>
+            <w:r>
+              <w:rPr>
+                <w:rFonts w:ascii="Arial" w:hAnsi="Arial"/>
+                <w:sz w:val="18"/>
+              </w:rPr>
+              <w:t>8</w:t>
+            </w:r>
+          </w:p>
+        </w:tc>
+        <w:tc>
+          <w:tcPr>
+            <w:tcW w:type="dxa" w:w="1134"/>
+          </w:tcPr>
+          <w:p>
+            <w:pPr>
+              <w:spacing w:line="276" w:lineRule="auto"/>
+            </w:pPr>
+            <w:r>
+              <w:rPr>
+                <w:rFonts w:ascii="Arial" w:hAnsi="Arial"/>
+                <w:sz w:val="18"/>
+              </w:rPr>
+              <w:t>196.0000</w:t>
+            </w:r>
+          </w:p>
+        </w:tc>
+        <w:tc>
+          <w:tcPr>
+            <w:tcW w:type="dxa" w:w="1134"/>
+          </w:tcPr>
+          <w:p>
+            <w:pPr>
+              <w:spacing w:line="276" w:lineRule="auto"/>
+            </w:pPr>
+            <w:r>
+              <w:rPr>
+                <w:rFonts w:ascii="Arial" w:hAnsi="Arial"/>
+                <w:sz w:val="18"/>
+              </w:rPr>
+              <w:t>196.0000</w:t>
+            </w:r>
+          </w:p>
+        </w:tc>
+        <w:tc>
+          <w:tcPr>
+            <w:tcW w:type="dxa" w:w="1134"/>
+          </w:tcPr>
+          <w:p>
+            <w:pPr>
+              <w:spacing w:line="276" w:lineRule="auto"/>
+            </w:pPr>
+            <w:r>
+              <w:rPr>
+                <w:rFonts w:ascii="Arial" w:hAnsi="Arial"/>
+                <w:sz w:val="18"/>
+              </w:rPr>
+              <w:t>0</w:t>
+            </w:r>
+          </w:p>
+        </w:tc>
+        <w:tc>
+          <w:tcPr>
+            <w:tcW w:type="dxa" w:w="1134"/>
+          </w:tcPr>
+          <w:p>
+            <w:pPr>
+              <w:spacing w:line="276" w:lineRule="auto"/>
+            </w:pPr>
+            <w:r>
+              <w:rPr>
+                <w:rFonts w:ascii="Arial" w:hAnsi="Arial"/>
+                <w:sz w:val="18"/>
+              </w:rPr>
+              <w:t>0</w:t>
+            </w:r>
+          </w:p>
+        </w:tc>
+        <w:tc>
+          <w:tcPr>
+            <w:tcW w:type="dxa" w:w="1134"/>
+          </w:tcPr>
+          <w:p>
+            <w:pPr>
+              <w:spacing w:line="276" w:lineRule="auto"/>
+            </w:pPr>
+            <w:r>
+              <w:rPr>
+                <w:rFonts w:ascii="Arial" w:hAnsi="Arial"/>
+                <w:sz w:val="18"/>
+              </w:rPr>
+              <w:t>0</w:t>
+            </w:r>
+          </w:p>
+        </w:tc>
+        <w:tc>
+          <w:tcPr>
+            <w:tcW w:type="dxa" w:w="1134"/>
+          </w:tcPr>
+          <w:p>
+            <w:pPr>
+              <w:spacing w:line="276" w:lineRule="auto"/>
+            </w:pPr>
+            <w:r>
+              <w:rPr>
+                <w:rFonts w:ascii="Arial" w:hAnsi="Arial"/>
+                <w:sz w:val="18"/>
+              </w:rPr>
+              <w:t>Yes</w:t>
+            </w:r>
+          </w:p>
+        </w:tc>
+      </w:tr>
+      <w:tr>
+        <w:tc>
+          <w:tcPr>
+            <w:tcW w:type="dxa" w:w="1134"/>
+          </w:tcPr>
+          <w:p>
+            <w:pPr>
+              <w:spacing w:line="276" w:lineRule="auto"/>
+            </w:pPr>
+            <w:r>
+              <w:rPr>
+                <w:rFonts w:ascii="Arial" w:hAnsi="Arial"/>
+                <w:sz w:val="18"/>
+              </w:rPr>
+              <w:t>Jagatsinghpur</w:t>
+            </w:r>
+          </w:p>
+        </w:tc>
+        <w:tc>
+          <w:tcPr>
+            <w:tcW w:type="dxa" w:w="1134"/>
+          </w:tcPr>
+          <w:p>
+            <w:pPr>
+              <w:spacing w:line="276" w:lineRule="auto"/>
+            </w:pPr>
+            <w:r>
+              <w:rPr>
+                <w:rFonts w:ascii="Arial" w:hAnsi="Arial"/>
+                <w:sz w:val="18"/>
+              </w:rPr>
+              <w:t>8</w:t>
+            </w:r>
+          </w:p>
+        </w:tc>
+        <w:tc>
+          <w:tcPr>
+            <w:tcW w:type="dxa" w:w="1134"/>
+          </w:tcPr>
+          <w:p>
+            <w:pPr>
+              <w:spacing w:line="276" w:lineRule="auto"/>
+            </w:pPr>
+            <w:r>
+              <w:rPr>
+                <w:rFonts w:ascii="Arial" w:hAnsi="Arial"/>
+                <w:sz w:val="18"/>
+              </w:rPr>
+              <w:t>211.5000</w:t>
+            </w:r>
+          </w:p>
+        </w:tc>
+        <w:tc>
+          <w:tcPr>
+            <w:tcW w:type="dxa" w:w="1134"/>
+          </w:tcPr>
+          <w:p>
+            <w:pPr>
+              <w:spacing w:line="276" w:lineRule="auto"/>
+            </w:pPr>
+            <w:r>
+              <w:rPr>
+                <w:rFonts w:ascii="Arial" w:hAnsi="Arial"/>
+                <w:sz w:val="18"/>
+              </w:rPr>
+              <w:t>211.4800</w:t>
+            </w:r>
+          </w:p>
+        </w:tc>
+        <w:tc>
+          <w:tcPr>
+            <w:tcW w:type="dxa" w:w="1134"/>
+          </w:tcPr>
+          <w:p>
+            <w:pPr>
+              <w:spacing w:line="276" w:lineRule="auto"/>
+            </w:pPr>
+            <w:r>
+              <w:rPr>
+                <w:rFonts w:ascii="Arial" w:hAnsi="Arial"/>
+                <w:sz w:val="18"/>
+              </w:rPr>
+              <w:t>0.0963</w:t>
+            </w:r>
+          </w:p>
+        </w:tc>
+        <w:tc>
+          <w:tcPr>
+            <w:tcW w:type="dxa" w:w="1134"/>
+          </w:tcPr>
+          <w:p>
+            <w:pPr>
+              <w:spacing w:line="276" w:lineRule="auto"/>
+            </w:pPr>
+            <w:r>
+              <w:rPr>
+                <w:rFonts w:ascii="Arial" w:hAnsi="Arial"/>
+                <w:sz w:val="18"/>
+              </w:rPr>
+              <w:t>0.4600</w:t>
+            </w:r>
+          </w:p>
+        </w:tc>
+        <w:tc>
+          <w:tcPr>
+            <w:tcW w:type="dxa" w:w="1134"/>
+          </w:tcPr>
+          <w:p>
+            <w:pPr>
+              <w:spacing w:line="276" w:lineRule="auto"/>
+            </w:pPr>
+            <w:r>
+              <w:rPr>
+                <w:rFonts w:ascii="Arial" w:hAnsi="Arial"/>
+                <w:sz w:val="18"/>
+              </w:rPr>
+              <w:t>0.0575</w:t>
+            </w:r>
+          </w:p>
+        </w:tc>
+        <w:tc>
+          <w:tcPr>
+            <w:tcW w:type="dxa" w:w="1134"/>
+          </w:tcPr>
+          <w:p>
+            <w:pPr>
+              <w:spacing w:line="276" w:lineRule="auto"/>
+            </w:pPr>
+            <w:r>
+              <w:rPr>
+                <w:rFonts w:ascii="Arial" w:hAnsi="Arial"/>
+                <w:sz w:val="18"/>
+              </w:rPr>
+              <w:t>Yes</w:t>
+            </w:r>
+          </w:p>
+        </w:tc>
+      </w:tr>
+      <w:tr>
+        <w:tc>
+          <w:tcPr>
+            <w:tcW w:type="dxa" w:w="1134"/>
+          </w:tcPr>
+          <w:p>
+            <w:pPr>
+              <w:spacing w:line="276" w:lineRule="auto"/>
+            </w:pPr>
+            <w:r>
+              <w:rPr>
+                <w:rFonts w:ascii="Arial" w:hAnsi="Arial"/>
+                <w:sz w:val="18"/>
+              </w:rPr>
+              <w:t>Kendrapara</w:t>
+            </w:r>
+          </w:p>
+        </w:tc>
+        <w:tc>
+          <w:tcPr>
+            <w:tcW w:type="dxa" w:w="1134"/>
+          </w:tcPr>
+          <w:p>
+            <w:pPr>
+              <w:spacing w:line="276" w:lineRule="auto"/>
+            </w:pPr>
+            <w:r>
+              <w:rPr>
+                <w:rFonts w:ascii="Arial" w:hAnsi="Arial"/>
+                <w:sz w:val="18"/>
+              </w:rPr>
+              <w:t>8</w:t>
+            </w:r>
+          </w:p>
+        </w:tc>
+        <w:tc>
+          <w:tcPr>
+            <w:tcW w:type="dxa" w:w="1134"/>
+          </w:tcPr>
+          <w:p>
+            <w:pPr>
+              <w:spacing w:line="276" w:lineRule="auto"/>
+            </w:pPr>
+            <w:r>
+              <w:rPr>
+                <w:rFonts w:ascii="Arial" w:hAnsi="Arial"/>
+                <w:sz w:val="18"/>
+              </w:rPr>
+              <w:t>196.0000</w:t>
+            </w:r>
+          </w:p>
+        </w:tc>
+        <w:tc>
+          <w:tcPr>
+            <w:tcW w:type="dxa" w:w="1134"/>
+          </w:tcPr>
+          <w:p>
+            <w:pPr>
+              <w:spacing w:line="276" w:lineRule="auto"/>
+            </w:pPr>
+            <w:r>
+              <w:rPr>
+                <w:rFonts w:ascii="Arial" w:hAnsi="Arial"/>
+                <w:sz w:val="18"/>
+              </w:rPr>
+              <w:t>195.9650</w:t>
+            </w:r>
+          </w:p>
+        </w:tc>
+        <w:tc>
+          <w:tcPr>
+            <w:tcW w:type="dxa" w:w="1134"/>
+          </w:tcPr>
+          <w:p>
+            <w:pPr>
+              <w:spacing w:line="276" w:lineRule="auto"/>
+            </w:pPr>
+            <w:r>
+              <w:rPr>
+                <w:rFonts w:ascii="Arial" w:hAnsi="Arial"/>
+                <w:sz w:val="18"/>
+              </w:rPr>
+              <w:t>0.0738</w:t>
+            </w:r>
+          </w:p>
+        </w:tc>
+        <w:tc>
+          <w:tcPr>
+            <w:tcW w:type="dxa" w:w="1134"/>
+          </w:tcPr>
+          <w:p>
+            <w:pPr>
+              <w:spacing w:line="276" w:lineRule="auto"/>
+            </w:pPr>
+            <w:r>
+              <w:rPr>
+                <w:rFonts w:ascii="Arial" w:hAnsi="Arial"/>
+                <w:sz w:val="18"/>
+              </w:rPr>
+              <w:t>0.4100</w:t>
+            </w:r>
+          </w:p>
+        </w:tc>
+        <w:tc>
+          <w:tcPr>
+            <w:tcW w:type="dxa" w:w="1134"/>
+          </w:tcPr>
+          <w:p>
+            <w:pPr>
+              <w:spacing w:line="276" w:lineRule="auto"/>
+            </w:pPr>
+            <w:r>
+              <w:rPr>
+                <w:rFonts w:ascii="Arial" w:hAnsi="Arial"/>
+                <w:sz w:val="18"/>
+              </w:rPr>
+              <w:t>0.0512</w:t>
+            </w:r>
+          </w:p>
+        </w:tc>
+        <w:tc>
+          <w:tcPr>
+            <w:tcW w:type="dxa" w:w="1134"/>
+          </w:tcPr>
+          <w:p>
+            <w:pPr>
+              <w:spacing w:line="276" w:lineRule="auto"/>
+            </w:pPr>
+            <w:r>
+              <w:rPr>
+                <w:rFonts w:ascii="Arial" w:hAnsi="Arial"/>
+                <w:sz w:val="18"/>
+              </w:rPr>
+              <w:t>Yes</w:t>
+            </w:r>
+          </w:p>
+        </w:tc>
+      </w:tr>
+      <w:tr>
+        <w:tc>
+          <w:tcPr>
+            <w:tcW w:type="dxa" w:w="1134"/>
+          </w:tcPr>
+          <w:p>
+            <w:pPr>
+              <w:spacing w:line="276" w:lineRule="auto"/>
+            </w:pPr>
+            <w:r>
+              <w:rPr>
+                <w:rFonts w:ascii="Arial" w:hAnsi="Arial"/>
+                <w:sz w:val="18"/>
+              </w:rPr>
+              <w:t>Puri</w:t>
+            </w:r>
+          </w:p>
+        </w:tc>
+        <w:tc>
+          <w:tcPr>
+            <w:tcW w:type="dxa" w:w="1134"/>
+          </w:tcPr>
+          <w:p>
+            <w:pPr>
+              <w:spacing w:line="276" w:lineRule="auto"/>
+            </w:pPr>
+            <w:r>
+              <w:rPr>
+                <w:rFonts w:ascii="Arial" w:hAnsi="Arial"/>
+                <w:sz w:val="18"/>
+              </w:rPr>
+              <w:t>8</w:t>
+            </w:r>
+          </w:p>
+        </w:tc>
+        <w:tc>
+          <w:tcPr>
+            <w:tcW w:type="dxa" w:w="1134"/>
+          </w:tcPr>
+          <w:p>
+            <w:pPr>
+              <w:spacing w:line="276" w:lineRule="auto"/>
+            </w:pPr>
+            <w:r>
+              <w:rPr>
+                <w:rFonts w:ascii="Arial" w:hAnsi="Arial"/>
+                <w:sz w:val="18"/>
+              </w:rPr>
+              <w:t>227.5000</w:t>
+            </w:r>
+          </w:p>
+        </w:tc>
+        <w:tc>
+          <w:tcPr>
+            <w:tcW w:type="dxa" w:w="1134"/>
+          </w:tcPr>
+          <w:p>
+            <w:pPr>
+              <w:spacing w:line="276" w:lineRule="auto"/>
+            </w:pPr>
+            <w:r>
+              <w:rPr>
+                <w:rFonts w:ascii="Arial" w:hAnsi="Arial"/>
+                <w:sz w:val="18"/>
+              </w:rPr>
+              <w:t>227.5000</w:t>
+            </w:r>
+          </w:p>
+        </w:tc>
+        <w:tc>
+          <w:tcPr>
+            <w:tcW w:type="dxa" w:w="1134"/>
+          </w:tcPr>
+          <w:p>
+            <w:pPr>
+              <w:spacing w:line="276" w:lineRule="auto"/>
+            </w:pPr>
+            <w:r>
+              <w:rPr>
+                <w:rFonts w:ascii="Arial" w:hAnsi="Arial"/>
+                <w:sz w:val="18"/>
+              </w:rPr>
+              <w:t>0.0512</w:t>
+            </w:r>
+          </w:p>
+        </w:tc>
+        <w:tc>
+          <w:tcPr>
+            <w:tcW w:type="dxa" w:w="1134"/>
+          </w:tcPr>
+          <w:p>
+            <w:pPr>
+              <w:spacing w:line="276" w:lineRule="auto"/>
+            </w:pPr>
+            <w:r>
+              <w:rPr>
+                <w:rFonts w:ascii="Arial" w:hAnsi="Arial"/>
+                <w:sz w:val="18"/>
+              </w:rPr>
+              <w:t>0.3500</w:t>
+            </w:r>
+          </w:p>
+        </w:tc>
+        <w:tc>
+          <w:tcPr>
+            <w:tcW w:type="dxa" w:w="1134"/>
+          </w:tcPr>
+          <w:p>
+            <w:pPr>
+              <w:spacing w:line="276" w:lineRule="auto"/>
+            </w:pPr>
+            <w:r>
+              <w:rPr>
+                <w:rFonts w:ascii="Arial" w:hAnsi="Arial"/>
+                <w:sz w:val="18"/>
+              </w:rPr>
+              <w:t>0.0437</w:t>
+            </w:r>
+          </w:p>
+        </w:tc>
+        <w:tc>
+          <w:tcPr>
+            <w:tcW w:type="dxa" w:w="1134"/>
+          </w:tcPr>
+          <w:p>
+            <w:pPr>
+              <w:spacing w:line="276" w:lineRule="auto"/>
+            </w:pPr>
+            <w:r>
+              <w:rPr>
+                <w:rFonts w:ascii="Arial" w:hAnsi="Arial"/>
+                <w:sz w:val="18"/>
+              </w:rPr>
+              <w:t>Yes</w:t>
+            </w:r>
+          </w:p>
+        </w:tc>
+      </w:tr>
+      <w:tr>
+        <w:tc>
+          <w:tcPr>
+            <w:tcW w:type="dxa" w:w="1134"/>
+          </w:tcPr>
+          <w:p>
+            <w:pPr>
+              <w:spacing w:line="276" w:lineRule="auto"/>
+            </w:pPr>
+            <w:r>
+              <w:rPr>
+                <w:rFonts w:ascii="Arial" w:hAnsi="Arial"/>
+                <w:sz w:val="18"/>
+              </w:rPr>
+              <w:t>ALL (pooled)</w:t>
+            </w:r>
+          </w:p>
+        </w:tc>
+        <w:tc>
+          <w:tcPr>
+            <w:tcW w:type="dxa" w:w="1134"/>
+          </w:tcPr>
+          <w:p>
+            <w:pPr>
+              <w:spacing w:line="276" w:lineRule="auto"/>
+            </w:pPr>
+            <w:r>
+              <w:rPr>
+                <w:rFonts w:ascii="Arial" w:hAnsi="Arial"/>
+                <w:sz w:val="18"/>
+              </w:rPr>
+              <w:t>64</w:t>
+            </w:r>
+          </w:p>
+        </w:tc>
+        <w:tc>
+          <w:tcPr>
+            <w:tcW w:type="dxa" w:w="1134"/>
+          </w:tcPr>
+          <w:p>
+            <w:pPr>
+              <w:spacing w:line="276" w:lineRule="auto"/>
+            </w:pPr>
+            <w:r>
+              <w:rPr>
+                <w:rFonts w:ascii="Arial" w:hAnsi="Arial"/>
+                <w:sz w:val="18"/>
+              </w:rPr>
+              <w:t>196.0000</w:t>
+            </w:r>
+          </w:p>
+        </w:tc>
+        <w:tc>
+          <w:tcPr>
+            <w:tcW w:type="dxa" w:w="1134"/>
+          </w:tcPr>
+          <w:p>
+            <w:pPr>
+              <w:spacing w:line="276" w:lineRule="auto"/>
+            </w:pPr>
+            <w:r>
+              <w:rPr>
+                <w:rFonts w:ascii="Arial" w:hAnsi="Arial"/>
+                <w:sz w:val="18"/>
+              </w:rPr>
+              <w:t>196.0000</w:t>
+            </w:r>
+          </w:p>
+        </w:tc>
+        <w:tc>
+          <w:tcPr>
+            <w:tcW w:type="dxa" w:w="1134"/>
+          </w:tcPr>
+          <w:p>
+            <w:pPr>
+              <w:spacing w:line="276" w:lineRule="auto"/>
+            </w:pPr>
+            <w:r>
+              <w:rPr>
+                <w:rFonts w:ascii="Arial" w:hAnsi="Arial"/>
+                <w:sz w:val="18"/>
+              </w:rPr>
+              <w:t>0.0498</w:t>
+            </w:r>
+          </w:p>
+        </w:tc>
+        <w:tc>
+          <w:tcPr>
+            <w:tcW w:type="dxa" w:w="1134"/>
+          </w:tcPr>
+          <w:p>
+            <w:pPr>
+              <w:spacing w:line="276" w:lineRule="auto"/>
+            </w:pPr>
+            <w:r>
+              <w:rPr>
+                <w:rFonts w:ascii="Arial" w:hAnsi="Arial"/>
+                <w:sz w:val="18"/>
+              </w:rPr>
+              <w:t>1.0100</w:t>
+            </w:r>
+          </w:p>
+        </w:tc>
+        <w:tc>
+          <w:tcPr>
+            <w:tcW w:type="dxa" w:w="1134"/>
+          </w:tcPr>
+          <w:p>
+            <w:pPr>
+              <w:spacing w:line="276" w:lineRule="auto"/>
+            </w:pPr>
+            <w:r>
+              <w:rPr>
+                <w:rFonts w:ascii="Arial" w:hAnsi="Arial"/>
+                <w:sz w:val="18"/>
+              </w:rPr>
+              <w:t>0.1262</w:t>
+            </w:r>
+          </w:p>
+        </w:tc>
+        <w:tc>
+          <w:tcPr>
+            <w:tcW w:type="dxa" w:w="1134"/>
+          </w:tcPr>
+          <w:p>
+            <w:pPr>
+              <w:spacing w:line="276" w:lineRule="auto"/>
+            </w:pPr>
+            <w:r>
+              <w:rPr>
+                <w:rFonts w:ascii="Arial" w:hAnsi="Arial"/>
+                <w:sz w:val="18"/>
+              </w:rPr>
+              <w:t>Yes</w:t>
+            </w:r>
+          </w:p>
+        </w:tc>
+      </w:tr>
+    </w:tbl>
+    <w:p>
+      <w:r>
+        <w:rPr>
+          <w:sz w:val="12"/>
+        </w:rPr>
+        <w:br/>
+      </w:r>
+    </w:p>
+    <w:p>
+      <w:pPr>
+        <w:pStyle w:val="Heading2"/>
+      </w:pPr>
+      <w:r>
+        <w:rPr>
+          <w:rFonts w:ascii="Arial" w:hAnsi="Arial"/>
+        </w:rPr>
+        <w:t>Table S11 — ICRISAT VDSA Bhadrak reconciliation</w:t>
+      </w:r>
+    </w:p>
+    <w:p>
+      <w:pPr>
+        <w:spacing w:line="276" w:lineRule="auto" w:after="120"/>
+      </w:pPr>
+      <w:r>
+        <w:rPr>
+          <w:rFonts w:ascii="Arial" w:hAnsi="Arial"/>
+          <w:i/>
+          <w:sz w:val="20"/>
+        </w:rPr>
+        <w:t>Table S11.  Year-by-year reconciliation of v2.1-corrected SOS for Bhadrak (the most cyclone-exposed coastal district) against ICRISAT VDSA village-panel inter-village SD benchmarks. The within_vdsa_sd column applies the conservative 5-day lower bound from Pandey (2018) and ICRISAT Odisha Bhoomi Chetana Annual Report 2019-20. The maximum correction (1.01 d in 2021, the Yaas year) is 20.2 % of the published 5-day inter-village SD; five of eight years have zero correction.</w:t>
+      </w:r>
+    </w:p>
+    <w:tbl>
+      <w:tblPr>
+        <w:tblStyle w:val="LightGrid-Accent1"/>
+        <w:tblW w:type="auto" w:w="0"/>
+        <w:tblLook w:firstColumn="1" w:firstRow="1" w:lastColumn="0" w:lastRow="0" w:noHBand="0" w:noVBand="1" w:val="04A0"/>
+      </w:tblPr>
+      <w:tblGrid>
+        <w:gridCol w:w="1134"/>
+        <w:gridCol w:w="1134"/>
+        <w:gridCol w:w="1134"/>
+        <w:gridCol w:w="1134"/>
+        <w:gridCol w:w="1134"/>
+        <w:gridCol w:w="1134"/>
+        <w:gridCol w:w="1134"/>
+        <w:gridCol w:w="1134"/>
+      </w:tblGrid>
+      <w:tr>
+        <w:tc>
+          <w:tcPr>
+            <w:tcW w:type="dxa" w:w="1134"/>
+          </w:tcPr>
+          <w:p>
+            <w:pPr>
+              <w:spacing w:line="276" w:lineRule="auto"/>
+            </w:pPr>
+            <w:r>
+              <w:rPr>
+                <w:rFonts w:ascii="Arial" w:hAnsi="Arial"/>
+                <w:b/>
+                <w:sz w:val="18"/>
+              </w:rPr>
+              <w:t>year</w:t>
+            </w:r>
+          </w:p>
+        </w:tc>
+        <w:tc>
+          <w:tcPr>
+            <w:tcW w:type="dxa" w:w="1134"/>
+          </w:tcPr>
+          <w:p>
+            <w:pPr>
+              <w:spacing w:line="276" w:lineRule="auto"/>
+            </w:pPr>
+            <w:r>
+              <w:rPr>
+                <w:rFonts w:ascii="Arial" w:hAnsi="Arial"/>
+                <w:b/>
+                <w:sz w:val="18"/>
+              </w:rPr>
+              <w:t>year_type</w:t>
+            </w:r>
+          </w:p>
+        </w:tc>
+        <w:tc>
+          <w:tcPr>
+            <w:tcW w:type="dxa" w:w="1134"/>
+          </w:tcPr>
+          <w:p>
+            <w:pPr>
+              <w:spacing w:line="276" w:lineRule="auto"/>
+            </w:pPr>
+            <w:r>
+              <w:rPr>
+                <w:rFonts w:ascii="Arial" w:hAnsi="Arial"/>
+                <w:b/>
+                <w:sz w:val="18"/>
+              </w:rPr>
+              <w:t>cyclone_exposure</w:t>
+            </w:r>
+          </w:p>
+        </w:tc>
+        <w:tc>
+          <w:tcPr>
+            <w:tcW w:type="dxa" w:w="1134"/>
+          </w:tcPr>
+          <w:p>
+            <w:pPr>
+              <w:spacing w:line="276" w:lineRule="auto"/>
+            </w:pPr>
+            <w:r>
+              <w:rPr>
+                <w:rFonts w:ascii="Arial" w:hAnsi="Arial"/>
+                <w:b/>
+                <w:sz w:val="18"/>
+              </w:rPr>
+              <w:t>raw_sos_doy</w:t>
+            </w:r>
+          </w:p>
+        </w:tc>
+        <w:tc>
+          <w:tcPr>
+            <w:tcW w:type="dxa" w:w="1134"/>
+          </w:tcPr>
+          <w:p>
+            <w:pPr>
+              <w:spacing w:line="276" w:lineRule="auto"/>
+            </w:pPr>
+            <w:r>
+              <w:rPr>
+                <w:rFonts w:ascii="Arial" w:hAnsi="Arial"/>
+                <w:b/>
+                <w:sz w:val="18"/>
+              </w:rPr>
+              <w:t>v21_sos_doy</w:t>
+            </w:r>
+          </w:p>
+        </w:tc>
+        <w:tc>
+          <w:tcPr>
+            <w:tcW w:type="dxa" w:w="1134"/>
+          </w:tcPr>
+          <w:p>
+            <w:pPr>
+              <w:spacing w:line="276" w:lineRule="auto"/>
+            </w:pPr>
+            <w:r>
+              <w:rPr>
+                <w:rFonts w:ascii="Arial" w:hAnsi="Arial"/>
+                <w:b/>
+                <w:sz w:val="18"/>
+              </w:rPr>
+              <w:t>delta_d</w:t>
+            </w:r>
+          </w:p>
+        </w:tc>
+        <w:tc>
+          <w:tcPr>
+            <w:tcW w:type="dxa" w:w="1134"/>
+          </w:tcPr>
+          <w:p>
+            <w:pPr>
+              <w:spacing w:line="276" w:lineRule="auto"/>
+            </w:pPr>
+            <w:r>
+              <w:rPr>
+                <w:rFonts w:ascii="Arial" w:hAnsi="Arial"/>
+                <w:b/>
+                <w:sz w:val="18"/>
+              </w:rPr>
+              <w:t>abs_delta_d</w:t>
+            </w:r>
+          </w:p>
+        </w:tc>
+        <w:tc>
+          <w:tcPr>
+            <w:tcW w:type="dxa" w:w="1134"/>
+          </w:tcPr>
+          <w:p>
+            <w:pPr>
+              <w:spacing w:line="276" w:lineRule="auto"/>
+            </w:pPr>
+            <w:r>
+              <w:rPr>
+                <w:rFonts w:ascii="Arial" w:hAnsi="Arial"/>
+                <w:b/>
+                <w:sz w:val="18"/>
+              </w:rPr>
+              <w:t>within_vdsa_sd</w:t>
+            </w:r>
+          </w:p>
+        </w:tc>
+      </w:tr>
+      <w:tr>
+        <w:tc>
+          <w:tcPr>
+            <w:tcW w:type="dxa" w:w="1134"/>
+          </w:tcPr>
+          <w:p>
+            <w:pPr>
+              <w:spacing w:line="276" w:lineRule="auto"/>
+            </w:pPr>
+            <w:r>
+              <w:rPr>
+                <w:rFonts w:ascii="Arial" w:hAnsi="Arial"/>
+                <w:sz w:val="18"/>
+              </w:rPr>
+              <w:t>2017</w:t>
+            </w:r>
+          </w:p>
+        </w:tc>
+        <w:tc>
+          <w:tcPr>
+            <w:tcW w:type="dxa" w:w="1134"/>
+          </w:tcPr>
+          <w:p>
+            <w:pPr>
+              <w:spacing w:line="276" w:lineRule="auto"/>
+            </w:pPr>
+            <w:r>
+              <w:rPr>
+                <w:rFonts w:ascii="Arial" w:hAnsi="Arial"/>
+                <w:sz w:val="18"/>
+              </w:rPr>
+              <w:t>control</w:t>
+            </w:r>
+          </w:p>
+        </w:tc>
+        <w:tc>
+          <w:tcPr>
+            <w:tcW w:type="dxa" w:w="1134"/>
+          </w:tcPr>
+          <w:p>
+            <w:pPr>
+              <w:spacing w:line="276" w:lineRule="auto"/>
+            </w:pPr>
+            <w:r>
+              <w:rPr>
+                <w:rFonts w:ascii="Arial" w:hAnsi="Arial"/>
+                <w:sz w:val="18"/>
+              </w:rPr>
+              <w:t>coastal_treatment</w:t>
+            </w:r>
+          </w:p>
+        </w:tc>
+        <w:tc>
+          <w:tcPr>
+            <w:tcW w:type="dxa" w:w="1134"/>
+          </w:tcPr>
+          <w:p>
+            <w:pPr>
+              <w:spacing w:line="276" w:lineRule="auto"/>
+            </w:pPr>
+            <w:r>
+              <w:rPr>
+                <w:rFonts w:ascii="Arial" w:hAnsi="Arial"/>
+                <w:sz w:val="18"/>
+              </w:rPr>
+              <w:t>319.0000</w:t>
+            </w:r>
+          </w:p>
+        </w:tc>
+        <w:tc>
+          <w:tcPr>
+            <w:tcW w:type="dxa" w:w="1134"/>
+          </w:tcPr>
+          <w:p>
+            <w:pPr>
+              <w:spacing w:line="276" w:lineRule="auto"/>
+            </w:pPr>
+            <w:r>
+              <w:rPr>
+                <w:rFonts w:ascii="Arial" w:hAnsi="Arial"/>
+                <w:sz w:val="18"/>
+              </w:rPr>
+              <w:t>319.0000</w:t>
+            </w:r>
+          </w:p>
+        </w:tc>
+        <w:tc>
+          <w:tcPr>
+            <w:tcW w:type="dxa" w:w="1134"/>
+          </w:tcPr>
+          <w:p>
+            <w:pPr>
+              <w:spacing w:line="276" w:lineRule="auto"/>
+            </w:pPr>
+            <w:r>
+              <w:rPr>
+                <w:rFonts w:ascii="Arial" w:hAnsi="Arial"/>
+                <w:sz w:val="18"/>
+              </w:rPr>
+              <w:t>0</w:t>
+            </w:r>
+          </w:p>
+        </w:tc>
+        <w:tc>
+          <w:tcPr>
+            <w:tcW w:type="dxa" w:w="1134"/>
+          </w:tcPr>
+          <w:p>
+            <w:pPr>
+              <w:spacing w:line="276" w:lineRule="auto"/>
+            </w:pPr>
+            <w:r>
+              <w:rPr>
+                <w:rFonts w:ascii="Arial" w:hAnsi="Arial"/>
+                <w:sz w:val="18"/>
+              </w:rPr>
+              <w:t>0</w:t>
+            </w:r>
+          </w:p>
+        </w:tc>
+        <w:tc>
+          <w:tcPr>
+            <w:tcW w:type="dxa" w:w="1134"/>
+          </w:tcPr>
+          <w:p>
+            <w:pPr>
+              <w:spacing w:line="276" w:lineRule="auto"/>
+            </w:pPr>
+            <w:r>
+              <w:rPr>
+                <w:rFonts w:ascii="Arial" w:hAnsi="Arial"/>
+                <w:sz w:val="18"/>
+              </w:rPr>
+              <w:t>Yes</w:t>
+            </w:r>
+          </w:p>
+        </w:tc>
+      </w:tr>
+      <w:tr>
+        <w:tc>
+          <w:tcPr>
+            <w:tcW w:type="dxa" w:w="1134"/>
+          </w:tcPr>
+          <w:p>
+            <w:pPr>
+              <w:spacing w:line="276" w:lineRule="auto"/>
+            </w:pPr>
+            <w:r>
+              <w:rPr>
+                <w:rFonts w:ascii="Arial" w:hAnsi="Arial"/>
+                <w:sz w:val="18"/>
+              </w:rPr>
+              <w:t>2018</w:t>
+            </w:r>
+          </w:p>
+        </w:tc>
+        <w:tc>
+          <w:tcPr>
+            <w:tcW w:type="dxa" w:w="1134"/>
+          </w:tcPr>
+          <w:p>
+            <w:pPr>
+              <w:spacing w:line="276" w:lineRule="auto"/>
+            </w:pPr>
+            <w:r>
+              <w:rPr>
+                <w:rFonts w:ascii="Arial" w:hAnsi="Arial"/>
+                <w:sz w:val="18"/>
+              </w:rPr>
+              <w:t>control</w:t>
+            </w:r>
+          </w:p>
+        </w:tc>
+        <w:tc>
+          <w:tcPr>
+            <w:tcW w:type="dxa" w:w="1134"/>
+          </w:tcPr>
+          <w:p>
+            <w:pPr>
+              <w:spacing w:line="276" w:lineRule="auto"/>
+            </w:pPr>
+            <w:r>
+              <w:rPr>
+                <w:rFonts w:ascii="Arial" w:hAnsi="Arial"/>
+                <w:sz w:val="18"/>
+              </w:rPr>
+              <w:t>coastal_treatment</w:t>
+            </w:r>
+          </w:p>
+        </w:tc>
+        <w:tc>
+          <w:tcPr>
+            <w:tcW w:type="dxa" w:w="1134"/>
+          </w:tcPr>
+          <w:p>
+            <w:pPr>
+              <w:spacing w:line="276" w:lineRule="auto"/>
+            </w:pPr>
+            <w:r>
+              <w:rPr>
+                <w:rFonts w:ascii="Arial" w:hAnsi="Arial"/>
+                <w:sz w:val="18"/>
+              </w:rPr>
+              <w:t>135.0000</w:t>
+            </w:r>
+          </w:p>
+        </w:tc>
+        <w:tc>
+          <w:tcPr>
+            <w:tcW w:type="dxa" w:w="1134"/>
+          </w:tcPr>
+          <w:p>
+            <w:pPr>
+              <w:spacing w:line="276" w:lineRule="auto"/>
+            </w:pPr>
+            <w:r>
+              <w:rPr>
+                <w:rFonts w:ascii="Arial" w:hAnsi="Arial"/>
+                <w:sz w:val="18"/>
+              </w:rPr>
+              <w:t>135.0000</w:t>
+            </w:r>
+          </w:p>
+        </w:tc>
+        <w:tc>
+          <w:tcPr>
+            <w:tcW w:type="dxa" w:w="1134"/>
+          </w:tcPr>
+          <w:p>
+            <w:pPr>
+              <w:spacing w:line="276" w:lineRule="auto"/>
+            </w:pPr>
+            <w:r>
+              <w:rPr>
+                <w:rFonts w:ascii="Arial" w:hAnsi="Arial"/>
+                <w:sz w:val="18"/>
+              </w:rPr>
+              <w:t>0</w:t>
+            </w:r>
+          </w:p>
+        </w:tc>
+        <w:tc>
+          <w:tcPr>
+            <w:tcW w:type="dxa" w:w="1134"/>
+          </w:tcPr>
+          <w:p>
+            <w:pPr>
+              <w:spacing w:line="276" w:lineRule="auto"/>
+            </w:pPr>
+            <w:r>
+              <w:rPr>
+                <w:rFonts w:ascii="Arial" w:hAnsi="Arial"/>
+                <w:sz w:val="18"/>
+              </w:rPr>
+              <w:t>0</w:t>
+            </w:r>
+          </w:p>
+        </w:tc>
+        <w:tc>
+          <w:tcPr>
+            <w:tcW w:type="dxa" w:w="1134"/>
+          </w:tcPr>
+          <w:p>
+            <w:pPr>
+              <w:spacing w:line="276" w:lineRule="auto"/>
+            </w:pPr>
+            <w:r>
+              <w:rPr>
+                <w:rFonts w:ascii="Arial" w:hAnsi="Arial"/>
+                <w:sz w:val="18"/>
+              </w:rPr>
+              <w:t>Yes</w:t>
+            </w:r>
+          </w:p>
+        </w:tc>
+      </w:tr>
+      <w:tr>
+        <w:tc>
+          <w:tcPr>
+            <w:tcW w:type="dxa" w:w="1134"/>
+          </w:tcPr>
+          <w:p>
+            <w:pPr>
+              <w:spacing w:line="276" w:lineRule="auto"/>
+            </w:pPr>
+            <w:r>
+              <w:rPr>
+                <w:rFonts w:ascii="Arial" w:hAnsi="Arial"/>
+                <w:sz w:val="18"/>
+              </w:rPr>
+              <w:t>2019</w:t>
+            </w:r>
+          </w:p>
+        </w:tc>
+        <w:tc>
+          <w:tcPr>
+            <w:tcW w:type="dxa" w:w="1134"/>
+          </w:tcPr>
+          <w:p>
+            <w:pPr>
+              <w:spacing w:line="276" w:lineRule="auto"/>
+            </w:pPr>
+            <w:r>
+              <w:rPr>
+                <w:rFonts w:ascii="Arial" w:hAnsi="Arial"/>
+                <w:sz w:val="18"/>
+              </w:rPr>
+              <w:t>treatment</w:t>
+            </w:r>
+          </w:p>
+        </w:tc>
+        <w:tc>
+          <w:tcPr>
+            <w:tcW w:type="dxa" w:w="1134"/>
+          </w:tcPr>
+          <w:p>
+            <w:pPr>
+              <w:spacing w:line="276" w:lineRule="auto"/>
+            </w:pPr>
+            <w:r>
+              <w:rPr>
+                <w:rFonts w:ascii="Arial" w:hAnsi="Arial"/>
+                <w:sz w:val="18"/>
+              </w:rPr>
+              <w:t>coastal_treatment</w:t>
+            </w:r>
+          </w:p>
+        </w:tc>
+        <w:tc>
+          <w:tcPr>
+            <w:tcW w:type="dxa" w:w="1134"/>
+          </w:tcPr>
+          <w:p>
+            <w:pPr>
+              <w:spacing w:line="276" w:lineRule="auto"/>
+            </w:pPr>
+            <w:r>
+              <w:rPr>
+                <w:rFonts w:ascii="Arial" w:hAnsi="Arial"/>
+                <w:sz w:val="18"/>
+              </w:rPr>
+              <w:t>258.0000</w:t>
+            </w:r>
+          </w:p>
+        </w:tc>
+        <w:tc>
+          <w:tcPr>
+            <w:tcW w:type="dxa" w:w="1134"/>
+          </w:tcPr>
+          <w:p>
+            <w:pPr>
+              <w:spacing w:line="276" w:lineRule="auto"/>
+            </w:pPr>
+            <w:r>
+              <w:rPr>
+                <w:rFonts w:ascii="Arial" w:hAnsi="Arial"/>
+                <w:sz w:val="18"/>
+              </w:rPr>
+              <w:t>258.0000</w:t>
+            </w:r>
+          </w:p>
+        </w:tc>
+        <w:tc>
+          <w:tcPr>
+            <w:tcW w:type="dxa" w:w="1134"/>
+          </w:tcPr>
+          <w:p>
+            <w:pPr>
+              <w:spacing w:line="276" w:lineRule="auto"/>
+            </w:pPr>
+            <w:r>
+              <w:rPr>
+                <w:rFonts w:ascii="Arial" w:hAnsi="Arial"/>
+                <w:sz w:val="18"/>
+              </w:rPr>
+              <w:t>0</w:t>
+            </w:r>
+          </w:p>
+        </w:tc>
+        <w:tc>
+          <w:tcPr>
+            <w:tcW w:type="dxa" w:w="1134"/>
+          </w:tcPr>
+          <w:p>
+            <w:pPr>
+              <w:spacing w:line="276" w:lineRule="auto"/>
+            </w:pPr>
+            <w:r>
+              <w:rPr>
+                <w:rFonts w:ascii="Arial" w:hAnsi="Arial"/>
+                <w:sz w:val="18"/>
+              </w:rPr>
+              <w:t>0</w:t>
+            </w:r>
+          </w:p>
+        </w:tc>
+        <w:tc>
+          <w:tcPr>
+            <w:tcW w:type="dxa" w:w="1134"/>
+          </w:tcPr>
+          <w:p>
+            <w:pPr>
+              <w:spacing w:line="276" w:lineRule="auto"/>
+            </w:pPr>
+            <w:r>
+              <w:rPr>
+                <w:rFonts w:ascii="Arial" w:hAnsi="Arial"/>
+                <w:sz w:val="18"/>
+              </w:rPr>
+              <w:t>Yes</w:t>
+            </w:r>
+          </w:p>
+        </w:tc>
+      </w:tr>
+      <w:tr>
+        <w:tc>
+          <w:tcPr>
+            <w:tcW w:type="dxa" w:w="1134"/>
+          </w:tcPr>
+          <w:p>
+            <w:pPr>
+              <w:spacing w:line="276" w:lineRule="auto"/>
+            </w:pPr>
+            <w:r>
+              <w:rPr>
+                <w:rFonts w:ascii="Arial" w:hAnsi="Arial"/>
+                <w:sz w:val="18"/>
+              </w:rPr>
+              <w:t>2020</w:t>
+            </w:r>
+          </w:p>
+        </w:tc>
+        <w:tc>
+          <w:tcPr>
+            <w:tcW w:type="dxa" w:w="1134"/>
+          </w:tcPr>
+          <w:p>
+            <w:pPr>
+              <w:spacing w:line="276" w:lineRule="auto"/>
+            </w:pPr>
+            <w:r>
+              <w:rPr>
+                <w:rFonts w:ascii="Arial" w:hAnsi="Arial"/>
+                <w:sz w:val="18"/>
+              </w:rPr>
+              <w:t>treatment</w:t>
+            </w:r>
+          </w:p>
+        </w:tc>
+        <w:tc>
+          <w:tcPr>
+            <w:tcW w:type="dxa" w:w="1134"/>
+          </w:tcPr>
+          <w:p>
+            <w:pPr>
+              <w:spacing w:line="276" w:lineRule="auto"/>
+            </w:pPr>
+            <w:r>
+              <w:rPr>
+                <w:rFonts w:ascii="Arial" w:hAnsi="Arial"/>
+                <w:sz w:val="18"/>
+              </w:rPr>
+              <w:t>coastal_treatment</w:t>
+            </w:r>
+          </w:p>
+        </w:tc>
+        <w:tc>
+          <w:tcPr>
+            <w:tcW w:type="dxa" w:w="1134"/>
+          </w:tcPr>
+          <w:p>
+            <w:pPr>
+              <w:spacing w:line="276" w:lineRule="auto"/>
+            </w:pPr>
+            <w:r>
+              <w:rPr>
+                <w:rFonts w:ascii="Arial" w:hAnsi="Arial"/>
+                <w:sz w:val="18"/>
+              </w:rPr>
+              <w:t>259.0000</w:t>
+            </w:r>
+          </w:p>
+        </w:tc>
+        <w:tc>
+          <w:tcPr>
+            <w:tcW w:type="dxa" w:w="1134"/>
+          </w:tcPr>
+          <w:p>
+            <w:pPr>
+              <w:spacing w:line="276" w:lineRule="auto"/>
+            </w:pPr>
+            <w:r>
+              <w:rPr>
+                <w:rFonts w:ascii="Arial" w:hAnsi="Arial"/>
+                <w:sz w:val="18"/>
+              </w:rPr>
+              <w:t>258.8900</w:t>
+            </w:r>
+          </w:p>
+        </w:tc>
+        <w:tc>
+          <w:tcPr>
+            <w:tcW w:type="dxa" w:w="1134"/>
+          </w:tcPr>
+          <w:p>
+            <w:pPr>
+              <w:spacing w:line="276" w:lineRule="auto"/>
+            </w:pPr>
+            <w:r>
+              <w:rPr>
+                <w:rFonts w:ascii="Arial" w:hAnsi="Arial"/>
+                <w:sz w:val="18"/>
+              </w:rPr>
+              <w:t>0.1100</w:t>
+            </w:r>
+          </w:p>
+        </w:tc>
+        <w:tc>
+          <w:tcPr>
+            <w:tcW w:type="dxa" w:w="1134"/>
+          </w:tcPr>
+          <w:p>
+            <w:pPr>
+              <w:spacing w:line="276" w:lineRule="auto"/>
+            </w:pPr>
+            <w:r>
+              <w:rPr>
+                <w:rFonts w:ascii="Arial" w:hAnsi="Arial"/>
+                <w:sz w:val="18"/>
+              </w:rPr>
+              <w:t>0.1100</w:t>
+            </w:r>
+          </w:p>
+        </w:tc>
+        <w:tc>
+          <w:tcPr>
+            <w:tcW w:type="dxa" w:w="1134"/>
+          </w:tcPr>
+          <w:p>
+            <w:pPr>
+              <w:spacing w:line="276" w:lineRule="auto"/>
+            </w:pPr>
+            <w:r>
+              <w:rPr>
+                <w:rFonts w:ascii="Arial" w:hAnsi="Arial"/>
+                <w:sz w:val="18"/>
+              </w:rPr>
+              <w:t>Yes</w:t>
+            </w:r>
+          </w:p>
+        </w:tc>
+      </w:tr>
+      <w:tr>
+        <w:tc>
+          <w:tcPr>
+            <w:tcW w:type="dxa" w:w="1134"/>
+          </w:tcPr>
+          <w:p>
+            <w:pPr>
+              <w:spacing w:line="276" w:lineRule="auto"/>
+            </w:pPr>
+            <w:r>
+              <w:rPr>
+                <w:rFonts w:ascii="Arial" w:hAnsi="Arial"/>
+                <w:sz w:val="18"/>
+              </w:rPr>
+              <w:t>2021</w:t>
+            </w:r>
+          </w:p>
+        </w:tc>
+        <w:tc>
+          <w:tcPr>
+            <w:tcW w:type="dxa" w:w="1134"/>
+          </w:tcPr>
+          <w:p>
+            <w:pPr>
+              <w:spacing w:line="276" w:lineRule="auto"/>
+            </w:pPr>
+            <w:r>
+              <w:rPr>
+                <w:rFonts w:ascii="Arial" w:hAnsi="Arial"/>
+                <w:sz w:val="18"/>
+              </w:rPr>
+              <w:t>treatment</w:t>
+            </w:r>
+          </w:p>
+        </w:tc>
+        <w:tc>
+          <w:tcPr>
+            <w:tcW w:type="dxa" w:w="1134"/>
+          </w:tcPr>
+          <w:p>
+            <w:pPr>
+              <w:spacing w:line="276" w:lineRule="auto"/>
+            </w:pPr>
+            <w:r>
+              <w:rPr>
+                <w:rFonts w:ascii="Arial" w:hAnsi="Arial"/>
+                <w:sz w:val="18"/>
+              </w:rPr>
+              <w:t>coastal_treatment</w:t>
+            </w:r>
+          </w:p>
+        </w:tc>
+        <w:tc>
+          <w:tcPr>
+            <w:tcW w:type="dxa" w:w="1134"/>
+          </w:tcPr>
+          <w:p>
+            <w:pPr>
+              <w:spacing w:line="276" w:lineRule="auto"/>
+            </w:pPr>
+            <w:r>
+              <w:rPr>
+                <w:rFonts w:ascii="Arial" w:hAnsi="Arial"/>
+                <w:sz w:val="18"/>
+              </w:rPr>
+              <w:t>196.0000</w:t>
+            </w:r>
+          </w:p>
+        </w:tc>
+        <w:tc>
+          <w:tcPr>
+            <w:tcW w:type="dxa" w:w="1134"/>
+          </w:tcPr>
+          <w:p>
+            <w:pPr>
+              <w:spacing w:line="276" w:lineRule="auto"/>
+            </w:pPr>
+            <w:r>
+              <w:rPr>
+                <w:rFonts w:ascii="Arial" w:hAnsi="Arial"/>
+                <w:sz w:val="18"/>
+              </w:rPr>
+              <w:t>194.9900</w:t>
+            </w:r>
+          </w:p>
+        </w:tc>
+        <w:tc>
+          <w:tcPr>
+            <w:tcW w:type="dxa" w:w="1134"/>
+          </w:tcPr>
+          <w:p>
+            <w:pPr>
+              <w:spacing w:line="276" w:lineRule="auto"/>
+            </w:pPr>
+            <w:r>
+              <w:rPr>
+                <w:rFonts w:ascii="Arial" w:hAnsi="Arial"/>
+                <w:sz w:val="18"/>
+              </w:rPr>
+              <w:t>1.0100</w:t>
+            </w:r>
+          </w:p>
+        </w:tc>
+        <w:tc>
+          <w:tcPr>
+            <w:tcW w:type="dxa" w:w="1134"/>
+          </w:tcPr>
+          <w:p>
+            <w:pPr>
+              <w:spacing w:line="276" w:lineRule="auto"/>
+            </w:pPr>
+            <w:r>
+              <w:rPr>
+                <w:rFonts w:ascii="Arial" w:hAnsi="Arial"/>
+                <w:sz w:val="18"/>
+              </w:rPr>
+              <w:t>1.0100</w:t>
+            </w:r>
+          </w:p>
+        </w:tc>
+        <w:tc>
+          <w:tcPr>
+            <w:tcW w:type="dxa" w:w="1134"/>
+          </w:tcPr>
+          <w:p>
+            <w:pPr>
+              <w:spacing w:line="276" w:lineRule="auto"/>
+            </w:pPr>
+            <w:r>
+              <w:rPr>
+                <w:rFonts w:ascii="Arial" w:hAnsi="Arial"/>
+                <w:sz w:val="18"/>
+              </w:rPr>
+              <w:t>Yes</w:t>
+            </w:r>
+          </w:p>
+        </w:tc>
+      </w:tr>
+      <w:tr>
+        <w:tc>
+          <w:tcPr>
+            <w:tcW w:type="dxa" w:w="1134"/>
+          </w:tcPr>
+          <w:p>
+            <w:pPr>
+              <w:spacing w:line="276" w:lineRule="auto"/>
+            </w:pPr>
+            <w:r>
+              <w:rPr>
+                <w:rFonts w:ascii="Arial" w:hAnsi="Arial"/>
+                <w:sz w:val="18"/>
+              </w:rPr>
+              <w:t>2022</w:t>
+            </w:r>
+          </w:p>
+        </w:tc>
+        <w:tc>
+          <w:tcPr>
+            <w:tcW w:type="dxa" w:w="1134"/>
+          </w:tcPr>
+          <w:p>
+            <w:pPr>
+              <w:spacing w:line="276" w:lineRule="auto"/>
+            </w:pPr>
+            <w:r>
+              <w:rPr>
+                <w:rFonts w:ascii="Arial" w:hAnsi="Arial"/>
+                <w:sz w:val="18"/>
+              </w:rPr>
+              <w:t>control</w:t>
+            </w:r>
+          </w:p>
+        </w:tc>
+        <w:tc>
+          <w:tcPr>
+            <w:tcW w:type="dxa" w:w="1134"/>
+          </w:tcPr>
+          <w:p>
+            <w:pPr>
+              <w:spacing w:line="276" w:lineRule="auto"/>
+            </w:pPr>
+            <w:r>
+              <w:rPr>
+                <w:rFonts w:ascii="Arial" w:hAnsi="Arial"/>
+                <w:sz w:val="18"/>
+              </w:rPr>
+              <w:t>coastal_treatment</w:t>
+            </w:r>
+          </w:p>
+        </w:tc>
+        <w:tc>
+          <w:tcPr>
+            <w:tcW w:type="dxa" w:w="1134"/>
+          </w:tcPr>
+          <w:p>
+            <w:pPr>
+              <w:spacing w:line="276" w:lineRule="auto"/>
+            </w:pPr>
+            <w:r>
+              <w:rPr>
+                <w:rFonts w:ascii="Arial" w:hAnsi="Arial"/>
+                <w:sz w:val="18"/>
+              </w:rPr>
+              <w:t>258.0000</w:t>
+            </w:r>
+          </w:p>
+        </w:tc>
+        <w:tc>
+          <w:tcPr>
+            <w:tcW w:type="dxa" w:w="1134"/>
+          </w:tcPr>
+          <w:p>
+            <w:pPr>
+              <w:spacing w:line="276" w:lineRule="auto"/>
+            </w:pPr>
+            <w:r>
+              <w:rPr>
+                <w:rFonts w:ascii="Arial" w:hAnsi="Arial"/>
+                <w:sz w:val="18"/>
+              </w:rPr>
+              <w:t>258.0000</w:t>
+            </w:r>
+          </w:p>
+        </w:tc>
+        <w:tc>
+          <w:tcPr>
+            <w:tcW w:type="dxa" w:w="1134"/>
+          </w:tcPr>
+          <w:p>
+            <w:pPr>
+              <w:spacing w:line="276" w:lineRule="auto"/>
+            </w:pPr>
+            <w:r>
+              <w:rPr>
+                <w:rFonts w:ascii="Arial" w:hAnsi="Arial"/>
+                <w:sz w:val="18"/>
+              </w:rPr>
+              <w:t>0</w:t>
+            </w:r>
+          </w:p>
+        </w:tc>
+        <w:tc>
+          <w:tcPr>
+            <w:tcW w:type="dxa" w:w="1134"/>
+          </w:tcPr>
+          <w:p>
+            <w:pPr>
+              <w:spacing w:line="276" w:lineRule="auto"/>
+            </w:pPr>
+            <w:r>
+              <w:rPr>
+                <w:rFonts w:ascii="Arial" w:hAnsi="Arial"/>
+                <w:sz w:val="18"/>
+              </w:rPr>
+              <w:t>0</w:t>
+            </w:r>
+          </w:p>
+        </w:tc>
+        <w:tc>
+          <w:tcPr>
+            <w:tcW w:type="dxa" w:w="1134"/>
+          </w:tcPr>
+          <w:p>
+            <w:pPr>
+              <w:spacing w:line="276" w:lineRule="auto"/>
+            </w:pPr>
+            <w:r>
+              <w:rPr>
+                <w:rFonts w:ascii="Arial" w:hAnsi="Arial"/>
+                <w:sz w:val="18"/>
+              </w:rPr>
+              <w:t>Yes</w:t>
+            </w:r>
+          </w:p>
+        </w:tc>
+      </w:tr>
+      <w:tr>
+        <w:tc>
+          <w:tcPr>
+            <w:tcW w:type="dxa" w:w="1134"/>
+          </w:tcPr>
+          <w:p>
+            <w:pPr>
+              <w:spacing w:line="276" w:lineRule="auto"/>
+            </w:pPr>
+            <w:r>
+              <w:rPr>
+                <w:rFonts w:ascii="Arial" w:hAnsi="Arial"/>
+                <w:sz w:val="18"/>
+              </w:rPr>
+              <w:t>2023</w:t>
+            </w:r>
+          </w:p>
+        </w:tc>
+        <w:tc>
+          <w:tcPr>
+            <w:tcW w:type="dxa" w:w="1134"/>
+          </w:tcPr>
+          <w:p>
+            <w:pPr>
+              <w:spacing w:line="276" w:lineRule="auto"/>
+            </w:pPr>
+            <w:r>
+              <w:rPr>
+                <w:rFonts w:ascii="Arial" w:hAnsi="Arial"/>
+                <w:sz w:val="18"/>
+              </w:rPr>
+              <w:t>control</w:t>
+            </w:r>
+          </w:p>
+        </w:tc>
+        <w:tc>
+          <w:tcPr>
+            <w:tcW w:type="dxa" w:w="1134"/>
+          </w:tcPr>
+          <w:p>
+            <w:pPr>
+              <w:spacing w:line="276" w:lineRule="auto"/>
+            </w:pPr>
+            <w:r>
+              <w:rPr>
+                <w:rFonts w:ascii="Arial" w:hAnsi="Arial"/>
+                <w:sz w:val="18"/>
+              </w:rPr>
+              <w:t>coastal_treatment</w:t>
+            </w:r>
+          </w:p>
+        </w:tc>
+        <w:tc>
+          <w:tcPr>
+            <w:tcW w:type="dxa" w:w="1134"/>
+          </w:tcPr>
+          <w:p>
+            <w:pPr>
+              <w:spacing w:line="276" w:lineRule="auto"/>
+            </w:pPr>
+            <w:r>
+              <w:rPr>
+                <w:rFonts w:ascii="Arial" w:hAnsi="Arial"/>
+                <w:sz w:val="18"/>
+              </w:rPr>
+              <w:t>258.0000</w:t>
+            </w:r>
+          </w:p>
+        </w:tc>
+        <w:tc>
+          <w:tcPr>
+            <w:tcW w:type="dxa" w:w="1134"/>
+          </w:tcPr>
+          <w:p>
+            <w:pPr>
+              <w:spacing w:line="276" w:lineRule="auto"/>
+            </w:pPr>
+            <w:r>
+              <w:rPr>
+                <w:rFonts w:ascii="Arial" w:hAnsi="Arial"/>
+                <w:sz w:val="18"/>
+              </w:rPr>
+              <w:t>258.0000</w:t>
+            </w:r>
+          </w:p>
+        </w:tc>
+        <w:tc>
+          <w:tcPr>
+            <w:tcW w:type="dxa" w:w="1134"/>
+          </w:tcPr>
+          <w:p>
+            <w:pPr>
+              <w:spacing w:line="276" w:lineRule="auto"/>
+            </w:pPr>
+            <w:r>
+              <w:rPr>
+                <w:rFonts w:ascii="Arial" w:hAnsi="Arial"/>
+                <w:sz w:val="18"/>
+              </w:rPr>
+              <w:t>0</w:t>
+            </w:r>
+          </w:p>
+        </w:tc>
+        <w:tc>
+          <w:tcPr>
+            <w:tcW w:type="dxa" w:w="1134"/>
+          </w:tcPr>
+          <w:p>
+            <w:pPr>
+              <w:spacing w:line="276" w:lineRule="auto"/>
+            </w:pPr>
+            <w:r>
+              <w:rPr>
+                <w:rFonts w:ascii="Arial" w:hAnsi="Arial"/>
+                <w:sz w:val="18"/>
+              </w:rPr>
+              <w:t>0</w:t>
+            </w:r>
+          </w:p>
+        </w:tc>
+        <w:tc>
+          <w:tcPr>
+            <w:tcW w:type="dxa" w:w="1134"/>
+          </w:tcPr>
+          <w:p>
+            <w:pPr>
+              <w:spacing w:line="276" w:lineRule="auto"/>
+            </w:pPr>
+            <w:r>
+              <w:rPr>
+                <w:rFonts w:ascii="Arial" w:hAnsi="Arial"/>
+                <w:sz w:val="18"/>
+              </w:rPr>
+              <w:t>Yes</w:t>
+            </w:r>
+          </w:p>
+        </w:tc>
+      </w:tr>
+      <w:tr>
+        <w:tc>
+          <w:tcPr>
+            <w:tcW w:type="dxa" w:w="1134"/>
+          </w:tcPr>
+          <w:p>
+            <w:pPr>
+              <w:spacing w:line="276" w:lineRule="auto"/>
+            </w:pPr>
+            <w:r>
+              <w:rPr>
+                <w:rFonts w:ascii="Arial" w:hAnsi="Arial"/>
+                <w:sz w:val="18"/>
+              </w:rPr>
+              <w:t>2024</w:t>
+            </w:r>
+          </w:p>
+        </w:tc>
+        <w:tc>
+          <w:tcPr>
+            <w:tcW w:type="dxa" w:w="1134"/>
+          </w:tcPr>
+          <w:p>
+            <w:pPr>
+              <w:spacing w:line="276" w:lineRule="auto"/>
+            </w:pPr>
+            <w:r>
+              <w:rPr>
+                <w:rFonts w:ascii="Arial" w:hAnsi="Arial"/>
+                <w:sz w:val="18"/>
+              </w:rPr>
+              <w:t>control</w:t>
+            </w:r>
+          </w:p>
+        </w:tc>
+        <w:tc>
+          <w:tcPr>
+            <w:tcW w:type="dxa" w:w="1134"/>
+          </w:tcPr>
+          <w:p>
+            <w:pPr>
+              <w:spacing w:line="276" w:lineRule="auto"/>
+            </w:pPr>
+            <w:r>
+              <w:rPr>
+                <w:rFonts w:ascii="Arial" w:hAnsi="Arial"/>
+                <w:sz w:val="18"/>
+              </w:rPr>
+              <w:t>coastal_treatment</w:t>
+            </w:r>
+          </w:p>
+        </w:tc>
+        <w:tc>
+          <w:tcPr>
+            <w:tcW w:type="dxa" w:w="1134"/>
+          </w:tcPr>
+          <w:p>
+            <w:pPr>
+              <w:spacing w:line="276" w:lineRule="auto"/>
+            </w:pPr>
+            <w:r>
+              <w:rPr>
+                <w:rFonts w:ascii="Arial" w:hAnsi="Arial"/>
+                <w:sz w:val="18"/>
+              </w:rPr>
+              <w:t>197.0000</w:t>
+            </w:r>
+          </w:p>
+        </w:tc>
+        <w:tc>
+          <w:tcPr>
+            <w:tcW w:type="dxa" w:w="1134"/>
+          </w:tcPr>
+          <w:p>
+            <w:pPr>
+              <w:spacing w:line="276" w:lineRule="auto"/>
+            </w:pPr>
+            <w:r>
+              <w:rPr>
+                <w:rFonts w:ascii="Arial" w:hAnsi="Arial"/>
+                <w:sz w:val="18"/>
+              </w:rPr>
+              <w:t>197.0000</w:t>
+            </w:r>
+          </w:p>
+        </w:tc>
+        <w:tc>
+          <w:tcPr>
+            <w:tcW w:type="dxa" w:w="1134"/>
+          </w:tcPr>
+          <w:p>
+            <w:pPr>
+              <w:spacing w:line="276" w:lineRule="auto"/>
+            </w:pPr>
+            <w:r>
+              <w:rPr>
+                <w:rFonts w:ascii="Arial" w:hAnsi="Arial"/>
+                <w:sz w:val="18"/>
+              </w:rPr>
+              <w:t>0</w:t>
+            </w:r>
+          </w:p>
+        </w:tc>
+        <w:tc>
+          <w:tcPr>
+            <w:tcW w:type="dxa" w:w="1134"/>
+          </w:tcPr>
+          <w:p>
+            <w:pPr>
+              <w:spacing w:line="276" w:lineRule="auto"/>
+            </w:pPr>
+            <w:r>
+              <w:rPr>
+                <w:rFonts w:ascii="Arial" w:hAnsi="Arial"/>
+                <w:sz w:val="18"/>
+              </w:rPr>
+              <w:t>0</w:t>
+            </w:r>
+          </w:p>
+        </w:tc>
+        <w:tc>
+          <w:tcPr>
+            <w:tcW w:type="dxa" w:w="1134"/>
+          </w:tcPr>
+          <w:p>
+            <w:pPr>
+              <w:spacing w:line="276" w:lineRule="auto"/>
+            </w:pPr>
+            <w:r>
+              <w:rPr>
+                <w:rFonts w:ascii="Arial" w:hAnsi="Arial"/>
+                <w:sz w:val="18"/>
+              </w:rPr>
+              <w:t>Yes</w:t>
+            </w:r>
+          </w:p>
+        </w:tc>
+      </w:tr>
+      <w:tr>
+        <w:tc>
+          <w:tcPr>
+            <w:tcW w:type="dxa" w:w="1134"/>
+          </w:tcPr>
+          <w:p>
+            <w:pPr>
+              <w:spacing w:line="276" w:lineRule="auto"/>
+            </w:pPr>
+            <w:r>
+              <w:rPr>
+                <w:rFonts w:ascii="Arial" w:hAnsi="Arial"/>
+                <w:sz w:val="18"/>
+              </w:rPr>
+              <w:t>SUMMARY</w:t>
+            </w:r>
+          </w:p>
+        </w:tc>
+        <w:tc>
+          <w:tcPr>
+            <w:tcW w:type="dxa" w:w="1134"/>
+          </w:tcPr>
+          <w:p>
+            <w:pPr>
+              <w:spacing w:line="276" w:lineRule="auto"/>
+            </w:pPr>
+            <w:r>
+              <w:rPr>
+                <w:rFonts w:ascii="Arial" w:hAnsi="Arial"/>
+                <w:sz w:val="18"/>
+              </w:rPr>
+              <w:t>—</w:t>
+            </w:r>
+          </w:p>
+        </w:tc>
+        <w:tc>
+          <w:tcPr>
+            <w:tcW w:type="dxa" w:w="1134"/>
+          </w:tcPr>
+          <w:p>
+            <w:pPr>
+              <w:spacing w:line="276" w:lineRule="auto"/>
+            </w:pPr>
+            <w:r>
+              <w:rPr>
+                <w:rFonts w:ascii="Arial" w:hAnsi="Arial"/>
+                <w:sz w:val="18"/>
+              </w:rPr>
+              <w:t>—</w:t>
+            </w:r>
+          </w:p>
+        </w:tc>
+        <w:tc>
+          <w:tcPr>
+            <w:tcW w:type="dxa" w:w="1134"/>
+          </w:tcPr>
+          <w:p>
+            <w:pPr>
+              <w:spacing w:line="276" w:lineRule="auto"/>
+            </w:pPr>
+            <w:r>
+              <w:rPr>
+                <w:rFonts w:ascii="Arial" w:hAnsi="Arial"/>
+                <w:sz w:val="18"/>
+              </w:rPr>
+              <w:t>258.0000</w:t>
+            </w:r>
+          </w:p>
+        </w:tc>
+        <w:tc>
+          <w:tcPr>
+            <w:tcW w:type="dxa" w:w="1134"/>
+          </w:tcPr>
+          <w:p>
+            <w:pPr>
+              <w:spacing w:line="276" w:lineRule="auto"/>
+            </w:pPr>
+            <w:r>
+              <w:rPr>
+                <w:rFonts w:ascii="Arial" w:hAnsi="Arial"/>
+                <w:sz w:val="18"/>
+              </w:rPr>
+              <w:t>258.0000</w:t>
+            </w:r>
+          </w:p>
+        </w:tc>
+        <w:tc>
+          <w:tcPr>
+            <w:tcW w:type="dxa" w:w="1134"/>
+          </w:tcPr>
+          <w:p>
+            <w:pPr>
+              <w:spacing w:line="276" w:lineRule="auto"/>
+            </w:pPr>
+            <w:r>
+              <w:rPr>
+                <w:rFonts w:ascii="Arial" w:hAnsi="Arial"/>
+                <w:sz w:val="18"/>
+              </w:rPr>
+              <w:t>0.1400</w:t>
+            </w:r>
+          </w:p>
+        </w:tc>
+        <w:tc>
+          <w:tcPr>
+            <w:tcW w:type="dxa" w:w="1134"/>
+          </w:tcPr>
+          <w:p>
+            <w:pPr>
+              <w:spacing w:line="276" w:lineRule="auto"/>
+            </w:pPr>
+            <w:r>
+              <w:rPr>
+                <w:rFonts w:ascii="Arial" w:hAnsi="Arial"/>
+                <w:sz w:val="18"/>
+              </w:rPr>
+              <w:t>1.0100</w:t>
+            </w:r>
+          </w:p>
+        </w:tc>
+        <w:tc>
+          <w:tcPr>
+            <w:tcW w:type="dxa" w:w="1134"/>
+          </w:tcPr>
+          <w:p>
+            <w:pPr>
+              <w:spacing w:line="276" w:lineRule="auto"/>
+            </w:pPr>
+            <w:r>
+              <w:rPr>
+                <w:rFonts w:ascii="Arial" w:hAnsi="Arial"/>
+                <w:sz w:val="18"/>
+              </w:rPr>
+              <w:t>Yes</w:t>
+            </w:r>
+          </w:p>
+        </w:tc>
+      </w:tr>
+    </w:tbl>
+    <w:p>
+      <w:r>
+        <w:rPr>
+          <w:sz w:val="12"/>
+        </w:rPr>
+        <w:br/>
+      </w:r>
+    </w:p>
+    <w:p>
+      <w:pPr>
+        <w:pStyle w:val="Heading2"/>
+      </w:pPr>
+      <w:r>
+        <w:rPr>
+          <w:rFonts w:ascii="Arial" w:hAnsi="Arial"/>
+        </w:rPr>
+        <w:t>Table S12 — District yield-anomaly correlation cross-check</w:t>
+      </w:r>
+    </w:p>
+    <w:p>
+      <w:pPr>
+        <w:spacing w:line="276" w:lineRule="auto" w:after="120"/>
+      </w:pPr>
+      <w:r>
+        <w:rPr>
+          <w:rFonts w:ascii="Arial" w:hAnsi="Arial"/>
+          <w:i/>
+          <w:sz w:val="20"/>
+        </w:rPr>
+        <w:t>Table S12.  Pearson and Spearman correlations between SOS anomalies (district-year SOS minus district mean) and a binary yield-loss-event indicator (Phailin 2013, Hudhud 2014, Titli 2018, Fani 2019, Bulbul 2019, Yaas 2021; DES-Agri Odisha, ICRISAT 2019-20, IFPRI 2014). Reported separately for the raw v1 panel and the v2.1 corrected panel. The Δ row shows that the corrected and raw correlations differ by Δr ≤ 0.01 — the corrected pipeline preserves the sign, magnitude and significance of the agronomic yield-anomaly signal.</w:t>
+      </w:r>
+    </w:p>
+    <w:tbl>
+      <w:tblPr>
+        <w:tblStyle w:val="LightGrid-Accent1"/>
+        <w:tblW w:type="auto" w:w="0"/>
+        <w:tblLook w:firstColumn="1" w:firstRow="1" w:lastColumn="0" w:lastRow="0" w:noHBand="0" w:noVBand="1" w:val="04A0"/>
+      </w:tblPr>
+      <w:tblGrid>
+        <w:gridCol w:w="1134"/>
+        <w:gridCol w:w="1134"/>
+        <w:gridCol w:w="1134"/>
+        <w:gridCol w:w="1134"/>
+        <w:gridCol w:w="1134"/>
+        <w:gridCol w:w="1134"/>
+        <w:gridCol w:w="1134"/>
+        <w:gridCol w:w="1134"/>
+      </w:tblGrid>
+      <w:tr>
+        <w:tc>
+          <w:tcPr>
+            <w:tcW w:type="dxa" w:w="1134"/>
+          </w:tcPr>
+          <w:p>
+            <w:pPr>
+              <w:spacing w:line="276" w:lineRule="auto"/>
+            </w:pPr>
+            <w:r>
+              <w:rPr>
+                <w:rFonts w:ascii="Arial" w:hAnsi="Arial"/>
+                <w:b/>
+                <w:sz w:val="18"/>
+              </w:rPr>
+              <w:t>pipeline</w:t>
+            </w:r>
+          </w:p>
+        </w:tc>
+        <w:tc>
+          <w:tcPr>
+            <w:tcW w:type="dxa" w:w="1134"/>
+          </w:tcPr>
+          <w:p>
+            <w:pPr>
+              <w:spacing w:line="276" w:lineRule="auto"/>
+            </w:pPr>
+            <w:r>
+              <w:rPr>
+                <w:rFonts w:ascii="Arial" w:hAnsi="Arial"/>
+                <w:b/>
+                <w:sz w:val="18"/>
+              </w:rPr>
+              <w:t>n_obs</w:t>
+            </w:r>
+          </w:p>
+        </w:tc>
+        <w:tc>
+          <w:tcPr>
+            <w:tcW w:type="dxa" w:w="1134"/>
+          </w:tcPr>
+          <w:p>
+            <w:pPr>
+              <w:spacing w:line="276" w:lineRule="auto"/>
+            </w:pPr>
+            <w:r>
+              <w:rPr>
+                <w:rFonts w:ascii="Arial" w:hAnsi="Arial"/>
+                <w:b/>
+                <w:sz w:val="18"/>
+              </w:rPr>
+              <w:t>pearson_r_all</w:t>
+            </w:r>
+          </w:p>
+        </w:tc>
+        <w:tc>
+          <w:tcPr>
+            <w:tcW w:type="dxa" w:w="1134"/>
+          </w:tcPr>
+          <w:p>
+            <w:pPr>
+              <w:spacing w:line="276" w:lineRule="auto"/>
+            </w:pPr>
+            <w:r>
+              <w:rPr>
+                <w:rFonts w:ascii="Arial" w:hAnsi="Arial"/>
+                <w:b/>
+                <w:sz w:val="18"/>
+              </w:rPr>
+              <w:t>pearson_p_all</w:t>
+            </w:r>
+          </w:p>
+        </w:tc>
+        <w:tc>
+          <w:tcPr>
+            <w:tcW w:type="dxa" w:w="1134"/>
+          </w:tcPr>
+          <w:p>
+            <w:pPr>
+              <w:spacing w:line="276" w:lineRule="auto"/>
+            </w:pPr>
+            <w:r>
+              <w:rPr>
+                <w:rFonts w:ascii="Arial" w:hAnsi="Arial"/>
+                <w:b/>
+                <w:sz w:val="18"/>
+              </w:rPr>
+              <w:t>spearman_r_all</w:t>
+            </w:r>
+          </w:p>
+        </w:tc>
+        <w:tc>
+          <w:tcPr>
+            <w:tcW w:type="dxa" w:w="1134"/>
+          </w:tcPr>
+          <w:p>
+            <w:pPr>
+              <w:spacing w:line="276" w:lineRule="auto"/>
+            </w:pPr>
+            <w:r>
+              <w:rPr>
+                <w:rFonts w:ascii="Arial" w:hAnsi="Arial"/>
+                <w:b/>
+                <w:sz w:val="18"/>
+              </w:rPr>
+              <w:t>spearman_p_all</w:t>
+            </w:r>
+          </w:p>
+        </w:tc>
+        <w:tc>
+          <w:tcPr>
+            <w:tcW w:type="dxa" w:w="1134"/>
+          </w:tcPr>
+          <w:p>
+            <w:pPr>
+              <w:spacing w:line="276" w:lineRule="auto"/>
+            </w:pPr>
+            <w:r>
+              <w:rPr>
+                <w:rFonts w:ascii="Arial" w:hAnsi="Arial"/>
+                <w:b/>
+                <w:sz w:val="18"/>
+              </w:rPr>
+              <w:t>pearson_r_coastal</w:t>
+            </w:r>
+          </w:p>
+        </w:tc>
+        <w:tc>
+          <w:tcPr>
+            <w:tcW w:type="dxa" w:w="1134"/>
+          </w:tcPr>
+          <w:p>
+            <w:pPr>
+              <w:spacing w:line="276" w:lineRule="auto"/>
+            </w:pPr>
+            <w:r>
+              <w:rPr>
+                <w:rFonts w:ascii="Arial" w:hAnsi="Arial"/>
+                <w:b/>
+                <w:sz w:val="18"/>
+              </w:rPr>
+              <w:t>pearson_p_coastal</w:t>
+            </w:r>
+          </w:p>
+        </w:tc>
+      </w:tr>
+      <w:tr>
+        <w:tc>
+          <w:tcPr>
+            <w:tcW w:type="dxa" w:w="1134"/>
+          </w:tcPr>
+          <w:p>
+            <w:pPr>
+              <w:spacing w:line="276" w:lineRule="auto"/>
+            </w:pPr>
+            <w:r>
+              <w:rPr>
+                <w:rFonts w:ascii="Arial" w:hAnsi="Arial"/>
+                <w:sz w:val="18"/>
+              </w:rPr>
+              <w:t>raw</w:t>
+            </w:r>
+          </w:p>
+        </w:tc>
+        <w:tc>
+          <w:tcPr>
+            <w:tcW w:type="dxa" w:w="1134"/>
+          </w:tcPr>
+          <w:p>
+            <w:pPr>
+              <w:spacing w:line="276" w:lineRule="auto"/>
+            </w:pPr>
+            <w:r>
+              <w:rPr>
+                <w:rFonts w:ascii="Arial" w:hAnsi="Arial"/>
+                <w:sz w:val="18"/>
+              </w:rPr>
+              <w:t>64</w:t>
+            </w:r>
+          </w:p>
+        </w:tc>
+        <w:tc>
+          <w:tcPr>
+            <w:tcW w:type="dxa" w:w="1134"/>
+          </w:tcPr>
+          <w:p>
+            <w:pPr>
+              <w:spacing w:line="276" w:lineRule="auto"/>
+            </w:pPr>
+            <w:r>
+              <w:rPr>
+                <w:rFonts w:ascii="Arial" w:hAnsi="Arial"/>
+                <w:sz w:val="18"/>
+              </w:rPr>
+              <w:t>-0.2930</w:t>
+            </w:r>
+          </w:p>
+        </w:tc>
+        <w:tc>
+          <w:tcPr>
+            <w:tcW w:type="dxa" w:w="1134"/>
+          </w:tcPr>
+          <w:p>
+            <w:pPr>
+              <w:spacing w:line="276" w:lineRule="auto"/>
+            </w:pPr>
+            <w:r>
+              <w:rPr>
+                <w:rFonts w:ascii="Arial" w:hAnsi="Arial"/>
+                <w:sz w:val="18"/>
+              </w:rPr>
+              <w:t>0.0188</w:t>
+            </w:r>
+          </w:p>
+        </w:tc>
+        <w:tc>
+          <w:tcPr>
+            <w:tcW w:type="dxa" w:w="1134"/>
+          </w:tcPr>
+          <w:p>
+            <w:pPr>
+              <w:spacing w:line="276" w:lineRule="auto"/>
+            </w:pPr>
+            <w:r>
+              <w:rPr>
+                <w:rFonts w:ascii="Arial" w:hAnsi="Arial"/>
+                <w:sz w:val="18"/>
+              </w:rPr>
+              <w:t>-0.3026</w:t>
+            </w:r>
+          </w:p>
+        </w:tc>
+        <w:tc>
+          <w:tcPr>
+            <w:tcW w:type="dxa" w:w="1134"/>
+          </w:tcPr>
+          <w:p>
+            <w:pPr>
+              <w:spacing w:line="276" w:lineRule="auto"/>
+            </w:pPr>
+            <w:r>
+              <w:rPr>
+                <w:rFonts w:ascii="Arial" w:hAnsi="Arial"/>
+                <w:sz w:val="18"/>
+              </w:rPr>
+              <w:t>0.0151</w:t>
+            </w:r>
+          </w:p>
+        </w:tc>
+        <w:tc>
+          <w:tcPr>
+            <w:tcW w:type="dxa" w:w="1134"/>
+          </w:tcPr>
+          <w:p>
+            <w:pPr>
+              <w:spacing w:line="276" w:lineRule="auto"/>
+            </w:pPr>
+            <w:r>
+              <w:rPr>
+                <w:rFonts w:ascii="Arial" w:hAnsi="Arial"/>
+                <w:sz w:val="18"/>
+              </w:rPr>
+              <w:t>-0.4038</w:t>
+            </w:r>
+          </w:p>
+        </w:tc>
+        <w:tc>
+          <w:tcPr>
+            <w:tcW w:type="dxa" w:w="1134"/>
+          </w:tcPr>
+          <w:p>
+            <w:pPr>
+              <w:spacing w:line="276" w:lineRule="auto"/>
+            </w:pPr>
+            <w:r>
+              <w:rPr>
+                <w:rFonts w:ascii="Arial" w:hAnsi="Arial"/>
+                <w:sz w:val="18"/>
+              </w:rPr>
+              <w:t>0.0098</w:t>
+            </w:r>
+          </w:p>
+        </w:tc>
+      </w:tr>
+      <w:tr>
+        <w:tc>
+          <w:tcPr>
+            <w:tcW w:type="dxa" w:w="1134"/>
+          </w:tcPr>
+          <w:p>
+            <w:pPr>
+              <w:spacing w:line="276" w:lineRule="auto"/>
+            </w:pPr>
+            <w:r>
+              <w:rPr>
+                <w:rFonts w:ascii="Arial" w:hAnsi="Arial"/>
+                <w:sz w:val="18"/>
+              </w:rPr>
+              <w:t>corrected</w:t>
+            </w:r>
+          </w:p>
+        </w:tc>
+        <w:tc>
+          <w:tcPr>
+            <w:tcW w:type="dxa" w:w="1134"/>
+          </w:tcPr>
+          <w:p>
+            <w:pPr>
+              <w:spacing w:line="276" w:lineRule="auto"/>
+            </w:pPr>
+            <w:r>
+              <w:rPr>
+                <w:rFonts w:ascii="Arial" w:hAnsi="Arial"/>
+                <w:sz w:val="18"/>
+              </w:rPr>
+              <w:t>64</w:t>
+            </w:r>
+          </w:p>
+        </w:tc>
+        <w:tc>
+          <w:tcPr>
+            <w:tcW w:type="dxa" w:w="1134"/>
+          </w:tcPr>
+          <w:p>
+            <w:pPr>
+              <w:spacing w:line="276" w:lineRule="auto"/>
+            </w:pPr>
+            <w:r>
+              <w:rPr>
+                <w:rFonts w:ascii="Arial" w:hAnsi="Arial"/>
+                <w:sz w:val="18"/>
+              </w:rPr>
+              <w:t>-0.2942</w:t>
+            </w:r>
+          </w:p>
+        </w:tc>
+        <w:tc>
+          <w:tcPr>
+            <w:tcW w:type="dxa" w:w="1134"/>
+          </w:tcPr>
+          <w:p>
+            <w:pPr>
+              <w:spacing w:line="276" w:lineRule="auto"/>
+            </w:pPr>
+            <w:r>
+              <w:rPr>
+                <w:rFonts w:ascii="Arial" w:hAnsi="Arial"/>
+                <w:sz w:val="18"/>
+              </w:rPr>
+              <w:t>0.0183</w:t>
+            </w:r>
+          </w:p>
+        </w:tc>
+        <w:tc>
+          <w:tcPr>
+            <w:tcW w:type="dxa" w:w="1134"/>
+          </w:tcPr>
+          <w:p>
+            <w:pPr>
+              <w:spacing w:line="276" w:lineRule="auto"/>
+            </w:pPr>
+            <w:r>
+              <w:rPr>
+                <w:rFonts w:ascii="Arial" w:hAnsi="Arial"/>
+                <w:sz w:val="18"/>
+              </w:rPr>
+              <w:t>-0.3095</w:t>
+            </w:r>
+          </w:p>
+        </w:tc>
+        <w:tc>
+          <w:tcPr>
+            <w:tcW w:type="dxa" w:w="1134"/>
+          </w:tcPr>
+          <w:p>
+            <w:pPr>
+              <w:spacing w:line="276" w:lineRule="auto"/>
+            </w:pPr>
+            <w:r>
+              <w:rPr>
+                <w:rFonts w:ascii="Arial" w:hAnsi="Arial"/>
+                <w:sz w:val="18"/>
+              </w:rPr>
+              <w:t>0.0128</w:t>
+            </w:r>
+          </w:p>
+        </w:tc>
+        <w:tc>
+          <w:tcPr>
+            <w:tcW w:type="dxa" w:w="1134"/>
+          </w:tcPr>
+          <w:p>
+            <w:pPr>
+              <w:spacing w:line="276" w:lineRule="auto"/>
+            </w:pPr>
+            <w:r>
+              <w:rPr>
+                <w:rFonts w:ascii="Arial" w:hAnsi="Arial"/>
+                <w:sz w:val="18"/>
+              </w:rPr>
+              <w:t>-0.4052</w:t>
+            </w:r>
+          </w:p>
+        </w:tc>
+        <w:tc>
+          <w:tcPr>
+            <w:tcW w:type="dxa" w:w="1134"/>
+          </w:tcPr>
+          <w:p>
+            <w:pPr>
+              <w:spacing w:line="276" w:lineRule="auto"/>
+            </w:pPr>
+            <w:r>
+              <w:rPr>
+                <w:rFonts w:ascii="Arial" w:hAnsi="Arial"/>
+                <w:sz w:val="18"/>
+              </w:rPr>
+              <w:t>0.0095</w:t>
+            </w:r>
+          </w:p>
+        </w:tc>
+      </w:tr>
+      <w:tr>
+        <w:tc>
+          <w:tcPr>
+            <w:tcW w:type="dxa" w:w="1134"/>
+          </w:tcPr>
+          <w:p>
+            <w:pPr>
+              <w:spacing w:line="276" w:lineRule="auto"/>
+            </w:pPr>
+            <w:r>
+              <w:rPr>
+                <w:rFonts w:ascii="Arial" w:hAnsi="Arial"/>
+                <w:sz w:val="18"/>
+              </w:rPr>
+              <w:t>Δ (v21 − v1)</w:t>
+            </w:r>
+          </w:p>
+        </w:tc>
+        <w:tc>
+          <w:tcPr>
+            <w:tcW w:type="dxa" w:w="1134"/>
+          </w:tcPr>
+          <w:p>
+            <w:pPr>
+              <w:spacing w:line="276" w:lineRule="auto"/>
+            </w:pPr>
+            <w:r>
+              <w:rPr>
+                <w:rFonts w:ascii="Arial" w:hAnsi="Arial"/>
+                <w:sz w:val="18"/>
+              </w:rPr>
+              <w:t>0</w:t>
+            </w:r>
+          </w:p>
+        </w:tc>
+        <w:tc>
+          <w:tcPr>
+            <w:tcW w:type="dxa" w:w="1134"/>
+          </w:tcPr>
+          <w:p>
+            <w:pPr>
+              <w:spacing w:line="276" w:lineRule="auto"/>
+            </w:pPr>
+            <w:r>
+              <w:rPr>
+                <w:rFonts w:ascii="Arial" w:hAnsi="Arial"/>
+                <w:sz w:val="18"/>
+              </w:rPr>
+              <w:t>-0.0012</w:t>
+            </w:r>
+          </w:p>
+        </w:tc>
+        <w:tc>
+          <w:tcPr>
+            <w:tcW w:type="dxa" w:w="1134"/>
+          </w:tcPr>
+          <w:p>
+            <w:pPr>
+              <w:spacing w:line="276" w:lineRule="auto"/>
+            </w:pPr>
+            <w:r>
+              <w:rPr>
+                <w:rFonts w:ascii="Arial" w:hAnsi="Arial"/>
+                <w:sz w:val="18"/>
+              </w:rPr>
+              <w:t>-4.836e-04</w:t>
+            </w:r>
+          </w:p>
+        </w:tc>
+        <w:tc>
+          <w:tcPr>
+            <w:tcW w:type="dxa" w:w="1134"/>
+          </w:tcPr>
+          <w:p>
+            <w:pPr>
+              <w:spacing w:line="276" w:lineRule="auto"/>
+            </w:pPr>
+            <w:r>
+              <w:rPr>
+                <w:rFonts w:ascii="Arial" w:hAnsi="Arial"/>
+                <w:sz w:val="18"/>
+              </w:rPr>
+              <w:t>-0.0069</w:t>
+            </w:r>
+          </w:p>
+        </w:tc>
+        <w:tc>
+          <w:tcPr>
+            <w:tcW w:type="dxa" w:w="1134"/>
+          </w:tcPr>
+          <w:p>
+            <w:pPr>
+              <w:spacing w:line="276" w:lineRule="auto"/>
+            </w:pPr>
+            <w:r>
+              <w:rPr>
+                <w:rFonts w:ascii="Arial" w:hAnsi="Arial"/>
+                <w:sz w:val="18"/>
+              </w:rPr>
+              <w:t>-0.0023</w:t>
+            </w:r>
+          </w:p>
+        </w:tc>
+        <w:tc>
+          <w:tcPr>
+            <w:tcW w:type="dxa" w:w="1134"/>
+          </w:tcPr>
+          <w:p>
+            <w:pPr>
+              <w:spacing w:line="276" w:lineRule="auto"/>
+            </w:pPr>
+            <w:r>
+              <w:rPr>
+                <w:rFonts w:ascii="Arial" w:hAnsi="Arial"/>
+                <w:sz w:val="18"/>
+              </w:rPr>
+              <w:t>-0.0014</w:t>
+            </w:r>
+          </w:p>
+        </w:tc>
+        <w:tc>
+          <w:tcPr>
+            <w:tcW w:type="dxa" w:w="1134"/>
+          </w:tcPr>
+          <w:p>
+            <w:pPr>
+              <w:spacing w:line="276" w:lineRule="auto"/>
+            </w:pPr>
+            <w:r>
+              <w:rPr>
+                <w:rFonts w:ascii="Arial" w:hAnsi="Arial"/>
+                <w:sz w:val="18"/>
+              </w:rPr>
+              <w:t>-2.786e-04</w:t>
+            </w:r>
+          </w:p>
+        </w:tc>
+      </w:tr>
+    </w:tbl>
+    <w:p>
+      <w:r>
+        <w:rPr>
+          <w:sz w:val="12"/>
+        </w:rPr>
+        <w:br/>
+      </w:r>
+    </w:p>
+    <w:p>
+      <w:pPr>
+        <w:pStyle w:val="Heading2"/>
+      </w:pPr>
+      <w:r>
+        <w:rPr>
+          <w:rFonts w:ascii="Arial" w:hAnsi="Arial"/>
+        </w:rPr>
+        <w:t>Table S13a — Odisha per-district cyclone-flood pixel share</w:t>
+      </w:r>
+    </w:p>
+    <w:p>
+      <w:pPr>
+        <w:spacing w:line="276" w:lineRule="auto" w:after="120"/>
+      </w:pPr>
+      <w:r>
+        <w:rPr>
+          <w:rFonts w:ascii="Arial" w:hAnsi="Arial"/>
+          <w:i/>
+          <w:sz w:val="20"/>
+        </w:rPr>
+        <w:t>Table S13a.  Per-district share of pixels classified as cyclone-flood by the v0.3.0 classifier for the three identification cyclones (Fani 2019, Amphan 2020, Yaas 2021). Columns: share_&lt;cyclone&gt; = flood pixels / district area; area_km²_&lt;cyclone&gt; = absolute flooded area. Bhadrak (Yaas, 7.21 %) and Puri (Fani, 2.52 %) are the dominant signals; Angul and Dhenkanal (inland controls) carry essentially zero pixel share, as expected.</w:t>
+      </w:r>
+    </w:p>
+    <w:tbl>
+      <w:tblPr>
+        <w:tblStyle w:val="LightGrid-Accent1"/>
+        <w:tblW w:type="auto" w:w="0"/>
+        <w:tblLook w:firstColumn="1" w:firstRow="1" w:lastColumn="0" w:lastRow="0" w:noHBand="0" w:noVBand="1" w:val="04A0"/>
+      </w:tblPr>
+      <w:tblGrid>
+        <w:gridCol w:w="1296"/>
+        <w:gridCol w:w="1296"/>
+        <w:gridCol w:w="1296"/>
+        <w:gridCol w:w="1296"/>
+        <w:gridCol w:w="1296"/>
+        <w:gridCol w:w="1296"/>
+        <w:gridCol w:w="1296"/>
+      </w:tblGrid>
+      <w:tr>
+        <w:tc>
+          <w:tcPr>
+            <w:tcW w:type="dxa" w:w="1296"/>
+          </w:tcPr>
+          <w:p>
+            <w:pPr>
+              <w:spacing w:line="276" w:lineRule="auto"/>
+            </w:pPr>
+            <w:r>
+              <w:rPr>
+                <w:rFonts w:ascii="Arial" w:hAnsi="Arial"/>
+                <w:b/>
+                <w:sz w:val="18"/>
+              </w:rPr>
+              <w:t>district</w:t>
+            </w:r>
+          </w:p>
+        </w:tc>
+        <w:tc>
+          <w:tcPr>
+            <w:tcW w:type="dxa" w:w="1296"/>
+          </w:tcPr>
+          <w:p>
+            <w:pPr>
+              <w:spacing w:line="276" w:lineRule="auto"/>
+            </w:pPr>
+            <w:r>
+              <w:rPr>
+                <w:rFonts w:ascii="Arial" w:hAnsi="Arial"/>
+                <w:b/>
+                <w:sz w:val="18"/>
+              </w:rPr>
+              <w:t>share_Amphan</w:t>
+            </w:r>
+          </w:p>
+        </w:tc>
+        <w:tc>
+          <w:tcPr>
+            <w:tcW w:type="dxa" w:w="1296"/>
+          </w:tcPr>
+          <w:p>
+            <w:pPr>
+              <w:spacing w:line="276" w:lineRule="auto"/>
+            </w:pPr>
+            <w:r>
+              <w:rPr>
+                <w:rFonts w:ascii="Arial" w:hAnsi="Arial"/>
+                <w:b/>
+                <w:sz w:val="18"/>
+              </w:rPr>
+              <w:t>share_Fani</w:t>
+            </w:r>
+          </w:p>
+        </w:tc>
+        <w:tc>
+          <w:tcPr>
+            <w:tcW w:type="dxa" w:w="1296"/>
+          </w:tcPr>
+          <w:p>
+            <w:pPr>
+              <w:spacing w:line="276" w:lineRule="auto"/>
+            </w:pPr>
+            <w:r>
+              <w:rPr>
+                <w:rFonts w:ascii="Arial" w:hAnsi="Arial"/>
+                <w:b/>
+                <w:sz w:val="18"/>
+              </w:rPr>
+              <w:t>share_Yaas</w:t>
+            </w:r>
+          </w:p>
+        </w:tc>
+        <w:tc>
+          <w:tcPr>
+            <w:tcW w:type="dxa" w:w="1296"/>
+          </w:tcPr>
+          <w:p>
+            <w:pPr>
+              <w:spacing w:line="276" w:lineRule="auto"/>
+            </w:pPr>
+            <w:r>
+              <w:rPr>
+                <w:rFonts w:ascii="Arial" w:hAnsi="Arial"/>
+                <w:b/>
+                <w:sz w:val="18"/>
+              </w:rPr>
+              <w:t>area_km2_Amphan</w:t>
+            </w:r>
+          </w:p>
+        </w:tc>
+        <w:tc>
+          <w:tcPr>
+            <w:tcW w:type="dxa" w:w="1296"/>
+          </w:tcPr>
+          <w:p>
+            <w:pPr>
+              <w:spacing w:line="276" w:lineRule="auto"/>
+            </w:pPr>
+            <w:r>
+              <w:rPr>
+                <w:rFonts w:ascii="Arial" w:hAnsi="Arial"/>
+                <w:b/>
+                <w:sz w:val="18"/>
+              </w:rPr>
+              <w:t>area_km2_Fani</w:t>
+            </w:r>
+          </w:p>
+        </w:tc>
+        <w:tc>
+          <w:tcPr>
+            <w:tcW w:type="dxa" w:w="1296"/>
+          </w:tcPr>
+          <w:p>
+            <w:pPr>
+              <w:spacing w:line="276" w:lineRule="auto"/>
+            </w:pPr>
+            <w:r>
+              <w:rPr>
+                <w:rFonts w:ascii="Arial" w:hAnsi="Arial"/>
+                <w:b/>
+                <w:sz w:val="18"/>
+              </w:rPr>
+              <w:t>area_km2_Yaas</w:t>
+            </w:r>
+          </w:p>
+        </w:tc>
+      </w:tr>
+      <w:tr>
+        <w:tc>
+          <w:tcPr>
+            <w:tcW w:type="dxa" w:w="1296"/>
+          </w:tcPr>
+          <w:p>
+            <w:pPr>
+              <w:spacing w:line="276" w:lineRule="auto"/>
+            </w:pPr>
+            <w:r>
+              <w:rPr>
+                <w:rFonts w:ascii="Arial" w:hAnsi="Arial"/>
+                <w:sz w:val="18"/>
+              </w:rPr>
+              <w:t>Angul</w:t>
+            </w:r>
+          </w:p>
+        </w:tc>
+        <w:tc>
+          <w:tcPr>
+            <w:tcW w:type="dxa" w:w="1296"/>
+          </w:tcPr>
+          <w:p>
+            <w:pPr>
+              <w:spacing w:line="276" w:lineRule="auto"/>
+            </w:pPr>
+            <w:r>
+              <w:rPr>
+                <w:rFonts w:ascii="Arial" w:hAnsi="Arial"/>
+                <w:sz w:val="18"/>
+              </w:rPr>
+              <w:t>0</w:t>
+            </w:r>
+          </w:p>
+        </w:tc>
+        <w:tc>
+          <w:tcPr>
+            <w:tcW w:type="dxa" w:w="1296"/>
+          </w:tcPr>
+          <w:p>
+            <w:pPr>
+              <w:spacing w:line="276" w:lineRule="auto"/>
+            </w:pPr>
+            <w:r>
+              <w:rPr>
+                <w:rFonts w:ascii="Arial" w:hAnsi="Arial"/>
+                <w:sz w:val="18"/>
+              </w:rPr>
+              <w:t>0</w:t>
+            </w:r>
+          </w:p>
+        </w:tc>
+        <w:tc>
+          <w:tcPr>
+            <w:tcW w:type="dxa" w:w="1296"/>
+          </w:tcPr>
+          <w:p>
+            <w:pPr>
+              <w:spacing w:line="276" w:lineRule="auto"/>
+            </w:pPr>
+            <w:r>
+              <w:rPr>
+                <w:rFonts w:ascii="Arial" w:hAnsi="Arial"/>
+                <w:sz w:val="18"/>
+              </w:rPr>
+              <w:t>7.321e-06</w:t>
+            </w:r>
+          </w:p>
+        </w:tc>
+        <w:tc>
+          <w:tcPr>
+            <w:tcW w:type="dxa" w:w="1296"/>
+          </w:tcPr>
+          <w:p>
+            <w:pPr>
+              <w:spacing w:line="276" w:lineRule="auto"/>
+            </w:pPr>
+            <w:r>
+              <w:rPr>
+                <w:rFonts w:ascii="Arial" w:hAnsi="Arial"/>
+                <w:sz w:val="18"/>
+              </w:rPr>
+              <w:t>0</w:t>
+            </w:r>
+          </w:p>
+        </w:tc>
+        <w:tc>
+          <w:tcPr>
+            <w:tcW w:type="dxa" w:w="1296"/>
+          </w:tcPr>
+          <w:p>
+            <w:pPr>
+              <w:spacing w:line="276" w:lineRule="auto"/>
+            </w:pPr>
+            <w:r>
+              <w:rPr>
+                <w:rFonts w:ascii="Arial" w:hAnsi="Arial"/>
+                <w:sz w:val="18"/>
+              </w:rPr>
+              <w:t>0</w:t>
+            </w:r>
+          </w:p>
+        </w:tc>
+        <w:tc>
+          <w:tcPr>
+            <w:tcW w:type="dxa" w:w="1296"/>
+          </w:tcPr>
+          <w:p>
+            <w:pPr>
+              <w:spacing w:line="276" w:lineRule="auto"/>
+            </w:pPr>
+            <w:r>
+              <w:rPr>
+                <w:rFonts w:ascii="Arial" w:hAnsi="Arial"/>
+                <w:sz w:val="18"/>
+              </w:rPr>
+              <w:t>0.04679</w:t>
+            </w:r>
+          </w:p>
+        </w:tc>
+      </w:tr>
+      <w:tr>
+        <w:tc>
+          <w:tcPr>
+            <w:tcW w:type="dxa" w:w="1296"/>
+          </w:tcPr>
+          <w:p>
+            <w:pPr>
+              <w:spacing w:line="276" w:lineRule="auto"/>
+            </w:pPr>
+            <w:r>
+              <w:rPr>
+                <w:rFonts w:ascii="Arial" w:hAnsi="Arial"/>
+                <w:sz w:val="18"/>
+              </w:rPr>
+              <w:t>Baleshwar</w:t>
+            </w:r>
+          </w:p>
+        </w:tc>
+        <w:tc>
+          <w:tcPr>
+            <w:tcW w:type="dxa" w:w="1296"/>
+          </w:tcPr>
+          <w:p>
+            <w:pPr>
+              <w:spacing w:line="276" w:lineRule="auto"/>
+            </w:pPr>
+            <w:r>
+              <w:rPr>
+                <w:rFonts w:ascii="Arial" w:hAnsi="Arial"/>
+                <w:sz w:val="18"/>
+              </w:rPr>
+              <w:t>0.00334</w:t>
+            </w:r>
+          </w:p>
+        </w:tc>
+        <w:tc>
+          <w:tcPr>
+            <w:tcW w:type="dxa" w:w="1296"/>
+          </w:tcPr>
+          <w:p>
+            <w:pPr>
+              <w:spacing w:line="276" w:lineRule="auto"/>
+            </w:pPr>
+            <w:r>
+              <w:rPr>
+                <w:rFonts w:ascii="Arial" w:hAnsi="Arial"/>
+                <w:sz w:val="18"/>
+              </w:rPr>
+              <w:t>0</w:t>
+            </w:r>
+          </w:p>
+        </w:tc>
+        <w:tc>
+          <w:tcPr>
+            <w:tcW w:type="dxa" w:w="1296"/>
+          </w:tcPr>
+          <w:p>
+            <w:pPr>
+              <w:spacing w:line="276" w:lineRule="auto"/>
+            </w:pPr>
+            <w:r>
+              <w:rPr>
+                <w:rFonts w:ascii="Arial" w:hAnsi="Arial"/>
+                <w:sz w:val="18"/>
+              </w:rPr>
+              <w:t>0.00529</w:t>
+            </w:r>
+          </w:p>
+        </w:tc>
+        <w:tc>
+          <w:tcPr>
+            <w:tcW w:type="dxa" w:w="1296"/>
+          </w:tcPr>
+          <w:p>
+            <w:pPr>
+              <w:spacing w:line="276" w:lineRule="auto"/>
+            </w:pPr>
+            <w:r>
+              <w:rPr>
+                <w:rFonts w:ascii="Arial" w:hAnsi="Arial"/>
+                <w:sz w:val="18"/>
+              </w:rPr>
+              <w:t>12.35114</w:t>
+            </w:r>
+          </w:p>
+        </w:tc>
+        <w:tc>
+          <w:tcPr>
+            <w:tcW w:type="dxa" w:w="1296"/>
+          </w:tcPr>
+          <w:p>
+            <w:pPr>
+              <w:spacing w:line="276" w:lineRule="auto"/>
+            </w:pPr>
+            <w:r>
+              <w:rPr>
+                <w:rFonts w:ascii="Arial" w:hAnsi="Arial"/>
+                <w:sz w:val="18"/>
+              </w:rPr>
+              <w:t>0</w:t>
+            </w:r>
+          </w:p>
+        </w:tc>
+        <w:tc>
+          <w:tcPr>
+            <w:tcW w:type="dxa" w:w="1296"/>
+          </w:tcPr>
+          <w:p>
+            <w:pPr>
+              <w:spacing w:line="276" w:lineRule="auto"/>
+            </w:pPr>
+            <w:r>
+              <w:rPr>
+                <w:rFonts w:ascii="Arial" w:hAnsi="Arial"/>
+                <w:sz w:val="18"/>
+              </w:rPr>
+              <w:t>19.56558</w:t>
+            </w:r>
+          </w:p>
+        </w:tc>
+      </w:tr>
+      <w:tr>
+        <w:tc>
+          <w:tcPr>
+            <w:tcW w:type="dxa" w:w="1296"/>
+          </w:tcPr>
+          <w:p>
+            <w:pPr>
+              <w:spacing w:line="276" w:lineRule="auto"/>
+            </w:pPr>
+            <w:r>
+              <w:rPr>
+                <w:rFonts w:ascii="Arial" w:hAnsi="Arial"/>
+                <w:sz w:val="18"/>
+              </w:rPr>
+              <w:t>Bhadrak</w:t>
+            </w:r>
+          </w:p>
+        </w:tc>
+        <w:tc>
+          <w:tcPr>
+            <w:tcW w:type="dxa" w:w="1296"/>
+          </w:tcPr>
+          <w:p>
+            <w:pPr>
+              <w:spacing w:line="276" w:lineRule="auto"/>
+            </w:pPr>
+            <w:r>
+              <w:rPr>
+                <w:rFonts w:ascii="Arial" w:hAnsi="Arial"/>
+                <w:sz w:val="18"/>
+              </w:rPr>
+              <w:t>0.00785</w:t>
+            </w:r>
+          </w:p>
+        </w:tc>
+        <w:tc>
+          <w:tcPr>
+            <w:tcW w:type="dxa" w:w="1296"/>
+          </w:tcPr>
+          <w:p>
+            <w:pPr>
+              <w:spacing w:line="276" w:lineRule="auto"/>
+            </w:pPr>
+            <w:r>
+              <w:rPr>
+                <w:rFonts w:ascii="Arial" w:hAnsi="Arial"/>
+                <w:sz w:val="18"/>
+              </w:rPr>
+              <w:t>9.910e-04</w:t>
+            </w:r>
+          </w:p>
+        </w:tc>
+        <w:tc>
+          <w:tcPr>
+            <w:tcW w:type="dxa" w:w="1296"/>
+          </w:tcPr>
+          <w:p>
+            <w:pPr>
+              <w:spacing w:line="276" w:lineRule="auto"/>
+            </w:pPr>
+            <w:r>
+              <w:rPr>
+                <w:rFonts w:ascii="Arial" w:hAnsi="Arial"/>
+                <w:sz w:val="18"/>
+              </w:rPr>
+              <w:t>0.07212</w:t>
+            </w:r>
+          </w:p>
+        </w:tc>
+        <w:tc>
+          <w:tcPr>
+            <w:tcW w:type="dxa" w:w="1296"/>
+          </w:tcPr>
+          <w:p>
+            <w:pPr>
+              <w:spacing w:line="276" w:lineRule="auto"/>
+            </w:pPr>
+            <w:r>
+              <w:rPr>
+                <w:rFonts w:ascii="Arial" w:hAnsi="Arial"/>
+                <w:sz w:val="18"/>
+              </w:rPr>
+              <w:t>19.26695</w:t>
+            </w:r>
+          </w:p>
+        </w:tc>
+        <w:tc>
+          <w:tcPr>
+            <w:tcW w:type="dxa" w:w="1296"/>
+          </w:tcPr>
+          <w:p>
+            <w:pPr>
+              <w:spacing w:line="276" w:lineRule="auto"/>
+            </w:pPr>
+            <w:r>
+              <w:rPr>
+                <w:rFonts w:ascii="Arial" w:hAnsi="Arial"/>
+                <w:sz w:val="18"/>
+              </w:rPr>
+              <w:t>2.42980</w:t>
+            </w:r>
+          </w:p>
+        </w:tc>
+        <w:tc>
+          <w:tcPr>
+            <w:tcW w:type="dxa" w:w="1296"/>
+          </w:tcPr>
+          <w:p>
+            <w:pPr>
+              <w:spacing w:line="276" w:lineRule="auto"/>
+            </w:pPr>
+            <w:r>
+              <w:rPr>
+                <w:rFonts w:ascii="Arial" w:hAnsi="Arial"/>
+                <w:sz w:val="18"/>
+              </w:rPr>
+              <w:t>177.01010</w:t>
+            </w:r>
+          </w:p>
+        </w:tc>
+      </w:tr>
+      <w:tr>
+        <w:tc>
+          <w:tcPr>
+            <w:tcW w:type="dxa" w:w="1296"/>
+          </w:tcPr>
+          <w:p>
+            <w:pPr>
+              <w:spacing w:line="276" w:lineRule="auto"/>
+            </w:pPr>
+            <w:r>
+              <w:rPr>
+                <w:rFonts w:ascii="Arial" w:hAnsi="Arial"/>
+                <w:sz w:val="18"/>
+              </w:rPr>
+              <w:t>Cuttack</w:t>
+            </w:r>
+          </w:p>
+        </w:tc>
+        <w:tc>
+          <w:tcPr>
+            <w:tcW w:type="dxa" w:w="1296"/>
+          </w:tcPr>
+          <w:p>
+            <w:pPr>
+              <w:spacing w:line="276" w:lineRule="auto"/>
+            </w:pPr>
+            <w:r>
+              <w:rPr>
+                <w:rFonts w:ascii="Arial" w:hAnsi="Arial"/>
+                <w:sz w:val="18"/>
+              </w:rPr>
+              <w:t>4.616e-05</w:t>
+            </w:r>
+          </w:p>
+        </w:tc>
+        <w:tc>
+          <w:tcPr>
+            <w:tcW w:type="dxa" w:w="1296"/>
+          </w:tcPr>
+          <w:p>
+            <w:pPr>
+              <w:spacing w:line="276" w:lineRule="auto"/>
+            </w:pPr>
+            <w:r>
+              <w:rPr>
+                <w:rFonts w:ascii="Arial" w:hAnsi="Arial"/>
+                <w:sz w:val="18"/>
+              </w:rPr>
+              <w:t>0.01311</w:t>
+            </w:r>
+          </w:p>
+        </w:tc>
+        <w:tc>
+          <w:tcPr>
+            <w:tcW w:type="dxa" w:w="1296"/>
+          </w:tcPr>
+          <w:p>
+            <w:pPr>
+              <w:spacing w:line="276" w:lineRule="auto"/>
+            </w:pPr>
+            <w:r>
+              <w:rPr>
+                <w:rFonts w:ascii="Arial" w:hAnsi="Arial"/>
+                <w:sz w:val="18"/>
+              </w:rPr>
+              <w:t>1.771e-04</w:t>
+            </w:r>
+          </w:p>
+        </w:tc>
+        <w:tc>
+          <w:tcPr>
+            <w:tcW w:type="dxa" w:w="1296"/>
+          </w:tcPr>
+          <w:p>
+            <w:pPr>
+              <w:spacing w:line="276" w:lineRule="auto"/>
+            </w:pPr>
+            <w:r>
+              <w:rPr>
+                <w:rFonts w:ascii="Arial" w:hAnsi="Arial"/>
+                <w:sz w:val="18"/>
+              </w:rPr>
+              <w:t>0.18261</w:t>
+            </w:r>
+          </w:p>
+        </w:tc>
+        <w:tc>
+          <w:tcPr>
+            <w:tcW w:type="dxa" w:w="1296"/>
+          </w:tcPr>
+          <w:p>
+            <w:pPr>
+              <w:spacing w:line="276" w:lineRule="auto"/>
+            </w:pPr>
+            <w:r>
+              <w:rPr>
+                <w:rFonts w:ascii="Arial" w:hAnsi="Arial"/>
+                <w:sz w:val="18"/>
+              </w:rPr>
+              <w:t>51.70720</w:t>
+            </w:r>
+          </w:p>
+        </w:tc>
+        <w:tc>
+          <w:tcPr>
+            <w:tcW w:type="dxa" w:w="1296"/>
+          </w:tcPr>
+          <w:p>
+            <w:pPr>
+              <w:spacing w:line="276" w:lineRule="auto"/>
+            </w:pPr>
+            <w:r>
+              <w:rPr>
+                <w:rFonts w:ascii="Arial" w:hAnsi="Arial"/>
+                <w:sz w:val="18"/>
+              </w:rPr>
+              <w:t>0.70065</w:t>
+            </w:r>
+          </w:p>
+        </w:tc>
+      </w:tr>
+      <w:tr>
+        <w:tc>
+          <w:tcPr>
+            <w:tcW w:type="dxa" w:w="1296"/>
+          </w:tcPr>
+          <w:p>
+            <w:pPr>
+              <w:spacing w:line="276" w:lineRule="auto"/>
+            </w:pPr>
+            <w:r>
+              <w:rPr>
+                <w:rFonts w:ascii="Arial" w:hAnsi="Arial"/>
+                <w:sz w:val="18"/>
+              </w:rPr>
+              <w:t>Dhenkanal</w:t>
+            </w:r>
+          </w:p>
+        </w:tc>
+        <w:tc>
+          <w:tcPr>
+            <w:tcW w:type="dxa" w:w="1296"/>
+          </w:tcPr>
+          <w:p>
+            <w:pPr>
+              <w:spacing w:line="276" w:lineRule="auto"/>
+            </w:pPr>
+            <w:r>
+              <w:rPr>
+                <w:rFonts w:ascii="Arial" w:hAnsi="Arial"/>
+                <w:sz w:val="18"/>
+              </w:rPr>
+              <w:t>0</w:t>
+            </w:r>
+          </w:p>
+        </w:tc>
+        <w:tc>
+          <w:tcPr>
+            <w:tcW w:type="dxa" w:w="1296"/>
+          </w:tcPr>
+          <w:p>
+            <w:pPr>
+              <w:spacing w:line="276" w:lineRule="auto"/>
+            </w:pPr>
+            <w:r>
+              <w:rPr>
+                <w:rFonts w:ascii="Arial" w:hAnsi="Arial"/>
+                <w:sz w:val="18"/>
+              </w:rPr>
+              <w:t>0</w:t>
+            </w:r>
+          </w:p>
+        </w:tc>
+        <w:tc>
+          <w:tcPr>
+            <w:tcW w:type="dxa" w:w="1296"/>
+          </w:tcPr>
+          <w:p>
+            <w:pPr>
+              <w:spacing w:line="276" w:lineRule="auto"/>
+            </w:pPr>
+            <w:r>
+              <w:rPr>
+                <w:rFonts w:ascii="Arial" w:hAnsi="Arial"/>
+                <w:sz w:val="18"/>
+              </w:rPr>
+              <w:t>1.082e-05</w:t>
+            </w:r>
+          </w:p>
+        </w:tc>
+        <w:tc>
+          <w:tcPr>
+            <w:tcW w:type="dxa" w:w="1296"/>
+          </w:tcPr>
+          <w:p>
+            <w:pPr>
+              <w:spacing w:line="276" w:lineRule="auto"/>
+            </w:pPr>
+            <w:r>
+              <w:rPr>
+                <w:rFonts w:ascii="Arial" w:hAnsi="Arial"/>
+                <w:sz w:val="18"/>
+              </w:rPr>
+              <w:t>0</w:t>
+            </w:r>
+          </w:p>
+        </w:tc>
+        <w:tc>
+          <w:tcPr>
+            <w:tcW w:type="dxa" w:w="1296"/>
+          </w:tcPr>
+          <w:p>
+            <w:pPr>
+              <w:spacing w:line="276" w:lineRule="auto"/>
+            </w:pPr>
+            <w:r>
+              <w:rPr>
+                <w:rFonts w:ascii="Arial" w:hAnsi="Arial"/>
+                <w:sz w:val="18"/>
+              </w:rPr>
+              <w:t>0</w:t>
+            </w:r>
+          </w:p>
+        </w:tc>
+        <w:tc>
+          <w:tcPr>
+            <w:tcW w:type="dxa" w:w="1296"/>
+          </w:tcPr>
+          <w:p>
+            <w:pPr>
+              <w:spacing w:line="276" w:lineRule="auto"/>
+            </w:pPr>
+            <w:r>
+              <w:rPr>
+                <w:rFonts w:ascii="Arial" w:hAnsi="Arial"/>
+                <w:sz w:val="18"/>
+              </w:rPr>
+              <w:t>0.04864</w:t>
+            </w:r>
+          </w:p>
+        </w:tc>
+      </w:tr>
+      <w:tr>
+        <w:tc>
+          <w:tcPr>
+            <w:tcW w:type="dxa" w:w="1296"/>
+          </w:tcPr>
+          <w:p>
+            <w:pPr>
+              <w:spacing w:line="276" w:lineRule="auto"/>
+            </w:pPr>
+            <w:r>
+              <w:rPr>
+                <w:rFonts w:ascii="Arial" w:hAnsi="Arial"/>
+                <w:sz w:val="18"/>
+              </w:rPr>
+              <w:t>Jagatsinghpur</w:t>
+            </w:r>
+          </w:p>
+        </w:tc>
+        <w:tc>
+          <w:tcPr>
+            <w:tcW w:type="dxa" w:w="1296"/>
+          </w:tcPr>
+          <w:p>
+            <w:pPr>
+              <w:spacing w:line="276" w:lineRule="auto"/>
+            </w:pPr>
+            <w:r>
+              <w:rPr>
+                <w:rFonts w:ascii="Arial" w:hAnsi="Arial"/>
+                <w:sz w:val="18"/>
+              </w:rPr>
+              <w:t>0.01921</w:t>
+            </w:r>
+          </w:p>
+        </w:tc>
+        <w:tc>
+          <w:tcPr>
+            <w:tcW w:type="dxa" w:w="1296"/>
+          </w:tcPr>
+          <w:p>
+            <w:pPr>
+              <w:spacing w:line="276" w:lineRule="auto"/>
+            </w:pPr>
+            <w:r>
+              <w:rPr>
+                <w:rFonts w:ascii="Arial" w:hAnsi="Arial"/>
+                <w:sz w:val="18"/>
+              </w:rPr>
+              <w:t>0.00291</w:t>
+            </w:r>
+          </w:p>
+        </w:tc>
+        <w:tc>
+          <w:tcPr>
+            <w:tcW w:type="dxa" w:w="1296"/>
+          </w:tcPr>
+          <w:p>
+            <w:pPr>
+              <w:spacing w:line="276" w:lineRule="auto"/>
+            </w:pPr>
+            <w:r>
+              <w:rPr>
+                <w:rFonts w:ascii="Arial" w:hAnsi="Arial"/>
+                <w:sz w:val="18"/>
+              </w:rPr>
+              <w:t>0.03256</w:t>
+            </w:r>
+          </w:p>
+        </w:tc>
+        <w:tc>
+          <w:tcPr>
+            <w:tcW w:type="dxa" w:w="1296"/>
+          </w:tcPr>
+          <w:p>
+            <w:pPr>
+              <w:spacing w:line="276" w:lineRule="auto"/>
+            </w:pPr>
+            <w:r>
+              <w:rPr>
+                <w:rFonts w:ascii="Arial" w:hAnsi="Arial"/>
+                <w:sz w:val="18"/>
+              </w:rPr>
+              <w:t>32.49060</w:t>
+            </w:r>
+          </w:p>
+        </w:tc>
+        <w:tc>
+          <w:tcPr>
+            <w:tcW w:type="dxa" w:w="1296"/>
+          </w:tcPr>
+          <w:p>
+            <w:pPr>
+              <w:spacing w:line="276" w:lineRule="auto"/>
+            </w:pPr>
+            <w:r>
+              <w:rPr>
+                <w:rFonts w:ascii="Arial" w:hAnsi="Arial"/>
+                <w:sz w:val="18"/>
+              </w:rPr>
+              <w:t>4.86000</w:t>
+            </w:r>
+          </w:p>
+        </w:tc>
+        <w:tc>
+          <w:tcPr>
+            <w:tcW w:type="dxa" w:w="1296"/>
+          </w:tcPr>
+          <w:p>
+            <w:pPr>
+              <w:spacing w:line="276" w:lineRule="auto"/>
+            </w:pPr>
+            <w:r>
+              <w:rPr>
+                <w:rFonts w:ascii="Arial" w:hAnsi="Arial"/>
+                <w:sz w:val="18"/>
+              </w:rPr>
+              <w:t>55.06754</w:t>
+            </w:r>
+          </w:p>
+        </w:tc>
+      </w:tr>
+      <w:tr>
+        <w:tc>
+          <w:tcPr>
+            <w:tcW w:type="dxa" w:w="1296"/>
+          </w:tcPr>
+          <w:p>
+            <w:pPr>
+              <w:spacing w:line="276" w:lineRule="auto"/>
+            </w:pPr>
+            <w:r>
+              <w:rPr>
+                <w:rFonts w:ascii="Arial" w:hAnsi="Arial"/>
+                <w:sz w:val="18"/>
+              </w:rPr>
+              <w:t>Kendrapara</w:t>
+            </w:r>
+          </w:p>
+        </w:tc>
+        <w:tc>
+          <w:tcPr>
+            <w:tcW w:type="dxa" w:w="1296"/>
+          </w:tcPr>
+          <w:p>
+            <w:pPr>
+              <w:spacing w:line="276" w:lineRule="auto"/>
+            </w:pPr>
+            <w:r>
+              <w:rPr>
+                <w:rFonts w:ascii="Arial" w:hAnsi="Arial"/>
+                <w:sz w:val="18"/>
+              </w:rPr>
+              <w:t>0.00790</w:t>
+            </w:r>
+          </w:p>
+        </w:tc>
+        <w:tc>
+          <w:tcPr>
+            <w:tcW w:type="dxa" w:w="1296"/>
+          </w:tcPr>
+          <w:p>
+            <w:pPr>
+              <w:spacing w:line="276" w:lineRule="auto"/>
+            </w:pPr>
+            <w:r>
+              <w:rPr>
+                <w:rFonts w:ascii="Arial" w:hAnsi="Arial"/>
+                <w:sz w:val="18"/>
+              </w:rPr>
+              <w:t>0.00535</w:t>
+            </w:r>
+          </w:p>
+        </w:tc>
+        <w:tc>
+          <w:tcPr>
+            <w:tcW w:type="dxa" w:w="1296"/>
+          </w:tcPr>
+          <w:p>
+            <w:pPr>
+              <w:spacing w:line="276" w:lineRule="auto"/>
+            </w:pPr>
+            <w:r>
+              <w:rPr>
+                <w:rFonts w:ascii="Arial" w:hAnsi="Arial"/>
+                <w:sz w:val="18"/>
+              </w:rPr>
+              <w:t>0.02903</w:t>
+            </w:r>
+          </w:p>
+        </w:tc>
+        <w:tc>
+          <w:tcPr>
+            <w:tcW w:type="dxa" w:w="1296"/>
+          </w:tcPr>
+          <w:p>
+            <w:pPr>
+              <w:spacing w:line="276" w:lineRule="auto"/>
+            </w:pPr>
+            <w:r>
+              <w:rPr>
+                <w:rFonts w:ascii="Arial" w:hAnsi="Arial"/>
+                <w:sz w:val="18"/>
+              </w:rPr>
+              <w:t>19.61493</w:t>
+            </w:r>
+          </w:p>
+        </w:tc>
+        <w:tc>
+          <w:tcPr>
+            <w:tcW w:type="dxa" w:w="1296"/>
+          </w:tcPr>
+          <w:p>
+            <w:pPr>
+              <w:spacing w:line="276" w:lineRule="auto"/>
+            </w:pPr>
+            <w:r>
+              <w:rPr>
+                <w:rFonts w:ascii="Arial" w:hAnsi="Arial"/>
+                <w:sz w:val="18"/>
+              </w:rPr>
+              <w:t>13.27270</w:t>
+            </w:r>
+          </w:p>
+        </w:tc>
+        <w:tc>
+          <w:tcPr>
+            <w:tcW w:type="dxa" w:w="1296"/>
+          </w:tcPr>
+          <w:p>
+            <w:pPr>
+              <w:spacing w:line="276" w:lineRule="auto"/>
+            </w:pPr>
+            <w:r>
+              <w:rPr>
+                <w:rFonts w:ascii="Arial" w:hAnsi="Arial"/>
+                <w:sz w:val="18"/>
+              </w:rPr>
+              <w:t>72.05006</w:t>
+            </w:r>
+          </w:p>
+        </w:tc>
+      </w:tr>
+      <w:tr>
+        <w:tc>
+          <w:tcPr>
+            <w:tcW w:type="dxa" w:w="1296"/>
+          </w:tcPr>
+          <w:p>
+            <w:pPr>
+              <w:spacing w:line="276" w:lineRule="auto"/>
+            </w:pPr>
+            <w:r>
+              <w:rPr>
+                <w:rFonts w:ascii="Arial" w:hAnsi="Arial"/>
+                <w:sz w:val="18"/>
+              </w:rPr>
+              <w:t>Puri</w:t>
+            </w:r>
+          </w:p>
+        </w:tc>
+        <w:tc>
+          <w:tcPr>
+            <w:tcW w:type="dxa" w:w="1296"/>
+          </w:tcPr>
+          <w:p>
+            <w:pPr>
+              <w:spacing w:line="276" w:lineRule="auto"/>
+            </w:pPr>
+            <w:r>
+              <w:rPr>
+                <w:rFonts w:ascii="Arial" w:hAnsi="Arial"/>
+                <w:sz w:val="18"/>
+              </w:rPr>
+              <w:t>3.970e-04</w:t>
+            </w:r>
+          </w:p>
+        </w:tc>
+        <w:tc>
+          <w:tcPr>
+            <w:tcW w:type="dxa" w:w="1296"/>
+          </w:tcPr>
+          <w:p>
+            <w:pPr>
+              <w:spacing w:line="276" w:lineRule="auto"/>
+            </w:pPr>
+            <w:r>
+              <w:rPr>
+                <w:rFonts w:ascii="Arial" w:hAnsi="Arial"/>
+                <w:sz w:val="18"/>
+              </w:rPr>
+              <w:t>0.02519</w:t>
+            </w:r>
+          </w:p>
+        </w:tc>
+        <w:tc>
+          <w:tcPr>
+            <w:tcW w:type="dxa" w:w="1296"/>
+          </w:tcPr>
+          <w:p>
+            <w:pPr>
+              <w:spacing w:line="276" w:lineRule="auto"/>
+            </w:pPr>
+            <w:r>
+              <w:rPr>
+                <w:rFonts w:ascii="Arial" w:hAnsi="Arial"/>
+                <w:sz w:val="18"/>
+              </w:rPr>
+              <w:t>0.00418</w:t>
+            </w:r>
+          </w:p>
+        </w:tc>
+        <w:tc>
+          <w:tcPr>
+            <w:tcW w:type="dxa" w:w="1296"/>
+          </w:tcPr>
+          <w:p>
+            <w:pPr>
+              <w:spacing w:line="276" w:lineRule="auto"/>
+            </w:pPr>
+            <w:r>
+              <w:rPr>
+                <w:rFonts w:ascii="Arial" w:hAnsi="Arial"/>
+                <w:sz w:val="18"/>
+              </w:rPr>
+              <w:t>1.39422</w:t>
+            </w:r>
+          </w:p>
+        </w:tc>
+        <w:tc>
+          <w:tcPr>
+            <w:tcW w:type="dxa" w:w="1296"/>
+          </w:tcPr>
+          <w:p>
+            <w:pPr>
+              <w:spacing w:line="276" w:lineRule="auto"/>
+            </w:pPr>
+            <w:r>
+              <w:rPr>
+                <w:rFonts w:ascii="Arial" w:hAnsi="Arial"/>
+                <w:sz w:val="18"/>
+              </w:rPr>
+              <w:t>88.18240</w:t>
+            </w:r>
+          </w:p>
+        </w:tc>
+        <w:tc>
+          <w:tcPr>
+            <w:tcW w:type="dxa" w:w="1296"/>
+          </w:tcPr>
+          <w:p>
+            <w:pPr>
+              <w:spacing w:line="276" w:lineRule="auto"/>
+            </w:pPr>
+            <w:r>
+              <w:rPr>
+                <w:rFonts w:ascii="Arial" w:hAnsi="Arial"/>
+                <w:sz w:val="18"/>
+              </w:rPr>
+              <w:t>14.68012</w:t>
+            </w:r>
+          </w:p>
+        </w:tc>
+      </w:tr>
+    </w:tbl>
+    <w:p>
+      <w:r>
+        <w:rPr>
+          <w:sz w:val="12"/>
+        </w:rPr>
+        <w:br/>
+      </w:r>
+    </w:p>
+    <w:p>
+      <w:pPr>
+        <w:pStyle w:val="Heading2"/>
+      </w:pPr>
+      <w:r>
+        <w:rPr>
+          <w:rFonts w:ascii="Arial" w:hAnsi="Arial"/>
+        </w:rPr>
+        <w:t>Table S13b — Hudhud (Andhra Pradesh) transferability</w:t>
+      </w:r>
+    </w:p>
+    <w:p>
+      <w:pPr>
+        <w:spacing w:line="276" w:lineRule="auto" w:after="120"/>
+      </w:pPr>
+      <w:r>
+        <w:rPr>
+          <w:rFonts w:ascii="Arial" w:hAnsi="Arial"/>
+          <w:i/>
+          <w:sz w:val="20"/>
+        </w:rPr>
+        <w:t>Table S13b.  Structural transferability assessment for Cyclone Hudhud (Andhra Pradesh, 12 October 2014). The v0.3.0 classifier was trained on the Odisha cohort only; this table documents the published damage benchmarks, Copernicus EMS EMSR104 activation, and the recommended Stage-2 retraining protocol. Hudhud transferability is reported as a methodological extension and a §5.4 limitation, not as an in-distribution evaluation.</w:t>
+      </w:r>
+    </w:p>
+    <w:tbl>
+      <w:tblPr>
+        <w:tblStyle w:val="LightGrid-Accent1"/>
+        <w:tblW w:type="auto" w:w="0"/>
+        <w:tblLook w:firstColumn="1" w:firstRow="1" w:lastColumn="0" w:lastRow="0" w:noHBand="0" w:noVBand="1" w:val="04A0"/>
+      </w:tblPr>
+      <w:tblGrid>
+        <w:gridCol w:w="3024"/>
+        <w:gridCol w:w="3024"/>
+        <w:gridCol w:w="3024"/>
+      </w:tblGrid>
+      <w:tr>
+        <w:tc>
+          <w:tcPr>
+            <w:tcW w:type="dxa" w:w="3024"/>
+          </w:tcPr>
+          <w:p>
+            <w:pPr>
+              <w:spacing w:line="276" w:lineRule="auto"/>
+            </w:pPr>
+            <w:r>
+              <w:rPr>
+                <w:rFonts w:ascii="Arial" w:hAnsi="Arial"/>
+                <w:b/>
+                <w:sz w:val="18"/>
+              </w:rPr>
+              <w:t>metric</w:t>
+            </w:r>
+          </w:p>
+        </w:tc>
+        <w:tc>
+          <w:tcPr>
+            <w:tcW w:type="dxa" w:w="3024"/>
+          </w:tcPr>
+          <w:p>
+            <w:pPr>
+              <w:spacing w:line="276" w:lineRule="auto"/>
+            </w:pPr>
+            <w:r>
+              <w:rPr>
+                <w:rFonts w:ascii="Arial" w:hAnsi="Arial"/>
+                <w:b/>
+                <w:sz w:val="18"/>
+              </w:rPr>
+              <w:t>value</w:t>
+            </w:r>
+          </w:p>
+        </w:tc>
+        <w:tc>
+          <w:tcPr>
+            <w:tcW w:type="dxa" w:w="3024"/>
+          </w:tcPr>
+          <w:p>
+            <w:pPr>
+              <w:spacing w:line="276" w:lineRule="auto"/>
+            </w:pPr>
+            <w:r>
+              <w:rPr>
+                <w:rFonts w:ascii="Arial" w:hAnsi="Arial"/>
+                <w:b/>
+                <w:sz w:val="18"/>
+              </w:rPr>
+              <w:t>source</w:t>
+            </w:r>
+          </w:p>
+        </w:tc>
+      </w:tr>
+      <w:tr>
+        <w:tc>
+          <w:tcPr>
+            <w:tcW w:type="dxa" w:w="3024"/>
+          </w:tcPr>
+          <w:p>
+            <w:pPr>
+              <w:spacing w:line="276" w:lineRule="auto"/>
+            </w:pPr>
+            <w:r>
+              <w:rPr>
+                <w:rFonts w:ascii="Arial" w:hAnsi="Arial"/>
+                <w:sz w:val="18"/>
+              </w:rPr>
+              <w:t>Training cohort (n cyclones)</w:t>
+            </w:r>
+          </w:p>
+        </w:tc>
+        <w:tc>
+          <w:tcPr>
+            <w:tcW w:type="dxa" w:w="3024"/>
+          </w:tcPr>
+          <w:p>
+            <w:pPr>
+              <w:spacing w:line="276" w:lineRule="auto"/>
+            </w:pPr>
+            <w:r>
+              <w:rPr>
+                <w:rFonts w:ascii="Arial" w:hAnsi="Arial"/>
+                <w:sz w:val="18"/>
+              </w:rPr>
+              <w:t>3 (Fani 2019, Amphan 2020, Yaas 2021)</w:t>
+            </w:r>
+          </w:p>
+        </w:tc>
+        <w:tc>
+          <w:tcPr>
+            <w:tcW w:type="dxa" w:w="3024"/>
+          </w:tcPr>
+          <w:p>
+            <w:pPr>
+              <w:spacing w:line="276" w:lineRule="auto"/>
+            </w:pPr>
+            <w:r>
+              <w:rPr>
+                <w:rFonts w:ascii="Arial" w:hAnsi="Arial"/>
+                <w:sz w:val="18"/>
+              </w:rPr>
+              <w:t>v0.3.0 model card</w:t>
+            </w:r>
+          </w:p>
+        </w:tc>
+      </w:tr>
+      <w:tr>
+        <w:tc>
+          <w:tcPr>
+            <w:tcW w:type="dxa" w:w="3024"/>
+          </w:tcPr>
+          <w:p>
+            <w:pPr>
+              <w:spacing w:line="276" w:lineRule="auto"/>
+            </w:pPr>
+            <w:r>
+              <w:rPr>
+                <w:rFonts w:ascii="Arial" w:hAnsi="Arial"/>
+                <w:sz w:val="18"/>
+              </w:rPr>
+              <w:t>Training labels (n)</w:t>
+            </w:r>
+          </w:p>
+        </w:tc>
+        <w:tc>
+          <w:tcPr>
+            <w:tcW w:type="dxa" w:w="3024"/>
+          </w:tcPr>
+          <w:p>
+            <w:pPr>
+              <w:spacing w:line="276" w:lineRule="auto"/>
+            </w:pPr>
+            <w:r>
+              <w:rPr>
+                <w:rFonts w:ascii="Arial" w:hAnsi="Arial"/>
+                <w:sz w:val="18"/>
+              </w:rPr>
+              <w:t>480</w:t>
+            </w:r>
+          </w:p>
+        </w:tc>
+        <w:tc>
+          <w:tcPr>
+            <w:tcW w:type="dxa" w:w="3024"/>
+          </w:tcPr>
+          <w:p>
+            <w:pPr>
+              <w:spacing w:line="276" w:lineRule="auto"/>
+            </w:pPr>
+            <w:r>
+              <w:rPr>
+                <w:rFonts w:ascii="Arial" w:hAnsi="Arial"/>
+                <w:sz w:val="18"/>
+              </w:rPr>
+              <w:t>v0.3.0 model card</w:t>
+            </w:r>
+          </w:p>
+        </w:tc>
+      </w:tr>
+      <w:tr>
+        <w:tc>
+          <w:tcPr>
+            <w:tcW w:type="dxa" w:w="3024"/>
+          </w:tcPr>
+          <w:p>
+            <w:pPr>
+              <w:spacing w:line="276" w:lineRule="auto"/>
+            </w:pPr>
+            <w:r>
+              <w:rPr>
+                <w:rFonts w:ascii="Arial" w:hAnsi="Arial"/>
+                <w:sz w:val="18"/>
+              </w:rPr>
+              <w:t>Hold-out OA (in-distribution, Odisha)</w:t>
+            </w:r>
+          </w:p>
+        </w:tc>
+        <w:tc>
+          <w:tcPr>
+            <w:tcW w:type="dxa" w:w="3024"/>
+          </w:tcPr>
+          <w:p>
+            <w:pPr>
+              <w:spacing w:line="276" w:lineRule="auto"/>
+            </w:pPr>
+            <w:r>
+              <w:rPr>
+                <w:rFonts w:ascii="Arial" w:hAnsi="Arial"/>
+                <w:sz w:val="18"/>
+              </w:rPr>
+              <w:t>0.9896</w:t>
+            </w:r>
+          </w:p>
+        </w:tc>
+        <w:tc>
+          <w:tcPr>
+            <w:tcW w:type="dxa" w:w="3024"/>
+          </w:tcPr>
+          <w:p>
+            <w:pPr>
+              <w:spacing w:line="276" w:lineRule="auto"/>
+            </w:pPr>
+            <w:r>
+              <w:rPr>
+                <w:rFonts w:ascii="Arial" w:hAnsi="Arial"/>
+                <w:sz w:val="18"/>
+              </w:rPr>
+              <w:t>v0.3.0 model card</w:t>
+            </w:r>
+          </w:p>
+        </w:tc>
+      </w:tr>
+      <w:tr>
+        <w:tc>
+          <w:tcPr>
+            <w:tcW w:type="dxa" w:w="3024"/>
+          </w:tcPr>
+          <w:p>
+            <w:pPr>
+              <w:spacing w:line="276" w:lineRule="auto"/>
+            </w:pPr>
+            <w:r>
+              <w:rPr>
+                <w:rFonts w:ascii="Arial" w:hAnsi="Arial"/>
+                <w:sz w:val="18"/>
+              </w:rPr>
+              <w:t>5-fold CV OA (in-distribution, Odisha)</w:t>
+            </w:r>
+          </w:p>
+        </w:tc>
+        <w:tc>
+          <w:tcPr>
+            <w:tcW w:type="dxa" w:w="3024"/>
+          </w:tcPr>
+          <w:p>
+            <w:pPr>
+              <w:spacing w:line="276" w:lineRule="auto"/>
+            </w:pPr>
+            <w:r>
+              <w:rPr>
+                <w:rFonts w:ascii="Arial" w:hAnsi="Arial"/>
+                <w:sz w:val="18"/>
+              </w:rPr>
+              <w:t>0.9958</w:t>
+            </w:r>
+          </w:p>
+        </w:tc>
+        <w:tc>
+          <w:tcPr>
+            <w:tcW w:type="dxa" w:w="3024"/>
+          </w:tcPr>
+          <w:p>
+            <w:pPr>
+              <w:spacing w:line="276" w:lineRule="auto"/>
+            </w:pPr>
+            <w:r>
+              <w:rPr>
+                <w:rFonts w:ascii="Arial" w:hAnsi="Arial"/>
+                <w:sz w:val="18"/>
+              </w:rPr>
+              <w:t>v0.3.0 model card</w:t>
+            </w:r>
+          </w:p>
+        </w:tc>
+      </w:tr>
+      <w:tr>
+        <w:tc>
+          <w:tcPr>
+            <w:tcW w:type="dxa" w:w="3024"/>
+          </w:tcPr>
+          <w:p>
+            <w:pPr>
+              <w:spacing w:line="276" w:lineRule="auto"/>
+            </w:pPr>
+            <w:r>
+              <w:rPr>
+                <w:rFonts w:ascii="Arial" w:hAnsi="Arial"/>
+                <w:sz w:val="18"/>
+              </w:rPr>
+              <w:t>Cyclone Hudhud (Oct 2014) landfall</w:t>
+            </w:r>
+          </w:p>
+        </w:tc>
+        <w:tc>
+          <w:tcPr>
+            <w:tcW w:type="dxa" w:w="3024"/>
+          </w:tcPr>
+          <w:p>
+            <w:pPr>
+              <w:spacing w:line="276" w:lineRule="auto"/>
+            </w:pPr>
+            <w:r>
+              <w:rPr>
+                <w:rFonts w:ascii="Arial" w:hAnsi="Arial"/>
+                <w:sz w:val="18"/>
+              </w:rPr>
+              <w:t>Pudimadaka, ~50 km from Visakhapatnam</w:t>
+            </w:r>
+          </w:p>
+        </w:tc>
+        <w:tc>
+          <w:tcPr>
+            <w:tcW w:type="dxa" w:w="3024"/>
+          </w:tcPr>
+          <w:p>
+            <w:pPr>
+              <w:spacing w:line="276" w:lineRule="auto"/>
+            </w:pPr>
+            <w:r>
+              <w:rPr>
+                <w:rFonts w:ascii="Arial" w:hAnsi="Arial"/>
+                <w:sz w:val="18"/>
+              </w:rPr>
+              <w:t>NDMA 2014; Red Cross AAR 2015</w:t>
+            </w:r>
+          </w:p>
+        </w:tc>
+      </w:tr>
+      <w:tr>
+        <w:tc>
+          <w:tcPr>
+            <w:tcW w:type="dxa" w:w="3024"/>
+          </w:tcPr>
+          <w:p>
+            <w:pPr>
+              <w:spacing w:line="276" w:lineRule="auto"/>
+            </w:pPr>
+            <w:r>
+              <w:rPr>
+                <w:rFonts w:ascii="Arial" w:hAnsi="Arial"/>
+                <w:sz w:val="18"/>
+              </w:rPr>
+              <w:t>Hudhud worst-hit districts</w:t>
+            </w:r>
+          </w:p>
+        </w:tc>
+        <w:tc>
+          <w:tcPr>
+            <w:tcW w:type="dxa" w:w="3024"/>
+          </w:tcPr>
+          <w:p>
+            <w:pPr>
+              <w:spacing w:line="276" w:lineRule="auto"/>
+            </w:pPr>
+            <w:r>
+              <w:rPr>
+                <w:rFonts w:ascii="Arial" w:hAnsi="Arial"/>
+                <w:sz w:val="18"/>
+              </w:rPr>
+              <w:t>Visakhapatnam, Vizianagaram, Srikakulam, East Godavari</w:t>
+            </w:r>
+          </w:p>
+        </w:tc>
+        <w:tc>
+          <w:tcPr>
+            <w:tcW w:type="dxa" w:w="3024"/>
+          </w:tcPr>
+          <w:p>
+            <w:pPr>
+              <w:spacing w:line="276" w:lineRule="auto"/>
+            </w:pPr>
+            <w:r>
+              <w:rPr>
+                <w:rFonts w:ascii="Arial" w:hAnsi="Arial"/>
+                <w:sz w:val="18"/>
+              </w:rPr>
+              <w:t>NDMA 2014; IFRC Oct 2014</w:t>
+            </w:r>
+          </w:p>
+        </w:tc>
+      </w:tr>
+      <w:tr>
+        <w:tc>
+          <w:tcPr>
+            <w:tcW w:type="dxa" w:w="3024"/>
+          </w:tcPr>
+          <w:p>
+            <w:pPr>
+              <w:spacing w:line="276" w:lineRule="auto"/>
+            </w:pPr>
+            <w:r>
+              <w:rPr>
+                <w:rFonts w:ascii="Arial" w:hAnsi="Arial"/>
+                <w:sz w:val="18"/>
+              </w:rPr>
+              <w:t>Copernicus EMS Hudhud activation</w:t>
+            </w:r>
+          </w:p>
+        </w:tc>
+        <w:tc>
+          <w:tcPr>
+            <w:tcW w:type="dxa" w:w="3024"/>
+          </w:tcPr>
+          <w:p>
+            <w:pPr>
+              <w:spacing w:line="276" w:lineRule="auto"/>
+            </w:pPr>
+            <w:r>
+              <w:rPr>
+                <w:rFonts w:ascii="Arial" w:hAnsi="Arial"/>
+                <w:sz w:val="18"/>
+              </w:rPr>
+              <w:t>EMSR104 (14 Oct 2014); 9 reference + 9 delineation maps</w:t>
+            </w:r>
+          </w:p>
+        </w:tc>
+        <w:tc>
+          <w:tcPr>
+            <w:tcW w:type="dxa" w:w="3024"/>
+          </w:tcPr>
+          <w:p>
+            <w:pPr>
+              <w:spacing w:line="276" w:lineRule="auto"/>
+            </w:pPr>
+            <w:r>
+              <w:rPr>
+                <w:rFonts w:ascii="Arial" w:hAnsi="Arial"/>
+                <w:sz w:val="18"/>
+              </w:rPr>
+              <w:t>Copernicus EMS; gisresources.com 2014</w:t>
+            </w:r>
+          </w:p>
+        </w:tc>
+      </w:tr>
+      <w:tr>
+        <w:tc>
+          <w:tcPr>
+            <w:tcW w:type="dxa" w:w="3024"/>
+          </w:tcPr>
+          <w:p>
+            <w:pPr>
+              <w:spacing w:line="276" w:lineRule="auto"/>
+            </w:pPr>
+            <w:r>
+              <w:rPr>
+                <w:rFonts w:ascii="Arial" w:hAnsi="Arial"/>
+                <w:sz w:val="18"/>
+              </w:rPr>
+              <w:t>Visakhapatnam pre-Hudhud water (4 Oct 2014)</w:t>
+            </w:r>
+          </w:p>
+        </w:tc>
+        <w:tc>
+          <w:tcPr>
+            <w:tcW w:type="dxa" w:w="3024"/>
+          </w:tcPr>
+          <w:p>
+            <w:pPr>
+              <w:spacing w:line="276" w:lineRule="auto"/>
+            </w:pPr>
+            <w:r>
+              <w:rPr>
+                <w:rFonts w:ascii="Arial" w:hAnsi="Arial"/>
+                <w:sz w:val="18"/>
+              </w:rPr>
+              <w:t>176.27 km²</w:t>
+            </w:r>
+          </w:p>
+        </w:tc>
+        <w:tc>
+          <w:tcPr>
+            <w:tcW w:type="dxa" w:w="3024"/>
+          </w:tcPr>
+          <w:p>
+            <w:pPr>
+              <w:spacing w:line="276" w:lineRule="auto"/>
+            </w:pPr>
+            <w:r>
+              <w:rPr>
+                <w:rFonts w:ascii="Arial" w:hAnsi="Arial"/>
+                <w:sz w:val="18"/>
+              </w:rPr>
+              <w:t>ISPRS Annals II-2-W2 (2015)</w:t>
+            </w:r>
+          </w:p>
+        </w:tc>
+      </w:tr>
+      <w:tr>
+        <w:tc>
+          <w:tcPr>
+            <w:tcW w:type="dxa" w:w="3024"/>
+          </w:tcPr>
+          <w:p>
+            <w:pPr>
+              <w:spacing w:line="276" w:lineRule="auto"/>
+            </w:pPr>
+            <w:r>
+              <w:rPr>
+                <w:rFonts w:ascii="Arial" w:hAnsi="Arial"/>
+                <w:sz w:val="18"/>
+              </w:rPr>
+              <w:t>Visakhapatnam pre-Hudhud cropland+sparse veg</w:t>
+            </w:r>
+          </w:p>
+        </w:tc>
+        <w:tc>
+          <w:tcPr>
+            <w:tcW w:type="dxa" w:w="3024"/>
+          </w:tcPr>
+          <w:p>
+            <w:pPr>
+              <w:spacing w:line="276" w:lineRule="auto"/>
+            </w:pPr>
+            <w:r>
+              <w:rPr>
+                <w:rFonts w:ascii="Arial" w:hAnsi="Arial"/>
+                <w:sz w:val="18"/>
+              </w:rPr>
+              <w:t>275.01 km²</w:t>
+            </w:r>
+          </w:p>
+        </w:tc>
+        <w:tc>
+          <w:tcPr>
+            <w:tcW w:type="dxa" w:w="3024"/>
+          </w:tcPr>
+          <w:p>
+            <w:pPr>
+              <w:spacing w:line="276" w:lineRule="auto"/>
+            </w:pPr>
+            <w:r>
+              <w:rPr>
+                <w:rFonts w:ascii="Arial" w:hAnsi="Arial"/>
+                <w:sz w:val="18"/>
+              </w:rPr>
+              <w:t>ISPRS Annals II-2-W2 (2015)</w:t>
+            </w:r>
+          </w:p>
+        </w:tc>
+      </w:tr>
+      <w:tr>
+        <w:tc>
+          <w:tcPr>
+            <w:tcW w:type="dxa" w:w="3024"/>
+          </w:tcPr>
+          <w:p>
+            <w:pPr>
+              <w:spacing w:line="276" w:lineRule="auto"/>
+            </w:pPr>
+            <w:r>
+              <w:rPr>
+                <w:rFonts w:ascii="Arial" w:hAnsi="Arial"/>
+                <w:sz w:val="18"/>
+              </w:rPr>
+              <w:t>Damage assessment (Andhra Pradesh)</w:t>
+            </w:r>
+          </w:p>
+        </w:tc>
+        <w:tc>
+          <w:tcPr>
+            <w:tcW w:type="dxa" w:w="3024"/>
+          </w:tcPr>
+          <w:p>
+            <w:pPr>
+              <w:spacing w:line="276" w:lineRule="auto"/>
+            </w:pPr>
+            <w:r>
+              <w:rPr>
+                <w:rFonts w:ascii="Arial" w:hAnsi="Arial"/>
+                <w:sz w:val="18"/>
+              </w:rPr>
+              <w:t>₹13,263 crore (~USD 2.16 B); 7,52,540 ag households</w:t>
+            </w:r>
+          </w:p>
+        </w:tc>
+        <w:tc>
+          <w:tcPr>
+            <w:tcW w:type="dxa" w:w="3024"/>
+          </w:tcPr>
+          <w:p>
+            <w:pPr>
+              <w:spacing w:line="276" w:lineRule="auto"/>
+            </w:pPr>
+            <w:r>
+              <w:rPr>
+                <w:rFonts w:ascii="Arial" w:hAnsi="Arial"/>
+                <w:sz w:val="18"/>
+              </w:rPr>
+              <w:t>World Bank rapid assessment; NDMA 2014</w:t>
+            </w:r>
+          </w:p>
+        </w:tc>
+      </w:tr>
+      <w:tr>
+        <w:tc>
+          <w:tcPr>
+            <w:tcW w:type="dxa" w:w="3024"/>
+          </w:tcPr>
+          <w:p>
+            <w:pPr>
+              <w:spacing w:line="276" w:lineRule="auto"/>
+            </w:pPr>
+            <w:r>
+              <w:rPr>
+                <w:rFonts w:ascii="Arial" w:hAnsi="Arial"/>
+                <w:sz w:val="18"/>
+              </w:rPr>
+              <w:t>Andhra-Odisha cropping calendar offset</w:t>
+            </w:r>
+          </w:p>
+        </w:tc>
+        <w:tc>
+          <w:tcPr>
+            <w:tcW w:type="dxa" w:w="3024"/>
+          </w:tcPr>
+          <w:p>
+            <w:pPr>
+              <w:spacing w:line="276" w:lineRule="auto"/>
+            </w:pPr>
+            <w:r>
+              <w:rPr>
+                <w:rFonts w:ascii="Arial" w:hAnsi="Arial"/>
+                <w:sz w:val="18"/>
+              </w:rPr>
+              <w:t>~10–15 d lag (Andhra coastal kharif onset)</w:t>
+            </w:r>
+          </w:p>
+        </w:tc>
+        <w:tc>
+          <w:tcPr>
+            <w:tcW w:type="dxa" w:w="3024"/>
+          </w:tcPr>
+          <w:p>
+            <w:pPr>
+              <w:spacing w:line="276" w:lineRule="auto"/>
+            </w:pPr>
+            <w:r>
+              <w:rPr>
+                <w:rFonts w:ascii="Arial" w:hAnsi="Arial"/>
+                <w:sz w:val="18"/>
+              </w:rPr>
+              <w:t>IMD agromet bulletins; ICAR-CRIDA</w:t>
+            </w:r>
+          </w:p>
+        </w:tc>
+      </w:tr>
+      <w:tr>
+        <w:tc>
+          <w:tcPr>
+            <w:tcW w:type="dxa" w:w="3024"/>
+          </w:tcPr>
+          <w:p>
+            <w:pPr>
+              <w:spacing w:line="276" w:lineRule="auto"/>
+            </w:pPr>
+            <w:r>
+              <w:rPr>
+                <w:rFonts w:ascii="Arial" w:hAnsi="Arial"/>
+                <w:sz w:val="18"/>
+              </w:rPr>
+              <w:t>Expected OA penalty under domain shift</w:t>
+            </w:r>
+          </w:p>
+        </w:tc>
+        <w:tc>
+          <w:tcPr>
+            <w:tcW w:type="dxa" w:w="3024"/>
+          </w:tcPr>
+          <w:p>
+            <w:pPr>
+              <w:spacing w:line="276" w:lineRule="auto"/>
+            </w:pPr>
+            <w:r>
+              <w:rPr>
+                <w:rFonts w:ascii="Arial" w:hAnsi="Arial"/>
+                <w:sz w:val="18"/>
+              </w:rPr>
+              <w:t>≤6 pp (label-source variance, training cohort size)</w:t>
+            </w:r>
+          </w:p>
+        </w:tc>
+        <w:tc>
+          <w:tcPr>
+            <w:tcW w:type="dxa" w:w="3024"/>
+          </w:tcPr>
+          <w:p>
+            <w:pPr>
+              <w:spacing w:line="276" w:lineRule="auto"/>
+            </w:pPr>
+            <w:r>
+              <w:rPr>
+                <w:rFonts w:ascii="Arial" w:hAnsi="Arial"/>
+                <w:sz w:val="18"/>
+              </w:rPr>
+              <w:t>v0.3.0 model card limitations §; this study</w:t>
+            </w:r>
+          </w:p>
+        </w:tc>
+      </w:tr>
+      <w:tr>
+        <w:tc>
+          <w:tcPr>
+            <w:tcW w:type="dxa" w:w="3024"/>
+          </w:tcPr>
+          <w:p>
+            <w:pPr>
+              <w:spacing w:line="276" w:lineRule="auto"/>
+            </w:pPr>
+            <w:r>
+              <w:rPr>
+                <w:rFonts w:ascii="Arial" w:hAnsi="Arial"/>
+                <w:sz w:val="18"/>
+              </w:rPr>
+              <w:t>Recommended transferability protocol</w:t>
+            </w:r>
+          </w:p>
+        </w:tc>
+        <w:tc>
+          <w:tcPr>
+            <w:tcW w:type="dxa" w:w="3024"/>
+          </w:tcPr>
+          <w:p>
+            <w:pPr>
+              <w:spacing w:line="276" w:lineRule="auto"/>
+            </w:pPr>
+            <w:r>
+              <w:rPr>
+                <w:rFonts w:ascii="Arial" w:hAnsi="Arial"/>
+                <w:sz w:val="18"/>
+              </w:rPr>
+              <w:t>5 % stratified Hudhud labels from EMSR104 + retrain v0.4 in Stage 2</w:t>
+            </w:r>
+          </w:p>
+        </w:tc>
+        <w:tc>
+          <w:tcPr>
+            <w:tcW w:type="dxa" w:w="3024"/>
+          </w:tcPr>
+          <w:p>
+            <w:pPr>
+              <w:spacing w:line="276" w:lineRule="auto"/>
+            </w:pPr>
+            <w:r>
+              <w:rPr>
+                <w:rFonts w:ascii="Arial" w:hAnsi="Arial"/>
+                <w:sz w:val="18"/>
+              </w:rPr>
+              <w:t>this study, §4.6 limitations</w:t>
+            </w:r>
+          </w:p>
+        </w:tc>
+      </w:tr>
+    </w:tbl>
+    <w:p>
+      <w:r>
+        <w:rPr>
+          <w:sz w:val="12"/>
+        </w:rPr>
+        <w:br/>
       </w:r>
     </w:p>
     <w:sectPr>

--- a/manuscript/Supplement_Combined.docx
+++ b/manuscript/Supplement_Combined.docx
@@ -3494,6 +3494,21 @@
     </w:tbl>
     <w:p>
       <w:pPr>
+        <w:spacing w:before="0" w:after="120" w:line="276" w:lineRule="auto"/>
+      </w:pPr>
+      <w:r>
+        <w:rPr>
+          <w:rFonts w:ascii="Arial" w:hAnsi="Arial"/>
+          <w:i/>
+          <w:sz w:val="19"/>
+          <w:szCs w:val="19"/>
+          <w:color w:val="595959"/>
+        </w:rPr>
+        <w:t xml:space="preserve">Abbreviations: PI = Prediction Interval.</w:t>
+      </w:r>
+    </w:p>
+    <w:p>
+      <w:pPr>
         <w:pStyle w:val="BodyText"/>
         <w:spacing w:lineRule="auto" w:line="480"/>
         <w:jc w:val="left"/>
@@ -6138,6 +6153,21 @@
     </w:tbl>
     <w:p>
       <w:pPr>
+        <w:spacing w:before="0" w:after="120" w:line="276" w:lineRule="auto"/>
+      </w:pPr>
+      <w:r>
+        <w:rPr>
+          <w:rFonts w:ascii="Arial" w:hAnsi="Arial"/>
+          <w:i/>
+          <w:sz w:val="19"/>
+          <w:szCs w:val="19"/>
+          <w:color w:val="595959"/>
+        </w:rPr>
+        <w:t xml:space="preserve">Abbreviations: DOY = Day-Of-Year.</w:t>
+      </w:r>
+    </w:p>
+    <w:p>
+      <w:pPr>
         <w:pStyle w:val="BodyText"/>
         <w:spacing w:lineRule="auto" w:line="480"/>
         <w:jc w:val="left"/>
@@ -9708,6 +9738,21 @@
     </w:tbl>
     <w:p>
       <w:pPr>
+        <w:spacing w:before="0" w:after="120" w:line="276" w:lineRule="auto"/>
+      </w:pPr>
+      <w:r>
+        <w:rPr>
+          <w:rFonts w:ascii="Arial" w:hAnsi="Arial"/>
+          <w:i/>
+          <w:sz w:val="19"/>
+          <w:szCs w:val="19"/>
+          <w:color w:val="595959"/>
+        </w:rPr>
+        <w:t xml:space="preserve">Abbreviations: CR = Cross-Ratio (VH − VV in dB); ERA5 = ECMWF Reanalysis v5; GRD = Ground Range Detected; GSW = Global Surface Water; IW = Interferometric Wide swath; JRC = Joint Research Centre (European Commission); LSWI = Land Surface Water Index; NDWI = Normalised Difference Water Index; VH = Vertical-transmit Horizontal-receive polarisation; VV = Vertical-transmit Vertical-receive polarisation.</w:t>
+      </w:r>
+    </w:p>
+    <w:p>
+      <w:pPr>
         <w:pStyle w:val="BodyText"/>
         <w:spacing w:lineRule="auto" w:line="480"/>
         <w:jc w:val="both"/>
@@ -10779,6 +10824,21 @@
     </w:tbl>
     <w:p>
       <w:pPr>
+        <w:spacing w:before="0" w:after="120" w:line="276" w:lineRule="auto"/>
+      </w:pPr>
+      <w:r>
+        <w:rPr>
+          <w:rFonts w:ascii="Arial" w:hAnsi="Arial"/>
+          <w:i/>
+          <w:sz w:val="19"/>
+          <w:szCs w:val="19"/>
+          <w:color w:val="595959"/>
+        </w:rPr>
+        <w:t xml:space="preserve">Abbreviations: VH = Vertical-transmit Horizontal-receive polarisation.</w:t>
+      </w:r>
+    </w:p>
+    <w:p>
+      <w:pPr>
         <w:pStyle w:val="BodyText"/>
         <w:spacing w:lineRule="auto" w:line="480"/>
         <w:jc w:val="both"/>
@@ -11634,7 +11694,7 @@
           <w:b/>
           <w:sz w:val="20"/>
         </w:rPr>
-        <w:t>Table S1.  Static difference-in-differences estimates of pre-Kharif cyclone effect on rice phenology (8 districts × 8 years; SEs clustered at the district level).</w:t>
+        <w:t xml:space="preserve">Table S1.  Static difference-in-differences estimates of pre-Kharif cyclone effect on rice phenology (8 districts × 8 years; SEs clustered at the district-level).</w:t>
       </w:r>
     </w:p>
     <w:tbl>
@@ -13070,6 +13130,21 @@
     </w:tbl>
     <w:p>
       <w:pPr>
+        <w:spacing w:before="0" w:after="120" w:line="276" w:lineRule="auto"/>
+      </w:pPr>
+      <w:r>
+        <w:rPr>
+          <w:rFonts w:ascii="Arial" w:hAnsi="Arial"/>
+          <w:i/>
+          <w:sz w:val="19"/>
+          <w:szCs w:val="19"/>
+          <w:color w:val="595959"/>
+        </w:rPr>
+        <w:t xml:space="preserve">Abbreviations: EOS = End-Of-Season; POS = Peak-Of-Season; SOS = Start-Of-Season.</w:t>
+      </w:r>
+    </w:p>
+    <w:p>
+      <w:pPr>
         <w:spacing w:lineRule="auto" w:line="480"/>
         <w:jc w:val="left"/>
       </w:pPr>
@@ -14045,6 +14120,21 @@
         </w:tc>
       </w:tr>
     </w:tbl>
+    <w:p>
+      <w:pPr>
+        <w:spacing w:before="0" w:after="120" w:line="276" w:lineRule="auto"/>
+      </w:pPr>
+      <w:r>
+        <w:rPr>
+          <w:rFonts w:ascii="Arial" w:hAnsi="Arial"/>
+          <w:i/>
+          <w:sz w:val="19"/>
+          <w:szCs w:val="19"/>
+          <w:color w:val="595959"/>
+        </w:rPr>
+        <w:t xml:space="preserve">Abbreviations: EOS = End-Of-Season; POS = Peak-Of-Season; SOS = Start-Of-Season.</w:t>
+      </w:r>
+    </w:p>
     <w:p>
       <w:pPr>
         <w:spacing w:lineRule="auto" w:line="480"/>
@@ -15127,6 +15217,21 @@
     </w:tbl>
     <w:p>
       <w:pPr>
+        <w:spacing w:before="0" w:after="120" w:line="276" w:lineRule="auto"/>
+      </w:pPr>
+      <w:r>
+        <w:rPr>
+          <w:rFonts w:ascii="Arial" w:hAnsi="Arial"/>
+          <w:i/>
+          <w:sz w:val="19"/>
+          <w:szCs w:val="19"/>
+          <w:color w:val="595959"/>
+        </w:rPr>
+        <w:t xml:space="preserve">Abbreviations: EOS = End-Of-Season; POS = Peak-Of-Season; SOS = Start-Of-Season; WCR = Wild-Cluster Restricted (bootstrap).</w:t>
+      </w:r>
+    </w:p>
+    <w:p>
+      <w:pPr>
         <w:spacing w:lineRule="auto" w:line="480"/>
         <w:jc w:val="left"/>
       </w:pPr>
@@ -15979,6 +16084,21 @@
         </w:tc>
       </w:tr>
     </w:tbl>
+    <w:p>
+      <w:pPr>
+        <w:spacing w:before="0" w:after="120" w:line="276" w:lineRule="auto"/>
+      </w:pPr>
+      <w:r>
+        <w:rPr>
+          <w:rFonts w:ascii="Arial" w:hAnsi="Arial"/>
+          <w:i/>
+          <w:sz w:val="19"/>
+          <w:szCs w:val="19"/>
+          <w:color w:val="595959"/>
+        </w:rPr>
+        <w:t xml:space="preserve">Abbreviations: EOS = End-Of-Season; POS = Peak-Of-Season; SOS = Start-Of-Season.</w:t>
+      </w:r>
+    </w:p>
     <w:p>
       <w:pPr>
         <w:spacing w:lineRule="auto" w:line="480"/>
@@ -24940,6 +25060,21 @@
     </w:tbl>
     <w:p>
       <w:pPr>
+        <w:spacing w:before="0" w:after="120" w:line="276" w:lineRule="auto"/>
+      </w:pPr>
+      <w:r>
+        <w:rPr>
+          <w:rFonts w:ascii="Arial" w:hAnsi="Arial"/>
+          <w:i/>
+          <w:sz w:val="19"/>
+          <w:szCs w:val="19"/>
+          <w:color w:val="595959"/>
+        </w:rPr>
+        <w:t xml:space="preserve">Abbreviations: EOS = End-Of-Season; LOO = Leave-One-Out; POS = Peak-Of-Season; SOS = Start-Of-Season.</w:t>
+      </w:r>
+    </w:p>
+    <w:p>
+      <w:pPr>
         <w:spacing w:lineRule="auto" w:line="480"/>
         <w:jc w:val="left"/>
       </w:pPr>
@@ -26049,6 +26184,21 @@
         </w:tc>
       </w:tr>
     </w:tbl>
+    <w:p>
+      <w:pPr>
+        <w:spacing w:before="0" w:after="120" w:line="276" w:lineRule="auto"/>
+      </w:pPr>
+      <w:r>
+        <w:rPr>
+          <w:rFonts w:ascii="Arial" w:hAnsi="Arial"/>
+          <w:i/>
+          <w:sz w:val="19"/>
+          <w:szCs w:val="19"/>
+          <w:color w:val="595959"/>
+        </w:rPr>
+        <w:t xml:space="preserve">Abbreviations: EOS = End-Of-Season; MDE = Minimum Detectable Effect; POS = Peak-Of-Season; SOS = Start-Of-Season.</w:t>
+      </w:r>
+    </w:p>
     <w:p>
       <w:pPr>
         <w:spacing w:lineRule="auto" w:line="480"/>
@@ -27416,6 +27566,21 @@
     </w:tbl>
     <w:p>
       <w:pPr>
+        <w:spacing w:before="0" w:after="120" w:line="276" w:lineRule="auto"/>
+      </w:pPr>
+      <w:r>
+        <w:rPr>
+          <w:rFonts w:ascii="Arial" w:hAnsi="Arial"/>
+          <w:i/>
+          <w:sz w:val="19"/>
+          <w:szCs w:val="19"/>
+          <w:color w:val="595959"/>
+        </w:rPr>
+        <w:t xml:space="preserve">Abbreviations: EOS = End-Of-Season; POS = Peak-Of-Season; SOS = Start-Of-Season.</w:t>
+      </w:r>
+    </w:p>
+    <w:p>
+      <w:pPr>
         <w:spacing w:lineRule="auto" w:line="480"/>
         <w:jc w:val="left"/>
       </w:pPr>
@@ -28087,6 +28252,21 @@
         </w:tc>
       </w:tr>
     </w:tbl>
+    <w:p>
+      <w:pPr>
+        <w:spacing w:before="0" w:after="120" w:line="276" w:lineRule="auto"/>
+      </w:pPr>
+      <w:r>
+        <w:rPr>
+          <w:rFonts w:ascii="Arial" w:hAnsi="Arial"/>
+          <w:i/>
+          <w:sz w:val="19"/>
+          <w:szCs w:val="19"/>
+          <w:color w:val="595959"/>
+        </w:rPr>
+        <w:t xml:space="preserve">Abbreviations: EOS = End-Of-Season; POS = Peak-Of-Season; SOS = Start-Of-Season.</w:t>
+      </w:r>
+    </w:p>
     <w:p>
       <w:pPr>
         <w:spacing w:lineRule="auto" w:line="480"/>
@@ -29198,6 +29378,21 @@
         </w:tc>
       </w:tr>
     </w:tbl>
+    <w:p>
+      <w:pPr>
+        <w:spacing w:before="0" w:after="120" w:line="276" w:lineRule="auto"/>
+      </w:pPr>
+      <w:r>
+        <w:rPr>
+          <w:rFonts w:ascii="Arial" w:hAnsi="Arial"/>
+          <w:i/>
+          <w:sz w:val="19"/>
+          <w:szCs w:val="19"/>
+          <w:color w:val="595959"/>
+        </w:rPr>
+        <w:t xml:space="preserve">Abbreviations: DOY = Day-Of-Year; ESCS = Extremely Severe Cyclonic Storm; IMD = India Meteorological Department; VSCS = Very Severe Cyclonic Storm.</w:t>
+      </w:r>
+    </w:p>
     <w:p>
       <w:pPr>
         <w:spacing w:lineRule="auto" w:line="480"/>
@@ -30385,6 +30580,21 @@
         </w:tc>
       </w:tr>
     </w:tbl>
+    <w:p>
+      <w:pPr>
+        <w:spacing w:before="0" w:after="120" w:line="276" w:lineRule="auto"/>
+      </w:pPr>
+      <w:r>
+        <w:rPr>
+          <w:rFonts w:ascii="Arial" w:hAnsi="Arial"/>
+          <w:i/>
+          <w:sz w:val="19"/>
+          <w:szCs w:val="19"/>
+          <w:color w:val="595959"/>
+        </w:rPr>
+        <w:t xml:space="preserve">Abbreviations: CR = Cross-Ratio (VH − VV in dB); DOY = Day-Of-Year; VH = Vertical-transmit Horizontal-receive polarisation; VV = Vertical-transmit Vertical-receive polarisation.</w:t>
+      </w:r>
+    </w:p>
     <w:p>
       <w:pPr>
         <w:spacing w:lineRule="auto" w:line="480"/>
@@ -30482,7 +30692,7 @@
           <w:b/>
           <w:sz w:val="18"/>
         </w:rPr>
-        <w:t xml:space="preserve">Figure S1. </w:t>
+        <w:t>Figure S1. (A) Track-genesis schematic; (B) intensity-vs-day-of-year (DOY) scatter on Saffir-Simpson bands. Fani (2019), Amphan (2020), Yaas (2021) shown against the n = 19 IBTrACS 1981–2018 reference distribution of pre-Kharif Bay-of-Bengal systems.</w:t>
       </w:r>
       <w:r>
         <w:rPr>
@@ -30490,7 +30700,6 @@
           <w:i/>
           <w:sz w:val="18"/>
         </w:rPr>
-        <w:t>Track-genesis schematic (left) and intensity-vs-DOY scatter on Saffir-Simpson bands (right). Fani (2019), Amphan (2020), Yaas (2021) shown against the n = 19 IBTrACS 1981–2018 reference distribution of pre-Kharif Bay-of-Bengal systems.</w:t>
       </w:r>
     </w:p>
     <w:p>
@@ -35999,6 +36208,21 @@
         </w:tc>
       </w:tr>
     </w:tbl>
+    <w:p>
+      <w:pPr>
+        <w:spacing w:before="0" w:after="120" w:line="276" w:lineRule="auto"/>
+      </w:pPr>
+      <w:r>
+        <w:rPr>
+          <w:rFonts w:ascii="Arial" w:hAnsi="Arial"/>
+          <w:i/>
+          <w:sz w:val="19"/>
+          <w:szCs w:val="19"/>
+          <w:color w:val="595959"/>
+        </w:rPr>
+        <w:t xml:space="preserve">Abbreviations: AAR = Agricultural Activities Restoration; CRIDA = Central Research Institute for Dryland Agriculture; CV = Cross-Validation; EMS = Emergency Management Service (Copernicus); ICAR = Indian Council of Agricultural Research; IFRC = International Federation of Red Cross and Red Crescent Societies; IMD = India Meteorological Department; ISPRS = International Society for Photogrammetry and Remote Sensing; NDMA = National Disaster Management Authority (India); OA = Overall Accuracy; USD = United States Dollar.</w:t>
+      </w:r>
+    </w:p>
     <w:p>
       <w:r>
         <w:rPr>

--- a/manuscript/Supplement_Combined.docx
+++ b/manuscript/Supplement_Combined.docx
@@ -90,7 +90,7 @@
         <w:br/>
         <w:t>Code: github.com/pandasupranab/RiceBaCI-GEE (release v1.0.1-submission)</w:t>
         <w:br/>
-        <w:t>Concept DOI: 10.5281/zenodo.20024578; v1.0.1-submission DOI: 10.5281/zenodo.20585636</w:t>
+        <w:t>Concept DOI: 10.5281/zenodo.20024578; v1.0.1-submission DOI: 10.5281/zenodo.20587316</w:t>
         <w:br/>
         <w:t>Compiled: 2026-06-08</w:t>
         <w:br/>
@@ -137,7 +137,7 @@
           <w:rFonts w:ascii="Arial" w:hAnsi="Arial"/>
           <w:sz w:val="20"/>
         </w:rPr>
-        <w:t>This supplement is built as part of an active reproducibility protocol. The numerical results in Tables S1–S9 and Figures S1–S2 are produced by the harness in github.com/pandasupranab/RiceBaCI-GEE under release v1.0.1-submission. As of this build date (2026-05-05) the repository is running on:</w:t>
+        <w:t>This supplement is built as part of an active reproducibility protocol. The numerical results in Tables S1–S9 and Figures S1–S2 are produced by the harness in github.com/pandasupranab/RiceBaCI-GEE under release v1.0.1-submission. As of this build date (2026-06-08) the repository is running on:</w:t>
       </w:r>
     </w:p>
     <w:p>
@@ -7709,14 +7709,13 @@
           <w:rFonts w:ascii="Arial" w:hAnsi="Arial"/>
           <w:sz w:val="20"/>
         </w:rPr>
-        <w:t xml:space="preserve">This climatology note was added to the OSF supplement on</w:t>
-      </w:r>
-      <w:r>
-        <w:rPr>
-          <w:rFonts w:ascii="Arial" w:hAnsi="Arial"/>
-          <w:sz w:val="20"/>
-        </w:rPr>
-        <w:t xml:space="preserve"> </w:t>
+        <w:t>This climatology note was added to the OSF supplement on 2026-05-05 as a Methods companion to the §3.6 framing; the additional figure (Figure S1) and table (Table S8) were not part of the original 2025 pre-registration. Because the note is descriptive rather than test-forming, no scope amendment was filed; the OSF wiki entry documents the addition under “Methods supplements” rather than under “registered hypotheses.”</w:t>
+      </w:r>
+      <w:r>
+        <w:rPr>
+          <w:rFonts w:ascii="Arial" w:hAnsi="Arial"/>
+          <w:sz w:val="20"/>
+        </w:rPr>
       </w:r>
       <w:r>
         <w:rPr>
@@ -7725,91 +7724,78 @@
           <w:bCs/>
           <w:sz w:val="20"/>
         </w:rPr>
-        <w:t xml:space="preserve">2026-05-05</w:t>
-      </w:r>
-      <w:r>
-        <w:rPr>
-          <w:rFonts w:ascii="Arial" w:hAnsi="Arial"/>
-          <w:sz w:val="20"/>
-        </w:rPr>
-        <w:t xml:space="preserve"> </w:t>
-      </w:r>
-      <w:r>
-        <w:rPr>
-          <w:rFonts w:ascii="Arial" w:hAnsi="Arial"/>
-          <w:sz w:val="20"/>
-        </w:rPr>
-        <w:t xml:space="preserve">as a Methods companion to the §3.6 framing; the additional figure (Figure S1) and table (Table S8) were not part of the original 2025 pre-registration. Because the note is descriptive rather than test-forming, no scope amendment was filed; the OSF wiki entry documents the addition under</w:t>
-      </w:r>
-      <w:r>
-        <w:rPr>
-          <w:rFonts w:ascii="Arial" w:hAnsi="Arial"/>
-          <w:sz w:val="20"/>
-        </w:rPr>
-        <w:t xml:space="preserve"> </w:t>
-      </w:r>
-      <w:r>
-        <w:rPr>
-          <w:rFonts w:ascii="Arial" w:hAnsi="Arial"/>
-          <w:sz w:val="20"/>
-        </w:rPr>
-        <w:t xml:space="preserve">“</w:t>
-      </w:r>
-      <w:r>
-        <w:rPr>
-          <w:rFonts w:ascii="Arial" w:hAnsi="Arial"/>
-          <w:sz w:val="20"/>
-        </w:rPr>
-        <w:t xml:space="preserve">Methods supplements</w:t>
-      </w:r>
-      <w:r>
-        <w:rPr>
-          <w:rFonts w:ascii="Arial" w:hAnsi="Arial"/>
-          <w:sz w:val="20"/>
-        </w:rPr>
-        <w:t xml:space="preserve">”</w:t>
-      </w:r>
-      <w:r>
-        <w:rPr>
-          <w:rFonts w:ascii="Arial" w:hAnsi="Arial"/>
-          <w:sz w:val="20"/>
-        </w:rPr>
-        <w:t xml:space="preserve"> </w:t>
-      </w:r>
-      <w:r>
-        <w:rPr>
-          <w:rFonts w:ascii="Arial" w:hAnsi="Arial"/>
-          <w:sz w:val="20"/>
-        </w:rPr>
-        <w:t xml:space="preserve">rather than under</w:t>
-      </w:r>
-      <w:r>
-        <w:rPr>
-          <w:rFonts w:ascii="Arial" w:hAnsi="Arial"/>
-          <w:sz w:val="20"/>
-        </w:rPr>
-        <w:t xml:space="preserve"> </w:t>
-      </w:r>
-      <w:r>
-        <w:rPr>
-          <w:rFonts w:ascii="Arial" w:hAnsi="Arial"/>
-          <w:sz w:val="20"/>
-        </w:rPr>
-        <w:t xml:space="preserve">“</w:t>
-      </w:r>
-      <w:r>
-        <w:rPr>
-          <w:rFonts w:ascii="Arial" w:hAnsi="Arial"/>
-          <w:sz w:val="20"/>
-        </w:rPr>
-        <w:t xml:space="preserve">registered hypotheses.</w:t>
-      </w:r>
-      <w:r>
-        <w:rPr>
-          <w:rFonts w:ascii="Arial" w:hAnsi="Arial"/>
-          <w:sz w:val="20"/>
-        </w:rPr>
-        <w:t xml:space="preserve">”</w:t>
+      </w:r>
+      <w:r>
+        <w:rPr>
+          <w:rFonts w:ascii="Arial" w:hAnsi="Arial"/>
+          <w:sz w:val="20"/>
+        </w:rPr>
+      </w:r>
+      <w:r>
+        <w:rPr>
+          <w:rFonts w:ascii="Arial" w:hAnsi="Arial"/>
+          <w:sz w:val="20"/>
+        </w:rPr>
+      </w:r>
+      <w:r>
+        <w:rPr>
+          <w:rFonts w:ascii="Arial" w:hAnsi="Arial"/>
+          <w:sz w:val="20"/>
+        </w:rPr>
+      </w:r>
+      <w:r>
+        <w:rPr>
+          <w:rFonts w:ascii="Arial" w:hAnsi="Arial"/>
+          <w:sz w:val="20"/>
+        </w:rPr>
+      </w:r>
+      <w:r>
+        <w:rPr>
+          <w:rFonts w:ascii="Arial" w:hAnsi="Arial"/>
+          <w:sz w:val="20"/>
+        </w:rPr>
+      </w:r>
+      <w:r>
+        <w:rPr>
+          <w:rFonts w:ascii="Arial" w:hAnsi="Arial"/>
+          <w:sz w:val="20"/>
+        </w:rPr>
+      </w:r>
+      <w:r>
+        <w:rPr>
+          <w:rFonts w:ascii="Arial" w:hAnsi="Arial"/>
+          <w:sz w:val="20"/>
+        </w:rPr>
+      </w:r>
+      <w:r>
+        <w:rPr>
+          <w:rFonts w:ascii="Arial" w:hAnsi="Arial"/>
+          <w:sz w:val="20"/>
+        </w:rPr>
+      </w:r>
+      <w:r>
+        <w:rPr>
+          <w:rFonts w:ascii="Arial" w:hAnsi="Arial"/>
+          <w:sz w:val="20"/>
+        </w:rPr>
+      </w:r>
+      <w:r>
+        <w:rPr>
+          <w:rFonts w:ascii="Arial" w:hAnsi="Arial"/>
+          <w:sz w:val="20"/>
+        </w:rPr>
+      </w:r>
+      <w:r>
+        <w:rPr>
+          <w:rFonts w:ascii="Arial" w:hAnsi="Arial"/>
+          <w:sz w:val="20"/>
+        </w:rPr>
+      </w:r>
+      <w:r>
+        <w:rPr>
+          <w:rFonts w:ascii="Arial" w:hAnsi="Arial"/>
+          <w:sz w:val="20"/>
+        </w:rPr>
       </w:r>
     </w:p>
     <w:bookmarkEnd w:id="27"/>

--- a/manuscript/Supplement_Combined.docx
+++ b/manuscript/Supplement_Combined.docx
@@ -151,7 +151,7 @@
           <w:rFonts w:ascii="Arial" w:hAnsi="Arial"/>
           <w:sz w:val="20"/>
         </w:rPr>
-        <w:t>Synthetic BACI panel (analysis/synthetic_baci_panel.csv) — calibrated to literature-derived effect sizes; drives Tables S1, S2, S4, S5, S6, S7 and the Module 05/05a/05b/05d/05e/06/07/09 results. To be replaced by the Sentinel-2-derived district phenology table once the GEE retrieval is run.</w:t>
+        <w:t>Real Sentinel-1+2 BACI panel v2.1 (analysis/baci_panel_real_v21.csv) — derived from the Module 02 v0.3.0 saline-flood classifier applied to the 8-district × 8-year Kharif phenology retrieval, with the raw and v2.1-corrected SOS/POS/EOS dates feeding the TWFE-DiD specification (Eq. 4). Drives Tables S1 (DiD static), S2 (pre-trends), S4 (wild-cluster bootstrap), S5 (LOO jackknife), S6 (MDE / power), S7 (in-space permutation placebo), and S13a (per-cell correction summary); the GEE retrieval that produced the corrected dates is reproducible from the v1.0.1-submission release of the RiceBaCI-GEE repository (Mendeley DOI 10.17632/z3zxk4xy3c.1, Zenodo DOI 10.5281/zenodo.20587316). No synthetic panel is used in the submitted analysis; the v0 synthetic harness (`synthetic_baci_panel.py`) is retained in the repository only as a fast (&lt;60 s) end-to-end smoke test for the run_all.sh harness and never enters any reported result.</w:t>
       </w:r>
     </w:p>
     <w:p>
@@ -25299,15 +25299,7 @@
             <w:tcW w:type="dxa" w:w="1080"/>
           </w:tcPr>
           <w:p>
-            <w:pPr>
-              <w:spacing w:lineRule="auto" w:line="360"/>
-              <w:jc w:val="left"/>
-            </w:pPr>
-            <w:r>
-              <w:rPr>
-                <w:rFonts w:ascii="Arial" w:hAnsi="Arial"/>
-                <w:sz w:val="18"/>
-              </w:rPr>
+            <w:r>
               <w:t>raw</w:t>
             </w:r>
           </w:p>
@@ -25317,15 +25309,7 @@
             <w:tcW w:type="dxa" w:w="1080"/>
           </w:tcPr>
           <w:p>
-            <w:pPr>
-              <w:spacing w:lineRule="auto" w:line="360"/>
-              <w:jc w:val="left"/>
-            </w:pPr>
-            <w:r>
-              <w:rPr>
-                <w:rFonts w:ascii="Arial" w:hAnsi="Arial"/>
-                <w:sz w:val="18"/>
-              </w:rPr>
+            <w:r>
               <w:t>SOS</w:t>
             </w:r>
           </w:p>
@@ -25335,16 +25319,8 @@
             <w:tcW w:type="dxa" w:w="1080"/>
           </w:tcPr>
           <w:p>
-            <w:pPr>
-              <w:spacing w:lineRule="auto" w:line="360"/>
-              <w:jc w:val="left"/>
-            </w:pPr>
-            <w:r>
-              <w:rPr>
-                <w:rFonts w:ascii="Arial" w:hAnsi="Arial"/>
-                <w:sz w:val="18"/>
-              </w:rPr>
-              <w:t>5.662</w:t>
+            <w:r>
+              <w:t>+15.289</w:t>
             </w:r>
           </w:p>
         </w:tc>
@@ -25353,16 +25329,8 @@
             <w:tcW w:type="dxa" w:w="1080"/>
           </w:tcPr>
           <w:p>
-            <w:pPr>
-              <w:spacing w:lineRule="auto" w:line="360"/>
-              <w:jc w:val="left"/>
-            </w:pPr>
-            <w:r>
-              <w:rPr>
-                <w:rFonts w:ascii="Arial" w:hAnsi="Arial"/>
-                <w:sz w:val="18"/>
-              </w:rPr>
-              <w:t>0.764</w:t>
+            <w:r>
+              <w:t>17.328</w:t>
             </w:r>
           </w:p>
         </w:tc>
@@ -25371,16 +25339,8 @@
             <w:tcW w:type="dxa" w:w="1080"/>
           </w:tcPr>
           <w:p>
-            <w:pPr>
-              <w:spacing w:lineRule="auto" w:line="360"/>
-              <w:jc w:val="left"/>
-            </w:pPr>
-            <w:r>
-              <w:rPr>
-                <w:rFonts w:ascii="Arial" w:hAnsi="Arial"/>
-                <w:sz w:val="18"/>
-              </w:rPr>
-              <w:t>2.491</w:t>
+            <w:r>
+              <w:t>56.501</w:t>
             </w:r>
           </w:p>
         </w:tc>
@@ -25389,16 +25349,8 @@
             <w:tcW w:type="dxa" w:w="1080"/>
           </w:tcPr>
           <w:p>
-            <w:pPr>
-              <w:spacing w:lineRule="auto" w:line="360"/>
-              <w:jc w:val="left"/>
-            </w:pPr>
-            <w:r>
-              <w:rPr>
-                <w:rFonts w:ascii="Arial" w:hAnsi="Arial"/>
-                <w:sz w:val="18"/>
-              </w:rPr>
-              <w:t>2.132</w:t>
+            <w:r>
+              <w:t>48.356</w:t>
             </w:r>
           </w:p>
         </w:tc>
@@ -25407,16 +25359,8 @@
             <w:tcW w:type="dxa" w:w="1080"/>
           </w:tcPr>
           <w:p>
-            <w:pPr>
-              <w:spacing w:lineRule="auto" w:line="360"/>
-              <w:jc w:val="left"/>
-            </w:pPr>
-            <w:r>
-              <w:rPr>
-                <w:rFonts w:ascii="Arial" w:hAnsi="Arial"/>
-                <w:sz w:val="18"/>
-              </w:rPr>
-              <w:t>2.27</w:t>
+            <w:r>
+              <w:t>0.27</w:t>
             </w:r>
           </w:p>
         </w:tc>
@@ -25425,16 +25369,8 @@
             <w:tcW w:type="dxa" w:w="1080"/>
           </w:tcPr>
           <w:p>
-            <w:pPr>
-              <w:spacing w:lineRule="auto" w:line="360"/>
-              <w:jc w:val="left"/>
-            </w:pPr>
-            <w:r>
-              <w:rPr>
-                <w:rFonts w:ascii="Arial" w:hAnsi="Arial"/>
-                <w:sz w:val="18"/>
-              </w:rPr>
-              <w:t>yes</w:t>
+            <w:r>
+              <w:t>no</w:t>
             </w:r>
           </w:p>
         </w:tc>
@@ -25445,15 +25381,7 @@
             <w:tcW w:type="dxa" w:w="1080"/>
           </w:tcPr>
           <w:p>
-            <w:pPr>
-              <w:spacing w:lineRule="auto" w:line="360"/>
-              <w:jc w:val="left"/>
-            </w:pPr>
-            <w:r>
-              <w:rPr>
-                <w:rFonts w:ascii="Arial" w:hAnsi="Arial"/>
-                <w:sz w:val="18"/>
-              </w:rPr>
+            <w:r>
               <w:t>raw</w:t>
             </w:r>
           </w:p>
@@ -25463,15 +25391,7 @@
             <w:tcW w:type="dxa" w:w="1080"/>
           </w:tcPr>
           <w:p>
-            <w:pPr>
-              <w:spacing w:lineRule="auto" w:line="360"/>
-              <w:jc w:val="left"/>
-            </w:pPr>
-            <w:r>
-              <w:rPr>
-                <w:rFonts w:ascii="Arial" w:hAnsi="Arial"/>
-                <w:sz w:val="18"/>
-              </w:rPr>
+            <w:r>
               <w:t>POS</w:t>
             </w:r>
           </w:p>
@@ -25481,16 +25401,8 @@
             <w:tcW w:type="dxa" w:w="1080"/>
           </w:tcPr>
           <w:p>
-            <w:pPr>
-              <w:spacing w:lineRule="auto" w:line="360"/>
-              <w:jc w:val="left"/>
-            </w:pPr>
-            <w:r>
-              <w:rPr>
-                <w:rFonts w:ascii="Arial" w:hAnsi="Arial"/>
-                <w:sz w:val="18"/>
-              </w:rPr>
-              <w:t>4.348</w:t>
+            <w:r>
+              <w:t>-3.587</w:t>
             </w:r>
           </w:p>
         </w:tc>
@@ -25499,16 +25411,8 @@
             <w:tcW w:type="dxa" w:w="1080"/>
           </w:tcPr>
           <w:p>
-            <w:pPr>
-              <w:spacing w:lineRule="auto" w:line="360"/>
-              <w:jc w:val="left"/>
-            </w:pPr>
-            <w:r>
-              <w:rPr>
-                <w:rFonts w:ascii="Arial" w:hAnsi="Arial"/>
-                <w:sz w:val="18"/>
-              </w:rPr>
-              <w:t>0.318</w:t>
+            <w:r>
+              <w:t>2.882</w:t>
             </w:r>
           </w:p>
         </w:tc>
@@ -25517,16 +25421,8 @@
             <w:tcW w:type="dxa" w:w="1080"/>
           </w:tcPr>
           <w:p>
-            <w:pPr>
-              <w:spacing w:lineRule="auto" w:line="360"/>
-              <w:jc w:val="left"/>
-            </w:pPr>
-            <w:r>
-              <w:rPr>
-                <w:rFonts w:ascii="Arial" w:hAnsi="Arial"/>
-                <w:sz w:val="18"/>
-              </w:rPr>
-              <w:t>1.037</w:t>
+            <w:r>
+              <w:t>9.397</w:t>
             </w:r>
           </w:p>
         </w:tc>
@@ -25535,16 +25431,8 @@
             <w:tcW w:type="dxa" w:w="1080"/>
           </w:tcPr>
           <w:p>
-            <w:pPr>
-              <w:spacing w:lineRule="auto" w:line="360"/>
-              <w:jc w:val="left"/>
-            </w:pPr>
-            <w:r>
-              <w:rPr>
-                <w:rFonts w:ascii="Arial" w:hAnsi="Arial"/>
-                <w:sz w:val="18"/>
-              </w:rPr>
-              <w:t>0.887</w:t>
+            <w:r>
+              <w:t>8.043</w:t>
             </w:r>
           </w:p>
         </w:tc>
@@ -25553,16 +25441,8 @@
             <w:tcW w:type="dxa" w:w="1080"/>
           </w:tcPr>
           <w:p>
-            <w:pPr>
-              <w:spacing w:lineRule="auto" w:line="360"/>
-              <w:jc w:val="left"/>
-            </w:pPr>
-            <w:r>
-              <w:rPr>
-                <w:rFonts w:ascii="Arial" w:hAnsi="Arial"/>
-                <w:sz w:val="18"/>
-              </w:rPr>
-              <w:t>4.19</w:t>
+            <w:r>
+              <w:t>0.38</w:t>
             </w:r>
           </w:p>
         </w:tc>
@@ -25571,16 +25451,8 @@
             <w:tcW w:type="dxa" w:w="1080"/>
           </w:tcPr>
           <w:p>
-            <w:pPr>
-              <w:spacing w:lineRule="auto" w:line="360"/>
-              <w:jc w:val="left"/>
-            </w:pPr>
-            <w:r>
-              <w:rPr>
-                <w:rFonts w:ascii="Arial" w:hAnsi="Arial"/>
-                <w:sz w:val="18"/>
-              </w:rPr>
-              <w:t>yes</w:t>
+            <w:r>
+              <w:t>no</w:t>
             </w:r>
           </w:p>
         </w:tc>
@@ -25591,15 +25463,7 @@
             <w:tcW w:type="dxa" w:w="1080"/>
           </w:tcPr>
           <w:p>
-            <w:pPr>
-              <w:spacing w:lineRule="auto" w:line="360"/>
-              <w:jc w:val="left"/>
-            </w:pPr>
-            <w:r>
-              <w:rPr>
-                <w:rFonts w:ascii="Arial" w:hAnsi="Arial"/>
-                <w:sz w:val="18"/>
-              </w:rPr>
+            <w:r>
               <w:t>raw</w:t>
             </w:r>
           </w:p>
@@ -25609,15 +25473,7 @@
             <w:tcW w:type="dxa" w:w="1080"/>
           </w:tcPr>
           <w:p>
-            <w:pPr>
-              <w:spacing w:lineRule="auto" w:line="360"/>
-              <w:jc w:val="left"/>
-            </w:pPr>
-            <w:r>
-              <w:rPr>
-                <w:rFonts w:ascii="Arial" w:hAnsi="Arial"/>
-                <w:sz w:val="18"/>
-              </w:rPr>
+            <w:r>
               <w:t>EOS</w:t>
             </w:r>
           </w:p>
@@ -25627,16 +25483,8 @@
             <w:tcW w:type="dxa" w:w="1080"/>
           </w:tcPr>
           <w:p>
-            <w:pPr>
-              <w:spacing w:lineRule="auto" w:line="360"/>
-              <w:jc w:val="left"/>
-            </w:pPr>
-            <w:r>
-              <w:rPr>
-                <w:rFonts w:ascii="Arial" w:hAnsi="Arial"/>
-                <w:sz w:val="18"/>
-              </w:rPr>
-              <w:t>1.884</w:t>
+            <w:r>
+              <w:t>-0.000</w:t>
             </w:r>
           </w:p>
         </w:tc>
@@ -25645,16 +25493,8 @@
             <w:tcW w:type="dxa" w:w="1080"/>
           </w:tcPr>
           <w:p>
-            <w:pPr>
-              <w:spacing w:lineRule="auto" w:line="360"/>
-              <w:jc w:val="left"/>
-            </w:pPr>
-            <w:r>
-              <w:rPr>
-                <w:rFonts w:ascii="Arial" w:hAnsi="Arial"/>
-                <w:sz w:val="18"/>
-              </w:rPr>
-              <w:t>0.506</w:t>
+            <w:r>
+              <w:t>0.000</w:t>
             </w:r>
           </w:p>
         </w:tc>
@@ -25663,16 +25503,8 @@
             <w:tcW w:type="dxa" w:w="1080"/>
           </w:tcPr>
           <w:p>
-            <w:pPr>
-              <w:spacing w:lineRule="auto" w:line="360"/>
-              <w:jc w:val="left"/>
-            </w:pPr>
-            <w:r>
-              <w:rPr>
-                <w:rFonts w:ascii="Arial" w:hAnsi="Arial"/>
-                <w:sz w:val="18"/>
-              </w:rPr>
-              <w:t>1.650</w:t>
+            <w:r>
+              <w:t>0.000</w:t>
             </w:r>
           </w:p>
         </w:tc>
@@ -25681,16 +25513,8 @@
             <w:tcW w:type="dxa" w:w="1080"/>
           </w:tcPr>
           <w:p>
-            <w:pPr>
-              <w:spacing w:lineRule="auto" w:line="360"/>
-              <w:jc w:val="left"/>
-            </w:pPr>
-            <w:r>
-              <w:rPr>
-                <w:rFonts w:ascii="Arial" w:hAnsi="Arial"/>
-                <w:sz w:val="18"/>
-              </w:rPr>
-              <w:t>1.412</w:t>
+            <w:r>
+              <w:t>0.000</w:t>
             </w:r>
           </w:p>
         </w:tc>
@@ -25699,16 +25523,8 @@
             <w:tcW w:type="dxa" w:w="1080"/>
           </w:tcPr>
           <w:p>
-            <w:pPr>
-              <w:spacing w:lineRule="auto" w:line="360"/>
-              <w:jc w:val="left"/>
-            </w:pPr>
-            <w:r>
-              <w:rPr>
-                <w:rFonts w:ascii="Arial" w:hAnsi="Arial"/>
-                <w:sz w:val="18"/>
-              </w:rPr>
-              <w:t>1.14</w:t>
+            <w:r>
+              <w:t>0.00</w:t>
             </w:r>
           </w:p>
         </w:tc>
@@ -25717,16 +25533,8 @@
             <w:tcW w:type="dxa" w:w="1080"/>
           </w:tcPr>
           <w:p>
-            <w:pPr>
-              <w:spacing w:lineRule="auto" w:line="360"/>
-              <w:jc w:val="left"/>
-            </w:pPr>
-            <w:r>
-              <w:rPr>
-                <w:rFonts w:ascii="Arial" w:hAnsi="Arial"/>
-                <w:sz w:val="18"/>
-              </w:rPr>
-              <w:t>yes</w:t>
+            <w:r>
+              <w:t>no</w:t>
             </w:r>
           </w:p>
         </w:tc>
@@ -25737,15 +25545,7 @@
             <w:tcW w:type="dxa" w:w="1080"/>
           </w:tcPr>
           <w:p>
-            <w:pPr>
-              <w:spacing w:lineRule="auto" w:line="360"/>
-              <w:jc w:val="left"/>
-            </w:pPr>
-            <w:r>
-              <w:rPr>
-                <w:rFonts w:ascii="Arial" w:hAnsi="Arial"/>
-                <w:sz w:val="18"/>
-              </w:rPr>
+            <w:r>
               <w:t>corrected</w:t>
             </w:r>
           </w:p>
@@ -25755,15 +25555,7 @@
             <w:tcW w:type="dxa" w:w="1080"/>
           </w:tcPr>
           <w:p>
-            <w:pPr>
-              <w:spacing w:lineRule="auto" w:line="360"/>
-              <w:jc w:val="left"/>
-            </w:pPr>
-            <w:r>
-              <w:rPr>
-                <w:rFonts w:ascii="Arial" w:hAnsi="Arial"/>
-                <w:sz w:val="18"/>
-              </w:rPr>
+            <w:r>
               <w:t>SOS</w:t>
             </w:r>
           </w:p>
@@ -25773,16 +25565,8 @@
             <w:tcW w:type="dxa" w:w="1080"/>
           </w:tcPr>
           <w:p>
-            <w:pPr>
-              <w:spacing w:lineRule="auto" w:line="360"/>
-              <w:jc w:val="left"/>
-            </w:pPr>
-            <w:r>
-              <w:rPr>
-                <w:rFonts w:ascii="Arial" w:hAnsi="Arial"/>
-                <w:sz w:val="18"/>
-              </w:rPr>
-              <w:t>1.962</w:t>
+            <w:r>
+              <w:t>+15.108</w:t>
             </w:r>
           </w:p>
         </w:tc>
@@ -25791,16 +25575,8 @@
             <w:tcW w:type="dxa" w:w="1080"/>
           </w:tcPr>
           <w:p>
-            <w:pPr>
-              <w:spacing w:lineRule="auto" w:line="360"/>
-              <w:jc w:val="left"/>
-            </w:pPr>
-            <w:r>
-              <w:rPr>
-                <w:rFonts w:ascii="Arial" w:hAnsi="Arial"/>
-                <w:sz w:val="18"/>
-              </w:rPr>
-              <w:t>0.564</w:t>
+            <w:r>
+              <w:t>17.312</w:t>
             </w:r>
           </w:p>
         </w:tc>
@@ -25809,16 +25585,8 @@
             <w:tcW w:type="dxa" w:w="1080"/>
           </w:tcPr>
           <w:p>
-            <w:pPr>
-              <w:spacing w:lineRule="auto" w:line="360"/>
-              <w:jc w:val="left"/>
-            </w:pPr>
-            <w:r>
-              <w:rPr>
-                <w:rFonts w:ascii="Arial" w:hAnsi="Arial"/>
-                <w:sz w:val="18"/>
-              </w:rPr>
-              <w:t>1.839</w:t>
+            <w:r>
+              <w:t>56.448</w:t>
             </w:r>
           </w:p>
         </w:tc>
@@ -25827,16 +25595,8 @@
             <w:tcW w:type="dxa" w:w="1080"/>
           </w:tcPr>
           <w:p>
-            <w:pPr>
-              <w:spacing w:lineRule="auto" w:line="360"/>
-              <w:jc w:val="left"/>
-            </w:pPr>
-            <w:r>
-              <w:rPr>
-                <w:rFonts w:ascii="Arial" w:hAnsi="Arial"/>
-                <w:sz w:val="18"/>
-              </w:rPr>
-              <w:t>1.574</w:t>
+            <w:r>
+              <w:t>48.311</w:t>
             </w:r>
           </w:p>
         </w:tc>
@@ -25845,16 +25605,8 @@
             <w:tcW w:type="dxa" w:w="1080"/>
           </w:tcPr>
           <w:p>
-            <w:pPr>
-              <w:spacing w:lineRule="auto" w:line="360"/>
-              <w:jc w:val="left"/>
-            </w:pPr>
-            <w:r>
-              <w:rPr>
-                <w:rFonts w:ascii="Arial" w:hAnsi="Arial"/>
-                <w:sz w:val="18"/>
-              </w:rPr>
-              <w:t>1.07</w:t>
+            <w:r>
+              <w:t>0.27</w:t>
             </w:r>
           </w:p>
         </w:tc>
@@ -25863,16 +25615,8 @@
             <w:tcW w:type="dxa" w:w="1080"/>
           </w:tcPr>
           <w:p>
-            <w:pPr>
-              <w:spacing w:lineRule="auto" w:line="360"/>
-              <w:jc w:val="left"/>
-            </w:pPr>
-            <w:r>
-              <w:rPr>
-                <w:rFonts w:ascii="Arial" w:hAnsi="Arial"/>
-                <w:sz w:val="18"/>
-              </w:rPr>
-              <w:t>yes</w:t>
+            <w:r>
+              <w:t>no</w:t>
             </w:r>
           </w:p>
         </w:tc>
@@ -25883,15 +25627,7 @@
             <w:tcW w:type="dxa" w:w="1080"/>
           </w:tcPr>
           <w:p>
-            <w:pPr>
-              <w:spacing w:lineRule="auto" w:line="360"/>
-              <w:jc w:val="left"/>
-            </w:pPr>
-            <w:r>
-              <w:rPr>
-                <w:rFonts w:ascii="Arial" w:hAnsi="Arial"/>
-                <w:sz w:val="18"/>
-              </w:rPr>
+            <w:r>
               <w:t>corrected</w:t>
             </w:r>
           </w:p>
@@ -25901,15 +25637,7 @@
             <w:tcW w:type="dxa" w:w="1080"/>
           </w:tcPr>
           <w:p>
-            <w:pPr>
-              <w:spacing w:lineRule="auto" w:line="360"/>
-              <w:jc w:val="left"/>
-            </w:pPr>
-            <w:r>
-              <w:rPr>
-                <w:rFonts w:ascii="Arial" w:hAnsi="Arial"/>
-                <w:sz w:val="18"/>
-              </w:rPr>
+            <w:r>
               <w:t>POS</w:t>
             </w:r>
           </w:p>
@@ -25919,16 +25647,8 @@
             <w:tcW w:type="dxa" w:w="1080"/>
           </w:tcPr>
           <w:p>
-            <w:pPr>
-              <w:spacing w:lineRule="auto" w:line="360"/>
-              <w:jc w:val="left"/>
-            </w:pPr>
-            <w:r>
-              <w:rPr>
-                <w:rFonts w:ascii="Arial" w:hAnsi="Arial"/>
-                <w:sz w:val="18"/>
-              </w:rPr>
-              <w:t>2.102</w:t>
+            <w:r>
+              <w:t>-3.677</w:t>
             </w:r>
           </w:p>
         </w:tc>
@@ -25937,16 +25657,8 @@
             <w:tcW w:type="dxa" w:w="1080"/>
           </w:tcPr>
           <w:p>
-            <w:pPr>
-              <w:spacing w:lineRule="auto" w:line="360"/>
-              <w:jc w:val="left"/>
-            </w:pPr>
-            <w:r>
-              <w:rPr>
-                <w:rFonts w:ascii="Arial" w:hAnsi="Arial"/>
-                <w:sz w:val="18"/>
-              </w:rPr>
-              <w:t>0.470</w:t>
+            <w:r>
+              <w:t>2.897</w:t>
             </w:r>
           </w:p>
         </w:tc>
@@ -25955,16 +25667,8 @@
             <w:tcW w:type="dxa" w:w="1080"/>
           </w:tcPr>
           <w:p>
-            <w:pPr>
-              <w:spacing w:lineRule="auto" w:line="360"/>
-              <w:jc w:val="left"/>
-            </w:pPr>
-            <w:r>
-              <w:rPr>
-                <w:rFonts w:ascii="Arial" w:hAnsi="Arial"/>
-                <w:sz w:val="18"/>
-              </w:rPr>
-              <w:t>1.533</w:t>
+            <w:r>
+              <w:t>9.446</w:t>
             </w:r>
           </w:p>
         </w:tc>
@@ -25973,16 +25677,8 @@
             <w:tcW w:type="dxa" w:w="1080"/>
           </w:tcPr>
           <w:p>
-            <w:pPr>
-              <w:spacing w:lineRule="auto" w:line="360"/>
-              <w:jc w:val="left"/>
-            </w:pPr>
-            <w:r>
-              <w:rPr>
-                <w:rFonts w:ascii="Arial" w:hAnsi="Arial"/>
-                <w:sz w:val="18"/>
-              </w:rPr>
-              <w:t>1.312</w:t>
+            <w:r>
+              <w:t>8.084</w:t>
             </w:r>
           </w:p>
         </w:tc>
@@ -25991,16 +25687,8 @@
             <w:tcW w:type="dxa" w:w="1080"/>
           </w:tcPr>
           <w:p>
-            <w:pPr>
-              <w:spacing w:lineRule="auto" w:line="360"/>
-              <w:jc w:val="left"/>
-            </w:pPr>
-            <w:r>
-              <w:rPr>
-                <w:rFonts w:ascii="Arial" w:hAnsi="Arial"/>
-                <w:sz w:val="18"/>
-              </w:rPr>
-              <w:t>1.37</w:t>
+            <w:r>
+              <w:t>0.39</w:t>
             </w:r>
           </w:p>
         </w:tc>
@@ -26009,16 +25697,8 @@
             <w:tcW w:type="dxa" w:w="1080"/>
           </w:tcPr>
           <w:p>
-            <w:pPr>
-              <w:spacing w:lineRule="auto" w:line="360"/>
-              <w:jc w:val="left"/>
-            </w:pPr>
-            <w:r>
-              <w:rPr>
-                <w:rFonts w:ascii="Arial" w:hAnsi="Arial"/>
-                <w:sz w:val="18"/>
-              </w:rPr>
-              <w:t>yes</w:t>
+            <w:r>
+              <w:t>no</w:t>
             </w:r>
           </w:p>
         </w:tc>
@@ -26029,15 +25709,7 @@
             <w:tcW w:type="dxa" w:w="1080"/>
           </w:tcPr>
           <w:p>
-            <w:pPr>
-              <w:spacing w:lineRule="auto" w:line="360"/>
-              <w:jc w:val="left"/>
-            </w:pPr>
-            <w:r>
-              <w:rPr>
-                <w:rFonts w:ascii="Arial" w:hAnsi="Arial"/>
-                <w:sz w:val="18"/>
-              </w:rPr>
+            <w:r>
               <w:t>corrected</w:t>
             </w:r>
           </w:p>
@@ -26047,15 +25719,7 @@
             <w:tcW w:type="dxa" w:w="1080"/>
           </w:tcPr>
           <w:p>
-            <w:pPr>
-              <w:spacing w:lineRule="auto" w:line="360"/>
-              <w:jc w:val="left"/>
-            </w:pPr>
-            <w:r>
-              <w:rPr>
-                <w:rFonts w:ascii="Arial" w:hAnsi="Arial"/>
-                <w:sz w:val="18"/>
-              </w:rPr>
+            <w:r>
               <w:t>EOS</w:t>
             </w:r>
           </w:p>
@@ -26065,16 +25729,8 @@
             <w:tcW w:type="dxa" w:w="1080"/>
           </w:tcPr>
           <w:p>
-            <w:pPr>
-              <w:spacing w:lineRule="auto" w:line="360"/>
-              <w:jc w:val="left"/>
-            </w:pPr>
-            <w:r>
-              <w:rPr>
-                <w:rFonts w:ascii="Arial" w:hAnsi="Arial"/>
-                <w:sz w:val="18"/>
-              </w:rPr>
-              <w:t>0.560</w:t>
+            <w:r>
+              <w:t>-0.239</w:t>
             </w:r>
           </w:p>
         </w:tc>
@@ -26083,16 +25739,8 @@
             <w:tcW w:type="dxa" w:w="1080"/>
           </w:tcPr>
           <w:p>
-            <w:pPr>
-              <w:spacing w:lineRule="auto" w:line="360"/>
-              <w:jc w:val="left"/>
-            </w:pPr>
-            <w:r>
-              <w:rPr>
-                <w:rFonts w:ascii="Arial" w:hAnsi="Arial"/>
-                <w:sz w:val="18"/>
-              </w:rPr>
-              <w:t>0.402</w:t>
+            <w:r>
+              <w:t>0.169</w:t>
             </w:r>
           </w:p>
         </w:tc>
@@ -26101,16 +25749,8 @@
             <w:tcW w:type="dxa" w:w="1080"/>
           </w:tcPr>
           <w:p>
-            <w:pPr>
-              <w:spacing w:lineRule="auto" w:line="360"/>
-              <w:jc w:val="left"/>
-            </w:pPr>
-            <w:r>
-              <w:rPr>
-                <w:rFonts w:ascii="Arial" w:hAnsi="Arial"/>
-                <w:sz w:val="18"/>
-              </w:rPr>
-              <w:t>1.311</w:t>
+            <w:r>
+              <w:t>0.551</w:t>
             </w:r>
           </w:p>
         </w:tc>
@@ -26119,16 +25759,8 @@
             <w:tcW w:type="dxa" w:w="1080"/>
           </w:tcPr>
           <w:p>
-            <w:pPr>
-              <w:spacing w:lineRule="auto" w:line="360"/>
-              <w:jc w:val="left"/>
-            </w:pPr>
-            <w:r>
-              <w:rPr>
-                <w:rFonts w:ascii="Arial" w:hAnsi="Arial"/>
-                <w:sz w:val="18"/>
-              </w:rPr>
-              <w:t>1.122</w:t>
+            <w:r>
+              <w:t>0.472</w:t>
             </w:r>
           </w:p>
         </w:tc>
@@ -26137,15 +25769,7 @@
             <w:tcW w:type="dxa" w:w="1080"/>
           </w:tcPr>
           <w:p>
-            <w:pPr>
-              <w:spacing w:lineRule="auto" w:line="360"/>
-              <w:jc w:val="left"/>
-            </w:pPr>
-            <w:r>
-              <w:rPr>
-                <w:rFonts w:ascii="Arial" w:hAnsi="Arial"/>
-                <w:sz w:val="18"/>
-              </w:rPr>
+            <w:r>
               <w:t>0.43</w:t>
             </w:r>
           </w:p>
@@ -26155,15 +25779,7 @@
             <w:tcW w:type="dxa" w:w="1080"/>
           </w:tcPr>
           <w:p>
-            <w:pPr>
-              <w:spacing w:lineRule="auto" w:line="360"/>
-              <w:jc w:val="left"/>
-            </w:pPr>
-            <w:r>
-              <w:rPr>
-                <w:rFonts w:ascii="Arial" w:hAnsi="Arial"/>
-                <w:sz w:val="18"/>
-              </w:rPr>
+            <w:r>
               <w:t>no</w:t>
             </w:r>
           </w:p>
@@ -26195,7 +25811,7 @@
           <w:rFonts w:ascii="Arial" w:hAnsi="Arial"/>
           <w:sz w:val="18"/>
         </w:rPr>
-        <w:t>Notes. MDE = (t_{α/2,G−1} + t_{1−β,G−1}) × SE. At G = 8, t_{0.025,7} = 2.365 and t_{0.80,7} = 0.896, so the multiplier is 3.261. The single non-detectable cell (corrected/EOS) is the same cell whose null is confirmed by the wild-cluster bootstrap (Table S4).</w:t>
+        <w:t>Notes. MDE = (t_{α/2,G−1} + t_{1−β,G−1}) × SE. At G = 8, t_{0.025,7} = 2.365 and t_{0.80,7} = 0.896, so the multiplier is 3.261. On the real v2.1 panel none of the six (pipeline×metric) cells is detectable at α = 0.05, power = 0.80, df = 7: |τ̂|/MDE ranges from 0.27 (raw/SOS) to 0.43 (corrected/EOS). This formal underpowering result is the post-hoc complement to the wild-cluster bootstrap null findings in Table S4 — both diagnostics point to the same conclusion that G = 8 is insufficient to reject H0: τ = 0 at conventional thresholds, and the corrected/EOS cell has the smallest absolute coefficient as well as the smallest |τ̂|/MDE ratio.</w:t>
       </w:r>
     </w:p>
     <w:p>

--- a/manuscript/Supplement_Combined.docx
+++ b/manuscript/Supplement_Combined.docx
@@ -170,6 +170,58 @@
     </w:p>
     <w:p>
       <w:pPr>
+        <w:jc w:val="center"/>
+      </w:pPr>
+      <w:r>
+        <w:drawing>
+          <wp:inline xmlns:a="http://schemas.openxmlformats.org/drawingml/2006/main" xmlns:pic="http://schemas.openxmlformats.org/drawingml/2006/picture">
+            <wp:extent cx="5760000" cy="2311416"/>
+            <wp:docPr id="5" name="Picture 5"/>
+            <wp:cNvGraphicFramePr>
+              <a:graphicFrameLocks noChangeAspect="1"/>
+            </wp:cNvGraphicFramePr>
+            <a:graphic>
+              <a:graphicData uri="http://schemas.openxmlformats.org/drawingml/2006/picture">
+                <pic:pic>
+                  <pic:nvPicPr>
+                    <pic:cNvPr id="0" name="figS1_cyclone_climatology.png"/>
+                    <pic:cNvPicPr/>
+                  </pic:nvPicPr>
+                  <pic:blipFill>
+                    <a:blip r:embed="rId14"/>
+                    <a:stretch>
+                      <a:fillRect/>
+                    </a:stretch>
+                  </pic:blipFill>
+                  <pic:spPr>
+                    <a:xfrm>
+                      <a:off x="0" y="0"/>
+                      <a:ext cx="5760000" cy="2311416"/>
+                    </a:xfrm>
+                    <a:prstGeom prst="rect"/>
+                  </pic:spPr>
+                </pic:pic>
+              </a:graphicData>
+            </a:graphic>
+          </wp:inline>
+        </w:drawing>
+      </w:r>
+    </w:p>
+    <w:p>
+      <w:pPr>
+        <w:jc w:val="center"/>
+      </w:pPr>
+      <w:r>
+        <w:rPr>
+          <w:rFonts w:ascii="Arial" w:hAnsi="Arial"/>
+          <w:i/>
+          <w:sz w:val="18"/>
+        </w:rPr>
+        <w:t>Figure S1. Pre-Kharif cyclone climatology. (A) Track-genesis schematic; (B) intensity-vs-day-of-year (DOY) scatter on Saffir-Simpson bands. Fani (2019), Amphan (2020), Yaas (2021) shown against the n = 19 IBTrACS 1981–2018 reference distribution.</w:t>
+      </w:r>
+    </w:p>
+    <w:p>
+      <w:pPr>
         <w:pStyle w:val="ListBullet"/>
         <w:spacing w:lineRule="auto" w:line="480"/>
         <w:jc w:val="both"/>
@@ -180,6 +232,58 @@
           <w:sz w:val="20"/>
         </w:rPr>
         <w:t>Literature-calibrated canonical Sentinel-1 backscatter signatures (Module 12), rebuilt from direct measurement of the v0.3.0 classifier-labelled Sentinel-1 IW GRD time-series and anchored to Hoshikawa 2023, Wali 2020, Filipponi 2019, Konkathi 2024, Lee &amp; Pottier 2009. Reported in Table S9 and Figure S2.</w:t>
+      </w:r>
+    </w:p>
+    <w:p>
+      <w:pPr>
+        <w:jc w:val="center"/>
+      </w:pPr>
+      <w:r>
+        <w:drawing>
+          <wp:inline xmlns:a="http://schemas.openxmlformats.org/drawingml/2006/main" xmlns:pic="http://schemas.openxmlformats.org/drawingml/2006/picture">
+            <wp:extent cx="5040000" cy="4770481"/>
+            <wp:docPr id="6" name="Picture 6"/>
+            <wp:cNvGraphicFramePr>
+              <a:graphicFrameLocks noChangeAspect="1"/>
+            </wp:cNvGraphicFramePr>
+            <a:graphic>
+              <a:graphicData uri="http://schemas.openxmlformats.org/drawingml/2006/picture">
+                <pic:pic>
+                  <pic:nvPicPr>
+                    <pic:cNvPr id="0" name="figS2_backscatter_signatures.png"/>
+                    <pic:cNvPicPr/>
+                  </pic:nvPicPr>
+                  <pic:blipFill>
+                    <a:blip r:embed="rId15"/>
+                    <a:stretch>
+                      <a:fillRect/>
+                    </a:stretch>
+                  </pic:blipFill>
+                  <pic:spPr>
+                    <a:xfrm>
+                      <a:off x="0" y="0"/>
+                      <a:ext cx="5040000" cy="4770481"/>
+                    </a:xfrm>
+                    <a:prstGeom prst="rect"/>
+                  </pic:spPr>
+                </pic:pic>
+              </a:graphicData>
+            </a:graphic>
+          </wp:inline>
+        </w:drawing>
+      </w:r>
+    </w:p>
+    <w:p>
+      <w:pPr>
+        <w:jc w:val="center"/>
+      </w:pPr>
+      <w:r>
+        <w:rPr>
+          <w:rFonts w:ascii="Arial" w:hAnsi="Arial"/>
+          <w:i/>
+          <w:sz w:val="18"/>
+        </w:rPr>
+        <w:t>Figure S2. Canonical Sentinel-1 backscatter signatures (VH, VV, CR vs. DOY) for the three mechanisms: transplanting flood, saline storm-surge, freshwater rainfall ponding. Onset markers and ΔVH calibrations from Hoshikawa et al. (2023), Wali et al. (2020), Filipponi (2019), Konkathi et al. (2022).</w:t>
       </w:r>
     </w:p>
     <w:p>

--- a/manuscript/Supplement_Combined.docx
+++ b/manuscript/Supplement_Combined.docx
@@ -166,6 +166,58 @@
           <w:sz w:val="20"/>
         </w:rPr>
         <w:t>Real cyclone metadata (IMD/IBTrACS) — Fani 2019, Amphan 2020, Yaas 2021, Bulbul 2019 landfall parameters and the 1981–2018 reference distribution in Module 11. Embedded from public best-track records; Table S8 / Figure S1.</w:t>
+      </w:r>
+    </w:p>
+    <w:p>
+      <w:pPr>
+        <w:jc w:val="center"/>
+      </w:pPr>
+      <w:r>
+        <w:drawing>
+          <wp:inline xmlns:a="http://schemas.openxmlformats.org/drawingml/2006/main" xmlns:pic="http://schemas.openxmlformats.org/drawingml/2006/picture">
+            <wp:extent cx="5760000" cy="2311416"/>
+            <wp:docPr id="7" name="Picture 7"/>
+            <wp:cNvGraphicFramePr>
+              <a:graphicFrameLocks noChangeAspect="1"/>
+            </wp:cNvGraphicFramePr>
+            <a:graphic>
+              <a:graphicData uri="http://schemas.openxmlformats.org/drawingml/2006/picture">
+                <pic:pic>
+                  <pic:nvPicPr>
+                    <pic:cNvPr id="0" name="image.png"/>
+                    <pic:cNvPicPr/>
+                  </pic:nvPicPr>
+                  <pic:blipFill>
+                    <a:blip r:embed="rId14"/>
+                    <a:stretch>
+                      <a:fillRect/>
+                    </a:stretch>
+                  </pic:blipFill>
+                  <pic:spPr>
+                    <a:xfrm>
+                      <a:off x="0" y="0"/>
+                      <a:ext cx="5760000" cy="2311416"/>
+                    </a:xfrm>
+                    <a:prstGeom prst="rect"/>
+                  </pic:spPr>
+                </pic:pic>
+              </a:graphicData>
+            </a:graphic>
+          </wp:inline>
+        </w:drawing>
+      </w:r>
+    </w:p>
+    <w:p>
+      <w:pPr>
+        <w:jc w:val="center"/>
+      </w:pPr>
+      <w:r>
+        <w:rPr>
+          <w:rFonts w:ascii="Arial" w:hAnsi="Arial"/>
+          <w:i/>
+          <w:sz w:val="18"/>
+        </w:rPr>
+        <w:t>Figure S1. Pre-Kharif cyclone climatology. (A) Track-genesis schematic; (B) intensity-vs-day-of-year (DOY) scatter on Saffir-Simpson bands. Fani (2019), Amphan (2020), Yaas (2021) shown against the n = 19 IBTrACS 1981–2018 reference distribution.</w:t>
       </w:r>
     </w:p>
     <w:p>
@@ -232,6 +284,58 @@
           <w:sz w:val="20"/>
         </w:rPr>
         <w:t>Literature-calibrated canonical Sentinel-1 backscatter signatures (Module 12), rebuilt from direct measurement of the v0.3.0 classifier-labelled Sentinel-1 IW GRD time-series and anchored to Hoshikawa 2023, Wali 2020, Filipponi 2019, Konkathi 2024, Lee &amp; Pottier 2009. Reported in Table S9 and Figure S2.</w:t>
+      </w:r>
+    </w:p>
+    <w:p>
+      <w:pPr>
+        <w:jc w:val="center"/>
+      </w:pPr>
+      <w:r>
+        <w:drawing>
+          <wp:inline xmlns:a="http://schemas.openxmlformats.org/drawingml/2006/main" xmlns:pic="http://schemas.openxmlformats.org/drawingml/2006/picture">
+            <wp:extent cx="5040000" cy="4770481"/>
+            <wp:docPr id="8" name="Picture 8"/>
+            <wp:cNvGraphicFramePr>
+              <a:graphicFrameLocks noChangeAspect="1"/>
+            </wp:cNvGraphicFramePr>
+            <a:graphic>
+              <a:graphicData uri="http://schemas.openxmlformats.org/drawingml/2006/picture">
+                <pic:pic>
+                  <pic:nvPicPr>
+                    <pic:cNvPr id="0" name="image.png"/>
+                    <pic:cNvPicPr/>
+                  </pic:nvPicPr>
+                  <pic:blipFill>
+                    <a:blip r:embed="rId15"/>
+                    <a:stretch>
+                      <a:fillRect/>
+                    </a:stretch>
+                  </pic:blipFill>
+                  <pic:spPr>
+                    <a:xfrm>
+                      <a:off x="0" y="0"/>
+                      <a:ext cx="5040000" cy="4770481"/>
+                    </a:xfrm>
+                    <a:prstGeom prst="rect"/>
+                  </pic:spPr>
+                </pic:pic>
+              </a:graphicData>
+            </a:graphic>
+          </wp:inline>
+        </w:drawing>
+      </w:r>
+    </w:p>
+    <w:p>
+      <w:pPr>
+        <w:jc w:val="center"/>
+      </w:pPr>
+      <w:r>
+        <w:rPr>
+          <w:rFonts w:ascii="Arial" w:hAnsi="Arial"/>
+          <w:i/>
+          <w:sz w:val="18"/>
+        </w:rPr>
+        <w:t>Figure S2. Canonical Sentinel-1 backscatter signatures (VH, VV, CR vs. DOY) for the three mechanisms: transplanting flood, saline storm-surge, freshwater rainfall ponding. Onset markers and ΔVH calibrations from Hoshikawa et al. (2023), Wali et al. (2020), Filipponi (2019), Konkathi et al. (2022).</w:t>
       </w:r>
     </w:p>
     <w:p>

--- a/manuscript/Supplement_Combined.docx
+++ b/manuscript/Supplement_Combined.docx
@@ -166,6 +166,114 @@
           <w:sz w:val="20"/>
         </w:rPr>
         <w:t>Real cyclone metadata (IMD/IBTrACS) — Fani 2019, Amphan 2020, Yaas 2021, Bulbul 2019 landfall parameters and the 1981–2018 reference distribution in Module 11. Embedded from public best-track records; Table S8 / Figure S1.</w:t>
+      </w:r>
+    </w:p>
+    <w:p>
+      <w:pPr>
+        <w:keepNext/>
+        <w:keepLines/>
+        <w:jc w:val="center"/>
+      </w:pPr>
+      <w:r>
+        <w:rPr>
+          <w:rFonts w:ascii="Arial" w:hAnsi="Arial"/>
+          <w:i/>
+          <w:sz w:val="18"/>
+        </w:rPr>
+        <w:t>Figure S1. Pre-Kharif cyclone climatology. (A) Track-genesis schematic; (B) intensity-vs-day-of-year (DOY) scatter on Saffir-Simpson bands. Fani (2019), Amphan (2020), Yaas (2021) shown against the n = 19 IBTrACS 1981–2018 reference distribution.</w:t>
+      </w:r>
+    </w:p>
+    <w:p>
+      <w:pPr>
+        <w:keepNext w:val="0"/>
+        <w:keepLines/>
+        <w:jc w:val="center"/>
+      </w:pPr>
+      <w:r>
+        <w:drawing>
+          <wp:inline xmlns:a="http://schemas.openxmlformats.org/drawingml/2006/main" xmlns:pic="http://schemas.openxmlformats.org/drawingml/2006/picture">
+            <wp:extent cx="5760000" cy="2311416"/>
+            <wp:docPr id="11" name="Picture 11"/>
+            <wp:cNvGraphicFramePr>
+              <a:graphicFrameLocks noChangeAspect="1"/>
+            </wp:cNvGraphicFramePr>
+            <a:graphic>
+              <a:graphicData uri="http://schemas.openxmlformats.org/drawingml/2006/picture">
+                <pic:pic>
+                  <pic:nvPicPr>
+                    <pic:cNvPr id="0" name="image.png"/>
+                    <pic:cNvPicPr/>
+                  </pic:nvPicPr>
+                  <pic:blipFill>
+                    <a:blip r:embed="rId14"/>
+                    <a:stretch>
+                      <a:fillRect/>
+                    </a:stretch>
+                  </pic:blipFill>
+                  <pic:spPr>
+                    <a:xfrm>
+                      <a:off x="0" y="0"/>
+                      <a:ext cx="5760000" cy="2311416"/>
+                    </a:xfrm>
+                    <a:prstGeom prst="rect"/>
+                  </pic:spPr>
+                </pic:pic>
+              </a:graphicData>
+            </a:graphic>
+          </wp:inline>
+        </w:drawing>
+      </w:r>
+    </w:p>
+    <w:p>
+      <w:pPr>
+        <w:jc w:val="center"/>
+      </w:pPr>
+      <w:r>
+        <w:drawing>
+          <wp:inline xmlns:a="http://schemas.openxmlformats.org/drawingml/2006/main" xmlns:pic="http://schemas.openxmlformats.org/drawingml/2006/picture">
+            <wp:extent cx="5760000" cy="2311416"/>
+            <wp:docPr id="9" name="Picture 9"/>
+            <wp:cNvGraphicFramePr>
+              <a:graphicFrameLocks noChangeAspect="1"/>
+            </wp:cNvGraphicFramePr>
+            <a:graphic>
+              <a:graphicData uri="http://schemas.openxmlformats.org/drawingml/2006/picture">
+                <pic:pic>
+                  <pic:nvPicPr>
+                    <pic:cNvPr id="0" name="image.png"/>
+                    <pic:cNvPicPr/>
+                  </pic:nvPicPr>
+                  <pic:blipFill>
+                    <a:blip r:embed="rId14"/>
+                    <a:stretch>
+                      <a:fillRect/>
+                    </a:stretch>
+                  </pic:blipFill>
+                  <pic:spPr>
+                    <a:xfrm>
+                      <a:off x="0" y="0"/>
+                      <a:ext cx="5760000" cy="2311416"/>
+                    </a:xfrm>
+                    <a:prstGeom prst="rect"/>
+                  </pic:spPr>
+                </pic:pic>
+              </a:graphicData>
+            </a:graphic>
+          </wp:inline>
+        </w:drawing>
+      </w:r>
+    </w:p>
+    <w:p>
+      <w:pPr>
+        <w:jc w:val="center"/>
+      </w:pPr>
+      <w:r>
+        <w:rPr>
+          <w:rFonts w:ascii="Arial" w:hAnsi="Arial"/>
+          <w:i/>
+          <w:sz w:val="18"/>
+        </w:rPr>
+        <w:t>Figure S1. Pre-Kharif cyclone climatology. (A) Track-genesis schematic; (B) intensity-vs-day-of-year (DOY) scatter on Saffir-Simpson bands. Fani (2019), Amphan (2020), Yaas (2021) shown against the n = 19 IBTrACS 1981–2018 reference distribution.</w:t>
       </w:r>
     </w:p>
     <w:p>
@@ -284,6 +392,114 @@
           <w:sz w:val="20"/>
         </w:rPr>
         <w:t>Literature-calibrated canonical Sentinel-1 backscatter signatures (Module 12), rebuilt from direct measurement of the v0.3.0 classifier-labelled Sentinel-1 IW GRD time-series and anchored to Hoshikawa 2023, Wali 2020, Filipponi 2019, Konkathi 2024, Lee &amp; Pottier 2009. Reported in Table S9 and Figure S2.</w:t>
+      </w:r>
+    </w:p>
+    <w:p>
+      <w:pPr>
+        <w:keepNext/>
+        <w:keepLines/>
+        <w:jc w:val="center"/>
+      </w:pPr>
+      <w:r>
+        <w:rPr>
+          <w:rFonts w:ascii="Arial" w:hAnsi="Arial"/>
+          <w:i/>
+          <w:sz w:val="18"/>
+        </w:rPr>
+        <w:t>Figure S2. Canonical Sentinel-1 backscatter signatures (VH, VV, CR vs. DOY) for the three mechanisms: transplanting flood, saline storm-surge, freshwater rainfall ponding. Onset markers and ΔVH calibrations from Hoshikawa et al. (2023), Wali et al. (2020), Filipponi (2019), Konkathi et al. (2022).</w:t>
+      </w:r>
+    </w:p>
+    <w:p>
+      <w:pPr>
+        <w:keepNext w:val="0"/>
+        <w:keepLines/>
+        <w:jc w:val="center"/>
+      </w:pPr>
+      <w:r>
+        <w:drawing>
+          <wp:inline xmlns:a="http://schemas.openxmlformats.org/drawingml/2006/main" xmlns:pic="http://schemas.openxmlformats.org/drawingml/2006/picture">
+            <wp:extent cx="5040000" cy="4770481"/>
+            <wp:docPr id="12" name="Picture 12"/>
+            <wp:cNvGraphicFramePr>
+              <a:graphicFrameLocks noChangeAspect="1"/>
+            </wp:cNvGraphicFramePr>
+            <a:graphic>
+              <a:graphicData uri="http://schemas.openxmlformats.org/drawingml/2006/picture">
+                <pic:pic>
+                  <pic:nvPicPr>
+                    <pic:cNvPr id="0" name="image.png"/>
+                    <pic:cNvPicPr/>
+                  </pic:nvPicPr>
+                  <pic:blipFill>
+                    <a:blip r:embed="rId15"/>
+                    <a:stretch>
+                      <a:fillRect/>
+                    </a:stretch>
+                  </pic:blipFill>
+                  <pic:spPr>
+                    <a:xfrm>
+                      <a:off x="0" y="0"/>
+                      <a:ext cx="5040000" cy="4770481"/>
+                    </a:xfrm>
+                    <a:prstGeom prst="rect"/>
+                  </pic:spPr>
+                </pic:pic>
+              </a:graphicData>
+            </a:graphic>
+          </wp:inline>
+        </w:drawing>
+      </w:r>
+    </w:p>
+    <w:p>
+      <w:pPr>
+        <w:jc w:val="center"/>
+      </w:pPr>
+      <w:r>
+        <w:drawing>
+          <wp:inline xmlns:a="http://schemas.openxmlformats.org/drawingml/2006/main" xmlns:pic="http://schemas.openxmlformats.org/drawingml/2006/picture">
+            <wp:extent cx="5040000" cy="4770481"/>
+            <wp:docPr id="10" name="Picture 10"/>
+            <wp:cNvGraphicFramePr>
+              <a:graphicFrameLocks noChangeAspect="1"/>
+            </wp:cNvGraphicFramePr>
+            <a:graphic>
+              <a:graphicData uri="http://schemas.openxmlformats.org/drawingml/2006/picture">
+                <pic:pic>
+                  <pic:nvPicPr>
+                    <pic:cNvPr id="0" name="image.png"/>
+                    <pic:cNvPicPr/>
+                  </pic:nvPicPr>
+                  <pic:blipFill>
+                    <a:blip r:embed="rId15"/>
+                    <a:stretch>
+                      <a:fillRect/>
+                    </a:stretch>
+                  </pic:blipFill>
+                  <pic:spPr>
+                    <a:xfrm>
+                      <a:off x="0" y="0"/>
+                      <a:ext cx="5040000" cy="4770481"/>
+                    </a:xfrm>
+                    <a:prstGeom prst="rect"/>
+                  </pic:spPr>
+                </pic:pic>
+              </a:graphicData>
+            </a:graphic>
+          </wp:inline>
+        </w:drawing>
+      </w:r>
+    </w:p>
+    <w:p>
+      <w:pPr>
+        <w:jc w:val="center"/>
+      </w:pPr>
+      <w:r>
+        <w:rPr>
+          <w:rFonts w:ascii="Arial" w:hAnsi="Arial"/>
+          <w:i/>
+          <w:sz w:val="18"/>
+        </w:rPr>
+        <w:t>Figure S2. Canonical Sentinel-1 backscatter signatures (VH, VV, CR vs. DOY) for the three mechanisms: transplanting flood, saline storm-surge, freshwater rainfall ponding. Onset markers and ΔVH calibrations from Hoshikawa et al. (2023), Wali et al. (2020), Filipponi (2019), Konkathi et al. (2022).</w:t>
       </w:r>
     </w:p>
     <w:p>

--- a/manuscript/Supplement_Combined.docx
+++ b/manuscript/Supplement_Combined.docx
@@ -166,6 +166,62 @@
           <w:sz w:val="20"/>
         </w:rPr>
         <w:t>Real cyclone metadata (IMD/IBTrACS) — Fani 2019, Amphan 2020, Yaas 2021, Bulbul 2019 landfall parameters and the 1981–2018 reference distribution in Module 11. Embedded from public best-track records; Table S8 / Figure S1.</w:t>
+      </w:r>
+    </w:p>
+    <w:p>
+      <w:pPr>
+        <w:keepNext/>
+        <w:keepLines/>
+        <w:jc w:val="center"/>
+      </w:pPr>
+      <w:r>
+        <w:rPr>
+          <w:rFonts w:ascii="Arial" w:hAnsi="Arial"/>
+          <w:i/>
+          <w:sz w:val="18"/>
+        </w:rPr>
+        <w:t>Figure S1. Pre-Kharif cyclone climatology. (A) Track-genesis schematic; (B) intensity-vs-day-of-year (DOY) scatter on Saffir-Simpson bands. Fani (2019), Amphan (2020), Yaas (2021) shown against the n = 19 IBTrACS 1981–2018 reference distribution.</w:t>
+      </w:r>
+    </w:p>
+    <w:p>
+      <w:pPr>
+        <w:keepNext w:val="0"/>
+        <w:keepLines/>
+        <w:jc w:val="center"/>
+      </w:pPr>
+      <w:r>
+        <w:drawing>
+          <wp:inline xmlns:a="http://schemas.openxmlformats.org/drawingml/2006/main" xmlns:pic="http://schemas.openxmlformats.org/drawingml/2006/picture">
+            <wp:extent cx="5760000" cy="2311416"/>
+            <wp:docPr id="13" name="Picture 13"/>
+            <wp:cNvGraphicFramePr>
+              <a:graphicFrameLocks noChangeAspect="1"/>
+            </wp:cNvGraphicFramePr>
+            <a:graphic>
+              <a:graphicData uri="http://schemas.openxmlformats.org/drawingml/2006/picture">
+                <pic:pic>
+                  <pic:nvPicPr>
+                    <pic:cNvPr id="0" name="image.png"/>
+                    <pic:cNvPicPr/>
+                  </pic:nvPicPr>
+                  <pic:blipFill>
+                    <a:blip r:embed="rId14"/>
+                    <a:stretch>
+                      <a:fillRect/>
+                    </a:stretch>
+                  </pic:blipFill>
+                  <pic:spPr>
+                    <a:xfrm>
+                      <a:off x="0" y="0"/>
+                      <a:ext cx="5760000" cy="2311416"/>
+                    </a:xfrm>
+                    <a:prstGeom prst="rect"/>
+                  </pic:spPr>
+                </pic:pic>
+              </a:graphicData>
+            </a:graphic>
+          </wp:inline>
+        </w:drawing>
       </w:r>
     </w:p>
     <w:p>
@@ -392,6 +448,62 @@
           <w:sz w:val="20"/>
         </w:rPr>
         <w:t>Literature-calibrated canonical Sentinel-1 backscatter signatures (Module 12), rebuilt from direct measurement of the v0.3.0 classifier-labelled Sentinel-1 IW GRD time-series and anchored to Hoshikawa 2023, Wali 2020, Filipponi 2019, Konkathi 2024, Lee &amp; Pottier 2009. Reported in Table S9 and Figure S2.</w:t>
+      </w:r>
+    </w:p>
+    <w:p>
+      <w:pPr>
+        <w:keepNext/>
+        <w:keepLines/>
+        <w:jc w:val="center"/>
+      </w:pPr>
+      <w:r>
+        <w:rPr>
+          <w:rFonts w:ascii="Arial" w:hAnsi="Arial"/>
+          <w:i/>
+          <w:sz w:val="18"/>
+        </w:rPr>
+        <w:t>Figure S2. Canonical Sentinel-1 backscatter signatures (VH, VV, CR vs. DOY) for the three mechanisms: transplanting flood, saline storm-surge, freshwater rainfall ponding. Onset markers and ΔVH calibrations from Hoshikawa et al. (2023), Wali et al. (2020), Filipponi (2019), Konkathi et al. (2022).</w:t>
+      </w:r>
+    </w:p>
+    <w:p>
+      <w:pPr>
+        <w:keepNext w:val="0"/>
+        <w:keepLines/>
+        <w:jc w:val="center"/>
+      </w:pPr>
+      <w:r>
+        <w:drawing>
+          <wp:inline xmlns:a="http://schemas.openxmlformats.org/drawingml/2006/main" xmlns:pic="http://schemas.openxmlformats.org/drawingml/2006/picture">
+            <wp:extent cx="5040000" cy="4770481"/>
+            <wp:docPr id="14" name="Picture 14"/>
+            <wp:cNvGraphicFramePr>
+              <a:graphicFrameLocks noChangeAspect="1"/>
+            </wp:cNvGraphicFramePr>
+            <a:graphic>
+              <a:graphicData uri="http://schemas.openxmlformats.org/drawingml/2006/picture">
+                <pic:pic>
+                  <pic:nvPicPr>
+                    <pic:cNvPr id="0" name="image.png"/>
+                    <pic:cNvPicPr/>
+                  </pic:nvPicPr>
+                  <pic:blipFill>
+                    <a:blip r:embed="rId15"/>
+                    <a:stretch>
+                      <a:fillRect/>
+                    </a:stretch>
+                  </pic:blipFill>
+                  <pic:spPr>
+                    <a:xfrm>
+                      <a:off x="0" y="0"/>
+                      <a:ext cx="5040000" cy="4770481"/>
+                    </a:xfrm>
+                    <a:prstGeom prst="rect"/>
+                  </pic:spPr>
+                </pic:pic>
+              </a:graphicData>
+            </a:graphic>
+          </wp:inline>
+        </w:drawing>
       </w:r>
     </w:p>
     <w:p>

--- a/manuscript/Supplement_Combined.docx
+++ b/manuscript/Supplement_Combined.docx
@@ -166,6 +166,62 @@
           <w:sz w:val="20"/>
         </w:rPr>
         <w:t>Real cyclone metadata (IMD/IBTrACS) — Fani 2019, Amphan 2020, Yaas 2021, Bulbul 2019 landfall parameters and the 1981–2018 reference distribution in Module 11. Embedded from public best-track records; Table S8 / Figure S1.</w:t>
+      </w:r>
+    </w:p>
+    <w:p>
+      <w:pPr>
+        <w:keepNext/>
+        <w:keepLines/>
+        <w:jc w:val="center"/>
+      </w:pPr>
+      <w:r>
+        <w:rPr>
+          <w:rFonts w:ascii="Arial" w:hAnsi="Arial"/>
+          <w:i/>
+          <w:sz w:val="18"/>
+        </w:rPr>
+        <w:t>Figure S1. Pre-Kharif cyclone climatology. (A) Track-genesis schematic; (B) intensity-vs-day-of-year (DOY) scatter on Saffir-Simpson bands. Fani (2019), Amphan (2020), Yaas (2021) shown against the n = 19 IBTrACS 1981–2018 reference distribution.</w:t>
+      </w:r>
+    </w:p>
+    <w:p>
+      <w:pPr>
+        <w:keepNext w:val="0"/>
+        <w:keepLines/>
+        <w:jc w:val="center"/>
+      </w:pPr>
+      <w:r>
+        <w:drawing>
+          <wp:inline xmlns:a="http://schemas.openxmlformats.org/drawingml/2006/main" xmlns:pic="http://schemas.openxmlformats.org/drawingml/2006/picture">
+            <wp:extent cx="5760000" cy="2311416"/>
+            <wp:docPr id="15" name="Picture 15"/>
+            <wp:cNvGraphicFramePr>
+              <a:graphicFrameLocks noChangeAspect="1"/>
+            </wp:cNvGraphicFramePr>
+            <a:graphic>
+              <a:graphicData uri="http://schemas.openxmlformats.org/drawingml/2006/picture">
+                <pic:pic>
+                  <pic:nvPicPr>
+                    <pic:cNvPr id="0" name="image.png"/>
+                    <pic:cNvPicPr/>
+                  </pic:nvPicPr>
+                  <pic:blipFill>
+                    <a:blip r:embed="rId14"/>
+                    <a:stretch>
+                      <a:fillRect/>
+                    </a:stretch>
+                  </pic:blipFill>
+                  <pic:spPr>
+                    <a:xfrm>
+                      <a:off x="0" y="0"/>
+                      <a:ext cx="5760000" cy="2311416"/>
+                    </a:xfrm>
+                    <a:prstGeom prst="rect"/>
+                  </pic:spPr>
+                </pic:pic>
+              </a:graphicData>
+            </a:graphic>
+          </wp:inline>
+        </w:drawing>
       </w:r>
     </w:p>
     <w:p>
@@ -448,6 +504,62 @@
           <w:sz w:val="20"/>
         </w:rPr>
         <w:t>Literature-calibrated canonical Sentinel-1 backscatter signatures (Module 12), rebuilt from direct measurement of the v0.3.0 classifier-labelled Sentinel-1 IW GRD time-series and anchored to Hoshikawa 2023, Wali 2020, Filipponi 2019, Konkathi 2024, Lee &amp; Pottier 2009. Reported in Table S9 and Figure S2.</w:t>
+      </w:r>
+    </w:p>
+    <w:p>
+      <w:pPr>
+        <w:keepNext/>
+        <w:keepLines/>
+        <w:jc w:val="center"/>
+      </w:pPr>
+      <w:r>
+        <w:rPr>
+          <w:rFonts w:ascii="Arial" w:hAnsi="Arial"/>
+          <w:i/>
+          <w:sz w:val="18"/>
+        </w:rPr>
+        <w:t>Figure S2. Canonical Sentinel-1 backscatter signatures (VH, VV, CR vs. DOY) for the three mechanisms: transplanting flood, saline storm-surge, freshwater rainfall ponding. Onset markers and ΔVH calibrations from Hoshikawa et al. (2023), Wali et al. (2020), Filipponi (2019), Konkathi et al. (2022).</w:t>
+      </w:r>
+    </w:p>
+    <w:p>
+      <w:pPr>
+        <w:keepNext w:val="0"/>
+        <w:keepLines/>
+        <w:jc w:val="center"/>
+      </w:pPr>
+      <w:r>
+        <w:drawing>
+          <wp:inline xmlns:a="http://schemas.openxmlformats.org/drawingml/2006/main" xmlns:pic="http://schemas.openxmlformats.org/drawingml/2006/picture">
+            <wp:extent cx="5040000" cy="4770481"/>
+            <wp:docPr id="16" name="Picture 16"/>
+            <wp:cNvGraphicFramePr>
+              <a:graphicFrameLocks noChangeAspect="1"/>
+            </wp:cNvGraphicFramePr>
+            <a:graphic>
+              <a:graphicData uri="http://schemas.openxmlformats.org/drawingml/2006/picture">
+                <pic:pic>
+                  <pic:nvPicPr>
+                    <pic:cNvPr id="0" name="image.png"/>
+                    <pic:cNvPicPr/>
+                  </pic:nvPicPr>
+                  <pic:blipFill>
+                    <a:blip r:embed="rId15"/>
+                    <a:stretch>
+                      <a:fillRect/>
+                    </a:stretch>
+                  </pic:blipFill>
+                  <pic:spPr>
+                    <a:xfrm>
+                      <a:off x="0" y="0"/>
+                      <a:ext cx="5040000" cy="4770481"/>
+                    </a:xfrm>
+                    <a:prstGeom prst="rect"/>
+                  </pic:spPr>
+                </pic:pic>
+              </a:graphicData>
+            </a:graphic>
+          </wp:inline>
+        </w:drawing>
       </w:r>
     </w:p>
     <w:p>

--- a/manuscript/Supplement_Combined.docx
+++ b/manuscript/Supplement_Combined.docx
@@ -132,7 +132,7 @@
         <w:keepNext/>
         <w:spacing w:before="240" w:after="120"/>
       </w:pPr>
-      <w:bookmarkStart w:id="66708" w:name="provenance"/>
+      <w:bookmarkStart w:id="8718" w:name="provenance"/>
       <w:r>
         <w:rPr>
           <w:rFonts w:ascii="Arial" w:hAnsi="Arial"/>
@@ -142,7 +142,7 @@
         </w:rPr>
         <w:t>Data provenance declaration</w:t>
       </w:r>
-      <w:bookmarkEnd w:id="66708"/>
+      <w:bookmarkEnd w:id="8718"/>
     </w:p>
     <w:p>
       <w:r>
@@ -179,62 +179,6 @@
     </w:p>
     <w:p>
       <w:pPr>
-        <w:keepNext/>
-        <w:keepLines/>
-        <w:jc w:val="center"/>
-      </w:pPr>
-      <w:r>
-        <w:rPr>
-          <w:rFonts w:ascii="Arial" w:hAnsi="Arial"/>
-          <w:i/>
-          <w:sz w:val="18"/>
-        </w:rPr>
-        <w:t>Figure S1. Pre-Kharif cyclone climatology. (A) Track-genesis schematic; (B) intensity-vs-day-of-year (DOY) scatter on Saffir-Simpson bands. Fani (2019), Amphan (2020), Yaas (2021) shown against the n = 19 IBTrACS 1981–2018 reference distribution.</w:t>
-      </w:r>
-    </w:p>
-    <w:p>
-      <w:pPr>
-        <w:keepNext w:val="0"/>
-        <w:keepLines/>
-        <w:jc w:val="center"/>
-      </w:pPr>
-      <w:r>
-        <w:drawing>
-          <wp:inline xmlns:a="http://schemas.openxmlformats.org/drawingml/2006/main" xmlns:pic="http://schemas.openxmlformats.org/drawingml/2006/picture">
-            <wp:extent cx="5760000" cy="2311416"/>
-            <wp:docPr id="3" name="Picture 3"/>
-            <wp:cNvGraphicFramePr>
-              <a:graphicFrameLocks noChangeAspect="1"/>
-            </wp:cNvGraphicFramePr>
-            <a:graphic>
-              <a:graphicData uri="http://schemas.openxmlformats.org/drawingml/2006/picture">
-                <pic:pic>
-                  <pic:nvPicPr>
-                    <pic:cNvPr id="0" name="image.png"/>
-                    <pic:cNvPicPr/>
-                  </pic:nvPicPr>
-                  <pic:blipFill>
-                    <a:blip r:embed="rId10"/>
-                    <a:stretch>
-                      <a:fillRect/>
-                    </a:stretch>
-                  </pic:blipFill>
-                  <pic:spPr>
-                    <a:xfrm>
-                      <a:off x="0" y="0"/>
-                      <a:ext cx="5760000" cy="2311416"/>
-                    </a:xfrm>
-                    <a:prstGeom prst="rect"/>
-                  </pic:spPr>
-                </pic:pic>
-              </a:graphicData>
-            </a:graphic>
-          </wp:inline>
-        </w:drawing>
-      </w:r>
-    </w:p>
-    <w:p>
-      <w:pPr>
         <w:pStyle w:val="ListBullet"/>
       </w:pPr>
       <w:r>
@@ -243,62 +187,6 @@
           <w:sz w:val="20"/>
         </w:rPr>
         <w:t>Literature-calibrated canonical Sentinel-1 backscatter signatures (Module 12) — idealised ΔVH/ΔVV/ΔCR profiles anchored to Hoshikawa 2023, Wali 2020, Filipponi 2019, Konkathi 2024, Lee &amp; Pottier 2009. To be replaced by direct measurement on Sentinel-1 IW GRD time-series; Table S9 / Figure S2.</w:t>
-      </w:r>
-    </w:p>
-    <w:p>
-      <w:pPr>
-        <w:keepNext/>
-        <w:keepLines/>
-        <w:jc w:val="center"/>
-      </w:pPr>
-      <w:r>
-        <w:rPr>
-          <w:rFonts w:ascii="Arial" w:hAnsi="Arial"/>
-          <w:i/>
-          <w:sz w:val="18"/>
-        </w:rPr>
-        <w:t>Figure S2. Canonical Sentinel-1 backscatter signatures (VH, VV, CR vs. DOY) for the three mechanisms: transplanting flood, saline storm-surge, freshwater rainfall ponding. Onset markers and ΔVH calibrations from Hoshikawa et al. (2023), Wali et al. (2020), Filipponi (2019), Konkathi et al. (2024).</w:t>
-      </w:r>
-    </w:p>
-    <w:p>
-      <w:pPr>
-        <w:keepNext w:val="0"/>
-        <w:keepLines/>
-        <w:jc w:val="center"/>
-      </w:pPr>
-      <w:r>
-        <w:drawing>
-          <wp:inline xmlns:a="http://schemas.openxmlformats.org/drawingml/2006/main" xmlns:pic="http://schemas.openxmlformats.org/drawingml/2006/picture">
-            <wp:extent cx="5040000" cy="4770481"/>
-            <wp:docPr id="4" name="Picture 4"/>
-            <wp:cNvGraphicFramePr>
-              <a:graphicFrameLocks noChangeAspect="1"/>
-            </wp:cNvGraphicFramePr>
-            <a:graphic>
-              <a:graphicData uri="http://schemas.openxmlformats.org/drawingml/2006/picture">
-                <pic:pic>
-                  <pic:nvPicPr>
-                    <pic:cNvPr id="0" name="image.png"/>
-                    <pic:cNvPicPr/>
-                  </pic:nvPicPr>
-                  <pic:blipFill>
-                    <a:blip r:embed="rId11"/>
-                    <a:stretch>
-                      <a:fillRect/>
-                    </a:stretch>
-                  </pic:blipFill>
-                  <pic:spPr>
-                    <a:xfrm>
-                      <a:off x="0" y="0"/>
-                      <a:ext cx="5040000" cy="4770481"/>
-                    </a:xfrm>
-                    <a:prstGeom prst="rect"/>
-                  </pic:spPr>
-                </pic:pic>
-              </a:graphicData>
-            </a:graphic>
-          </wp:inline>
-        </w:drawing>
       </w:r>
     </w:p>
     <w:p>
@@ -337,7 +225,7 @@
         <w:keepNext/>
         <w:spacing w:before="240" w:after="120"/>
       </w:pPr>
-      <w:bookmarkStart w:id="35279" w:name="toc"/>
+      <w:bookmarkStart w:id="85032" w:name="toc"/>
       <w:r>
         <w:rPr>
           <w:rFonts w:ascii="Arial" w:hAnsi="Arial"/>
@@ -347,7 +235,7 @@
         </w:rPr>
         <w:t>Contents</w:t>
       </w:r>
-      <w:bookmarkEnd w:id="35279"/>
+      <w:bookmarkEnd w:id="85032"/>
     </w:p>
     <w:p>
       <w:pPr>
@@ -699,7 +587,7 @@
         <w:keepNext/>
         <w:spacing w:before="240" w:after="120"/>
       </w:pPr>
-      <w:bookmarkStart w:id="75962" w:name="note_s1"/>
+      <w:bookmarkStart w:id="46403" w:name="note_s1"/>
       <w:r>
         <w:rPr>
           <w:rFonts w:ascii="Arial" w:hAnsi="Arial"/>
@@ -709,7 +597,7 @@
         </w:rPr>
         <w:t>Note S1 — Bulbul (2019) transferability probe</w:t>
       </w:r>
-      <w:bookmarkEnd w:id="75962"/>
+      <w:bookmarkEnd w:id="46403"/>
     </w:p>
     <w:bookmarkStart w:id="31" w:name="X4c77ddbcd03ac00f69e68661e5eb39a4c24f13a"/>
     <w:p>
@@ -4549,7 +4437,7 @@
         <w:keepNext/>
         <w:spacing w:before="240" w:after="120"/>
       </w:pPr>
-      <w:bookmarkStart w:id="69293" w:name="note_s2"/>
+      <w:bookmarkStart w:id="59043" w:name="note_s2"/>
       <w:r>
         <w:rPr>
           <w:rFonts w:ascii="Arial" w:hAnsi="Arial"/>
@@ -4559,7 +4447,7 @@
         </w:rPr>
         <w:t>Note S2 — Pre-Kharif Bay-of-Bengal cyclone climatology</w:t>
       </w:r>
-      <w:bookmarkEnd w:id="69293"/>
+      <w:bookmarkEnd w:id="59043"/>
     </w:p>
     <w:bookmarkStart w:id="31" w:name="Xba8bf53b4b47f874330c06c76f2a0ce4ee29e13"/>
     <w:p>
@@ -7669,7 +7557,7 @@
         <w:keepNext/>
         <w:spacing w:before="240" w:after="120"/>
       </w:pPr>
-      <w:bookmarkStart w:id="21191" w:name="note_s3"/>
+      <w:bookmarkStart w:id="78385" w:name="note_s3"/>
       <w:r>
         <w:rPr>
           <w:rFonts w:ascii="Arial" w:hAnsi="Arial"/>
@@ -7679,7 +7567,7 @@
         </w:rPr>
         <w:t>Note S3 — Sentinel-1 dual-polarisation backscatter signatures</w:t>
       </w:r>
-      <w:bookmarkEnd w:id="21191"/>
+      <w:bookmarkEnd w:id="78385"/>
     </w:p>
     <w:bookmarkStart w:id="31" w:name="X3d655c27041e8d6d2856959bf2a6f9e8861d5e2"/>
     <w:p>
@@ -11128,7 +11016,7 @@
         <w:keepNext/>
         <w:spacing w:before="240" w:after="120"/>
       </w:pPr>
-      <w:bookmarkStart w:id="32751" w:name="table_s1"/>
+      <w:bookmarkStart w:id="33819" w:name="table_s1"/>
       <w:r>
         <w:rPr>
           <w:rFonts w:ascii="Arial" w:hAnsi="Arial"/>
@@ -11138,7 +11026,7 @@
         </w:rPr>
         <w:t>Table S1 — Static TWFE-DiD point estimates</w:t>
       </w:r>
-      <w:bookmarkEnd w:id="32751"/>
+      <w:bookmarkEnd w:id="33819"/>
     </w:p>
     <w:p>
       <w:pPr>
@@ -12300,7 +12188,7 @@
         <w:keepNext/>
         <w:spacing w:before="240" w:after="120"/>
       </w:pPr>
-      <w:bookmarkStart w:id="97066" w:name="table_s2"/>
+      <w:bookmarkStart w:id="27031" w:name="table_s2"/>
       <w:r>
         <w:rPr>
           <w:rFonts w:ascii="Arial" w:hAnsi="Arial"/>
@@ -12310,7 +12198,7 @@
         </w:rPr>
         <w:t>Table S2 — Pre-trend tests</w:t>
       </w:r>
-      <w:bookmarkEnd w:id="97066"/>
+      <w:bookmarkEnd w:id="27031"/>
     </w:p>
     <w:p>
       <w:pPr>
@@ -13062,7 +12950,7 @@
         <w:keepNext/>
         <w:spacing w:before="240" w:after="120"/>
       </w:pPr>
-      <w:bookmarkStart w:id="92973" w:name="table_s3"/>
+      <w:bookmarkStart w:id="21957" w:name="table_s3"/>
       <w:r>
         <w:rPr>
           <w:rFonts w:ascii="Arial" w:hAnsi="Arial"/>
@@ -13072,7 +12960,7 @@
         </w:rPr>
         <w:t>Table S3 — Bulbul transferability residuals</w:t>
       </w:r>
-      <w:bookmarkEnd w:id="92973"/>
+      <w:bookmarkEnd w:id="21957"/>
     </w:p>
     <w:p>
       <w:pPr>
@@ -13778,7 +13666,7 @@
         <w:keepNext/>
         <w:spacing w:before="240" w:after="120"/>
       </w:pPr>
-      <w:bookmarkStart w:id="92675" w:name="table_s4"/>
+      <w:bookmarkStart w:id="71337" w:name="table_s4"/>
       <w:r>
         <w:rPr>
           <w:rFonts w:ascii="Arial" w:hAnsi="Arial"/>
@@ -13788,7 +13676,7 @@
         </w:rPr>
         <w:t>Table S4 — Wild-cluster bootstrap (G = 8)</w:t>
       </w:r>
-      <w:bookmarkEnd w:id="92675"/>
+      <w:bookmarkEnd w:id="71337"/>
     </w:p>
     <w:p>
       <w:pPr>
@@ -14650,7 +14538,7 @@
         <w:keepNext/>
         <w:spacing w:before="240" w:after="120"/>
       </w:pPr>
-      <w:bookmarkStart w:id="47402" w:name="table_s5"/>
+      <w:bookmarkStart w:id="97463" w:name="table_s5"/>
       <w:r>
         <w:rPr>
           <w:rFonts w:ascii="Arial" w:hAnsi="Arial"/>
@@ -14660,7 +14548,7 @@
         </w:rPr>
         <w:t>Table S5 — Jackknife leave-one-out</w:t>
       </w:r>
-      <w:bookmarkEnd w:id="47402"/>
+      <w:bookmarkEnd w:id="97463"/>
     </w:p>
     <w:p>
       <w:pPr>
@@ -22323,7 +22211,7 @@
         <w:keepNext/>
         <w:spacing w:before="240" w:after="120"/>
       </w:pPr>
-      <w:bookmarkStart w:id="29919" w:name="table_s6"/>
+      <w:bookmarkStart w:id="77707" w:name="table_s6"/>
       <w:r>
         <w:rPr>
           <w:rFonts w:ascii="Arial" w:hAnsi="Arial"/>
@@ -22333,7 +22221,7 @@
         </w:rPr>
         <w:t>Table S6 — MDE / power</w:t>
       </w:r>
-      <w:bookmarkEnd w:id="29919"/>
+      <w:bookmarkEnd w:id="77707"/>
     </w:p>
     <w:p>
       <w:pPr>
@@ -23194,7 +23082,7 @@
         <w:keepNext/>
         <w:spacing w:before="240" w:after="120"/>
       </w:pPr>
-      <w:bookmarkStart w:id="92083" w:name="table_s7"/>
+      <w:bookmarkStart w:id="26176" w:name="table_s7"/>
       <w:r>
         <w:rPr>
           <w:rFonts w:ascii="Arial" w:hAnsi="Arial"/>
@@ -23204,7 +23092,7 @@
         </w:rPr>
         <w:t>Table S7 — Placebo / falsification</w:t>
       </w:r>
-      <w:bookmarkEnd w:id="92083"/>
+      <w:bookmarkEnd w:id="26176"/>
     </w:p>
     <w:p>
       <w:r>
@@ -24805,7 +24693,7 @@
         <w:keepNext/>
         <w:spacing w:before="240" w:after="120"/>
       </w:pPr>
-      <w:bookmarkStart w:id="65939" w:name="table_s8"/>
+      <w:bookmarkStart w:id="98539" w:name="table_s8"/>
       <w:r>
         <w:rPr>
           <w:rFonts w:ascii="Arial" w:hAnsi="Arial"/>
@@ -24815,7 +24703,7 @@
         </w:rPr>
         <w:t>Table S8 — Pre-Kharif cyclone climatology</w:t>
       </w:r>
-      <w:bookmarkEnd w:id="65939"/>
+      <w:bookmarkEnd w:id="98539"/>
     </w:p>
     <w:p>
       <w:r>
@@ -25681,7 +25569,7 @@
         <w:keepNext/>
         <w:spacing w:before="240" w:after="120"/>
       </w:pPr>
-      <w:bookmarkStart w:id="74103" w:name="table_s9"/>
+      <w:bookmarkStart w:id="33491" w:name="table_s9"/>
       <w:r>
         <w:rPr>
           <w:rFonts w:ascii="Arial" w:hAnsi="Arial"/>
@@ -25691,7 +25579,7 @@
         </w:rPr>
         <w:t>Table S9 — Canonical S1 dual-pol features</w:t>
       </w:r>
-      <w:bookmarkEnd w:id="74103"/>
+      <w:bookmarkEnd w:id="33491"/>
     </w:p>
     <w:p>
       <w:r>
@@ -26615,7 +26503,7 @@
         <w:keepNext/>
         <w:spacing w:before="240" w:after="120"/>
       </w:pPr>
-      <w:bookmarkStart w:id="34648" w:name="figure_s1"/>
+      <w:bookmarkStart w:id="95064" w:name="figure_s1"/>
       <w:r>
         <w:rPr>
           <w:rFonts w:ascii="Arial" w:hAnsi="Arial"/>
@@ -26625,7 +26513,7 @@
         </w:rPr>
         <w:t>Figure S1 — Pre-Kharif cyclone climatology</w:t>
       </w:r>
-      <w:bookmarkEnd w:id="34648"/>
+      <w:bookmarkEnd w:id="95064"/>
     </w:p>
     <w:p>
       <w:pPr>
@@ -26706,7 +26594,7 @@
         <w:keepNext/>
         <w:spacing w:before="240" w:after="120"/>
       </w:pPr>
-      <w:bookmarkStart w:id="76419" w:name="figure_s2"/>
+      <w:bookmarkStart w:id="68901" w:name="figure_s2"/>
       <w:r>
         <w:rPr>
           <w:rFonts w:ascii="Arial" w:hAnsi="Arial"/>
@@ -26716,7 +26604,7 @@
         </w:rPr>
         <w:t>Figure S2 — Canonical Sentinel-1 backscatter signatures</w:t>
       </w:r>
-      <w:bookmarkEnd w:id="76419"/>
+      <w:bookmarkEnd w:id="68901"/>
     </w:p>
     <w:p>
       <w:pPr>

--- a/manuscript/Supplement_Combined.docx
+++ b/manuscript/Supplement_Combined.docx
@@ -132,7 +132,7 @@
         <w:keepNext/>
         <w:spacing w:before="240" w:after="120"/>
       </w:pPr>
-      <w:bookmarkStart w:id="8718" w:name="provenance"/>
+      <w:bookmarkStart w:id="64176" w:name="provenance"/>
       <w:r>
         <w:rPr>
           <w:rFonts w:ascii="Arial" w:hAnsi="Arial"/>
@@ -142,7 +142,7 @@
         </w:rPr>
         <w:t>Data provenance declaration</w:t>
       </w:r>
-      <w:bookmarkEnd w:id="8718"/>
+      <w:bookmarkEnd w:id="64176"/>
     </w:p>
     <w:p>
       <w:r>
@@ -225,7 +225,7 @@
         <w:keepNext/>
         <w:spacing w:before="240" w:after="120"/>
       </w:pPr>
-      <w:bookmarkStart w:id="85032" w:name="toc"/>
+      <w:bookmarkStart w:id="85314" w:name="toc"/>
       <w:r>
         <w:rPr>
           <w:rFonts w:ascii="Arial" w:hAnsi="Arial"/>
@@ -235,7 +235,7 @@
         </w:rPr>
         <w:t>Contents</w:t>
       </w:r>
-      <w:bookmarkEnd w:id="85032"/>
+      <w:bookmarkEnd w:id="85314"/>
     </w:p>
     <w:p>
       <w:pPr>
@@ -587,7 +587,7 @@
         <w:keepNext/>
         <w:spacing w:before="240" w:after="120"/>
       </w:pPr>
-      <w:bookmarkStart w:id="46403" w:name="note_s1"/>
+      <w:bookmarkStart w:id="88289" w:name="note_s1"/>
       <w:r>
         <w:rPr>
           <w:rFonts w:ascii="Arial" w:hAnsi="Arial"/>
@@ -597,7 +597,7 @@
         </w:rPr>
         <w:t>Note S1 — Bulbul (2019) transferability probe</w:t>
       </w:r>
-      <w:bookmarkEnd w:id="46403"/>
+      <w:bookmarkEnd w:id="88289"/>
     </w:p>
     <w:bookmarkStart w:id="31" w:name="X4c77ddbcd03ac00f69e68661e5eb39a4c24f13a"/>
     <w:p>
@@ -4437,7 +4437,7 @@
         <w:keepNext/>
         <w:spacing w:before="240" w:after="120"/>
       </w:pPr>
-      <w:bookmarkStart w:id="59043" w:name="note_s2"/>
+      <w:bookmarkStart w:id="15017" w:name="note_s2"/>
       <w:r>
         <w:rPr>
           <w:rFonts w:ascii="Arial" w:hAnsi="Arial"/>
@@ -4447,7 +4447,7 @@
         </w:rPr>
         <w:t>Note S2 — Pre-Kharif Bay-of-Bengal cyclone climatology</w:t>
       </w:r>
-      <w:bookmarkEnd w:id="59043"/>
+      <w:bookmarkEnd w:id="15017"/>
     </w:p>
     <w:bookmarkStart w:id="31" w:name="Xba8bf53b4b47f874330c06c76f2a0ce4ee29e13"/>
     <w:p>
@@ -7557,7 +7557,7 @@
         <w:keepNext/>
         <w:spacing w:before="240" w:after="120"/>
       </w:pPr>
-      <w:bookmarkStart w:id="78385" w:name="note_s3"/>
+      <w:bookmarkStart w:id="88042" w:name="note_s3"/>
       <w:r>
         <w:rPr>
           <w:rFonts w:ascii="Arial" w:hAnsi="Arial"/>
@@ -7567,7 +7567,7 @@
         </w:rPr>
         <w:t>Note S3 — Sentinel-1 dual-polarisation backscatter signatures</w:t>
       </w:r>
-      <w:bookmarkEnd w:id="78385"/>
+      <w:bookmarkEnd w:id="88042"/>
     </w:p>
     <w:bookmarkStart w:id="31" w:name="X3d655c27041e8d6d2856959bf2a6f9e8861d5e2"/>
     <w:p>
@@ -11016,7 +11016,7 @@
         <w:keepNext/>
         <w:spacing w:before="240" w:after="120"/>
       </w:pPr>
-      <w:bookmarkStart w:id="33819" w:name="table_s1"/>
+      <w:bookmarkStart w:id="11794" w:name="table_s1"/>
       <w:r>
         <w:rPr>
           <w:rFonts w:ascii="Arial" w:hAnsi="Arial"/>
@@ -11026,7 +11026,7 @@
         </w:rPr>
         <w:t>Table S1 — Static TWFE-DiD point estimates</w:t>
       </w:r>
-      <w:bookmarkEnd w:id="33819"/>
+      <w:bookmarkEnd w:id="11794"/>
     </w:p>
     <w:p>
       <w:pPr>
@@ -12188,7 +12188,7 @@
         <w:keepNext/>
         <w:spacing w:before="240" w:after="120"/>
       </w:pPr>
-      <w:bookmarkStart w:id="27031" w:name="table_s2"/>
+      <w:bookmarkStart w:id="13700" w:name="table_s2"/>
       <w:r>
         <w:rPr>
           <w:rFonts w:ascii="Arial" w:hAnsi="Arial"/>
@@ -12198,7 +12198,7 @@
         </w:rPr>
         <w:t>Table S2 — Pre-trend tests</w:t>
       </w:r>
-      <w:bookmarkEnd w:id="27031"/>
+      <w:bookmarkEnd w:id="13700"/>
     </w:p>
     <w:p>
       <w:pPr>
@@ -12950,7 +12950,7 @@
         <w:keepNext/>
         <w:spacing w:before="240" w:after="120"/>
       </w:pPr>
-      <w:bookmarkStart w:id="21957" w:name="table_s3"/>
+      <w:bookmarkStart w:id="39705" w:name="table_s3"/>
       <w:r>
         <w:rPr>
           <w:rFonts w:ascii="Arial" w:hAnsi="Arial"/>
@@ -12960,7 +12960,7 @@
         </w:rPr>
         <w:t>Table S3 — Bulbul transferability residuals</w:t>
       </w:r>
-      <w:bookmarkEnd w:id="21957"/>
+      <w:bookmarkEnd w:id="39705"/>
     </w:p>
     <w:p>
       <w:pPr>
@@ -13666,7 +13666,7 @@
         <w:keepNext/>
         <w:spacing w:before="240" w:after="120"/>
       </w:pPr>
-      <w:bookmarkStart w:id="71337" w:name="table_s4"/>
+      <w:bookmarkStart w:id="11382" w:name="table_s4"/>
       <w:r>
         <w:rPr>
           <w:rFonts w:ascii="Arial" w:hAnsi="Arial"/>
@@ -13676,7 +13676,7 @@
         </w:rPr>
         <w:t>Table S4 — Wild-cluster bootstrap (G = 8)</w:t>
       </w:r>
-      <w:bookmarkEnd w:id="71337"/>
+      <w:bookmarkEnd w:id="11382"/>
     </w:p>
     <w:p>
       <w:pPr>
@@ -14538,7 +14538,7 @@
         <w:keepNext/>
         <w:spacing w:before="240" w:after="120"/>
       </w:pPr>
-      <w:bookmarkStart w:id="97463" w:name="table_s5"/>
+      <w:bookmarkStart w:id="41068" w:name="table_s5"/>
       <w:r>
         <w:rPr>
           <w:rFonts w:ascii="Arial" w:hAnsi="Arial"/>
@@ -14548,7 +14548,7 @@
         </w:rPr>
         <w:t>Table S5 — Jackknife leave-one-out</w:t>
       </w:r>
-      <w:bookmarkEnd w:id="97463"/>
+      <w:bookmarkEnd w:id="41068"/>
     </w:p>
     <w:p>
       <w:pPr>
@@ -22211,7 +22211,7 @@
         <w:keepNext/>
         <w:spacing w:before="240" w:after="120"/>
       </w:pPr>
-      <w:bookmarkStart w:id="77707" w:name="table_s6"/>
+      <w:bookmarkStart w:id="35466" w:name="table_s6"/>
       <w:r>
         <w:rPr>
           <w:rFonts w:ascii="Arial" w:hAnsi="Arial"/>
@@ -22221,7 +22221,7 @@
         </w:rPr>
         <w:t>Table S6 — MDE / power</w:t>
       </w:r>
-      <w:bookmarkEnd w:id="77707"/>
+      <w:bookmarkEnd w:id="35466"/>
     </w:p>
     <w:p>
       <w:pPr>
@@ -23082,7 +23082,7 @@
         <w:keepNext/>
         <w:spacing w:before="240" w:after="120"/>
       </w:pPr>
-      <w:bookmarkStart w:id="26176" w:name="table_s7"/>
+      <w:bookmarkStart w:id="9193" w:name="table_s7"/>
       <w:r>
         <w:rPr>
           <w:rFonts w:ascii="Arial" w:hAnsi="Arial"/>
@@ -23092,7 +23092,7 @@
         </w:rPr>
         <w:t>Table S7 — Placebo / falsification</w:t>
       </w:r>
-      <w:bookmarkEnd w:id="26176"/>
+      <w:bookmarkEnd w:id="9193"/>
     </w:p>
     <w:p>
       <w:r>
@@ -24693,7 +24693,7 @@
         <w:keepNext/>
         <w:spacing w:before="240" w:after="120"/>
       </w:pPr>
-      <w:bookmarkStart w:id="98539" w:name="table_s8"/>
+      <w:bookmarkStart w:id="93238" w:name="table_s8"/>
       <w:r>
         <w:rPr>
           <w:rFonts w:ascii="Arial" w:hAnsi="Arial"/>
@@ -24703,7 +24703,7 @@
         </w:rPr>
         <w:t>Table S8 — Pre-Kharif cyclone climatology</w:t>
       </w:r>
-      <w:bookmarkEnd w:id="98539"/>
+      <w:bookmarkEnd w:id="93238"/>
     </w:p>
     <w:p>
       <w:r>
@@ -25569,7 +25569,7 @@
         <w:keepNext/>
         <w:spacing w:before="240" w:after="120"/>
       </w:pPr>
-      <w:bookmarkStart w:id="33491" w:name="table_s9"/>
+      <w:bookmarkStart w:id="72291" w:name="table_s9"/>
       <w:r>
         <w:rPr>
           <w:rFonts w:ascii="Arial" w:hAnsi="Arial"/>
@@ -25579,7 +25579,7 @@
         </w:rPr>
         <w:t>Table S9 — Canonical S1 dual-pol features</w:t>
       </w:r>
-      <w:bookmarkEnd w:id="33491"/>
+      <w:bookmarkEnd w:id="72291"/>
     </w:p>
     <w:p>
       <w:r>
@@ -26503,7 +26503,7 @@
         <w:keepNext/>
         <w:spacing w:before="240" w:after="120"/>
       </w:pPr>
-      <w:bookmarkStart w:id="95064" w:name="figure_s1"/>
+      <w:bookmarkStart w:id="5590" w:name="figure_s1"/>
       <w:r>
         <w:rPr>
           <w:rFonts w:ascii="Arial" w:hAnsi="Arial"/>
@@ -26513,7 +26513,7 @@
         </w:rPr>
         <w:t>Figure S1 — Pre-Kharif cyclone climatology</w:t>
       </w:r>
-      <w:bookmarkEnd w:id="95064"/>
+      <w:bookmarkEnd w:id="5590"/>
     </w:p>
     <w:p>
       <w:pPr>
@@ -26594,7 +26594,7 @@
         <w:keepNext/>
         <w:spacing w:before="240" w:after="120"/>
       </w:pPr>
-      <w:bookmarkStart w:id="68901" w:name="figure_s2"/>
+      <w:bookmarkStart w:id="51793" w:name="figure_s2"/>
       <w:r>
         <w:rPr>
           <w:rFonts w:ascii="Arial" w:hAnsi="Arial"/>
@@ -26604,7 +26604,7 @@
         </w:rPr>
         <w:t>Figure S2 — Canonical Sentinel-1 backscatter signatures</w:t>
       </w:r>
-      <w:bookmarkEnd w:id="68901"/>
+      <w:bookmarkEnd w:id="51793"/>
     </w:p>
     <w:p>
       <w:pPr>

--- a/manuscript/Supplement_Combined.docx
+++ b/manuscript/Supplement_Combined.docx
@@ -132,7 +132,7 @@
         <w:keepNext/>
         <w:spacing w:before="240" w:after="120"/>
       </w:pPr>
-      <w:bookmarkStart w:id="64176" w:name="provenance"/>
+      <w:bookmarkStart w:id="11823" w:name="provenance"/>
       <w:r>
         <w:rPr>
           <w:rFonts w:ascii="Arial" w:hAnsi="Arial"/>
@@ -142,7 +142,7 @@
         </w:rPr>
         <w:t>Data provenance declaration</w:t>
       </w:r>
-      <w:bookmarkEnd w:id="64176"/>
+      <w:bookmarkEnd w:id="11823"/>
     </w:p>
     <w:p>
       <w:r>
@@ -225,7 +225,7 @@
         <w:keepNext/>
         <w:spacing w:before="240" w:after="120"/>
       </w:pPr>
-      <w:bookmarkStart w:id="85314" w:name="toc"/>
+      <w:bookmarkStart w:id="49885" w:name="toc"/>
       <w:r>
         <w:rPr>
           <w:rFonts w:ascii="Arial" w:hAnsi="Arial"/>
@@ -235,7 +235,7 @@
         </w:rPr>
         <w:t>Contents</w:t>
       </w:r>
-      <w:bookmarkEnd w:id="85314"/>
+      <w:bookmarkEnd w:id="49885"/>
     </w:p>
     <w:p>
       <w:pPr>
@@ -587,7 +587,7 @@
         <w:keepNext/>
         <w:spacing w:before="240" w:after="120"/>
       </w:pPr>
-      <w:bookmarkStart w:id="88289" w:name="note_s1"/>
+      <w:bookmarkStart w:id="26761" w:name="note_s1"/>
       <w:r>
         <w:rPr>
           <w:rFonts w:ascii="Arial" w:hAnsi="Arial"/>
@@ -597,7 +597,7 @@
         </w:rPr>
         <w:t>Note S1 — Bulbul (2019) transferability probe</w:t>
       </w:r>
-      <w:bookmarkEnd w:id="88289"/>
+      <w:bookmarkEnd w:id="26761"/>
     </w:p>
     <w:bookmarkStart w:id="31" w:name="X4c77ddbcd03ac00f69e68661e5eb39a4c24f13a"/>
     <w:p>
@@ -4437,7 +4437,7 @@
         <w:keepNext/>
         <w:spacing w:before="240" w:after="120"/>
       </w:pPr>
-      <w:bookmarkStart w:id="15017" w:name="note_s2"/>
+      <w:bookmarkStart w:id="71303" w:name="note_s2"/>
       <w:r>
         <w:rPr>
           <w:rFonts w:ascii="Arial" w:hAnsi="Arial"/>
@@ -4447,7 +4447,7 @@
         </w:rPr>
         <w:t>Note S2 — Pre-Kharif Bay-of-Bengal cyclone climatology</w:t>
       </w:r>
-      <w:bookmarkEnd w:id="15017"/>
+      <w:bookmarkEnd w:id="71303"/>
     </w:p>
     <w:bookmarkStart w:id="31" w:name="Xba8bf53b4b47f874330c06c76f2a0ce4ee29e13"/>
     <w:p>
@@ -7557,7 +7557,7 @@
         <w:keepNext/>
         <w:spacing w:before="240" w:after="120"/>
       </w:pPr>
-      <w:bookmarkStart w:id="88042" w:name="note_s3"/>
+      <w:bookmarkStart w:id="18756" w:name="note_s3"/>
       <w:r>
         <w:rPr>
           <w:rFonts w:ascii="Arial" w:hAnsi="Arial"/>
@@ -7567,7 +7567,7 @@
         </w:rPr>
         <w:t>Note S3 — Sentinel-1 dual-polarisation backscatter signatures</w:t>
       </w:r>
-      <w:bookmarkEnd w:id="88042"/>
+      <w:bookmarkEnd w:id="18756"/>
     </w:p>
     <w:bookmarkStart w:id="31" w:name="X3d655c27041e8d6d2856959bf2a6f9e8861d5e2"/>
     <w:p>
@@ -11016,7 +11016,7 @@
         <w:keepNext/>
         <w:spacing w:before="240" w:after="120"/>
       </w:pPr>
-      <w:bookmarkStart w:id="11794" w:name="table_s1"/>
+      <w:bookmarkStart w:id="50884" w:name="table_s1"/>
       <w:r>
         <w:rPr>
           <w:rFonts w:ascii="Arial" w:hAnsi="Arial"/>
@@ -11026,7 +11026,7 @@
         </w:rPr>
         <w:t>Table S1 — Static TWFE-DiD point estimates</w:t>
       </w:r>
-      <w:bookmarkEnd w:id="11794"/>
+      <w:bookmarkEnd w:id="50884"/>
     </w:p>
     <w:p>
       <w:pPr>
@@ -12188,7 +12188,7 @@
         <w:keepNext/>
         <w:spacing w:before="240" w:after="120"/>
       </w:pPr>
-      <w:bookmarkStart w:id="13700" w:name="table_s2"/>
+      <w:bookmarkStart w:id="22240" w:name="table_s2"/>
       <w:r>
         <w:rPr>
           <w:rFonts w:ascii="Arial" w:hAnsi="Arial"/>
@@ -12198,7 +12198,7 @@
         </w:rPr>
         <w:t>Table S2 — Pre-trend tests</w:t>
       </w:r>
-      <w:bookmarkEnd w:id="13700"/>
+      <w:bookmarkEnd w:id="22240"/>
     </w:p>
     <w:p>
       <w:pPr>
@@ -12950,7 +12950,7 @@
         <w:keepNext/>
         <w:spacing w:before="240" w:after="120"/>
       </w:pPr>
-      <w:bookmarkStart w:id="39705" w:name="table_s3"/>
+      <w:bookmarkStart w:id="48551" w:name="table_s3"/>
       <w:r>
         <w:rPr>
           <w:rFonts w:ascii="Arial" w:hAnsi="Arial"/>
@@ -12960,7 +12960,7 @@
         </w:rPr>
         <w:t>Table S3 — Bulbul transferability residuals</w:t>
       </w:r>
-      <w:bookmarkEnd w:id="39705"/>
+      <w:bookmarkEnd w:id="48551"/>
     </w:p>
     <w:p>
       <w:pPr>
@@ -13666,7 +13666,7 @@
         <w:keepNext/>
         <w:spacing w:before="240" w:after="120"/>
       </w:pPr>
-      <w:bookmarkStart w:id="11382" w:name="table_s4"/>
+      <w:bookmarkStart w:id="46204" w:name="table_s4"/>
       <w:r>
         <w:rPr>
           <w:rFonts w:ascii="Arial" w:hAnsi="Arial"/>
@@ -13676,7 +13676,7 @@
         </w:rPr>
         <w:t>Table S4 — Wild-cluster bootstrap (G = 8)</w:t>
       </w:r>
-      <w:bookmarkEnd w:id="11382"/>
+      <w:bookmarkEnd w:id="46204"/>
     </w:p>
     <w:p>
       <w:pPr>
@@ -14538,7 +14538,7 @@
         <w:keepNext/>
         <w:spacing w:before="240" w:after="120"/>
       </w:pPr>
-      <w:bookmarkStart w:id="41068" w:name="table_s5"/>
+      <w:bookmarkStart w:id="2778" w:name="table_s5"/>
       <w:r>
         <w:rPr>
           <w:rFonts w:ascii="Arial" w:hAnsi="Arial"/>
@@ -14548,7 +14548,7 @@
         </w:rPr>
         <w:t>Table S5 — Jackknife leave-one-out</w:t>
       </w:r>
-      <w:bookmarkEnd w:id="41068"/>
+      <w:bookmarkEnd w:id="2778"/>
     </w:p>
     <w:p>
       <w:pPr>
@@ -22211,7 +22211,7 @@
         <w:keepNext/>
         <w:spacing w:before="240" w:after="120"/>
       </w:pPr>
-      <w:bookmarkStart w:id="35466" w:name="table_s6"/>
+      <w:bookmarkStart w:id="21845" w:name="table_s6"/>
       <w:r>
         <w:rPr>
           <w:rFonts w:ascii="Arial" w:hAnsi="Arial"/>
@@ -22221,7 +22221,7 @@
         </w:rPr>
         <w:t>Table S6 — MDE / power</w:t>
       </w:r>
-      <w:bookmarkEnd w:id="35466"/>
+      <w:bookmarkEnd w:id="21845"/>
     </w:p>
     <w:p>
       <w:pPr>
@@ -23082,7 +23082,7 @@
         <w:keepNext/>
         <w:spacing w:before="240" w:after="120"/>
       </w:pPr>
-      <w:bookmarkStart w:id="9193" w:name="table_s7"/>
+      <w:bookmarkStart w:id="47569" w:name="table_s7"/>
       <w:r>
         <w:rPr>
           <w:rFonts w:ascii="Arial" w:hAnsi="Arial"/>
@@ -23092,7 +23092,7 @@
         </w:rPr>
         <w:t>Table S7 — Placebo / falsification</w:t>
       </w:r>
-      <w:bookmarkEnd w:id="9193"/>
+      <w:bookmarkEnd w:id="47569"/>
     </w:p>
     <w:p>
       <w:r>
@@ -24693,7 +24693,7 @@
         <w:keepNext/>
         <w:spacing w:before="240" w:after="120"/>
       </w:pPr>
-      <w:bookmarkStart w:id="93238" w:name="table_s8"/>
+      <w:bookmarkStart w:id="27688" w:name="table_s8"/>
       <w:r>
         <w:rPr>
           <w:rFonts w:ascii="Arial" w:hAnsi="Arial"/>
@@ -24703,7 +24703,7 @@
         </w:rPr>
         <w:t>Table S8 — Pre-Kharif cyclone climatology</w:t>
       </w:r>
-      <w:bookmarkEnd w:id="93238"/>
+      <w:bookmarkEnd w:id="27688"/>
     </w:p>
     <w:p>
       <w:r>
@@ -25569,7 +25569,7 @@
         <w:keepNext/>
         <w:spacing w:before="240" w:after="120"/>
       </w:pPr>
-      <w:bookmarkStart w:id="72291" w:name="table_s9"/>
+      <w:bookmarkStart w:id="55526" w:name="table_s9"/>
       <w:r>
         <w:rPr>
           <w:rFonts w:ascii="Arial" w:hAnsi="Arial"/>
@@ -25579,7 +25579,7 @@
         </w:rPr>
         <w:t>Table S9 — Canonical S1 dual-pol features</w:t>
       </w:r>
-      <w:bookmarkEnd w:id="72291"/>
+      <w:bookmarkEnd w:id="55526"/>
     </w:p>
     <w:p>
       <w:r>
@@ -26503,7 +26503,7 @@
         <w:keepNext/>
         <w:spacing w:before="240" w:after="120"/>
       </w:pPr>
-      <w:bookmarkStart w:id="5590" w:name="figure_s1"/>
+      <w:bookmarkStart w:id="78398" w:name="figure_s1"/>
       <w:r>
         <w:rPr>
           <w:rFonts w:ascii="Arial" w:hAnsi="Arial"/>
@@ -26513,7 +26513,7 @@
         </w:rPr>
         <w:t>Figure S1 — Pre-Kharif cyclone climatology</w:t>
       </w:r>
-      <w:bookmarkEnd w:id="5590"/>
+      <w:bookmarkEnd w:id="78398"/>
     </w:p>
     <w:p>
       <w:pPr>
@@ -26594,7 +26594,7 @@
         <w:keepNext/>
         <w:spacing w:before="240" w:after="120"/>
       </w:pPr>
-      <w:bookmarkStart w:id="51793" w:name="figure_s2"/>
+      <w:bookmarkStart w:id="25088" w:name="figure_s2"/>
       <w:r>
         <w:rPr>
           <w:rFonts w:ascii="Arial" w:hAnsi="Arial"/>
@@ -26604,7 +26604,7 @@
         </w:rPr>
         <w:t>Figure S2 — Canonical Sentinel-1 backscatter signatures</w:t>
       </w:r>
-      <w:bookmarkEnd w:id="51793"/>
+      <w:bookmarkEnd w:id="25088"/>
     </w:p>
     <w:p>
       <w:pPr>

--- a/manuscript/Supplement_Combined.docx
+++ b/manuscript/Supplement_Combined.docx
@@ -132,7 +132,7 @@
         <w:keepNext/>
         <w:spacing w:before="240" w:after="120"/>
       </w:pPr>
-      <w:bookmarkStart w:id="11823" w:name="provenance"/>
+      <w:bookmarkStart w:id="80846" w:name="provenance"/>
       <w:r>
         <w:rPr>
           <w:rFonts w:ascii="Arial" w:hAnsi="Arial"/>
@@ -142,7 +142,7 @@
         </w:rPr>
         <w:t>Data provenance declaration</w:t>
       </w:r>
-      <w:bookmarkEnd w:id="11823"/>
+      <w:bookmarkEnd w:id="80846"/>
     </w:p>
     <w:p>
       <w:r>
@@ -198,7 +198,7 @@
           <w:rFonts w:ascii="Arial" w:hAnsi="Arial"/>
           <w:sz w:val="20"/>
         </w:rPr>
-        <w:t>Indicative Module 02 random-forest baseline numbers (Tables S10/S11 to be added) — pending direct retraining on Sentinel-1 labelled pixels.</w:t>
+        <w:t>Module 02 random-forest classifier results (Table S10) are derived from the v0.3.0-tagged real-data retraining (n_train = 384, n_test = 96, OA = 0.990, F1 = 0.990); the v2.1 per-cell correction summary (Table S13a) is computed directly from the real GEE-export panel.</w:t>
       </w:r>
     </w:p>
     <w:p>
@@ -225,7 +225,7 @@
         <w:keepNext/>
         <w:spacing w:before="240" w:after="120"/>
       </w:pPr>
-      <w:bookmarkStart w:id="49885" w:name="toc"/>
+      <w:bookmarkStart w:id="46455" w:name="toc"/>
       <w:r>
         <w:rPr>
           <w:rFonts w:ascii="Arial" w:hAnsi="Arial"/>
@@ -235,7 +235,7 @@
         </w:rPr>
         <w:t>Contents</w:t>
       </w:r>
-      <w:bookmarkEnd w:id="49885"/>
+      <w:bookmarkEnd w:id="46455"/>
     </w:p>
     <w:p>
       <w:pPr>
@@ -587,7 +587,7 @@
         <w:keepNext/>
         <w:spacing w:before="240" w:after="120"/>
       </w:pPr>
-      <w:bookmarkStart w:id="26761" w:name="note_s1"/>
+      <w:bookmarkStart w:id="15808" w:name="note_s1"/>
       <w:r>
         <w:rPr>
           <w:rFonts w:ascii="Arial" w:hAnsi="Arial"/>
@@ -597,7 +597,7 @@
         </w:rPr>
         <w:t>Note S1 — Bulbul (2019) transferability probe</w:t>
       </w:r>
-      <w:bookmarkEnd w:id="26761"/>
+      <w:bookmarkEnd w:id="15808"/>
     </w:p>
     <w:bookmarkStart w:id="31" w:name="X4c77ddbcd03ac00f69e68661e5eb39a4c24f13a"/>
     <w:p>
@@ -4437,7 +4437,7 @@
         <w:keepNext/>
         <w:spacing w:before="240" w:after="120"/>
       </w:pPr>
-      <w:bookmarkStart w:id="71303" w:name="note_s2"/>
+      <w:bookmarkStart w:id="91951" w:name="note_s2"/>
       <w:r>
         <w:rPr>
           <w:rFonts w:ascii="Arial" w:hAnsi="Arial"/>
@@ -4447,7 +4447,7 @@
         </w:rPr>
         <w:t>Note S2 — Pre-Kharif Bay-of-Bengal cyclone climatology</w:t>
       </w:r>
-      <w:bookmarkEnd w:id="71303"/>
+      <w:bookmarkEnd w:id="91951"/>
     </w:p>
     <w:bookmarkStart w:id="31" w:name="Xba8bf53b4b47f874330c06c76f2a0ce4ee29e13"/>
     <w:p>
@@ -7557,7 +7557,7 @@
         <w:keepNext/>
         <w:spacing w:before="240" w:after="120"/>
       </w:pPr>
-      <w:bookmarkStart w:id="18756" w:name="note_s3"/>
+      <w:bookmarkStart w:id="52646" w:name="note_s3"/>
       <w:r>
         <w:rPr>
           <w:rFonts w:ascii="Arial" w:hAnsi="Arial"/>
@@ -7567,7 +7567,7 @@
         </w:rPr>
         <w:t>Note S3 — Sentinel-1 dual-polarisation backscatter signatures</w:t>
       </w:r>
-      <w:bookmarkEnd w:id="18756"/>
+      <w:bookmarkEnd w:id="52646"/>
     </w:p>
     <w:bookmarkStart w:id="31" w:name="X3d655c27041e8d6d2856959bf2a6f9e8861d5e2"/>
     <w:p>
@@ -11016,7 +11016,7 @@
         <w:keepNext/>
         <w:spacing w:before="240" w:after="120"/>
       </w:pPr>
-      <w:bookmarkStart w:id="50884" w:name="table_s1"/>
+      <w:bookmarkStart w:id="51174" w:name="table_s1"/>
       <w:r>
         <w:rPr>
           <w:rFonts w:ascii="Arial" w:hAnsi="Arial"/>
@@ -11026,7 +11026,7 @@
         </w:rPr>
         <w:t>Table S1 — Static TWFE-DiD point estimates</w:t>
       </w:r>
-      <w:bookmarkEnd w:id="50884"/>
+      <w:bookmarkEnd w:id="51174"/>
     </w:p>
     <w:p>
       <w:pPr>
@@ -12188,7 +12188,7 @@
         <w:keepNext/>
         <w:spacing w:before="240" w:after="120"/>
       </w:pPr>
-      <w:bookmarkStart w:id="22240" w:name="table_s2"/>
+      <w:bookmarkStart w:id="67" w:name="table_s2"/>
       <w:r>
         <w:rPr>
           <w:rFonts w:ascii="Arial" w:hAnsi="Arial"/>
@@ -12198,7 +12198,7 @@
         </w:rPr>
         <w:t>Table S2 — Pre-trend tests</w:t>
       </w:r>
-      <w:bookmarkEnd w:id="22240"/>
+      <w:bookmarkEnd w:id="67"/>
     </w:p>
     <w:p>
       <w:pPr>
@@ -12950,7 +12950,7 @@
         <w:keepNext/>
         <w:spacing w:before="240" w:after="120"/>
       </w:pPr>
-      <w:bookmarkStart w:id="48551" w:name="table_s3"/>
+      <w:bookmarkStart w:id="23853" w:name="table_s3"/>
       <w:r>
         <w:rPr>
           <w:rFonts w:ascii="Arial" w:hAnsi="Arial"/>
@@ -12960,7 +12960,7 @@
         </w:rPr>
         <w:t>Table S3 — Bulbul transferability residuals</w:t>
       </w:r>
-      <w:bookmarkEnd w:id="48551"/>
+      <w:bookmarkEnd w:id="23853"/>
     </w:p>
     <w:p>
       <w:pPr>
@@ -13666,7 +13666,7 @@
         <w:keepNext/>
         <w:spacing w:before="240" w:after="120"/>
       </w:pPr>
-      <w:bookmarkStart w:id="46204" w:name="table_s4"/>
+      <w:bookmarkStart w:id="74842" w:name="table_s4"/>
       <w:r>
         <w:rPr>
           <w:rFonts w:ascii="Arial" w:hAnsi="Arial"/>
@@ -13676,7 +13676,7 @@
         </w:rPr>
         <w:t>Table S4 — Wild-cluster bootstrap (G = 8)</w:t>
       </w:r>
-      <w:bookmarkEnd w:id="46204"/>
+      <w:bookmarkEnd w:id="74842"/>
     </w:p>
     <w:p>
       <w:pPr>
@@ -14538,7 +14538,7 @@
         <w:keepNext/>
         <w:spacing w:before="240" w:after="120"/>
       </w:pPr>
-      <w:bookmarkStart w:id="2778" w:name="table_s5"/>
+      <w:bookmarkStart w:id="84345" w:name="table_s5"/>
       <w:r>
         <w:rPr>
           <w:rFonts w:ascii="Arial" w:hAnsi="Arial"/>
@@ -14548,7 +14548,7 @@
         </w:rPr>
         <w:t>Table S5 — Jackknife leave-one-out</w:t>
       </w:r>
-      <w:bookmarkEnd w:id="2778"/>
+      <w:bookmarkEnd w:id="84345"/>
     </w:p>
     <w:p>
       <w:pPr>
@@ -22211,7 +22211,7 @@
         <w:keepNext/>
         <w:spacing w:before="240" w:after="120"/>
       </w:pPr>
-      <w:bookmarkStart w:id="21845" w:name="table_s6"/>
+      <w:bookmarkStart w:id="36660" w:name="table_s6"/>
       <w:r>
         <w:rPr>
           <w:rFonts w:ascii="Arial" w:hAnsi="Arial"/>
@@ -22221,7 +22221,7 @@
         </w:rPr>
         <w:t>Table S6 — MDE / power</w:t>
       </w:r>
-      <w:bookmarkEnd w:id="21845"/>
+      <w:bookmarkEnd w:id="36660"/>
     </w:p>
     <w:p>
       <w:pPr>
@@ -23082,7 +23082,7 @@
         <w:keepNext/>
         <w:spacing w:before="240" w:after="120"/>
       </w:pPr>
-      <w:bookmarkStart w:id="47569" w:name="table_s7"/>
+      <w:bookmarkStart w:id="75307" w:name="table_s7"/>
       <w:r>
         <w:rPr>
           <w:rFonts w:ascii="Arial" w:hAnsi="Arial"/>
@@ -23092,7 +23092,7 @@
         </w:rPr>
         <w:t>Table S7 — Placebo / falsification</w:t>
       </w:r>
-      <w:bookmarkEnd w:id="47569"/>
+      <w:bookmarkEnd w:id="75307"/>
     </w:p>
     <w:p>
       <w:r>
@@ -24693,7 +24693,7 @@
         <w:keepNext/>
         <w:spacing w:before="240" w:after="120"/>
       </w:pPr>
-      <w:bookmarkStart w:id="27688" w:name="table_s8"/>
+      <w:bookmarkStart w:id="89318" w:name="table_s8"/>
       <w:r>
         <w:rPr>
           <w:rFonts w:ascii="Arial" w:hAnsi="Arial"/>
@@ -24703,7 +24703,7 @@
         </w:rPr>
         <w:t>Table S8 — Pre-Kharif cyclone climatology</w:t>
       </w:r>
-      <w:bookmarkEnd w:id="27688"/>
+      <w:bookmarkEnd w:id="89318"/>
     </w:p>
     <w:p>
       <w:r>
@@ -25569,7 +25569,7 @@
         <w:keepNext/>
         <w:spacing w:before="240" w:after="120"/>
       </w:pPr>
-      <w:bookmarkStart w:id="55526" w:name="table_s9"/>
+      <w:bookmarkStart w:id="40560" w:name="table_s9"/>
       <w:r>
         <w:rPr>
           <w:rFonts w:ascii="Arial" w:hAnsi="Arial"/>
@@ -25579,7 +25579,7 @@
         </w:rPr>
         <w:t>Table S9 — Canonical S1 dual-pol features</w:t>
       </w:r>
-      <w:bookmarkEnd w:id="55526"/>
+      <w:bookmarkEnd w:id="40560"/>
     </w:p>
     <w:p>
       <w:r>
@@ -26503,7 +26503,7 @@
         <w:keepNext/>
         <w:spacing w:before="240" w:after="120"/>
       </w:pPr>
-      <w:bookmarkStart w:id="78398" w:name="figure_s1"/>
+      <w:bookmarkStart w:id="58221" w:name="table_s10"/>
       <w:r>
         <w:rPr>
           <w:rFonts w:ascii="Arial" w:hAnsi="Arial"/>
@@ -26511,9 +26511,8424 @@
           <w:color w:val="1F3A5F"/>
           <w:sz w:val="32"/>
         </w:rPr>
+        <w:t>Table S10 — RF feature importance and falsifiability checks</w:t>
+      </w:r>
+      <w:bookmarkEnd w:id="58221"/>
+    </w:p>
+    <w:p>
+      <w:r>
+        <w:rPr>
+          <w:rFonts w:ascii="Arial" w:hAnsi="Arial"/>
+          <w:b/>
+          <w:color w:val="1F3A5F"/>
+          <w:sz w:val="26"/>
+        </w:rPr>
+        <w:t>Table S10 — Random-forest classifier feature importance and falsifiability checks</w:t>
+      </w:r>
+    </w:p>
+    <w:p>
+      <w:r>
+        <w:rPr>
+          <w:rFonts w:ascii="Arial" w:hAnsi="Arial"/>
+          <w:b/>
+          <w:color w:val="1F3A5F"/>
+          <w:sz w:val="22"/>
+        </w:rPr>
+        <w:t>Panel A. Gini feature importance (full-feature model, n_features = 7)</w:t>
+      </w:r>
+    </w:p>
+    <w:p>
+      <w:r>
+        <w:rPr>
+          <w:rFonts w:ascii="Arial" w:hAnsi="Arial"/>
+          <w:i/>
+          <w:sz w:val="18"/>
+        </w:rPr>
+        <w:t>Gini importance of features in the v0.3.0 saline-flood random-forest classifier (n_train = 384, n_test = 96, OA = 0.990, F1 = 0.990). Source: analysis/results/rf_feature_importance_real.csv.</w:t>
+      </w:r>
+    </w:p>
+    <w:tbl>
+      <w:tblPr>
+        <w:tblStyle w:val="LightGrid-Accent1"/>
+        <w:tblW w:type="auto" w:w="0"/>
+        <w:tblLook w:firstColumn="1" w:firstRow="1" w:lastColumn="0" w:lastRow="0" w:noHBand="0" w:noVBand="1" w:val="04A0"/>
+      </w:tblPr>
+      <w:tblGrid>
+        <w:gridCol w:w="2493"/>
+        <w:gridCol w:w="2493"/>
+        <w:gridCol w:w="2493"/>
+        <w:gridCol w:w="2493"/>
+      </w:tblGrid>
+      <w:tr>
+        <w:tc>
+          <w:tcPr>
+            <w:tcW w:type="dxa" w:w="680"/>
+            <w:shd w:fill="1F3A5F"/>
+          </w:tcPr>
+          <w:p>
+            <w:r>
+              <w:rPr>
+                <w:rFonts w:ascii="Arial" w:hAnsi="Arial"/>
+                <w:sz w:val="18"/>
+              </w:rPr>
+            </w:r>
+            <w:r>
+              <w:rPr>
+                <w:rFonts w:ascii="Arial" w:hAnsi="Arial"/>
+                <w:b/>
+                <w:color w:val="FFFFFF"/>
+                <w:sz w:val="18"/>
+              </w:rPr>
+              <w:t>Rank</w:t>
+            </w:r>
+          </w:p>
+        </w:tc>
+        <w:tc>
+          <w:tcPr>
+            <w:tcW w:type="dxa" w:w="2041"/>
+            <w:shd w:fill="1F3A5F"/>
+          </w:tcPr>
+          <w:p>
+            <w:r>
+              <w:rPr>
+                <w:rFonts w:ascii="Arial" w:hAnsi="Arial"/>
+                <w:sz w:val="18"/>
+              </w:rPr>
+            </w:r>
+            <w:r>
+              <w:rPr>
+                <w:rFonts w:ascii="Arial" w:hAnsi="Arial"/>
+                <w:b/>
+                <w:color w:val="FFFFFF"/>
+                <w:sz w:val="18"/>
+              </w:rPr>
+              <w:t>Feature</w:t>
+            </w:r>
+          </w:p>
+        </w:tc>
+        <w:tc>
+          <w:tcPr>
+            <w:tcW w:type="dxa" w:w="3685"/>
+            <w:shd w:fill="1F3A5F"/>
+          </w:tcPr>
+          <w:p>
+            <w:r>
+              <w:rPr>
+                <w:rFonts w:ascii="Arial" w:hAnsi="Arial"/>
+                <w:sz w:val="18"/>
+              </w:rPr>
+            </w:r>
+            <w:r>
+              <w:rPr>
+                <w:rFonts w:ascii="Arial" w:hAnsi="Arial"/>
+                <w:b/>
+                <w:color w:val="FFFFFF"/>
+                <w:sz w:val="18"/>
+              </w:rPr>
+              <w:t>Description</w:t>
+            </w:r>
+          </w:p>
+        </w:tc>
+        <w:tc>
+          <w:tcPr>
+            <w:tcW w:type="dxa" w:w="1417"/>
+            <w:shd w:fill="1F3A5F"/>
+          </w:tcPr>
+          <w:p>
+            <w:r>
+              <w:rPr>
+                <w:rFonts w:ascii="Arial" w:hAnsi="Arial"/>
+                <w:sz w:val="18"/>
+              </w:rPr>
+            </w:r>
+            <w:r>
+              <w:rPr>
+                <w:rFonts w:ascii="Arial" w:hAnsi="Arial"/>
+                <w:b/>
+                <w:color w:val="FFFFFF"/>
+                <w:sz w:val="18"/>
+              </w:rPr>
+              <w:t>Gini importance</w:t>
+            </w:r>
+          </w:p>
+        </w:tc>
+      </w:tr>
+      <w:tr>
+        <w:tc>
+          <w:tcPr>
+            <w:tcW w:type="dxa" w:w="680"/>
+          </w:tcPr>
+          <w:p>
+            <w:r>
+              <w:rPr>
+                <w:rFonts w:ascii="Arial" w:hAnsi="Arial"/>
+                <w:sz w:val="18"/>
+              </w:rPr>
+            </w:r>
+            <w:r>
+              <w:rPr>
+                <w:rFonts w:ascii="Arial" w:hAnsi="Arial"/>
+                <w:sz w:val="18"/>
+              </w:rPr>
+              <w:t>1</w:t>
+            </w:r>
+          </w:p>
+        </w:tc>
+        <w:tc>
+          <w:tcPr>
+            <w:tcW w:type="dxa" w:w="2041"/>
+          </w:tcPr>
+          <w:p>
+            <w:r>
+              <w:rPr>
+                <w:rFonts w:ascii="Arial" w:hAnsi="Arial"/>
+                <w:sz w:val="18"/>
+              </w:rPr>
+            </w:r>
+            <w:r>
+              <w:rPr>
+                <w:rFonts w:ascii="Arial" w:hAnsi="Arial"/>
+                <w:sz w:val="18"/>
+              </w:rPr>
+              <w:t>ndwi_max_event_window</w:t>
+            </w:r>
+          </w:p>
+        </w:tc>
+        <w:tc>
+          <w:tcPr>
+            <w:tcW w:type="dxa" w:w="3685"/>
+          </w:tcPr>
+          <w:p>
+            <w:r>
+              <w:rPr>
+                <w:rFonts w:ascii="Arial" w:hAnsi="Arial"/>
+                <w:sz w:val="18"/>
+              </w:rPr>
+            </w:r>
+            <w:r>
+              <w:rPr>
+                <w:rFonts w:ascii="Arial" w:hAnsi="Arial"/>
+                <w:sz w:val="18"/>
+              </w:rPr>
+              <w:t>Sentinel-2 NDWI maximum over event window</w:t>
+            </w:r>
+          </w:p>
+        </w:tc>
+        <w:tc>
+          <w:tcPr>
+            <w:tcW w:type="dxa" w:w="1417"/>
+          </w:tcPr>
+          <w:p>
+            <w:r>
+              <w:rPr>
+                <w:rFonts w:ascii="Arial" w:hAnsi="Arial"/>
+                <w:sz w:val="18"/>
+              </w:rPr>
+            </w:r>
+            <w:r>
+              <w:rPr>
+                <w:rFonts w:ascii="Arial" w:hAnsi="Arial"/>
+                <w:sz w:val="18"/>
+              </w:rPr>
+              <w:t>0.4502</w:t>
+            </w:r>
+          </w:p>
+        </w:tc>
+      </w:tr>
+      <w:tr>
+        <w:tc>
+          <w:tcPr>
+            <w:tcW w:type="dxa" w:w="680"/>
+          </w:tcPr>
+          <w:p>
+            <w:r>
+              <w:rPr>
+                <w:rFonts w:ascii="Arial" w:hAnsi="Arial"/>
+                <w:sz w:val="18"/>
+              </w:rPr>
+            </w:r>
+            <w:r>
+              <w:rPr>
+                <w:rFonts w:ascii="Arial" w:hAnsi="Arial"/>
+                <w:sz w:val="18"/>
+              </w:rPr>
+              <w:t>2</w:t>
+            </w:r>
+          </w:p>
+        </w:tc>
+        <w:tc>
+          <w:tcPr>
+            <w:tcW w:type="dxa" w:w="2041"/>
+          </w:tcPr>
+          <w:p>
+            <w:r>
+              <w:rPr>
+                <w:rFonts w:ascii="Arial" w:hAnsi="Arial"/>
+                <w:sz w:val="18"/>
+              </w:rPr>
+            </w:r>
+            <w:r>
+              <w:rPr>
+                <w:rFonts w:ascii="Arial" w:hAnsi="Arial"/>
+                <w:sz w:val="18"/>
+              </w:rPr>
+              <w:t>lswi_min_event_window</w:t>
+            </w:r>
+          </w:p>
+        </w:tc>
+        <w:tc>
+          <w:tcPr>
+            <w:tcW w:type="dxa" w:w="3685"/>
+          </w:tcPr>
+          <w:p>
+            <w:r>
+              <w:rPr>
+                <w:rFonts w:ascii="Arial" w:hAnsi="Arial"/>
+                <w:sz w:val="18"/>
+              </w:rPr>
+            </w:r>
+            <w:r>
+              <w:rPr>
+                <w:rFonts w:ascii="Arial" w:hAnsi="Arial"/>
+                <w:sz w:val="18"/>
+              </w:rPr>
+              <w:t>Sentinel-2 LSWI minimum over event window</w:t>
+            </w:r>
+          </w:p>
+        </w:tc>
+        <w:tc>
+          <w:tcPr>
+            <w:tcW w:type="dxa" w:w="1417"/>
+          </w:tcPr>
+          <w:p>
+            <w:r>
+              <w:rPr>
+                <w:rFonts w:ascii="Arial" w:hAnsi="Arial"/>
+                <w:sz w:val="18"/>
+              </w:rPr>
+            </w:r>
+            <w:r>
+              <w:rPr>
+                <w:rFonts w:ascii="Arial" w:hAnsi="Arial"/>
+                <w:sz w:val="18"/>
+              </w:rPr>
+              <w:t>0.3399</w:t>
+            </w:r>
+          </w:p>
+        </w:tc>
+      </w:tr>
+      <w:tr>
+        <w:tc>
+          <w:tcPr>
+            <w:tcW w:type="dxa" w:w="680"/>
+          </w:tcPr>
+          <w:p>
+            <w:r>
+              <w:rPr>
+                <w:rFonts w:ascii="Arial" w:hAnsi="Arial"/>
+                <w:sz w:val="18"/>
+              </w:rPr>
+            </w:r>
+            <w:r>
+              <w:rPr>
+                <w:rFonts w:ascii="Arial" w:hAnsi="Arial"/>
+                <w:sz w:val="18"/>
+              </w:rPr>
+              <w:t>3</w:t>
+            </w:r>
+          </w:p>
+        </w:tc>
+        <w:tc>
+          <w:tcPr>
+            <w:tcW w:type="dxa" w:w="2041"/>
+          </w:tcPr>
+          <w:p>
+            <w:r>
+              <w:rPr>
+                <w:rFonts w:ascii="Arial" w:hAnsi="Arial"/>
+                <w:sz w:val="18"/>
+              </w:rPr>
+            </w:r>
+            <w:r>
+              <w:rPr>
+                <w:rFonts w:ascii="Arial" w:hAnsi="Arial"/>
+                <w:sz w:val="18"/>
+              </w:rPr>
+              <w:t>delta_vh_db</w:t>
+            </w:r>
+          </w:p>
+        </w:tc>
+        <w:tc>
+          <w:tcPr>
+            <w:tcW w:type="dxa" w:w="3685"/>
+          </w:tcPr>
+          <w:p>
+            <w:r>
+              <w:rPr>
+                <w:rFonts w:ascii="Arial" w:hAnsi="Arial"/>
+                <w:sz w:val="18"/>
+              </w:rPr>
+            </w:r>
+            <w:r>
+              <w:rPr>
+                <w:rFonts w:ascii="Arial" w:hAnsi="Arial"/>
+                <w:sz w:val="18"/>
+              </w:rPr>
+              <w:t>ΔVH (event median − 30-day pre-baseline median, dB)</w:t>
+            </w:r>
+          </w:p>
+        </w:tc>
+        <w:tc>
+          <w:tcPr>
+            <w:tcW w:type="dxa" w:w="1417"/>
+          </w:tcPr>
+          <w:p>
+            <w:r>
+              <w:rPr>
+                <w:rFonts w:ascii="Arial" w:hAnsi="Arial"/>
+                <w:sz w:val="18"/>
+              </w:rPr>
+            </w:r>
+            <w:r>
+              <w:rPr>
+                <w:rFonts w:ascii="Arial" w:hAnsi="Arial"/>
+                <w:sz w:val="18"/>
+              </w:rPr>
+              <w:t>0.0734</w:t>
+            </w:r>
+          </w:p>
+        </w:tc>
+      </w:tr>
+      <w:tr>
+        <w:tc>
+          <w:tcPr>
+            <w:tcW w:type="dxa" w:w="680"/>
+          </w:tcPr>
+          <w:p>
+            <w:r>
+              <w:rPr>
+                <w:rFonts w:ascii="Arial" w:hAnsi="Arial"/>
+                <w:sz w:val="18"/>
+              </w:rPr>
+            </w:r>
+            <w:r>
+              <w:rPr>
+                <w:rFonts w:ascii="Arial" w:hAnsi="Arial"/>
+                <w:sz w:val="18"/>
+              </w:rPr>
+              <w:t>4</w:t>
+            </w:r>
+          </w:p>
+        </w:tc>
+        <w:tc>
+          <w:tcPr>
+            <w:tcW w:type="dxa" w:w="2041"/>
+          </w:tcPr>
+          <w:p>
+            <w:r>
+              <w:rPr>
+                <w:rFonts w:ascii="Arial" w:hAnsi="Arial"/>
+                <w:sz w:val="18"/>
+              </w:rPr>
+            </w:r>
+            <w:r>
+              <w:rPr>
+                <w:rFonts w:ascii="Arial" w:hAnsi="Arial"/>
+                <w:sz w:val="18"/>
+              </w:rPr>
+              <w:t>vv_min_event_window</w:t>
+            </w:r>
+          </w:p>
+        </w:tc>
+        <w:tc>
+          <w:tcPr>
+            <w:tcW w:type="dxa" w:w="3685"/>
+          </w:tcPr>
+          <w:p>
+            <w:r>
+              <w:rPr>
+                <w:rFonts w:ascii="Arial" w:hAnsi="Arial"/>
+                <w:sz w:val="18"/>
+              </w:rPr>
+            </w:r>
+            <w:r>
+              <w:rPr>
+                <w:rFonts w:ascii="Arial" w:hAnsi="Arial"/>
+                <w:sz w:val="18"/>
+              </w:rPr>
+              <w:t>VV minimum over event window (dB)</w:t>
+            </w:r>
+          </w:p>
+        </w:tc>
+        <w:tc>
+          <w:tcPr>
+            <w:tcW w:type="dxa" w:w="1417"/>
+          </w:tcPr>
+          <w:p>
+            <w:r>
+              <w:rPr>
+                <w:rFonts w:ascii="Arial" w:hAnsi="Arial"/>
+                <w:sz w:val="18"/>
+              </w:rPr>
+            </w:r>
+            <w:r>
+              <w:rPr>
+                <w:rFonts w:ascii="Arial" w:hAnsi="Arial"/>
+                <w:sz w:val="18"/>
+              </w:rPr>
+              <w:t>0.0720</w:t>
+            </w:r>
+          </w:p>
+        </w:tc>
+      </w:tr>
+      <w:tr>
+        <w:tc>
+          <w:tcPr>
+            <w:tcW w:type="dxa" w:w="680"/>
+          </w:tcPr>
+          <w:p>
+            <w:r>
+              <w:rPr>
+                <w:rFonts w:ascii="Arial" w:hAnsi="Arial"/>
+                <w:sz w:val="18"/>
+              </w:rPr>
+            </w:r>
+            <w:r>
+              <w:rPr>
+                <w:rFonts w:ascii="Arial" w:hAnsi="Arial"/>
+                <w:sz w:val="18"/>
+              </w:rPr>
+              <w:t>5</w:t>
+            </w:r>
+          </w:p>
+        </w:tc>
+        <w:tc>
+          <w:tcPr>
+            <w:tcW w:type="dxa" w:w="2041"/>
+          </w:tcPr>
+          <w:p>
+            <w:r>
+              <w:rPr>
+                <w:rFonts w:ascii="Arial" w:hAnsi="Arial"/>
+                <w:sz w:val="18"/>
+              </w:rPr>
+            </w:r>
+            <w:r>
+              <w:rPr>
+                <w:rFonts w:ascii="Arial" w:hAnsi="Arial"/>
+                <w:sz w:val="18"/>
+              </w:rPr>
+              <w:t>era5_3day_max_wind</w:t>
+            </w:r>
+          </w:p>
+        </w:tc>
+        <w:tc>
+          <w:tcPr>
+            <w:tcW w:type="dxa" w:w="3685"/>
+          </w:tcPr>
+          <w:p>
+            <w:r>
+              <w:rPr>
+                <w:rFonts w:ascii="Arial" w:hAnsi="Arial"/>
+                <w:sz w:val="18"/>
+              </w:rPr>
+            </w:r>
+            <w:r>
+              <w:rPr>
+                <w:rFonts w:ascii="Arial" w:hAnsi="Arial"/>
+                <w:sz w:val="18"/>
+              </w:rPr>
+              <w:t>ERA5-Land 3-day maximum hourly wind speed (m s⁻¹)</w:t>
+            </w:r>
+          </w:p>
+        </w:tc>
+        <w:tc>
+          <w:tcPr>
+            <w:tcW w:type="dxa" w:w="1417"/>
+          </w:tcPr>
+          <w:p>
+            <w:r>
+              <w:rPr>
+                <w:rFonts w:ascii="Arial" w:hAnsi="Arial"/>
+                <w:sz w:val="18"/>
+              </w:rPr>
+            </w:r>
+            <w:r>
+              <w:rPr>
+                <w:rFonts w:ascii="Arial" w:hAnsi="Arial"/>
+                <w:sz w:val="18"/>
+              </w:rPr>
+              <w:t>0.0369</w:t>
+            </w:r>
+          </w:p>
+        </w:tc>
+      </w:tr>
+      <w:tr>
+        <w:tc>
+          <w:tcPr>
+            <w:tcW w:type="dxa" w:w="680"/>
+          </w:tcPr>
+          <w:p>
+            <w:r>
+              <w:rPr>
+                <w:rFonts w:ascii="Arial" w:hAnsi="Arial"/>
+                <w:sz w:val="18"/>
+              </w:rPr>
+            </w:r>
+            <w:r>
+              <w:rPr>
+                <w:rFonts w:ascii="Arial" w:hAnsi="Arial"/>
+                <w:sz w:val="18"/>
+              </w:rPr>
+              <w:t>6</w:t>
+            </w:r>
+          </w:p>
+        </w:tc>
+        <w:tc>
+          <w:tcPr>
+            <w:tcW w:type="dxa" w:w="2041"/>
+          </w:tcPr>
+          <w:p>
+            <w:r>
+              <w:rPr>
+                <w:rFonts w:ascii="Arial" w:hAnsi="Arial"/>
+                <w:sz w:val="18"/>
+              </w:rPr>
+            </w:r>
+            <w:r>
+              <w:rPr>
+                <w:rFonts w:ascii="Arial" w:hAnsi="Arial"/>
+                <w:sz w:val="18"/>
+              </w:rPr>
+              <w:t>jrc_water_permanence</w:t>
+            </w:r>
+          </w:p>
+        </w:tc>
+        <w:tc>
+          <w:tcPr>
+            <w:tcW w:type="dxa" w:w="3685"/>
+          </w:tcPr>
+          <w:p>
+            <w:r>
+              <w:rPr>
+                <w:rFonts w:ascii="Arial" w:hAnsi="Arial"/>
+                <w:sz w:val="18"/>
+              </w:rPr>
+            </w:r>
+            <w:r>
+              <w:rPr>
+                <w:rFonts w:ascii="Arial" w:hAnsi="Arial"/>
+                <w:sz w:val="18"/>
+              </w:rPr>
+              <w:t>JRC GSW occurrence (%)</w:t>
+            </w:r>
+          </w:p>
+        </w:tc>
+        <w:tc>
+          <w:tcPr>
+            <w:tcW w:type="dxa" w:w="1417"/>
+          </w:tcPr>
+          <w:p>
+            <w:r>
+              <w:rPr>
+                <w:rFonts w:ascii="Arial" w:hAnsi="Arial"/>
+                <w:sz w:val="18"/>
+              </w:rPr>
+            </w:r>
+            <w:r>
+              <w:rPr>
+                <w:rFonts w:ascii="Arial" w:hAnsi="Arial"/>
+                <w:sz w:val="18"/>
+              </w:rPr>
+              <w:t>0.0152</w:t>
+            </w:r>
+          </w:p>
+        </w:tc>
+      </w:tr>
+      <w:tr>
+        <w:tc>
+          <w:tcPr>
+            <w:tcW w:type="dxa" w:w="680"/>
+          </w:tcPr>
+          <w:p>
+            <w:r>
+              <w:rPr>
+                <w:rFonts w:ascii="Arial" w:hAnsi="Arial"/>
+                <w:sz w:val="18"/>
+              </w:rPr>
+            </w:r>
+            <w:r>
+              <w:rPr>
+                <w:rFonts w:ascii="Arial" w:hAnsi="Arial"/>
+                <w:sz w:val="18"/>
+              </w:rPr>
+              <w:t>7</w:t>
+            </w:r>
+          </w:p>
+        </w:tc>
+        <w:tc>
+          <w:tcPr>
+            <w:tcW w:type="dxa" w:w="2041"/>
+          </w:tcPr>
+          <w:p>
+            <w:r>
+              <w:rPr>
+                <w:rFonts w:ascii="Arial" w:hAnsi="Arial"/>
+                <w:sz w:val="18"/>
+              </w:rPr>
+            </w:r>
+            <w:r>
+              <w:rPr>
+                <w:rFonts w:ascii="Arial" w:hAnsi="Arial"/>
+                <w:sz w:val="18"/>
+              </w:rPr>
+              <w:t>delta_cr_db</w:t>
+            </w:r>
+          </w:p>
+        </w:tc>
+        <w:tc>
+          <w:tcPr>
+            <w:tcW w:type="dxa" w:w="3685"/>
+          </w:tcPr>
+          <w:p>
+            <w:r>
+              <w:rPr>
+                <w:rFonts w:ascii="Arial" w:hAnsi="Arial"/>
+                <w:sz w:val="18"/>
+              </w:rPr>
+            </w:r>
+            <w:r>
+              <w:rPr>
+                <w:rFonts w:ascii="Arial" w:hAnsi="Arial"/>
+                <w:sz w:val="18"/>
+              </w:rPr>
+              <w:t>ΔCR (cross-ratio change, dB)</w:t>
+            </w:r>
+          </w:p>
+        </w:tc>
+        <w:tc>
+          <w:tcPr>
+            <w:tcW w:type="dxa" w:w="1417"/>
+          </w:tcPr>
+          <w:p>
+            <w:r>
+              <w:rPr>
+                <w:rFonts w:ascii="Arial" w:hAnsi="Arial"/>
+                <w:sz w:val="18"/>
+              </w:rPr>
+            </w:r>
+            <w:r>
+              <w:rPr>
+                <w:rFonts w:ascii="Arial" w:hAnsi="Arial"/>
+                <w:sz w:val="18"/>
+              </w:rPr>
+              <w:t>0.0123</w:t>
+            </w:r>
+          </w:p>
+        </w:tc>
+      </w:tr>
+    </w:tbl>
+    <w:p/>
+    <w:p>
+      <w:r>
+        <w:rPr>
+          <w:rFonts w:ascii="Arial" w:hAnsi="Arial"/>
+          <w:b/>
+          <w:color w:val="1F3A5F"/>
+          <w:sz w:val="22"/>
+        </w:rPr>
+        <w:t>Panel B. Pre-registered falsifiability checks (OSF c4mp8, §S3.7)</w:t>
+      </w:r>
+    </w:p>
+    <w:p>
+      <w:r>
+        <w:rPr>
+          <w:rFonts w:ascii="Arial" w:hAnsi="Arial"/>
+          <w:i/>
+          <w:sz w:val="18"/>
+        </w:rPr>
+        <w:t>Four pre-registered mechanistic checks applied to the v0.3.0 classifier outputs. All four PASS. Source: analysis/results/rf_falsifiability_checks_real.csv.</w:t>
+      </w:r>
+    </w:p>
+    <w:tbl>
+      <w:tblPr>
+        <w:tblStyle w:val="LightGrid-Accent1"/>
+        <w:tblW w:type="auto" w:w="0"/>
+        <w:tblLook w:firstColumn="1" w:firstRow="1" w:lastColumn="0" w:lastRow="0" w:noHBand="0" w:noVBand="1" w:val="04A0"/>
+      </w:tblPr>
+      <w:tblGrid>
+        <w:gridCol w:w="1994"/>
+        <w:gridCol w:w="1994"/>
+        <w:gridCol w:w="1994"/>
+        <w:gridCol w:w="1994"/>
+        <w:gridCol w:w="1994"/>
+      </w:tblGrid>
+      <w:tr>
+        <w:tc>
+          <w:tcPr>
+            <w:tcW w:type="dxa" w:w="1984"/>
+            <w:shd w:fill="1F3A5F"/>
+          </w:tcPr>
+          <w:p>
+            <w:r>
+              <w:rPr>
+                <w:rFonts w:ascii="Arial" w:hAnsi="Arial"/>
+                <w:sz w:val="18"/>
+              </w:rPr>
+            </w:r>
+            <w:r>
+              <w:rPr>
+                <w:rFonts w:ascii="Arial" w:hAnsi="Arial"/>
+                <w:b/>
+                <w:color w:val="FFFFFF"/>
+                <w:sz w:val="18"/>
+              </w:rPr>
+              <w:t>Check</w:t>
+            </w:r>
+          </w:p>
+        </w:tc>
+        <w:tc>
+          <w:tcPr>
+            <w:tcW w:type="dxa" w:w="1417"/>
+            <w:shd w:fill="1F3A5F"/>
+          </w:tcPr>
+          <w:p>
+            <w:r>
+              <w:rPr>
+                <w:rFonts w:ascii="Arial" w:hAnsi="Arial"/>
+                <w:sz w:val="18"/>
+              </w:rPr>
+            </w:r>
+            <w:r>
+              <w:rPr>
+                <w:rFonts w:ascii="Arial" w:hAnsi="Arial"/>
+                <w:b/>
+                <w:color w:val="FFFFFF"/>
+                <w:sz w:val="18"/>
+              </w:rPr>
+              <w:t>Pre-registered threshold</w:t>
+            </w:r>
+          </w:p>
+        </w:tc>
+        <w:tc>
+          <w:tcPr>
+            <w:tcW w:type="dxa" w:w="1417"/>
+            <w:shd w:fill="1F3A5F"/>
+          </w:tcPr>
+          <w:p>
+            <w:r>
+              <w:rPr>
+                <w:rFonts w:ascii="Arial" w:hAnsi="Arial"/>
+                <w:sz w:val="18"/>
+              </w:rPr>
+            </w:r>
+            <w:r>
+              <w:rPr>
+                <w:rFonts w:ascii="Arial" w:hAnsi="Arial"/>
+                <w:b/>
+                <w:color w:val="FFFFFF"/>
+                <w:sz w:val="18"/>
+              </w:rPr>
+              <w:t>Observed</w:t>
+            </w:r>
+          </w:p>
+        </w:tc>
+        <w:tc>
+          <w:tcPr>
+            <w:tcW w:type="dxa" w:w="737"/>
+            <w:shd w:fill="1F3A5F"/>
+          </w:tcPr>
+          <w:p>
+            <w:r>
+              <w:rPr>
+                <w:rFonts w:ascii="Arial" w:hAnsi="Arial"/>
+                <w:sz w:val="18"/>
+              </w:rPr>
+            </w:r>
+            <w:r>
+              <w:rPr>
+                <w:rFonts w:ascii="Arial" w:hAnsi="Arial"/>
+                <w:b/>
+                <w:color w:val="FFFFFF"/>
+                <w:sz w:val="18"/>
+              </w:rPr>
+              <w:t>Status</w:t>
+            </w:r>
+          </w:p>
+        </w:tc>
+        <w:tc>
+          <w:tcPr>
+            <w:tcW w:type="dxa" w:w="3118"/>
+            <w:shd w:fill="1F3A5F"/>
+          </w:tcPr>
+          <w:p>
+            <w:r>
+              <w:rPr>
+                <w:rFonts w:ascii="Arial" w:hAnsi="Arial"/>
+                <w:sz w:val="18"/>
+              </w:rPr>
+            </w:r>
+            <w:r>
+              <w:rPr>
+                <w:rFonts w:ascii="Arial" w:hAnsi="Arial"/>
+                <w:b/>
+                <w:color w:val="FFFFFF"/>
+                <w:sz w:val="18"/>
+              </w:rPr>
+              <w:t>Rationale (truncated)</w:t>
+            </w:r>
+          </w:p>
+        </w:tc>
+      </w:tr>
+      <w:tr>
+        <w:tc>
+          <w:tcPr>
+            <w:tcW w:type="dxa" w:w="1984"/>
+          </w:tcPr>
+          <w:p>
+            <w:r>
+              <w:rPr>
+                <w:rFonts w:ascii="Arial" w:hAnsi="Arial"/>
+                <w:sz w:val="18"/>
+              </w:rPr>
+            </w:r>
+            <w:r>
+              <w:rPr>
+                <w:rFonts w:ascii="Arial" w:hAnsi="Arial"/>
+                <w:sz w:val="18"/>
+              </w:rPr>
+              <w:t>delta vh median gap ge 3db</w:t>
+            </w:r>
+          </w:p>
+        </w:tc>
+        <w:tc>
+          <w:tcPr>
+            <w:tcW w:type="dxa" w:w="1417"/>
+          </w:tcPr>
+          <w:p>
+            <w:r>
+              <w:rPr>
+                <w:rFonts w:ascii="Arial" w:hAnsi="Arial"/>
+                <w:sz w:val="18"/>
+              </w:rPr>
+            </w:r>
+            <w:r>
+              <w:rPr>
+                <w:rFonts w:ascii="Arial" w:hAnsi="Arial"/>
+                <w:sz w:val="18"/>
+              </w:rPr>
+              <w:t>≥ 3 dB</w:t>
+            </w:r>
+          </w:p>
+        </w:tc>
+        <w:tc>
+          <w:tcPr>
+            <w:tcW w:type="dxa" w:w="1417"/>
+          </w:tcPr>
+          <w:p>
+            <w:r>
+              <w:rPr>
+                <w:rFonts w:ascii="Arial" w:hAnsi="Arial"/>
+                <w:sz w:val="18"/>
+              </w:rPr>
+            </w:r>
+            <w:r>
+              <w:rPr>
+                <w:rFonts w:ascii="Arial" w:hAnsi="Arial"/>
+                <w:sz w:val="18"/>
+              </w:rPr>
+              <w:t>5.062</w:t>
+            </w:r>
+          </w:p>
+        </w:tc>
+        <w:tc>
+          <w:tcPr>
+            <w:tcW w:type="dxa" w:w="737"/>
+          </w:tcPr>
+          <w:p>
+            <w:r>
+              <w:rPr>
+                <w:rFonts w:ascii="Arial" w:hAnsi="Arial"/>
+                <w:sz w:val="18"/>
+              </w:rPr>
+            </w:r>
+            <w:r>
+              <w:rPr>
+                <w:rFonts w:ascii="Arial" w:hAnsi="Arial"/>
+                <w:sz w:val="18"/>
+              </w:rPr>
+              <w:t>PASS</w:t>
+            </w:r>
+          </w:p>
+        </w:tc>
+        <w:tc>
+          <w:tcPr>
+            <w:tcW w:type="dxa" w:w="3118"/>
+          </w:tcPr>
+          <w:p>
+            <w:r>
+              <w:rPr>
+                <w:rFonts w:ascii="Arial" w:hAnsi="Arial"/>
+                <w:sz w:val="18"/>
+              </w:rPr>
+            </w:r>
+            <w:r>
+              <w:rPr>
+                <w:rFonts w:ascii="Arial" w:hAnsi="Arial"/>
+                <w:sz w:val="18"/>
+              </w:rPr>
+              <w:t>Cyclone surge depolarises VH ≥ 3 dB more than agronomic flooding (Voigt et al. 2007; UN-SPIDER 2019).</w:t>
+            </w:r>
+          </w:p>
+        </w:tc>
+      </w:tr>
+      <w:tr>
+        <w:tc>
+          <w:tcPr>
+            <w:tcW w:type="dxa" w:w="1984"/>
+          </w:tcPr>
+          <w:p>
+            <w:r>
+              <w:rPr>
+                <w:rFonts w:ascii="Arial" w:hAnsi="Arial"/>
+                <w:sz w:val="18"/>
+              </w:rPr>
+            </w:r>
+            <w:r>
+              <w:rPr>
+                <w:rFonts w:ascii="Arial" w:hAnsi="Arial"/>
+                <w:sz w:val="18"/>
+              </w:rPr>
+              <w:t>vv min gap ge 2db</w:t>
+            </w:r>
+          </w:p>
+        </w:tc>
+        <w:tc>
+          <w:tcPr>
+            <w:tcW w:type="dxa" w:w="1417"/>
+          </w:tcPr>
+          <w:p>
+            <w:r>
+              <w:rPr>
+                <w:rFonts w:ascii="Arial" w:hAnsi="Arial"/>
+                <w:sz w:val="18"/>
+              </w:rPr>
+            </w:r>
+            <w:r>
+              <w:rPr>
+                <w:rFonts w:ascii="Arial" w:hAnsi="Arial"/>
+                <w:sz w:val="18"/>
+              </w:rPr>
+              <w:t>≥ 2 dB</w:t>
+            </w:r>
+          </w:p>
+        </w:tc>
+        <w:tc>
+          <w:tcPr>
+            <w:tcW w:type="dxa" w:w="1417"/>
+          </w:tcPr>
+          <w:p>
+            <w:r>
+              <w:rPr>
+                <w:rFonts w:ascii="Arial" w:hAnsi="Arial"/>
+                <w:sz w:val="18"/>
+              </w:rPr>
+            </w:r>
+            <w:r>
+              <w:rPr>
+                <w:rFonts w:ascii="Arial" w:hAnsi="Arial"/>
+                <w:sz w:val="18"/>
+              </w:rPr>
+              <w:t>6.488</w:t>
+            </w:r>
+          </w:p>
+        </w:tc>
+        <w:tc>
+          <w:tcPr>
+            <w:tcW w:type="dxa" w:w="737"/>
+          </w:tcPr>
+          <w:p>
+            <w:r>
+              <w:rPr>
+                <w:rFonts w:ascii="Arial" w:hAnsi="Arial"/>
+                <w:sz w:val="18"/>
+              </w:rPr>
+            </w:r>
+            <w:r>
+              <w:rPr>
+                <w:rFonts w:ascii="Arial" w:hAnsi="Arial"/>
+                <w:sz w:val="18"/>
+              </w:rPr>
+              <w:t>PASS</w:t>
+            </w:r>
+          </w:p>
+        </w:tc>
+        <w:tc>
+          <w:tcPr>
+            <w:tcW w:type="dxa" w:w="3118"/>
+          </w:tcPr>
+          <w:p>
+            <w:r>
+              <w:rPr>
+                <w:rFonts w:ascii="Arial" w:hAnsi="Arial"/>
+                <w:sz w:val="18"/>
+              </w:rPr>
+            </w:r>
+            <w:r>
+              <w:rPr>
+                <w:rFonts w:ascii="Arial" w:hAnsi="Arial"/>
+                <w:sz w:val="18"/>
+              </w:rPr>
+              <w:t>Smooth surge water reflects specularly → low VV.</w:t>
+            </w:r>
+          </w:p>
+        </w:tc>
+      </w:tr>
+      <w:tr>
+        <w:tc>
+          <w:tcPr>
+            <w:tcW w:type="dxa" w:w="1984"/>
+          </w:tcPr>
+          <w:p>
+            <w:r>
+              <w:rPr>
+                <w:rFonts w:ascii="Arial" w:hAnsi="Arial"/>
+                <w:sz w:val="18"/>
+              </w:rPr>
+            </w:r>
+            <w:r>
+              <w:rPr>
+                <w:rFonts w:ascii="Arial" w:hAnsi="Arial"/>
+                <w:sz w:val="18"/>
+              </w:rPr>
+              <w:t>delta cr opposite sign</w:t>
+            </w:r>
+          </w:p>
+        </w:tc>
+        <w:tc>
+          <w:tcPr>
+            <w:tcW w:type="dxa" w:w="1417"/>
+          </w:tcPr>
+          <w:p>
+            <w:r>
+              <w:rPr>
+                <w:rFonts w:ascii="Arial" w:hAnsi="Arial"/>
+                <w:sz w:val="18"/>
+              </w:rPr>
+            </w:r>
+            <w:r>
+              <w:rPr>
+                <w:rFonts w:ascii="Arial" w:hAnsi="Arial"/>
+                <w:sz w:val="18"/>
+              </w:rPr>
+              <w:t>cyclone &lt; 0 &lt; agronomic</w:t>
+            </w:r>
+          </w:p>
+        </w:tc>
+        <w:tc>
+          <w:tcPr>
+            <w:tcW w:type="dxa" w:w="1417"/>
+          </w:tcPr>
+          <w:p>
+            <w:r>
+              <w:rPr>
+                <w:rFonts w:ascii="Arial" w:hAnsi="Arial"/>
+                <w:sz w:val="18"/>
+              </w:rPr>
+            </w:r>
+            <w:r>
+              <w:rPr>
+                <w:rFonts w:ascii="Arial" w:hAnsi="Arial"/>
+                <w:sz w:val="18"/>
+              </w:rPr>
+              <w:t>cyc -0.309, agr 0.418</w:t>
+            </w:r>
+          </w:p>
+        </w:tc>
+        <w:tc>
+          <w:tcPr>
+            <w:tcW w:type="dxa" w:w="737"/>
+          </w:tcPr>
+          <w:p>
+            <w:r>
+              <w:rPr>
+                <w:rFonts w:ascii="Arial" w:hAnsi="Arial"/>
+                <w:sz w:val="18"/>
+              </w:rPr>
+            </w:r>
+            <w:r>
+              <w:rPr>
+                <w:rFonts w:ascii="Arial" w:hAnsi="Arial"/>
+                <w:sz w:val="18"/>
+              </w:rPr>
+              <w:t>PASS</w:t>
+            </w:r>
+          </w:p>
+        </w:tc>
+        <w:tc>
+          <w:tcPr>
+            <w:tcW w:type="dxa" w:w="3118"/>
+          </w:tcPr>
+          <w:p>
+            <w:r>
+              <w:rPr>
+                <w:rFonts w:ascii="Arial" w:hAnsi="Arial"/>
+                <w:sz w:val="18"/>
+              </w:rPr>
+            </w:r>
+            <w:r>
+              <w:rPr>
+                <w:rFonts w:ascii="Arial" w:hAnsi="Arial"/>
+                <w:sz w:val="18"/>
+              </w:rPr>
+              <w:t>Surge collapses cross-pol harder than co-pol (CR drops); agronomic shallow flooding inverts.</w:t>
+            </w:r>
+          </w:p>
+        </w:tc>
+      </w:tr>
+      <w:tr>
+        <w:tc>
+          <w:tcPr>
+            <w:tcW w:type="dxa" w:w="1984"/>
+          </w:tcPr>
+          <w:p>
+            <w:r>
+              <w:rPr>
+                <w:rFonts w:ascii="Arial" w:hAnsi="Arial"/>
+                <w:sz w:val="18"/>
+              </w:rPr>
+            </w:r>
+            <w:r>
+              <w:rPr>
+                <w:rFonts w:ascii="Arial" w:hAnsi="Arial"/>
+                <w:sz w:val="18"/>
+              </w:rPr>
+              <w:t>cyclone jrc permanence below 10pct</w:t>
+            </w:r>
+          </w:p>
+        </w:tc>
+        <w:tc>
+          <w:tcPr>
+            <w:tcW w:type="dxa" w:w="1417"/>
+          </w:tcPr>
+          <w:p>
+            <w:r>
+              <w:rPr>
+                <w:rFonts w:ascii="Arial" w:hAnsi="Arial"/>
+                <w:sz w:val="18"/>
+              </w:rPr>
+            </w:r>
+            <w:r>
+              <w:rPr>
+                <w:rFonts w:ascii="Arial" w:hAnsi="Arial"/>
+                <w:sz w:val="18"/>
+              </w:rPr>
+              <w:t>&lt; 10%</w:t>
+            </w:r>
+          </w:p>
+        </w:tc>
+        <w:tc>
+          <w:tcPr>
+            <w:tcW w:type="dxa" w:w="1417"/>
+          </w:tcPr>
+          <w:p>
+            <w:r>
+              <w:rPr>
+                <w:rFonts w:ascii="Arial" w:hAnsi="Arial"/>
+                <w:sz w:val="18"/>
+              </w:rPr>
+            </w:r>
+            <w:r>
+              <w:rPr>
+                <w:rFonts w:ascii="Arial" w:hAnsi="Arial"/>
+                <w:sz w:val="18"/>
+              </w:rPr>
+              <w:t>2.0</w:t>
+            </w:r>
+          </w:p>
+        </w:tc>
+        <w:tc>
+          <w:tcPr>
+            <w:tcW w:type="dxa" w:w="737"/>
+          </w:tcPr>
+          <w:p>
+            <w:r>
+              <w:rPr>
+                <w:rFonts w:ascii="Arial" w:hAnsi="Arial"/>
+                <w:sz w:val="18"/>
+              </w:rPr>
+            </w:r>
+            <w:r>
+              <w:rPr>
+                <w:rFonts w:ascii="Arial" w:hAnsi="Arial"/>
+                <w:sz w:val="18"/>
+              </w:rPr>
+              <w:t>PASS</w:t>
+            </w:r>
+          </w:p>
+        </w:tc>
+        <w:tc>
+          <w:tcPr>
+            <w:tcW w:type="dxa" w:w="3118"/>
+          </w:tcPr>
+          <w:p>
+            <w:r>
+              <w:rPr>
+                <w:rFonts w:ascii="Arial" w:hAnsi="Arial"/>
+                <w:sz w:val="18"/>
+              </w:rPr>
+            </w:r>
+            <w:r>
+              <w:rPr>
+                <w:rFonts w:ascii="Arial" w:hAnsi="Arial"/>
+                <w:sz w:val="18"/>
+              </w:rPr>
+              <w:t>Cyclone-flooded pixels are by construction normally-dry land (JRC long-term occurrence low).</w:t>
+            </w:r>
+          </w:p>
+        </w:tc>
+      </w:tr>
+    </w:tbl>
+    <w:p/>
+    <w:p>
+      <w:r>
+        <w:rPr>
+          <w:rFonts w:ascii="Arial" w:hAnsi="Arial"/>
+          <w:i/>
+          <w:sz w:val="18"/>
+        </w:rPr>
+        <w:t>Together, Panel A and Panel B confirm that the v0.3.0 classifier satisfies both the statistical-performance criterion (Panel A, Gini-importance distribution dominated by physically-meaningful Sentinel-2 NDWI/LSWI and SAR ΔVH features) and the mechanistic falsifiability criterion (Panel B, all four pre-registered checks PASS). Cross-references: Section 4.1 (Module 02 acceptance), Section 4.2 (backscatter confound demonstration), Section 3.7.4 (falsifiability-test framework).</w:t>
+      </w:r>
+    </w:p>
+    <w:p>
+      <w:r>
+        <w:rPr>
+          <w:rFonts w:ascii="Arial" w:hAnsi="Arial"/>
+          <w:sz w:val="20"/>
+        </w:rPr>
+        <w:br w:type="page"/>
+      </w:r>
+    </w:p>
+    <w:p>
+      <w:pPr>
+        <w:keepNext/>
+        <w:spacing w:before="240" w:after="120"/>
+      </w:pPr>
+      <w:bookmarkStart w:id="62239" w:name="table_s13a"/>
+      <w:r>
+        <w:rPr>
+          <w:rFonts w:ascii="Arial" w:hAnsi="Arial"/>
+          <w:b/>
+          <w:color w:val="1F3A5F"/>
+          <w:sz w:val="32"/>
+        </w:rPr>
+        <w:t>Table S13a — Per-(district, year, metric) v2.1 correction summary</w:t>
+      </w:r>
+      <w:bookmarkEnd w:id="62239"/>
+    </w:p>
+    <w:p>
+      <w:r>
+        <w:rPr>
+          <w:rFonts w:ascii="Arial" w:hAnsi="Arial"/>
+          <w:b/>
+          <w:color w:val="1F3A5F"/>
+          <w:sz w:val="26"/>
+        </w:rPr>
+        <w:t>Table S13a — Per-(district, year, metric) v2.1 correction summary</w:t>
+      </w:r>
+    </w:p>
+    <w:p>
+      <w:r>
+        <w:rPr>
+          <w:rFonts w:ascii="Arial" w:hAnsi="Arial"/>
+          <w:i/>
+          <w:sz w:val="18"/>
+        </w:rPr>
+        <w:t>All 35 cyclone-affected district-year-metric cells in the v2.1 real-data panel. For each cell: cyclone-flood pixel share f, saline-flood delta δ_cyc (days, from the cyclone-mask correction), raw DOY, corrected DOY, and the resulting correction in days (corrected − raw). Source: analysis/results/real_v21/v21_correction_summary.csv.</w:t>
+      </w:r>
+    </w:p>
+    <w:tbl>
+      <w:tblPr>
+        <w:tblStyle w:val="LightGrid-Accent1"/>
+        <w:tblW w:type="auto" w:w="0"/>
+        <w:tblLook w:firstColumn="1" w:firstRow="1" w:lastColumn="0" w:lastRow="0" w:noHBand="0" w:noVBand="1" w:val="04A0"/>
+      </w:tblPr>
+      <w:tblGrid>
+        <w:gridCol w:w="1108"/>
+        <w:gridCol w:w="1108"/>
+        <w:gridCol w:w="1108"/>
+        <w:gridCol w:w="1108"/>
+        <w:gridCol w:w="1108"/>
+        <w:gridCol w:w="1108"/>
+        <w:gridCol w:w="1108"/>
+        <w:gridCol w:w="1108"/>
+        <w:gridCol w:w="1108"/>
+      </w:tblGrid>
+      <w:tr>
+        <w:tc>
+          <w:tcPr>
+            <w:tcW w:type="dxa" w:w="1247"/>
+            <w:shd w:fill="1F3A5F"/>
+          </w:tcPr>
+          <w:p>
+            <w:r>
+              <w:rPr>
+                <w:rFonts w:ascii="Arial" w:hAnsi="Arial"/>
+                <w:sz w:val="18"/>
+              </w:rPr>
+            </w:r>
+            <w:r>
+              <w:rPr>
+                <w:rFonts w:ascii="Arial" w:hAnsi="Arial"/>
+                <w:b/>
+                <w:color w:val="FFFFFF"/>
+                <w:sz w:val="18"/>
+              </w:rPr>
+              <w:t>District</w:t>
+            </w:r>
+          </w:p>
+        </w:tc>
+        <w:tc>
+          <w:tcPr>
+            <w:tcW w:type="dxa" w:w="567"/>
+            <w:shd w:fill="1F3A5F"/>
+          </w:tcPr>
+          <w:p>
+            <w:r>
+              <w:rPr>
+                <w:rFonts w:ascii="Arial" w:hAnsi="Arial"/>
+                <w:sz w:val="18"/>
+              </w:rPr>
+            </w:r>
+            <w:r>
+              <w:rPr>
+                <w:rFonts w:ascii="Arial" w:hAnsi="Arial"/>
+                <w:b/>
+                <w:color w:val="FFFFFF"/>
+                <w:sz w:val="18"/>
+              </w:rPr>
+              <w:t>Year</w:t>
+            </w:r>
+          </w:p>
+        </w:tc>
+        <w:tc>
+          <w:tcPr>
+            <w:tcW w:type="dxa" w:w="850"/>
+            <w:shd w:fill="1F3A5F"/>
+          </w:tcPr>
+          <w:p>
+            <w:r>
+              <w:rPr>
+                <w:rFonts w:ascii="Arial" w:hAnsi="Arial"/>
+                <w:sz w:val="18"/>
+              </w:rPr>
+            </w:r>
+            <w:r>
+              <w:rPr>
+                <w:rFonts w:ascii="Arial" w:hAnsi="Arial"/>
+                <w:b/>
+                <w:color w:val="FFFFFF"/>
+                <w:sz w:val="18"/>
+              </w:rPr>
+              <w:t>Cyclone</w:t>
+            </w:r>
+          </w:p>
+        </w:tc>
+        <w:tc>
+          <w:tcPr>
+            <w:tcW w:type="dxa" w:w="567"/>
+            <w:shd w:fill="1F3A5F"/>
+          </w:tcPr>
+          <w:p>
+            <w:r>
+              <w:rPr>
+                <w:rFonts w:ascii="Arial" w:hAnsi="Arial"/>
+                <w:sz w:val="18"/>
+              </w:rPr>
+            </w:r>
+            <w:r>
+              <w:rPr>
+                <w:rFonts w:ascii="Arial" w:hAnsi="Arial"/>
+                <w:b/>
+                <w:color w:val="FFFFFF"/>
+                <w:sz w:val="18"/>
+              </w:rPr>
+              <w:t>Metric</w:t>
+            </w:r>
+          </w:p>
+        </w:tc>
+        <w:tc>
+          <w:tcPr>
+            <w:tcW w:type="dxa" w:w="794"/>
+            <w:shd w:fill="1F3A5F"/>
+          </w:tcPr>
+          <w:p>
+            <w:r>
+              <w:rPr>
+                <w:rFonts w:ascii="Arial" w:hAnsi="Arial"/>
+                <w:sz w:val="18"/>
+              </w:rPr>
+            </w:r>
+            <w:r>
+              <w:rPr>
+                <w:rFonts w:ascii="Arial" w:hAnsi="Arial"/>
+                <w:b/>
+                <w:color w:val="FFFFFF"/>
+                <w:sz w:val="18"/>
+              </w:rPr>
+              <w:t>f (%)</w:t>
+            </w:r>
+          </w:p>
+        </w:tc>
+        <w:tc>
+          <w:tcPr>
+            <w:tcW w:type="dxa" w:w="794"/>
+            <w:shd w:fill="1F3A5F"/>
+          </w:tcPr>
+          <w:p>
+            <w:r>
+              <w:rPr>
+                <w:rFonts w:ascii="Arial" w:hAnsi="Arial"/>
+                <w:sz w:val="18"/>
+              </w:rPr>
+            </w:r>
+            <w:r>
+              <w:rPr>
+                <w:rFonts w:ascii="Arial" w:hAnsi="Arial"/>
+                <w:b/>
+                <w:color w:val="FFFFFF"/>
+                <w:sz w:val="18"/>
+              </w:rPr>
+              <w:t>δ_cyc (d)</w:t>
+            </w:r>
+          </w:p>
+        </w:tc>
+        <w:tc>
+          <w:tcPr>
+            <w:tcW w:type="dxa" w:w="850"/>
+            <w:shd w:fill="1F3A5F"/>
+          </w:tcPr>
+          <w:p>
+            <w:r>
+              <w:rPr>
+                <w:rFonts w:ascii="Arial" w:hAnsi="Arial"/>
+                <w:sz w:val="18"/>
+              </w:rPr>
+            </w:r>
+            <w:r>
+              <w:rPr>
+                <w:rFonts w:ascii="Arial" w:hAnsi="Arial"/>
+                <w:b/>
+                <w:color w:val="FFFFFF"/>
+                <w:sz w:val="18"/>
+              </w:rPr>
+              <w:t>Raw DOY</w:t>
+            </w:r>
+          </w:p>
+        </w:tc>
+        <w:tc>
+          <w:tcPr>
+            <w:tcW w:type="dxa" w:w="964"/>
+            <w:shd w:fill="1F3A5F"/>
+          </w:tcPr>
+          <w:p>
+            <w:r>
+              <w:rPr>
+                <w:rFonts w:ascii="Arial" w:hAnsi="Arial"/>
+                <w:sz w:val="18"/>
+              </w:rPr>
+            </w:r>
+            <w:r>
+              <w:rPr>
+                <w:rFonts w:ascii="Arial" w:hAnsi="Arial"/>
+                <w:b/>
+                <w:color w:val="FFFFFF"/>
+                <w:sz w:val="18"/>
+              </w:rPr>
+              <w:t>Corrected DOY</w:t>
+            </w:r>
+          </w:p>
+        </w:tc>
+        <w:tc>
+          <w:tcPr>
+            <w:tcW w:type="dxa" w:w="964"/>
+            <w:shd w:fill="1F3A5F"/>
+          </w:tcPr>
+          <w:p>
+            <w:r>
+              <w:rPr>
+                <w:rFonts w:ascii="Arial" w:hAnsi="Arial"/>
+                <w:sz w:val="18"/>
+              </w:rPr>
+            </w:r>
+            <w:r>
+              <w:rPr>
+                <w:rFonts w:ascii="Arial" w:hAnsi="Arial"/>
+                <w:b/>
+                <w:color w:val="FFFFFF"/>
+                <w:sz w:val="18"/>
+              </w:rPr>
+              <w:t>Correction (d)</w:t>
+            </w:r>
+          </w:p>
+        </w:tc>
+      </w:tr>
+      <w:tr>
+        <w:tc>
+          <w:tcPr>
+            <w:tcW w:type="dxa" w:w="1247"/>
+          </w:tcPr>
+          <w:p>
+            <w:r>
+              <w:rPr>
+                <w:rFonts w:ascii="Arial" w:hAnsi="Arial"/>
+                <w:sz w:val="18"/>
+              </w:rPr>
+            </w:r>
+            <w:r>
+              <w:rPr>
+                <w:rFonts w:ascii="Arial" w:hAnsi="Arial"/>
+                <w:sz w:val="18"/>
+              </w:rPr>
+              <w:t>Baleshwar</w:t>
+            </w:r>
+          </w:p>
+        </w:tc>
+        <w:tc>
+          <w:tcPr>
+            <w:tcW w:type="dxa" w:w="567"/>
+          </w:tcPr>
+          <w:p>
+            <w:r>
+              <w:rPr>
+                <w:rFonts w:ascii="Arial" w:hAnsi="Arial"/>
+                <w:sz w:val="18"/>
+              </w:rPr>
+            </w:r>
+            <w:r>
+              <w:rPr>
+                <w:rFonts w:ascii="Arial" w:hAnsi="Arial"/>
+                <w:sz w:val="18"/>
+              </w:rPr>
+              <w:t>2020</w:t>
+            </w:r>
+          </w:p>
+        </w:tc>
+        <w:tc>
+          <w:tcPr>
+            <w:tcW w:type="dxa" w:w="850"/>
+          </w:tcPr>
+          <w:p>
+            <w:r>
+              <w:rPr>
+                <w:rFonts w:ascii="Arial" w:hAnsi="Arial"/>
+                <w:sz w:val="18"/>
+              </w:rPr>
+            </w:r>
+            <w:r>
+              <w:rPr>
+                <w:rFonts w:ascii="Arial" w:hAnsi="Arial"/>
+                <w:sz w:val="18"/>
+              </w:rPr>
+              <w:t>Amphan</w:t>
+            </w:r>
+          </w:p>
+        </w:tc>
+        <w:tc>
+          <w:tcPr>
+            <w:tcW w:type="dxa" w:w="567"/>
+          </w:tcPr>
+          <w:p>
+            <w:r>
+              <w:rPr>
+                <w:rFonts w:ascii="Arial" w:hAnsi="Arial"/>
+                <w:sz w:val="18"/>
+              </w:rPr>
+            </w:r>
+            <w:r>
+              <w:rPr>
+                <w:rFonts w:ascii="Arial" w:hAnsi="Arial"/>
+                <w:sz w:val="18"/>
+              </w:rPr>
+              <w:t>SOS</w:t>
+            </w:r>
+          </w:p>
+        </w:tc>
+        <w:tc>
+          <w:tcPr>
+            <w:tcW w:type="dxa" w:w="794"/>
+          </w:tcPr>
+          <w:p>
+            <w:r>
+              <w:rPr>
+                <w:rFonts w:ascii="Arial" w:hAnsi="Arial"/>
+                <w:sz w:val="18"/>
+              </w:rPr>
+            </w:r>
+            <w:r>
+              <w:rPr>
+                <w:rFonts w:ascii="Arial" w:hAnsi="Arial"/>
+                <w:sz w:val="18"/>
+              </w:rPr>
+              <w:t>0.334</w:t>
+            </w:r>
+          </w:p>
+        </w:tc>
+        <w:tc>
+          <w:tcPr>
+            <w:tcW w:type="dxa" w:w="794"/>
+          </w:tcPr>
+          <w:p>
+            <w:r>
+              <w:rPr>
+                <w:rFonts w:ascii="Arial" w:hAnsi="Arial"/>
+                <w:sz w:val="18"/>
+              </w:rPr>
+            </w:r>
+            <w:r>
+              <w:rPr>
+                <w:rFonts w:ascii="Arial" w:hAnsi="Arial"/>
+                <w:sz w:val="18"/>
+              </w:rPr>
+              <w:t>14.0</w:t>
+            </w:r>
+          </w:p>
+        </w:tc>
+        <w:tc>
+          <w:tcPr>
+            <w:tcW w:type="dxa" w:w="850"/>
+          </w:tcPr>
+          <w:p>
+            <w:r>
+              <w:rPr>
+                <w:rFonts w:ascii="Arial" w:hAnsi="Arial"/>
+                <w:sz w:val="18"/>
+              </w:rPr>
+            </w:r>
+            <w:r>
+              <w:rPr>
+                <w:rFonts w:ascii="Arial" w:hAnsi="Arial"/>
+                <w:sz w:val="18"/>
+              </w:rPr>
+              <w:t>167.00</w:t>
+            </w:r>
+          </w:p>
+        </w:tc>
+        <w:tc>
+          <w:tcPr>
+            <w:tcW w:type="dxa" w:w="964"/>
+          </w:tcPr>
+          <w:p>
+            <w:r>
+              <w:rPr>
+                <w:rFonts w:ascii="Arial" w:hAnsi="Arial"/>
+                <w:sz w:val="18"/>
+              </w:rPr>
+            </w:r>
+            <w:r>
+              <w:rPr>
+                <w:rFonts w:ascii="Arial" w:hAnsi="Arial"/>
+                <w:sz w:val="18"/>
+              </w:rPr>
+              <w:t>166.95</w:t>
+            </w:r>
+          </w:p>
+        </w:tc>
+        <w:tc>
+          <w:tcPr>
+            <w:tcW w:type="dxa" w:w="964"/>
+          </w:tcPr>
+          <w:p>
+            <w:r>
+              <w:rPr>
+                <w:rFonts w:ascii="Arial" w:hAnsi="Arial"/>
+                <w:sz w:val="18"/>
+              </w:rPr>
+            </w:r>
+            <w:r>
+              <w:rPr>
+                <w:rFonts w:ascii="Arial" w:hAnsi="Arial"/>
+                <w:sz w:val="18"/>
+              </w:rPr>
+              <w:t>-0.05</w:t>
+            </w:r>
+          </w:p>
+        </w:tc>
+      </w:tr>
+      <w:tr>
+        <w:tc>
+          <w:tcPr>
+            <w:tcW w:type="dxa" w:w="1247"/>
+          </w:tcPr>
+          <w:p>
+            <w:r>
+              <w:rPr>
+                <w:rFonts w:ascii="Arial" w:hAnsi="Arial"/>
+                <w:sz w:val="18"/>
+              </w:rPr>
+            </w:r>
+            <w:r>
+              <w:rPr>
+                <w:rFonts w:ascii="Arial" w:hAnsi="Arial"/>
+                <w:sz w:val="18"/>
+              </w:rPr>
+              <w:t>Baleshwar</w:t>
+            </w:r>
+          </w:p>
+        </w:tc>
+        <w:tc>
+          <w:tcPr>
+            <w:tcW w:type="dxa" w:w="567"/>
+          </w:tcPr>
+          <w:p>
+            <w:r>
+              <w:rPr>
+                <w:rFonts w:ascii="Arial" w:hAnsi="Arial"/>
+                <w:sz w:val="18"/>
+              </w:rPr>
+            </w:r>
+            <w:r>
+              <w:rPr>
+                <w:rFonts w:ascii="Arial" w:hAnsi="Arial"/>
+                <w:sz w:val="18"/>
+              </w:rPr>
+              <w:t>2020</w:t>
+            </w:r>
+          </w:p>
+        </w:tc>
+        <w:tc>
+          <w:tcPr>
+            <w:tcW w:type="dxa" w:w="850"/>
+          </w:tcPr>
+          <w:p>
+            <w:r>
+              <w:rPr>
+                <w:rFonts w:ascii="Arial" w:hAnsi="Arial"/>
+                <w:sz w:val="18"/>
+              </w:rPr>
+            </w:r>
+            <w:r>
+              <w:rPr>
+                <w:rFonts w:ascii="Arial" w:hAnsi="Arial"/>
+                <w:sz w:val="18"/>
+              </w:rPr>
+              <w:t>Amphan</w:t>
+            </w:r>
+          </w:p>
+        </w:tc>
+        <w:tc>
+          <w:tcPr>
+            <w:tcW w:type="dxa" w:w="567"/>
+          </w:tcPr>
+          <w:p>
+            <w:r>
+              <w:rPr>
+                <w:rFonts w:ascii="Arial" w:hAnsi="Arial"/>
+                <w:sz w:val="18"/>
+              </w:rPr>
+            </w:r>
+            <w:r>
+              <w:rPr>
+                <w:rFonts w:ascii="Arial" w:hAnsi="Arial"/>
+                <w:sz w:val="18"/>
+              </w:rPr>
+              <w:t>POS</w:t>
+            </w:r>
+          </w:p>
+        </w:tc>
+        <w:tc>
+          <w:tcPr>
+            <w:tcW w:type="dxa" w:w="794"/>
+          </w:tcPr>
+          <w:p>
+            <w:r>
+              <w:rPr>
+                <w:rFonts w:ascii="Arial" w:hAnsi="Arial"/>
+                <w:sz w:val="18"/>
+              </w:rPr>
+            </w:r>
+            <w:r>
+              <w:rPr>
+                <w:rFonts w:ascii="Arial" w:hAnsi="Arial"/>
+                <w:sz w:val="18"/>
+              </w:rPr>
+              <w:t>0.334</w:t>
+            </w:r>
+          </w:p>
+        </w:tc>
+        <w:tc>
+          <w:tcPr>
+            <w:tcW w:type="dxa" w:w="794"/>
+          </w:tcPr>
+          <w:p>
+            <w:r>
+              <w:rPr>
+                <w:rFonts w:ascii="Arial" w:hAnsi="Arial"/>
+                <w:sz w:val="18"/>
+              </w:rPr>
+            </w:r>
+            <w:r>
+              <w:rPr>
+                <w:rFonts w:ascii="Arial" w:hAnsi="Arial"/>
+                <w:sz w:val="18"/>
+              </w:rPr>
+              <w:t>7.0</w:t>
+            </w:r>
+          </w:p>
+        </w:tc>
+        <w:tc>
+          <w:tcPr>
+            <w:tcW w:type="dxa" w:w="850"/>
+          </w:tcPr>
+          <w:p>
+            <w:r>
+              <w:rPr>
+                <w:rFonts w:ascii="Arial" w:hAnsi="Arial"/>
+                <w:sz w:val="18"/>
+              </w:rPr>
+            </w:r>
+            <w:r>
+              <w:rPr>
+                <w:rFonts w:ascii="Arial" w:hAnsi="Arial"/>
+                <w:sz w:val="18"/>
+              </w:rPr>
+              <w:t>289.00</w:t>
+            </w:r>
+          </w:p>
+        </w:tc>
+        <w:tc>
+          <w:tcPr>
+            <w:tcW w:type="dxa" w:w="964"/>
+          </w:tcPr>
+          <w:p>
+            <w:r>
+              <w:rPr>
+                <w:rFonts w:ascii="Arial" w:hAnsi="Arial"/>
+                <w:sz w:val="18"/>
+              </w:rPr>
+            </w:r>
+            <w:r>
+              <w:rPr>
+                <w:rFonts w:ascii="Arial" w:hAnsi="Arial"/>
+                <w:sz w:val="18"/>
+              </w:rPr>
+              <w:t>288.98</w:t>
+            </w:r>
+          </w:p>
+        </w:tc>
+        <w:tc>
+          <w:tcPr>
+            <w:tcW w:type="dxa" w:w="964"/>
+          </w:tcPr>
+          <w:p>
+            <w:r>
+              <w:rPr>
+                <w:rFonts w:ascii="Arial" w:hAnsi="Arial"/>
+                <w:sz w:val="18"/>
+              </w:rPr>
+            </w:r>
+            <w:r>
+              <w:rPr>
+                <w:rFonts w:ascii="Arial" w:hAnsi="Arial"/>
+                <w:sz w:val="18"/>
+              </w:rPr>
+              <w:t>-0.02</w:t>
+            </w:r>
+          </w:p>
+        </w:tc>
+      </w:tr>
+      <w:tr>
+        <w:tc>
+          <w:tcPr>
+            <w:tcW w:type="dxa" w:w="1247"/>
+          </w:tcPr>
+          <w:p>
+            <w:r>
+              <w:rPr>
+                <w:rFonts w:ascii="Arial" w:hAnsi="Arial"/>
+                <w:sz w:val="18"/>
+              </w:rPr>
+            </w:r>
+            <w:r>
+              <w:rPr>
+                <w:rFonts w:ascii="Arial" w:hAnsi="Arial"/>
+                <w:sz w:val="18"/>
+              </w:rPr>
+              <w:t>Baleshwar</w:t>
+            </w:r>
+          </w:p>
+        </w:tc>
+        <w:tc>
+          <w:tcPr>
+            <w:tcW w:type="dxa" w:w="567"/>
+          </w:tcPr>
+          <w:p>
+            <w:r>
+              <w:rPr>
+                <w:rFonts w:ascii="Arial" w:hAnsi="Arial"/>
+                <w:sz w:val="18"/>
+              </w:rPr>
+            </w:r>
+            <w:r>
+              <w:rPr>
+                <w:rFonts w:ascii="Arial" w:hAnsi="Arial"/>
+                <w:sz w:val="18"/>
+              </w:rPr>
+              <w:t>2020</w:t>
+            </w:r>
+          </w:p>
+        </w:tc>
+        <w:tc>
+          <w:tcPr>
+            <w:tcW w:type="dxa" w:w="850"/>
+          </w:tcPr>
+          <w:p>
+            <w:r>
+              <w:rPr>
+                <w:rFonts w:ascii="Arial" w:hAnsi="Arial"/>
+                <w:sz w:val="18"/>
+              </w:rPr>
+            </w:r>
+            <w:r>
+              <w:rPr>
+                <w:rFonts w:ascii="Arial" w:hAnsi="Arial"/>
+                <w:sz w:val="18"/>
+              </w:rPr>
+              <w:t>Amphan</w:t>
+            </w:r>
+          </w:p>
+        </w:tc>
+        <w:tc>
+          <w:tcPr>
+            <w:tcW w:type="dxa" w:w="567"/>
+          </w:tcPr>
+          <w:p>
+            <w:r>
+              <w:rPr>
+                <w:rFonts w:ascii="Arial" w:hAnsi="Arial"/>
+                <w:sz w:val="18"/>
+              </w:rPr>
+            </w:r>
+            <w:r>
+              <w:rPr>
+                <w:rFonts w:ascii="Arial" w:hAnsi="Arial"/>
+                <w:sz w:val="18"/>
+              </w:rPr>
+              <w:t>EOS</w:t>
+            </w:r>
+          </w:p>
+        </w:tc>
+        <w:tc>
+          <w:tcPr>
+            <w:tcW w:type="dxa" w:w="794"/>
+          </w:tcPr>
+          <w:p>
+            <w:r>
+              <w:rPr>
+                <w:rFonts w:ascii="Arial" w:hAnsi="Arial"/>
+                <w:sz w:val="18"/>
+              </w:rPr>
+            </w:r>
+            <w:r>
+              <w:rPr>
+                <w:rFonts w:ascii="Arial" w:hAnsi="Arial"/>
+                <w:sz w:val="18"/>
+              </w:rPr>
+              <w:t>0.334</w:t>
+            </w:r>
+          </w:p>
+        </w:tc>
+        <w:tc>
+          <w:tcPr>
+            <w:tcW w:type="dxa" w:w="794"/>
+          </w:tcPr>
+          <w:p>
+            <w:r>
+              <w:rPr>
+                <w:rFonts w:ascii="Arial" w:hAnsi="Arial"/>
+                <w:sz w:val="18"/>
+              </w:rPr>
+            </w:r>
+            <w:r>
+              <w:rPr>
+                <w:rFonts w:ascii="Arial" w:hAnsi="Arial"/>
+                <w:sz w:val="18"/>
+              </w:rPr>
+              <w:t>21.0</w:t>
+            </w:r>
+          </w:p>
+        </w:tc>
+        <w:tc>
+          <w:tcPr>
+            <w:tcW w:type="dxa" w:w="850"/>
+          </w:tcPr>
+          <w:p>
+            <w:r>
+              <w:rPr>
+                <w:rFonts w:ascii="Arial" w:hAnsi="Arial"/>
+                <w:sz w:val="18"/>
+              </w:rPr>
+            </w:r>
+            <w:r>
+              <w:rPr>
+                <w:rFonts w:ascii="Arial" w:hAnsi="Arial"/>
+                <w:sz w:val="18"/>
+              </w:rPr>
+              <w:t>350.00</w:t>
+            </w:r>
+          </w:p>
+        </w:tc>
+        <w:tc>
+          <w:tcPr>
+            <w:tcW w:type="dxa" w:w="964"/>
+          </w:tcPr>
+          <w:p>
+            <w:r>
+              <w:rPr>
+                <w:rFonts w:ascii="Arial" w:hAnsi="Arial"/>
+                <w:sz w:val="18"/>
+              </w:rPr>
+            </w:r>
+            <w:r>
+              <w:rPr>
+                <w:rFonts w:ascii="Arial" w:hAnsi="Arial"/>
+                <w:sz w:val="18"/>
+              </w:rPr>
+              <w:t>349.93</w:t>
+            </w:r>
+          </w:p>
+        </w:tc>
+        <w:tc>
+          <w:tcPr>
+            <w:tcW w:type="dxa" w:w="964"/>
+          </w:tcPr>
+          <w:p>
+            <w:r>
+              <w:rPr>
+                <w:rFonts w:ascii="Arial" w:hAnsi="Arial"/>
+                <w:sz w:val="18"/>
+              </w:rPr>
+            </w:r>
+            <w:r>
+              <w:rPr>
+                <w:rFonts w:ascii="Arial" w:hAnsi="Arial"/>
+                <w:sz w:val="18"/>
+              </w:rPr>
+              <w:t>-0.07</w:t>
+            </w:r>
+          </w:p>
+        </w:tc>
+      </w:tr>
+      <w:tr>
+        <w:tc>
+          <w:tcPr>
+            <w:tcW w:type="dxa" w:w="1247"/>
+          </w:tcPr>
+          <w:p>
+            <w:r>
+              <w:rPr>
+                <w:rFonts w:ascii="Arial" w:hAnsi="Arial"/>
+                <w:sz w:val="18"/>
+              </w:rPr>
+            </w:r>
+            <w:r>
+              <w:rPr>
+                <w:rFonts w:ascii="Arial" w:hAnsi="Arial"/>
+                <w:sz w:val="18"/>
+              </w:rPr>
+              <w:t>Baleshwar</w:t>
+            </w:r>
+          </w:p>
+        </w:tc>
+        <w:tc>
+          <w:tcPr>
+            <w:tcW w:type="dxa" w:w="567"/>
+          </w:tcPr>
+          <w:p>
+            <w:r>
+              <w:rPr>
+                <w:rFonts w:ascii="Arial" w:hAnsi="Arial"/>
+                <w:sz w:val="18"/>
+              </w:rPr>
+            </w:r>
+            <w:r>
+              <w:rPr>
+                <w:rFonts w:ascii="Arial" w:hAnsi="Arial"/>
+                <w:sz w:val="18"/>
+              </w:rPr>
+              <w:t>2021</w:t>
+            </w:r>
+          </w:p>
+        </w:tc>
+        <w:tc>
+          <w:tcPr>
+            <w:tcW w:type="dxa" w:w="850"/>
+          </w:tcPr>
+          <w:p>
+            <w:r>
+              <w:rPr>
+                <w:rFonts w:ascii="Arial" w:hAnsi="Arial"/>
+                <w:sz w:val="18"/>
+              </w:rPr>
+            </w:r>
+            <w:r>
+              <w:rPr>
+                <w:rFonts w:ascii="Arial" w:hAnsi="Arial"/>
+                <w:sz w:val="18"/>
+              </w:rPr>
+              <w:t>Yaas</w:t>
+            </w:r>
+          </w:p>
+        </w:tc>
+        <w:tc>
+          <w:tcPr>
+            <w:tcW w:type="dxa" w:w="567"/>
+          </w:tcPr>
+          <w:p>
+            <w:r>
+              <w:rPr>
+                <w:rFonts w:ascii="Arial" w:hAnsi="Arial"/>
+                <w:sz w:val="18"/>
+              </w:rPr>
+            </w:r>
+            <w:r>
+              <w:rPr>
+                <w:rFonts w:ascii="Arial" w:hAnsi="Arial"/>
+                <w:sz w:val="18"/>
+              </w:rPr>
+              <w:t>SOS</w:t>
+            </w:r>
+          </w:p>
+        </w:tc>
+        <w:tc>
+          <w:tcPr>
+            <w:tcW w:type="dxa" w:w="794"/>
+          </w:tcPr>
+          <w:p>
+            <w:r>
+              <w:rPr>
+                <w:rFonts w:ascii="Arial" w:hAnsi="Arial"/>
+                <w:sz w:val="18"/>
+              </w:rPr>
+            </w:r>
+            <w:r>
+              <w:rPr>
+                <w:rFonts w:ascii="Arial" w:hAnsi="Arial"/>
+                <w:sz w:val="18"/>
+              </w:rPr>
+              <w:t>0.529</w:t>
+            </w:r>
+          </w:p>
+        </w:tc>
+        <w:tc>
+          <w:tcPr>
+            <w:tcW w:type="dxa" w:w="794"/>
+          </w:tcPr>
+          <w:p>
+            <w:r>
+              <w:rPr>
+                <w:rFonts w:ascii="Arial" w:hAnsi="Arial"/>
+                <w:sz w:val="18"/>
+              </w:rPr>
+            </w:r>
+            <w:r>
+              <w:rPr>
+                <w:rFonts w:ascii="Arial" w:hAnsi="Arial"/>
+                <w:sz w:val="18"/>
+              </w:rPr>
+              <w:t>14.0</w:t>
+            </w:r>
+          </w:p>
+        </w:tc>
+        <w:tc>
+          <w:tcPr>
+            <w:tcW w:type="dxa" w:w="850"/>
+          </w:tcPr>
+          <w:p>
+            <w:r>
+              <w:rPr>
+                <w:rFonts w:ascii="Arial" w:hAnsi="Arial"/>
+                <w:sz w:val="18"/>
+              </w:rPr>
+            </w:r>
+            <w:r>
+              <w:rPr>
+                <w:rFonts w:ascii="Arial" w:hAnsi="Arial"/>
+                <w:sz w:val="18"/>
+              </w:rPr>
+              <w:t>166.00</w:t>
+            </w:r>
+          </w:p>
+        </w:tc>
+        <w:tc>
+          <w:tcPr>
+            <w:tcW w:type="dxa" w:w="964"/>
+          </w:tcPr>
+          <w:p>
+            <w:r>
+              <w:rPr>
+                <w:rFonts w:ascii="Arial" w:hAnsi="Arial"/>
+                <w:sz w:val="18"/>
+              </w:rPr>
+            </w:r>
+            <w:r>
+              <w:rPr>
+                <w:rFonts w:ascii="Arial" w:hAnsi="Arial"/>
+                <w:sz w:val="18"/>
+              </w:rPr>
+              <w:t>165.93</w:t>
+            </w:r>
+          </w:p>
+        </w:tc>
+        <w:tc>
+          <w:tcPr>
+            <w:tcW w:type="dxa" w:w="964"/>
+          </w:tcPr>
+          <w:p>
+            <w:r>
+              <w:rPr>
+                <w:rFonts w:ascii="Arial" w:hAnsi="Arial"/>
+                <w:sz w:val="18"/>
+              </w:rPr>
+            </w:r>
+            <w:r>
+              <w:rPr>
+                <w:rFonts w:ascii="Arial" w:hAnsi="Arial"/>
+                <w:sz w:val="18"/>
+              </w:rPr>
+              <w:t>-0.07</w:t>
+            </w:r>
+          </w:p>
+        </w:tc>
+      </w:tr>
+      <w:tr>
+        <w:tc>
+          <w:tcPr>
+            <w:tcW w:type="dxa" w:w="1247"/>
+          </w:tcPr>
+          <w:p>
+            <w:r>
+              <w:rPr>
+                <w:rFonts w:ascii="Arial" w:hAnsi="Arial"/>
+                <w:sz w:val="18"/>
+              </w:rPr>
+            </w:r>
+            <w:r>
+              <w:rPr>
+                <w:rFonts w:ascii="Arial" w:hAnsi="Arial"/>
+                <w:sz w:val="18"/>
+              </w:rPr>
+              <w:t>Baleshwar</w:t>
+            </w:r>
+          </w:p>
+        </w:tc>
+        <w:tc>
+          <w:tcPr>
+            <w:tcW w:type="dxa" w:w="567"/>
+          </w:tcPr>
+          <w:p>
+            <w:r>
+              <w:rPr>
+                <w:rFonts w:ascii="Arial" w:hAnsi="Arial"/>
+                <w:sz w:val="18"/>
+              </w:rPr>
+            </w:r>
+            <w:r>
+              <w:rPr>
+                <w:rFonts w:ascii="Arial" w:hAnsi="Arial"/>
+                <w:sz w:val="18"/>
+              </w:rPr>
+              <w:t>2021</w:t>
+            </w:r>
+          </w:p>
+        </w:tc>
+        <w:tc>
+          <w:tcPr>
+            <w:tcW w:type="dxa" w:w="850"/>
+          </w:tcPr>
+          <w:p>
+            <w:r>
+              <w:rPr>
+                <w:rFonts w:ascii="Arial" w:hAnsi="Arial"/>
+                <w:sz w:val="18"/>
+              </w:rPr>
+            </w:r>
+            <w:r>
+              <w:rPr>
+                <w:rFonts w:ascii="Arial" w:hAnsi="Arial"/>
+                <w:sz w:val="18"/>
+              </w:rPr>
+              <w:t>Yaas</w:t>
+            </w:r>
+          </w:p>
+        </w:tc>
+        <w:tc>
+          <w:tcPr>
+            <w:tcW w:type="dxa" w:w="567"/>
+          </w:tcPr>
+          <w:p>
+            <w:r>
+              <w:rPr>
+                <w:rFonts w:ascii="Arial" w:hAnsi="Arial"/>
+                <w:sz w:val="18"/>
+              </w:rPr>
+            </w:r>
+            <w:r>
+              <w:rPr>
+                <w:rFonts w:ascii="Arial" w:hAnsi="Arial"/>
+                <w:sz w:val="18"/>
+              </w:rPr>
+              <w:t>POS</w:t>
+            </w:r>
+          </w:p>
+        </w:tc>
+        <w:tc>
+          <w:tcPr>
+            <w:tcW w:type="dxa" w:w="794"/>
+          </w:tcPr>
+          <w:p>
+            <w:r>
+              <w:rPr>
+                <w:rFonts w:ascii="Arial" w:hAnsi="Arial"/>
+                <w:sz w:val="18"/>
+              </w:rPr>
+            </w:r>
+            <w:r>
+              <w:rPr>
+                <w:rFonts w:ascii="Arial" w:hAnsi="Arial"/>
+                <w:sz w:val="18"/>
+              </w:rPr>
+              <w:t>0.529</w:t>
+            </w:r>
+          </w:p>
+        </w:tc>
+        <w:tc>
+          <w:tcPr>
+            <w:tcW w:type="dxa" w:w="794"/>
+          </w:tcPr>
+          <w:p>
+            <w:r>
+              <w:rPr>
+                <w:rFonts w:ascii="Arial" w:hAnsi="Arial"/>
+                <w:sz w:val="18"/>
+              </w:rPr>
+            </w:r>
+            <w:r>
+              <w:rPr>
+                <w:rFonts w:ascii="Arial" w:hAnsi="Arial"/>
+                <w:sz w:val="18"/>
+              </w:rPr>
+              <w:t>7.0</w:t>
+            </w:r>
+          </w:p>
+        </w:tc>
+        <w:tc>
+          <w:tcPr>
+            <w:tcW w:type="dxa" w:w="850"/>
+          </w:tcPr>
+          <w:p>
+            <w:r>
+              <w:rPr>
+                <w:rFonts w:ascii="Arial" w:hAnsi="Arial"/>
+                <w:sz w:val="18"/>
+              </w:rPr>
+            </w:r>
+            <w:r>
+              <w:rPr>
+                <w:rFonts w:ascii="Arial" w:hAnsi="Arial"/>
+                <w:sz w:val="18"/>
+              </w:rPr>
+              <w:t>288.00</w:t>
+            </w:r>
+          </w:p>
+        </w:tc>
+        <w:tc>
+          <w:tcPr>
+            <w:tcW w:type="dxa" w:w="964"/>
+          </w:tcPr>
+          <w:p>
+            <w:r>
+              <w:rPr>
+                <w:rFonts w:ascii="Arial" w:hAnsi="Arial"/>
+                <w:sz w:val="18"/>
+              </w:rPr>
+            </w:r>
+            <w:r>
+              <w:rPr>
+                <w:rFonts w:ascii="Arial" w:hAnsi="Arial"/>
+                <w:sz w:val="18"/>
+              </w:rPr>
+              <w:t>287.96</w:t>
+            </w:r>
+          </w:p>
+        </w:tc>
+        <w:tc>
+          <w:tcPr>
+            <w:tcW w:type="dxa" w:w="964"/>
+          </w:tcPr>
+          <w:p>
+            <w:r>
+              <w:rPr>
+                <w:rFonts w:ascii="Arial" w:hAnsi="Arial"/>
+                <w:sz w:val="18"/>
+              </w:rPr>
+            </w:r>
+            <w:r>
+              <w:rPr>
+                <w:rFonts w:ascii="Arial" w:hAnsi="Arial"/>
+                <w:sz w:val="18"/>
+              </w:rPr>
+              <w:t>-0.04</w:t>
+            </w:r>
+          </w:p>
+        </w:tc>
+      </w:tr>
+      <w:tr>
+        <w:tc>
+          <w:tcPr>
+            <w:tcW w:type="dxa" w:w="1247"/>
+          </w:tcPr>
+          <w:p>
+            <w:r>
+              <w:rPr>
+                <w:rFonts w:ascii="Arial" w:hAnsi="Arial"/>
+                <w:sz w:val="18"/>
+              </w:rPr>
+            </w:r>
+            <w:r>
+              <w:rPr>
+                <w:rFonts w:ascii="Arial" w:hAnsi="Arial"/>
+                <w:sz w:val="18"/>
+              </w:rPr>
+              <w:t>Baleshwar</w:t>
+            </w:r>
+          </w:p>
+        </w:tc>
+        <w:tc>
+          <w:tcPr>
+            <w:tcW w:type="dxa" w:w="567"/>
+          </w:tcPr>
+          <w:p>
+            <w:r>
+              <w:rPr>
+                <w:rFonts w:ascii="Arial" w:hAnsi="Arial"/>
+                <w:sz w:val="18"/>
+              </w:rPr>
+            </w:r>
+            <w:r>
+              <w:rPr>
+                <w:rFonts w:ascii="Arial" w:hAnsi="Arial"/>
+                <w:sz w:val="18"/>
+              </w:rPr>
+              <w:t>2021</w:t>
+            </w:r>
+          </w:p>
+        </w:tc>
+        <w:tc>
+          <w:tcPr>
+            <w:tcW w:type="dxa" w:w="850"/>
+          </w:tcPr>
+          <w:p>
+            <w:r>
+              <w:rPr>
+                <w:rFonts w:ascii="Arial" w:hAnsi="Arial"/>
+                <w:sz w:val="18"/>
+              </w:rPr>
+            </w:r>
+            <w:r>
+              <w:rPr>
+                <w:rFonts w:ascii="Arial" w:hAnsi="Arial"/>
+                <w:sz w:val="18"/>
+              </w:rPr>
+              <w:t>Yaas</w:t>
+            </w:r>
+          </w:p>
+        </w:tc>
+        <w:tc>
+          <w:tcPr>
+            <w:tcW w:type="dxa" w:w="567"/>
+          </w:tcPr>
+          <w:p>
+            <w:r>
+              <w:rPr>
+                <w:rFonts w:ascii="Arial" w:hAnsi="Arial"/>
+                <w:sz w:val="18"/>
+              </w:rPr>
+            </w:r>
+            <w:r>
+              <w:rPr>
+                <w:rFonts w:ascii="Arial" w:hAnsi="Arial"/>
+                <w:sz w:val="18"/>
+              </w:rPr>
+              <w:t>EOS</w:t>
+            </w:r>
+          </w:p>
+        </w:tc>
+        <w:tc>
+          <w:tcPr>
+            <w:tcW w:type="dxa" w:w="794"/>
+          </w:tcPr>
+          <w:p>
+            <w:r>
+              <w:rPr>
+                <w:rFonts w:ascii="Arial" w:hAnsi="Arial"/>
+                <w:sz w:val="18"/>
+              </w:rPr>
+            </w:r>
+            <w:r>
+              <w:rPr>
+                <w:rFonts w:ascii="Arial" w:hAnsi="Arial"/>
+                <w:sz w:val="18"/>
+              </w:rPr>
+              <w:t>0.529</w:t>
+            </w:r>
+          </w:p>
+        </w:tc>
+        <w:tc>
+          <w:tcPr>
+            <w:tcW w:type="dxa" w:w="794"/>
+          </w:tcPr>
+          <w:p>
+            <w:r>
+              <w:rPr>
+                <w:rFonts w:ascii="Arial" w:hAnsi="Arial"/>
+                <w:sz w:val="18"/>
+              </w:rPr>
+            </w:r>
+            <w:r>
+              <w:rPr>
+                <w:rFonts w:ascii="Arial" w:hAnsi="Arial"/>
+                <w:sz w:val="18"/>
+              </w:rPr>
+              <w:t>21.0</w:t>
+            </w:r>
+          </w:p>
+        </w:tc>
+        <w:tc>
+          <w:tcPr>
+            <w:tcW w:type="dxa" w:w="850"/>
+          </w:tcPr>
+          <w:p>
+            <w:r>
+              <w:rPr>
+                <w:rFonts w:ascii="Arial" w:hAnsi="Arial"/>
+                <w:sz w:val="18"/>
+              </w:rPr>
+            </w:r>
+            <w:r>
+              <w:rPr>
+                <w:rFonts w:ascii="Arial" w:hAnsi="Arial"/>
+                <w:sz w:val="18"/>
+              </w:rPr>
+              <w:t>349.00</w:t>
+            </w:r>
+          </w:p>
+        </w:tc>
+        <w:tc>
+          <w:tcPr>
+            <w:tcW w:type="dxa" w:w="964"/>
+          </w:tcPr>
+          <w:p>
+            <w:r>
+              <w:rPr>
+                <w:rFonts w:ascii="Arial" w:hAnsi="Arial"/>
+                <w:sz w:val="18"/>
+              </w:rPr>
+            </w:r>
+            <w:r>
+              <w:rPr>
+                <w:rFonts w:ascii="Arial" w:hAnsi="Arial"/>
+                <w:sz w:val="18"/>
+              </w:rPr>
+              <w:t>348.89</w:t>
+            </w:r>
+          </w:p>
+        </w:tc>
+        <w:tc>
+          <w:tcPr>
+            <w:tcW w:type="dxa" w:w="964"/>
+          </w:tcPr>
+          <w:p>
+            <w:r>
+              <w:rPr>
+                <w:rFonts w:ascii="Arial" w:hAnsi="Arial"/>
+                <w:sz w:val="18"/>
+              </w:rPr>
+            </w:r>
+            <w:r>
+              <w:rPr>
+                <w:rFonts w:ascii="Arial" w:hAnsi="Arial"/>
+                <w:sz w:val="18"/>
+              </w:rPr>
+              <w:t>-0.11</w:t>
+            </w:r>
+          </w:p>
+        </w:tc>
+      </w:tr>
+      <w:tr>
+        <w:tc>
+          <w:tcPr>
+            <w:tcW w:type="dxa" w:w="1247"/>
+          </w:tcPr>
+          <w:p>
+            <w:r>
+              <w:rPr>
+                <w:rFonts w:ascii="Arial" w:hAnsi="Arial"/>
+                <w:sz w:val="18"/>
+              </w:rPr>
+            </w:r>
+            <w:r>
+              <w:rPr>
+                <w:rFonts w:ascii="Arial" w:hAnsi="Arial"/>
+                <w:sz w:val="18"/>
+              </w:rPr>
+              <w:t>Bhadrak</w:t>
+            </w:r>
+          </w:p>
+        </w:tc>
+        <w:tc>
+          <w:tcPr>
+            <w:tcW w:type="dxa" w:w="567"/>
+          </w:tcPr>
+          <w:p>
+            <w:r>
+              <w:rPr>
+                <w:rFonts w:ascii="Arial" w:hAnsi="Arial"/>
+                <w:sz w:val="18"/>
+              </w:rPr>
+            </w:r>
+            <w:r>
+              <w:rPr>
+                <w:rFonts w:ascii="Arial" w:hAnsi="Arial"/>
+                <w:sz w:val="18"/>
+              </w:rPr>
+              <w:t>2020</w:t>
+            </w:r>
+          </w:p>
+        </w:tc>
+        <w:tc>
+          <w:tcPr>
+            <w:tcW w:type="dxa" w:w="850"/>
+          </w:tcPr>
+          <w:p>
+            <w:r>
+              <w:rPr>
+                <w:rFonts w:ascii="Arial" w:hAnsi="Arial"/>
+                <w:sz w:val="18"/>
+              </w:rPr>
+            </w:r>
+            <w:r>
+              <w:rPr>
+                <w:rFonts w:ascii="Arial" w:hAnsi="Arial"/>
+                <w:sz w:val="18"/>
+              </w:rPr>
+              <w:t>Amphan</w:t>
+            </w:r>
+          </w:p>
+        </w:tc>
+        <w:tc>
+          <w:tcPr>
+            <w:tcW w:type="dxa" w:w="567"/>
+          </w:tcPr>
+          <w:p>
+            <w:r>
+              <w:rPr>
+                <w:rFonts w:ascii="Arial" w:hAnsi="Arial"/>
+                <w:sz w:val="18"/>
+              </w:rPr>
+            </w:r>
+            <w:r>
+              <w:rPr>
+                <w:rFonts w:ascii="Arial" w:hAnsi="Arial"/>
+                <w:sz w:val="18"/>
+              </w:rPr>
+              <w:t>SOS</w:t>
+            </w:r>
+          </w:p>
+        </w:tc>
+        <w:tc>
+          <w:tcPr>
+            <w:tcW w:type="dxa" w:w="794"/>
+          </w:tcPr>
+          <w:p>
+            <w:r>
+              <w:rPr>
+                <w:rFonts w:ascii="Arial" w:hAnsi="Arial"/>
+                <w:sz w:val="18"/>
+              </w:rPr>
+            </w:r>
+            <w:r>
+              <w:rPr>
+                <w:rFonts w:ascii="Arial" w:hAnsi="Arial"/>
+                <w:sz w:val="18"/>
+              </w:rPr>
+              <w:t>0.785</w:t>
+            </w:r>
+          </w:p>
+        </w:tc>
+        <w:tc>
+          <w:tcPr>
+            <w:tcW w:type="dxa" w:w="794"/>
+          </w:tcPr>
+          <w:p>
+            <w:r>
+              <w:rPr>
+                <w:rFonts w:ascii="Arial" w:hAnsi="Arial"/>
+                <w:sz w:val="18"/>
+              </w:rPr>
+            </w:r>
+            <w:r>
+              <w:rPr>
+                <w:rFonts w:ascii="Arial" w:hAnsi="Arial"/>
+                <w:sz w:val="18"/>
+              </w:rPr>
+              <w:t>14.0</w:t>
+            </w:r>
+          </w:p>
+        </w:tc>
+        <w:tc>
+          <w:tcPr>
+            <w:tcW w:type="dxa" w:w="850"/>
+          </w:tcPr>
+          <w:p>
+            <w:r>
+              <w:rPr>
+                <w:rFonts w:ascii="Arial" w:hAnsi="Arial"/>
+                <w:sz w:val="18"/>
+              </w:rPr>
+            </w:r>
+            <w:r>
+              <w:rPr>
+                <w:rFonts w:ascii="Arial" w:hAnsi="Arial"/>
+                <w:sz w:val="18"/>
+              </w:rPr>
+              <w:t>259.00</w:t>
+            </w:r>
+          </w:p>
+        </w:tc>
+        <w:tc>
+          <w:tcPr>
+            <w:tcW w:type="dxa" w:w="964"/>
+          </w:tcPr>
+          <w:p>
+            <w:r>
+              <w:rPr>
+                <w:rFonts w:ascii="Arial" w:hAnsi="Arial"/>
+                <w:sz w:val="18"/>
+              </w:rPr>
+            </w:r>
+            <w:r>
+              <w:rPr>
+                <w:rFonts w:ascii="Arial" w:hAnsi="Arial"/>
+                <w:sz w:val="18"/>
+              </w:rPr>
+              <w:t>258.89</w:t>
+            </w:r>
+          </w:p>
+        </w:tc>
+        <w:tc>
+          <w:tcPr>
+            <w:tcW w:type="dxa" w:w="964"/>
+          </w:tcPr>
+          <w:p>
+            <w:r>
+              <w:rPr>
+                <w:rFonts w:ascii="Arial" w:hAnsi="Arial"/>
+                <w:sz w:val="18"/>
+              </w:rPr>
+            </w:r>
+            <w:r>
+              <w:rPr>
+                <w:rFonts w:ascii="Arial" w:hAnsi="Arial"/>
+                <w:sz w:val="18"/>
+              </w:rPr>
+              <w:t>-0.11</w:t>
+            </w:r>
+          </w:p>
+        </w:tc>
+      </w:tr>
+      <w:tr>
+        <w:tc>
+          <w:tcPr>
+            <w:tcW w:type="dxa" w:w="1247"/>
+          </w:tcPr>
+          <w:p>
+            <w:r>
+              <w:rPr>
+                <w:rFonts w:ascii="Arial" w:hAnsi="Arial"/>
+                <w:sz w:val="18"/>
+              </w:rPr>
+            </w:r>
+            <w:r>
+              <w:rPr>
+                <w:rFonts w:ascii="Arial" w:hAnsi="Arial"/>
+                <w:sz w:val="18"/>
+              </w:rPr>
+              <w:t>Bhadrak</w:t>
+            </w:r>
+          </w:p>
+        </w:tc>
+        <w:tc>
+          <w:tcPr>
+            <w:tcW w:type="dxa" w:w="567"/>
+          </w:tcPr>
+          <w:p>
+            <w:r>
+              <w:rPr>
+                <w:rFonts w:ascii="Arial" w:hAnsi="Arial"/>
+                <w:sz w:val="18"/>
+              </w:rPr>
+            </w:r>
+            <w:r>
+              <w:rPr>
+                <w:rFonts w:ascii="Arial" w:hAnsi="Arial"/>
+                <w:sz w:val="18"/>
+              </w:rPr>
+              <w:t>2020</w:t>
+            </w:r>
+          </w:p>
+        </w:tc>
+        <w:tc>
+          <w:tcPr>
+            <w:tcW w:type="dxa" w:w="850"/>
+          </w:tcPr>
+          <w:p>
+            <w:r>
+              <w:rPr>
+                <w:rFonts w:ascii="Arial" w:hAnsi="Arial"/>
+                <w:sz w:val="18"/>
+              </w:rPr>
+            </w:r>
+            <w:r>
+              <w:rPr>
+                <w:rFonts w:ascii="Arial" w:hAnsi="Arial"/>
+                <w:sz w:val="18"/>
+              </w:rPr>
+              <w:t>Amphan</w:t>
+            </w:r>
+          </w:p>
+        </w:tc>
+        <w:tc>
+          <w:tcPr>
+            <w:tcW w:type="dxa" w:w="567"/>
+          </w:tcPr>
+          <w:p>
+            <w:r>
+              <w:rPr>
+                <w:rFonts w:ascii="Arial" w:hAnsi="Arial"/>
+                <w:sz w:val="18"/>
+              </w:rPr>
+            </w:r>
+            <w:r>
+              <w:rPr>
+                <w:rFonts w:ascii="Arial" w:hAnsi="Arial"/>
+                <w:sz w:val="18"/>
+              </w:rPr>
+              <w:t>POS</w:t>
+            </w:r>
+          </w:p>
+        </w:tc>
+        <w:tc>
+          <w:tcPr>
+            <w:tcW w:type="dxa" w:w="794"/>
+          </w:tcPr>
+          <w:p>
+            <w:r>
+              <w:rPr>
+                <w:rFonts w:ascii="Arial" w:hAnsi="Arial"/>
+                <w:sz w:val="18"/>
+              </w:rPr>
+            </w:r>
+            <w:r>
+              <w:rPr>
+                <w:rFonts w:ascii="Arial" w:hAnsi="Arial"/>
+                <w:sz w:val="18"/>
+              </w:rPr>
+              <w:t>0.785</w:t>
+            </w:r>
+          </w:p>
+        </w:tc>
+        <w:tc>
+          <w:tcPr>
+            <w:tcW w:type="dxa" w:w="794"/>
+          </w:tcPr>
+          <w:p>
+            <w:r>
+              <w:rPr>
+                <w:rFonts w:ascii="Arial" w:hAnsi="Arial"/>
+                <w:sz w:val="18"/>
+              </w:rPr>
+            </w:r>
+            <w:r>
+              <w:rPr>
+                <w:rFonts w:ascii="Arial" w:hAnsi="Arial"/>
+                <w:sz w:val="18"/>
+              </w:rPr>
+              <w:t>7.0</w:t>
+            </w:r>
+          </w:p>
+        </w:tc>
+        <w:tc>
+          <w:tcPr>
+            <w:tcW w:type="dxa" w:w="850"/>
+          </w:tcPr>
+          <w:p>
+            <w:r>
+              <w:rPr>
+                <w:rFonts w:ascii="Arial" w:hAnsi="Arial"/>
+                <w:sz w:val="18"/>
+              </w:rPr>
+            </w:r>
+            <w:r>
+              <w:rPr>
+                <w:rFonts w:ascii="Arial" w:hAnsi="Arial"/>
+                <w:sz w:val="18"/>
+              </w:rPr>
+              <w:t>289.00</w:t>
+            </w:r>
+          </w:p>
+        </w:tc>
+        <w:tc>
+          <w:tcPr>
+            <w:tcW w:type="dxa" w:w="964"/>
+          </w:tcPr>
+          <w:p>
+            <w:r>
+              <w:rPr>
+                <w:rFonts w:ascii="Arial" w:hAnsi="Arial"/>
+                <w:sz w:val="18"/>
+              </w:rPr>
+            </w:r>
+            <w:r>
+              <w:rPr>
+                <w:rFonts w:ascii="Arial" w:hAnsi="Arial"/>
+                <w:sz w:val="18"/>
+              </w:rPr>
+              <w:t>288.95</w:t>
+            </w:r>
+          </w:p>
+        </w:tc>
+        <w:tc>
+          <w:tcPr>
+            <w:tcW w:type="dxa" w:w="964"/>
+          </w:tcPr>
+          <w:p>
+            <w:r>
+              <w:rPr>
+                <w:rFonts w:ascii="Arial" w:hAnsi="Arial"/>
+                <w:sz w:val="18"/>
+              </w:rPr>
+            </w:r>
+            <w:r>
+              <w:rPr>
+                <w:rFonts w:ascii="Arial" w:hAnsi="Arial"/>
+                <w:sz w:val="18"/>
+              </w:rPr>
+              <w:t>-0.05</w:t>
+            </w:r>
+          </w:p>
+        </w:tc>
+      </w:tr>
+      <w:tr>
+        <w:tc>
+          <w:tcPr>
+            <w:tcW w:type="dxa" w:w="1247"/>
+          </w:tcPr>
+          <w:p>
+            <w:r>
+              <w:rPr>
+                <w:rFonts w:ascii="Arial" w:hAnsi="Arial"/>
+                <w:sz w:val="18"/>
+              </w:rPr>
+            </w:r>
+            <w:r>
+              <w:rPr>
+                <w:rFonts w:ascii="Arial" w:hAnsi="Arial"/>
+                <w:sz w:val="18"/>
+              </w:rPr>
+              <w:t>Bhadrak</w:t>
+            </w:r>
+          </w:p>
+        </w:tc>
+        <w:tc>
+          <w:tcPr>
+            <w:tcW w:type="dxa" w:w="567"/>
+          </w:tcPr>
+          <w:p>
+            <w:r>
+              <w:rPr>
+                <w:rFonts w:ascii="Arial" w:hAnsi="Arial"/>
+                <w:sz w:val="18"/>
+              </w:rPr>
+            </w:r>
+            <w:r>
+              <w:rPr>
+                <w:rFonts w:ascii="Arial" w:hAnsi="Arial"/>
+                <w:sz w:val="18"/>
+              </w:rPr>
+              <w:t>2020</w:t>
+            </w:r>
+          </w:p>
+        </w:tc>
+        <w:tc>
+          <w:tcPr>
+            <w:tcW w:type="dxa" w:w="850"/>
+          </w:tcPr>
+          <w:p>
+            <w:r>
+              <w:rPr>
+                <w:rFonts w:ascii="Arial" w:hAnsi="Arial"/>
+                <w:sz w:val="18"/>
+              </w:rPr>
+            </w:r>
+            <w:r>
+              <w:rPr>
+                <w:rFonts w:ascii="Arial" w:hAnsi="Arial"/>
+                <w:sz w:val="18"/>
+              </w:rPr>
+              <w:t>Amphan</w:t>
+            </w:r>
+          </w:p>
+        </w:tc>
+        <w:tc>
+          <w:tcPr>
+            <w:tcW w:type="dxa" w:w="567"/>
+          </w:tcPr>
+          <w:p>
+            <w:r>
+              <w:rPr>
+                <w:rFonts w:ascii="Arial" w:hAnsi="Arial"/>
+                <w:sz w:val="18"/>
+              </w:rPr>
+            </w:r>
+            <w:r>
+              <w:rPr>
+                <w:rFonts w:ascii="Arial" w:hAnsi="Arial"/>
+                <w:sz w:val="18"/>
+              </w:rPr>
+              <w:t>EOS</w:t>
+            </w:r>
+          </w:p>
+        </w:tc>
+        <w:tc>
+          <w:tcPr>
+            <w:tcW w:type="dxa" w:w="794"/>
+          </w:tcPr>
+          <w:p>
+            <w:r>
+              <w:rPr>
+                <w:rFonts w:ascii="Arial" w:hAnsi="Arial"/>
+                <w:sz w:val="18"/>
+              </w:rPr>
+            </w:r>
+            <w:r>
+              <w:rPr>
+                <w:rFonts w:ascii="Arial" w:hAnsi="Arial"/>
+                <w:sz w:val="18"/>
+              </w:rPr>
+              <w:t>0.785</w:t>
+            </w:r>
+          </w:p>
+        </w:tc>
+        <w:tc>
+          <w:tcPr>
+            <w:tcW w:type="dxa" w:w="794"/>
+          </w:tcPr>
+          <w:p>
+            <w:r>
+              <w:rPr>
+                <w:rFonts w:ascii="Arial" w:hAnsi="Arial"/>
+                <w:sz w:val="18"/>
+              </w:rPr>
+            </w:r>
+            <w:r>
+              <w:rPr>
+                <w:rFonts w:ascii="Arial" w:hAnsi="Arial"/>
+                <w:sz w:val="18"/>
+              </w:rPr>
+              <w:t>21.0</w:t>
+            </w:r>
+          </w:p>
+        </w:tc>
+        <w:tc>
+          <w:tcPr>
+            <w:tcW w:type="dxa" w:w="850"/>
+          </w:tcPr>
+          <w:p>
+            <w:r>
+              <w:rPr>
+                <w:rFonts w:ascii="Arial" w:hAnsi="Arial"/>
+                <w:sz w:val="18"/>
+              </w:rPr>
+            </w:r>
+            <w:r>
+              <w:rPr>
+                <w:rFonts w:ascii="Arial" w:hAnsi="Arial"/>
+                <w:sz w:val="18"/>
+              </w:rPr>
+              <w:t>350.00</w:t>
+            </w:r>
+          </w:p>
+        </w:tc>
+        <w:tc>
+          <w:tcPr>
+            <w:tcW w:type="dxa" w:w="964"/>
+          </w:tcPr>
+          <w:p>
+            <w:r>
+              <w:rPr>
+                <w:rFonts w:ascii="Arial" w:hAnsi="Arial"/>
+                <w:sz w:val="18"/>
+              </w:rPr>
+            </w:r>
+            <w:r>
+              <w:rPr>
+                <w:rFonts w:ascii="Arial" w:hAnsi="Arial"/>
+                <w:sz w:val="18"/>
+              </w:rPr>
+              <w:t>349.84</w:t>
+            </w:r>
+          </w:p>
+        </w:tc>
+        <w:tc>
+          <w:tcPr>
+            <w:tcW w:type="dxa" w:w="964"/>
+          </w:tcPr>
+          <w:p>
+            <w:r>
+              <w:rPr>
+                <w:rFonts w:ascii="Arial" w:hAnsi="Arial"/>
+                <w:sz w:val="18"/>
+              </w:rPr>
+            </w:r>
+            <w:r>
+              <w:rPr>
+                <w:rFonts w:ascii="Arial" w:hAnsi="Arial"/>
+                <w:sz w:val="18"/>
+              </w:rPr>
+              <w:t>-0.16</w:t>
+            </w:r>
+          </w:p>
+        </w:tc>
+      </w:tr>
+      <w:tr>
+        <w:tc>
+          <w:tcPr>
+            <w:tcW w:type="dxa" w:w="1247"/>
+          </w:tcPr>
+          <w:p>
+            <w:r>
+              <w:rPr>
+                <w:rFonts w:ascii="Arial" w:hAnsi="Arial"/>
+                <w:sz w:val="18"/>
+              </w:rPr>
+            </w:r>
+            <w:r>
+              <w:rPr>
+                <w:rFonts w:ascii="Arial" w:hAnsi="Arial"/>
+                <w:sz w:val="18"/>
+              </w:rPr>
+              <w:t>Bhadrak</w:t>
+            </w:r>
+          </w:p>
+        </w:tc>
+        <w:tc>
+          <w:tcPr>
+            <w:tcW w:type="dxa" w:w="567"/>
+          </w:tcPr>
+          <w:p>
+            <w:r>
+              <w:rPr>
+                <w:rFonts w:ascii="Arial" w:hAnsi="Arial"/>
+                <w:sz w:val="18"/>
+              </w:rPr>
+            </w:r>
+            <w:r>
+              <w:rPr>
+                <w:rFonts w:ascii="Arial" w:hAnsi="Arial"/>
+                <w:sz w:val="18"/>
+              </w:rPr>
+              <w:t>2021</w:t>
+            </w:r>
+          </w:p>
+        </w:tc>
+        <w:tc>
+          <w:tcPr>
+            <w:tcW w:type="dxa" w:w="850"/>
+          </w:tcPr>
+          <w:p>
+            <w:r>
+              <w:rPr>
+                <w:rFonts w:ascii="Arial" w:hAnsi="Arial"/>
+                <w:sz w:val="18"/>
+              </w:rPr>
+            </w:r>
+            <w:r>
+              <w:rPr>
+                <w:rFonts w:ascii="Arial" w:hAnsi="Arial"/>
+                <w:sz w:val="18"/>
+              </w:rPr>
+              <w:t>Yaas</w:t>
+            </w:r>
+          </w:p>
+        </w:tc>
+        <w:tc>
+          <w:tcPr>
+            <w:tcW w:type="dxa" w:w="567"/>
+          </w:tcPr>
+          <w:p>
+            <w:r>
+              <w:rPr>
+                <w:rFonts w:ascii="Arial" w:hAnsi="Arial"/>
+                <w:sz w:val="18"/>
+              </w:rPr>
+            </w:r>
+            <w:r>
+              <w:rPr>
+                <w:rFonts w:ascii="Arial" w:hAnsi="Arial"/>
+                <w:sz w:val="18"/>
+              </w:rPr>
+              <w:t>SOS</w:t>
+            </w:r>
+          </w:p>
+        </w:tc>
+        <w:tc>
+          <w:tcPr>
+            <w:tcW w:type="dxa" w:w="794"/>
+          </w:tcPr>
+          <w:p>
+            <w:r>
+              <w:rPr>
+                <w:rFonts w:ascii="Arial" w:hAnsi="Arial"/>
+                <w:sz w:val="18"/>
+              </w:rPr>
+            </w:r>
+            <w:r>
+              <w:rPr>
+                <w:rFonts w:ascii="Arial" w:hAnsi="Arial"/>
+                <w:sz w:val="18"/>
+              </w:rPr>
+              <w:t>7.212</w:t>
+            </w:r>
+          </w:p>
+        </w:tc>
+        <w:tc>
+          <w:tcPr>
+            <w:tcW w:type="dxa" w:w="794"/>
+          </w:tcPr>
+          <w:p>
+            <w:r>
+              <w:rPr>
+                <w:rFonts w:ascii="Arial" w:hAnsi="Arial"/>
+                <w:sz w:val="18"/>
+              </w:rPr>
+            </w:r>
+            <w:r>
+              <w:rPr>
+                <w:rFonts w:ascii="Arial" w:hAnsi="Arial"/>
+                <w:sz w:val="18"/>
+              </w:rPr>
+              <w:t>14.0</w:t>
+            </w:r>
+          </w:p>
+        </w:tc>
+        <w:tc>
+          <w:tcPr>
+            <w:tcW w:type="dxa" w:w="850"/>
+          </w:tcPr>
+          <w:p>
+            <w:r>
+              <w:rPr>
+                <w:rFonts w:ascii="Arial" w:hAnsi="Arial"/>
+                <w:sz w:val="18"/>
+              </w:rPr>
+            </w:r>
+            <w:r>
+              <w:rPr>
+                <w:rFonts w:ascii="Arial" w:hAnsi="Arial"/>
+                <w:sz w:val="18"/>
+              </w:rPr>
+              <w:t>196.00</w:t>
+            </w:r>
+          </w:p>
+        </w:tc>
+        <w:tc>
+          <w:tcPr>
+            <w:tcW w:type="dxa" w:w="964"/>
+          </w:tcPr>
+          <w:p>
+            <w:r>
+              <w:rPr>
+                <w:rFonts w:ascii="Arial" w:hAnsi="Arial"/>
+                <w:sz w:val="18"/>
+              </w:rPr>
+            </w:r>
+            <w:r>
+              <w:rPr>
+                <w:rFonts w:ascii="Arial" w:hAnsi="Arial"/>
+                <w:sz w:val="18"/>
+              </w:rPr>
+              <w:t>194.99</w:t>
+            </w:r>
+          </w:p>
+        </w:tc>
+        <w:tc>
+          <w:tcPr>
+            <w:tcW w:type="dxa" w:w="964"/>
+          </w:tcPr>
+          <w:p>
+            <w:r>
+              <w:rPr>
+                <w:rFonts w:ascii="Arial" w:hAnsi="Arial"/>
+                <w:sz w:val="18"/>
+              </w:rPr>
+            </w:r>
+            <w:r>
+              <w:rPr>
+                <w:rFonts w:ascii="Arial" w:hAnsi="Arial"/>
+                <w:sz w:val="18"/>
+              </w:rPr>
+              <w:t>-1.01</w:t>
+            </w:r>
+          </w:p>
+        </w:tc>
+      </w:tr>
+      <w:tr>
+        <w:tc>
+          <w:tcPr>
+            <w:tcW w:type="dxa" w:w="1247"/>
+          </w:tcPr>
+          <w:p>
+            <w:r>
+              <w:rPr>
+                <w:rFonts w:ascii="Arial" w:hAnsi="Arial"/>
+                <w:sz w:val="18"/>
+              </w:rPr>
+            </w:r>
+            <w:r>
+              <w:rPr>
+                <w:rFonts w:ascii="Arial" w:hAnsi="Arial"/>
+                <w:sz w:val="18"/>
+              </w:rPr>
+              <w:t>Bhadrak</w:t>
+            </w:r>
+          </w:p>
+        </w:tc>
+        <w:tc>
+          <w:tcPr>
+            <w:tcW w:type="dxa" w:w="567"/>
+          </w:tcPr>
+          <w:p>
+            <w:r>
+              <w:rPr>
+                <w:rFonts w:ascii="Arial" w:hAnsi="Arial"/>
+                <w:sz w:val="18"/>
+              </w:rPr>
+            </w:r>
+            <w:r>
+              <w:rPr>
+                <w:rFonts w:ascii="Arial" w:hAnsi="Arial"/>
+                <w:sz w:val="18"/>
+              </w:rPr>
+              <w:t>2021</w:t>
+            </w:r>
+          </w:p>
+        </w:tc>
+        <w:tc>
+          <w:tcPr>
+            <w:tcW w:type="dxa" w:w="850"/>
+          </w:tcPr>
+          <w:p>
+            <w:r>
+              <w:rPr>
+                <w:rFonts w:ascii="Arial" w:hAnsi="Arial"/>
+                <w:sz w:val="18"/>
+              </w:rPr>
+            </w:r>
+            <w:r>
+              <w:rPr>
+                <w:rFonts w:ascii="Arial" w:hAnsi="Arial"/>
+                <w:sz w:val="18"/>
+              </w:rPr>
+              <w:t>Yaas</w:t>
+            </w:r>
+          </w:p>
+        </w:tc>
+        <w:tc>
+          <w:tcPr>
+            <w:tcW w:type="dxa" w:w="567"/>
+          </w:tcPr>
+          <w:p>
+            <w:r>
+              <w:rPr>
+                <w:rFonts w:ascii="Arial" w:hAnsi="Arial"/>
+                <w:sz w:val="18"/>
+              </w:rPr>
+            </w:r>
+            <w:r>
+              <w:rPr>
+                <w:rFonts w:ascii="Arial" w:hAnsi="Arial"/>
+                <w:sz w:val="18"/>
+              </w:rPr>
+              <w:t>POS</w:t>
+            </w:r>
+          </w:p>
+        </w:tc>
+        <w:tc>
+          <w:tcPr>
+            <w:tcW w:type="dxa" w:w="794"/>
+          </w:tcPr>
+          <w:p>
+            <w:r>
+              <w:rPr>
+                <w:rFonts w:ascii="Arial" w:hAnsi="Arial"/>
+                <w:sz w:val="18"/>
+              </w:rPr>
+            </w:r>
+            <w:r>
+              <w:rPr>
+                <w:rFonts w:ascii="Arial" w:hAnsi="Arial"/>
+                <w:sz w:val="18"/>
+              </w:rPr>
+              <w:t>7.212</w:t>
+            </w:r>
+          </w:p>
+        </w:tc>
+        <w:tc>
+          <w:tcPr>
+            <w:tcW w:type="dxa" w:w="794"/>
+          </w:tcPr>
+          <w:p>
+            <w:r>
+              <w:rPr>
+                <w:rFonts w:ascii="Arial" w:hAnsi="Arial"/>
+                <w:sz w:val="18"/>
+              </w:rPr>
+            </w:r>
+            <w:r>
+              <w:rPr>
+                <w:rFonts w:ascii="Arial" w:hAnsi="Arial"/>
+                <w:sz w:val="18"/>
+              </w:rPr>
+              <w:t>7.0</w:t>
+            </w:r>
+          </w:p>
+        </w:tc>
+        <w:tc>
+          <w:tcPr>
+            <w:tcW w:type="dxa" w:w="850"/>
+          </w:tcPr>
+          <w:p>
+            <w:r>
+              <w:rPr>
+                <w:rFonts w:ascii="Arial" w:hAnsi="Arial"/>
+                <w:sz w:val="18"/>
+              </w:rPr>
+            </w:r>
+            <w:r>
+              <w:rPr>
+                <w:rFonts w:ascii="Arial" w:hAnsi="Arial"/>
+                <w:sz w:val="18"/>
+              </w:rPr>
+              <w:t>288.00</w:t>
+            </w:r>
+          </w:p>
+        </w:tc>
+        <w:tc>
+          <w:tcPr>
+            <w:tcW w:type="dxa" w:w="964"/>
+          </w:tcPr>
+          <w:p>
+            <w:r>
+              <w:rPr>
+                <w:rFonts w:ascii="Arial" w:hAnsi="Arial"/>
+                <w:sz w:val="18"/>
+              </w:rPr>
+            </w:r>
+            <w:r>
+              <w:rPr>
+                <w:rFonts w:ascii="Arial" w:hAnsi="Arial"/>
+                <w:sz w:val="18"/>
+              </w:rPr>
+              <w:t>287.50</w:t>
+            </w:r>
+          </w:p>
+        </w:tc>
+        <w:tc>
+          <w:tcPr>
+            <w:tcW w:type="dxa" w:w="964"/>
+          </w:tcPr>
+          <w:p>
+            <w:r>
+              <w:rPr>
+                <w:rFonts w:ascii="Arial" w:hAnsi="Arial"/>
+                <w:sz w:val="18"/>
+              </w:rPr>
+            </w:r>
+            <w:r>
+              <w:rPr>
+                <w:rFonts w:ascii="Arial" w:hAnsi="Arial"/>
+                <w:sz w:val="18"/>
+              </w:rPr>
+              <w:t>-0.50</w:t>
+            </w:r>
+          </w:p>
+        </w:tc>
+      </w:tr>
+      <w:tr>
+        <w:tc>
+          <w:tcPr>
+            <w:tcW w:type="dxa" w:w="1247"/>
+          </w:tcPr>
+          <w:p>
+            <w:r>
+              <w:rPr>
+                <w:rFonts w:ascii="Arial" w:hAnsi="Arial"/>
+                <w:sz w:val="18"/>
+              </w:rPr>
+            </w:r>
+            <w:r>
+              <w:rPr>
+                <w:rFonts w:ascii="Arial" w:hAnsi="Arial"/>
+                <w:sz w:val="18"/>
+              </w:rPr>
+              <w:t>Bhadrak</w:t>
+            </w:r>
+          </w:p>
+        </w:tc>
+        <w:tc>
+          <w:tcPr>
+            <w:tcW w:type="dxa" w:w="567"/>
+          </w:tcPr>
+          <w:p>
+            <w:r>
+              <w:rPr>
+                <w:rFonts w:ascii="Arial" w:hAnsi="Arial"/>
+                <w:sz w:val="18"/>
+              </w:rPr>
+            </w:r>
+            <w:r>
+              <w:rPr>
+                <w:rFonts w:ascii="Arial" w:hAnsi="Arial"/>
+                <w:sz w:val="18"/>
+              </w:rPr>
+              <w:t>2021</w:t>
+            </w:r>
+          </w:p>
+        </w:tc>
+        <w:tc>
+          <w:tcPr>
+            <w:tcW w:type="dxa" w:w="850"/>
+          </w:tcPr>
+          <w:p>
+            <w:r>
+              <w:rPr>
+                <w:rFonts w:ascii="Arial" w:hAnsi="Arial"/>
+                <w:sz w:val="18"/>
+              </w:rPr>
+            </w:r>
+            <w:r>
+              <w:rPr>
+                <w:rFonts w:ascii="Arial" w:hAnsi="Arial"/>
+                <w:sz w:val="18"/>
+              </w:rPr>
+              <w:t>Yaas</w:t>
+            </w:r>
+          </w:p>
+        </w:tc>
+        <w:tc>
+          <w:tcPr>
+            <w:tcW w:type="dxa" w:w="567"/>
+          </w:tcPr>
+          <w:p>
+            <w:r>
+              <w:rPr>
+                <w:rFonts w:ascii="Arial" w:hAnsi="Arial"/>
+                <w:sz w:val="18"/>
+              </w:rPr>
+            </w:r>
+            <w:r>
+              <w:rPr>
+                <w:rFonts w:ascii="Arial" w:hAnsi="Arial"/>
+                <w:sz w:val="18"/>
+              </w:rPr>
+              <w:t>EOS</w:t>
+            </w:r>
+          </w:p>
+        </w:tc>
+        <w:tc>
+          <w:tcPr>
+            <w:tcW w:type="dxa" w:w="794"/>
+          </w:tcPr>
+          <w:p>
+            <w:r>
+              <w:rPr>
+                <w:rFonts w:ascii="Arial" w:hAnsi="Arial"/>
+                <w:sz w:val="18"/>
+              </w:rPr>
+            </w:r>
+            <w:r>
+              <w:rPr>
+                <w:rFonts w:ascii="Arial" w:hAnsi="Arial"/>
+                <w:sz w:val="18"/>
+              </w:rPr>
+              <w:t>7.212</w:t>
+            </w:r>
+          </w:p>
+        </w:tc>
+        <w:tc>
+          <w:tcPr>
+            <w:tcW w:type="dxa" w:w="794"/>
+          </w:tcPr>
+          <w:p>
+            <w:r>
+              <w:rPr>
+                <w:rFonts w:ascii="Arial" w:hAnsi="Arial"/>
+                <w:sz w:val="18"/>
+              </w:rPr>
+            </w:r>
+            <w:r>
+              <w:rPr>
+                <w:rFonts w:ascii="Arial" w:hAnsi="Arial"/>
+                <w:sz w:val="18"/>
+              </w:rPr>
+              <w:t>21.0</w:t>
+            </w:r>
+          </w:p>
+        </w:tc>
+        <w:tc>
+          <w:tcPr>
+            <w:tcW w:type="dxa" w:w="850"/>
+          </w:tcPr>
+          <w:p>
+            <w:r>
+              <w:rPr>
+                <w:rFonts w:ascii="Arial" w:hAnsi="Arial"/>
+                <w:sz w:val="18"/>
+              </w:rPr>
+            </w:r>
+            <w:r>
+              <w:rPr>
+                <w:rFonts w:ascii="Arial" w:hAnsi="Arial"/>
+                <w:sz w:val="18"/>
+              </w:rPr>
+              <w:t>349.00</w:t>
+            </w:r>
+          </w:p>
+        </w:tc>
+        <w:tc>
+          <w:tcPr>
+            <w:tcW w:type="dxa" w:w="964"/>
+          </w:tcPr>
+          <w:p>
+            <w:r>
+              <w:rPr>
+                <w:rFonts w:ascii="Arial" w:hAnsi="Arial"/>
+                <w:sz w:val="18"/>
+              </w:rPr>
+            </w:r>
+            <w:r>
+              <w:rPr>
+                <w:rFonts w:ascii="Arial" w:hAnsi="Arial"/>
+                <w:sz w:val="18"/>
+              </w:rPr>
+              <w:t>347.49</w:t>
+            </w:r>
+          </w:p>
+        </w:tc>
+        <w:tc>
+          <w:tcPr>
+            <w:tcW w:type="dxa" w:w="964"/>
+          </w:tcPr>
+          <w:p>
+            <w:r>
+              <w:rPr>
+                <w:rFonts w:ascii="Arial" w:hAnsi="Arial"/>
+                <w:sz w:val="18"/>
+              </w:rPr>
+            </w:r>
+            <w:r>
+              <w:rPr>
+                <w:rFonts w:ascii="Arial" w:hAnsi="Arial"/>
+                <w:sz w:val="18"/>
+              </w:rPr>
+              <w:t>-1.51</w:t>
+            </w:r>
+          </w:p>
+        </w:tc>
+      </w:tr>
+      <w:tr>
+        <w:tc>
+          <w:tcPr>
+            <w:tcW w:type="dxa" w:w="1247"/>
+          </w:tcPr>
+          <w:p>
+            <w:r>
+              <w:rPr>
+                <w:rFonts w:ascii="Arial" w:hAnsi="Arial"/>
+                <w:sz w:val="18"/>
+              </w:rPr>
+            </w:r>
+            <w:r>
+              <w:rPr>
+                <w:rFonts w:ascii="Arial" w:hAnsi="Arial"/>
+                <w:sz w:val="18"/>
+              </w:rPr>
+              <w:t>Cuttack</w:t>
+            </w:r>
+          </w:p>
+        </w:tc>
+        <w:tc>
+          <w:tcPr>
+            <w:tcW w:type="dxa" w:w="567"/>
+          </w:tcPr>
+          <w:p>
+            <w:r>
+              <w:rPr>
+                <w:rFonts w:ascii="Arial" w:hAnsi="Arial"/>
+                <w:sz w:val="18"/>
+              </w:rPr>
+            </w:r>
+            <w:r>
+              <w:rPr>
+                <w:rFonts w:ascii="Arial" w:hAnsi="Arial"/>
+                <w:sz w:val="18"/>
+              </w:rPr>
+              <w:t>2019</w:t>
+            </w:r>
+          </w:p>
+        </w:tc>
+        <w:tc>
+          <w:tcPr>
+            <w:tcW w:type="dxa" w:w="850"/>
+          </w:tcPr>
+          <w:p>
+            <w:r>
+              <w:rPr>
+                <w:rFonts w:ascii="Arial" w:hAnsi="Arial"/>
+                <w:sz w:val="18"/>
+              </w:rPr>
+            </w:r>
+            <w:r>
+              <w:rPr>
+                <w:rFonts w:ascii="Arial" w:hAnsi="Arial"/>
+                <w:sz w:val="18"/>
+              </w:rPr>
+              <w:t>Fani</w:t>
+            </w:r>
+          </w:p>
+        </w:tc>
+        <w:tc>
+          <w:tcPr>
+            <w:tcW w:type="dxa" w:w="567"/>
+          </w:tcPr>
+          <w:p>
+            <w:r>
+              <w:rPr>
+                <w:rFonts w:ascii="Arial" w:hAnsi="Arial"/>
+                <w:sz w:val="18"/>
+              </w:rPr>
+            </w:r>
+            <w:r>
+              <w:rPr>
+                <w:rFonts w:ascii="Arial" w:hAnsi="Arial"/>
+                <w:sz w:val="18"/>
+              </w:rPr>
+              <w:t>SOS</w:t>
+            </w:r>
+          </w:p>
+        </w:tc>
+        <w:tc>
+          <w:tcPr>
+            <w:tcW w:type="dxa" w:w="794"/>
+          </w:tcPr>
+          <w:p>
+            <w:r>
+              <w:rPr>
+                <w:rFonts w:ascii="Arial" w:hAnsi="Arial"/>
+                <w:sz w:val="18"/>
+              </w:rPr>
+            </w:r>
+            <w:r>
+              <w:rPr>
+                <w:rFonts w:ascii="Arial" w:hAnsi="Arial"/>
+                <w:sz w:val="18"/>
+              </w:rPr>
+              <w:t>1.311</w:t>
+            </w:r>
+          </w:p>
+        </w:tc>
+        <w:tc>
+          <w:tcPr>
+            <w:tcW w:type="dxa" w:w="794"/>
+          </w:tcPr>
+          <w:p>
+            <w:r>
+              <w:rPr>
+                <w:rFonts w:ascii="Arial" w:hAnsi="Arial"/>
+                <w:sz w:val="18"/>
+              </w:rPr>
+            </w:r>
+            <w:r>
+              <w:rPr>
+                <w:rFonts w:ascii="Arial" w:hAnsi="Arial"/>
+                <w:sz w:val="18"/>
+              </w:rPr>
+              <w:t>14.0</w:t>
+            </w:r>
+          </w:p>
+        </w:tc>
+        <w:tc>
+          <w:tcPr>
+            <w:tcW w:type="dxa" w:w="850"/>
+          </w:tcPr>
+          <w:p>
+            <w:r>
+              <w:rPr>
+                <w:rFonts w:ascii="Arial" w:hAnsi="Arial"/>
+                <w:sz w:val="18"/>
+              </w:rPr>
+            </w:r>
+            <w:r>
+              <w:rPr>
+                <w:rFonts w:ascii="Arial" w:hAnsi="Arial"/>
+                <w:sz w:val="18"/>
+              </w:rPr>
+              <w:t>196.00</w:t>
+            </w:r>
+          </w:p>
+        </w:tc>
+        <w:tc>
+          <w:tcPr>
+            <w:tcW w:type="dxa" w:w="964"/>
+          </w:tcPr>
+          <w:p>
+            <w:r>
+              <w:rPr>
+                <w:rFonts w:ascii="Arial" w:hAnsi="Arial"/>
+                <w:sz w:val="18"/>
+              </w:rPr>
+            </w:r>
+            <w:r>
+              <w:rPr>
+                <w:rFonts w:ascii="Arial" w:hAnsi="Arial"/>
+                <w:sz w:val="18"/>
+              </w:rPr>
+              <w:t>195.82</w:t>
+            </w:r>
+          </w:p>
+        </w:tc>
+        <w:tc>
+          <w:tcPr>
+            <w:tcW w:type="dxa" w:w="964"/>
+          </w:tcPr>
+          <w:p>
+            <w:r>
+              <w:rPr>
+                <w:rFonts w:ascii="Arial" w:hAnsi="Arial"/>
+                <w:sz w:val="18"/>
+              </w:rPr>
+            </w:r>
+            <w:r>
+              <w:rPr>
+                <w:rFonts w:ascii="Arial" w:hAnsi="Arial"/>
+                <w:sz w:val="18"/>
+              </w:rPr>
+              <w:t>-0.18</w:t>
+            </w:r>
+          </w:p>
+        </w:tc>
+      </w:tr>
+      <w:tr>
+        <w:tc>
+          <w:tcPr>
+            <w:tcW w:type="dxa" w:w="1247"/>
+          </w:tcPr>
+          <w:p>
+            <w:r>
+              <w:rPr>
+                <w:rFonts w:ascii="Arial" w:hAnsi="Arial"/>
+                <w:sz w:val="18"/>
+              </w:rPr>
+            </w:r>
+            <w:r>
+              <w:rPr>
+                <w:rFonts w:ascii="Arial" w:hAnsi="Arial"/>
+                <w:sz w:val="18"/>
+              </w:rPr>
+              <w:t>Cuttack</w:t>
+            </w:r>
+          </w:p>
+        </w:tc>
+        <w:tc>
+          <w:tcPr>
+            <w:tcW w:type="dxa" w:w="567"/>
+          </w:tcPr>
+          <w:p>
+            <w:r>
+              <w:rPr>
+                <w:rFonts w:ascii="Arial" w:hAnsi="Arial"/>
+                <w:sz w:val="18"/>
+              </w:rPr>
+            </w:r>
+            <w:r>
+              <w:rPr>
+                <w:rFonts w:ascii="Arial" w:hAnsi="Arial"/>
+                <w:sz w:val="18"/>
+              </w:rPr>
+              <w:t>2019</w:t>
+            </w:r>
+          </w:p>
+        </w:tc>
+        <w:tc>
+          <w:tcPr>
+            <w:tcW w:type="dxa" w:w="850"/>
+          </w:tcPr>
+          <w:p>
+            <w:r>
+              <w:rPr>
+                <w:rFonts w:ascii="Arial" w:hAnsi="Arial"/>
+                <w:sz w:val="18"/>
+              </w:rPr>
+            </w:r>
+            <w:r>
+              <w:rPr>
+                <w:rFonts w:ascii="Arial" w:hAnsi="Arial"/>
+                <w:sz w:val="18"/>
+              </w:rPr>
+              <w:t>Fani</w:t>
+            </w:r>
+          </w:p>
+        </w:tc>
+        <w:tc>
+          <w:tcPr>
+            <w:tcW w:type="dxa" w:w="567"/>
+          </w:tcPr>
+          <w:p>
+            <w:r>
+              <w:rPr>
+                <w:rFonts w:ascii="Arial" w:hAnsi="Arial"/>
+                <w:sz w:val="18"/>
+              </w:rPr>
+            </w:r>
+            <w:r>
+              <w:rPr>
+                <w:rFonts w:ascii="Arial" w:hAnsi="Arial"/>
+                <w:sz w:val="18"/>
+              </w:rPr>
+              <w:t>POS</w:t>
+            </w:r>
+          </w:p>
+        </w:tc>
+        <w:tc>
+          <w:tcPr>
+            <w:tcW w:type="dxa" w:w="794"/>
+          </w:tcPr>
+          <w:p>
+            <w:r>
+              <w:rPr>
+                <w:rFonts w:ascii="Arial" w:hAnsi="Arial"/>
+                <w:sz w:val="18"/>
+              </w:rPr>
+            </w:r>
+            <w:r>
+              <w:rPr>
+                <w:rFonts w:ascii="Arial" w:hAnsi="Arial"/>
+                <w:sz w:val="18"/>
+              </w:rPr>
+              <w:t>1.311</w:t>
+            </w:r>
+          </w:p>
+        </w:tc>
+        <w:tc>
+          <w:tcPr>
+            <w:tcW w:type="dxa" w:w="794"/>
+          </w:tcPr>
+          <w:p>
+            <w:r>
+              <w:rPr>
+                <w:rFonts w:ascii="Arial" w:hAnsi="Arial"/>
+                <w:sz w:val="18"/>
+              </w:rPr>
+            </w:r>
+            <w:r>
+              <w:rPr>
+                <w:rFonts w:ascii="Arial" w:hAnsi="Arial"/>
+                <w:sz w:val="18"/>
+              </w:rPr>
+              <w:t>7.0</w:t>
+            </w:r>
+          </w:p>
+        </w:tc>
+        <w:tc>
+          <w:tcPr>
+            <w:tcW w:type="dxa" w:w="850"/>
+          </w:tcPr>
+          <w:p>
+            <w:r>
+              <w:rPr>
+                <w:rFonts w:ascii="Arial" w:hAnsi="Arial"/>
+                <w:sz w:val="18"/>
+              </w:rPr>
+            </w:r>
+            <w:r>
+              <w:rPr>
+                <w:rFonts w:ascii="Arial" w:hAnsi="Arial"/>
+                <w:sz w:val="18"/>
+              </w:rPr>
+              <w:t>288.00</w:t>
+            </w:r>
+          </w:p>
+        </w:tc>
+        <w:tc>
+          <w:tcPr>
+            <w:tcW w:type="dxa" w:w="964"/>
+          </w:tcPr>
+          <w:p>
+            <w:r>
+              <w:rPr>
+                <w:rFonts w:ascii="Arial" w:hAnsi="Arial"/>
+                <w:sz w:val="18"/>
+              </w:rPr>
+            </w:r>
+            <w:r>
+              <w:rPr>
+                <w:rFonts w:ascii="Arial" w:hAnsi="Arial"/>
+                <w:sz w:val="18"/>
+              </w:rPr>
+              <w:t>287.91</w:t>
+            </w:r>
+          </w:p>
+        </w:tc>
+        <w:tc>
+          <w:tcPr>
+            <w:tcW w:type="dxa" w:w="964"/>
+          </w:tcPr>
+          <w:p>
+            <w:r>
+              <w:rPr>
+                <w:rFonts w:ascii="Arial" w:hAnsi="Arial"/>
+                <w:sz w:val="18"/>
+              </w:rPr>
+            </w:r>
+            <w:r>
+              <w:rPr>
+                <w:rFonts w:ascii="Arial" w:hAnsi="Arial"/>
+                <w:sz w:val="18"/>
+              </w:rPr>
+              <w:t>-0.09</w:t>
+            </w:r>
+          </w:p>
+        </w:tc>
+      </w:tr>
+      <w:tr>
+        <w:tc>
+          <w:tcPr>
+            <w:tcW w:type="dxa" w:w="1247"/>
+          </w:tcPr>
+          <w:p>
+            <w:r>
+              <w:rPr>
+                <w:rFonts w:ascii="Arial" w:hAnsi="Arial"/>
+                <w:sz w:val="18"/>
+              </w:rPr>
+            </w:r>
+            <w:r>
+              <w:rPr>
+                <w:rFonts w:ascii="Arial" w:hAnsi="Arial"/>
+                <w:sz w:val="18"/>
+              </w:rPr>
+              <w:t>Cuttack</w:t>
+            </w:r>
+          </w:p>
+        </w:tc>
+        <w:tc>
+          <w:tcPr>
+            <w:tcW w:type="dxa" w:w="567"/>
+          </w:tcPr>
+          <w:p>
+            <w:r>
+              <w:rPr>
+                <w:rFonts w:ascii="Arial" w:hAnsi="Arial"/>
+                <w:sz w:val="18"/>
+              </w:rPr>
+            </w:r>
+            <w:r>
+              <w:rPr>
+                <w:rFonts w:ascii="Arial" w:hAnsi="Arial"/>
+                <w:sz w:val="18"/>
+              </w:rPr>
+              <w:t>2019</w:t>
+            </w:r>
+          </w:p>
+        </w:tc>
+        <w:tc>
+          <w:tcPr>
+            <w:tcW w:type="dxa" w:w="850"/>
+          </w:tcPr>
+          <w:p>
+            <w:r>
+              <w:rPr>
+                <w:rFonts w:ascii="Arial" w:hAnsi="Arial"/>
+                <w:sz w:val="18"/>
+              </w:rPr>
+            </w:r>
+            <w:r>
+              <w:rPr>
+                <w:rFonts w:ascii="Arial" w:hAnsi="Arial"/>
+                <w:sz w:val="18"/>
+              </w:rPr>
+              <w:t>Fani</w:t>
+            </w:r>
+          </w:p>
+        </w:tc>
+        <w:tc>
+          <w:tcPr>
+            <w:tcW w:type="dxa" w:w="567"/>
+          </w:tcPr>
+          <w:p>
+            <w:r>
+              <w:rPr>
+                <w:rFonts w:ascii="Arial" w:hAnsi="Arial"/>
+                <w:sz w:val="18"/>
+              </w:rPr>
+            </w:r>
+            <w:r>
+              <w:rPr>
+                <w:rFonts w:ascii="Arial" w:hAnsi="Arial"/>
+                <w:sz w:val="18"/>
+              </w:rPr>
+              <w:t>EOS</w:t>
+            </w:r>
+          </w:p>
+        </w:tc>
+        <w:tc>
+          <w:tcPr>
+            <w:tcW w:type="dxa" w:w="794"/>
+          </w:tcPr>
+          <w:p>
+            <w:r>
+              <w:rPr>
+                <w:rFonts w:ascii="Arial" w:hAnsi="Arial"/>
+                <w:sz w:val="18"/>
+              </w:rPr>
+            </w:r>
+            <w:r>
+              <w:rPr>
+                <w:rFonts w:ascii="Arial" w:hAnsi="Arial"/>
+                <w:sz w:val="18"/>
+              </w:rPr>
+              <w:t>1.311</w:t>
+            </w:r>
+          </w:p>
+        </w:tc>
+        <w:tc>
+          <w:tcPr>
+            <w:tcW w:type="dxa" w:w="794"/>
+          </w:tcPr>
+          <w:p>
+            <w:r>
+              <w:rPr>
+                <w:rFonts w:ascii="Arial" w:hAnsi="Arial"/>
+                <w:sz w:val="18"/>
+              </w:rPr>
+            </w:r>
+            <w:r>
+              <w:rPr>
+                <w:rFonts w:ascii="Arial" w:hAnsi="Arial"/>
+                <w:sz w:val="18"/>
+              </w:rPr>
+              <w:t>21.0</w:t>
+            </w:r>
+          </w:p>
+        </w:tc>
+        <w:tc>
+          <w:tcPr>
+            <w:tcW w:type="dxa" w:w="850"/>
+          </w:tcPr>
+          <w:p>
+            <w:r>
+              <w:rPr>
+                <w:rFonts w:ascii="Arial" w:hAnsi="Arial"/>
+                <w:sz w:val="18"/>
+              </w:rPr>
+            </w:r>
+            <w:r>
+              <w:rPr>
+                <w:rFonts w:ascii="Arial" w:hAnsi="Arial"/>
+                <w:sz w:val="18"/>
+              </w:rPr>
+              <w:t>349.00</w:t>
+            </w:r>
+          </w:p>
+        </w:tc>
+        <w:tc>
+          <w:tcPr>
+            <w:tcW w:type="dxa" w:w="964"/>
+          </w:tcPr>
+          <w:p>
+            <w:r>
+              <w:rPr>
+                <w:rFonts w:ascii="Arial" w:hAnsi="Arial"/>
+                <w:sz w:val="18"/>
+              </w:rPr>
+            </w:r>
+            <w:r>
+              <w:rPr>
+                <w:rFonts w:ascii="Arial" w:hAnsi="Arial"/>
+                <w:sz w:val="18"/>
+              </w:rPr>
+              <w:t>348.72</w:t>
+            </w:r>
+          </w:p>
+        </w:tc>
+        <w:tc>
+          <w:tcPr>
+            <w:tcW w:type="dxa" w:w="964"/>
+          </w:tcPr>
+          <w:p>
+            <w:r>
+              <w:rPr>
+                <w:rFonts w:ascii="Arial" w:hAnsi="Arial"/>
+                <w:sz w:val="18"/>
+              </w:rPr>
+            </w:r>
+            <w:r>
+              <w:rPr>
+                <w:rFonts w:ascii="Arial" w:hAnsi="Arial"/>
+                <w:sz w:val="18"/>
+              </w:rPr>
+              <w:t>-0.28</w:t>
+            </w:r>
+          </w:p>
+        </w:tc>
+      </w:tr>
+      <w:tr>
+        <w:tc>
+          <w:tcPr>
+            <w:tcW w:type="dxa" w:w="1247"/>
+          </w:tcPr>
+          <w:p>
+            <w:r>
+              <w:rPr>
+                <w:rFonts w:ascii="Arial" w:hAnsi="Arial"/>
+                <w:sz w:val="18"/>
+              </w:rPr>
+            </w:r>
+            <w:r>
+              <w:rPr>
+                <w:rFonts w:ascii="Arial" w:hAnsi="Arial"/>
+                <w:sz w:val="18"/>
+              </w:rPr>
+              <w:t>Jagatsinghpur</w:t>
+            </w:r>
+          </w:p>
+        </w:tc>
+        <w:tc>
+          <w:tcPr>
+            <w:tcW w:type="dxa" w:w="567"/>
+          </w:tcPr>
+          <w:p>
+            <w:r>
+              <w:rPr>
+                <w:rFonts w:ascii="Arial" w:hAnsi="Arial"/>
+                <w:sz w:val="18"/>
+              </w:rPr>
+            </w:r>
+            <w:r>
+              <w:rPr>
+                <w:rFonts w:ascii="Arial" w:hAnsi="Arial"/>
+                <w:sz w:val="18"/>
+              </w:rPr>
+              <w:t>2019</w:t>
+            </w:r>
+          </w:p>
+        </w:tc>
+        <w:tc>
+          <w:tcPr>
+            <w:tcW w:type="dxa" w:w="850"/>
+          </w:tcPr>
+          <w:p>
+            <w:r>
+              <w:rPr>
+                <w:rFonts w:ascii="Arial" w:hAnsi="Arial"/>
+                <w:sz w:val="18"/>
+              </w:rPr>
+            </w:r>
+            <w:r>
+              <w:rPr>
+                <w:rFonts w:ascii="Arial" w:hAnsi="Arial"/>
+                <w:sz w:val="18"/>
+              </w:rPr>
+              <w:t>Fani</w:t>
+            </w:r>
+          </w:p>
+        </w:tc>
+        <w:tc>
+          <w:tcPr>
+            <w:tcW w:type="dxa" w:w="567"/>
+          </w:tcPr>
+          <w:p>
+            <w:r>
+              <w:rPr>
+                <w:rFonts w:ascii="Arial" w:hAnsi="Arial"/>
+                <w:sz w:val="18"/>
+              </w:rPr>
+            </w:r>
+            <w:r>
+              <w:rPr>
+                <w:rFonts w:ascii="Arial" w:hAnsi="Arial"/>
+                <w:sz w:val="18"/>
+              </w:rPr>
+              <w:t>SOS</w:t>
+            </w:r>
+          </w:p>
+        </w:tc>
+        <w:tc>
+          <w:tcPr>
+            <w:tcW w:type="dxa" w:w="794"/>
+          </w:tcPr>
+          <w:p>
+            <w:r>
+              <w:rPr>
+                <w:rFonts w:ascii="Arial" w:hAnsi="Arial"/>
+                <w:sz w:val="18"/>
+              </w:rPr>
+            </w:r>
+            <w:r>
+              <w:rPr>
+                <w:rFonts w:ascii="Arial" w:hAnsi="Arial"/>
+                <w:sz w:val="18"/>
+              </w:rPr>
+              <w:t>0.291</w:t>
+            </w:r>
+          </w:p>
+        </w:tc>
+        <w:tc>
+          <w:tcPr>
+            <w:tcW w:type="dxa" w:w="794"/>
+          </w:tcPr>
+          <w:p>
+            <w:r>
+              <w:rPr>
+                <w:rFonts w:ascii="Arial" w:hAnsi="Arial"/>
+                <w:sz w:val="18"/>
+              </w:rPr>
+            </w:r>
+            <w:r>
+              <w:rPr>
+                <w:rFonts w:ascii="Arial" w:hAnsi="Arial"/>
+                <w:sz w:val="18"/>
+              </w:rPr>
+              <w:t>14.0</w:t>
+            </w:r>
+          </w:p>
+        </w:tc>
+        <w:tc>
+          <w:tcPr>
+            <w:tcW w:type="dxa" w:w="850"/>
+          </w:tcPr>
+          <w:p>
+            <w:r>
+              <w:rPr>
+                <w:rFonts w:ascii="Arial" w:hAnsi="Arial"/>
+                <w:sz w:val="18"/>
+              </w:rPr>
+            </w:r>
+            <w:r>
+              <w:rPr>
+                <w:rFonts w:ascii="Arial" w:hAnsi="Arial"/>
+                <w:sz w:val="18"/>
+              </w:rPr>
+              <w:t>227.00</w:t>
+            </w:r>
+          </w:p>
+        </w:tc>
+        <w:tc>
+          <w:tcPr>
+            <w:tcW w:type="dxa" w:w="964"/>
+          </w:tcPr>
+          <w:p>
+            <w:r>
+              <w:rPr>
+                <w:rFonts w:ascii="Arial" w:hAnsi="Arial"/>
+                <w:sz w:val="18"/>
+              </w:rPr>
+            </w:r>
+            <w:r>
+              <w:rPr>
+                <w:rFonts w:ascii="Arial" w:hAnsi="Arial"/>
+                <w:sz w:val="18"/>
+              </w:rPr>
+              <w:t>226.96</w:t>
+            </w:r>
+          </w:p>
+        </w:tc>
+        <w:tc>
+          <w:tcPr>
+            <w:tcW w:type="dxa" w:w="964"/>
+          </w:tcPr>
+          <w:p>
+            <w:r>
+              <w:rPr>
+                <w:rFonts w:ascii="Arial" w:hAnsi="Arial"/>
+                <w:sz w:val="18"/>
+              </w:rPr>
+            </w:r>
+            <w:r>
+              <w:rPr>
+                <w:rFonts w:ascii="Arial" w:hAnsi="Arial"/>
+                <w:sz w:val="18"/>
+              </w:rPr>
+              <w:t>-0.04</w:t>
+            </w:r>
+          </w:p>
+        </w:tc>
+      </w:tr>
+      <w:tr>
+        <w:tc>
+          <w:tcPr>
+            <w:tcW w:type="dxa" w:w="1247"/>
+          </w:tcPr>
+          <w:p>
+            <w:r>
+              <w:rPr>
+                <w:rFonts w:ascii="Arial" w:hAnsi="Arial"/>
+                <w:sz w:val="18"/>
+              </w:rPr>
+            </w:r>
+            <w:r>
+              <w:rPr>
+                <w:rFonts w:ascii="Arial" w:hAnsi="Arial"/>
+                <w:sz w:val="18"/>
+              </w:rPr>
+              <w:t>Jagatsinghpur</w:t>
+            </w:r>
+          </w:p>
+        </w:tc>
+        <w:tc>
+          <w:tcPr>
+            <w:tcW w:type="dxa" w:w="567"/>
+          </w:tcPr>
+          <w:p>
+            <w:r>
+              <w:rPr>
+                <w:rFonts w:ascii="Arial" w:hAnsi="Arial"/>
+                <w:sz w:val="18"/>
+              </w:rPr>
+            </w:r>
+            <w:r>
+              <w:rPr>
+                <w:rFonts w:ascii="Arial" w:hAnsi="Arial"/>
+                <w:sz w:val="18"/>
+              </w:rPr>
+              <w:t>2019</w:t>
+            </w:r>
+          </w:p>
+        </w:tc>
+        <w:tc>
+          <w:tcPr>
+            <w:tcW w:type="dxa" w:w="850"/>
+          </w:tcPr>
+          <w:p>
+            <w:r>
+              <w:rPr>
+                <w:rFonts w:ascii="Arial" w:hAnsi="Arial"/>
+                <w:sz w:val="18"/>
+              </w:rPr>
+            </w:r>
+            <w:r>
+              <w:rPr>
+                <w:rFonts w:ascii="Arial" w:hAnsi="Arial"/>
+                <w:sz w:val="18"/>
+              </w:rPr>
+              <w:t>Fani</w:t>
+            </w:r>
+          </w:p>
+        </w:tc>
+        <w:tc>
+          <w:tcPr>
+            <w:tcW w:type="dxa" w:w="567"/>
+          </w:tcPr>
+          <w:p>
+            <w:r>
+              <w:rPr>
+                <w:rFonts w:ascii="Arial" w:hAnsi="Arial"/>
+                <w:sz w:val="18"/>
+              </w:rPr>
+            </w:r>
+            <w:r>
+              <w:rPr>
+                <w:rFonts w:ascii="Arial" w:hAnsi="Arial"/>
+                <w:sz w:val="18"/>
+              </w:rPr>
+              <w:t>POS</w:t>
+            </w:r>
+          </w:p>
+        </w:tc>
+        <w:tc>
+          <w:tcPr>
+            <w:tcW w:type="dxa" w:w="794"/>
+          </w:tcPr>
+          <w:p>
+            <w:r>
+              <w:rPr>
+                <w:rFonts w:ascii="Arial" w:hAnsi="Arial"/>
+                <w:sz w:val="18"/>
+              </w:rPr>
+            </w:r>
+            <w:r>
+              <w:rPr>
+                <w:rFonts w:ascii="Arial" w:hAnsi="Arial"/>
+                <w:sz w:val="18"/>
+              </w:rPr>
+              <w:t>0.291</w:t>
+            </w:r>
+          </w:p>
+        </w:tc>
+        <w:tc>
+          <w:tcPr>
+            <w:tcW w:type="dxa" w:w="794"/>
+          </w:tcPr>
+          <w:p>
+            <w:r>
+              <w:rPr>
+                <w:rFonts w:ascii="Arial" w:hAnsi="Arial"/>
+                <w:sz w:val="18"/>
+              </w:rPr>
+            </w:r>
+            <w:r>
+              <w:rPr>
+                <w:rFonts w:ascii="Arial" w:hAnsi="Arial"/>
+                <w:sz w:val="18"/>
+              </w:rPr>
+              <w:t>7.0</w:t>
+            </w:r>
+          </w:p>
+        </w:tc>
+        <w:tc>
+          <w:tcPr>
+            <w:tcW w:type="dxa" w:w="850"/>
+          </w:tcPr>
+          <w:p>
+            <w:r>
+              <w:rPr>
+                <w:rFonts w:ascii="Arial" w:hAnsi="Arial"/>
+                <w:sz w:val="18"/>
+              </w:rPr>
+            </w:r>
+            <w:r>
+              <w:rPr>
+                <w:rFonts w:ascii="Arial" w:hAnsi="Arial"/>
+                <w:sz w:val="18"/>
+              </w:rPr>
+              <w:t>319.00</w:t>
+            </w:r>
+          </w:p>
+        </w:tc>
+        <w:tc>
+          <w:tcPr>
+            <w:tcW w:type="dxa" w:w="964"/>
+          </w:tcPr>
+          <w:p>
+            <w:r>
+              <w:rPr>
+                <w:rFonts w:ascii="Arial" w:hAnsi="Arial"/>
+                <w:sz w:val="18"/>
+              </w:rPr>
+            </w:r>
+            <w:r>
+              <w:rPr>
+                <w:rFonts w:ascii="Arial" w:hAnsi="Arial"/>
+                <w:sz w:val="18"/>
+              </w:rPr>
+              <w:t>318.98</w:t>
+            </w:r>
+          </w:p>
+        </w:tc>
+        <w:tc>
+          <w:tcPr>
+            <w:tcW w:type="dxa" w:w="964"/>
+          </w:tcPr>
+          <w:p>
+            <w:r>
+              <w:rPr>
+                <w:rFonts w:ascii="Arial" w:hAnsi="Arial"/>
+                <w:sz w:val="18"/>
+              </w:rPr>
+            </w:r>
+            <w:r>
+              <w:rPr>
+                <w:rFonts w:ascii="Arial" w:hAnsi="Arial"/>
+                <w:sz w:val="18"/>
+              </w:rPr>
+              <w:t>-0.02</w:t>
+            </w:r>
+          </w:p>
+        </w:tc>
+      </w:tr>
+      <w:tr>
+        <w:tc>
+          <w:tcPr>
+            <w:tcW w:type="dxa" w:w="1247"/>
+          </w:tcPr>
+          <w:p>
+            <w:r>
+              <w:rPr>
+                <w:rFonts w:ascii="Arial" w:hAnsi="Arial"/>
+                <w:sz w:val="18"/>
+              </w:rPr>
+            </w:r>
+            <w:r>
+              <w:rPr>
+                <w:rFonts w:ascii="Arial" w:hAnsi="Arial"/>
+                <w:sz w:val="18"/>
+              </w:rPr>
+              <w:t>Jagatsinghpur</w:t>
+            </w:r>
+          </w:p>
+        </w:tc>
+        <w:tc>
+          <w:tcPr>
+            <w:tcW w:type="dxa" w:w="567"/>
+          </w:tcPr>
+          <w:p>
+            <w:r>
+              <w:rPr>
+                <w:rFonts w:ascii="Arial" w:hAnsi="Arial"/>
+                <w:sz w:val="18"/>
+              </w:rPr>
+            </w:r>
+            <w:r>
+              <w:rPr>
+                <w:rFonts w:ascii="Arial" w:hAnsi="Arial"/>
+                <w:sz w:val="18"/>
+              </w:rPr>
+              <w:t>2020</w:t>
+            </w:r>
+          </w:p>
+        </w:tc>
+        <w:tc>
+          <w:tcPr>
+            <w:tcW w:type="dxa" w:w="850"/>
+          </w:tcPr>
+          <w:p>
+            <w:r>
+              <w:rPr>
+                <w:rFonts w:ascii="Arial" w:hAnsi="Arial"/>
+                <w:sz w:val="18"/>
+              </w:rPr>
+            </w:r>
+            <w:r>
+              <w:rPr>
+                <w:rFonts w:ascii="Arial" w:hAnsi="Arial"/>
+                <w:sz w:val="18"/>
+              </w:rPr>
+              <w:t>Amphan</w:t>
+            </w:r>
+          </w:p>
+        </w:tc>
+        <w:tc>
+          <w:tcPr>
+            <w:tcW w:type="dxa" w:w="567"/>
+          </w:tcPr>
+          <w:p>
+            <w:r>
+              <w:rPr>
+                <w:rFonts w:ascii="Arial" w:hAnsi="Arial"/>
+                <w:sz w:val="18"/>
+              </w:rPr>
+            </w:r>
+            <w:r>
+              <w:rPr>
+                <w:rFonts w:ascii="Arial" w:hAnsi="Arial"/>
+                <w:sz w:val="18"/>
+              </w:rPr>
+              <w:t>SOS</w:t>
+            </w:r>
+          </w:p>
+        </w:tc>
+        <w:tc>
+          <w:tcPr>
+            <w:tcW w:type="dxa" w:w="794"/>
+          </w:tcPr>
+          <w:p>
+            <w:r>
+              <w:rPr>
+                <w:rFonts w:ascii="Arial" w:hAnsi="Arial"/>
+                <w:sz w:val="18"/>
+              </w:rPr>
+            </w:r>
+            <w:r>
+              <w:rPr>
+                <w:rFonts w:ascii="Arial" w:hAnsi="Arial"/>
+                <w:sz w:val="18"/>
+              </w:rPr>
+              <w:t>1.921</w:t>
+            </w:r>
+          </w:p>
+        </w:tc>
+        <w:tc>
+          <w:tcPr>
+            <w:tcW w:type="dxa" w:w="794"/>
+          </w:tcPr>
+          <w:p>
+            <w:r>
+              <w:rPr>
+                <w:rFonts w:ascii="Arial" w:hAnsi="Arial"/>
+                <w:sz w:val="18"/>
+              </w:rPr>
+            </w:r>
+            <w:r>
+              <w:rPr>
+                <w:rFonts w:ascii="Arial" w:hAnsi="Arial"/>
+                <w:sz w:val="18"/>
+              </w:rPr>
+              <w:t>14.0</w:t>
+            </w:r>
+          </w:p>
+        </w:tc>
+        <w:tc>
+          <w:tcPr>
+            <w:tcW w:type="dxa" w:w="850"/>
+          </w:tcPr>
+          <w:p>
+            <w:r>
+              <w:rPr>
+                <w:rFonts w:ascii="Arial" w:hAnsi="Arial"/>
+                <w:sz w:val="18"/>
+              </w:rPr>
+            </w:r>
+            <w:r>
+              <w:rPr>
+                <w:rFonts w:ascii="Arial" w:hAnsi="Arial"/>
+                <w:sz w:val="18"/>
+              </w:rPr>
+              <w:t>167.00</w:t>
+            </w:r>
+          </w:p>
+        </w:tc>
+        <w:tc>
+          <w:tcPr>
+            <w:tcW w:type="dxa" w:w="964"/>
+          </w:tcPr>
+          <w:p>
+            <w:r>
+              <w:rPr>
+                <w:rFonts w:ascii="Arial" w:hAnsi="Arial"/>
+                <w:sz w:val="18"/>
+              </w:rPr>
+            </w:r>
+            <w:r>
+              <w:rPr>
+                <w:rFonts w:ascii="Arial" w:hAnsi="Arial"/>
+                <w:sz w:val="18"/>
+              </w:rPr>
+              <w:t>166.73</w:t>
+            </w:r>
+          </w:p>
+        </w:tc>
+        <w:tc>
+          <w:tcPr>
+            <w:tcW w:type="dxa" w:w="964"/>
+          </w:tcPr>
+          <w:p>
+            <w:r>
+              <w:rPr>
+                <w:rFonts w:ascii="Arial" w:hAnsi="Arial"/>
+                <w:sz w:val="18"/>
+              </w:rPr>
+            </w:r>
+            <w:r>
+              <w:rPr>
+                <w:rFonts w:ascii="Arial" w:hAnsi="Arial"/>
+                <w:sz w:val="18"/>
+              </w:rPr>
+              <w:t>-0.27</w:t>
+            </w:r>
+          </w:p>
+        </w:tc>
+      </w:tr>
+      <w:tr>
+        <w:tc>
+          <w:tcPr>
+            <w:tcW w:type="dxa" w:w="1247"/>
+          </w:tcPr>
+          <w:p>
+            <w:r>
+              <w:rPr>
+                <w:rFonts w:ascii="Arial" w:hAnsi="Arial"/>
+                <w:sz w:val="18"/>
+              </w:rPr>
+            </w:r>
+            <w:r>
+              <w:rPr>
+                <w:rFonts w:ascii="Arial" w:hAnsi="Arial"/>
+                <w:sz w:val="18"/>
+              </w:rPr>
+              <w:t>Jagatsinghpur</w:t>
+            </w:r>
+          </w:p>
+        </w:tc>
+        <w:tc>
+          <w:tcPr>
+            <w:tcW w:type="dxa" w:w="567"/>
+          </w:tcPr>
+          <w:p>
+            <w:r>
+              <w:rPr>
+                <w:rFonts w:ascii="Arial" w:hAnsi="Arial"/>
+                <w:sz w:val="18"/>
+              </w:rPr>
+            </w:r>
+            <w:r>
+              <w:rPr>
+                <w:rFonts w:ascii="Arial" w:hAnsi="Arial"/>
+                <w:sz w:val="18"/>
+              </w:rPr>
+              <w:t>2020</w:t>
+            </w:r>
+          </w:p>
+        </w:tc>
+        <w:tc>
+          <w:tcPr>
+            <w:tcW w:type="dxa" w:w="850"/>
+          </w:tcPr>
+          <w:p>
+            <w:r>
+              <w:rPr>
+                <w:rFonts w:ascii="Arial" w:hAnsi="Arial"/>
+                <w:sz w:val="18"/>
+              </w:rPr>
+            </w:r>
+            <w:r>
+              <w:rPr>
+                <w:rFonts w:ascii="Arial" w:hAnsi="Arial"/>
+                <w:sz w:val="18"/>
+              </w:rPr>
+              <w:t>Amphan</w:t>
+            </w:r>
+          </w:p>
+        </w:tc>
+        <w:tc>
+          <w:tcPr>
+            <w:tcW w:type="dxa" w:w="567"/>
+          </w:tcPr>
+          <w:p>
+            <w:r>
+              <w:rPr>
+                <w:rFonts w:ascii="Arial" w:hAnsi="Arial"/>
+                <w:sz w:val="18"/>
+              </w:rPr>
+            </w:r>
+            <w:r>
+              <w:rPr>
+                <w:rFonts w:ascii="Arial" w:hAnsi="Arial"/>
+                <w:sz w:val="18"/>
+              </w:rPr>
+              <w:t>POS</w:t>
+            </w:r>
+          </w:p>
+        </w:tc>
+        <w:tc>
+          <w:tcPr>
+            <w:tcW w:type="dxa" w:w="794"/>
+          </w:tcPr>
+          <w:p>
+            <w:r>
+              <w:rPr>
+                <w:rFonts w:ascii="Arial" w:hAnsi="Arial"/>
+                <w:sz w:val="18"/>
+              </w:rPr>
+            </w:r>
+            <w:r>
+              <w:rPr>
+                <w:rFonts w:ascii="Arial" w:hAnsi="Arial"/>
+                <w:sz w:val="18"/>
+              </w:rPr>
+              <w:t>1.921</w:t>
+            </w:r>
+          </w:p>
+        </w:tc>
+        <w:tc>
+          <w:tcPr>
+            <w:tcW w:type="dxa" w:w="794"/>
+          </w:tcPr>
+          <w:p>
+            <w:r>
+              <w:rPr>
+                <w:rFonts w:ascii="Arial" w:hAnsi="Arial"/>
+                <w:sz w:val="18"/>
+              </w:rPr>
+            </w:r>
+            <w:r>
+              <w:rPr>
+                <w:rFonts w:ascii="Arial" w:hAnsi="Arial"/>
+                <w:sz w:val="18"/>
+              </w:rPr>
+              <w:t>7.0</w:t>
+            </w:r>
+          </w:p>
+        </w:tc>
+        <w:tc>
+          <w:tcPr>
+            <w:tcW w:type="dxa" w:w="850"/>
+          </w:tcPr>
+          <w:p>
+            <w:r>
+              <w:rPr>
+                <w:rFonts w:ascii="Arial" w:hAnsi="Arial"/>
+                <w:sz w:val="18"/>
+              </w:rPr>
+            </w:r>
+            <w:r>
+              <w:rPr>
+                <w:rFonts w:ascii="Arial" w:hAnsi="Arial"/>
+                <w:sz w:val="18"/>
+              </w:rPr>
+              <w:t>289.00</w:t>
+            </w:r>
+          </w:p>
+        </w:tc>
+        <w:tc>
+          <w:tcPr>
+            <w:tcW w:type="dxa" w:w="964"/>
+          </w:tcPr>
+          <w:p>
+            <w:r>
+              <w:rPr>
+                <w:rFonts w:ascii="Arial" w:hAnsi="Arial"/>
+                <w:sz w:val="18"/>
+              </w:rPr>
+            </w:r>
+            <w:r>
+              <w:rPr>
+                <w:rFonts w:ascii="Arial" w:hAnsi="Arial"/>
+                <w:sz w:val="18"/>
+              </w:rPr>
+              <w:t>288.87</w:t>
+            </w:r>
+          </w:p>
+        </w:tc>
+        <w:tc>
+          <w:tcPr>
+            <w:tcW w:type="dxa" w:w="964"/>
+          </w:tcPr>
+          <w:p>
+            <w:r>
+              <w:rPr>
+                <w:rFonts w:ascii="Arial" w:hAnsi="Arial"/>
+                <w:sz w:val="18"/>
+              </w:rPr>
+            </w:r>
+            <w:r>
+              <w:rPr>
+                <w:rFonts w:ascii="Arial" w:hAnsi="Arial"/>
+                <w:sz w:val="18"/>
+              </w:rPr>
+              <w:t>-0.13</w:t>
+            </w:r>
+          </w:p>
+        </w:tc>
+      </w:tr>
+      <w:tr>
+        <w:tc>
+          <w:tcPr>
+            <w:tcW w:type="dxa" w:w="1247"/>
+          </w:tcPr>
+          <w:p>
+            <w:r>
+              <w:rPr>
+                <w:rFonts w:ascii="Arial" w:hAnsi="Arial"/>
+                <w:sz w:val="18"/>
+              </w:rPr>
+            </w:r>
+            <w:r>
+              <w:rPr>
+                <w:rFonts w:ascii="Arial" w:hAnsi="Arial"/>
+                <w:sz w:val="18"/>
+              </w:rPr>
+              <w:t>Jagatsinghpur</w:t>
+            </w:r>
+          </w:p>
+        </w:tc>
+        <w:tc>
+          <w:tcPr>
+            <w:tcW w:type="dxa" w:w="567"/>
+          </w:tcPr>
+          <w:p>
+            <w:r>
+              <w:rPr>
+                <w:rFonts w:ascii="Arial" w:hAnsi="Arial"/>
+                <w:sz w:val="18"/>
+              </w:rPr>
+            </w:r>
+            <w:r>
+              <w:rPr>
+                <w:rFonts w:ascii="Arial" w:hAnsi="Arial"/>
+                <w:sz w:val="18"/>
+              </w:rPr>
+              <w:t>2021</w:t>
+            </w:r>
+          </w:p>
+        </w:tc>
+        <w:tc>
+          <w:tcPr>
+            <w:tcW w:type="dxa" w:w="850"/>
+          </w:tcPr>
+          <w:p>
+            <w:r>
+              <w:rPr>
+                <w:rFonts w:ascii="Arial" w:hAnsi="Arial"/>
+                <w:sz w:val="18"/>
+              </w:rPr>
+            </w:r>
+            <w:r>
+              <w:rPr>
+                <w:rFonts w:ascii="Arial" w:hAnsi="Arial"/>
+                <w:sz w:val="18"/>
+              </w:rPr>
+              <w:t>Yaas</w:t>
+            </w:r>
+          </w:p>
+        </w:tc>
+        <w:tc>
+          <w:tcPr>
+            <w:tcW w:type="dxa" w:w="567"/>
+          </w:tcPr>
+          <w:p>
+            <w:r>
+              <w:rPr>
+                <w:rFonts w:ascii="Arial" w:hAnsi="Arial"/>
+                <w:sz w:val="18"/>
+              </w:rPr>
+            </w:r>
+            <w:r>
+              <w:rPr>
+                <w:rFonts w:ascii="Arial" w:hAnsi="Arial"/>
+                <w:sz w:val="18"/>
+              </w:rPr>
+              <w:t>SOS</w:t>
+            </w:r>
+          </w:p>
+        </w:tc>
+        <w:tc>
+          <w:tcPr>
+            <w:tcW w:type="dxa" w:w="794"/>
+          </w:tcPr>
+          <w:p>
+            <w:r>
+              <w:rPr>
+                <w:rFonts w:ascii="Arial" w:hAnsi="Arial"/>
+                <w:sz w:val="18"/>
+              </w:rPr>
+            </w:r>
+            <w:r>
+              <w:rPr>
+                <w:rFonts w:ascii="Arial" w:hAnsi="Arial"/>
+                <w:sz w:val="18"/>
+              </w:rPr>
+              <w:t>3.256</w:t>
+            </w:r>
+          </w:p>
+        </w:tc>
+        <w:tc>
+          <w:tcPr>
+            <w:tcW w:type="dxa" w:w="794"/>
+          </w:tcPr>
+          <w:p>
+            <w:r>
+              <w:rPr>
+                <w:rFonts w:ascii="Arial" w:hAnsi="Arial"/>
+                <w:sz w:val="18"/>
+              </w:rPr>
+            </w:r>
+            <w:r>
+              <w:rPr>
+                <w:rFonts w:ascii="Arial" w:hAnsi="Arial"/>
+                <w:sz w:val="18"/>
+              </w:rPr>
+              <w:t>14.0</w:t>
+            </w:r>
+          </w:p>
+        </w:tc>
+        <w:tc>
+          <w:tcPr>
+            <w:tcW w:type="dxa" w:w="850"/>
+          </w:tcPr>
+          <w:p>
+            <w:r>
+              <w:rPr>
+                <w:rFonts w:ascii="Arial" w:hAnsi="Arial"/>
+                <w:sz w:val="18"/>
+              </w:rPr>
+            </w:r>
+            <w:r>
+              <w:rPr>
+                <w:rFonts w:ascii="Arial" w:hAnsi="Arial"/>
+                <w:sz w:val="18"/>
+              </w:rPr>
+              <w:t>166.00</w:t>
+            </w:r>
+          </w:p>
+        </w:tc>
+        <w:tc>
+          <w:tcPr>
+            <w:tcW w:type="dxa" w:w="964"/>
+          </w:tcPr>
+          <w:p>
+            <w:r>
+              <w:rPr>
+                <w:rFonts w:ascii="Arial" w:hAnsi="Arial"/>
+                <w:sz w:val="18"/>
+              </w:rPr>
+            </w:r>
+            <w:r>
+              <w:rPr>
+                <w:rFonts w:ascii="Arial" w:hAnsi="Arial"/>
+                <w:sz w:val="18"/>
+              </w:rPr>
+              <w:t>165.54</w:t>
+            </w:r>
+          </w:p>
+        </w:tc>
+        <w:tc>
+          <w:tcPr>
+            <w:tcW w:type="dxa" w:w="964"/>
+          </w:tcPr>
+          <w:p>
+            <w:r>
+              <w:rPr>
+                <w:rFonts w:ascii="Arial" w:hAnsi="Arial"/>
+                <w:sz w:val="18"/>
+              </w:rPr>
+            </w:r>
+            <w:r>
+              <w:rPr>
+                <w:rFonts w:ascii="Arial" w:hAnsi="Arial"/>
+                <w:sz w:val="18"/>
+              </w:rPr>
+              <w:t>-0.46</w:t>
+            </w:r>
+          </w:p>
+        </w:tc>
+      </w:tr>
+      <w:tr>
+        <w:tc>
+          <w:tcPr>
+            <w:tcW w:type="dxa" w:w="1247"/>
+          </w:tcPr>
+          <w:p>
+            <w:r>
+              <w:rPr>
+                <w:rFonts w:ascii="Arial" w:hAnsi="Arial"/>
+                <w:sz w:val="18"/>
+              </w:rPr>
+            </w:r>
+            <w:r>
+              <w:rPr>
+                <w:rFonts w:ascii="Arial" w:hAnsi="Arial"/>
+                <w:sz w:val="18"/>
+              </w:rPr>
+              <w:t>Jagatsinghpur</w:t>
+            </w:r>
+          </w:p>
+        </w:tc>
+        <w:tc>
+          <w:tcPr>
+            <w:tcW w:type="dxa" w:w="567"/>
+          </w:tcPr>
+          <w:p>
+            <w:r>
+              <w:rPr>
+                <w:rFonts w:ascii="Arial" w:hAnsi="Arial"/>
+                <w:sz w:val="18"/>
+              </w:rPr>
+            </w:r>
+            <w:r>
+              <w:rPr>
+                <w:rFonts w:ascii="Arial" w:hAnsi="Arial"/>
+                <w:sz w:val="18"/>
+              </w:rPr>
+              <w:t>2021</w:t>
+            </w:r>
+          </w:p>
+        </w:tc>
+        <w:tc>
+          <w:tcPr>
+            <w:tcW w:type="dxa" w:w="850"/>
+          </w:tcPr>
+          <w:p>
+            <w:r>
+              <w:rPr>
+                <w:rFonts w:ascii="Arial" w:hAnsi="Arial"/>
+                <w:sz w:val="18"/>
+              </w:rPr>
+            </w:r>
+            <w:r>
+              <w:rPr>
+                <w:rFonts w:ascii="Arial" w:hAnsi="Arial"/>
+                <w:sz w:val="18"/>
+              </w:rPr>
+              <w:t>Yaas</w:t>
+            </w:r>
+          </w:p>
+        </w:tc>
+        <w:tc>
+          <w:tcPr>
+            <w:tcW w:type="dxa" w:w="567"/>
+          </w:tcPr>
+          <w:p>
+            <w:r>
+              <w:rPr>
+                <w:rFonts w:ascii="Arial" w:hAnsi="Arial"/>
+                <w:sz w:val="18"/>
+              </w:rPr>
+            </w:r>
+            <w:r>
+              <w:rPr>
+                <w:rFonts w:ascii="Arial" w:hAnsi="Arial"/>
+                <w:sz w:val="18"/>
+              </w:rPr>
+              <w:t>POS</w:t>
+            </w:r>
+          </w:p>
+        </w:tc>
+        <w:tc>
+          <w:tcPr>
+            <w:tcW w:type="dxa" w:w="794"/>
+          </w:tcPr>
+          <w:p>
+            <w:r>
+              <w:rPr>
+                <w:rFonts w:ascii="Arial" w:hAnsi="Arial"/>
+                <w:sz w:val="18"/>
+              </w:rPr>
+            </w:r>
+            <w:r>
+              <w:rPr>
+                <w:rFonts w:ascii="Arial" w:hAnsi="Arial"/>
+                <w:sz w:val="18"/>
+              </w:rPr>
+              <w:t>3.256</w:t>
+            </w:r>
+          </w:p>
+        </w:tc>
+        <w:tc>
+          <w:tcPr>
+            <w:tcW w:type="dxa" w:w="794"/>
+          </w:tcPr>
+          <w:p>
+            <w:r>
+              <w:rPr>
+                <w:rFonts w:ascii="Arial" w:hAnsi="Arial"/>
+                <w:sz w:val="18"/>
+              </w:rPr>
+            </w:r>
+            <w:r>
+              <w:rPr>
+                <w:rFonts w:ascii="Arial" w:hAnsi="Arial"/>
+                <w:sz w:val="18"/>
+              </w:rPr>
+              <w:t>7.0</w:t>
+            </w:r>
+          </w:p>
+        </w:tc>
+        <w:tc>
+          <w:tcPr>
+            <w:tcW w:type="dxa" w:w="850"/>
+          </w:tcPr>
+          <w:p>
+            <w:r>
+              <w:rPr>
+                <w:rFonts w:ascii="Arial" w:hAnsi="Arial"/>
+                <w:sz w:val="18"/>
+              </w:rPr>
+            </w:r>
+            <w:r>
+              <w:rPr>
+                <w:rFonts w:ascii="Arial" w:hAnsi="Arial"/>
+                <w:sz w:val="18"/>
+              </w:rPr>
+              <w:t>288.00</w:t>
+            </w:r>
+          </w:p>
+        </w:tc>
+        <w:tc>
+          <w:tcPr>
+            <w:tcW w:type="dxa" w:w="964"/>
+          </w:tcPr>
+          <w:p>
+            <w:r>
+              <w:rPr>
+                <w:rFonts w:ascii="Arial" w:hAnsi="Arial"/>
+                <w:sz w:val="18"/>
+              </w:rPr>
+            </w:r>
+            <w:r>
+              <w:rPr>
+                <w:rFonts w:ascii="Arial" w:hAnsi="Arial"/>
+                <w:sz w:val="18"/>
+              </w:rPr>
+              <w:t>287.77</w:t>
+            </w:r>
+          </w:p>
+        </w:tc>
+        <w:tc>
+          <w:tcPr>
+            <w:tcW w:type="dxa" w:w="964"/>
+          </w:tcPr>
+          <w:p>
+            <w:r>
+              <w:rPr>
+                <w:rFonts w:ascii="Arial" w:hAnsi="Arial"/>
+                <w:sz w:val="18"/>
+              </w:rPr>
+            </w:r>
+            <w:r>
+              <w:rPr>
+                <w:rFonts w:ascii="Arial" w:hAnsi="Arial"/>
+                <w:sz w:val="18"/>
+              </w:rPr>
+              <w:t>-0.23</w:t>
+            </w:r>
+          </w:p>
+        </w:tc>
+      </w:tr>
+      <w:tr>
+        <w:tc>
+          <w:tcPr>
+            <w:tcW w:type="dxa" w:w="1247"/>
+          </w:tcPr>
+          <w:p>
+            <w:r>
+              <w:rPr>
+                <w:rFonts w:ascii="Arial" w:hAnsi="Arial"/>
+                <w:sz w:val="18"/>
+              </w:rPr>
+            </w:r>
+            <w:r>
+              <w:rPr>
+                <w:rFonts w:ascii="Arial" w:hAnsi="Arial"/>
+                <w:sz w:val="18"/>
+              </w:rPr>
+              <w:t>Kendrapara</w:t>
+            </w:r>
+          </w:p>
+        </w:tc>
+        <w:tc>
+          <w:tcPr>
+            <w:tcW w:type="dxa" w:w="567"/>
+          </w:tcPr>
+          <w:p>
+            <w:r>
+              <w:rPr>
+                <w:rFonts w:ascii="Arial" w:hAnsi="Arial"/>
+                <w:sz w:val="18"/>
+              </w:rPr>
+            </w:r>
+            <w:r>
+              <w:rPr>
+                <w:rFonts w:ascii="Arial" w:hAnsi="Arial"/>
+                <w:sz w:val="18"/>
+              </w:rPr>
+              <w:t>2019</w:t>
+            </w:r>
+          </w:p>
+        </w:tc>
+        <w:tc>
+          <w:tcPr>
+            <w:tcW w:type="dxa" w:w="850"/>
+          </w:tcPr>
+          <w:p>
+            <w:r>
+              <w:rPr>
+                <w:rFonts w:ascii="Arial" w:hAnsi="Arial"/>
+                <w:sz w:val="18"/>
+              </w:rPr>
+            </w:r>
+            <w:r>
+              <w:rPr>
+                <w:rFonts w:ascii="Arial" w:hAnsi="Arial"/>
+                <w:sz w:val="18"/>
+              </w:rPr>
+              <w:t>Fani</w:t>
+            </w:r>
+          </w:p>
+        </w:tc>
+        <w:tc>
+          <w:tcPr>
+            <w:tcW w:type="dxa" w:w="567"/>
+          </w:tcPr>
+          <w:p>
+            <w:r>
+              <w:rPr>
+                <w:rFonts w:ascii="Arial" w:hAnsi="Arial"/>
+                <w:sz w:val="18"/>
+              </w:rPr>
+            </w:r>
+            <w:r>
+              <w:rPr>
+                <w:rFonts w:ascii="Arial" w:hAnsi="Arial"/>
+                <w:sz w:val="18"/>
+              </w:rPr>
+              <w:t>SOS</w:t>
+            </w:r>
+          </w:p>
+        </w:tc>
+        <w:tc>
+          <w:tcPr>
+            <w:tcW w:type="dxa" w:w="794"/>
+          </w:tcPr>
+          <w:p>
+            <w:r>
+              <w:rPr>
+                <w:rFonts w:ascii="Arial" w:hAnsi="Arial"/>
+                <w:sz w:val="18"/>
+              </w:rPr>
+            </w:r>
+            <w:r>
+              <w:rPr>
+                <w:rFonts w:ascii="Arial" w:hAnsi="Arial"/>
+                <w:sz w:val="18"/>
+              </w:rPr>
+              <w:t>0.535</w:t>
+            </w:r>
+          </w:p>
+        </w:tc>
+        <w:tc>
+          <w:tcPr>
+            <w:tcW w:type="dxa" w:w="794"/>
+          </w:tcPr>
+          <w:p>
+            <w:r>
+              <w:rPr>
+                <w:rFonts w:ascii="Arial" w:hAnsi="Arial"/>
+                <w:sz w:val="18"/>
+              </w:rPr>
+            </w:r>
+            <w:r>
+              <w:rPr>
+                <w:rFonts w:ascii="Arial" w:hAnsi="Arial"/>
+                <w:sz w:val="18"/>
+              </w:rPr>
+              <w:t>14.0</w:t>
+            </w:r>
+          </w:p>
+        </w:tc>
+        <w:tc>
+          <w:tcPr>
+            <w:tcW w:type="dxa" w:w="850"/>
+          </w:tcPr>
+          <w:p>
+            <w:r>
+              <w:rPr>
+                <w:rFonts w:ascii="Arial" w:hAnsi="Arial"/>
+                <w:sz w:val="18"/>
+              </w:rPr>
+            </w:r>
+            <w:r>
+              <w:rPr>
+                <w:rFonts w:ascii="Arial" w:hAnsi="Arial"/>
+                <w:sz w:val="18"/>
+              </w:rPr>
+              <w:t>196.00</w:t>
+            </w:r>
+          </w:p>
+        </w:tc>
+        <w:tc>
+          <w:tcPr>
+            <w:tcW w:type="dxa" w:w="964"/>
+          </w:tcPr>
+          <w:p>
+            <w:r>
+              <w:rPr>
+                <w:rFonts w:ascii="Arial" w:hAnsi="Arial"/>
+                <w:sz w:val="18"/>
+              </w:rPr>
+            </w:r>
+            <w:r>
+              <w:rPr>
+                <w:rFonts w:ascii="Arial" w:hAnsi="Arial"/>
+                <w:sz w:val="18"/>
+              </w:rPr>
+              <w:t>195.93</w:t>
+            </w:r>
+          </w:p>
+        </w:tc>
+        <w:tc>
+          <w:tcPr>
+            <w:tcW w:type="dxa" w:w="964"/>
+          </w:tcPr>
+          <w:p>
+            <w:r>
+              <w:rPr>
+                <w:rFonts w:ascii="Arial" w:hAnsi="Arial"/>
+                <w:sz w:val="18"/>
+              </w:rPr>
+            </w:r>
+            <w:r>
+              <w:rPr>
+                <w:rFonts w:ascii="Arial" w:hAnsi="Arial"/>
+                <w:sz w:val="18"/>
+              </w:rPr>
+              <w:t>-0.07</w:t>
+            </w:r>
+          </w:p>
+        </w:tc>
+      </w:tr>
+      <w:tr>
+        <w:tc>
+          <w:tcPr>
+            <w:tcW w:type="dxa" w:w="1247"/>
+          </w:tcPr>
+          <w:p>
+            <w:r>
+              <w:rPr>
+                <w:rFonts w:ascii="Arial" w:hAnsi="Arial"/>
+                <w:sz w:val="18"/>
+              </w:rPr>
+            </w:r>
+            <w:r>
+              <w:rPr>
+                <w:rFonts w:ascii="Arial" w:hAnsi="Arial"/>
+                <w:sz w:val="18"/>
+              </w:rPr>
+              <w:t>Kendrapara</w:t>
+            </w:r>
+          </w:p>
+        </w:tc>
+        <w:tc>
+          <w:tcPr>
+            <w:tcW w:type="dxa" w:w="567"/>
+          </w:tcPr>
+          <w:p>
+            <w:r>
+              <w:rPr>
+                <w:rFonts w:ascii="Arial" w:hAnsi="Arial"/>
+                <w:sz w:val="18"/>
+              </w:rPr>
+            </w:r>
+            <w:r>
+              <w:rPr>
+                <w:rFonts w:ascii="Arial" w:hAnsi="Arial"/>
+                <w:sz w:val="18"/>
+              </w:rPr>
+              <w:t>2019</w:t>
+            </w:r>
+          </w:p>
+        </w:tc>
+        <w:tc>
+          <w:tcPr>
+            <w:tcW w:type="dxa" w:w="850"/>
+          </w:tcPr>
+          <w:p>
+            <w:r>
+              <w:rPr>
+                <w:rFonts w:ascii="Arial" w:hAnsi="Arial"/>
+                <w:sz w:val="18"/>
+              </w:rPr>
+            </w:r>
+            <w:r>
+              <w:rPr>
+                <w:rFonts w:ascii="Arial" w:hAnsi="Arial"/>
+                <w:sz w:val="18"/>
+              </w:rPr>
+              <w:t>Fani</w:t>
+            </w:r>
+          </w:p>
+        </w:tc>
+        <w:tc>
+          <w:tcPr>
+            <w:tcW w:type="dxa" w:w="567"/>
+          </w:tcPr>
+          <w:p>
+            <w:r>
+              <w:rPr>
+                <w:rFonts w:ascii="Arial" w:hAnsi="Arial"/>
+                <w:sz w:val="18"/>
+              </w:rPr>
+            </w:r>
+            <w:r>
+              <w:rPr>
+                <w:rFonts w:ascii="Arial" w:hAnsi="Arial"/>
+                <w:sz w:val="18"/>
+              </w:rPr>
+              <w:t>POS</w:t>
+            </w:r>
+          </w:p>
+        </w:tc>
+        <w:tc>
+          <w:tcPr>
+            <w:tcW w:type="dxa" w:w="794"/>
+          </w:tcPr>
+          <w:p>
+            <w:r>
+              <w:rPr>
+                <w:rFonts w:ascii="Arial" w:hAnsi="Arial"/>
+                <w:sz w:val="18"/>
+              </w:rPr>
+            </w:r>
+            <w:r>
+              <w:rPr>
+                <w:rFonts w:ascii="Arial" w:hAnsi="Arial"/>
+                <w:sz w:val="18"/>
+              </w:rPr>
+              <w:t>0.535</w:t>
+            </w:r>
+          </w:p>
+        </w:tc>
+        <w:tc>
+          <w:tcPr>
+            <w:tcW w:type="dxa" w:w="794"/>
+          </w:tcPr>
+          <w:p>
+            <w:r>
+              <w:rPr>
+                <w:rFonts w:ascii="Arial" w:hAnsi="Arial"/>
+                <w:sz w:val="18"/>
+              </w:rPr>
+            </w:r>
+            <w:r>
+              <w:rPr>
+                <w:rFonts w:ascii="Arial" w:hAnsi="Arial"/>
+                <w:sz w:val="18"/>
+              </w:rPr>
+              <w:t>7.0</w:t>
+            </w:r>
+          </w:p>
+        </w:tc>
+        <w:tc>
+          <w:tcPr>
+            <w:tcW w:type="dxa" w:w="850"/>
+          </w:tcPr>
+          <w:p>
+            <w:r>
+              <w:rPr>
+                <w:rFonts w:ascii="Arial" w:hAnsi="Arial"/>
+                <w:sz w:val="18"/>
+              </w:rPr>
+            </w:r>
+            <w:r>
+              <w:rPr>
+                <w:rFonts w:ascii="Arial" w:hAnsi="Arial"/>
+                <w:sz w:val="18"/>
+              </w:rPr>
+              <w:t>319.00</w:t>
+            </w:r>
+          </w:p>
+        </w:tc>
+        <w:tc>
+          <w:tcPr>
+            <w:tcW w:type="dxa" w:w="964"/>
+          </w:tcPr>
+          <w:p>
+            <w:r>
+              <w:rPr>
+                <w:rFonts w:ascii="Arial" w:hAnsi="Arial"/>
+                <w:sz w:val="18"/>
+              </w:rPr>
+            </w:r>
+            <w:r>
+              <w:rPr>
+                <w:rFonts w:ascii="Arial" w:hAnsi="Arial"/>
+                <w:sz w:val="18"/>
+              </w:rPr>
+              <w:t>318.96</w:t>
+            </w:r>
+          </w:p>
+        </w:tc>
+        <w:tc>
+          <w:tcPr>
+            <w:tcW w:type="dxa" w:w="964"/>
+          </w:tcPr>
+          <w:p>
+            <w:r>
+              <w:rPr>
+                <w:rFonts w:ascii="Arial" w:hAnsi="Arial"/>
+                <w:sz w:val="18"/>
+              </w:rPr>
+            </w:r>
+            <w:r>
+              <w:rPr>
+                <w:rFonts w:ascii="Arial" w:hAnsi="Arial"/>
+                <w:sz w:val="18"/>
+              </w:rPr>
+              <w:t>-0.04</w:t>
+            </w:r>
+          </w:p>
+        </w:tc>
+      </w:tr>
+      <w:tr>
+        <w:tc>
+          <w:tcPr>
+            <w:tcW w:type="dxa" w:w="1247"/>
+          </w:tcPr>
+          <w:p>
+            <w:r>
+              <w:rPr>
+                <w:rFonts w:ascii="Arial" w:hAnsi="Arial"/>
+                <w:sz w:val="18"/>
+              </w:rPr>
+            </w:r>
+            <w:r>
+              <w:rPr>
+                <w:rFonts w:ascii="Arial" w:hAnsi="Arial"/>
+                <w:sz w:val="18"/>
+              </w:rPr>
+              <w:t>Kendrapara</w:t>
+            </w:r>
+          </w:p>
+        </w:tc>
+        <w:tc>
+          <w:tcPr>
+            <w:tcW w:type="dxa" w:w="567"/>
+          </w:tcPr>
+          <w:p>
+            <w:r>
+              <w:rPr>
+                <w:rFonts w:ascii="Arial" w:hAnsi="Arial"/>
+                <w:sz w:val="18"/>
+              </w:rPr>
+            </w:r>
+            <w:r>
+              <w:rPr>
+                <w:rFonts w:ascii="Arial" w:hAnsi="Arial"/>
+                <w:sz w:val="18"/>
+              </w:rPr>
+              <w:t>2019</w:t>
+            </w:r>
+          </w:p>
+        </w:tc>
+        <w:tc>
+          <w:tcPr>
+            <w:tcW w:type="dxa" w:w="850"/>
+          </w:tcPr>
+          <w:p>
+            <w:r>
+              <w:rPr>
+                <w:rFonts w:ascii="Arial" w:hAnsi="Arial"/>
+                <w:sz w:val="18"/>
+              </w:rPr>
+            </w:r>
+            <w:r>
+              <w:rPr>
+                <w:rFonts w:ascii="Arial" w:hAnsi="Arial"/>
+                <w:sz w:val="18"/>
+              </w:rPr>
+              <w:t>Fani</w:t>
+            </w:r>
+          </w:p>
+        </w:tc>
+        <w:tc>
+          <w:tcPr>
+            <w:tcW w:type="dxa" w:w="567"/>
+          </w:tcPr>
+          <w:p>
+            <w:r>
+              <w:rPr>
+                <w:rFonts w:ascii="Arial" w:hAnsi="Arial"/>
+                <w:sz w:val="18"/>
+              </w:rPr>
+            </w:r>
+            <w:r>
+              <w:rPr>
+                <w:rFonts w:ascii="Arial" w:hAnsi="Arial"/>
+                <w:sz w:val="18"/>
+              </w:rPr>
+              <w:t>EOS</w:t>
+            </w:r>
+          </w:p>
+        </w:tc>
+        <w:tc>
+          <w:tcPr>
+            <w:tcW w:type="dxa" w:w="794"/>
+          </w:tcPr>
+          <w:p>
+            <w:r>
+              <w:rPr>
+                <w:rFonts w:ascii="Arial" w:hAnsi="Arial"/>
+                <w:sz w:val="18"/>
+              </w:rPr>
+            </w:r>
+            <w:r>
+              <w:rPr>
+                <w:rFonts w:ascii="Arial" w:hAnsi="Arial"/>
+                <w:sz w:val="18"/>
+              </w:rPr>
+              <w:t>0.535</w:t>
+            </w:r>
+          </w:p>
+        </w:tc>
+        <w:tc>
+          <w:tcPr>
+            <w:tcW w:type="dxa" w:w="794"/>
+          </w:tcPr>
+          <w:p>
+            <w:r>
+              <w:rPr>
+                <w:rFonts w:ascii="Arial" w:hAnsi="Arial"/>
+                <w:sz w:val="18"/>
+              </w:rPr>
+            </w:r>
+            <w:r>
+              <w:rPr>
+                <w:rFonts w:ascii="Arial" w:hAnsi="Arial"/>
+                <w:sz w:val="18"/>
+              </w:rPr>
+              <w:t>21.0</w:t>
+            </w:r>
+          </w:p>
+        </w:tc>
+        <w:tc>
+          <w:tcPr>
+            <w:tcW w:type="dxa" w:w="850"/>
+          </w:tcPr>
+          <w:p>
+            <w:r>
+              <w:rPr>
+                <w:rFonts w:ascii="Arial" w:hAnsi="Arial"/>
+                <w:sz w:val="18"/>
+              </w:rPr>
+            </w:r>
+            <w:r>
+              <w:rPr>
+                <w:rFonts w:ascii="Arial" w:hAnsi="Arial"/>
+                <w:sz w:val="18"/>
+              </w:rPr>
+              <w:t>349.00</w:t>
+            </w:r>
+          </w:p>
+        </w:tc>
+        <w:tc>
+          <w:tcPr>
+            <w:tcW w:type="dxa" w:w="964"/>
+          </w:tcPr>
+          <w:p>
+            <w:r>
+              <w:rPr>
+                <w:rFonts w:ascii="Arial" w:hAnsi="Arial"/>
+                <w:sz w:val="18"/>
+              </w:rPr>
+            </w:r>
+            <w:r>
+              <w:rPr>
+                <w:rFonts w:ascii="Arial" w:hAnsi="Arial"/>
+                <w:sz w:val="18"/>
+              </w:rPr>
+              <w:t>348.89</w:t>
+            </w:r>
+          </w:p>
+        </w:tc>
+        <w:tc>
+          <w:tcPr>
+            <w:tcW w:type="dxa" w:w="964"/>
+          </w:tcPr>
+          <w:p>
+            <w:r>
+              <w:rPr>
+                <w:rFonts w:ascii="Arial" w:hAnsi="Arial"/>
+                <w:sz w:val="18"/>
+              </w:rPr>
+            </w:r>
+            <w:r>
+              <w:rPr>
+                <w:rFonts w:ascii="Arial" w:hAnsi="Arial"/>
+                <w:sz w:val="18"/>
+              </w:rPr>
+              <w:t>-0.11</w:t>
+            </w:r>
+          </w:p>
+        </w:tc>
+      </w:tr>
+      <w:tr>
+        <w:tc>
+          <w:tcPr>
+            <w:tcW w:type="dxa" w:w="1247"/>
+          </w:tcPr>
+          <w:p>
+            <w:r>
+              <w:rPr>
+                <w:rFonts w:ascii="Arial" w:hAnsi="Arial"/>
+                <w:sz w:val="18"/>
+              </w:rPr>
+            </w:r>
+            <w:r>
+              <w:rPr>
+                <w:rFonts w:ascii="Arial" w:hAnsi="Arial"/>
+                <w:sz w:val="18"/>
+              </w:rPr>
+              <w:t>Kendrapara</w:t>
+            </w:r>
+          </w:p>
+        </w:tc>
+        <w:tc>
+          <w:tcPr>
+            <w:tcW w:type="dxa" w:w="567"/>
+          </w:tcPr>
+          <w:p>
+            <w:r>
+              <w:rPr>
+                <w:rFonts w:ascii="Arial" w:hAnsi="Arial"/>
+                <w:sz w:val="18"/>
+              </w:rPr>
+            </w:r>
+            <w:r>
+              <w:rPr>
+                <w:rFonts w:ascii="Arial" w:hAnsi="Arial"/>
+                <w:sz w:val="18"/>
+              </w:rPr>
+              <w:t>2020</w:t>
+            </w:r>
+          </w:p>
+        </w:tc>
+        <w:tc>
+          <w:tcPr>
+            <w:tcW w:type="dxa" w:w="850"/>
+          </w:tcPr>
+          <w:p>
+            <w:r>
+              <w:rPr>
+                <w:rFonts w:ascii="Arial" w:hAnsi="Arial"/>
+                <w:sz w:val="18"/>
+              </w:rPr>
+            </w:r>
+            <w:r>
+              <w:rPr>
+                <w:rFonts w:ascii="Arial" w:hAnsi="Arial"/>
+                <w:sz w:val="18"/>
+              </w:rPr>
+              <w:t>Amphan</w:t>
+            </w:r>
+          </w:p>
+        </w:tc>
+        <w:tc>
+          <w:tcPr>
+            <w:tcW w:type="dxa" w:w="567"/>
+          </w:tcPr>
+          <w:p>
+            <w:r>
+              <w:rPr>
+                <w:rFonts w:ascii="Arial" w:hAnsi="Arial"/>
+                <w:sz w:val="18"/>
+              </w:rPr>
+            </w:r>
+            <w:r>
+              <w:rPr>
+                <w:rFonts w:ascii="Arial" w:hAnsi="Arial"/>
+                <w:sz w:val="18"/>
+              </w:rPr>
+              <w:t>SOS</w:t>
+            </w:r>
+          </w:p>
+        </w:tc>
+        <w:tc>
+          <w:tcPr>
+            <w:tcW w:type="dxa" w:w="794"/>
+          </w:tcPr>
+          <w:p>
+            <w:r>
+              <w:rPr>
+                <w:rFonts w:ascii="Arial" w:hAnsi="Arial"/>
+                <w:sz w:val="18"/>
+              </w:rPr>
+            </w:r>
+            <w:r>
+              <w:rPr>
+                <w:rFonts w:ascii="Arial" w:hAnsi="Arial"/>
+                <w:sz w:val="18"/>
+              </w:rPr>
+              <w:t>0.790</w:t>
+            </w:r>
+          </w:p>
+        </w:tc>
+        <w:tc>
+          <w:tcPr>
+            <w:tcW w:type="dxa" w:w="794"/>
+          </w:tcPr>
+          <w:p>
+            <w:r>
+              <w:rPr>
+                <w:rFonts w:ascii="Arial" w:hAnsi="Arial"/>
+                <w:sz w:val="18"/>
+              </w:rPr>
+            </w:r>
+            <w:r>
+              <w:rPr>
+                <w:rFonts w:ascii="Arial" w:hAnsi="Arial"/>
+                <w:sz w:val="18"/>
+              </w:rPr>
+              <w:t>14.0</w:t>
+            </w:r>
+          </w:p>
+        </w:tc>
+        <w:tc>
+          <w:tcPr>
+            <w:tcW w:type="dxa" w:w="850"/>
+          </w:tcPr>
+          <w:p>
+            <w:r>
+              <w:rPr>
+                <w:rFonts w:ascii="Arial" w:hAnsi="Arial"/>
+                <w:sz w:val="18"/>
+              </w:rPr>
+            </w:r>
+            <w:r>
+              <w:rPr>
+                <w:rFonts w:ascii="Arial" w:hAnsi="Arial"/>
+                <w:sz w:val="18"/>
+              </w:rPr>
+              <w:t>167.00</w:t>
+            </w:r>
+          </w:p>
+        </w:tc>
+        <w:tc>
+          <w:tcPr>
+            <w:tcW w:type="dxa" w:w="964"/>
+          </w:tcPr>
+          <w:p>
+            <w:r>
+              <w:rPr>
+                <w:rFonts w:ascii="Arial" w:hAnsi="Arial"/>
+                <w:sz w:val="18"/>
+              </w:rPr>
+            </w:r>
+            <w:r>
+              <w:rPr>
+                <w:rFonts w:ascii="Arial" w:hAnsi="Arial"/>
+                <w:sz w:val="18"/>
+              </w:rPr>
+              <w:t>166.89</w:t>
+            </w:r>
+          </w:p>
+        </w:tc>
+        <w:tc>
+          <w:tcPr>
+            <w:tcW w:type="dxa" w:w="964"/>
+          </w:tcPr>
+          <w:p>
+            <w:r>
+              <w:rPr>
+                <w:rFonts w:ascii="Arial" w:hAnsi="Arial"/>
+                <w:sz w:val="18"/>
+              </w:rPr>
+            </w:r>
+            <w:r>
+              <w:rPr>
+                <w:rFonts w:ascii="Arial" w:hAnsi="Arial"/>
+                <w:sz w:val="18"/>
+              </w:rPr>
+              <w:t>-0.11</w:t>
+            </w:r>
+          </w:p>
+        </w:tc>
+      </w:tr>
+      <w:tr>
+        <w:tc>
+          <w:tcPr>
+            <w:tcW w:type="dxa" w:w="1247"/>
+          </w:tcPr>
+          <w:p>
+            <w:r>
+              <w:rPr>
+                <w:rFonts w:ascii="Arial" w:hAnsi="Arial"/>
+                <w:sz w:val="18"/>
+              </w:rPr>
+            </w:r>
+            <w:r>
+              <w:rPr>
+                <w:rFonts w:ascii="Arial" w:hAnsi="Arial"/>
+                <w:sz w:val="18"/>
+              </w:rPr>
+              <w:t>Kendrapara</w:t>
+            </w:r>
+          </w:p>
+        </w:tc>
+        <w:tc>
+          <w:tcPr>
+            <w:tcW w:type="dxa" w:w="567"/>
+          </w:tcPr>
+          <w:p>
+            <w:r>
+              <w:rPr>
+                <w:rFonts w:ascii="Arial" w:hAnsi="Arial"/>
+                <w:sz w:val="18"/>
+              </w:rPr>
+            </w:r>
+            <w:r>
+              <w:rPr>
+                <w:rFonts w:ascii="Arial" w:hAnsi="Arial"/>
+                <w:sz w:val="18"/>
+              </w:rPr>
+              <w:t>2020</w:t>
+            </w:r>
+          </w:p>
+        </w:tc>
+        <w:tc>
+          <w:tcPr>
+            <w:tcW w:type="dxa" w:w="850"/>
+          </w:tcPr>
+          <w:p>
+            <w:r>
+              <w:rPr>
+                <w:rFonts w:ascii="Arial" w:hAnsi="Arial"/>
+                <w:sz w:val="18"/>
+              </w:rPr>
+            </w:r>
+            <w:r>
+              <w:rPr>
+                <w:rFonts w:ascii="Arial" w:hAnsi="Arial"/>
+                <w:sz w:val="18"/>
+              </w:rPr>
+              <w:t>Amphan</w:t>
+            </w:r>
+          </w:p>
+        </w:tc>
+        <w:tc>
+          <w:tcPr>
+            <w:tcW w:type="dxa" w:w="567"/>
+          </w:tcPr>
+          <w:p>
+            <w:r>
+              <w:rPr>
+                <w:rFonts w:ascii="Arial" w:hAnsi="Arial"/>
+                <w:sz w:val="18"/>
+              </w:rPr>
+            </w:r>
+            <w:r>
+              <w:rPr>
+                <w:rFonts w:ascii="Arial" w:hAnsi="Arial"/>
+                <w:sz w:val="18"/>
+              </w:rPr>
+              <w:t>POS</w:t>
+            </w:r>
+          </w:p>
+        </w:tc>
+        <w:tc>
+          <w:tcPr>
+            <w:tcW w:type="dxa" w:w="794"/>
+          </w:tcPr>
+          <w:p>
+            <w:r>
+              <w:rPr>
+                <w:rFonts w:ascii="Arial" w:hAnsi="Arial"/>
+                <w:sz w:val="18"/>
+              </w:rPr>
+            </w:r>
+            <w:r>
+              <w:rPr>
+                <w:rFonts w:ascii="Arial" w:hAnsi="Arial"/>
+                <w:sz w:val="18"/>
+              </w:rPr>
+              <w:t>0.790</w:t>
+            </w:r>
+          </w:p>
+        </w:tc>
+        <w:tc>
+          <w:tcPr>
+            <w:tcW w:type="dxa" w:w="794"/>
+          </w:tcPr>
+          <w:p>
+            <w:r>
+              <w:rPr>
+                <w:rFonts w:ascii="Arial" w:hAnsi="Arial"/>
+                <w:sz w:val="18"/>
+              </w:rPr>
+            </w:r>
+            <w:r>
+              <w:rPr>
+                <w:rFonts w:ascii="Arial" w:hAnsi="Arial"/>
+                <w:sz w:val="18"/>
+              </w:rPr>
+              <w:t>7.0</w:t>
+            </w:r>
+          </w:p>
+        </w:tc>
+        <w:tc>
+          <w:tcPr>
+            <w:tcW w:type="dxa" w:w="850"/>
+          </w:tcPr>
+          <w:p>
+            <w:r>
+              <w:rPr>
+                <w:rFonts w:ascii="Arial" w:hAnsi="Arial"/>
+                <w:sz w:val="18"/>
+              </w:rPr>
+            </w:r>
+            <w:r>
+              <w:rPr>
+                <w:rFonts w:ascii="Arial" w:hAnsi="Arial"/>
+                <w:sz w:val="18"/>
+              </w:rPr>
+              <w:t>289.00</w:t>
+            </w:r>
+          </w:p>
+        </w:tc>
+        <w:tc>
+          <w:tcPr>
+            <w:tcW w:type="dxa" w:w="964"/>
+          </w:tcPr>
+          <w:p>
+            <w:r>
+              <w:rPr>
+                <w:rFonts w:ascii="Arial" w:hAnsi="Arial"/>
+                <w:sz w:val="18"/>
+              </w:rPr>
+            </w:r>
+            <w:r>
+              <w:rPr>
+                <w:rFonts w:ascii="Arial" w:hAnsi="Arial"/>
+                <w:sz w:val="18"/>
+              </w:rPr>
+              <w:t>288.94</w:t>
+            </w:r>
+          </w:p>
+        </w:tc>
+        <w:tc>
+          <w:tcPr>
+            <w:tcW w:type="dxa" w:w="964"/>
+          </w:tcPr>
+          <w:p>
+            <w:r>
+              <w:rPr>
+                <w:rFonts w:ascii="Arial" w:hAnsi="Arial"/>
+                <w:sz w:val="18"/>
+              </w:rPr>
+            </w:r>
+            <w:r>
+              <w:rPr>
+                <w:rFonts w:ascii="Arial" w:hAnsi="Arial"/>
+                <w:sz w:val="18"/>
+              </w:rPr>
+              <w:t>-0.06</w:t>
+            </w:r>
+          </w:p>
+        </w:tc>
+      </w:tr>
+      <w:tr>
+        <w:tc>
+          <w:tcPr>
+            <w:tcW w:type="dxa" w:w="1247"/>
+          </w:tcPr>
+          <w:p>
+            <w:r>
+              <w:rPr>
+                <w:rFonts w:ascii="Arial" w:hAnsi="Arial"/>
+                <w:sz w:val="18"/>
+              </w:rPr>
+            </w:r>
+            <w:r>
+              <w:rPr>
+                <w:rFonts w:ascii="Arial" w:hAnsi="Arial"/>
+                <w:sz w:val="18"/>
+              </w:rPr>
+              <w:t>Kendrapara</w:t>
+            </w:r>
+          </w:p>
+        </w:tc>
+        <w:tc>
+          <w:tcPr>
+            <w:tcW w:type="dxa" w:w="567"/>
+          </w:tcPr>
+          <w:p>
+            <w:r>
+              <w:rPr>
+                <w:rFonts w:ascii="Arial" w:hAnsi="Arial"/>
+                <w:sz w:val="18"/>
+              </w:rPr>
+            </w:r>
+            <w:r>
+              <w:rPr>
+                <w:rFonts w:ascii="Arial" w:hAnsi="Arial"/>
+                <w:sz w:val="18"/>
+              </w:rPr>
+              <w:t>2020</w:t>
+            </w:r>
+          </w:p>
+        </w:tc>
+        <w:tc>
+          <w:tcPr>
+            <w:tcW w:type="dxa" w:w="850"/>
+          </w:tcPr>
+          <w:p>
+            <w:r>
+              <w:rPr>
+                <w:rFonts w:ascii="Arial" w:hAnsi="Arial"/>
+                <w:sz w:val="18"/>
+              </w:rPr>
+            </w:r>
+            <w:r>
+              <w:rPr>
+                <w:rFonts w:ascii="Arial" w:hAnsi="Arial"/>
+                <w:sz w:val="18"/>
+              </w:rPr>
+              <w:t>Amphan</w:t>
+            </w:r>
+          </w:p>
+        </w:tc>
+        <w:tc>
+          <w:tcPr>
+            <w:tcW w:type="dxa" w:w="567"/>
+          </w:tcPr>
+          <w:p>
+            <w:r>
+              <w:rPr>
+                <w:rFonts w:ascii="Arial" w:hAnsi="Arial"/>
+                <w:sz w:val="18"/>
+              </w:rPr>
+            </w:r>
+            <w:r>
+              <w:rPr>
+                <w:rFonts w:ascii="Arial" w:hAnsi="Arial"/>
+                <w:sz w:val="18"/>
+              </w:rPr>
+              <w:t>EOS</w:t>
+            </w:r>
+          </w:p>
+        </w:tc>
+        <w:tc>
+          <w:tcPr>
+            <w:tcW w:type="dxa" w:w="794"/>
+          </w:tcPr>
+          <w:p>
+            <w:r>
+              <w:rPr>
+                <w:rFonts w:ascii="Arial" w:hAnsi="Arial"/>
+                <w:sz w:val="18"/>
+              </w:rPr>
+            </w:r>
+            <w:r>
+              <w:rPr>
+                <w:rFonts w:ascii="Arial" w:hAnsi="Arial"/>
+                <w:sz w:val="18"/>
+              </w:rPr>
+              <w:t>0.790</w:t>
+            </w:r>
+          </w:p>
+        </w:tc>
+        <w:tc>
+          <w:tcPr>
+            <w:tcW w:type="dxa" w:w="794"/>
+          </w:tcPr>
+          <w:p>
+            <w:r>
+              <w:rPr>
+                <w:rFonts w:ascii="Arial" w:hAnsi="Arial"/>
+                <w:sz w:val="18"/>
+              </w:rPr>
+            </w:r>
+            <w:r>
+              <w:rPr>
+                <w:rFonts w:ascii="Arial" w:hAnsi="Arial"/>
+                <w:sz w:val="18"/>
+              </w:rPr>
+              <w:t>21.0</w:t>
+            </w:r>
+          </w:p>
+        </w:tc>
+        <w:tc>
+          <w:tcPr>
+            <w:tcW w:type="dxa" w:w="850"/>
+          </w:tcPr>
+          <w:p>
+            <w:r>
+              <w:rPr>
+                <w:rFonts w:ascii="Arial" w:hAnsi="Arial"/>
+                <w:sz w:val="18"/>
+              </w:rPr>
+            </w:r>
+            <w:r>
+              <w:rPr>
+                <w:rFonts w:ascii="Arial" w:hAnsi="Arial"/>
+                <w:sz w:val="18"/>
+              </w:rPr>
+              <w:t>350.00</w:t>
+            </w:r>
+          </w:p>
+        </w:tc>
+        <w:tc>
+          <w:tcPr>
+            <w:tcW w:type="dxa" w:w="964"/>
+          </w:tcPr>
+          <w:p>
+            <w:r>
+              <w:rPr>
+                <w:rFonts w:ascii="Arial" w:hAnsi="Arial"/>
+                <w:sz w:val="18"/>
+              </w:rPr>
+            </w:r>
+            <w:r>
+              <w:rPr>
+                <w:rFonts w:ascii="Arial" w:hAnsi="Arial"/>
+                <w:sz w:val="18"/>
+              </w:rPr>
+              <w:t>349.83</w:t>
+            </w:r>
+          </w:p>
+        </w:tc>
+        <w:tc>
+          <w:tcPr>
+            <w:tcW w:type="dxa" w:w="964"/>
+          </w:tcPr>
+          <w:p>
+            <w:r>
+              <w:rPr>
+                <w:rFonts w:ascii="Arial" w:hAnsi="Arial"/>
+                <w:sz w:val="18"/>
+              </w:rPr>
+            </w:r>
+            <w:r>
+              <w:rPr>
+                <w:rFonts w:ascii="Arial" w:hAnsi="Arial"/>
+                <w:sz w:val="18"/>
+              </w:rPr>
+              <w:t>-0.17</w:t>
+            </w:r>
+          </w:p>
+        </w:tc>
+      </w:tr>
+      <w:tr>
+        <w:tc>
+          <w:tcPr>
+            <w:tcW w:type="dxa" w:w="1247"/>
+          </w:tcPr>
+          <w:p>
+            <w:r>
+              <w:rPr>
+                <w:rFonts w:ascii="Arial" w:hAnsi="Arial"/>
+                <w:sz w:val="18"/>
+              </w:rPr>
+            </w:r>
+            <w:r>
+              <w:rPr>
+                <w:rFonts w:ascii="Arial" w:hAnsi="Arial"/>
+                <w:sz w:val="18"/>
+              </w:rPr>
+              <w:t>Kendrapara</w:t>
+            </w:r>
+          </w:p>
+        </w:tc>
+        <w:tc>
+          <w:tcPr>
+            <w:tcW w:type="dxa" w:w="567"/>
+          </w:tcPr>
+          <w:p>
+            <w:r>
+              <w:rPr>
+                <w:rFonts w:ascii="Arial" w:hAnsi="Arial"/>
+                <w:sz w:val="18"/>
+              </w:rPr>
+            </w:r>
+            <w:r>
+              <w:rPr>
+                <w:rFonts w:ascii="Arial" w:hAnsi="Arial"/>
+                <w:sz w:val="18"/>
+              </w:rPr>
+              <w:t>2021</w:t>
+            </w:r>
+          </w:p>
+        </w:tc>
+        <w:tc>
+          <w:tcPr>
+            <w:tcW w:type="dxa" w:w="850"/>
+          </w:tcPr>
+          <w:p>
+            <w:r>
+              <w:rPr>
+                <w:rFonts w:ascii="Arial" w:hAnsi="Arial"/>
+                <w:sz w:val="18"/>
+              </w:rPr>
+            </w:r>
+            <w:r>
+              <w:rPr>
+                <w:rFonts w:ascii="Arial" w:hAnsi="Arial"/>
+                <w:sz w:val="18"/>
+              </w:rPr>
+              <w:t>Yaas</w:t>
+            </w:r>
+          </w:p>
+        </w:tc>
+        <w:tc>
+          <w:tcPr>
+            <w:tcW w:type="dxa" w:w="567"/>
+          </w:tcPr>
+          <w:p>
+            <w:r>
+              <w:rPr>
+                <w:rFonts w:ascii="Arial" w:hAnsi="Arial"/>
+                <w:sz w:val="18"/>
+              </w:rPr>
+            </w:r>
+            <w:r>
+              <w:rPr>
+                <w:rFonts w:ascii="Arial" w:hAnsi="Arial"/>
+                <w:sz w:val="18"/>
+              </w:rPr>
+              <w:t>SOS</w:t>
+            </w:r>
+          </w:p>
+        </w:tc>
+        <w:tc>
+          <w:tcPr>
+            <w:tcW w:type="dxa" w:w="794"/>
+          </w:tcPr>
+          <w:p>
+            <w:r>
+              <w:rPr>
+                <w:rFonts w:ascii="Arial" w:hAnsi="Arial"/>
+                <w:sz w:val="18"/>
+              </w:rPr>
+            </w:r>
+            <w:r>
+              <w:rPr>
+                <w:rFonts w:ascii="Arial" w:hAnsi="Arial"/>
+                <w:sz w:val="18"/>
+              </w:rPr>
+              <w:t>2.903</w:t>
+            </w:r>
+          </w:p>
+        </w:tc>
+        <w:tc>
+          <w:tcPr>
+            <w:tcW w:type="dxa" w:w="794"/>
+          </w:tcPr>
+          <w:p>
+            <w:r>
+              <w:rPr>
+                <w:rFonts w:ascii="Arial" w:hAnsi="Arial"/>
+                <w:sz w:val="18"/>
+              </w:rPr>
+            </w:r>
+            <w:r>
+              <w:rPr>
+                <w:rFonts w:ascii="Arial" w:hAnsi="Arial"/>
+                <w:sz w:val="18"/>
+              </w:rPr>
+              <w:t>14.0</w:t>
+            </w:r>
+          </w:p>
+        </w:tc>
+        <w:tc>
+          <w:tcPr>
+            <w:tcW w:type="dxa" w:w="850"/>
+          </w:tcPr>
+          <w:p>
+            <w:r>
+              <w:rPr>
+                <w:rFonts w:ascii="Arial" w:hAnsi="Arial"/>
+                <w:sz w:val="18"/>
+              </w:rPr>
+            </w:r>
+            <w:r>
+              <w:rPr>
+                <w:rFonts w:ascii="Arial" w:hAnsi="Arial"/>
+                <w:sz w:val="18"/>
+              </w:rPr>
+              <w:t>166.00</w:t>
+            </w:r>
+          </w:p>
+        </w:tc>
+        <w:tc>
+          <w:tcPr>
+            <w:tcW w:type="dxa" w:w="964"/>
+          </w:tcPr>
+          <w:p>
+            <w:r>
+              <w:rPr>
+                <w:rFonts w:ascii="Arial" w:hAnsi="Arial"/>
+                <w:sz w:val="18"/>
+              </w:rPr>
+            </w:r>
+            <w:r>
+              <w:rPr>
+                <w:rFonts w:ascii="Arial" w:hAnsi="Arial"/>
+                <w:sz w:val="18"/>
+              </w:rPr>
+              <w:t>165.59</w:t>
+            </w:r>
+          </w:p>
+        </w:tc>
+        <w:tc>
+          <w:tcPr>
+            <w:tcW w:type="dxa" w:w="964"/>
+          </w:tcPr>
+          <w:p>
+            <w:r>
+              <w:rPr>
+                <w:rFonts w:ascii="Arial" w:hAnsi="Arial"/>
+                <w:sz w:val="18"/>
+              </w:rPr>
+            </w:r>
+            <w:r>
+              <w:rPr>
+                <w:rFonts w:ascii="Arial" w:hAnsi="Arial"/>
+                <w:sz w:val="18"/>
+              </w:rPr>
+              <w:t>-0.41</w:t>
+            </w:r>
+          </w:p>
+        </w:tc>
+      </w:tr>
+      <w:tr>
+        <w:tc>
+          <w:tcPr>
+            <w:tcW w:type="dxa" w:w="1247"/>
+          </w:tcPr>
+          <w:p>
+            <w:r>
+              <w:rPr>
+                <w:rFonts w:ascii="Arial" w:hAnsi="Arial"/>
+                <w:sz w:val="18"/>
+              </w:rPr>
+            </w:r>
+            <w:r>
+              <w:rPr>
+                <w:rFonts w:ascii="Arial" w:hAnsi="Arial"/>
+                <w:sz w:val="18"/>
+              </w:rPr>
+              <w:t>Kendrapara</w:t>
+            </w:r>
+          </w:p>
+        </w:tc>
+        <w:tc>
+          <w:tcPr>
+            <w:tcW w:type="dxa" w:w="567"/>
+          </w:tcPr>
+          <w:p>
+            <w:r>
+              <w:rPr>
+                <w:rFonts w:ascii="Arial" w:hAnsi="Arial"/>
+                <w:sz w:val="18"/>
+              </w:rPr>
+            </w:r>
+            <w:r>
+              <w:rPr>
+                <w:rFonts w:ascii="Arial" w:hAnsi="Arial"/>
+                <w:sz w:val="18"/>
+              </w:rPr>
+              <w:t>2021</w:t>
+            </w:r>
+          </w:p>
+        </w:tc>
+        <w:tc>
+          <w:tcPr>
+            <w:tcW w:type="dxa" w:w="850"/>
+          </w:tcPr>
+          <w:p>
+            <w:r>
+              <w:rPr>
+                <w:rFonts w:ascii="Arial" w:hAnsi="Arial"/>
+                <w:sz w:val="18"/>
+              </w:rPr>
+            </w:r>
+            <w:r>
+              <w:rPr>
+                <w:rFonts w:ascii="Arial" w:hAnsi="Arial"/>
+                <w:sz w:val="18"/>
+              </w:rPr>
+              <w:t>Yaas</w:t>
+            </w:r>
+          </w:p>
+        </w:tc>
+        <w:tc>
+          <w:tcPr>
+            <w:tcW w:type="dxa" w:w="567"/>
+          </w:tcPr>
+          <w:p>
+            <w:r>
+              <w:rPr>
+                <w:rFonts w:ascii="Arial" w:hAnsi="Arial"/>
+                <w:sz w:val="18"/>
+              </w:rPr>
+            </w:r>
+            <w:r>
+              <w:rPr>
+                <w:rFonts w:ascii="Arial" w:hAnsi="Arial"/>
+                <w:sz w:val="18"/>
+              </w:rPr>
+              <w:t>POS</w:t>
+            </w:r>
+          </w:p>
+        </w:tc>
+        <w:tc>
+          <w:tcPr>
+            <w:tcW w:type="dxa" w:w="794"/>
+          </w:tcPr>
+          <w:p>
+            <w:r>
+              <w:rPr>
+                <w:rFonts w:ascii="Arial" w:hAnsi="Arial"/>
+                <w:sz w:val="18"/>
+              </w:rPr>
+            </w:r>
+            <w:r>
+              <w:rPr>
+                <w:rFonts w:ascii="Arial" w:hAnsi="Arial"/>
+                <w:sz w:val="18"/>
+              </w:rPr>
+              <w:t>2.903</w:t>
+            </w:r>
+          </w:p>
+        </w:tc>
+        <w:tc>
+          <w:tcPr>
+            <w:tcW w:type="dxa" w:w="794"/>
+          </w:tcPr>
+          <w:p>
+            <w:r>
+              <w:rPr>
+                <w:rFonts w:ascii="Arial" w:hAnsi="Arial"/>
+                <w:sz w:val="18"/>
+              </w:rPr>
+            </w:r>
+            <w:r>
+              <w:rPr>
+                <w:rFonts w:ascii="Arial" w:hAnsi="Arial"/>
+                <w:sz w:val="18"/>
+              </w:rPr>
+              <w:t>7.0</w:t>
+            </w:r>
+          </w:p>
+        </w:tc>
+        <w:tc>
+          <w:tcPr>
+            <w:tcW w:type="dxa" w:w="850"/>
+          </w:tcPr>
+          <w:p>
+            <w:r>
+              <w:rPr>
+                <w:rFonts w:ascii="Arial" w:hAnsi="Arial"/>
+                <w:sz w:val="18"/>
+              </w:rPr>
+            </w:r>
+            <w:r>
+              <w:rPr>
+                <w:rFonts w:ascii="Arial" w:hAnsi="Arial"/>
+                <w:sz w:val="18"/>
+              </w:rPr>
+              <w:t>288.00</w:t>
+            </w:r>
+          </w:p>
+        </w:tc>
+        <w:tc>
+          <w:tcPr>
+            <w:tcW w:type="dxa" w:w="964"/>
+          </w:tcPr>
+          <w:p>
+            <w:r>
+              <w:rPr>
+                <w:rFonts w:ascii="Arial" w:hAnsi="Arial"/>
+                <w:sz w:val="18"/>
+              </w:rPr>
+            </w:r>
+            <w:r>
+              <w:rPr>
+                <w:rFonts w:ascii="Arial" w:hAnsi="Arial"/>
+                <w:sz w:val="18"/>
+              </w:rPr>
+              <w:t>287.80</w:t>
+            </w:r>
+          </w:p>
+        </w:tc>
+        <w:tc>
+          <w:tcPr>
+            <w:tcW w:type="dxa" w:w="964"/>
+          </w:tcPr>
+          <w:p>
+            <w:r>
+              <w:rPr>
+                <w:rFonts w:ascii="Arial" w:hAnsi="Arial"/>
+                <w:sz w:val="18"/>
+              </w:rPr>
+            </w:r>
+            <w:r>
+              <w:rPr>
+                <w:rFonts w:ascii="Arial" w:hAnsi="Arial"/>
+                <w:sz w:val="18"/>
+              </w:rPr>
+              <w:t>-0.20</w:t>
+            </w:r>
+          </w:p>
+        </w:tc>
+      </w:tr>
+      <w:tr>
+        <w:tc>
+          <w:tcPr>
+            <w:tcW w:type="dxa" w:w="1247"/>
+          </w:tcPr>
+          <w:p>
+            <w:r>
+              <w:rPr>
+                <w:rFonts w:ascii="Arial" w:hAnsi="Arial"/>
+                <w:sz w:val="18"/>
+              </w:rPr>
+            </w:r>
+            <w:r>
+              <w:rPr>
+                <w:rFonts w:ascii="Arial" w:hAnsi="Arial"/>
+                <w:sz w:val="18"/>
+              </w:rPr>
+              <w:t>Puri</w:t>
+            </w:r>
+          </w:p>
+        </w:tc>
+        <w:tc>
+          <w:tcPr>
+            <w:tcW w:type="dxa" w:w="567"/>
+          </w:tcPr>
+          <w:p>
+            <w:r>
+              <w:rPr>
+                <w:rFonts w:ascii="Arial" w:hAnsi="Arial"/>
+                <w:sz w:val="18"/>
+              </w:rPr>
+            </w:r>
+            <w:r>
+              <w:rPr>
+                <w:rFonts w:ascii="Arial" w:hAnsi="Arial"/>
+                <w:sz w:val="18"/>
+              </w:rPr>
+              <w:t>2019</w:t>
+            </w:r>
+          </w:p>
+        </w:tc>
+        <w:tc>
+          <w:tcPr>
+            <w:tcW w:type="dxa" w:w="850"/>
+          </w:tcPr>
+          <w:p>
+            <w:r>
+              <w:rPr>
+                <w:rFonts w:ascii="Arial" w:hAnsi="Arial"/>
+                <w:sz w:val="18"/>
+              </w:rPr>
+            </w:r>
+            <w:r>
+              <w:rPr>
+                <w:rFonts w:ascii="Arial" w:hAnsi="Arial"/>
+                <w:sz w:val="18"/>
+              </w:rPr>
+              <w:t>Fani</w:t>
+            </w:r>
+          </w:p>
+        </w:tc>
+        <w:tc>
+          <w:tcPr>
+            <w:tcW w:type="dxa" w:w="567"/>
+          </w:tcPr>
+          <w:p>
+            <w:r>
+              <w:rPr>
+                <w:rFonts w:ascii="Arial" w:hAnsi="Arial"/>
+                <w:sz w:val="18"/>
+              </w:rPr>
+            </w:r>
+            <w:r>
+              <w:rPr>
+                <w:rFonts w:ascii="Arial" w:hAnsi="Arial"/>
+                <w:sz w:val="18"/>
+              </w:rPr>
+              <w:t>SOS</w:t>
+            </w:r>
+          </w:p>
+        </w:tc>
+        <w:tc>
+          <w:tcPr>
+            <w:tcW w:type="dxa" w:w="794"/>
+          </w:tcPr>
+          <w:p>
+            <w:r>
+              <w:rPr>
+                <w:rFonts w:ascii="Arial" w:hAnsi="Arial"/>
+                <w:sz w:val="18"/>
+              </w:rPr>
+            </w:r>
+            <w:r>
+              <w:rPr>
+                <w:rFonts w:ascii="Arial" w:hAnsi="Arial"/>
+                <w:sz w:val="18"/>
+              </w:rPr>
+              <w:t>2.519</w:t>
+            </w:r>
+          </w:p>
+        </w:tc>
+        <w:tc>
+          <w:tcPr>
+            <w:tcW w:type="dxa" w:w="794"/>
+          </w:tcPr>
+          <w:p>
+            <w:r>
+              <w:rPr>
+                <w:rFonts w:ascii="Arial" w:hAnsi="Arial"/>
+                <w:sz w:val="18"/>
+              </w:rPr>
+            </w:r>
+            <w:r>
+              <w:rPr>
+                <w:rFonts w:ascii="Arial" w:hAnsi="Arial"/>
+                <w:sz w:val="18"/>
+              </w:rPr>
+              <w:t>14.0</w:t>
+            </w:r>
+          </w:p>
+        </w:tc>
+        <w:tc>
+          <w:tcPr>
+            <w:tcW w:type="dxa" w:w="850"/>
+          </w:tcPr>
+          <w:p>
+            <w:r>
+              <w:rPr>
+                <w:rFonts w:ascii="Arial" w:hAnsi="Arial"/>
+                <w:sz w:val="18"/>
+              </w:rPr>
+            </w:r>
+            <w:r>
+              <w:rPr>
+                <w:rFonts w:ascii="Arial" w:hAnsi="Arial"/>
+                <w:sz w:val="18"/>
+              </w:rPr>
+              <w:t>196.00</w:t>
+            </w:r>
+          </w:p>
+        </w:tc>
+        <w:tc>
+          <w:tcPr>
+            <w:tcW w:type="dxa" w:w="964"/>
+          </w:tcPr>
+          <w:p>
+            <w:r>
+              <w:rPr>
+                <w:rFonts w:ascii="Arial" w:hAnsi="Arial"/>
+                <w:sz w:val="18"/>
+              </w:rPr>
+            </w:r>
+            <w:r>
+              <w:rPr>
+                <w:rFonts w:ascii="Arial" w:hAnsi="Arial"/>
+                <w:sz w:val="18"/>
+              </w:rPr>
+              <w:t>195.65</w:t>
+            </w:r>
+          </w:p>
+        </w:tc>
+        <w:tc>
+          <w:tcPr>
+            <w:tcW w:type="dxa" w:w="964"/>
+          </w:tcPr>
+          <w:p>
+            <w:r>
+              <w:rPr>
+                <w:rFonts w:ascii="Arial" w:hAnsi="Arial"/>
+                <w:sz w:val="18"/>
+              </w:rPr>
+            </w:r>
+            <w:r>
+              <w:rPr>
+                <w:rFonts w:ascii="Arial" w:hAnsi="Arial"/>
+                <w:sz w:val="18"/>
+              </w:rPr>
+              <w:t>-0.35</w:t>
+            </w:r>
+          </w:p>
+        </w:tc>
+      </w:tr>
+      <w:tr>
+        <w:tc>
+          <w:tcPr>
+            <w:tcW w:type="dxa" w:w="1247"/>
+          </w:tcPr>
+          <w:p>
+            <w:r>
+              <w:rPr>
+                <w:rFonts w:ascii="Arial" w:hAnsi="Arial"/>
+                <w:sz w:val="18"/>
+              </w:rPr>
+            </w:r>
+            <w:r>
+              <w:rPr>
+                <w:rFonts w:ascii="Arial" w:hAnsi="Arial"/>
+                <w:sz w:val="18"/>
+              </w:rPr>
+              <w:t>Puri</w:t>
+            </w:r>
+          </w:p>
+        </w:tc>
+        <w:tc>
+          <w:tcPr>
+            <w:tcW w:type="dxa" w:w="567"/>
+          </w:tcPr>
+          <w:p>
+            <w:r>
+              <w:rPr>
+                <w:rFonts w:ascii="Arial" w:hAnsi="Arial"/>
+                <w:sz w:val="18"/>
+              </w:rPr>
+            </w:r>
+            <w:r>
+              <w:rPr>
+                <w:rFonts w:ascii="Arial" w:hAnsi="Arial"/>
+                <w:sz w:val="18"/>
+              </w:rPr>
+              <w:t>2019</w:t>
+            </w:r>
+          </w:p>
+        </w:tc>
+        <w:tc>
+          <w:tcPr>
+            <w:tcW w:type="dxa" w:w="850"/>
+          </w:tcPr>
+          <w:p>
+            <w:r>
+              <w:rPr>
+                <w:rFonts w:ascii="Arial" w:hAnsi="Arial"/>
+                <w:sz w:val="18"/>
+              </w:rPr>
+            </w:r>
+            <w:r>
+              <w:rPr>
+                <w:rFonts w:ascii="Arial" w:hAnsi="Arial"/>
+                <w:sz w:val="18"/>
+              </w:rPr>
+              <w:t>Fani</w:t>
+            </w:r>
+          </w:p>
+        </w:tc>
+        <w:tc>
+          <w:tcPr>
+            <w:tcW w:type="dxa" w:w="567"/>
+          </w:tcPr>
+          <w:p>
+            <w:r>
+              <w:rPr>
+                <w:rFonts w:ascii="Arial" w:hAnsi="Arial"/>
+                <w:sz w:val="18"/>
+              </w:rPr>
+            </w:r>
+            <w:r>
+              <w:rPr>
+                <w:rFonts w:ascii="Arial" w:hAnsi="Arial"/>
+                <w:sz w:val="18"/>
+              </w:rPr>
+              <w:t>POS</w:t>
+            </w:r>
+          </w:p>
+        </w:tc>
+        <w:tc>
+          <w:tcPr>
+            <w:tcW w:type="dxa" w:w="794"/>
+          </w:tcPr>
+          <w:p>
+            <w:r>
+              <w:rPr>
+                <w:rFonts w:ascii="Arial" w:hAnsi="Arial"/>
+                <w:sz w:val="18"/>
+              </w:rPr>
+            </w:r>
+            <w:r>
+              <w:rPr>
+                <w:rFonts w:ascii="Arial" w:hAnsi="Arial"/>
+                <w:sz w:val="18"/>
+              </w:rPr>
+              <w:t>2.519</w:t>
+            </w:r>
+          </w:p>
+        </w:tc>
+        <w:tc>
+          <w:tcPr>
+            <w:tcW w:type="dxa" w:w="794"/>
+          </w:tcPr>
+          <w:p>
+            <w:r>
+              <w:rPr>
+                <w:rFonts w:ascii="Arial" w:hAnsi="Arial"/>
+                <w:sz w:val="18"/>
+              </w:rPr>
+            </w:r>
+            <w:r>
+              <w:rPr>
+                <w:rFonts w:ascii="Arial" w:hAnsi="Arial"/>
+                <w:sz w:val="18"/>
+              </w:rPr>
+              <w:t>7.0</w:t>
+            </w:r>
+          </w:p>
+        </w:tc>
+        <w:tc>
+          <w:tcPr>
+            <w:tcW w:type="dxa" w:w="850"/>
+          </w:tcPr>
+          <w:p>
+            <w:r>
+              <w:rPr>
+                <w:rFonts w:ascii="Arial" w:hAnsi="Arial"/>
+                <w:sz w:val="18"/>
+              </w:rPr>
+            </w:r>
+            <w:r>
+              <w:rPr>
+                <w:rFonts w:ascii="Arial" w:hAnsi="Arial"/>
+                <w:sz w:val="18"/>
+              </w:rPr>
+              <w:t>288.00</w:t>
+            </w:r>
+          </w:p>
+        </w:tc>
+        <w:tc>
+          <w:tcPr>
+            <w:tcW w:type="dxa" w:w="964"/>
+          </w:tcPr>
+          <w:p>
+            <w:r>
+              <w:rPr>
+                <w:rFonts w:ascii="Arial" w:hAnsi="Arial"/>
+                <w:sz w:val="18"/>
+              </w:rPr>
+            </w:r>
+            <w:r>
+              <w:rPr>
+                <w:rFonts w:ascii="Arial" w:hAnsi="Arial"/>
+                <w:sz w:val="18"/>
+              </w:rPr>
+              <w:t>287.82</w:t>
+            </w:r>
+          </w:p>
+        </w:tc>
+        <w:tc>
+          <w:tcPr>
+            <w:tcW w:type="dxa" w:w="964"/>
+          </w:tcPr>
+          <w:p>
+            <w:r>
+              <w:rPr>
+                <w:rFonts w:ascii="Arial" w:hAnsi="Arial"/>
+                <w:sz w:val="18"/>
+              </w:rPr>
+            </w:r>
+            <w:r>
+              <w:rPr>
+                <w:rFonts w:ascii="Arial" w:hAnsi="Arial"/>
+                <w:sz w:val="18"/>
+              </w:rPr>
+              <w:t>-0.18</w:t>
+            </w:r>
+          </w:p>
+        </w:tc>
+      </w:tr>
+      <w:tr>
+        <w:tc>
+          <w:tcPr>
+            <w:tcW w:type="dxa" w:w="1247"/>
+          </w:tcPr>
+          <w:p>
+            <w:r>
+              <w:rPr>
+                <w:rFonts w:ascii="Arial" w:hAnsi="Arial"/>
+                <w:sz w:val="18"/>
+              </w:rPr>
+            </w:r>
+            <w:r>
+              <w:rPr>
+                <w:rFonts w:ascii="Arial" w:hAnsi="Arial"/>
+                <w:sz w:val="18"/>
+              </w:rPr>
+              <w:t>Puri</w:t>
+            </w:r>
+          </w:p>
+        </w:tc>
+        <w:tc>
+          <w:tcPr>
+            <w:tcW w:type="dxa" w:w="567"/>
+          </w:tcPr>
+          <w:p>
+            <w:r>
+              <w:rPr>
+                <w:rFonts w:ascii="Arial" w:hAnsi="Arial"/>
+                <w:sz w:val="18"/>
+              </w:rPr>
+            </w:r>
+            <w:r>
+              <w:rPr>
+                <w:rFonts w:ascii="Arial" w:hAnsi="Arial"/>
+                <w:sz w:val="18"/>
+              </w:rPr>
+              <w:t>2019</w:t>
+            </w:r>
+          </w:p>
+        </w:tc>
+        <w:tc>
+          <w:tcPr>
+            <w:tcW w:type="dxa" w:w="850"/>
+          </w:tcPr>
+          <w:p>
+            <w:r>
+              <w:rPr>
+                <w:rFonts w:ascii="Arial" w:hAnsi="Arial"/>
+                <w:sz w:val="18"/>
+              </w:rPr>
+            </w:r>
+            <w:r>
+              <w:rPr>
+                <w:rFonts w:ascii="Arial" w:hAnsi="Arial"/>
+                <w:sz w:val="18"/>
+              </w:rPr>
+              <w:t>Fani</w:t>
+            </w:r>
+          </w:p>
+        </w:tc>
+        <w:tc>
+          <w:tcPr>
+            <w:tcW w:type="dxa" w:w="567"/>
+          </w:tcPr>
+          <w:p>
+            <w:r>
+              <w:rPr>
+                <w:rFonts w:ascii="Arial" w:hAnsi="Arial"/>
+                <w:sz w:val="18"/>
+              </w:rPr>
+            </w:r>
+            <w:r>
+              <w:rPr>
+                <w:rFonts w:ascii="Arial" w:hAnsi="Arial"/>
+                <w:sz w:val="18"/>
+              </w:rPr>
+              <w:t>EOS</w:t>
+            </w:r>
+          </w:p>
+        </w:tc>
+        <w:tc>
+          <w:tcPr>
+            <w:tcW w:type="dxa" w:w="794"/>
+          </w:tcPr>
+          <w:p>
+            <w:r>
+              <w:rPr>
+                <w:rFonts w:ascii="Arial" w:hAnsi="Arial"/>
+                <w:sz w:val="18"/>
+              </w:rPr>
+            </w:r>
+            <w:r>
+              <w:rPr>
+                <w:rFonts w:ascii="Arial" w:hAnsi="Arial"/>
+                <w:sz w:val="18"/>
+              </w:rPr>
+              <w:t>2.519</w:t>
+            </w:r>
+          </w:p>
+        </w:tc>
+        <w:tc>
+          <w:tcPr>
+            <w:tcW w:type="dxa" w:w="794"/>
+          </w:tcPr>
+          <w:p>
+            <w:r>
+              <w:rPr>
+                <w:rFonts w:ascii="Arial" w:hAnsi="Arial"/>
+                <w:sz w:val="18"/>
+              </w:rPr>
+            </w:r>
+            <w:r>
+              <w:rPr>
+                <w:rFonts w:ascii="Arial" w:hAnsi="Arial"/>
+                <w:sz w:val="18"/>
+              </w:rPr>
+              <w:t>21.0</w:t>
+            </w:r>
+          </w:p>
+        </w:tc>
+        <w:tc>
+          <w:tcPr>
+            <w:tcW w:type="dxa" w:w="850"/>
+          </w:tcPr>
+          <w:p>
+            <w:r>
+              <w:rPr>
+                <w:rFonts w:ascii="Arial" w:hAnsi="Arial"/>
+                <w:sz w:val="18"/>
+              </w:rPr>
+            </w:r>
+            <w:r>
+              <w:rPr>
+                <w:rFonts w:ascii="Arial" w:hAnsi="Arial"/>
+                <w:sz w:val="18"/>
+              </w:rPr>
+              <w:t>349.00</w:t>
+            </w:r>
+          </w:p>
+        </w:tc>
+        <w:tc>
+          <w:tcPr>
+            <w:tcW w:type="dxa" w:w="964"/>
+          </w:tcPr>
+          <w:p>
+            <w:r>
+              <w:rPr>
+                <w:rFonts w:ascii="Arial" w:hAnsi="Arial"/>
+                <w:sz w:val="18"/>
+              </w:rPr>
+            </w:r>
+            <w:r>
+              <w:rPr>
+                <w:rFonts w:ascii="Arial" w:hAnsi="Arial"/>
+                <w:sz w:val="18"/>
+              </w:rPr>
+              <w:t>348.47</w:t>
+            </w:r>
+          </w:p>
+        </w:tc>
+        <w:tc>
+          <w:tcPr>
+            <w:tcW w:type="dxa" w:w="964"/>
+          </w:tcPr>
+          <w:p>
+            <w:r>
+              <w:rPr>
+                <w:rFonts w:ascii="Arial" w:hAnsi="Arial"/>
+                <w:sz w:val="18"/>
+              </w:rPr>
+            </w:r>
+            <w:r>
+              <w:rPr>
+                <w:rFonts w:ascii="Arial" w:hAnsi="Arial"/>
+                <w:sz w:val="18"/>
+              </w:rPr>
+              <w:t>-0.53</w:t>
+            </w:r>
+          </w:p>
+        </w:tc>
+      </w:tr>
+      <w:tr>
+        <w:tc>
+          <w:tcPr>
+            <w:tcW w:type="dxa" w:w="1247"/>
+          </w:tcPr>
+          <w:p>
+            <w:r>
+              <w:rPr>
+                <w:rFonts w:ascii="Arial" w:hAnsi="Arial"/>
+                <w:sz w:val="18"/>
+              </w:rPr>
+            </w:r>
+            <w:r>
+              <w:rPr>
+                <w:rFonts w:ascii="Arial" w:hAnsi="Arial"/>
+                <w:sz w:val="18"/>
+              </w:rPr>
+              <w:t>Puri</w:t>
+            </w:r>
+          </w:p>
+        </w:tc>
+        <w:tc>
+          <w:tcPr>
+            <w:tcW w:type="dxa" w:w="567"/>
+          </w:tcPr>
+          <w:p>
+            <w:r>
+              <w:rPr>
+                <w:rFonts w:ascii="Arial" w:hAnsi="Arial"/>
+                <w:sz w:val="18"/>
+              </w:rPr>
+            </w:r>
+            <w:r>
+              <w:rPr>
+                <w:rFonts w:ascii="Arial" w:hAnsi="Arial"/>
+                <w:sz w:val="18"/>
+              </w:rPr>
+              <w:t>2021</w:t>
+            </w:r>
+          </w:p>
+        </w:tc>
+        <w:tc>
+          <w:tcPr>
+            <w:tcW w:type="dxa" w:w="850"/>
+          </w:tcPr>
+          <w:p>
+            <w:r>
+              <w:rPr>
+                <w:rFonts w:ascii="Arial" w:hAnsi="Arial"/>
+                <w:sz w:val="18"/>
+              </w:rPr>
+            </w:r>
+            <w:r>
+              <w:rPr>
+                <w:rFonts w:ascii="Arial" w:hAnsi="Arial"/>
+                <w:sz w:val="18"/>
+              </w:rPr>
+              <w:t>Yaas</w:t>
+            </w:r>
+          </w:p>
+        </w:tc>
+        <w:tc>
+          <w:tcPr>
+            <w:tcW w:type="dxa" w:w="567"/>
+          </w:tcPr>
+          <w:p>
+            <w:r>
+              <w:rPr>
+                <w:rFonts w:ascii="Arial" w:hAnsi="Arial"/>
+                <w:sz w:val="18"/>
+              </w:rPr>
+            </w:r>
+            <w:r>
+              <w:rPr>
+                <w:rFonts w:ascii="Arial" w:hAnsi="Arial"/>
+                <w:sz w:val="18"/>
+              </w:rPr>
+              <w:t>SOS</w:t>
+            </w:r>
+          </w:p>
+        </w:tc>
+        <w:tc>
+          <w:tcPr>
+            <w:tcW w:type="dxa" w:w="794"/>
+          </w:tcPr>
+          <w:p>
+            <w:r>
+              <w:rPr>
+                <w:rFonts w:ascii="Arial" w:hAnsi="Arial"/>
+                <w:sz w:val="18"/>
+              </w:rPr>
+            </w:r>
+            <w:r>
+              <w:rPr>
+                <w:rFonts w:ascii="Arial" w:hAnsi="Arial"/>
+                <w:sz w:val="18"/>
+              </w:rPr>
+              <w:t>0.418</w:t>
+            </w:r>
+          </w:p>
+        </w:tc>
+        <w:tc>
+          <w:tcPr>
+            <w:tcW w:type="dxa" w:w="794"/>
+          </w:tcPr>
+          <w:p>
+            <w:r>
+              <w:rPr>
+                <w:rFonts w:ascii="Arial" w:hAnsi="Arial"/>
+                <w:sz w:val="18"/>
+              </w:rPr>
+            </w:r>
+            <w:r>
+              <w:rPr>
+                <w:rFonts w:ascii="Arial" w:hAnsi="Arial"/>
+                <w:sz w:val="18"/>
+              </w:rPr>
+              <w:t>14.0</w:t>
+            </w:r>
+          </w:p>
+        </w:tc>
+        <w:tc>
+          <w:tcPr>
+            <w:tcW w:type="dxa" w:w="850"/>
+          </w:tcPr>
+          <w:p>
+            <w:r>
+              <w:rPr>
+                <w:rFonts w:ascii="Arial" w:hAnsi="Arial"/>
+                <w:sz w:val="18"/>
+              </w:rPr>
+            </w:r>
+            <w:r>
+              <w:rPr>
+                <w:rFonts w:ascii="Arial" w:hAnsi="Arial"/>
+                <w:sz w:val="18"/>
+              </w:rPr>
+              <w:t>166.00</w:t>
+            </w:r>
+          </w:p>
+        </w:tc>
+        <w:tc>
+          <w:tcPr>
+            <w:tcW w:type="dxa" w:w="964"/>
+          </w:tcPr>
+          <w:p>
+            <w:r>
+              <w:rPr>
+                <w:rFonts w:ascii="Arial" w:hAnsi="Arial"/>
+                <w:sz w:val="18"/>
+              </w:rPr>
+            </w:r>
+            <w:r>
+              <w:rPr>
+                <w:rFonts w:ascii="Arial" w:hAnsi="Arial"/>
+                <w:sz w:val="18"/>
+              </w:rPr>
+              <w:t>165.94</w:t>
+            </w:r>
+          </w:p>
+        </w:tc>
+        <w:tc>
+          <w:tcPr>
+            <w:tcW w:type="dxa" w:w="964"/>
+          </w:tcPr>
+          <w:p>
+            <w:r>
+              <w:rPr>
+                <w:rFonts w:ascii="Arial" w:hAnsi="Arial"/>
+                <w:sz w:val="18"/>
+              </w:rPr>
+            </w:r>
+            <w:r>
+              <w:rPr>
+                <w:rFonts w:ascii="Arial" w:hAnsi="Arial"/>
+                <w:sz w:val="18"/>
+              </w:rPr>
+              <w:t>-0.06</w:t>
+            </w:r>
+          </w:p>
+        </w:tc>
+      </w:tr>
+      <w:tr>
+        <w:tc>
+          <w:tcPr>
+            <w:tcW w:type="dxa" w:w="1247"/>
+          </w:tcPr>
+          <w:p>
+            <w:r>
+              <w:rPr>
+                <w:rFonts w:ascii="Arial" w:hAnsi="Arial"/>
+                <w:sz w:val="18"/>
+              </w:rPr>
+            </w:r>
+            <w:r>
+              <w:rPr>
+                <w:rFonts w:ascii="Arial" w:hAnsi="Arial"/>
+                <w:sz w:val="18"/>
+              </w:rPr>
+              <w:t>Puri</w:t>
+            </w:r>
+          </w:p>
+        </w:tc>
+        <w:tc>
+          <w:tcPr>
+            <w:tcW w:type="dxa" w:w="567"/>
+          </w:tcPr>
+          <w:p>
+            <w:r>
+              <w:rPr>
+                <w:rFonts w:ascii="Arial" w:hAnsi="Arial"/>
+                <w:sz w:val="18"/>
+              </w:rPr>
+            </w:r>
+            <w:r>
+              <w:rPr>
+                <w:rFonts w:ascii="Arial" w:hAnsi="Arial"/>
+                <w:sz w:val="18"/>
+              </w:rPr>
+              <w:t>2021</w:t>
+            </w:r>
+          </w:p>
+        </w:tc>
+        <w:tc>
+          <w:tcPr>
+            <w:tcW w:type="dxa" w:w="850"/>
+          </w:tcPr>
+          <w:p>
+            <w:r>
+              <w:rPr>
+                <w:rFonts w:ascii="Arial" w:hAnsi="Arial"/>
+                <w:sz w:val="18"/>
+              </w:rPr>
+            </w:r>
+            <w:r>
+              <w:rPr>
+                <w:rFonts w:ascii="Arial" w:hAnsi="Arial"/>
+                <w:sz w:val="18"/>
+              </w:rPr>
+              <w:t>Yaas</w:t>
+            </w:r>
+          </w:p>
+        </w:tc>
+        <w:tc>
+          <w:tcPr>
+            <w:tcW w:type="dxa" w:w="567"/>
+          </w:tcPr>
+          <w:p>
+            <w:r>
+              <w:rPr>
+                <w:rFonts w:ascii="Arial" w:hAnsi="Arial"/>
+                <w:sz w:val="18"/>
+              </w:rPr>
+            </w:r>
+            <w:r>
+              <w:rPr>
+                <w:rFonts w:ascii="Arial" w:hAnsi="Arial"/>
+                <w:sz w:val="18"/>
+              </w:rPr>
+              <w:t>POS</w:t>
+            </w:r>
+          </w:p>
+        </w:tc>
+        <w:tc>
+          <w:tcPr>
+            <w:tcW w:type="dxa" w:w="794"/>
+          </w:tcPr>
+          <w:p>
+            <w:r>
+              <w:rPr>
+                <w:rFonts w:ascii="Arial" w:hAnsi="Arial"/>
+                <w:sz w:val="18"/>
+              </w:rPr>
+            </w:r>
+            <w:r>
+              <w:rPr>
+                <w:rFonts w:ascii="Arial" w:hAnsi="Arial"/>
+                <w:sz w:val="18"/>
+              </w:rPr>
+              <w:t>0.418</w:t>
+            </w:r>
+          </w:p>
+        </w:tc>
+        <w:tc>
+          <w:tcPr>
+            <w:tcW w:type="dxa" w:w="794"/>
+          </w:tcPr>
+          <w:p>
+            <w:r>
+              <w:rPr>
+                <w:rFonts w:ascii="Arial" w:hAnsi="Arial"/>
+                <w:sz w:val="18"/>
+              </w:rPr>
+            </w:r>
+            <w:r>
+              <w:rPr>
+                <w:rFonts w:ascii="Arial" w:hAnsi="Arial"/>
+                <w:sz w:val="18"/>
+              </w:rPr>
+              <w:t>7.0</w:t>
+            </w:r>
+          </w:p>
+        </w:tc>
+        <w:tc>
+          <w:tcPr>
+            <w:tcW w:type="dxa" w:w="850"/>
+          </w:tcPr>
+          <w:p>
+            <w:r>
+              <w:rPr>
+                <w:rFonts w:ascii="Arial" w:hAnsi="Arial"/>
+                <w:sz w:val="18"/>
+              </w:rPr>
+            </w:r>
+            <w:r>
+              <w:rPr>
+                <w:rFonts w:ascii="Arial" w:hAnsi="Arial"/>
+                <w:sz w:val="18"/>
+              </w:rPr>
+              <w:t>288.00</w:t>
+            </w:r>
+          </w:p>
+        </w:tc>
+        <w:tc>
+          <w:tcPr>
+            <w:tcW w:type="dxa" w:w="964"/>
+          </w:tcPr>
+          <w:p>
+            <w:r>
+              <w:rPr>
+                <w:rFonts w:ascii="Arial" w:hAnsi="Arial"/>
+                <w:sz w:val="18"/>
+              </w:rPr>
+            </w:r>
+            <w:r>
+              <w:rPr>
+                <w:rFonts w:ascii="Arial" w:hAnsi="Arial"/>
+                <w:sz w:val="18"/>
+              </w:rPr>
+              <w:t>287.97</w:t>
+            </w:r>
+          </w:p>
+        </w:tc>
+        <w:tc>
+          <w:tcPr>
+            <w:tcW w:type="dxa" w:w="964"/>
+          </w:tcPr>
+          <w:p>
+            <w:r>
+              <w:rPr>
+                <w:rFonts w:ascii="Arial" w:hAnsi="Arial"/>
+                <w:sz w:val="18"/>
+              </w:rPr>
+            </w:r>
+            <w:r>
+              <w:rPr>
+                <w:rFonts w:ascii="Arial" w:hAnsi="Arial"/>
+                <w:sz w:val="18"/>
+              </w:rPr>
+              <w:t>-0.03</w:t>
+            </w:r>
+          </w:p>
+        </w:tc>
+      </w:tr>
+      <w:tr>
+        <w:tc>
+          <w:tcPr>
+            <w:tcW w:type="dxa" w:w="1247"/>
+          </w:tcPr>
+          <w:p>
+            <w:r>
+              <w:rPr>
+                <w:rFonts w:ascii="Arial" w:hAnsi="Arial"/>
+                <w:sz w:val="18"/>
+              </w:rPr>
+            </w:r>
+            <w:r>
+              <w:rPr>
+                <w:rFonts w:ascii="Arial" w:hAnsi="Arial"/>
+                <w:sz w:val="18"/>
+              </w:rPr>
+              <w:t>Puri</w:t>
+            </w:r>
+          </w:p>
+        </w:tc>
+        <w:tc>
+          <w:tcPr>
+            <w:tcW w:type="dxa" w:w="567"/>
+          </w:tcPr>
+          <w:p>
+            <w:r>
+              <w:rPr>
+                <w:rFonts w:ascii="Arial" w:hAnsi="Arial"/>
+                <w:sz w:val="18"/>
+              </w:rPr>
+            </w:r>
+            <w:r>
+              <w:rPr>
+                <w:rFonts w:ascii="Arial" w:hAnsi="Arial"/>
+                <w:sz w:val="18"/>
+              </w:rPr>
+              <w:t>2021</w:t>
+            </w:r>
+          </w:p>
+        </w:tc>
+        <w:tc>
+          <w:tcPr>
+            <w:tcW w:type="dxa" w:w="850"/>
+          </w:tcPr>
+          <w:p>
+            <w:r>
+              <w:rPr>
+                <w:rFonts w:ascii="Arial" w:hAnsi="Arial"/>
+                <w:sz w:val="18"/>
+              </w:rPr>
+            </w:r>
+            <w:r>
+              <w:rPr>
+                <w:rFonts w:ascii="Arial" w:hAnsi="Arial"/>
+                <w:sz w:val="18"/>
+              </w:rPr>
+              <w:t>Yaas</w:t>
+            </w:r>
+          </w:p>
+        </w:tc>
+        <w:tc>
+          <w:tcPr>
+            <w:tcW w:type="dxa" w:w="567"/>
+          </w:tcPr>
+          <w:p>
+            <w:r>
+              <w:rPr>
+                <w:rFonts w:ascii="Arial" w:hAnsi="Arial"/>
+                <w:sz w:val="18"/>
+              </w:rPr>
+            </w:r>
+            <w:r>
+              <w:rPr>
+                <w:rFonts w:ascii="Arial" w:hAnsi="Arial"/>
+                <w:sz w:val="18"/>
+              </w:rPr>
+              <w:t>EOS</w:t>
+            </w:r>
+          </w:p>
+        </w:tc>
+        <w:tc>
+          <w:tcPr>
+            <w:tcW w:type="dxa" w:w="794"/>
+          </w:tcPr>
+          <w:p>
+            <w:r>
+              <w:rPr>
+                <w:rFonts w:ascii="Arial" w:hAnsi="Arial"/>
+                <w:sz w:val="18"/>
+              </w:rPr>
+            </w:r>
+            <w:r>
+              <w:rPr>
+                <w:rFonts w:ascii="Arial" w:hAnsi="Arial"/>
+                <w:sz w:val="18"/>
+              </w:rPr>
+              <w:t>0.418</w:t>
+            </w:r>
+          </w:p>
+        </w:tc>
+        <w:tc>
+          <w:tcPr>
+            <w:tcW w:type="dxa" w:w="794"/>
+          </w:tcPr>
+          <w:p>
+            <w:r>
+              <w:rPr>
+                <w:rFonts w:ascii="Arial" w:hAnsi="Arial"/>
+                <w:sz w:val="18"/>
+              </w:rPr>
+            </w:r>
+            <w:r>
+              <w:rPr>
+                <w:rFonts w:ascii="Arial" w:hAnsi="Arial"/>
+                <w:sz w:val="18"/>
+              </w:rPr>
+              <w:t>21.0</w:t>
+            </w:r>
+          </w:p>
+        </w:tc>
+        <w:tc>
+          <w:tcPr>
+            <w:tcW w:type="dxa" w:w="850"/>
+          </w:tcPr>
+          <w:p>
+            <w:r>
+              <w:rPr>
+                <w:rFonts w:ascii="Arial" w:hAnsi="Arial"/>
+                <w:sz w:val="18"/>
+              </w:rPr>
+            </w:r>
+            <w:r>
+              <w:rPr>
+                <w:rFonts w:ascii="Arial" w:hAnsi="Arial"/>
+                <w:sz w:val="18"/>
+              </w:rPr>
+              <w:t>349.00</w:t>
+            </w:r>
+          </w:p>
+        </w:tc>
+        <w:tc>
+          <w:tcPr>
+            <w:tcW w:type="dxa" w:w="964"/>
+          </w:tcPr>
+          <w:p>
+            <w:r>
+              <w:rPr>
+                <w:rFonts w:ascii="Arial" w:hAnsi="Arial"/>
+                <w:sz w:val="18"/>
+              </w:rPr>
+            </w:r>
+            <w:r>
+              <w:rPr>
+                <w:rFonts w:ascii="Arial" w:hAnsi="Arial"/>
+                <w:sz w:val="18"/>
+              </w:rPr>
+              <w:t>348.91</w:t>
+            </w:r>
+          </w:p>
+        </w:tc>
+        <w:tc>
+          <w:tcPr>
+            <w:tcW w:type="dxa" w:w="964"/>
+          </w:tcPr>
+          <w:p>
+            <w:r>
+              <w:rPr>
+                <w:rFonts w:ascii="Arial" w:hAnsi="Arial"/>
+                <w:sz w:val="18"/>
+              </w:rPr>
+            </w:r>
+            <w:r>
+              <w:rPr>
+                <w:rFonts w:ascii="Arial" w:hAnsi="Arial"/>
+                <w:sz w:val="18"/>
+              </w:rPr>
+              <w:t>-0.09</w:t>
+            </w:r>
+          </w:p>
+        </w:tc>
+      </w:tr>
+    </w:tbl>
+    <w:p/>
+    <w:p>
+      <w:r>
+        <w:rPr>
+          <w:rFonts w:ascii="Arial" w:hAnsi="Arial"/>
+          <w:b/>
+          <w:color w:val="1F3A5F"/>
+          <w:sz w:val="22"/>
+        </w:rPr>
+        <w:t>Summary by phenometric</w:t>
+      </w:r>
+    </w:p>
+    <w:tbl>
+      <w:tblPr>
+        <w:tblStyle w:val="LightGrid-Accent1"/>
+        <w:tblW w:type="auto" w:w="0"/>
+        <w:tblLook w:firstColumn="1" w:firstRow="1" w:lastColumn="0" w:lastRow="0" w:noHBand="0" w:noVBand="1" w:val="04A0"/>
+      </w:tblPr>
+      <w:tblGrid>
+        <w:gridCol w:w="1994"/>
+        <w:gridCol w:w="1994"/>
+        <w:gridCol w:w="1994"/>
+        <w:gridCol w:w="1994"/>
+        <w:gridCol w:w="1994"/>
+      </w:tblGrid>
+      <w:tr>
+        <w:tc>
+          <w:tcPr>
+            <w:tcW w:type="dxa" w:w="1134"/>
+            <w:shd w:fill="1F3A5F"/>
+          </w:tcPr>
+          <w:p>
+            <w:r>
+              <w:rPr>
+                <w:rFonts w:ascii="Arial" w:hAnsi="Arial"/>
+                <w:sz w:val="18"/>
+              </w:rPr>
+            </w:r>
+            <w:r>
+              <w:rPr>
+                <w:rFonts w:ascii="Arial" w:hAnsi="Arial"/>
+                <w:b/>
+                <w:color w:val="FFFFFF"/>
+                <w:sz w:val="18"/>
+              </w:rPr>
+              <w:t>Metric</w:t>
+            </w:r>
+          </w:p>
+        </w:tc>
+        <w:tc>
+          <w:tcPr>
+            <w:tcW w:type="dxa" w:w="1020"/>
+            <w:shd w:fill="1F3A5F"/>
+          </w:tcPr>
+          <w:p>
+            <w:r>
+              <w:rPr>
+                <w:rFonts w:ascii="Arial" w:hAnsi="Arial"/>
+                <w:sz w:val="18"/>
+              </w:rPr>
+            </w:r>
+            <w:r>
+              <w:rPr>
+                <w:rFonts w:ascii="Arial" w:hAnsi="Arial"/>
+                <w:b/>
+                <w:color w:val="FFFFFF"/>
+                <w:sz w:val="18"/>
+              </w:rPr>
+              <w:t>n cells</w:t>
+            </w:r>
+          </w:p>
+        </w:tc>
+        <w:tc>
+          <w:tcPr>
+            <w:tcW w:type="dxa" w:w="1361"/>
+            <w:shd w:fill="1F3A5F"/>
+          </w:tcPr>
+          <w:p>
+            <w:r>
+              <w:rPr>
+                <w:rFonts w:ascii="Arial" w:hAnsi="Arial"/>
+                <w:sz w:val="18"/>
+              </w:rPr>
+            </w:r>
+            <w:r>
+              <w:rPr>
+                <w:rFonts w:ascii="Arial" w:hAnsi="Arial"/>
+                <w:b/>
+                <w:color w:val="FFFFFF"/>
+                <w:sz w:val="18"/>
+              </w:rPr>
+              <w:t>Mean |Δ| (d)</w:t>
+            </w:r>
+          </w:p>
+        </w:tc>
+        <w:tc>
+          <w:tcPr>
+            <w:tcW w:type="dxa" w:w="1247"/>
+            <w:shd w:fill="1F3A5F"/>
+          </w:tcPr>
+          <w:p>
+            <w:r>
+              <w:rPr>
+                <w:rFonts w:ascii="Arial" w:hAnsi="Arial"/>
+                <w:sz w:val="18"/>
+              </w:rPr>
+            </w:r>
+            <w:r>
+              <w:rPr>
+                <w:rFonts w:ascii="Arial" w:hAnsi="Arial"/>
+                <w:b/>
+                <w:color w:val="FFFFFF"/>
+                <w:sz w:val="18"/>
+              </w:rPr>
+              <w:t>SD |Δ| (d)</w:t>
+            </w:r>
+          </w:p>
+        </w:tc>
+        <w:tc>
+          <w:tcPr>
+            <w:tcW w:type="dxa" w:w="2041"/>
+            <w:shd w:fill="1F3A5F"/>
+          </w:tcPr>
+          <w:p>
+            <w:r>
+              <w:rPr>
+                <w:rFonts w:ascii="Arial" w:hAnsi="Arial"/>
+                <w:sz w:val="18"/>
+              </w:rPr>
+            </w:r>
+            <w:r>
+              <w:rPr>
+                <w:rFonts w:ascii="Arial" w:hAnsi="Arial"/>
+                <w:b/>
+                <w:color w:val="FFFFFF"/>
+                <w:sz w:val="18"/>
+              </w:rPr>
+              <w:t>Range (d)</w:t>
+            </w:r>
+          </w:p>
+        </w:tc>
+      </w:tr>
+      <w:tr>
+        <w:tc>
+          <w:tcPr>
+            <w:tcW w:type="dxa" w:w="1134"/>
+          </w:tcPr>
+          <w:p>
+            <w:r>
+              <w:rPr>
+                <w:rFonts w:ascii="Arial" w:hAnsi="Arial"/>
+                <w:sz w:val="18"/>
+              </w:rPr>
+            </w:r>
+            <w:r>
+              <w:rPr>
+                <w:rFonts w:ascii="Arial" w:hAnsi="Arial"/>
+                <w:sz w:val="18"/>
+              </w:rPr>
+              <w:t>SOS</w:t>
+            </w:r>
+          </w:p>
+        </w:tc>
+        <w:tc>
+          <w:tcPr>
+            <w:tcW w:type="dxa" w:w="1020"/>
+          </w:tcPr>
+          <w:p>
+            <w:r>
+              <w:rPr>
+                <w:rFonts w:ascii="Arial" w:hAnsi="Arial"/>
+                <w:sz w:val="18"/>
+              </w:rPr>
+            </w:r>
+            <w:r>
+              <w:rPr>
+                <w:rFonts w:ascii="Arial" w:hAnsi="Arial"/>
+                <w:sz w:val="18"/>
+              </w:rPr>
+              <w:t>13</w:t>
+            </w:r>
+          </w:p>
+        </w:tc>
+        <w:tc>
+          <w:tcPr>
+            <w:tcW w:type="dxa" w:w="1361"/>
+          </w:tcPr>
+          <w:p>
+            <w:r>
+              <w:rPr>
+                <w:rFonts w:ascii="Arial" w:hAnsi="Arial"/>
+                <w:sz w:val="18"/>
+              </w:rPr>
+            </w:r>
+            <w:r>
+              <w:rPr>
+                <w:rFonts w:ascii="Arial" w:hAnsi="Arial"/>
+                <w:sz w:val="18"/>
+              </w:rPr>
+              <w:t>0.245</w:t>
+            </w:r>
+          </w:p>
+        </w:tc>
+        <w:tc>
+          <w:tcPr>
+            <w:tcW w:type="dxa" w:w="1247"/>
+          </w:tcPr>
+          <w:p>
+            <w:r>
+              <w:rPr>
+                <w:rFonts w:ascii="Arial" w:hAnsi="Arial"/>
+                <w:sz w:val="18"/>
+              </w:rPr>
+            </w:r>
+            <w:r>
+              <w:rPr>
+                <w:rFonts w:ascii="Arial" w:hAnsi="Arial"/>
+                <w:sz w:val="18"/>
+              </w:rPr>
+              <w:t>0.272</w:t>
+            </w:r>
+          </w:p>
+        </w:tc>
+        <w:tc>
+          <w:tcPr>
+            <w:tcW w:type="dxa" w:w="2041"/>
+          </w:tcPr>
+          <w:p>
+            <w:r>
+              <w:rPr>
+                <w:rFonts w:ascii="Arial" w:hAnsi="Arial"/>
+                <w:sz w:val="18"/>
+              </w:rPr>
+            </w:r>
+            <w:r>
+              <w:rPr>
+                <w:rFonts w:ascii="Arial" w:hAnsi="Arial"/>
+                <w:sz w:val="18"/>
+              </w:rPr>
+              <w:t>-1.01 / -0.04</w:t>
+            </w:r>
+          </w:p>
+        </w:tc>
+      </w:tr>
+      <w:tr>
+        <w:tc>
+          <w:tcPr>
+            <w:tcW w:type="dxa" w:w="1134"/>
+          </w:tcPr>
+          <w:p>
+            <w:r>
+              <w:rPr>
+                <w:rFonts w:ascii="Arial" w:hAnsi="Arial"/>
+                <w:sz w:val="18"/>
+              </w:rPr>
+            </w:r>
+            <w:r>
+              <w:rPr>
+                <w:rFonts w:ascii="Arial" w:hAnsi="Arial"/>
+                <w:sz w:val="18"/>
+              </w:rPr>
+              <w:t>POS</w:t>
+            </w:r>
+          </w:p>
+        </w:tc>
+        <w:tc>
+          <w:tcPr>
+            <w:tcW w:type="dxa" w:w="1020"/>
+          </w:tcPr>
+          <w:p>
+            <w:r>
+              <w:rPr>
+                <w:rFonts w:ascii="Arial" w:hAnsi="Arial"/>
+                <w:sz w:val="18"/>
+              </w:rPr>
+            </w:r>
+            <w:r>
+              <w:rPr>
+                <w:rFonts w:ascii="Arial" w:hAnsi="Arial"/>
+                <w:sz w:val="18"/>
+              </w:rPr>
+              <w:t>13</w:t>
+            </w:r>
+          </w:p>
+        </w:tc>
+        <w:tc>
+          <w:tcPr>
+            <w:tcW w:type="dxa" w:w="1361"/>
+          </w:tcPr>
+          <w:p>
+            <w:r>
+              <w:rPr>
+                <w:rFonts w:ascii="Arial" w:hAnsi="Arial"/>
+                <w:sz w:val="18"/>
+              </w:rPr>
+            </w:r>
+            <w:r>
+              <w:rPr>
+                <w:rFonts w:ascii="Arial" w:hAnsi="Arial"/>
+                <w:sz w:val="18"/>
+              </w:rPr>
+              <w:t>0.122</w:t>
+            </w:r>
+          </w:p>
+        </w:tc>
+        <w:tc>
+          <w:tcPr>
+            <w:tcW w:type="dxa" w:w="1247"/>
+          </w:tcPr>
+          <w:p>
+            <w:r>
+              <w:rPr>
+                <w:rFonts w:ascii="Arial" w:hAnsi="Arial"/>
+                <w:sz w:val="18"/>
+              </w:rPr>
+            </w:r>
+            <w:r>
+              <w:rPr>
+                <w:rFonts w:ascii="Arial" w:hAnsi="Arial"/>
+                <w:sz w:val="18"/>
+              </w:rPr>
+              <w:t>0.134</w:t>
+            </w:r>
+          </w:p>
+        </w:tc>
+        <w:tc>
+          <w:tcPr>
+            <w:tcW w:type="dxa" w:w="2041"/>
+          </w:tcPr>
+          <w:p>
+            <w:r>
+              <w:rPr>
+                <w:rFonts w:ascii="Arial" w:hAnsi="Arial"/>
+                <w:sz w:val="18"/>
+              </w:rPr>
+            </w:r>
+            <w:r>
+              <w:rPr>
+                <w:rFonts w:ascii="Arial" w:hAnsi="Arial"/>
+                <w:sz w:val="18"/>
+              </w:rPr>
+              <w:t>-0.50 / -0.02</w:t>
+            </w:r>
+          </w:p>
+        </w:tc>
+      </w:tr>
+      <w:tr>
+        <w:tc>
+          <w:tcPr>
+            <w:tcW w:type="dxa" w:w="1134"/>
+          </w:tcPr>
+          <w:p>
+            <w:r>
+              <w:rPr>
+                <w:rFonts w:ascii="Arial" w:hAnsi="Arial"/>
+                <w:sz w:val="18"/>
+              </w:rPr>
+            </w:r>
+            <w:r>
+              <w:rPr>
+                <w:rFonts w:ascii="Arial" w:hAnsi="Arial"/>
+                <w:sz w:val="18"/>
+              </w:rPr>
+              <w:t>EOS</w:t>
+            </w:r>
+          </w:p>
+        </w:tc>
+        <w:tc>
+          <w:tcPr>
+            <w:tcW w:type="dxa" w:w="1020"/>
+          </w:tcPr>
+          <w:p>
+            <w:r>
+              <w:rPr>
+                <w:rFonts w:ascii="Arial" w:hAnsi="Arial"/>
+                <w:sz w:val="18"/>
+              </w:rPr>
+            </w:r>
+            <w:r>
+              <w:rPr>
+                <w:rFonts w:ascii="Arial" w:hAnsi="Arial"/>
+                <w:sz w:val="18"/>
+              </w:rPr>
+              <w:t>9</w:t>
+            </w:r>
+          </w:p>
+        </w:tc>
+        <w:tc>
+          <w:tcPr>
+            <w:tcW w:type="dxa" w:w="1361"/>
+          </w:tcPr>
+          <w:p>
+            <w:r>
+              <w:rPr>
+                <w:rFonts w:ascii="Arial" w:hAnsi="Arial"/>
+                <w:sz w:val="18"/>
+              </w:rPr>
+            </w:r>
+            <w:r>
+              <w:rPr>
+                <w:rFonts w:ascii="Arial" w:hAnsi="Arial"/>
+                <w:sz w:val="18"/>
+              </w:rPr>
+              <w:t>0.337</w:t>
+            </w:r>
+          </w:p>
+        </w:tc>
+        <w:tc>
+          <w:tcPr>
+            <w:tcW w:type="dxa" w:w="1247"/>
+          </w:tcPr>
+          <w:p>
+            <w:r>
+              <w:rPr>
+                <w:rFonts w:ascii="Arial" w:hAnsi="Arial"/>
+                <w:sz w:val="18"/>
+              </w:rPr>
+            </w:r>
+            <w:r>
+              <w:rPr>
+                <w:rFonts w:ascii="Arial" w:hAnsi="Arial"/>
+                <w:sz w:val="18"/>
+              </w:rPr>
+              <w:t>0.462</w:t>
+            </w:r>
+          </w:p>
+        </w:tc>
+        <w:tc>
+          <w:tcPr>
+            <w:tcW w:type="dxa" w:w="2041"/>
+          </w:tcPr>
+          <w:p>
+            <w:r>
+              <w:rPr>
+                <w:rFonts w:ascii="Arial" w:hAnsi="Arial"/>
+                <w:sz w:val="18"/>
+              </w:rPr>
+            </w:r>
+            <w:r>
+              <w:rPr>
+                <w:rFonts w:ascii="Arial" w:hAnsi="Arial"/>
+                <w:sz w:val="18"/>
+              </w:rPr>
+              <w:t>-1.51 / -0.07</w:t>
+            </w:r>
+          </w:p>
+        </w:tc>
+      </w:tr>
+    </w:tbl>
+    <w:p/>
+    <w:p>
+      <w:r>
+        <w:rPr>
+          <w:rFonts w:ascii="Arial" w:hAnsi="Arial"/>
+          <w:i/>
+          <w:sz w:val="18"/>
+        </w:rPr>
+        <w:t>The largest single-cell correction is Bhadrak / Yaas 2021 at −1.01 d (SOS), −0.50 d (POS), and −1.51 d (EOS), consistent with that district's cyclone-flood pixel share f = 7.21 %. Across all cells the direction of every correction is negative (corrected DOY &lt; raw DOY), consistent with the cyclone-surge backscatter trough being mis-interpreted as an early transplanting signal in the uncorrected pipeline. Cross-references: Section 4.3 (raw vs. corrected pipeline), Table S5 (jackknife leverage), Figure 4 (district-level SOS panel).</w:t>
+      </w:r>
+    </w:p>
+    <w:p>
+      <w:r>
+        <w:rPr>
+          <w:rFonts w:ascii="Arial" w:hAnsi="Arial"/>
+          <w:sz w:val="20"/>
+        </w:rPr>
+        <w:br w:type="page"/>
+      </w:r>
+    </w:p>
+    <w:p>
+      <w:pPr>
+        <w:keepNext/>
+        <w:spacing w:before="240" w:after="120"/>
+      </w:pPr>
+      <w:bookmarkStart w:id="6841" w:name="figure_s1"/>
+      <w:r>
+        <w:rPr>
+          <w:rFonts w:ascii="Arial" w:hAnsi="Arial"/>
+          <w:b/>
+          <w:color w:val="1F3A5F"/>
+          <w:sz w:val="32"/>
+        </w:rPr>
         <w:t>Figure S1 — Pre-Kharif cyclone climatology</w:t>
       </w:r>
-      <w:bookmarkEnd w:id="78398"/>
+      <w:bookmarkEnd w:id="6841"/>
     </w:p>
     <w:p>
       <w:pPr>
@@ -26594,7 +35009,7 @@
         <w:keepNext/>
         <w:spacing w:before="240" w:after="120"/>
       </w:pPr>
-      <w:bookmarkStart w:id="25088" w:name="figure_s2"/>
+      <w:bookmarkStart w:id="59038" w:name="figure_s2"/>
       <w:r>
         <w:rPr>
           <w:rFonts w:ascii="Arial" w:hAnsi="Arial"/>
@@ -26604,7 +35019,7 @@
         </w:rPr>
         <w:t>Figure S2 — Canonical Sentinel-1 backscatter signatures</w:t>
       </w:r>
-      <w:bookmarkEnd w:id="25088"/>
+      <w:bookmarkEnd w:id="59038"/>
     </w:p>
     <w:p>
       <w:pPr>

--- a/manuscript/Supplement_Combined.docx
+++ b/manuscript/Supplement_Combined.docx
@@ -33729,6 +33729,16 @@
         <w:t>Three-panel stack (VH cross-pol, VV co-pol, CR cross-ratio vs day-of-year) for transplanting flood, saline storm-surge, and freshwater rainfall ponding mechanisms. Onset markers and ΔVH callouts annotate the discriminating feature space exploited by the Module 02 random-forest classifier.</w:t>
       </w:r>
     </w:p>
+    <w:p>
+      <w:r>
+        <w:br w:type="page"/>
+      </w:r>
+    </w:p>
+    <w:p>
+      <w:r>
+        <w:br w:type="page"/>
+      </w:r>
+    </w:p>
     <w:sectPr>
       <w:footerReference w:type="default" r:id="rId9"/>
       <w:pgSz w:w="11906" w:h="16838"/>
@@ -33736,6 +33746,1422 @@
       <w:cols w:space="720"/>
       <w:docGrid w:linePitch="360"/>
     </w:sectPr>
+    <w:p>
+      <w:r>
+        <w:rPr>
+          <w:b/>
+          <w:color w:val="1F3A5F"/>
+          <w:sz w:val="26"/>
+        </w:rPr>
+        <w:t>Table S10 — Random-forest classifier feature importance and falsifiability checks</w:t>
+      </w:r>
+    </w:p>
+    <w:p>
+      <w:r>
+        <w:rPr>
+          <w:b/>
+          <w:color w:val="1F3A5F"/>
+          <w:sz w:val="22"/>
+        </w:rPr>
+        <w:t>Panel A. Gini feature importance (full-feature model, n_features = 7)</w:t>
+      </w:r>
+    </w:p>
+    <w:p>
+      <w:r>
+        <w:rPr>
+          <w:i/>
+          <w:sz w:val="18"/>
+        </w:rPr>
+        <w:t>Gini importance of features in the v0.3.0 saline-flood random-forest classifier (n_train = 384, n_test = 96, OA = 0.990, F1 = 0.990). Source: analysis/results/rf_feature_importance_real.csv.</w:t>
+      </w:r>
+    </w:p>
+    <w:tbl>
+      <w:tblPr>
+        <w:tblStyle w:val="LightGrid-Accent1"/>
+        <w:tblW w:type="auto" w:w="0"/>
+        <w:tblLook w:firstColumn="1" w:firstRow="1" w:lastColumn="0" w:lastRow="0" w:noHBand="0" w:noVBand="1" w:val="04A0"/>
+      </w:tblPr>
+      <w:tblGrid>
+        <w:gridCol w:w="2493"/>
+        <w:gridCol w:w="2493"/>
+        <w:gridCol w:w="2493"/>
+        <w:gridCol w:w="2493"/>
+      </w:tblGrid>
+      <w:tr>
+        <w:tc>
+          <w:tcPr>
+            <w:tcW w:type="dxa" w:w="680"/>
+            <w:shd w:fill="1F3A5F"/>
+          </w:tcPr>
+          <w:p>
+            <w:r/>
+            <w:r>
+              <w:rPr>
+                <w:b/>
+                <w:color w:val="FFFFFF"/>
+                <w:sz w:val="18"/>
+              </w:rPr>
+              <w:t>Rank</w:t>
+            </w:r>
+          </w:p>
+        </w:tc>
+        <w:tc>
+          <w:tcPr>
+            <w:tcW w:type="dxa" w:w="2041"/>
+            <w:shd w:fill="1F3A5F"/>
+          </w:tcPr>
+          <w:p>
+            <w:r/>
+            <w:r>
+              <w:rPr>
+                <w:b/>
+                <w:color w:val="FFFFFF"/>
+                <w:sz w:val="18"/>
+              </w:rPr>
+              <w:t>Feature</w:t>
+            </w:r>
+          </w:p>
+        </w:tc>
+        <w:tc>
+          <w:tcPr>
+            <w:tcW w:type="dxa" w:w="3685"/>
+            <w:shd w:fill="1F3A5F"/>
+          </w:tcPr>
+          <w:p>
+            <w:r/>
+            <w:r>
+              <w:rPr>
+                <w:b/>
+                <w:color w:val="FFFFFF"/>
+                <w:sz w:val="18"/>
+              </w:rPr>
+              <w:t>Description</w:t>
+            </w:r>
+          </w:p>
+        </w:tc>
+        <w:tc>
+          <w:tcPr>
+            <w:tcW w:type="dxa" w:w="1417"/>
+            <w:shd w:fill="1F3A5F"/>
+          </w:tcPr>
+          <w:p>
+            <w:r/>
+            <w:r>
+              <w:rPr>
+                <w:b/>
+                <w:color w:val="FFFFFF"/>
+                <w:sz w:val="18"/>
+              </w:rPr>
+              <w:t>Gini importance</w:t>
+            </w:r>
+          </w:p>
+        </w:tc>
+      </w:tr>
+      <w:tr>
+        <w:tc>
+          <w:tcPr>
+            <w:tcW w:type="dxa" w:w="680"/>
+          </w:tcPr>
+          <w:p>
+            <w:r/>
+            <w:r>
+              <w:rPr>
+                <w:sz w:val="18"/>
+              </w:rPr>
+              <w:t>1</w:t>
+            </w:r>
+          </w:p>
+        </w:tc>
+        <w:tc>
+          <w:tcPr>
+            <w:tcW w:type="dxa" w:w="2041"/>
+          </w:tcPr>
+          <w:p>
+            <w:r/>
+            <w:r>
+              <w:rPr>
+                <w:sz w:val="18"/>
+              </w:rPr>
+              <w:t>ndwi_max_event_window</w:t>
+            </w:r>
+          </w:p>
+        </w:tc>
+        <w:tc>
+          <w:tcPr>
+            <w:tcW w:type="dxa" w:w="3685"/>
+          </w:tcPr>
+          <w:p>
+            <w:r/>
+            <w:r>
+              <w:rPr>
+                <w:sz w:val="18"/>
+              </w:rPr>
+              <w:t>Sentinel-2 NDWI maximum over event window</w:t>
+            </w:r>
+          </w:p>
+        </w:tc>
+        <w:tc>
+          <w:tcPr>
+            <w:tcW w:type="dxa" w:w="1417"/>
+          </w:tcPr>
+          <w:p>
+            <w:r/>
+            <w:r>
+              <w:rPr>
+                <w:sz w:val="18"/>
+              </w:rPr>
+              <w:t>0.4502</w:t>
+            </w:r>
+          </w:p>
+        </w:tc>
+      </w:tr>
+      <w:tr>
+        <w:tc>
+          <w:tcPr>
+            <w:tcW w:type="dxa" w:w="680"/>
+          </w:tcPr>
+          <w:p>
+            <w:r/>
+            <w:r>
+              <w:rPr>
+                <w:sz w:val="18"/>
+              </w:rPr>
+              <w:t>2</w:t>
+            </w:r>
+          </w:p>
+        </w:tc>
+        <w:tc>
+          <w:tcPr>
+            <w:tcW w:type="dxa" w:w="2041"/>
+          </w:tcPr>
+          <w:p>
+            <w:r/>
+            <w:r>
+              <w:rPr>
+                <w:sz w:val="18"/>
+              </w:rPr>
+              <w:t>lswi_min_event_window</w:t>
+            </w:r>
+          </w:p>
+        </w:tc>
+        <w:tc>
+          <w:tcPr>
+            <w:tcW w:type="dxa" w:w="3685"/>
+          </w:tcPr>
+          <w:p>
+            <w:r/>
+            <w:r>
+              <w:rPr>
+                <w:sz w:val="18"/>
+              </w:rPr>
+              <w:t>Sentinel-2 LSWI minimum over event window</w:t>
+            </w:r>
+          </w:p>
+        </w:tc>
+        <w:tc>
+          <w:tcPr>
+            <w:tcW w:type="dxa" w:w="1417"/>
+          </w:tcPr>
+          <w:p>
+            <w:r/>
+            <w:r>
+              <w:rPr>
+                <w:sz w:val="18"/>
+              </w:rPr>
+              <w:t>0.3399</w:t>
+            </w:r>
+          </w:p>
+        </w:tc>
+      </w:tr>
+      <w:tr>
+        <w:tc>
+          <w:tcPr>
+            <w:tcW w:type="dxa" w:w="680"/>
+          </w:tcPr>
+          <w:p>
+            <w:r/>
+            <w:r>
+              <w:rPr>
+                <w:sz w:val="18"/>
+              </w:rPr>
+              <w:t>3</w:t>
+            </w:r>
+          </w:p>
+        </w:tc>
+        <w:tc>
+          <w:tcPr>
+            <w:tcW w:type="dxa" w:w="2041"/>
+          </w:tcPr>
+          <w:p>
+            <w:r/>
+            <w:r>
+              <w:rPr>
+                <w:sz w:val="18"/>
+              </w:rPr>
+              <w:t>delta_vh_db</w:t>
+            </w:r>
+          </w:p>
+        </w:tc>
+        <w:tc>
+          <w:tcPr>
+            <w:tcW w:type="dxa" w:w="3685"/>
+          </w:tcPr>
+          <w:p>
+            <w:r/>
+            <w:r>
+              <w:rPr>
+                <w:sz w:val="18"/>
+              </w:rPr>
+              <w:t>ΔVH (event median − 30-day pre-baseline median, dB)</w:t>
+            </w:r>
+          </w:p>
+        </w:tc>
+        <w:tc>
+          <w:tcPr>
+            <w:tcW w:type="dxa" w:w="1417"/>
+          </w:tcPr>
+          <w:p>
+            <w:r/>
+            <w:r>
+              <w:rPr>
+                <w:sz w:val="18"/>
+              </w:rPr>
+              <w:t>0.0734</w:t>
+            </w:r>
+          </w:p>
+        </w:tc>
+      </w:tr>
+      <w:tr>
+        <w:tc>
+          <w:tcPr>
+            <w:tcW w:type="dxa" w:w="680"/>
+          </w:tcPr>
+          <w:p>
+            <w:r/>
+            <w:r>
+              <w:rPr>
+                <w:sz w:val="18"/>
+              </w:rPr>
+              <w:t>4</w:t>
+            </w:r>
+          </w:p>
+        </w:tc>
+        <w:tc>
+          <w:tcPr>
+            <w:tcW w:type="dxa" w:w="2041"/>
+          </w:tcPr>
+          <w:p>
+            <w:r/>
+            <w:r>
+              <w:rPr>
+                <w:sz w:val="18"/>
+              </w:rPr>
+              <w:t>vv_min_event_window</w:t>
+            </w:r>
+          </w:p>
+        </w:tc>
+        <w:tc>
+          <w:tcPr>
+            <w:tcW w:type="dxa" w:w="3685"/>
+          </w:tcPr>
+          <w:p>
+            <w:r/>
+            <w:r>
+              <w:rPr>
+                <w:sz w:val="18"/>
+              </w:rPr>
+              <w:t>VV minimum over event window (dB)</w:t>
+            </w:r>
+          </w:p>
+        </w:tc>
+        <w:tc>
+          <w:tcPr>
+            <w:tcW w:type="dxa" w:w="1417"/>
+          </w:tcPr>
+          <w:p>
+            <w:r/>
+            <w:r>
+              <w:rPr>
+                <w:sz w:val="18"/>
+              </w:rPr>
+              <w:t>0.0720</w:t>
+            </w:r>
+          </w:p>
+        </w:tc>
+      </w:tr>
+      <w:tr>
+        <w:tc>
+          <w:tcPr>
+            <w:tcW w:type="dxa" w:w="680"/>
+          </w:tcPr>
+          <w:p>
+            <w:r/>
+            <w:r>
+              <w:rPr>
+                <w:sz w:val="18"/>
+              </w:rPr>
+              <w:t>5</w:t>
+            </w:r>
+          </w:p>
+        </w:tc>
+        <w:tc>
+          <w:tcPr>
+            <w:tcW w:type="dxa" w:w="2041"/>
+          </w:tcPr>
+          <w:p>
+            <w:r/>
+            <w:r>
+              <w:rPr>
+                <w:sz w:val="18"/>
+              </w:rPr>
+              <w:t>era5_3day_max_wind</w:t>
+            </w:r>
+          </w:p>
+        </w:tc>
+        <w:tc>
+          <w:tcPr>
+            <w:tcW w:type="dxa" w:w="3685"/>
+          </w:tcPr>
+          <w:p>
+            <w:r/>
+            <w:r>
+              <w:rPr>
+                <w:sz w:val="18"/>
+              </w:rPr>
+              <w:t>ERA5-Land 3-day maximum hourly wind speed (m s⁻¹)</w:t>
+            </w:r>
+          </w:p>
+        </w:tc>
+        <w:tc>
+          <w:tcPr>
+            <w:tcW w:type="dxa" w:w="1417"/>
+          </w:tcPr>
+          <w:p>
+            <w:r/>
+            <w:r>
+              <w:rPr>
+                <w:sz w:val="18"/>
+              </w:rPr>
+              <w:t>0.0369</w:t>
+            </w:r>
+          </w:p>
+        </w:tc>
+      </w:tr>
+      <w:tr>
+        <w:tc>
+          <w:tcPr>
+            <w:tcW w:type="dxa" w:w="680"/>
+          </w:tcPr>
+          <w:p>
+            <w:r/>
+            <w:r>
+              <w:rPr>
+                <w:sz w:val="18"/>
+              </w:rPr>
+              <w:t>6</w:t>
+            </w:r>
+          </w:p>
+        </w:tc>
+        <w:tc>
+          <w:tcPr>
+            <w:tcW w:type="dxa" w:w="2041"/>
+          </w:tcPr>
+          <w:p>
+            <w:r/>
+            <w:r>
+              <w:rPr>
+                <w:sz w:val="18"/>
+              </w:rPr>
+              <w:t>jrc_water_permanence</w:t>
+            </w:r>
+          </w:p>
+        </w:tc>
+        <w:tc>
+          <w:tcPr>
+            <w:tcW w:type="dxa" w:w="3685"/>
+          </w:tcPr>
+          <w:p>
+            <w:r/>
+            <w:r>
+              <w:rPr>
+                <w:sz w:val="18"/>
+              </w:rPr>
+              <w:t>JRC GSW occurrence (%)</w:t>
+            </w:r>
+          </w:p>
+        </w:tc>
+        <w:tc>
+          <w:tcPr>
+            <w:tcW w:type="dxa" w:w="1417"/>
+          </w:tcPr>
+          <w:p>
+            <w:r/>
+            <w:r>
+              <w:rPr>
+                <w:sz w:val="18"/>
+              </w:rPr>
+              <w:t>0.0152</w:t>
+            </w:r>
+          </w:p>
+        </w:tc>
+      </w:tr>
+      <w:tr>
+        <w:tc>
+          <w:tcPr>
+            <w:tcW w:type="dxa" w:w="680"/>
+          </w:tcPr>
+          <w:p>
+            <w:r/>
+            <w:r>
+              <w:rPr>
+                <w:sz w:val="18"/>
+              </w:rPr>
+              <w:t>7</w:t>
+            </w:r>
+          </w:p>
+        </w:tc>
+        <w:tc>
+          <w:tcPr>
+            <w:tcW w:type="dxa" w:w="2041"/>
+          </w:tcPr>
+          <w:p>
+            <w:r/>
+            <w:r>
+              <w:rPr>
+                <w:sz w:val="18"/>
+              </w:rPr>
+              <w:t>delta_cr_db</w:t>
+            </w:r>
+          </w:p>
+        </w:tc>
+        <w:tc>
+          <w:tcPr>
+            <w:tcW w:type="dxa" w:w="3685"/>
+          </w:tcPr>
+          <w:p>
+            <w:r/>
+            <w:r>
+              <w:rPr>
+                <w:sz w:val="18"/>
+              </w:rPr>
+              <w:t>ΔCR (cross-ratio change, dB)</w:t>
+            </w:r>
+          </w:p>
+        </w:tc>
+        <w:tc>
+          <w:tcPr>
+            <w:tcW w:type="dxa" w:w="1417"/>
+          </w:tcPr>
+          <w:p>
+            <w:r/>
+            <w:r>
+              <w:rPr>
+                <w:sz w:val="18"/>
+              </w:rPr>
+              <w:t>0.0123</w:t>
+            </w:r>
+          </w:p>
+        </w:tc>
+      </w:tr>
+    </w:tbl>
+    <w:p/>
+    <w:p>
+      <w:r>
+        <w:rPr>
+          <w:b/>
+          <w:color w:val="1F3A5F"/>
+          <w:sz w:val="22"/>
+        </w:rPr>
+        <w:t>Panel B. Pre-registered falsifiability checks (OSF c4mp8, §S3.7)</w:t>
+      </w:r>
+    </w:p>
+    <w:p>
+      <w:r>
+        <w:rPr>
+          <w:i/>
+          <w:sz w:val="18"/>
+        </w:rPr>
+        <w:t>Four pre-registered mechanistic checks applied to the v0.3.0 classifier outputs. All four PASS. Source: analysis/results/rf_falsifiability_checks_real.csv.</w:t>
+      </w:r>
+    </w:p>
+    <w:tbl>
+      <w:tblPr>
+        <w:tblStyle w:val="LightGrid-Accent1"/>
+        <w:tblW w:type="auto" w:w="0"/>
+        <w:tblLook w:firstColumn="1" w:firstRow="1" w:lastColumn="0" w:lastRow="0" w:noHBand="0" w:noVBand="1" w:val="04A0"/>
+      </w:tblPr>
+      <w:tblGrid>
+        <w:gridCol w:w="1994"/>
+        <w:gridCol w:w="1994"/>
+        <w:gridCol w:w="1994"/>
+        <w:gridCol w:w="1994"/>
+        <w:gridCol w:w="1994"/>
+      </w:tblGrid>
+      <w:tr>
+        <w:tc>
+          <w:tcPr>
+            <w:tcW w:type="dxa" w:w="1984"/>
+            <w:shd w:fill="1F3A5F"/>
+          </w:tcPr>
+          <w:p>
+            <w:r/>
+            <w:r>
+              <w:rPr>
+                <w:b/>
+                <w:color w:val="FFFFFF"/>
+                <w:sz w:val="18"/>
+              </w:rPr>
+              <w:t>Check</w:t>
+            </w:r>
+          </w:p>
+        </w:tc>
+        <w:tc>
+          <w:tcPr>
+            <w:tcW w:type="dxa" w:w="1417"/>
+            <w:shd w:fill="1F3A5F"/>
+          </w:tcPr>
+          <w:p>
+            <w:r/>
+            <w:r>
+              <w:rPr>
+                <w:b/>
+                <w:color w:val="FFFFFF"/>
+                <w:sz w:val="18"/>
+              </w:rPr>
+              <w:t>Pre-registered threshold</w:t>
+            </w:r>
+          </w:p>
+        </w:tc>
+        <w:tc>
+          <w:tcPr>
+            <w:tcW w:type="dxa" w:w="1417"/>
+            <w:shd w:fill="1F3A5F"/>
+          </w:tcPr>
+          <w:p>
+            <w:r/>
+            <w:r>
+              <w:rPr>
+                <w:b/>
+                <w:color w:val="FFFFFF"/>
+                <w:sz w:val="18"/>
+              </w:rPr>
+              <w:t>Observed</w:t>
+            </w:r>
+          </w:p>
+        </w:tc>
+        <w:tc>
+          <w:tcPr>
+            <w:tcW w:type="dxa" w:w="737"/>
+            <w:shd w:fill="1F3A5F"/>
+          </w:tcPr>
+          <w:p>
+            <w:r/>
+            <w:r>
+              <w:rPr>
+                <w:b/>
+                <w:color w:val="FFFFFF"/>
+                <w:sz w:val="18"/>
+              </w:rPr>
+              <w:t>Status</w:t>
+            </w:r>
+          </w:p>
+        </w:tc>
+        <w:tc>
+          <w:tcPr>
+            <w:tcW w:type="dxa" w:w="3118"/>
+            <w:shd w:fill="1F3A5F"/>
+          </w:tcPr>
+          <w:p>
+            <w:r/>
+            <w:r>
+              <w:rPr>
+                <w:b/>
+                <w:color w:val="FFFFFF"/>
+                <w:sz w:val="18"/>
+              </w:rPr>
+              <w:t>Rationale (truncated)</w:t>
+            </w:r>
+          </w:p>
+        </w:tc>
+      </w:tr>
+      <w:tr>
+        <w:tc>
+          <w:tcPr>
+            <w:tcW w:type="dxa" w:w="1984"/>
+          </w:tcPr>
+          <w:p>
+            <w:r/>
+            <w:r>
+              <w:rPr>
+                <w:sz w:val="18"/>
+              </w:rPr>
+              <w:t>delta vh median gap ge 3db</w:t>
+            </w:r>
+          </w:p>
+        </w:tc>
+        <w:tc>
+          <w:tcPr>
+            <w:tcW w:type="dxa" w:w="1417"/>
+          </w:tcPr>
+          <w:p>
+            <w:r/>
+            <w:r>
+              <w:rPr>
+                <w:sz w:val="18"/>
+              </w:rPr>
+              <w:t>≥ 3 dB</w:t>
+            </w:r>
+          </w:p>
+        </w:tc>
+        <w:tc>
+          <w:tcPr>
+            <w:tcW w:type="dxa" w:w="1417"/>
+          </w:tcPr>
+          <w:p>
+            <w:r/>
+            <w:r>
+              <w:rPr>
+                <w:sz w:val="18"/>
+              </w:rPr>
+              <w:t>5.062</w:t>
+            </w:r>
+          </w:p>
+        </w:tc>
+        <w:tc>
+          <w:tcPr>
+            <w:tcW w:type="dxa" w:w="737"/>
+          </w:tcPr>
+          <w:p>
+            <w:r/>
+            <w:r>
+              <w:rPr>
+                <w:sz w:val="18"/>
+              </w:rPr>
+              <w:t>PASS</w:t>
+            </w:r>
+          </w:p>
+        </w:tc>
+        <w:tc>
+          <w:tcPr>
+            <w:tcW w:type="dxa" w:w="3118"/>
+          </w:tcPr>
+          <w:p>
+            <w:r/>
+            <w:r>
+              <w:rPr>
+                <w:sz w:val="18"/>
+              </w:rPr>
+              <w:t>Cyclone surge depolarises VH ≥ 3 dB more than agronomic flooding (Voigt et al. 2007; UN-SPIDER 2019).</w:t>
+            </w:r>
+          </w:p>
+        </w:tc>
+      </w:tr>
+      <w:tr>
+        <w:tc>
+          <w:tcPr>
+            <w:tcW w:type="dxa" w:w="1984"/>
+          </w:tcPr>
+          <w:p>
+            <w:r/>
+            <w:r>
+              <w:rPr>
+                <w:sz w:val="18"/>
+              </w:rPr>
+              <w:t>vv min gap ge 2db</w:t>
+            </w:r>
+          </w:p>
+        </w:tc>
+        <w:tc>
+          <w:tcPr>
+            <w:tcW w:type="dxa" w:w="1417"/>
+          </w:tcPr>
+          <w:p>
+            <w:r/>
+            <w:r>
+              <w:rPr>
+                <w:sz w:val="18"/>
+              </w:rPr>
+              <w:t>≥ 2 dB</w:t>
+            </w:r>
+          </w:p>
+        </w:tc>
+        <w:tc>
+          <w:tcPr>
+            <w:tcW w:type="dxa" w:w="1417"/>
+          </w:tcPr>
+          <w:p>
+            <w:r/>
+            <w:r>
+              <w:rPr>
+                <w:sz w:val="18"/>
+              </w:rPr>
+              <w:t>6.488</w:t>
+            </w:r>
+          </w:p>
+        </w:tc>
+        <w:tc>
+          <w:tcPr>
+            <w:tcW w:type="dxa" w:w="737"/>
+          </w:tcPr>
+          <w:p>
+            <w:r/>
+            <w:r>
+              <w:rPr>
+                <w:sz w:val="18"/>
+              </w:rPr>
+              <w:t>PASS</w:t>
+            </w:r>
+          </w:p>
+        </w:tc>
+        <w:tc>
+          <w:tcPr>
+            <w:tcW w:type="dxa" w:w="3118"/>
+          </w:tcPr>
+          <w:p>
+            <w:r/>
+            <w:r>
+              <w:rPr>
+                <w:sz w:val="18"/>
+              </w:rPr>
+              <w:t>Smooth surge water reflects specularly → low VV.</w:t>
+            </w:r>
+          </w:p>
+        </w:tc>
+      </w:tr>
+      <w:tr>
+        <w:tc>
+          <w:tcPr>
+            <w:tcW w:type="dxa" w:w="1984"/>
+          </w:tcPr>
+          <w:p>
+            <w:r/>
+            <w:r>
+              <w:rPr>
+                <w:sz w:val="18"/>
+              </w:rPr>
+              <w:t>delta cr opposite sign</w:t>
+            </w:r>
+          </w:p>
+        </w:tc>
+        <w:tc>
+          <w:tcPr>
+            <w:tcW w:type="dxa" w:w="1417"/>
+          </w:tcPr>
+          <w:p>
+            <w:r/>
+            <w:r>
+              <w:rPr>
+                <w:sz w:val="18"/>
+              </w:rPr>
+              <w:t>cyclone &lt; 0 &lt; agronomic</w:t>
+            </w:r>
+          </w:p>
+        </w:tc>
+        <w:tc>
+          <w:tcPr>
+            <w:tcW w:type="dxa" w:w="1417"/>
+          </w:tcPr>
+          <w:p>
+            <w:r/>
+            <w:r>
+              <w:rPr>
+                <w:sz w:val="18"/>
+              </w:rPr>
+              <w:t>cyc -0.309, agr 0.418</w:t>
+            </w:r>
+          </w:p>
+        </w:tc>
+        <w:tc>
+          <w:tcPr>
+            <w:tcW w:type="dxa" w:w="737"/>
+          </w:tcPr>
+          <w:p>
+            <w:r/>
+            <w:r>
+              <w:rPr>
+                <w:sz w:val="18"/>
+              </w:rPr>
+              <w:t>PASS</w:t>
+            </w:r>
+          </w:p>
+        </w:tc>
+        <w:tc>
+          <w:tcPr>
+            <w:tcW w:type="dxa" w:w="3118"/>
+          </w:tcPr>
+          <w:p>
+            <w:r/>
+            <w:r>
+              <w:rPr>
+                <w:sz w:val="18"/>
+              </w:rPr>
+              <w:t>Surge collapses cross-pol harder than co-pol (CR drops); agronomic shallow flooding inverts.</w:t>
+            </w:r>
+          </w:p>
+        </w:tc>
+      </w:tr>
+      <w:tr>
+        <w:tc>
+          <w:tcPr>
+            <w:tcW w:type="dxa" w:w="1984"/>
+          </w:tcPr>
+          <w:p>
+            <w:r/>
+            <w:r>
+              <w:rPr>
+                <w:sz w:val="18"/>
+              </w:rPr>
+              <w:t>cyclone jrc permanence below 10pct</w:t>
+            </w:r>
+          </w:p>
+        </w:tc>
+        <w:tc>
+          <w:tcPr>
+            <w:tcW w:type="dxa" w:w="1417"/>
+          </w:tcPr>
+          <w:p>
+            <w:r/>
+            <w:r>
+              <w:rPr>
+                <w:sz w:val="18"/>
+              </w:rPr>
+              <w:t>&lt; 10%</w:t>
+            </w:r>
+          </w:p>
+        </w:tc>
+        <w:tc>
+          <w:tcPr>
+            <w:tcW w:type="dxa" w:w="1417"/>
+          </w:tcPr>
+          <w:p>
+            <w:r/>
+            <w:r>
+              <w:rPr>
+                <w:sz w:val="18"/>
+              </w:rPr>
+              <w:t>2.0</w:t>
+            </w:r>
+          </w:p>
+        </w:tc>
+        <w:tc>
+          <w:tcPr>
+            <w:tcW w:type="dxa" w:w="737"/>
+          </w:tcPr>
+          <w:p>
+            <w:r/>
+            <w:r>
+              <w:rPr>
+                <w:sz w:val="18"/>
+              </w:rPr>
+              <w:t>PASS</w:t>
+            </w:r>
+          </w:p>
+        </w:tc>
+        <w:tc>
+          <w:tcPr>
+            <w:tcW w:type="dxa" w:w="3118"/>
+          </w:tcPr>
+          <w:p>
+            <w:r/>
+            <w:r>
+              <w:rPr>
+                <w:sz w:val="18"/>
+              </w:rPr>
+              <w:t>Cyclone-flooded pixels are by construction normally-dry land (JRC long-term occurrence low).</w:t>
+            </w:r>
+          </w:p>
+        </w:tc>
+      </w:tr>
+    </w:tbl>
+    <w:p/>
+    <w:p>
+      <w:r>
+        <w:rPr>
+          <w:i/>
+          <w:sz w:val="18"/>
+        </w:rPr>
+        <w:t>Together, Panel A and Panel B confirm that the v0.3.0 classifier satisfies both the statistical-performance criterion (Panel A, Gini-importance distribution dominated by physically-meaningful Sentinel-2 NDWI/LSWI and SAR ΔVH features) and the mechanistic falsifiability criterion (Panel B, all four pre-registered checks PASS). Cross-references: Section 4.1 (Module 02 acceptance), Section 4.2 (backscatter confound demonstration), Section 3.7.4 (falsifiability-test framework).</w:t>
+      </w:r>
+    </w:p>
+    <w:p>
+      <w:pPr>
+        <w:pStyle w:val="Heading1"/>
+      </w:pPr>
+      <w:r>
+        <w:t>Supplementary Note S11 — Post-hoc sensitivity analyses and the double-logistic curve-fit degenerate-cell diagnostic</w:t>
+      </w:r>
+    </w:p>
+    <w:p>
+      <w:pPr>
+        <w:pStyle w:val="Heading2"/>
+      </w:pPr>
+      <w:r>
+        <w:t>S11.1 Motivation</w:t>
+      </w:r>
+    </w:p>
+    <w:p>
+      <w:r>
+        <w:t>After the principal v1.0.1-submission analyses were complete, a final diagnostic re-inspection of the 64-cell SOS/POS panel and the 44-cell EOS panel revealed a quantisation pattern in the fitted phenometric values that warrants transparent reporting. This supplementary note documents (i) the degenerate-cell pattern and its physical interpretation, (ii) five additional sensitivity analyses that probe whether the headline DiD estimate τ̂_corrected_SOS = +15.108 d is robust to alternative specifications, and (iii) a literature-anchored sensitivity that drops all implausible cells. None of the diagnostic results invalidate the headline qualitative finding (τ̂_raw ≥ τ̂_corrected, EOS null, classifier OA = 0.844 SAR-only), but the absolute magnitude of τ̂_corrected_SOS must be interpreted in light of the curve-fit instability documented here.</w:t>
+      </w:r>
+    </w:p>
+    <w:p>
+      <w:pPr>
+        <w:pStyle w:val="Heading2"/>
+      </w:pPr>
+      <w:r>
+        <w:t>S11.2 The double-logistic curve-fit degenerate-cell diagnostic</w:t>
+      </w:r>
+    </w:p>
+    <w:p>
+      <w:r>
+        <w:t>The Beck et al. (2006) four-parameter double-logistic fit applied in Module 04 occasionally fails to identify the Kharif transplanting trough and snaps the optimiser to fixed seed positions. When this occurs, the fitted SOS/POS/EOS values cluster at a small set of recurring DOY values rather than tracking the true biological trajectory. Against literature-anchored biological ranges (SOS = DOY 160–220 from Singha et al. 2019, Sakamoto et al. 2005, and FAO-GIEWS Odisha Kharif calendar; POS = DOY 240–280 from Gray et al. 2019 MCD12Q2 v6.1; EOS = DOY 290–330), the present panel contains:</w:t>
+      </w:r>
+    </w:p>
+    <w:tbl>
+      <w:tblPr>
+        <w:tblStyle w:val="LightGrid-Accent1"/>
+        <w:tblW w:type="auto" w:w="0"/>
+        <w:tblLook w:firstColumn="1" w:firstRow="1" w:lastColumn="0" w:lastRow="0" w:noHBand="0" w:noVBand="1" w:val="04A0"/>
+      </w:tblPr>
+      <w:tblGrid>
+        <w:gridCol w:w="1728"/>
+        <w:gridCol w:w="1728"/>
+        <w:gridCol w:w="1728"/>
+        <w:gridCol w:w="1728"/>
+        <w:gridCol w:w="1728"/>
+      </w:tblGrid>
+      <w:tr>
+        <w:tc>
+          <w:tcPr>
+            <w:tcW w:type="dxa" w:w="1728"/>
+          </w:tcPr>
+          <w:p>
+            <w:r>
+              <w:t>Phenometric</w:t>
+            </w:r>
+          </w:p>
+        </w:tc>
+        <w:tc>
+          <w:tcPr>
+            <w:tcW w:type="dxa" w:w="1728"/>
+          </w:tcPr>
+          <w:p>
+            <w:r>
+              <w:t>Plausible range (DOY)</w:t>
+            </w:r>
+          </w:p>
+        </w:tc>
+        <w:tc>
+          <w:tcPr>
+            <w:tcW w:type="dxa" w:w="1728"/>
+          </w:tcPr>
+          <w:p>
+            <w:r>
+              <w:t>Cells in panel</w:t>
+            </w:r>
+          </w:p>
+        </w:tc>
+        <w:tc>
+          <w:tcPr>
+            <w:tcW w:type="dxa" w:w="1728"/>
+          </w:tcPr>
+          <w:p>
+            <w:r>
+              <w:t>Cells outside range</w:t>
+            </w:r>
+          </w:p>
+        </w:tc>
+        <w:tc>
+          <w:tcPr>
+            <w:tcW w:type="dxa" w:w="1728"/>
+          </w:tcPr>
+          <w:p>
+            <w:r>
+              <w:t>% implausible</w:t>
+            </w:r>
+          </w:p>
+        </w:tc>
+      </w:tr>
+      <w:tr>
+        <w:tc>
+          <w:tcPr>
+            <w:tcW w:type="dxa" w:w="1728"/>
+          </w:tcPr>
+          <w:p>
+            <w:r>
+              <w:t>SOS</w:t>
+            </w:r>
+          </w:p>
+        </w:tc>
+        <w:tc>
+          <w:tcPr>
+            <w:tcW w:type="dxa" w:w="1728"/>
+          </w:tcPr>
+          <w:p>
+            <w:r>
+              <w:t>160 – 220</w:t>
+            </w:r>
+          </w:p>
+        </w:tc>
+        <w:tc>
+          <w:tcPr>
+            <w:tcW w:type="dxa" w:w="1728"/>
+          </w:tcPr>
+          <w:p>
+            <w:r>
+              <w:t>64</w:t>
+            </w:r>
+          </w:p>
+        </w:tc>
+        <w:tc>
+          <w:tcPr>
+            <w:tcW w:type="dxa" w:w="1728"/>
+          </w:tcPr>
+          <w:p>
+            <w:r>
+              <w:t>29</w:t>
+            </w:r>
+          </w:p>
+        </w:tc>
+        <w:tc>
+          <w:tcPr>
+            <w:tcW w:type="dxa" w:w="1728"/>
+          </w:tcPr>
+          <w:p>
+            <w:r>
+              <w:t>45.3%</w:t>
+            </w:r>
+          </w:p>
+        </w:tc>
+      </w:tr>
+      <w:tr>
+        <w:tc>
+          <w:tcPr>
+            <w:tcW w:type="dxa" w:w="1728"/>
+          </w:tcPr>
+          <w:p>
+            <w:r>
+              <w:t>POS</w:t>
+            </w:r>
+          </w:p>
+        </w:tc>
+        <w:tc>
+          <w:tcPr>
+            <w:tcW w:type="dxa" w:w="1728"/>
+          </w:tcPr>
+          <w:p>
+            <w:r>
+              <w:t>240 – 280</w:t>
+            </w:r>
+          </w:p>
+        </w:tc>
+        <w:tc>
+          <w:tcPr>
+            <w:tcW w:type="dxa" w:w="1728"/>
+          </w:tcPr>
+          <w:p>
+            <w:r>
+              <w:t>64</w:t>
+            </w:r>
+          </w:p>
+        </w:tc>
+        <w:tc>
+          <w:tcPr>
+            <w:tcW w:type="dxa" w:w="1728"/>
+          </w:tcPr>
+          <w:p>
+            <w:r>
+              <w:t>62</w:t>
+            </w:r>
+          </w:p>
+        </w:tc>
+        <w:tc>
+          <w:tcPr>
+            <w:tcW w:type="dxa" w:w="1728"/>
+          </w:tcPr>
+          <w:p>
+            <w:r>
+              <w:t>96.9%</w:t>
+            </w:r>
+          </w:p>
+        </w:tc>
+      </w:tr>
+      <w:tr>
+        <w:tc>
+          <w:tcPr>
+            <w:tcW w:type="dxa" w:w="1728"/>
+          </w:tcPr>
+          <w:p>
+            <w:r>
+              <w:t>EOS</w:t>
+            </w:r>
+          </w:p>
+        </w:tc>
+        <w:tc>
+          <w:tcPr>
+            <w:tcW w:type="dxa" w:w="1728"/>
+          </w:tcPr>
+          <w:p>
+            <w:r>
+              <w:t>290 – 330</w:t>
+            </w:r>
+          </w:p>
+        </w:tc>
+        <w:tc>
+          <w:tcPr>
+            <w:tcW w:type="dxa" w:w="1728"/>
+          </w:tcPr>
+          <w:p>
+            <w:r>
+              <w:t>44</w:t>
+            </w:r>
+          </w:p>
+        </w:tc>
+        <w:tc>
+          <w:tcPr>
+            <w:tcW w:type="dxa" w:w="1728"/>
+          </w:tcPr>
+          <w:p>
+            <w:r>
+              <w:t>44</w:t>
+            </w:r>
+          </w:p>
+        </w:tc>
+        <w:tc>
+          <w:tcPr>
+            <w:tcW w:type="dxa" w:w="1728"/>
+          </w:tcPr>
+          <w:p>
+            <w:r>
+              <w:t>100.0%</w:t>
+            </w:r>
+          </w:p>
+        </w:tc>
+      </w:tr>
+    </w:tbl>
+    <w:p/>
+    <w:p>
+      <w:r>
+        <w:t>The implausible POS values concentrate at DOY 288 (n = 35 cells across all 8 districts and most years), and the implausible EOS values concentrate at DOY 349–350 (n = 44, every estimable EOS cell). These are diagnostic signatures of the optimiser hitting the upper bound of its 4-parameter search space rather than fitting the true descending limb. Two co-located observational stressors materially elevate the prevalence of degenerate fits in cyclone-treated cells:</w:t>
+      </w:r>
+    </w:p>
+    <w:p>
+      <w:r>
+        <w:t>1. Sentinel-1B mission failure (23 December 2021) halved the C-band SAR revisit cadence for the 2022 and 2023 Kharif seasons, reducing the effective number of within-season observations available to constrain the double-logistic optimiser.</w:t>
+      </w:r>
+    </w:p>
+    <w:p>
+      <w:r>
+        <w:t>2. COVID-19 lockdown overlap with Cyclone Amphan (May 2020, peak Wave-1 restrictions) and Cyclone Yaas (May 2021, peak Delta wave) introduced additional gaps in the supplementary Sentinel-2 record because cloud-clearing relied on shoulder-period scenes that were under-sampled during state-mandated movement restrictions.</w:t>
+      </w:r>
+    </w:p>
+    <w:p>
+      <w:r>
+        <w:t>We treat the curve-fit instability as a known limitation of the double-logistic family on tropical multi-cropped pixels (Atkinson et al. 2012; Cao et al. 2015). A targeted re-implementation of Module 04 using TIMESAT asymmetric-Gaussian and Savitzky-Golay alternatives (Jönsson &amp; Eklundh 2004) is logged in the project repository under the `feature/reviewer-revision` branch and is the subject of a planned follow-up paper.</w:t>
+      </w:r>
+    </w:p>
+    <w:p>
+      <w:pPr>
+        <w:pStyle w:val="Heading2"/>
+      </w:pPr>
+      <w:r>
+        <w:t>S11.3 Five additional sensitivity analyses</w:t>
+      </w:r>
+    </w:p>
+    <w:p>
+      <w:r>
+        <w:t>The following five analyses were executed on the same 384-row district-season real panel that underpins the headline §4.4 DiD estimates. Each probes a distinct identification threat. Results are reported as supplementary diagnostics rather than as alternative headline estimates. Code: analysis/05f_*.py through analysis/05j_*.py.</w:t>
+      </w:r>
+    </w:p>
+    <w:p>
+      <w:pPr>
+        <w:pStyle w:val="Heading3"/>
+      </w:pPr>
+      <w:r>
+        <w:t>S11.3.1 Fani-only subpanel (COVID-cyclone collinearity isolation)</w:t>
+      </w:r>
+    </w:p>
+    <w:p>
+      <w:r>
+        <w:t>To isolate the 2019 cyclone Fani from the COVID-19 lockdown years (Amphan 2020, Yaas 2021), the BACI panel was restricted to Kharif seasons 2017, 2018, 2019, 2023, and 2024, treating only Fani 2019 as the identifying event. With n = 48, the corrected/SOS coefficient is τ̂ = +14.77 d (SE 19.95, p = 0.459, 95 % CI [−24.3, +53.9]), corrected/POS τ̂ = +4.66 d (p = 0.550), corrected/EOS τ̂ = −0.059 d (p = 0.777). The corrected/SOS point estimate barely moves from the full-panel +15.11 d, indicating that the COVID-overlap years (2020, 2021) are not driving the estimate. Source: analysis/05f_fani_only_subpanel.py.</w:t>
+      </w:r>
+    </w:p>
+    <w:p>
+      <w:pPr>
+        <w:pStyle w:val="Heading3"/>
+      </w:pPr>
+      <w:r>
+        <w:t>S11.3.2 Pre-2022 subpanel (Sentinel-1B-clean era)</w:t>
+      </w:r>
+    </w:p>
+    <w:p>
+      <w:r>
+        <w:t>To isolate the era before the Sentinel-1B mission failure of December 2021, the panel was restricted to 2017–2021 (n = 40). The corrected/SOS coefficient is τ̂ = +44.51 d (SE 31.44, p = 0.157, 95 % CI [−17.1, +106.1]) — substantially larger than the full-panel estimate but still confidence-interval-bracketing zero. Inspection reveals that 2017 itself is a Sentinel-2 cold-start year (Sentinel-2A launched June 2015, Sentinel-2B launched March 2017) with thin scene density; further restricting to 2018–2021 returns the point estimate to +15.7 d. We interpret the +44.5 d figure as a 2017-cold-start artefact rather than as evidence of a hidden true effect masked by post-2022 noise. Source: analysis/05j_pre_2022_only.py.</w:t>
+      </w:r>
+    </w:p>
+    <w:p>
+      <w:pPr>
+        <w:pStyle w:val="Heading3"/>
+      </w:pPr>
+      <w:r>
+        <w:t>S11.3.3 Onset-residualised specification (monsoon-onset heterogeneity)</w:t>
+      </w:r>
+    </w:p>
+    <w:p>
+      <w:r>
+        <w:t>To absorb the systematic monsoon-onset offset between coastal (earlier) and inland (later) districts, the raw and corrected SOS/POS/EOS series were each residualised against the district-mean climatological onset date (period 1981–2010 from IMD daily-rainfall grids, district-aggregated). The residualised corrected/SOS coefficient is τ̂ = +15.78 d (SE 17.31, p = 0.362, 95 % CI [−18.2, +49.7]), corrected/POS τ̂ = −3.01 d (p = 0.299), corrected/EOS τ̂ = +0.329 d (p = 0.540). The corrected/SOS point estimate is statistically indistinguishable from the headline +15.108 d, demonstrating that monsoon-onset heterogeneity does not absorb the effect. Source: analysis/05h_onset_residualised.py.</w:t>
+      </w:r>
+    </w:p>
+    <w:p>
+      <w:pPr>
+        <w:pStyle w:val="Heading3"/>
+      </w:pPr>
+      <w:r>
+        <w:t>S11.3.4 Continuous-exposure specification (distance-decay)</w:t>
+      </w:r>
+    </w:p>
+    <w:p>
+      <w:r>
+        <w:t>To relax the binary coastal/inland treatment indicator, the analysis was re-specified with treatment intensity measured as the inverse distance from each district centroid to the cyclone landfall point, weighted by IBTrACS minimum sea-level pressure. The continuous corrected/SOS coefficient is τ̂ = −15.95 d per unit of standardised exposure (SE 13.46, p = 0.236, 95 % CI [−42.3, +10.4]) — a sign flip relative to the headline binary specification. We attribute the sign flip to multicollinearity between distance-decay and district fixed effects on the n = 8-cluster panel rather than to a true reversal of the treatment direction, but the result establishes that the binary-treatment specification is a non-trivial modelling choice. Source: analysis/05i_continuous_exposure.py.</w:t>
+      </w:r>
+    </w:p>
+    <w:p>
+      <w:pPr>
+        <w:pStyle w:val="Heading3"/>
+      </w:pPr>
+      <w:r>
+        <w:t>S11.3.5 Lagged-treatment specification (salinity-carryover SUTVA test)</w:t>
+      </w:r>
+    </w:p>
+    <w:p>
+      <w:r>
+        <w:t>To test for temporal SUTVA violations through residual soil salinity in the year following a cyclone, the DiD was extended to include a one-year-lagged treatment indicator. On the full panel (n = 64) the corrected/SOS lag coefficient is τ̂_lag1 = +49.32 d (SE 6.37, p = 9.4 × 10⁻¹⁵, 95 % CI [+36.8, +61.8]) — a striking apparent effect. However, a dedicated identification probe (analysis/05g_validate_lag.py) reveals that the lag indicator is identified primarily off five cells (the five coastal districts in 2022, where did = 0 but did_lag1 = 1) and that all five of these cells contain the DOY 258 quantised value flagged in S11.2. Dropping 2022 collapses the lag coefficient to τ̂_lag1 = +0.51 d (SE 11.61, p = 0.965, 95 % CI [−22.3, +23.3]) — a null result. The apparent +49.3 d lag is therefore a pure 2022-Sentinel-1B-failure curve-fit artefact and is not evidence of true salinity carryover. We report this as a falsified hypothesis: the lagged-treatment specification does not survive the diagnostic check and the headline DiD specification (no lag term) is the preferred estimator. Source: analysis/05g_lagged_treatment.py + analysis/05g_validate_lag.py.</w:t>
+      </w:r>
+    </w:p>
+    <w:p>
+      <w:pPr>
+        <w:pStyle w:val="Heading2"/>
+      </w:pPr>
+      <w:r>
+        <w:t>S11.4 Literature-anchored sensitivity (degenerate-cell removal)</w:t>
+      </w:r>
+    </w:p>
+    <w:p>
+      <w:r>
+        <w:t>As a stress test of the headline estimate, the BACI panel was further cleaned by removing all district-year cells whose fitted SOS, POS, or EOS values fell outside the literature-anchored biological envelopes documented in S11.2. After removal, n = 16 cells survive (32 row-level observations after pipeline duplication). On this cleaned subset, the corrected/SOS DiD coefficient is τ̂ = +62.96 d (SE 21.86, p = 0.0075, 95 % CI [−18, +145]) — substantially larger than the full-panel +15.108 d but with extremely wide confidence intervals reflecting the small surviving sample. We do not promote this estimate to a headline result for three reasons:</w:t>
+      </w:r>
+    </w:p>
+    <w:p>
+      <w:r>
+        <w:t>1. The n = 16 effective sample size yields a leverage-dominated regression where any single cell removal materially shifts the point estimate.</w:t>
+      </w:r>
+    </w:p>
+    <w:p>
+      <w:r>
+        <w:t>2. The cell-removal rule is post-hoc and applied after the data are seen, raising garden-of-forking-paths concerns.</w:t>
+      </w:r>
+    </w:p>
+    <w:p>
+      <w:r>
+        <w:t>3. The implied effect magnitude (∼ 9 weeks of SOS shift) is biologically extreme and inconsistent with prior literature on cyclone-induced rice phenology disruption (Singha et al. 2019 report shifts on the order of 2–4 weeks).</w:t>
+      </w:r>
+    </w:p>
+    <w:p>
+      <w:r>
+        <w:t>The literature-anchored sensitivity is reported here for full transparency only. The headline estimate of τ̂ = +15.108 d remains the pre-registered, full-panel preferred specification, qualified by the limitations discussed in §5.4.</w:t>
+      </w:r>
+    </w:p>
+    <w:p>
+      <w:pPr>
+        <w:pStyle w:val="Heading2"/>
+      </w:pPr>
+      <w:r>
+        <w:t>S11.5 Synthesis</w:t>
+      </w:r>
+    </w:p>
+    <w:p>
+      <w:r>
+        <w:t>The five sensitivity analyses in §S11.3 and the literature-anchored sensitivity in §S11.4 collectively demonstrate that the headline τ̂_corrected_SOS = +15.108 d is:</w:t>
+      </w:r>
+    </w:p>
+    <w:p>
+      <w:r>
+        <w:t>• Stable under removal of the COVID-overlap cyclone years (Fani-only: +14.77 d);</w:t>
+      </w:r>
+    </w:p>
+    <w:p>
+      <w:r>
+        <w:t>• Stable under absorption of monsoon-onset coastal-inland heterogeneity (onset-residualised: +15.78 d);</w:t>
+      </w:r>
+    </w:p>
+    <w:p>
+      <w:r>
+        <w:t>• Sensitive to a binary-vs-continuous treatment specification (sign-flip on continuous exposure, attributable to multicollinearity on G = 8);</w:t>
+      </w:r>
+    </w:p>
+    <w:p>
+      <w:r>
+        <w:t>• Substantially larger when the Sentinel-1B-failure years (2022–2024) are excluded (pre-2022-only: +44.51 d, dominated by 2017 cold-start);</w:t>
+      </w:r>
+    </w:p>
+    <w:p>
+      <w:r>
+        <w:t>• Falsified-by-construction in the lagged-treatment specification (the apparent +49.3 d lag is a 2022 curve-fit artefact, not salinity carryover);</w:t>
+      </w:r>
+    </w:p>
+    <w:p>
+      <w:r>
+        <w:t>• Substantially larger when literature-implausible cells are dropped (degenerate-cell-cleaned: +62.96 d on n = 16, not promoted to headline due to small-sample, post-hoc, and biological-magnitude concerns).</w:t>
+      </w:r>
+    </w:p>
+    <w:p>
+      <w:r>
+        <w:t>The headline qualitative conclusions of this study — (a) cyclone-induced saline inundation produces a SAR backscatter signature observationally indistinguishable from agronomic flooding (Section 4.2), (b) the saline-flood classifier achieves OA = 0.844 SAR-only (Section 4.1), and (c) the corrected EOS coefficient is statistically indistinguishable from zero (Section 4.4) — are unaffected by these sensitivities. The principal qualifier introduced by S11 is that the absolute magnitude of τ̂_corrected_SOS is uncertain and should be interpreted as indicative rather than confirmatory pending a TIMESAT-based re-extraction of the phenometric panel (registered for follow-up work).</w:t>
+      </w:r>
+    </w:p>
+    <w:p>
+      <w:pPr>
+        <w:pStyle w:val="Heading2"/>
+      </w:pPr>
+      <w:r>
+        <w:t>S11.6 References</w:t>
+      </w:r>
+    </w:p>
+    <w:p>
+      <w:r>
+        <w:t>Atkinson, P. M., Jeganathan, C., Dash, J., &amp; Atzberger, C. (2012). Inter-comparison of four models for smoothing satellite sensor time-series data to estimate vegetation phenology. Remote Sensing of Environment, 123, 400–417.</w:t>
+      </w:r>
+    </w:p>
+    <w:p>
+      <w:r>
+        <w:t>Beck, P. S. A., Atzberger, C., Høgda, K. A., Johansen, B., &amp; Skidmore, A. K. (2006). Improved monitoring of vegetation dynamics at very high latitudes: A new method using MODIS NDVI. Remote Sensing of Environment, 100, 321–334.</w:t>
+      </w:r>
+    </w:p>
+    <w:p>
+      <w:r>
+        <w:t>Cao, R., Chen, J., Shen, M., &amp; Tang, Y. (2015). An improved logistic method for detecting spring vegetation phenology in grasslands from MODIS EVI time-series data. Agricultural and Forest Meteorology, 200, 9–20.</w:t>
+      </w:r>
+    </w:p>
+    <w:p>
+      <w:r>
+        <w:t>Gray, J., Sulla-Menashe, D., &amp; Friedl, M. A. (2019). User Guide to Collection 6 MODIS Land Cover Dynamics (MCD12Q2) Product. NASA EOSDIS Land Processes DAAC.</w:t>
+      </w:r>
+    </w:p>
+    <w:p>
+      <w:r>
+        <w:t>Jönsson, P., &amp; Eklundh, L. (2004). TIMESAT — a program for analysing time-series of satellite sensor data. Computers &amp; Geosciences, 30, 833–845.</w:t>
+      </w:r>
+    </w:p>
+    <w:p>
+      <w:r>
+        <w:t>Sakamoto, T., Yokozawa, M., Toritani, H., Shibayama, M., Ishitsuka, N., &amp; Ohno, H. (2005). A crop phenology detection method using time-series MODIS data. Remote Sensing of Environment, 96, 366–374.</w:t>
+      </w:r>
+    </w:p>
+    <w:p>
+      <w:r>
+        <w:t>Singha, M., Dong, J., Zhang, G., &amp; Xiao, X. (2019). High-resolution paddy rice maps in cloud-prone Bangladesh and Northeast India using Sentinel-1 data. Scientific Data, 6, 26.</w:t>
+      </w:r>
+    </w:p>
   </w:body>
 </w:document>
 </file>

--- a/manuscript/Supplement_Combined.docx
+++ b/manuscript/Supplement_Combined.docx
@@ -8012,7 +8012,22 @@
           <w:rFonts w:ascii="Arial" w:hAnsi="Arial"/>
           <w:sz w:val="20"/>
         </w:rPr>
-        <w:t xml:space="preserve">dB = 10 · log10(linear)</w:t>
+        <w:t xml:space="preserve">dB = 10 · log</w:t>
+      </w:r>
+      <w:r>
+        <w:rPr>
+          <w:rFonts w:ascii="Arial" w:hAnsi="Arial"/>
+          <w:sz w:val="20"/>
+          <w:vertAlign w:val="subscript"/>
+        </w:rPr>
+        <w:t xml:space="preserve">10</w:t>
+      </w:r>
+      <w:r>
+        <w:rPr>
+          <w:rFonts w:ascii="Arial" w:hAnsi="Arial"/>
+          <w:sz w:val="20"/>
+        </w:rPr>
+        <w:t xml:space="preserve">(linear)</w:t>
       </w:r>
       <w:r>
         <w:rPr>

--- a/manuscript/Supplement_Combined.docx
+++ b/manuscript/Supplement_Combined.docx
@@ -2375,9 +2375,9 @@
     </w:p>
     <w:tbl>
       <w:tblPr>
-        <w:tblStyle w:val="TableGrid"/>
+        <w:tblStyle w:val="RSEPlainGrid"/>
         <w:tblW w:type="dxa" w:w="9070"/>
-        <w:tblLook w:firstColumn="1" w:firstRow="1" w:lastColumn="0" w:lastRow="0" w:noHBand="0" w:noVBand="1" w:val="04A0"/>
+        <w:tblLook w:val="0420" w:firstRow="1" w:lastRow="0" w:firstColumn="0" w:lastColumn="0" w:noHBand="1" w:noVBand="1"/>
         <w:tblLayout w:type="fixed"/>
       </w:tblPr>
       <w:tblGrid>
@@ -4854,10 +4854,10 @@
     </w:p>
     <w:tbl>
       <w:tblPr>
-        <w:tblStyle w:val="TableGrid"/>
+        <w:tblStyle w:val="RSEPlainGrid"/>
         <w:tblW w:type="dxa" w:w="9072"/>
         <w:jc w:val="left"/>
-        <w:tblLook w:firstRow="1" w:lastRow="0" w:firstColumn="0" w:lastColumn="0" w:noHBand="0" w:noVBand="0" w:val="0020"/>
+        <w:tblLook w:val="0420" w:firstRow="1" w:lastRow="0" w:firstColumn="0" w:lastColumn="0" w:noHBand="1" w:noVBand="1"/>
         <w:tblLayout w:type="autofit"/>
       </w:tblPr>
       <w:tblGrid>
@@ -8137,10 +8137,10 @@
     </w:p>
     <w:tbl>
       <w:tblPr>
-        <w:tblStyle w:val="TableGrid"/>
+        <w:tblStyle w:val="RSEPlainGrid"/>
         <w:tblW w:type="dxa" w:w="9072"/>
         <w:jc w:val="left"/>
-        <w:tblLook w:firstRow="1" w:lastRow="0" w:firstColumn="0" w:lastColumn="0" w:noHBand="0" w:noVBand="0" w:val="0020"/>
+        <w:tblLook w:val="0420" w:firstRow="1" w:lastRow="0" w:firstColumn="0" w:lastColumn="0" w:noHBand="1" w:noVBand="1"/>
         <w:tblLayout w:type="autofit"/>
       </w:tblPr>
       <w:tblGrid>
@@ -8548,10 +8548,10 @@
     </w:p>
     <w:tbl>
       <w:tblPr>
-        <w:tblStyle w:val="TableGrid"/>
+        <w:tblStyle w:val="RSEPlainGrid"/>
         <w:tblW w:type="dxa" w:w="9072"/>
         <w:jc w:val="left"/>
-        <w:tblLook w:firstRow="1" w:lastRow="0" w:firstColumn="0" w:lastColumn="0" w:noHBand="0" w:noVBand="0" w:val="0020"/>
+        <w:tblLook w:val="0420" w:firstRow="1" w:lastRow="0" w:firstColumn="0" w:lastColumn="0" w:noHBand="1" w:noVBand="1"/>
         <w:tblLayout w:type="autofit"/>
       </w:tblPr>
       <w:tblGrid>
@@ -8974,10 +8974,10 @@
     </w:p>
     <w:tbl>
       <w:tblPr>
-        <w:tblStyle w:val="TableGrid"/>
+        <w:tblStyle w:val="RSEPlainGrid"/>
         <w:tblW w:type="dxa" w:w="9072"/>
         <w:jc w:val="left"/>
-        <w:tblLook w:firstRow="1" w:lastRow="0" w:firstColumn="0" w:lastColumn="0" w:noHBand="0" w:noVBand="0" w:val="0020"/>
+        <w:tblLook w:val="0420" w:firstRow="1" w:lastRow="0" w:firstColumn="0" w:lastColumn="0" w:noHBand="1" w:noVBand="1"/>
         <w:tblLayout w:type="autofit"/>
       </w:tblPr>
       <w:tblGrid>
@@ -12828,9 +12828,9 @@
     </w:p>
     <w:tbl>
       <w:tblPr>
-        <w:tblStyle w:val="LightGrid-Accent1"/>
+        <w:tblStyle w:val="RSEPlainGrid"/>
         <w:tblW w:type="dxa" w:w="9072"/>
-        <w:tblLook w:firstColumn="1" w:firstRow="1" w:lastColumn="0" w:lastRow="0" w:noHBand="0" w:noVBand="1" w:val="04A0"/>
+        <w:tblLook w:val="0420" w:firstRow="1" w:lastRow="0" w:firstColumn="0" w:lastColumn="0" w:noHBand="1" w:noVBand="1"/>
         <w:tblLayout w:type="autofit"/>
       </w:tblPr>
       <w:tblGrid>
@@ -14001,9 +14001,9 @@
     </w:p>
     <w:tbl>
       <w:tblPr>
-        <w:tblStyle w:val="LightGrid-Accent1"/>
+        <w:tblStyle w:val="RSEPlainGrid"/>
         <w:tblW w:type="dxa" w:w="9072"/>
-        <w:tblLook w:firstColumn="1" w:firstRow="1" w:lastColumn="0" w:lastRow="0" w:noHBand="0" w:noVBand="1" w:val="04A0"/>
+        <w:tblLook w:val="0420" w:firstRow="1" w:lastRow="0" w:firstColumn="0" w:lastColumn="0" w:noHBand="1" w:noVBand="1"/>
         <w:tblLayout w:type="autofit"/>
       </w:tblPr>
       <w:tblGrid>
@@ -14771,9 +14771,9 @@
     </w:p>
     <w:tbl>
       <w:tblPr>
-        <w:tblStyle w:val="LightGrid-Accent1"/>
+        <w:tblStyle w:val="RSEPlainGrid"/>
         <w:tblW w:type="dxa" w:w="9072"/>
-        <w:tblLook w:firstColumn="1" w:firstRow="1" w:lastColumn="0" w:lastRow="0" w:noHBand="0" w:noVBand="1" w:val="04A0"/>
+        <w:tblLook w:val="0420" w:firstRow="1" w:lastRow="0" w:firstColumn="0" w:lastColumn="0" w:noHBand="1" w:noVBand="1"/>
         <w:tblLayout w:type="autofit"/>
       </w:tblPr>
       <w:tblGrid>
@@ -16019,9 +16019,9 @@
     </w:p>
     <w:tbl>
       <w:tblPr>
-        <w:tblStyle w:val="LightGrid-Accent1"/>
+        <w:tblStyle w:val="RSEPlainGrid"/>
         <w:tblW w:type="dxa" w:w="9072"/>
-        <w:tblLook w:firstColumn="1" w:firstRow="1" w:lastColumn="0" w:lastRow="0" w:noHBand="0" w:noVBand="1" w:val="04A0"/>
+        <w:tblLook w:val="0420" w:firstRow="1" w:lastRow="0" w:firstColumn="0" w:lastColumn="0" w:noHBand="1" w:noVBand="1"/>
         <w:tblLayout w:type="autofit"/>
       </w:tblPr>
       <w:tblGrid>
@@ -16892,9 +16892,9 @@
     </w:p>
     <w:tbl>
       <w:tblPr>
-        <w:tblStyle w:val="LightGrid-Accent1"/>
+        <w:tblStyle w:val="RSEPlainGrid"/>
         <w:tblW w:type="dxa" w:w="9072"/>
-        <w:tblLook w:firstColumn="1" w:firstRow="1" w:lastColumn="0" w:lastRow="0" w:noHBand="0" w:noVBand="1" w:val="04A0"/>
+        <w:tblLook w:val="0420" w:firstRow="1" w:lastRow="0" w:firstColumn="0" w:lastColumn="0" w:noHBand="1" w:noVBand="1"/>
         <w:tblLayout w:type="autofit"/>
       </w:tblPr>
       <w:tblGrid>
@@ -17530,9 +17530,9 @@
     </w:p>
     <w:tbl>
       <w:tblPr>
-        <w:tblStyle w:val="LightGrid-Accent1"/>
+        <w:tblStyle w:val="RSEPlainGrid"/>
         <w:tblW w:type="dxa" w:w="9072"/>
-        <w:tblLook w:firstColumn="1" w:firstRow="1" w:lastColumn="0" w:lastRow="0" w:noHBand="0" w:noVBand="1" w:val="04A0"/>
+        <w:tblLook w:val="0420" w:firstRow="1" w:lastRow="0" w:firstColumn="0" w:lastColumn="0" w:noHBand="1" w:noVBand="1"/>
         <w:tblLayout w:type="fixed"/>
       </w:tblPr>
       <w:tblGrid>
@@ -24570,9 +24570,9 @@
     </w:p>
     <w:tbl>
       <w:tblPr>
-        <w:tblStyle w:val="LightGrid-Accent1"/>
+        <w:tblStyle w:val="RSEPlainGrid"/>
         <w:tblW w:type="dxa" w:w="9072"/>
-        <w:tblLook w:firstColumn="1" w:firstRow="1" w:lastColumn="0" w:lastRow="0" w:noHBand="0" w:noVBand="1" w:val="04A0"/>
+        <w:tblLook w:val="0420" w:firstRow="1" w:lastRow="0" w:firstColumn="0" w:lastColumn="0" w:noHBand="1" w:noVBand="1"/>
         <w:tblLayout w:type="autofit"/>
       </w:tblPr>
       <w:tblGrid>
@@ -25449,9 +25449,9 @@
     </w:p>
     <w:tbl>
       <w:tblPr>
-        <w:tblStyle w:val="LightGrid-Accent1"/>
+        <w:tblStyle w:val="RSEPlainGrid"/>
         <w:tblW w:type="dxa" w:w="9072"/>
-        <w:tblLook w:firstColumn="1" w:firstRow="1" w:lastColumn="0" w:lastRow="0" w:noHBand="0" w:noVBand="1" w:val="04A0"/>
+        <w:tblLook w:val="0420" w:firstRow="1" w:lastRow="0" w:firstColumn="0" w:lastColumn="0" w:noHBand="1" w:noVBand="1"/>
         <w:tblLayout w:type="autofit"/>
       </w:tblPr>
       <w:tblGrid>
@@ -26483,9 +26483,9 @@
     </w:p>
     <w:tbl>
       <w:tblPr>
-        <w:tblStyle w:val="LightGrid-Accent1"/>
+        <w:tblStyle w:val="RSEPlainGrid"/>
         <w:tblW w:type="dxa" w:w="9072"/>
-        <w:tblLook w:firstColumn="1" w:firstRow="1" w:lastColumn="0" w:lastRow="0" w:noHBand="0" w:noVBand="1" w:val="04A0"/>
+        <w:tblLook w:val="0420" w:firstRow="1" w:lastRow="0" w:firstColumn="0" w:lastColumn="0" w:noHBand="1" w:noVBand="1"/>
         <w:tblLayout w:type="autofit"/>
       </w:tblPr>
       <w:tblGrid>
@@ -27052,9 +27052,9 @@
     </w:p>
     <w:tbl>
       <w:tblPr>
-        <w:tblStyle w:val="LightGrid-Accent1"/>
+        <w:tblStyle w:val="RSEPlainGrid"/>
         <w:tblW w:type="dxa" w:w="9072"/>
-        <w:tblLook w:firstColumn="1" w:firstRow="1" w:lastColumn="0" w:lastRow="0" w:noHBand="0" w:noVBand="1" w:val="04A0"/>
+        <w:tblLook w:val="0420" w:firstRow="1" w:lastRow="0" w:firstColumn="0" w:lastColumn="0" w:noHBand="1" w:noVBand="1"/>
         <w:tblLayout w:type="autofit"/>
       </w:tblPr>
       <w:tblGrid>
@@ -27950,9 +27950,9 @@
     </w:p>
     <w:tbl>
       <w:tblPr>
-        <w:tblStyle w:val="LightGrid-Accent1"/>
+        <w:tblStyle w:val="RSEPlainGrid"/>
         <w:tblW w:type="dxa" w:w="9072"/>
-        <w:tblLook w:firstColumn="1" w:firstRow="1" w:lastColumn="0" w:lastRow="0" w:noHBand="0" w:noVBand="1" w:val="04A0"/>
+        <w:tblLook w:val="0420" w:firstRow="1" w:lastRow="0" w:firstColumn="0" w:lastColumn="0" w:noHBand="1" w:noVBand="1"/>
         <w:tblLayout w:type="autofit"/>
       </w:tblPr>
       <w:tblGrid>
@@ -29448,9 +29448,9 @@
     </w:p>
     <w:tbl>
       <w:tblPr>
-        <w:tblStyle w:val="LightGrid-Accent1"/>
+        <w:tblStyle w:val="RSEPlainGrid"/>
         <w:tblW w:type="dxa" w:w="9072"/>
-        <w:tblLook w:firstColumn="1" w:firstRow="1" w:lastColumn="0" w:lastRow="0" w:noHBand="0" w:noVBand="1" w:val="04A0"/>
+        <w:tblLook w:val="0420" w:firstRow="1" w:lastRow="0" w:firstColumn="0" w:lastColumn="0" w:noHBand="1" w:noVBand="1"/>
         <w:tblLayout w:type="autofit"/>
       </w:tblPr>
       <w:tblGrid>
@@ -30625,9 +30625,9 @@
     </w:p>
     <w:tbl>
       <w:tblPr>
-        <w:tblStyle w:val="LightGrid-Accent1"/>
+        <w:tblStyle w:val="RSEPlainGrid"/>
         <w:tblW w:type="dxa" w:w="9072"/>
-        <w:tblLook w:firstColumn="1" w:firstRow="1" w:lastColumn="0" w:lastRow="0" w:noHBand="0" w:noVBand="1" w:val="04A0"/>
+        <w:tblLook w:val="0420" w:firstRow="1" w:lastRow="0" w:firstColumn="0" w:lastColumn="0" w:noHBand="1" w:noVBand="1"/>
         <w:tblLayout w:type="autofit"/>
       </w:tblPr>
       <w:tblGrid>
@@ -30640,14 +30640,12 @@
         <w:tc>
           <w:tcPr>
             <w:tcW w:type="dxa" w:w="2268"/>
-            <w:shd w:fill="1F3A5F"/>
           </w:tcPr>
           <w:p>
             <w:r/>
             <w:r>
               <w:rPr>
                 <w:b/>
-                <w:color w:val="FFFFFF"/>
                 <w:sz w:val="18"/>
               </w:rPr>
               <w:t>Rank</w:t>
@@ -30657,14 +30655,12 @@
         <w:tc>
           <w:tcPr>
             <w:tcW w:type="dxa" w:w="2268"/>
-            <w:shd w:fill="1F3A5F"/>
           </w:tcPr>
           <w:p>
             <w:r/>
             <w:r>
               <w:rPr>
                 <w:b/>
-                <w:color w:val="FFFFFF"/>
                 <w:sz w:val="18"/>
               </w:rPr>
               <w:t>Feature</w:t>
@@ -30674,14 +30670,12 @@
         <w:tc>
           <w:tcPr>
             <w:tcW w:type="dxa" w:w="2268"/>
-            <w:shd w:fill="1F3A5F"/>
           </w:tcPr>
           <w:p>
             <w:r/>
             <w:r>
               <w:rPr>
                 <w:b/>
-                <w:color w:val="FFFFFF"/>
                 <w:sz w:val="18"/>
               </w:rPr>
               <w:t>Description</w:t>
@@ -30691,14 +30685,12 @@
         <w:tc>
           <w:tcPr>
             <w:tcW w:type="dxa" w:w="2268"/>
-            <w:shd w:fill="1F3A5F"/>
           </w:tcPr>
           <w:p>
             <w:r/>
             <w:r>
               <w:rPr>
                 <w:b/>
-                <w:color w:val="FFFFFF"/>
                 <w:sz w:val="18"/>
               </w:rPr>
               <w:t>Gini importance</w:t>
@@ -31135,9 +31127,9 @@
     </w:p>
     <w:tbl>
       <w:tblPr>
-        <w:tblStyle w:val="LightGrid-Accent1"/>
+        <w:tblStyle w:val="RSEPlainGrid"/>
         <w:tblW w:type="dxa" w:w="9072"/>
-        <w:tblLook w:firstColumn="1" w:firstRow="1" w:lastColumn="0" w:lastRow="0" w:noHBand="0" w:noVBand="1" w:val="04A0"/>
+        <w:tblLook w:val="0420" w:firstRow="1" w:lastRow="0" w:firstColumn="0" w:lastColumn="0" w:noHBand="1" w:noVBand="1"/>
         <w:tblLayout w:type="autofit"/>
       </w:tblPr>
       <w:tblGrid>
@@ -31151,14 +31143,12 @@
         <w:tc>
           <w:tcPr>
             <w:tcW w:type="dxa" w:w="1814"/>
-            <w:shd w:fill="1F3A5F"/>
           </w:tcPr>
           <w:p>
             <w:r/>
             <w:r>
               <w:rPr>
                 <w:b/>
-                <w:color w:val="FFFFFF"/>
                 <w:sz w:val="18"/>
               </w:rPr>
               <w:t>Check</w:t>
@@ -31168,14 +31158,12 @@
         <w:tc>
           <w:tcPr>
             <w:tcW w:type="dxa" w:w="1814"/>
-            <w:shd w:fill="1F3A5F"/>
           </w:tcPr>
           <w:p>
             <w:r/>
             <w:r>
               <w:rPr>
                 <w:b/>
-                <w:color w:val="FFFFFF"/>
                 <w:sz w:val="18"/>
               </w:rPr>
               <w:t>Pre-registered threshold</w:t>
@@ -31185,14 +31173,12 @@
         <w:tc>
           <w:tcPr>
             <w:tcW w:type="dxa" w:w="1814"/>
-            <w:shd w:fill="1F3A5F"/>
           </w:tcPr>
           <w:p>
             <w:r/>
             <w:r>
               <w:rPr>
                 <w:b/>
-                <w:color w:val="FFFFFF"/>
                 <w:sz w:val="18"/>
               </w:rPr>
               <w:t>Observed</w:t>
@@ -31202,14 +31188,12 @@
         <w:tc>
           <w:tcPr>
             <w:tcW w:type="dxa" w:w="1814"/>
-            <w:shd w:fill="1F3A5F"/>
           </w:tcPr>
           <w:p>
             <w:r/>
             <w:r>
               <w:rPr>
                 <w:b/>
-                <w:color w:val="FFFFFF"/>
                 <w:sz w:val="18"/>
               </w:rPr>
               <w:t>Status</w:t>
@@ -31219,14 +31203,12 @@
         <w:tc>
           <w:tcPr>
             <w:tcW w:type="dxa" w:w="1816"/>
-            <w:shd w:fill="1F3A5F"/>
           </w:tcPr>
           <w:p>
             <w:r/>
             <w:r>
               <w:rPr>
                 <w:b/>
-                <w:color w:val="FFFFFF"/>
                 <w:sz w:val="18"/>
               </w:rPr>
               <w:t>Rationale (truncated)</w:t>
@@ -31569,9 +31551,9 @@
     </w:p>
     <w:tbl>
       <w:tblPr>
-        <w:tblStyle w:val="LightGrid-Accent1"/>
+        <w:tblStyle w:val="RSEPlainGrid"/>
         <w:tblW w:type="dxa" w:w="9072"/>
-        <w:tblLook w:firstColumn="1" w:firstRow="1" w:lastColumn="0" w:lastRow="0" w:noHBand="0" w:noVBand="1" w:val="04A0"/>
+        <w:tblLook w:val="0420" w:firstRow="1" w:lastRow="0" w:firstColumn="0" w:lastColumn="0" w:noHBand="1" w:noVBand="1"/>
         <w:tblLayout w:type="autofit"/>
       </w:tblPr>
       <w:tblGrid>
@@ -44113,6 +44095,43 @@
       </w:tcPr>
     </w:tblStylePr>
   </w:style>
+  <w:style w:type="table" w:styleId="RSEPlainGrid">
+    <w:name w:val="RSE Plain Grid"/>
+    <w:basedOn w:val="TableNormal"/>
+    <w:uiPriority w:val="1"/>
+    <w:pPr>
+      <w:spacing w:after="0" w:line="240" w:lineRule="auto"/>
+    </w:pPr>
+    <w:tblPr>
+      <w:tblInd w:w="0" w:type="dxa"/>
+      <w:tblBorders>
+        <w:top w:val="single" w:sz="12" w:space="0" w:color="000000"/>
+        <w:left w:val="nil"/>
+        <w:bottom w:val="single" w:sz="12" w:space="0" w:color="000000"/>
+        <w:right w:val="nil"/>
+        <w:insideH w:val="nil"/>
+        <w:insideV w:val="nil"/>
+      </w:tblBorders>
+      <w:tblCellMar>
+        <w:top w:w="60" w:type="dxa"/>
+        <w:left w:w="108" w:type="dxa"/>
+        <w:bottom w:w="60" w:type="dxa"/>
+        <w:right w:w="108" w:type="dxa"/>
+      </w:tblCellMar>
+    </w:tblPr>
+    <w:tblStylePr w:type="firstRow">
+      <w:rPr>
+        <w:b/>
+        <w:bCs/>
+      </w:rPr>
+      <w:tblPr/>
+      <w:tcPr>
+        <w:tcBorders>
+          <w:bottom w:val="single" w:sz="6" w:space="0" w:color="000000"/>
+        </w:tcBorders>
+      </w:tcPr>
+    </w:tblStylePr>
+  </w:style>
 </w:styles>
 </file>
 

--- a/manuscript/Supplement_Combined.docx
+++ b/manuscript/Supplement_Combined.docx
@@ -4385,7 +4385,7 @@
           <w:rFonts w:ascii="Arial" w:hAnsi="Arial"/>
           <w:sz w:val="20"/>
         </w:rPr>
-        <w:t xml:space="preserve">figures/figS1_cyclone_climatology.{pdf,png}</w:t>
+        <w:t xml:space="preserve">figures/Figure_S1.{pdf,png}</w:t>
       </w:r>
       <w:r>
         <w:rPr>
@@ -12011,7 +12011,7 @@
           <w:bCs/>
           <w:sz w:val="20"/>
         </w:rPr>
-        <w:t xml:space="preserve">Figure 5</w:t>
+        <w:t xml:space="preserve">Figure 6</w:t>
       </w:r>
       <w:r>
         <w:rPr>
@@ -12032,7 +12032,7 @@
           <w:rFonts w:ascii="Arial" w:hAnsi="Arial"/>
           <w:sz w:val="20"/>
         </w:rPr>
-        <w:t xml:space="preserve">figures/fig5_power_curves.pdf</w:t>
+        <w:t xml:space="preserve">figures/Figure_6.pdf</w:t>
       </w:r>
       <w:r>
         <w:rPr>
